--- a/AAA_Insights_PRD.docx
+++ b/AAA_Insights_PRD.docx
@@ -107,10 +107,10 @@
           <w:i/>
           <w:iCs/>
           <w:color w:val="6B6F76"/>
-          <w:sz w:val="28"/>
-          <w:szCs w:val="28"/>
-        </w:rPr>
-        <w:t xml:space="preserve">A feedback-to-insight service: collect surveys, reviews, ratings, and comments — then let AI turn them into decisions.</w:t>
+          <w:sz w:val="27"/>
+          <w:szCs w:val="27"/>
+        </w:rPr>
+        <w:t xml:space="preserve">Collect surveys, reviews, ratings, and comments — then let AI turn them into customer and competitive insight.</w:t>
       </w:r>
     </w:p>
     <w:p>
@@ -133,7 +133,7 @@
           <w:sz w:val="18"/>
           <w:szCs w:val="18"/>
         </w:rPr>
-        <w:t xml:space="preserve">v1 — Draft (awaiting client approval)</w:t>
+        <w:t xml:space="preserve">v2 — Draft (revised per client input)</w:t>
       </w:r>
     </w:p>
     <w:p>
@@ -273,7 +273,7 @@
           <w:sz w:val="17"/>
           <w:szCs w:val="17"/>
         </w:rPr>
-        <w:t xml:space="preserve">CONTENTS</w:t>
+        <w:t xml:space="preserve">WHAT CHANGED IN V2</w:t>
       </w:r>
     </w:p>
     <w:p>
@@ -292,6 +292,160 @@
         <w:t xml:space="preserve"/>
       </w:r>
     </w:p>
+    <w:tbl>
+      <w:tblPr>
+        <w:tblW w:type="dxa" w:w="9360"/>
+        <w:tblBorders>
+          <w:top w:val="none" w:color="auto" w:sz="0"/>
+          <w:left w:val="single" w:color="D9763A" w:sz="24"/>
+          <w:bottom w:val="none" w:color="auto" w:sz="0"/>
+          <w:right w:val="none" w:color="auto" w:sz="0"/>
+          <w:insideH w:val="none" w:color="auto" w:sz="0"/>
+          <w:insideV w:val="none" w:color="auto" w:sz="0"/>
+        </w:tblBorders>
+      </w:tblPr>
+      <w:tblGrid>
+        <w:gridCol w:w="9360"/>
+      </w:tblGrid>
+      <w:tr>
+        <w:tc>
+          <w:tcPr>
+            <w:tcW w:type="dxa" w:w="9360"/>
+            <w:shd w:fill="E5E2DA" w:color="auto" w:val="clear"/>
+            <w:tcMar>
+              <w:top w:type="dxa" w:w="160"/>
+              <w:left w:type="dxa" w:w="220"/>
+              <w:bottom w:type="dxa" w:w="160"/>
+              <w:right w:type="dxa" w:w="220"/>
+            </w:tcMar>
+          </w:tcPr>
+          <w:p>
+            <w:pPr>
+              <w:spacing w:after="60"/>
+            </w:pPr>
+            <w:r>
+              <w:rPr>
+                <w:rFonts w:ascii="Inter" w:cs="Inter" w:eastAsia="Inter" w:hAnsi="Inter"/>
+                <w:b/>
+                <w:bCs/>
+                <w:color w:val="1A1D21"/>
+                <w:sz w:val="20"/>
+                <w:szCs w:val="20"/>
+              </w:rPr>
+              <w:t xml:space="preserve">Revised 2026-07-13 per client direction</w:t>
+            </w:r>
+          </w:p>
+          <w:p>
+            <w:pPr>
+              <w:spacing w:after="40" w:line="276"/>
+            </w:pPr>
+            <w:r>
+              <w:rPr>
+                <w:rFonts w:ascii="Inter" w:cs="Inter" w:eastAsia="Inter" w:hAnsi="Inter"/>
+                <w:color w:val="1A1D21"/>
+                <w:sz w:val="20"/>
+                <w:szCs w:val="20"/>
+              </w:rPr>
+              <w:t xml:space="preserve">• Aggregate "unified customer" view across all feedback sources — identity stays optional (population, not person).</w:t>
+            </w:r>
+          </w:p>
+          <w:p>
+            <w:pPr>
+              <w:spacing w:after="40" w:line="276"/>
+            </w:pPr>
+            <w:r>
+              <w:rPr>
+                <w:rFonts w:ascii="Inter" w:cs="Inter" w:eastAsia="Inter" w:hAnsi="Inter"/>
+                <w:color w:val="1A1D21"/>
+                <w:sz w:val="20"/>
+                <w:szCs w:val="20"/>
+              </w:rPr>
+              <w:t xml:space="preserve">• Competitors as first-class brands — aggregate benchmarking and per-competitor deep-dives.</w:t>
+            </w:r>
+          </w:p>
+          <w:p>
+            <w:pPr>
+              <w:spacing w:after="40" w:line="276"/>
+            </w:pPr>
+            <w:r>
+              <w:rPr>
+                <w:rFonts w:ascii="Inter" w:cs="Inter" w:eastAsia="Inter" w:hAnsi="Inter"/>
+                <w:color w:val="1A1D21"/>
+                <w:sz w:val="20"/>
+                <w:szCs w:val="20"/>
+              </w:rPr>
+              <w:t xml:space="preserve">• Feedback collection from public web / review APIs / licensed providers / CSV, under compliance guardrails + a legal-review gate.</w:t>
+            </w:r>
+          </w:p>
+          <w:p>
+            <w:pPr>
+              <w:spacing w:after="40" w:line="276"/>
+            </w:pPr>
+            <w:r>
+              <w:rPr>
+                <w:rFonts w:ascii="Inter" w:cs="Inter" w:eastAsia="Inter" w:hAnsi="Inter"/>
+                <w:color w:val="1A1D21"/>
+                <w:sz w:val="20"/>
+                <w:szCs w:val="20"/>
+              </w:rPr>
+              <w:t xml:space="preserve">• Brand Love scale (Love / Like / Ambiguity / Dislike / Hate) as a question type, a normalized metric, and a benchmark lens.</w:t>
+            </w:r>
+          </w:p>
+          <w:p>
+            <w:pPr>
+              <w:spacing w:after="40" w:line="276"/>
+            </w:pPr>
+            <w:r>
+              <w:rPr>
+                <w:rFonts w:ascii="Inter" w:cs="Inter" w:eastAsia="Inter" w:hAnsi="Inter"/>
+                <w:color w:val="1A1D21"/>
+                <w:sz w:val="20"/>
+                <w:szCs w:val="20"/>
+              </w:rPr>
+              <w:t xml:space="preserve">• A new explicit data model (Section 12).</w:t>
+            </w:r>
+          </w:p>
+        </w:tc>
+      </w:tr>
+    </w:tbl>
+    <w:p>
+      <w:r>
+        <w:br w:type="page"/>
+      </w:r>
+    </w:p>
+    <w:p>
+      <w:pPr>
+        <w:spacing w:after="80" w:before="360"/>
+      </w:pPr>
+      <w:r>
+        <w:rPr>
+          <w:rFonts w:ascii="Inter" w:cs="Inter" w:eastAsia="Inter" w:hAnsi="Inter"/>
+          <w:b/>
+          <w:bCs/>
+          <w:color w:val="6B6F76"/>
+          <w:spacing w:val="40"/>
+          <w:sz w:val="17"/>
+          <w:szCs w:val="17"/>
+        </w:rPr>
+        <w:t xml:space="preserve">CONTENTS</w:t>
+      </w:r>
+    </w:p>
+    <w:p>
+      <w:pPr>
+        <w:pBdr>
+          <w:bottom w:val="single" w:color="1A1D21" w:sz="12" w:space="1"/>
+        </w:pBdr>
+        <w:spacing w:after="80"/>
+        <w:ind w:right="8740"/>
+      </w:pPr>
+      <w:r>
+        <w:rPr>
+          <w:sz w:val="2"/>
+          <w:szCs w:val="2"/>
+        </w:rPr>
+        <w:t xml:space="preserve"/>
+      </w:r>
+    </w:p>
     <w:p>
       <w:pPr>
         <w:spacing w:after="70"/>
@@ -699,6 +853,41 @@
           <w:sz w:val="22"/>
           <w:szCs w:val="22"/>
         </w:rPr>
+        <w:t xml:space="preserve">Data model (logical)</w:t>
+      </w:r>
+      <w:ptab w:alignment="right" w:relativeTo="margin" w:leader="dot"/>
+      <w:r>
+        <w:rPr>
+          <w:rFonts w:ascii="Inter" w:cs="Inter" w:eastAsia="Inter" w:hAnsi="Inter"/>
+          <w:color w:val="6B6F76"/>
+          <w:sz w:val="20"/>
+          <w:szCs w:val="20"/>
+        </w:rPr>
+        <w:t xml:space="preserve"/>
+      </w:r>
+    </w:p>
+    <w:p>
+      <w:pPr>
+        <w:spacing w:after="70"/>
+      </w:pPr>
+      <w:r>
+        <w:rPr>
+          <w:rFonts w:ascii="JetBrains Mono" w:cs="JetBrains Mono" w:eastAsia="JetBrains Mono" w:hAnsi="JetBrains Mono"/>
+          <w:b/>
+          <w:bCs/>
+          <w:color w:val="D9763A"/>
+          <w:sz w:val="20"/>
+          <w:szCs w:val="20"/>
+        </w:rPr>
+        <w:t xml:space="preserve">13   </w:t>
+      </w:r>
+      <w:r>
+        <w:rPr>
+          <w:rFonts w:ascii="Inter" w:cs="Inter" w:eastAsia="Inter" w:hAnsi="Inter"/>
+          <w:color w:val="1A1D21"/>
+          <w:sz w:val="22"/>
+          <w:szCs w:val="22"/>
+        </w:rPr>
         <w:t xml:space="preserve">Scope &amp; phased roadmap</w:t>
       </w:r>
       <w:ptab w:alignment="right" w:relativeTo="margin" w:leader="dot"/>
@@ -725,7 +914,7 @@
           <w:sz w:val="20"/>
           <w:szCs w:val="20"/>
         </w:rPr>
-        <w:t xml:space="preserve">13   </w:t>
+        <w:t xml:space="preserve">14   </w:t>
       </w:r>
       <w:r>
         <w:rPr>
@@ -944,15 +1133,15 @@
             <w:tcW w:type="dxa" w:w="3000"/>
             <w:shd w:fill="E5E2DA" w:color="auto" w:val="clear"/>
             <w:tcMar>
-              <w:top w:type="dxa" w:w="90"/>
+              <w:top w:type="dxa" w:w="70"/>
               <w:left w:type="dxa" w:w="130"/>
-              <w:bottom w:type="dxa" w:w="90"/>
+              <w:bottom w:type="dxa" w:w="70"/>
               <w:right w:type="dxa" w:w="130"/>
             </w:tcMar>
           </w:tcPr>
           <w:p>
             <w:pPr>
-              <w:spacing w:after="0" w:line="264"/>
+              <w:spacing w:after="0" w:line="250"/>
             </w:pPr>
             <w:r>
               <w:rPr>
@@ -960,8 +1149,8 @@
                 <w:b/>
                 <w:bCs/>
                 <w:color w:val="1A1D21"/>
-                <w:sz w:val="19"/>
-                <w:szCs w:val="19"/>
+                <w:sz w:val="18"/>
+                <w:szCs w:val="18"/>
               </w:rPr>
               <w:t xml:space="preserve">User role</w:t>
             </w:r>
@@ -972,15 +1161,15 @@
             <w:tcW w:type="dxa" w:w="6360"/>
             <w:shd w:fill="E5E2DA" w:color="auto" w:val="clear"/>
             <w:tcMar>
-              <w:top w:type="dxa" w:w="90"/>
+              <w:top w:type="dxa" w:w="70"/>
               <w:left w:type="dxa" w:w="130"/>
-              <w:bottom w:type="dxa" w:w="90"/>
+              <w:bottom w:type="dxa" w:w="70"/>
               <w:right w:type="dxa" w:w="130"/>
             </w:tcMar>
           </w:tcPr>
           <w:p>
             <w:pPr>
-              <w:spacing w:after="0" w:line="264"/>
+              <w:spacing w:after="0" w:line="250"/>
             </w:pPr>
             <w:r>
               <w:rPr>
@@ -988,10 +1177,62 @@
                 <w:b/>
                 <w:bCs/>
                 <w:color w:val="1A1D21"/>
+                <w:sz w:val="18"/>
+                <w:szCs w:val="18"/>
+              </w:rPr>
+              <w:t xml:space="preserve">What they need from AAA Insights</w:t>
+            </w:r>
+          </w:p>
+        </w:tc>
+      </w:tr>
+      <w:tr>
+        <w:tc>
+          <w:tcPr>
+            <w:tcW w:type="dxa" w:w="3000"/>
+            <w:tcMar>
+              <w:top w:type="dxa" w:w="70"/>
+              <w:left w:type="dxa" w:w="130"/>
+              <w:bottom w:type="dxa" w:w="70"/>
+              <w:right w:type="dxa" w:w="130"/>
+            </w:tcMar>
+          </w:tcPr>
+          <w:p>
+            <w:pPr>
+              <w:spacing w:after="0" w:line="250"/>
+            </w:pPr>
+            <w:r>
+              <w:rPr>
+                <w:rFonts w:ascii="Inter" w:cs="Inter" w:eastAsia="Inter" w:hAnsi="Inter"/>
+                <w:color w:val="1A1D21"/>
                 <w:sz w:val="19"/>
                 <w:szCs w:val="19"/>
               </w:rPr>
-              <w:t xml:space="preserve">What they need from AAA Insights</w:t>
+              <w:t xml:space="preserve">Owner / founder / GM (buyer)</w:t>
+            </w:r>
+          </w:p>
+        </w:tc>
+        <w:tc>
+          <w:tcPr>
+            <w:tcW w:type="dxa" w:w="6360"/>
+            <w:tcMar>
+              <w:top w:type="dxa" w:w="70"/>
+              <w:left w:type="dxa" w:w="130"/>
+              <w:bottom w:type="dxa" w:w="70"/>
+              <w:right w:type="dxa" w:w="130"/>
+            </w:tcMar>
+          </w:tcPr>
+          <w:p>
+            <w:pPr>
+              <w:spacing w:after="0" w:line="250"/>
+            </w:pPr>
+            <w:r>
+              <w:rPr>
+                <w:rFonts w:ascii="Inter" w:cs="Inter" w:eastAsia="Inter" w:hAnsi="Inter"/>
+                <w:color w:val="1A1D21"/>
+                <w:sz w:val="19"/>
+                <w:szCs w:val="19"/>
+              </w:rPr>
+              <w:t xml:space="preserve">A fast, trustworthy read on what customers think, how the brand compares to rivals, and what to fix first.</w:t>
             </w:r>
           </w:p>
         </w:tc>
@@ -1001,24 +1242,24 @@
           <w:tcPr>
             <w:tcW w:type="dxa" w:w="3000"/>
             <w:tcMar>
-              <w:top w:type="dxa" w:w="90"/>
+              <w:top w:type="dxa" w:w="70"/>
               <w:left w:type="dxa" w:w="130"/>
-              <w:bottom w:type="dxa" w:w="90"/>
+              <w:bottom w:type="dxa" w:w="70"/>
               <w:right w:type="dxa" w:w="130"/>
             </w:tcMar>
           </w:tcPr>
           <w:p>
             <w:pPr>
-              <w:spacing w:after="0" w:line="264"/>
+              <w:spacing w:after="0" w:line="250"/>
             </w:pPr>
             <w:r>
               <w:rPr>
                 <w:rFonts w:ascii="Inter" w:cs="Inter" w:eastAsia="Inter" w:hAnsi="Inter"/>
                 <w:color w:val="1A1D21"/>
-                <w:sz w:val="20"/>
-                <w:szCs w:val="20"/>
-              </w:rPr>
-              <w:t xml:space="preserve">Owner / founder / GM (buyer)</w:t>
+                <w:sz w:val="19"/>
+                <w:szCs w:val="19"/>
+              </w:rPr>
+              <w:t xml:space="preserve">Marketing / brand lead</w:t>
             </w:r>
           </w:p>
         </w:tc>
@@ -1026,24 +1267,24 @@
           <w:tcPr>
             <w:tcW w:type="dxa" w:w="6360"/>
             <w:tcMar>
-              <w:top w:type="dxa" w:w="90"/>
+              <w:top w:type="dxa" w:w="70"/>
               <w:left w:type="dxa" w:w="130"/>
-              <w:bottom w:type="dxa" w:w="90"/>
+              <w:bottom w:type="dxa" w:w="70"/>
               <w:right w:type="dxa" w:w="130"/>
             </w:tcMar>
           </w:tcPr>
           <w:p>
             <w:pPr>
-              <w:spacing w:after="0" w:line="264"/>
+              <w:spacing w:after="0" w:line="250"/>
             </w:pPr>
             <w:r>
               <w:rPr>
                 <w:rFonts w:ascii="Inter" w:cs="Inter" w:eastAsia="Inter" w:hAnsi="Inter"/>
                 <w:color w:val="1A1D21"/>
-                <w:sz w:val="20"/>
-                <w:szCs w:val="20"/>
-              </w:rPr>
-              <w:t xml:space="preserve">A fast, trustworthy read on what customers think and what to fix first — without hiring a research team.</w:t>
+                <w:sz w:val="19"/>
+                <w:szCs w:val="19"/>
+              </w:rPr>
+              <w:t xml:space="preserve">Themes, sentiment, brand-love, quotes, and competitive position to guide messaging and positioning.</w:t>
             </w:r>
           </w:p>
         </w:tc>
@@ -1053,24 +1294,24 @@
           <w:tcPr>
             <w:tcW w:type="dxa" w:w="3000"/>
             <w:tcMar>
-              <w:top w:type="dxa" w:w="90"/>
+              <w:top w:type="dxa" w:w="70"/>
               <w:left w:type="dxa" w:w="130"/>
-              <w:bottom w:type="dxa" w:w="90"/>
+              <w:bottom w:type="dxa" w:w="70"/>
               <w:right w:type="dxa" w:w="130"/>
             </w:tcMar>
           </w:tcPr>
           <w:p>
             <w:pPr>
-              <w:spacing w:after="0" w:line="264"/>
+              <w:spacing w:after="0" w:line="250"/>
             </w:pPr>
             <w:r>
               <w:rPr>
                 <w:rFonts w:ascii="Inter" w:cs="Inter" w:eastAsia="Inter" w:hAnsi="Inter"/>
                 <w:color w:val="1A1D21"/>
-                <w:sz w:val="20"/>
-                <w:szCs w:val="20"/>
-              </w:rPr>
-              <w:t xml:space="preserve">Marketing / brand lead</w:t>
+                <w:sz w:val="19"/>
+                <w:szCs w:val="19"/>
+              </w:rPr>
+              <w:t xml:space="preserve">CX / customer-success manager</w:t>
             </w:r>
           </w:p>
         </w:tc>
@@ -1078,24 +1319,24 @@
           <w:tcPr>
             <w:tcW w:type="dxa" w:w="6360"/>
             <w:tcMar>
-              <w:top w:type="dxa" w:w="90"/>
+              <w:top w:type="dxa" w:w="70"/>
               <w:left w:type="dxa" w:w="130"/>
-              <w:bottom w:type="dxa" w:w="90"/>
+              <w:bottom w:type="dxa" w:w="70"/>
               <w:right w:type="dxa" w:w="130"/>
             </w:tcMar>
           </w:tcPr>
           <w:p>
             <w:pPr>
-              <w:spacing w:after="0" w:line="264"/>
+              <w:spacing w:after="0" w:line="250"/>
             </w:pPr>
             <w:r>
               <w:rPr>
                 <w:rFonts w:ascii="Inter" w:cs="Inter" w:eastAsia="Inter" w:hAnsi="Inter"/>
                 <w:color w:val="1A1D21"/>
-                <w:sz w:val="20"/>
-                <w:szCs w:val="20"/>
-              </w:rPr>
-              <w:t xml:space="preserve">Themes, sentiment, and verbatim quotes to guide messaging, positioning, and product decisions.</w:t>
+                <w:sz w:val="19"/>
+                <w:szCs w:val="19"/>
+              </w:rPr>
+              <w:t xml:space="preserve">Early warning on dissatisfaction, drivers of churn, and a way to close the loop with unhappy customers.</w:t>
             </w:r>
           </w:p>
         </w:tc>
@@ -1105,24 +1346,24 @@
           <w:tcPr>
             <w:tcW w:type="dxa" w:w="3000"/>
             <w:tcMar>
-              <w:top w:type="dxa" w:w="90"/>
+              <w:top w:type="dxa" w:w="70"/>
               <w:left w:type="dxa" w:w="130"/>
-              <w:bottom w:type="dxa" w:w="90"/>
+              <w:bottom w:type="dxa" w:w="70"/>
               <w:right w:type="dxa" w:w="130"/>
             </w:tcMar>
           </w:tcPr>
           <w:p>
             <w:pPr>
-              <w:spacing w:after="0" w:line="264"/>
+              <w:spacing w:after="0" w:line="250"/>
             </w:pPr>
             <w:r>
               <w:rPr>
                 <w:rFonts w:ascii="Inter" w:cs="Inter" w:eastAsia="Inter" w:hAnsi="Inter"/>
                 <w:color w:val="1A1D21"/>
-                <w:sz w:val="20"/>
-                <w:szCs w:val="20"/>
-              </w:rPr>
-              <w:t xml:space="preserve">CX / customer-success manager</w:t>
+                <w:sz w:val="19"/>
+                <w:szCs w:val="19"/>
+              </w:rPr>
+              <w:t xml:space="preserve">Product manager</w:t>
             </w:r>
           </w:p>
         </w:tc>
@@ -1130,24 +1371,24 @@
           <w:tcPr>
             <w:tcW w:type="dxa" w:w="6360"/>
             <w:tcMar>
-              <w:top w:type="dxa" w:w="90"/>
+              <w:top w:type="dxa" w:w="70"/>
               <w:left w:type="dxa" w:w="130"/>
-              <w:bottom w:type="dxa" w:w="90"/>
+              <w:bottom w:type="dxa" w:w="70"/>
               <w:right w:type="dxa" w:w="130"/>
             </w:tcMar>
           </w:tcPr>
           <w:p>
             <w:pPr>
-              <w:spacing w:after="0" w:line="264"/>
+              <w:spacing w:after="0" w:line="250"/>
             </w:pPr>
             <w:r>
               <w:rPr>
                 <w:rFonts w:ascii="Inter" w:cs="Inter" w:eastAsia="Inter" w:hAnsi="Inter"/>
                 <w:color w:val="1A1D21"/>
-                <w:sz w:val="20"/>
-                <w:szCs w:val="20"/>
-              </w:rPr>
-              <w:t xml:space="preserve">Early warning on dissatisfaction, drivers of churn, and a way to close the loop with unhappy customers.</w:t>
+                <w:sz w:val="19"/>
+                <w:szCs w:val="19"/>
+              </w:rPr>
+              <w:t xml:space="preserve">Prioritized signal on what customers want changed, backed by evidence and volume.</w:t>
             </w:r>
           </w:p>
         </w:tc>
@@ -1157,24 +1398,24 @@
           <w:tcPr>
             <w:tcW w:type="dxa" w:w="3000"/>
             <w:tcMar>
-              <w:top w:type="dxa" w:w="90"/>
+              <w:top w:type="dxa" w:w="70"/>
               <w:left w:type="dxa" w:w="130"/>
-              <w:bottom w:type="dxa" w:w="90"/>
+              <w:bottom w:type="dxa" w:w="70"/>
               <w:right w:type="dxa" w:w="130"/>
             </w:tcMar>
           </w:tcPr>
           <w:p>
             <w:pPr>
-              <w:spacing w:after="0" w:line="264"/>
+              <w:spacing w:after="0" w:line="250"/>
             </w:pPr>
             <w:r>
               <w:rPr>
                 <w:rFonts w:ascii="Inter" w:cs="Inter" w:eastAsia="Inter" w:hAnsi="Inter"/>
                 <w:color w:val="1A1D21"/>
-                <w:sz w:val="20"/>
-                <w:szCs w:val="20"/>
-              </w:rPr>
-              <w:t xml:space="preserve">Product manager</w:t>
+                <w:sz w:val="19"/>
+                <w:szCs w:val="19"/>
+              </w:rPr>
+              <w:t xml:space="preserve">Respondent (the customer)</w:t>
             </w:r>
           </w:p>
         </w:tc>
@@ -1182,74 +1423,22 @@
           <w:tcPr>
             <w:tcW w:type="dxa" w:w="6360"/>
             <w:tcMar>
-              <w:top w:type="dxa" w:w="90"/>
+              <w:top w:type="dxa" w:w="70"/>
               <w:left w:type="dxa" w:w="130"/>
-              <w:bottom w:type="dxa" w:w="90"/>
+              <w:bottom w:type="dxa" w:w="70"/>
               <w:right w:type="dxa" w:w="130"/>
             </w:tcMar>
           </w:tcPr>
           <w:p>
             <w:pPr>
-              <w:spacing w:after="0" w:line="264"/>
+              <w:spacing w:after="0" w:line="250"/>
             </w:pPr>
             <w:r>
               <w:rPr>
                 <w:rFonts w:ascii="Inter" w:cs="Inter" w:eastAsia="Inter" w:hAnsi="Inter"/>
                 <w:color w:val="1A1D21"/>
-                <w:sz w:val="20"/>
-                <w:szCs w:val="20"/>
-              </w:rPr>
-              <w:t xml:space="preserve">Prioritized signal on what customers want changed, backed by evidence and volume.</w:t>
-            </w:r>
-          </w:p>
-        </w:tc>
-      </w:tr>
-      <w:tr>
-        <w:tc>
-          <w:tcPr>
-            <w:tcW w:type="dxa" w:w="3000"/>
-            <w:tcMar>
-              <w:top w:type="dxa" w:w="90"/>
-              <w:left w:type="dxa" w:w="130"/>
-              <w:bottom w:type="dxa" w:w="90"/>
-              <w:right w:type="dxa" w:w="130"/>
-            </w:tcMar>
-          </w:tcPr>
-          <w:p>
-            <w:pPr>
-              <w:spacing w:after="0" w:line="264"/>
-            </w:pPr>
-            <w:r>
-              <w:rPr>
-                <w:rFonts w:ascii="Inter" w:cs="Inter" w:eastAsia="Inter" w:hAnsi="Inter"/>
-                <w:color w:val="1A1D21"/>
-                <w:sz w:val="20"/>
-                <w:szCs w:val="20"/>
-              </w:rPr>
-              <w:t xml:space="preserve">Respondent (the customer)</w:t>
-            </w:r>
-          </w:p>
-        </w:tc>
-        <w:tc>
-          <w:tcPr>
-            <w:tcW w:type="dxa" w:w="6360"/>
-            <w:tcMar>
-              <w:top w:type="dxa" w:w="90"/>
-              <w:left w:type="dxa" w:w="130"/>
-              <w:bottom w:type="dxa" w:w="90"/>
-              <w:right w:type="dxa" w:w="130"/>
-            </w:tcMar>
-          </w:tcPr>
-          <w:p>
-            <w:pPr>
-              <w:spacing w:after="0" w:line="264"/>
-            </w:pPr>
-            <w:r>
-              <w:rPr>
-                <w:rFonts w:ascii="Inter" w:cs="Inter" w:eastAsia="Inter" w:hAnsi="Inter"/>
-                <w:color w:val="1A1D21"/>
-                <w:sz w:val="20"/>
-                <w:szCs w:val="20"/>
+                <w:sz w:val="19"/>
+                <w:szCs w:val="19"/>
               </w:rPr>
               <w:t xml:space="preserve">A short, respectful, mobile-friendly way to give feedback — including a conversational option that feels heard.</w:t>
             </w:r>
@@ -1320,7 +1509,7 @@
           <w:sz w:val="26"/>
           <w:szCs w:val="26"/>
         </w:rPr>
-        <w:t xml:space="preserve">Five commitments that shape every design decision.</w:t>
+        <w:t xml:space="preserve">Six commitments that shape every design decision.</w:t>
       </w:r>
     </w:p>
     <w:p>
@@ -1416,7 +1605,7 @@
           <w:sz w:val="21"/>
           <w:szCs w:val="21"/>
         </w:rPr>
-        <w:t xml:space="preserve">Survey definition — built by an admin (questions, types, logic, branding) or AI-generated from a plain-language goal. Stored as structured survey config.</w:t>
+        <w:t xml:space="preserve">Survey definition — built by an admin or AI-generated from a goal. Question types include the Brand Love scale (Love / Like / Ambiguity / Dislike / Hate).</w:t>
       </w:r>
     </w:p>
     <w:p>
@@ -1446,7 +1635,7 @@
           <w:sz w:val="21"/>
           <w:szCs w:val="21"/>
         </w:rPr>
-        <w:t xml:space="preserve">Survey response — a respondent’s answers: ratings, multiple-choice, and open-text comments. May be partial if the respondent abandons midway.</w:t>
+        <w:t xml:space="preserve">Survey response — ratings (incl. Brand Love), multiple-choice, and open-text comments. May be partial.</w:t>
       </w:r>
     </w:p>
     <w:p>
@@ -1476,7 +1665,7 @@
           <w:sz w:val="21"/>
           <w:szCs w:val="21"/>
         </w:rPr>
-        <w:t xml:space="preserve">Conversational response — free-text turns in an AI-led adaptive interview, captured as a threaded transcript of probes and replies.</w:t>
+        <w:t xml:space="preserve">Conversational response — free-text turns in an AI-led adaptive interview, as a threaded transcript.</w:t>
       </w:r>
     </w:p>
     <w:p>
@@ -1506,7 +1695,7 @@
           <w:sz w:val="21"/>
           <w:szCs w:val="21"/>
         </w:rPr>
-        <w:t xml:space="preserve">Imported feedback — external reviews, ratings, and comments via CSV upload (MVP) and, later, connectors. Each carries source, timestamp, rating, and text.</w:t>
+        <w:t xml:space="preserve">Imported feedback — external reviews/ratings/comments for the company’s own brand via CSV (source, timestamp, rating, text).</w:t>
       </w:r>
     </w:p>
     <w:p>
@@ -1536,7 +1725,7 @@
           <w:sz w:val="21"/>
           <w:szCs w:val="21"/>
         </w:rPr>
-        <w:t xml:space="preserve">Respondent metadata — optional, non-identifying attributes (segment, channel, product line, region, language) used for filtering and comparison.</w:t>
+        <w:t xml:space="preserve">Respondent metadata — optional, non-identifying attributes (segment, channel, product, region, language).</w:t>
       </w:r>
     </w:p>
     <w:p>
@@ -1566,7 +1755,7 @@
           <w:sz w:val="21"/>
           <w:szCs w:val="21"/>
         </w:rPr>
-        <w:t xml:space="preserve">Distribution request — an admin action to publish a survey via shareable link, email invitation list, or embeddable widget.</w:t>
+        <w:t xml:space="preserve">Distribution request — publish a survey via link, email list, or widget.</w:t>
       </w:r>
     </w:p>
     <w:p>
@@ -1596,7 +1785,67 @@
           <w:sz w:val="21"/>
           <w:szCs w:val="21"/>
         </w:rPr>
-        <w:t xml:space="preserve">Analysis query — a natural-language question asked of the feedback data ("why are enterprise customers unhappy this quarter?").</w:t>
+        <w:t xml:space="preserve">Analysis query — a natural-language question asked of the feedback data.</w:t>
+      </w:r>
+    </w:p>
+    <w:p>
+      <w:pPr>
+        <w:pStyle w:val="ListParagraph"/>
+        <w:numPr>
+          <w:ilvl w:val="0"/>
+          <w:numId w:val="2"/>
+        </w:numPr>
+        <w:spacing w:after="90" w:line="288"/>
+      </w:pPr>
+      <w:r>
+        <w:rPr>
+          <w:rFonts w:ascii="JetBrains Mono" w:cs="JetBrains Mono" w:eastAsia="JetBrains Mono" w:hAnsi="JetBrains Mono"/>
+          <w:b/>
+          <w:bCs/>
+          <w:color w:val="D9763A"/>
+          <w:sz w:val="20"/>
+          <w:szCs w:val="20"/>
+        </w:rPr>
+        <w:t xml:space="preserve">I-8  </w:t>
+      </w:r>
+      <w:r>
+        <w:rPr>
+          <w:rFonts w:ascii="Inter" w:cs="Inter" w:eastAsia="Inter" w:hAnsi="Inter"/>
+          <w:color w:val="1A1D21"/>
+          <w:sz w:val="21"/>
+          <w:szCs w:val="21"/>
+        </w:rPr>
+        <w:t xml:space="preserve">Competitor configuration — the set of competitor brands to track: names, aliases, products, and the public sources where their reviews live.</w:t>
+      </w:r>
+    </w:p>
+    <w:p>
+      <w:pPr>
+        <w:pStyle w:val="ListParagraph"/>
+        <w:numPr>
+          <w:ilvl w:val="0"/>
+          <w:numId w:val="2"/>
+        </w:numPr>
+        <w:spacing w:after="90" w:line="288"/>
+      </w:pPr>
+      <w:r>
+        <w:rPr>
+          <w:rFonts w:ascii="JetBrains Mono" w:cs="JetBrains Mono" w:eastAsia="JetBrains Mono" w:hAnsi="JetBrains Mono"/>
+          <w:b/>
+          <w:bCs/>
+          <w:color w:val="D9763A"/>
+          <w:sz w:val="20"/>
+          <w:szCs w:val="20"/>
+        </w:rPr>
+        <w:t xml:space="preserve">I-9  </w:t>
+      </w:r>
+      <w:r>
+        <w:rPr>
+          <w:rFonts w:ascii="Inter" w:cs="Inter" w:eastAsia="Inter" w:hAnsi="Inter"/>
+          <w:color w:val="1A1D21"/>
+          <w:sz w:val="21"/>
+          <w:szCs w:val="21"/>
+        </w:rPr>
+        <w:t xml:space="preserve">Externally-collected feedback — reviews/ratings/comments about the own brand and tracked competitors, from public web pages, review-site APIs, or a licensed provider. Each item carries source URL, capture date, brand, rating, text.</w:t>
       </w:r>
     </w:p>
     <w:p>
@@ -1692,7 +1941,7 @@
           <w:sz w:val="21"/>
           <w:szCs w:val="21"/>
         </w:rPr>
-        <w:t xml:space="preserve">Collected response store — every response (survey, conversational, imported) persisted under a common schema, attributable to its source and campaign.</w:t>
+        <w:t xml:space="preserve">Collected response store — every response (survey, conversational, imported, web-collected) persisted under a common schema, attributable to source, brand, and campaign.</w:t>
       </w:r>
     </w:p>
     <w:p>
@@ -1722,7 +1971,7 @@
           <w:sz w:val="21"/>
           <w:szCs w:val="21"/>
         </w:rPr>
-        <w:t xml:space="preserve">Theme analysis — AI-generated themes for a chosen set of responses, each with a label, count/percentage, representative verbatim quotes, and trend vs. prior period.</w:t>
+        <w:t xml:space="preserve">Theme analysis — AI-generated themes with counts, representative quotes, and trend vs. prior period. Filterable by brand.</w:t>
       </w:r>
     </w:p>
     <w:p>
@@ -1752,7 +2001,7 @@
           <w:sz w:val="21"/>
           <w:szCs w:val="21"/>
         </w:rPr>
-        <w:t xml:space="preserve">Sentiment analysis — positive / neutral / negative with intensity, at the individual-response level and aggregated by theme, segment, source, and time.</w:t>
+        <w:t xml:space="preserve">Sentiment analysis — positive / neutral / negative with intensity, per response and aggregated by theme, segment, source, brand, and time.</w:t>
       </w:r>
     </w:p>
     <w:p>
@@ -1782,7 +2031,7 @@
           <w:sz w:val="21"/>
           <w:szCs w:val="21"/>
         </w:rPr>
-        <w:t xml:space="preserve">Ratings &amp; metrics — average ratings, distribution, response and completion rates, and standard indices (NPS, CSAT) where the questions qualify.</w:t>
+        <w:t xml:space="preserve">Ratings &amp; metrics — average ratings, distribution, response/completion rates, and NPS/CSAT where questions qualify.</w:t>
       </w:r>
     </w:p>
     <w:p>
@@ -1812,7 +2061,7 @@
           <w:sz w:val="21"/>
           <w:szCs w:val="21"/>
         </w:rPr>
-        <w:t xml:space="preserve">Insight report — a plain-language narrative of what’s happening, why, and what to do, with a short list of recommended actions ranked by evidence and impact. Exportable.</w:t>
+        <w:t xml:space="preserve">Insight report — a plain-language narrative of what’s happening, why, and what to do, with ranked actions; can include the competitive picture. Exportable.</w:t>
       </w:r>
     </w:p>
     <w:p>
@@ -1842,7 +2091,7 @@
           <w:sz w:val="21"/>
           <w:szCs w:val="21"/>
         </w:rPr>
-        <w:t xml:space="preserve">Answer to an analysis query — a natural-language response grounded strictly in the company’s own data, citing the specific responses used.</w:t>
+        <w:t xml:space="preserve">Answer to an analysis query — grounded strictly in the account’s own data, citing the responses used.</w:t>
       </w:r>
     </w:p>
     <w:p>
@@ -1872,7 +2121,7 @@
           <w:sz w:val="21"/>
           <w:szCs w:val="21"/>
         </w:rPr>
-        <w:t xml:space="preserve">Alerts — notifications when a monitored signal crosses a threshold (a negative-sentiment spike, an emerging theme, a rating floor).</w:t>
+        <w:t xml:space="preserve">Alerts — notifications when a monitored signal crosses a threshold.</w:t>
       </w:r>
     </w:p>
     <w:p>
@@ -1902,7 +2151,97 @@
           <w:sz w:val="21"/>
           <w:szCs w:val="21"/>
         </w:rPr>
-        <w:t xml:space="preserve">Respondent-facing survey — the rendered survey or conversational interview the customer actually sees and completes.</w:t>
+        <w:t xml:space="preserve">Respondent-facing survey — the rendered survey or conversational interview.</w:t>
+      </w:r>
+    </w:p>
+    <w:p>
+      <w:pPr>
+        <w:pStyle w:val="ListParagraph"/>
+        <w:numPr>
+          <w:ilvl w:val="0"/>
+          <w:numId w:val="2"/>
+        </w:numPr>
+        <w:spacing w:after="90" w:line="288"/>
+      </w:pPr>
+      <w:r>
+        <w:rPr>
+          <w:rFonts w:ascii="JetBrains Mono" w:cs="JetBrains Mono" w:eastAsia="JetBrains Mono" w:hAnsi="JetBrains Mono"/>
+          <w:b/>
+          <w:bCs/>
+          <w:color w:val="D9763A"/>
+          <w:sz w:val="20"/>
+          <w:szCs w:val="20"/>
+        </w:rPr>
+        <w:t xml:space="preserve">O-9  </w:t>
+      </w:r>
+      <w:r>
+        <w:rPr>
+          <w:rFonts w:ascii="Inter" w:cs="Inter" w:eastAsia="Inter" w:hAnsi="Inter"/>
+          <w:color w:val="1A1D21"/>
+          <w:sz w:val="21"/>
+          <w:szCs w:val="21"/>
+        </w:rPr>
+        <w:t xml:space="preserve">Competitive benchmark — the company’s brand vs. competitors on ratings, Brand Love, sentiment, and themes over a chosen period.</w:t>
+      </w:r>
+    </w:p>
+    <w:p>
+      <w:pPr>
+        <w:pStyle w:val="ListParagraph"/>
+        <w:numPr>
+          <w:ilvl w:val="0"/>
+          <w:numId w:val="2"/>
+        </w:numPr>
+        <w:spacing w:after="90" w:line="288"/>
+      </w:pPr>
+      <w:r>
+        <w:rPr>
+          <w:rFonts w:ascii="JetBrains Mono" w:cs="JetBrains Mono" w:eastAsia="JetBrains Mono" w:hAnsi="JetBrains Mono"/>
+          <w:b/>
+          <w:bCs/>
+          <w:color w:val="D9763A"/>
+          <w:sz w:val="20"/>
+          <w:szCs w:val="20"/>
+        </w:rPr>
+        <w:t xml:space="preserve">O-10  </w:t>
+      </w:r>
+      <w:r>
+        <w:rPr>
+          <w:rFonts w:ascii="Inter" w:cs="Inter" w:eastAsia="Inter" w:hAnsi="Inter"/>
+          <w:color w:val="1A1D21"/>
+          <w:sz w:val="21"/>
+          <w:szCs w:val="21"/>
+        </w:rPr>
+        <w:t xml:space="preserve">Per-competitor analysis — for a selected competitor, an aggregate view of its customers’ themes, sentiment, ratings, and Brand Love, traceable to underlying public reviews.</w:t>
+      </w:r>
+    </w:p>
+    <w:p>
+      <w:pPr>
+        <w:pStyle w:val="ListParagraph"/>
+        <w:numPr>
+          <w:ilvl w:val="0"/>
+          <w:numId w:val="2"/>
+        </w:numPr>
+        <w:spacing w:after="90" w:line="288"/>
+      </w:pPr>
+      <w:r>
+        <w:rPr>
+          <w:rFonts w:ascii="JetBrains Mono" w:cs="JetBrains Mono" w:eastAsia="JetBrains Mono" w:hAnsi="JetBrains Mono"/>
+          <w:b/>
+          <w:bCs/>
+          <w:color w:val="D9763A"/>
+          <w:sz w:val="20"/>
+          <w:szCs w:val="20"/>
+        </w:rPr>
+        <w:t xml:space="preserve">O-11  </w:t>
+      </w:r>
+      <w:r>
+        <w:rPr>
+          <w:rFonts w:ascii="Inter" w:cs="Inter" w:eastAsia="Inter" w:hAnsi="Inter"/>
+          <w:color w:val="1A1D21"/>
+          <w:sz w:val="21"/>
+          <w:szCs w:val="21"/>
+        </w:rPr>
+        <w:t xml:space="preserve">Brand Love read — the distribution across Love / Like / Ambiguity / Dislike / Hate and a Brand Love Index (share of Love+Like minus share of Dislike+Hate), for the company and per competitor, over time.</w:t>
       </w:r>
     </w:p>
     <w:p>
@@ -2014,7 +2353,7 @@
           <w:sz w:val="21"/>
           <w:szCs w:val="21"/>
         </w:rPr>
-        <w:t xml:space="preserve">An admin can create a survey with at least these question types: single-select, multi-select, rating/scale (configurable range), and open text.</w:t>
+        <w:t xml:space="preserve">Create a survey with at least: single-select, multi-select, rating/scale, open text, and the Brand Love scale (Love / Like / Ambiguity / Dislike / Hate).</w:t>
       </w:r>
     </w:p>
     <w:p>
@@ -2044,7 +2383,7 @@
           <w:sz w:val="21"/>
           <w:szCs w:val="21"/>
         </w:rPr>
-        <w:t xml:space="preserve">An admin can generate a draft survey from a plain-language objective; the system returns an editable survey to modify or discard before sending.</w:t>
+        <w:t xml:space="preserve">Generate a draft survey from a plain-language objective; editable before sending.</w:t>
       </w:r>
     </w:p>
     <w:p>
@@ -2074,7 +2413,7 @@
           <w:sz w:val="21"/>
           <w:szCs w:val="21"/>
         </w:rPr>
-        <w:t xml:space="preserve">A survey supports conditional logic: a question or branch is shown or skipped based on a previous answer.</w:t>
+        <w:t xml:space="preserve">Conditional logic: a question or branch is shown or skipped based on a previous answer.</w:t>
       </w:r>
     </w:p>
     <w:p>
@@ -2104,7 +2443,7 @@
           <w:sz w:val="21"/>
           <w:szCs w:val="21"/>
         </w:rPr>
-        <w:t xml:space="preserve">An admin can distribute by (a) shareable public link, (b) email invitation list, and (c) embeddable widget. (Email is a Phase-1 roadmap item; link and widget are MVP.)</w:t>
+        <w:t xml:space="preserve">Distribute by (a) link, (b) email list, and (c) embeddable widget. (Email is Phase-1; link + widget are MVP.)</w:t>
       </w:r>
     </w:p>
     <w:p>
@@ -2134,7 +2473,7 @@
           <w:sz w:val="21"/>
           <w:szCs w:val="21"/>
         </w:rPr>
-        <w:t xml:space="preserve">A respondent can complete a survey on mobile and desktop without creating an account.</w:t>
+        <w:t xml:space="preserve">A respondent completes a survey on mobile and desktop without creating an account.</w:t>
       </w:r>
     </w:p>
     <w:p>
@@ -2164,7 +2503,7 @@
           <w:sz w:val="21"/>
           <w:szCs w:val="21"/>
         </w:rPr>
-        <w:t xml:space="preserve">The system records partial responses and marks them incomplete rather than discarding them.</w:t>
+        <w:t xml:space="preserve">Partial responses are recorded and marked incomplete, not discarded.</w:t>
       </w:r>
     </w:p>
     <w:p>
@@ -2210,7 +2549,7 @@
           <w:sz w:val="21"/>
           <w:szCs w:val="21"/>
         </w:rPr>
-        <w:t xml:space="preserve">An admin can enable a "conversational" mode in which an AI interviewer asks questions in natural language and asks relevant follow-up probes based on the answers.</w:t>
+        <w:t xml:space="preserve">Enable a conversational mode where an AI interviewer asks questions and relevant follow-up probes in natural language.</w:t>
       </w:r>
     </w:p>
     <w:p>
@@ -2240,7 +2579,7 @@
           <w:sz w:val="21"/>
           <w:szCs w:val="21"/>
         </w:rPr>
-        <w:t xml:space="preserve">The interviewer stays on the admin-defined objective and does not ask questions outside the configured topic scope.</w:t>
+        <w:t xml:space="preserve">The interviewer stays on the admin-defined objective and does not ask outside the topic scope.</w:t>
       </w:r>
     </w:p>
     <w:p>
@@ -2270,7 +2609,7 @@
           <w:sz w:val="21"/>
           <w:szCs w:val="21"/>
         </w:rPr>
-        <w:t xml:space="preserve">The interviewer ends after a configurable maximum number of exchanges or when the objective is met, whichever comes first.</w:t>
+        <w:t xml:space="preserve">The interviewer ends after a configurable max number of exchanges or when the objective is met.</w:t>
       </w:r>
     </w:p>
     <w:p>
@@ -2300,7 +2639,7 @@
           <w:sz w:val="21"/>
           <w:szCs w:val="21"/>
         </w:rPr>
-        <w:t xml:space="preserve">Every conversational transcript is stored and is analyzable by the same theme/sentiment engine as structured responses.</w:t>
+        <w:t xml:space="preserve">Every transcript is stored and analyzable by the same engine as structured responses.</w:t>
       </w:r>
     </w:p>
     <w:p>
@@ -2346,7 +2685,7 @@
           <w:sz w:val="21"/>
           <w:szCs w:val="21"/>
         </w:rPr>
-        <w:t xml:space="preserve">An admin can import external feedback via CSV, mapping columns to the unified schema (source, date, rating, text, segment).</w:t>
+        <w:t xml:space="preserve">Import external feedback via CSV, mapping columns to the unified schema (brand, source, date, rating, text, segment).</w:t>
       </w:r>
     </w:p>
     <w:p>
@@ -2376,7 +2715,7 @@
           <w:sz w:val="21"/>
           <w:szCs w:val="21"/>
         </w:rPr>
-        <w:t xml:space="preserve">All feedback — survey, conversational, imported — is queryable together, filterable by source, campaign, date range, segment, rating, and sentiment.</w:t>
+        <w:t xml:space="preserve">All feedback — survey, conversational, imported, web-collected — is queryable together, filterable by brand, source, campaign, date, segment, rating, sentiment.</w:t>
       </w:r>
     </w:p>
     <w:p>
@@ -2406,7 +2745,7 @@
           <w:sz w:val="21"/>
           <w:szCs w:val="21"/>
         </w:rPr>
-        <w:t xml:space="preserve">The system de-duplicates obviously identical imported responses (same source + text + timestamp) so they are not double-counted.</w:t>
+        <w:t xml:space="preserve">De-duplicate obviously identical items (same source + text + timestamp).</w:t>
       </w:r>
     </w:p>
     <w:p>
@@ -2422,7 +2761,7 @@
           <w:sz w:val="22"/>
           <w:szCs w:val="22"/>
         </w:rPr>
-        <w:t xml:space="preserve">AI analysis &amp; insight</w:t>
+        <w:t xml:space="preserve">Brand Love &amp; metrics</w:t>
       </w:r>
     </w:p>
     <w:p>
@@ -2452,7 +2791,7 @@
           <w:sz w:val="21"/>
           <w:szCs w:val="21"/>
         </w:rPr>
-        <w:t xml:space="preserve">For any filtered set of responses, the system produces theme analysis with counts and representative quotes.</w:t>
+        <w:t xml:space="preserve">Produce theme analysis with counts and representative quotes for any filtered set.</w:t>
       </w:r>
     </w:p>
     <w:p>
@@ -2482,7 +2821,7 @@
           <w:sz w:val="21"/>
           <w:szCs w:val="21"/>
         </w:rPr>
-        <w:t xml:space="preserve">The system assigns sentiment to each open-text response and aggregates it across the chosen dimensions.</w:t>
+        <w:t xml:space="preserve">Assign sentiment to each open-text response and aggregate across chosen dimensions.</w:t>
       </w:r>
     </w:p>
     <w:p>
@@ -2512,127 +2851,37 @@
           <w:sz w:val="21"/>
           <w:szCs w:val="21"/>
         </w:rPr>
-        <w:t xml:space="preserve">For every theme and sentiment aggregate, the user can open the exact underlying responses that produced it (traceability — INV-3).</w:t>
-      </w:r>
-    </w:p>
-    <w:p>
-      <w:pPr>
-        <w:pStyle w:val="ListParagraph"/>
-        <w:numPr>
-          <w:ilvl w:val="0"/>
-          <w:numId w:val="2"/>
-        </w:numPr>
-        <w:spacing w:after="90" w:line="288"/>
-      </w:pPr>
-      <w:r>
-        <w:rPr>
-          <w:rFonts w:ascii="JetBrains Mono" w:cs="JetBrains Mono" w:eastAsia="JetBrains Mono" w:hAnsi="JetBrains Mono"/>
-          <w:b/>
-          <w:bCs/>
-          <w:color w:val="D9763A"/>
-          <w:sz w:val="20"/>
-          <w:szCs w:val="20"/>
-        </w:rPr>
-        <w:t xml:space="preserve">R-17  </w:t>
-      </w:r>
-      <w:r>
-        <w:rPr>
-          <w:rFonts w:ascii="Inter" w:cs="Inter" w:eastAsia="Inter" w:hAnsi="Inter"/>
-          <w:color w:val="1A1D21"/>
-          <w:sz w:val="21"/>
-          <w:szCs w:val="21"/>
-        </w:rPr>
-        <w:t xml:space="preserve">An admin can ask a natural-language question of their data and receive an answer grounded only in their own responses, with citations.</w:t>
-      </w:r>
-    </w:p>
-    <w:p>
-      <w:pPr>
-        <w:pStyle w:val="ListParagraph"/>
-        <w:numPr>
-          <w:ilvl w:val="0"/>
-          <w:numId w:val="2"/>
-        </w:numPr>
-        <w:spacing w:after="90" w:line="288"/>
-      </w:pPr>
-      <w:r>
-        <w:rPr>
-          <w:rFonts w:ascii="JetBrains Mono" w:cs="JetBrains Mono" w:eastAsia="JetBrains Mono" w:hAnsi="JetBrains Mono"/>
-          <w:b/>
-          <w:bCs/>
-          <w:color w:val="D9763A"/>
-          <w:sz w:val="20"/>
-          <w:szCs w:val="20"/>
-        </w:rPr>
-        <w:t xml:space="preserve">R-18  </w:t>
-      </w:r>
-      <w:r>
-        <w:rPr>
-          <w:rFonts w:ascii="Inter" w:cs="Inter" w:eastAsia="Inter" w:hAnsi="Inter"/>
-          <w:color w:val="1A1D21"/>
-          <w:sz w:val="21"/>
-          <w:szCs w:val="21"/>
-        </w:rPr>
-        <w:t xml:space="preserve">The system generates an insight report for a chosen scope: narrative, key metrics, top themes, sentiment summary, quotes, and ranked recommended actions.</w:t>
-      </w:r>
-    </w:p>
-    <w:p>
-      <w:pPr>
-        <w:pStyle w:val="ListParagraph"/>
-        <w:numPr>
-          <w:ilvl w:val="0"/>
-          <w:numId w:val="2"/>
-        </w:numPr>
-        <w:spacing w:after="90" w:line="288"/>
-      </w:pPr>
-      <w:r>
-        <w:rPr>
-          <w:rFonts w:ascii="JetBrains Mono" w:cs="JetBrains Mono" w:eastAsia="JetBrains Mono" w:hAnsi="JetBrains Mono"/>
-          <w:b/>
-          <w:bCs/>
-          <w:color w:val="D9763A"/>
-          <w:sz w:val="20"/>
-          <w:szCs w:val="20"/>
-        </w:rPr>
-        <w:t xml:space="preserve">R-19  </w:t>
-      </w:r>
-      <w:r>
-        <w:rPr>
-          <w:rFonts w:ascii="Inter" w:cs="Inter" w:eastAsia="Inter" w:hAnsi="Inter"/>
-          <w:color w:val="1A1D21"/>
-          <w:sz w:val="21"/>
-          <w:szCs w:val="21"/>
-        </w:rPr>
-        <w:t xml:space="preserve">The system computes response rate, completion rate, average rating, rating distribution, and at least NPS and CSAT when the questions qualify.</w:t>
-      </w:r>
-    </w:p>
-    <w:p>
-      <w:pPr>
-        <w:pStyle w:val="ListParagraph"/>
-        <w:numPr>
-          <w:ilvl w:val="0"/>
-          <w:numId w:val="2"/>
-        </w:numPr>
-        <w:spacing w:after="90" w:line="288"/>
-      </w:pPr>
-      <w:r>
-        <w:rPr>
-          <w:rFonts w:ascii="JetBrains Mono" w:cs="JetBrains Mono" w:eastAsia="JetBrains Mono" w:hAnsi="JetBrains Mono"/>
-          <w:b/>
-          <w:bCs/>
-          <w:color w:val="D9763A"/>
-          <w:sz w:val="20"/>
-          <w:szCs w:val="20"/>
-        </w:rPr>
-        <w:t xml:space="preserve">R-20  </w:t>
-      </w:r>
-      <w:r>
-        <w:rPr>
-          <w:rFonts w:ascii="Inter" w:cs="Inter" w:eastAsia="Inter" w:hAnsi="Inter"/>
-          <w:color w:val="1A1D21"/>
-          <w:sz w:val="21"/>
-          <w:szCs w:val="21"/>
-        </w:rPr>
-        <w:t xml:space="preserve">An admin can configure an alert on a signal (negative-sentiment share, average rating, new theme) and be notified when the threshold is crossed.</w:t>
+        <w:t xml:space="preserve">For every theme, sentiment aggregate, and Brand Love read, open the exact underlying responses (traceability — INV-3).</w:t>
+      </w:r>
+    </w:p>
+    <w:p>
+      <w:pPr>
+        <w:pStyle w:val="ListParagraph"/>
+        <w:numPr>
+          <w:ilvl w:val="0"/>
+          <w:numId w:val="2"/>
+        </w:numPr>
+        <w:spacing w:after="90" w:line="288"/>
+      </w:pPr>
+      <w:r>
+        <w:rPr>
+          <w:rFonts w:ascii="JetBrains Mono" w:cs="JetBrains Mono" w:eastAsia="JetBrains Mono" w:hAnsi="JetBrains Mono"/>
+          <w:b/>
+          <w:bCs/>
+          <w:color w:val="D9763A"/>
+          <w:sz w:val="20"/>
+          <w:szCs w:val="20"/>
+        </w:rPr>
+        <w:t xml:space="preserve">R-30  </w:t>
+      </w:r>
+      <w:r>
+        <w:rPr>
+          <w:rFonts w:ascii="Inter" w:cs="Inter" w:eastAsia="Inter" w:hAnsi="Inter"/>
+          <w:color w:val="1A1D21"/>
+          <w:sz w:val="21"/>
+          <w:szCs w:val="21"/>
+        </w:rPr>
+        <w:t xml:space="preserve">Record Brand Love on the five-point scale, normalize to an ordinal, and compute the Brand Love distribution and Index (O-11) — including inferring a Brand Love read from open text where no direct rating exists, clearly labeled as inferred (INV-4).</w:t>
       </w:r>
     </w:p>
     <w:p>
@@ -2648,7 +2897,323 @@
           <w:sz w:val="22"/>
           <w:szCs w:val="22"/>
         </w:rPr>
-        <w:t xml:space="preserve">Accounts, roles &amp; export</w:t>
+        <w:t xml:space="preserve">Unified customer &amp; competitive insight</w:t>
+      </w:r>
+    </w:p>
+    <w:p>
+      <w:pPr>
+        <w:pStyle w:val="ListParagraph"/>
+        <w:numPr>
+          <w:ilvl w:val="0"/>
+          <w:numId w:val="2"/>
+        </w:numPr>
+        <w:spacing w:after="90" w:line="288"/>
+      </w:pPr>
+      <w:r>
+        <w:rPr>
+          <w:rFonts w:ascii="JetBrains Mono" w:cs="JetBrains Mono" w:eastAsia="JetBrains Mono" w:hAnsi="JetBrains Mono"/>
+          <w:b/>
+          <w:bCs/>
+          <w:color w:val="D9763A"/>
+          <w:sz w:val="20"/>
+          <w:szCs w:val="20"/>
+        </w:rPr>
+        <w:t xml:space="preserve">R-26  </w:t>
+      </w:r>
+      <w:r>
+        <w:rPr>
+          <w:rFonts w:ascii="Inter" w:cs="Inter" w:eastAsia="Inter" w:hAnsi="Inter"/>
+          <w:color w:val="1A1D21"/>
+          <w:sz w:val="21"/>
+          <w:szCs w:val="21"/>
+        </w:rPr>
+        <w:t xml:space="preserve">Produce an aggregate, cross-source "unified customer" view of the account’s customer base — one combined read across all sources and time — WITHOUT building or requiring an identity-linked individual profile (INV-9).</w:t>
+      </w:r>
+    </w:p>
+    <w:p>
+      <w:pPr>
+        <w:pStyle w:val="ListParagraph"/>
+        <w:numPr>
+          <w:ilvl w:val="0"/>
+          <w:numId w:val="2"/>
+        </w:numPr>
+        <w:spacing w:after="90" w:line="288"/>
+      </w:pPr>
+      <w:r>
+        <w:rPr>
+          <w:rFonts w:ascii="JetBrains Mono" w:cs="JetBrains Mono" w:eastAsia="JetBrains Mono" w:hAnsi="JetBrains Mono"/>
+          <w:b/>
+          <w:bCs/>
+          <w:color w:val="D9763A"/>
+          <w:sz w:val="20"/>
+          <w:szCs w:val="20"/>
+        </w:rPr>
+        <w:t xml:space="preserve">R-24  </w:t>
+      </w:r>
+      <w:r>
+        <w:rPr>
+          <w:rFonts w:ascii="Inter" w:cs="Inter" w:eastAsia="Inter" w:hAnsi="Inter"/>
+          <w:color w:val="1A1D21"/>
+          <w:sz w:val="21"/>
+          <w:szCs w:val="21"/>
+        </w:rPr>
+        <w:t xml:space="preserve">Define and manage a set of competitor brands to track (I-8).</w:t>
+      </w:r>
+    </w:p>
+    <w:p>
+      <w:pPr>
+        <w:pStyle w:val="ListParagraph"/>
+        <w:numPr>
+          <w:ilvl w:val="0"/>
+          <w:numId w:val="2"/>
+        </w:numPr>
+        <w:spacing w:after="90" w:line="288"/>
+      </w:pPr>
+      <w:r>
+        <w:rPr>
+          <w:rFonts w:ascii="JetBrains Mono" w:cs="JetBrains Mono" w:eastAsia="JetBrains Mono" w:hAnsi="JetBrains Mono"/>
+          <w:b/>
+          <w:bCs/>
+          <w:color w:val="D9763A"/>
+          <w:sz w:val="20"/>
+          <w:szCs w:val="20"/>
+        </w:rPr>
+        <w:t xml:space="preserve">R-25  </w:t>
+      </w:r>
+      <w:r>
+        <w:rPr>
+          <w:rFonts w:ascii="Inter" w:cs="Inter" w:eastAsia="Inter" w:hAnsi="Inter"/>
+          <w:color w:val="1A1D21"/>
+          <w:sz w:val="21"/>
+          <w:szCs w:val="21"/>
+        </w:rPr>
+        <w:t xml:space="preserve">Collect publicly available reviews/ratings/comments about the own brand and tracked competitors from configured sources (review APIs, licensed provider, and/or public web) — subject to §10 (DPS-7) and a legal-review gate before live collection is enabled.</w:t>
+      </w:r>
+    </w:p>
+    <w:p>
+      <w:pPr>
+        <w:pStyle w:val="ListParagraph"/>
+        <w:numPr>
+          <w:ilvl w:val="0"/>
+          <w:numId w:val="2"/>
+        </w:numPr>
+        <w:spacing w:after="90" w:line="288"/>
+      </w:pPr>
+      <w:r>
+        <w:rPr>
+          <w:rFonts w:ascii="JetBrains Mono" w:cs="JetBrains Mono" w:eastAsia="JetBrains Mono" w:hAnsi="JetBrains Mono"/>
+          <w:b/>
+          <w:bCs/>
+          <w:color w:val="D9763A"/>
+          <w:sz w:val="20"/>
+          <w:szCs w:val="20"/>
+        </w:rPr>
+        <w:t xml:space="preserve">R-27  </w:t>
+      </w:r>
+      <w:r>
+        <w:rPr>
+          <w:rFonts w:ascii="Inter" w:cs="Inter" w:eastAsia="Inter" w:hAnsi="Inter"/>
+          <w:color w:val="1A1D21"/>
+          <w:sz w:val="21"/>
+          <w:szCs w:val="21"/>
+        </w:rPr>
+        <w:t xml:space="preserve">Benchmark the company’s brand vs. competitors on ratings, Brand Love, sentiment, and themes over a chosen period (O-9).</w:t>
+      </w:r>
+    </w:p>
+    <w:p>
+      <w:pPr>
+        <w:pStyle w:val="ListParagraph"/>
+        <w:numPr>
+          <w:ilvl w:val="0"/>
+          <w:numId w:val="2"/>
+        </w:numPr>
+        <w:spacing w:after="90" w:line="288"/>
+      </w:pPr>
+      <w:r>
+        <w:rPr>
+          <w:rFonts w:ascii="JetBrains Mono" w:cs="JetBrains Mono" w:eastAsia="JetBrains Mono" w:hAnsi="JetBrains Mono"/>
+          <w:b/>
+          <w:bCs/>
+          <w:color w:val="D9763A"/>
+          <w:sz w:val="20"/>
+          <w:szCs w:val="20"/>
+        </w:rPr>
+        <w:t xml:space="preserve">R-28  </w:t>
+      </w:r>
+      <w:r>
+        <w:rPr>
+          <w:rFonts w:ascii="Inter" w:cs="Inter" w:eastAsia="Inter" w:hAnsi="Inter"/>
+          <w:color w:val="1A1D21"/>
+          <w:sz w:val="21"/>
+          <w:szCs w:val="21"/>
+        </w:rPr>
+        <w:t xml:space="preserve">For a selected competitor, produce per-competitor aggregate analysis (O-10) traceable to underlying public reviews.</w:t>
+      </w:r>
+    </w:p>
+    <w:p>
+      <w:pPr>
+        <w:pStyle w:val="ListParagraph"/>
+        <w:numPr>
+          <w:ilvl w:val="0"/>
+          <w:numId w:val="2"/>
+        </w:numPr>
+        <w:spacing w:after="90" w:line="288"/>
+      </w:pPr>
+      <w:r>
+        <w:rPr>
+          <w:rFonts w:ascii="JetBrains Mono" w:cs="JetBrains Mono" w:eastAsia="JetBrains Mono" w:hAnsi="JetBrains Mono"/>
+          <w:b/>
+          <w:bCs/>
+          <w:color w:val="D9763A"/>
+          <w:sz w:val="20"/>
+          <w:szCs w:val="20"/>
+        </w:rPr>
+        <w:t xml:space="preserve">R-29  </w:t>
+      </w:r>
+      <w:r>
+        <w:rPr>
+          <w:rFonts w:ascii="Inter" w:cs="Inter" w:eastAsia="Inter" w:hAnsi="Inter"/>
+          <w:color w:val="1A1D21"/>
+          <w:sz w:val="21"/>
+          <w:szCs w:val="21"/>
+        </w:rPr>
+        <w:t xml:space="preserve">All brand/competitor analysis is filterable by brand, source, date, segment, and sentiment, and every competitor figure links to its source items.</w:t>
+      </w:r>
+    </w:p>
+    <w:p>
+      <w:pPr>
+        <w:spacing w:after="90" w:before="200"/>
+      </w:pPr>
+      <w:r>
+        <w:rPr>
+          <w:rFonts w:ascii="Inter" w:cs="Inter" w:eastAsia="Inter" w:hAnsi="Inter"/>
+          <w:b/>
+          <w:bCs/>
+          <w:color w:val="1A1D21"/>
+          <w:sz w:val="22"/>
+          <w:szCs w:val="22"/>
+        </w:rPr>
+        <w:t xml:space="preserve">AI analysis, accounts, roles, export</w:t>
+      </w:r>
+    </w:p>
+    <w:p>
+      <w:pPr>
+        <w:pStyle w:val="ListParagraph"/>
+        <w:numPr>
+          <w:ilvl w:val="0"/>
+          <w:numId w:val="2"/>
+        </w:numPr>
+        <w:spacing w:after="90" w:line="288"/>
+      </w:pPr>
+      <w:r>
+        <w:rPr>
+          <w:rFonts w:ascii="JetBrains Mono" w:cs="JetBrains Mono" w:eastAsia="JetBrains Mono" w:hAnsi="JetBrains Mono"/>
+          <w:b/>
+          <w:bCs/>
+          <w:color w:val="D9763A"/>
+          <w:sz w:val="20"/>
+          <w:szCs w:val="20"/>
+        </w:rPr>
+        <w:t xml:space="preserve">R-17  </w:t>
+      </w:r>
+      <w:r>
+        <w:rPr>
+          <w:rFonts w:ascii="Inter" w:cs="Inter" w:eastAsia="Inter" w:hAnsi="Inter"/>
+          <w:color w:val="1A1D21"/>
+          <w:sz w:val="21"/>
+          <w:szCs w:val="21"/>
+        </w:rPr>
+        <w:t xml:space="preserve">Ask a natural-language question and receive an answer grounded only in the account’s own data, with citations.</w:t>
+      </w:r>
+    </w:p>
+    <w:p>
+      <w:pPr>
+        <w:pStyle w:val="ListParagraph"/>
+        <w:numPr>
+          <w:ilvl w:val="0"/>
+          <w:numId w:val="2"/>
+        </w:numPr>
+        <w:spacing w:after="90" w:line="288"/>
+      </w:pPr>
+      <w:r>
+        <w:rPr>
+          <w:rFonts w:ascii="JetBrains Mono" w:cs="JetBrains Mono" w:eastAsia="JetBrains Mono" w:hAnsi="JetBrains Mono"/>
+          <w:b/>
+          <w:bCs/>
+          <w:color w:val="D9763A"/>
+          <w:sz w:val="20"/>
+          <w:szCs w:val="20"/>
+        </w:rPr>
+        <w:t xml:space="preserve">R-18  </w:t>
+      </w:r>
+      <w:r>
+        <w:rPr>
+          <w:rFonts w:ascii="Inter" w:cs="Inter" w:eastAsia="Inter" w:hAnsi="Inter"/>
+          <w:color w:val="1A1D21"/>
+          <w:sz w:val="21"/>
+          <w:szCs w:val="21"/>
+        </w:rPr>
+        <w:t xml:space="preserve">Generate an insight report: narrative, metrics, top themes, sentiment, Brand Love, competitive comparison, quotes, ranked actions.</w:t>
+      </w:r>
+    </w:p>
+    <w:p>
+      <w:pPr>
+        <w:pStyle w:val="ListParagraph"/>
+        <w:numPr>
+          <w:ilvl w:val="0"/>
+          <w:numId w:val="2"/>
+        </w:numPr>
+        <w:spacing w:after="90" w:line="288"/>
+      </w:pPr>
+      <w:r>
+        <w:rPr>
+          <w:rFonts w:ascii="JetBrains Mono" w:cs="JetBrains Mono" w:eastAsia="JetBrains Mono" w:hAnsi="JetBrains Mono"/>
+          <w:b/>
+          <w:bCs/>
+          <w:color w:val="D9763A"/>
+          <w:sz w:val="20"/>
+          <w:szCs w:val="20"/>
+        </w:rPr>
+        <w:t xml:space="preserve">R-19  </w:t>
+      </w:r>
+      <w:r>
+        <w:rPr>
+          <w:rFonts w:ascii="Inter" w:cs="Inter" w:eastAsia="Inter" w:hAnsi="Inter"/>
+          <w:color w:val="1A1D21"/>
+          <w:sz w:val="21"/>
+          <w:szCs w:val="21"/>
+        </w:rPr>
+        <w:t xml:space="preserve">Compute response rate, completion rate, average rating, rating distribution, and NPS/CSAT when questions qualify.</w:t>
+      </w:r>
+    </w:p>
+    <w:p>
+      <w:pPr>
+        <w:pStyle w:val="ListParagraph"/>
+        <w:numPr>
+          <w:ilvl w:val="0"/>
+          <w:numId w:val="2"/>
+        </w:numPr>
+        <w:spacing w:after="90" w:line="288"/>
+      </w:pPr>
+      <w:r>
+        <w:rPr>
+          <w:rFonts w:ascii="JetBrains Mono" w:cs="JetBrains Mono" w:eastAsia="JetBrains Mono" w:hAnsi="JetBrains Mono"/>
+          <w:b/>
+          <w:bCs/>
+          <w:color w:val="D9763A"/>
+          <w:sz w:val="20"/>
+          <w:szCs w:val="20"/>
+        </w:rPr>
+        <w:t xml:space="preserve">R-20  </w:t>
+      </w:r>
+      <w:r>
+        <w:rPr>
+          <w:rFonts w:ascii="Inter" w:cs="Inter" w:eastAsia="Inter" w:hAnsi="Inter"/>
+          <w:color w:val="1A1D21"/>
+          <w:sz w:val="21"/>
+          <w:szCs w:val="21"/>
+        </w:rPr>
+        <w:t xml:space="preserve">Configure an alert on a signal (negative-sentiment share, average rating, Brand Love Index, new theme) with notification when crossed.</w:t>
       </w:r>
     </w:p>
     <w:p>
@@ -2678,7 +3243,7 @@
           <w:sz w:val="21"/>
           <w:szCs w:val="21"/>
         </w:rPr>
-        <w:t xml:space="preserve">At least two roles: an Owner/Admin who manages account, users, and billing, and a Member who builds surveys and views analysis but not billing/users.</w:t>
+        <w:t xml:space="preserve">At least two roles: Owner/Admin (account, users, billing) and Member (builds surveys, views analysis).</w:t>
       </w:r>
     </w:p>
     <w:p>
@@ -2708,7 +3273,7 @@
           <w:sz w:val="21"/>
           <w:szCs w:val="21"/>
         </w:rPr>
-        <w:t xml:space="preserve">An admin can export any analysis view and the insight report in a portable format (CSV for raw data; PDF and/or slides for the report).</w:t>
+        <w:t xml:space="preserve">Export any analysis view and the insight report (CSV for raw data; PDF and/or slides for the report).</w:t>
       </w:r>
     </w:p>
     <w:p>
@@ -2738,7 +3303,7 @@
           <w:sz w:val="21"/>
           <w:szCs w:val="21"/>
         </w:rPr>
-        <w:t xml:space="preserve">An admin can delete a survey, campaign, or individual response, and can export or delete all data for the account.</w:t>
+        <w:t xml:space="preserve">Delete a survey, campaign, or response, and export or delete all account data.</w:t>
       </w:r>
     </w:p>
     <w:p>
@@ -2834,7 +3399,7 @@
           <w:sz w:val="21"/>
           <w:szCs w:val="21"/>
         </w:rPr>
-        <w:t xml:space="preserve">A response is always attributable to exactly one source (link, campaign, conversational session, or named import batch). No response exists without a known origin.</w:t>
+        <w:t xml:space="preserve">Every response is attributable to exactly one source AND one brand. No response exists without a known origin.</w:t>
       </w:r>
     </w:p>
     <w:p>
@@ -2864,7 +3429,7 @@
           <w:sz w:val="21"/>
           <w:szCs w:val="21"/>
         </w:rPr>
-        <w:t xml:space="preserve">Response counts are never negative and never exceed responses actually collected; percentages are computed from the current filter and each response is counted once per dimension.</w:t>
+        <w:t xml:space="preserve">Counts are never negative and never exceed responses collected; percentages come from the current filter, each response counted once per dimension.</w:t>
       </w:r>
     </w:p>
     <w:p>
@@ -2894,7 +3459,7 @@
           <w:sz w:val="21"/>
           <w:szCs w:val="21"/>
         </w:rPr>
-        <w:t xml:space="preserve">Every AI-generated theme, aggregate, insight, recommendation, and query answer is traceable to the specific underlying responses. The UI never shows an AI claim without a path to its verbatim data.</w:t>
+        <w:t xml:space="preserve">Every theme, aggregate, Brand Love read, insight, recommendation, and query answer is traceable to its underlying responses. No AI claim without a path to its verbatim data.</w:t>
       </w:r>
     </w:p>
     <w:p>
@@ -2924,7 +3489,7 @@
           <w:sz w:val="21"/>
           <w:szCs w:val="21"/>
         </w:rPr>
-        <w:t xml:space="preserve">The system never displays a quote or statistic absent from the collected data. AI output summarizes only what exists; it does not invent respondents, quotes, or numbers.</w:t>
+        <w:t xml:space="preserve">The system never shows a quote or statistic absent from the data, and labels any value it inferred (e.g., Brand Love from text) as inferred, not stated.</w:t>
       </w:r>
     </w:p>
     <w:p>
@@ -2954,7 +3519,7 @@
           <w:sz w:val="21"/>
           <w:szCs w:val="21"/>
         </w:rPr>
-        <w:t xml:space="preserve">A respondent can complete a survey without providing personally identifying information; identity is never required to submit feedback.</w:t>
+        <w:t xml:space="preserve">A respondent can complete a survey without providing identifying information; identity is never required.</w:t>
       </w:r>
     </w:p>
     <w:p>
@@ -2984,7 +3549,7 @@
           <w:sz w:val="21"/>
           <w:szCs w:val="21"/>
         </w:rPr>
-        <w:t xml:space="preserve">Each account’s data is isolated: no account can see, query, or analyze another’s responses. AI analysis is grounded only in that account’s data.</w:t>
+        <w:t xml:space="preserve">Each account’s data is isolated; AI analysis is grounded only in that account’s data.</w:t>
       </w:r>
     </w:p>
     <w:p>
@@ -3014,7 +3579,7 @@
           <w:sz w:val="21"/>
           <w:szCs w:val="21"/>
         </w:rPr>
-        <w:t xml:space="preserve">Deleting a response, campaign, or account removes it from all future analysis and aggregates; deleted data never reappears in any report.</w:t>
+        <w:t xml:space="preserve">Deleting a response, campaign, or account removes it from all future analysis; deleted data never reappears.</w:t>
       </w:r>
     </w:p>
     <w:p>
@@ -3044,7 +3609,97 @@
           <w:sz w:val="21"/>
           <w:szCs w:val="21"/>
         </w:rPr>
-        <w:t xml:space="preserve">Respondent PII, when present, is stored securely and never written to logs or included in AI outputs unless the admin explicitly opts in.</w:t>
+        <w:t xml:space="preserve">Respondent PII is stored securely and never written to logs or AI outputs unless the admin opts in.</w:t>
+      </w:r>
+    </w:p>
+    <w:p>
+      <w:pPr>
+        <w:pStyle w:val="ListParagraph"/>
+        <w:numPr>
+          <w:ilvl w:val="0"/>
+          <w:numId w:val="2"/>
+        </w:numPr>
+        <w:spacing w:after="90" w:line="288"/>
+      </w:pPr>
+      <w:r>
+        <w:rPr>
+          <w:rFonts w:ascii="JetBrains Mono" w:cs="JetBrains Mono" w:eastAsia="JetBrains Mono" w:hAnsi="JetBrains Mono"/>
+          <w:b/>
+          <w:bCs/>
+          <w:color w:val="D9763A"/>
+          <w:sz w:val="20"/>
+          <w:szCs w:val="20"/>
+        </w:rPr>
+        <w:t xml:space="preserve">INV-9  </w:t>
+      </w:r>
+      <w:r>
+        <w:rPr>
+          <w:rFonts w:ascii="Inter" w:cs="Inter" w:eastAsia="Inter" w:hAnsi="Inter"/>
+          <w:color w:val="1A1D21"/>
+          <w:sz w:val="21"/>
+          <w:szCs w:val="21"/>
+        </w:rPr>
+        <w:t xml:space="preserve">The "unified customer" view is always aggregate. The system does not construct or expose an identity-resolved profile of any individual — customer or competitor customer.</w:t>
+      </w:r>
+    </w:p>
+    <w:p>
+      <w:pPr>
+        <w:pStyle w:val="ListParagraph"/>
+        <w:numPr>
+          <w:ilvl w:val="0"/>
+          <w:numId w:val="2"/>
+        </w:numPr>
+        <w:spacing w:after="90" w:line="288"/>
+      </w:pPr>
+      <w:r>
+        <w:rPr>
+          <w:rFonts w:ascii="JetBrains Mono" w:cs="JetBrains Mono" w:eastAsia="JetBrains Mono" w:hAnsi="JetBrains Mono"/>
+          <w:b/>
+          <w:bCs/>
+          <w:color w:val="D9763A"/>
+          <w:sz w:val="20"/>
+          <w:szCs w:val="20"/>
+        </w:rPr>
+        <w:t xml:space="preserve">INV-10  </w:t>
+      </w:r>
+      <w:r>
+        <w:rPr>
+          <w:rFonts w:ascii="Inter" w:cs="Inter" w:eastAsia="Inter" w:hAnsi="Inter"/>
+          <w:color w:val="1A1D21"/>
+          <w:sz w:val="21"/>
+          <w:szCs w:val="21"/>
+        </w:rPr>
+        <w:t xml:space="preserve">Externally-collected data is only ever publicly available and lawfully obtained. The system never bypasses authentication, paywalls, or technical controls, and keeps provenance (source, URL, capture date) on every item.</w:t>
+      </w:r>
+    </w:p>
+    <w:p>
+      <w:pPr>
+        <w:pStyle w:val="ListParagraph"/>
+        <w:numPr>
+          <w:ilvl w:val="0"/>
+          <w:numId w:val="2"/>
+        </w:numPr>
+        <w:spacing w:after="90" w:line="288"/>
+      </w:pPr>
+      <w:r>
+        <w:rPr>
+          <w:rFonts w:ascii="JetBrains Mono" w:cs="JetBrains Mono" w:eastAsia="JetBrains Mono" w:hAnsi="JetBrains Mono"/>
+          <w:b/>
+          <w:bCs/>
+          <w:color w:val="D9763A"/>
+          <w:sz w:val="20"/>
+          <w:szCs w:val="20"/>
+        </w:rPr>
+        <w:t xml:space="preserve">INV-11  </w:t>
+      </w:r>
+      <w:r>
+        <w:rPr>
+          <w:rFonts w:ascii="Inter" w:cs="Inter" w:eastAsia="Inter" w:hAnsi="Inter"/>
+          <w:color w:val="1A1D21"/>
+          <w:sz w:val="21"/>
+          <w:szCs w:val="21"/>
+        </w:rPr>
+        <w:t xml:space="preserve">Personal data in public reviews (names, handles) is minimized, never used to build a profile, and excluded from AI outputs by default.</w:t>
       </w:r>
     </w:p>
     <w:p>
@@ -3140,7 +3795,7 @@
           <w:sz w:val="21"/>
           <w:szCs w:val="21"/>
         </w:rPr>
-        <w:t xml:space="preserve">Empty or tiny sample — the system states the sample is too small for reliable themes/sentiment rather than fabricating confident findings.</w:t>
+        <w:t xml:space="preserve">Empty or tiny sample — states the sample is too small rather than fabricating confidence.</w:t>
       </w:r>
     </w:p>
     <w:p>
@@ -3170,7 +3825,7 @@
           <w:sz w:val="21"/>
           <w:szCs w:val="21"/>
         </w:rPr>
-        <w:t xml:space="preserve">Abandoned survey — the partial is retained, counted as incomplete in completion math, and flagged in analysis.</w:t>
+        <w:t xml:space="preserve">Abandoned survey — the partial is retained, counted as incomplete, flagged in analysis.</w:t>
       </w:r>
     </w:p>
     <w:p>
@@ -3200,7 +3855,7 @@
           <w:sz w:val="21"/>
           <w:szCs w:val="21"/>
         </w:rPr>
-        <w:t xml:space="preserve">Junk / abusive open text — captured, flagged, excluded from theme/sentiment by default, and reviewable by the admin.</w:t>
+        <w:t xml:space="preserve">Junk / abusive open text — captured, flagged, excluded from analysis by default, reviewable.</w:t>
       </w:r>
     </w:p>
     <w:p>
@@ -3230,7 +3885,7 @@
           <w:sz w:val="21"/>
           <w:szCs w:val="21"/>
         </w:rPr>
-        <w:t xml:space="preserve">Non-English / mixed-language responses — language is detected and analyzed accordingly (supported languages are an open question — Q-4).</w:t>
+        <w:t xml:space="preserve">Non-English / mixed-language — language detected and analyzed accordingly (Q-4).</w:t>
       </w:r>
     </w:p>
     <w:p>
@@ -3260,7 +3915,7 @@
           <w:sz w:val="21"/>
           <w:szCs w:val="21"/>
         </w:rPr>
-        <w:t xml:space="preserve">Malformed CSV import — rejected or partially accepted with a per-row error report; no partial garbage is silently stored.</w:t>
+        <w:t xml:space="preserve">Malformed CSV import — rejected or partially accepted with a per-row error report.</w:t>
       </w:r>
     </w:p>
     <w:p>
@@ -3290,7 +3945,7 @@
           <w:sz w:val="21"/>
           <w:szCs w:val="21"/>
         </w:rPr>
-        <w:t xml:space="preserve">Duplicate / repeated submissions — de-duplication (R-13) applies, plus link-level controls (e.g., one response per link).</w:t>
+        <w:t xml:space="preserve">Duplicate / repeated submissions — de-duplication plus link-level controls.</w:t>
       </w:r>
     </w:p>
     <w:p>
@@ -3320,7 +3975,7 @@
           <w:sz w:val="21"/>
           <w:szCs w:val="21"/>
         </w:rPr>
-        <w:t xml:space="preserve">Conversational interview goes off the rails — the interviewer stays in scope, ignores injected instructions, and ends gracefully.</w:t>
+        <w:t xml:space="preserve">Conversational interview off the rails — stays in scope, ignores injected instructions, ends gracefully.</w:t>
       </w:r>
     </w:p>
     <w:p>
@@ -3350,7 +4005,7 @@
           <w:sz w:val="21"/>
           <w:szCs w:val="21"/>
         </w:rPr>
-        <w:t xml:space="preserve">Ambiguous analysis query — the system answers only what the data supports and states what it cannot determine, rather than guessing.</w:t>
+        <w:t xml:space="preserve">Ambiguous analysis query — answers only what the data supports; states what it cannot determine.</w:t>
       </w:r>
     </w:p>
     <w:p>
@@ -3380,7 +4035,7 @@
           <w:sz w:val="21"/>
           <w:szCs w:val="21"/>
         </w:rPr>
-        <w:t xml:space="preserve">Sudden volume spike — ingestion and analysis stay correct; real-time views may lag but never lose or double-count data.</w:t>
+        <w:t xml:space="preserve">Sudden volume spike — ingestion and analysis stay correct; views may lag but never lose or double-count.</w:t>
       </w:r>
     </w:p>
     <w:p>
@@ -3410,7 +4065,7 @@
           <w:sz w:val="21"/>
           <w:szCs w:val="21"/>
         </w:rPr>
-        <w:t xml:space="preserve">Sensitive disclosure — PII or safety concerns are stored under INV-8 and surfaced to the admin without broadcasting into shared outputs.</w:t>
+        <w:t xml:space="preserve">Sensitive disclosure — PII/safety concerns stored under INV-8/INV-11, surfaced to the admin, not broadcast.</w:t>
       </w:r>
     </w:p>
     <w:p>
@@ -3440,7 +4095,127 @@
           <w:sz w:val="21"/>
           <w:szCs w:val="21"/>
         </w:rPr>
-        <w:t xml:space="preserve">Concurrent editing — two admins editing one survey do not silently overwrite each other without warning.</w:t>
+        <w:t xml:space="preserve">Concurrent editing — two admins editing one survey do not silently overwrite each other.</w:t>
+      </w:r>
+    </w:p>
+    <w:p>
+      <w:pPr>
+        <w:pStyle w:val="ListParagraph"/>
+        <w:numPr>
+          <w:ilvl w:val="0"/>
+          <w:numId w:val="2"/>
+        </w:numPr>
+        <w:spacing w:after="90" w:line="288"/>
+      </w:pPr>
+      <w:r>
+        <w:rPr>
+          <w:rFonts w:ascii="JetBrains Mono" w:cs="JetBrains Mono" w:eastAsia="JetBrains Mono" w:hAnsi="JetBrains Mono"/>
+          <w:b/>
+          <w:bCs/>
+          <w:color w:val="D9763A"/>
+          <w:sz w:val="20"/>
+          <w:szCs w:val="20"/>
+        </w:rPr>
+        <w:t xml:space="preserve">E-12  </w:t>
+      </w:r>
+      <w:r>
+        <w:rPr>
+          <w:rFonts w:ascii="Inter" w:cs="Inter" w:eastAsia="Inter" w:hAnsi="Inter"/>
+          <w:color w:val="1A1D21"/>
+          <w:sz w:val="21"/>
+          <w:szCs w:val="21"/>
+        </w:rPr>
+        <w:t xml:space="preserve">Source blocks or rate-limits collection — collection backs off, records the gap, never fabricates missing items; coverage/freshness shown honestly.</w:t>
+      </w:r>
+    </w:p>
+    <w:p>
+      <w:pPr>
+        <w:pStyle w:val="ListParagraph"/>
+        <w:numPr>
+          <w:ilvl w:val="0"/>
+          <w:numId w:val="2"/>
+        </w:numPr>
+        <w:spacing w:after="90" w:line="288"/>
+      </w:pPr>
+      <w:r>
+        <w:rPr>
+          <w:rFonts w:ascii="JetBrains Mono" w:cs="JetBrains Mono" w:eastAsia="JetBrains Mono" w:hAnsi="JetBrains Mono"/>
+          <w:b/>
+          <w:bCs/>
+          <w:color w:val="D9763A"/>
+          <w:sz w:val="20"/>
+          <w:szCs w:val="20"/>
+        </w:rPr>
+        <w:t xml:space="preserve">E-13  </w:t>
+      </w:r>
+      <w:r>
+        <w:rPr>
+          <w:rFonts w:ascii="Inter" w:cs="Inter" w:eastAsia="Inter" w:hAnsi="Inter"/>
+          <w:color w:val="1A1D21"/>
+          <w:sz w:val="21"/>
+          <w:szCs w:val="21"/>
+        </w:rPr>
+        <w:t xml:space="preserve">Competitor identity ambiguity — reviews that may belong to a same-named different entity are flagged low-confidence and excluded from headline figures until confirmed.</w:t>
+      </w:r>
+    </w:p>
+    <w:p>
+      <w:pPr>
+        <w:pStyle w:val="ListParagraph"/>
+        <w:numPr>
+          <w:ilvl w:val="0"/>
+          <w:numId w:val="2"/>
+        </w:numPr>
+        <w:spacing w:after="90" w:line="288"/>
+      </w:pPr>
+      <w:r>
+        <w:rPr>
+          <w:rFonts w:ascii="JetBrains Mono" w:cs="JetBrains Mono" w:eastAsia="JetBrains Mono" w:hAnsi="JetBrains Mono"/>
+          <w:b/>
+          <w:bCs/>
+          <w:color w:val="D9763A"/>
+          <w:sz w:val="20"/>
+          <w:szCs w:val="20"/>
+        </w:rPr>
+        <w:t xml:space="preserve">E-14  </w:t>
+      </w:r>
+      <w:r>
+        <w:rPr>
+          <w:rFonts w:ascii="Inter" w:cs="Inter" w:eastAsia="Inter" w:hAnsi="Inter"/>
+          <w:color w:val="1A1D21"/>
+          <w:sz w:val="21"/>
+          <w:szCs w:val="21"/>
+        </w:rPr>
+        <w:t xml:space="preserve">Sparse competitor data — too few public reviews shows "insufficient data," not a misleading number.</w:t>
+      </w:r>
+    </w:p>
+    <w:p>
+      <w:pPr>
+        <w:pStyle w:val="ListParagraph"/>
+        <w:numPr>
+          <w:ilvl w:val="0"/>
+          <w:numId w:val="2"/>
+        </w:numPr>
+        <w:spacing w:after="90" w:line="288"/>
+      </w:pPr>
+      <w:r>
+        <w:rPr>
+          <w:rFonts w:ascii="JetBrains Mono" w:cs="JetBrains Mono" w:eastAsia="JetBrains Mono" w:hAnsi="JetBrains Mono"/>
+          <w:b/>
+          <w:bCs/>
+          <w:color w:val="D9763A"/>
+          <w:sz w:val="20"/>
+          <w:szCs w:val="20"/>
+        </w:rPr>
+        <w:t xml:space="preserve">E-15  </w:t>
+      </w:r>
+      <w:r>
+        <w:rPr>
+          <w:rFonts w:ascii="Inter" w:cs="Inter" w:eastAsia="Inter" w:hAnsi="Inter"/>
+          <w:color w:val="1A1D21"/>
+          <w:sz w:val="21"/>
+          <w:szCs w:val="21"/>
+        </w:rPr>
+        <w:t xml:space="preserve">Mixed rating scales — 5-star, 10-point, thumbs, Brand Love each normalized to the common scale; un-mappable ratings stored raw and excluded from cross-source averages.</w:t>
       </w:r>
     </w:p>
     <w:p>
@@ -3536,7 +4311,7 @@
           <w:sz w:val="21"/>
           <w:szCs w:val="21"/>
         </w:rPr>
-        <w:t xml:space="preserve">Not a CRM or customer-record system; it stores feedback, not a system of record for customer accounts.</w:t>
+        <w:t xml:space="preserve">Not a CRM or customer-record system; stores feedback, not a system of record, and does not build identity-resolved individual profiles.</w:t>
       </w:r>
     </w:p>
     <w:p>
@@ -3566,7 +4341,7 @@
           <w:sz w:val="21"/>
           <w:szCs w:val="21"/>
         </w:rPr>
-        <w:t xml:space="preserve">No two-way case management / ticketing; closing the loop in v1 is export/notification, not an in-app resolution workflow.</w:t>
+        <w:t xml:space="preserve">No two-way case management / ticketing; closing the loop in v1 is export/notification.</w:t>
       </w:r>
     </w:p>
     <w:p>
@@ -3596,7 +4371,7 @@
           <w:sz w:val="21"/>
           <w:szCs w:val="21"/>
         </w:rPr>
-        <w:t xml:space="preserve">No scraping of review sites without authorization; external feedback enters via CSV in the MVP and sanctioned connectors later.</w:t>
+        <w:t xml:space="preserve">Collection is limited to publicly available content obtained lawfully via APIs, licensed providers, or public web pages under the DPS-7 guardrails. The system does NOT access private/authenticated content, bypass logins or paywalls, circumvent technical protections, or collect data a source’s terms prohibit.</w:t>
       </w:r>
     </w:p>
     <w:p>
@@ -3626,7 +4401,7 @@
           <w:sz w:val="21"/>
           <w:szCs w:val="21"/>
         </w:rPr>
-        <w:t xml:space="preserve">No prediction of future business outcomes (churn, revenue) in v1; it analyzes feedback that exists.</w:t>
+        <w:t xml:space="preserve">No prediction of future business outcomes (churn, revenue) in v1.</w:t>
       </w:r>
     </w:p>
     <w:p>
@@ -3686,7 +4461,37 @@
           <w:sz w:val="21"/>
           <w:szCs w:val="21"/>
         </w:rPr>
-        <w:t xml:space="preserve">Does not replace human research judgment; it is decision support, with every AI output presented as such alongside its evidence.</w:t>
+        <w:t xml:space="preserve">Does not replace human research judgment; it is decision support, with every AI output shown alongside its evidence.</w:t>
+      </w:r>
+    </w:p>
+    <w:p>
+      <w:pPr>
+        <w:pStyle w:val="ListParagraph"/>
+        <w:numPr>
+          <w:ilvl w:val="0"/>
+          <w:numId w:val="2"/>
+        </w:numPr>
+        <w:spacing w:after="90" w:line="288"/>
+      </w:pPr>
+      <w:r>
+        <w:rPr>
+          <w:rFonts w:ascii="JetBrains Mono" w:cs="JetBrains Mono" w:eastAsia="JetBrains Mono" w:hAnsi="JetBrains Mono"/>
+          <w:b/>
+          <w:bCs/>
+          <w:color w:val="D9763A"/>
+          <w:sz w:val="20"/>
+          <w:szCs w:val="20"/>
+        </w:rPr>
+        <w:t xml:space="preserve">X-7  </w:t>
+      </w:r>
+      <w:r>
+        <w:rPr>
+          <w:rFonts w:ascii="Inter" w:cs="Inter" w:eastAsia="Inter" w:hAnsi="Inter"/>
+          <w:color w:val="1A1D21"/>
+          <w:sz w:val="21"/>
+          <w:szCs w:val="21"/>
+        </w:rPr>
+        <w:t xml:space="preserve">Does not attempt to re-identify individuals, link competitor reviewers to real people, or merge scraped personal data into any profile.</w:t>
       </w:r>
     </w:p>
     <w:p>
@@ -3752,7 +4557,7 @@
           <w:sz w:val="26"/>
           <w:szCs w:val="26"/>
         </w:rPr>
-        <w:t xml:space="preserve">The handling bar this product is held to — enforced in IMPLEMENT and VERIFY.</w:t>
+        <w:t xml:space="preserve">The handling bar this product is held to — enforced in build and verification.</w:t>
       </w:r>
     </w:p>
     <w:p>
@@ -3782,7 +4587,7 @@
           <w:sz w:val="21"/>
           <w:szCs w:val="21"/>
         </w:rPr>
-        <w:t xml:space="preserve">The system is a data processor for the account’s feedback; the company is the controller. Roles, retention, and deletion honor that relationship.</w:t>
+        <w:t xml:space="preserve">The system is a data processor for the account’s feedback; the company is the controller.</w:t>
       </w:r>
     </w:p>
     <w:p>
@@ -3842,7 +4647,7 @@
           <w:sz w:val="21"/>
           <w:szCs w:val="21"/>
         </w:rPr>
-        <w:t xml:space="preserve">Data-subject requests are supported: export and deletion of an individual respondent’s data on request.</w:t>
+        <w:t xml:space="preserve">Data-subject requests are supported: export and deletion on request.</w:t>
       </w:r>
     </w:p>
     <w:p>
@@ -3872,7 +4677,7 @@
           <w:sz w:val="21"/>
           <w:szCs w:val="21"/>
         </w:rPr>
-        <w:t xml:space="preserve">AI processing is isolated to the account; account data is not used to train shared/base models without explicit opt-in.</w:t>
+        <w:t xml:space="preserve">AI processing is isolated to the account; account data is not used to train shared/base models without opt-in.</w:t>
       </w:r>
     </w:p>
     <w:p>
@@ -3902,7 +4707,7 @@
           <w:sz w:val="21"/>
           <w:szCs w:val="21"/>
         </w:rPr>
-        <w:t xml:space="preserve">A configurable retention period is supported; data past retention is deleted and drops out of analysis.</w:t>
+        <w:t xml:space="preserve">A configurable retention period is supported for both first-party and collected data.</w:t>
       </w:r>
     </w:p>
     <w:p>
@@ -3937,314 +4742,18 @@
     </w:p>
     <w:p>
       <w:pPr>
-        <w:spacing w:after="80" w:before="360"/>
-      </w:pPr>
-      <w:r>
-        <w:rPr>
-          <w:rFonts w:ascii="Inter" w:cs="Inter" w:eastAsia="Inter" w:hAnsi="Inter"/>
-          <w:b/>
-          <w:bCs/>
-          <w:color w:val="6B6F76"/>
-          <w:spacing w:val="40"/>
-          <w:sz w:val="17"/>
-          <w:szCs w:val="17"/>
-        </w:rPr>
-        <w:t xml:space="preserve">SECTION 11</w:t>
-      </w:r>
-    </w:p>
-    <w:p>
-      <w:pPr>
-        <w:pBdr>
-          <w:bottom w:val="single" w:color="1A1D21" w:sz="12" w:space="1"/>
-        </w:pBdr>
-        <w:spacing w:after="80"/>
-        <w:ind w:right="8740"/>
-      </w:pPr>
-      <w:r>
-        <w:rPr>
-          <w:sz w:val="2"/>
-          <w:szCs w:val="2"/>
-        </w:rPr>
-        <w:t xml:space="preserve"/>
-      </w:r>
-    </w:p>
-    <w:p>
-      <w:pPr>
-        <w:pStyle w:val="Heading1"/>
-        <w:spacing w:after="160" w:before="120"/>
-      </w:pPr>
-      <w:r>
-        <w:rPr>
-          <w:rFonts w:ascii="Fraunces" w:cs="Fraunces" w:eastAsia="Fraunces" w:hAnsi="Fraunces"/>
-          <w:b/>
-          <w:bCs/>
-          <w:color w:val="1A1D21"/>
-          <w:sz w:val="40"/>
-          <w:szCs w:val="40"/>
-        </w:rPr>
-        <w:t xml:space="preserve">Non-functional requirements</w:t>
-      </w:r>
-    </w:p>
-    <w:p>
-      <w:pPr>
-        <w:spacing w:after="200" w:before="60"/>
-      </w:pPr>
-      <w:r>
-        <w:rPr>
-          <w:rFonts w:ascii="Fraunces" w:cs="Fraunces" w:eastAsia="Fraunces" w:hAnsi="Fraunces"/>
-          <w:i/>
-          <w:iCs/>
-          <w:color w:val="6B6F76"/>
-          <w:sz w:val="26"/>
-          <w:szCs w:val="26"/>
-        </w:rPr>
-        <w:t xml:space="preserve">Speed, reliability, access, and honesty — stated as testable budgets.</w:t>
-      </w:r>
-    </w:p>
-    <w:p>
-      <w:pPr>
-        <w:pStyle w:val="ListParagraph"/>
-        <w:numPr>
-          <w:ilvl w:val="0"/>
-          <w:numId w:val="2"/>
-        </w:numPr>
-        <w:spacing w:after="90" w:line="288"/>
-      </w:pPr>
-      <w:r>
-        <w:rPr>
-          <w:rFonts w:ascii="JetBrains Mono" w:cs="JetBrains Mono" w:eastAsia="JetBrains Mono" w:hAnsi="JetBrains Mono"/>
-          <w:b/>
-          <w:bCs/>
-          <w:color w:val="D9763A"/>
-          <w:sz w:val="20"/>
-          <w:szCs w:val="20"/>
-        </w:rPr>
-        <w:t xml:space="preserve">NFR-1  </w:t>
-      </w:r>
-      <w:r>
-        <w:rPr>
-          <w:rFonts w:ascii="Inter" w:cs="Inter" w:eastAsia="Inter" w:hAnsi="Inter"/>
-          <w:color w:val="1A1D21"/>
-          <w:sz w:val="21"/>
-          <w:szCs w:val="21"/>
-        </w:rPr>
-        <w:t xml:space="preserve">Performance — a survey page loads in under 2 seconds on a typical mobile connection; a submission acknowledges in under 1 second.</w:t>
-      </w:r>
-    </w:p>
-    <w:p>
-      <w:pPr>
-        <w:pStyle w:val="ListParagraph"/>
-        <w:numPr>
-          <w:ilvl w:val="0"/>
-          <w:numId w:val="2"/>
-        </w:numPr>
-        <w:spacing w:after="90" w:line="288"/>
-      </w:pPr>
-      <w:r>
-        <w:rPr>
-          <w:rFonts w:ascii="JetBrains Mono" w:cs="JetBrains Mono" w:eastAsia="JetBrains Mono" w:hAnsi="JetBrains Mono"/>
-          <w:b/>
-          <w:bCs/>
-          <w:color w:val="D9763A"/>
-          <w:sz w:val="20"/>
-          <w:szCs w:val="20"/>
-        </w:rPr>
-        <w:t xml:space="preserve">NFR-2  </w:t>
-      </w:r>
-      <w:r>
-        <w:rPr>
-          <w:rFonts w:ascii="Inter" w:cs="Inter" w:eastAsia="Inter" w:hAnsi="Inter"/>
-          <w:color w:val="1A1D21"/>
-          <w:sz w:val="21"/>
-          <w:szCs w:val="21"/>
-        </w:rPr>
-        <w:t xml:space="preserve">Analysis latency — theme/sentiment analysis up to the MVP size (target ~5,000 responses, Q-6) returns within a stated budget; larger sets run as background jobs with progress shown.</w:t>
-      </w:r>
-    </w:p>
-    <w:p>
-      <w:pPr>
-        <w:pStyle w:val="ListParagraph"/>
-        <w:numPr>
-          <w:ilvl w:val="0"/>
-          <w:numId w:val="2"/>
-        </w:numPr>
-        <w:spacing w:after="90" w:line="288"/>
-      </w:pPr>
-      <w:r>
-        <w:rPr>
-          <w:rFonts w:ascii="JetBrains Mono" w:cs="JetBrains Mono" w:eastAsia="JetBrains Mono" w:hAnsi="JetBrains Mono"/>
-          <w:b/>
-          <w:bCs/>
-          <w:color w:val="D9763A"/>
-          <w:sz w:val="20"/>
-          <w:szCs w:val="20"/>
-        </w:rPr>
-        <w:t xml:space="preserve">NFR-3  </w:t>
-      </w:r>
-      <w:r>
-        <w:rPr>
-          <w:rFonts w:ascii="Inter" w:cs="Inter" w:eastAsia="Inter" w:hAnsi="Inter"/>
-          <w:color w:val="1A1D21"/>
-          <w:sz w:val="21"/>
-          <w:szCs w:val="21"/>
-        </w:rPr>
-        <w:t xml:space="preserve">Availability — the collection endpoint targets a stated uptime so responses are never lost during a live window; ingestion is durable even if analysis is degraded.</w:t>
-      </w:r>
-    </w:p>
-    <w:p>
-      <w:pPr>
-        <w:pStyle w:val="ListParagraph"/>
-        <w:numPr>
-          <w:ilvl w:val="0"/>
-          <w:numId w:val="2"/>
-        </w:numPr>
-        <w:spacing w:after="90" w:line="288"/>
-      </w:pPr>
-      <w:r>
-        <w:rPr>
-          <w:rFonts w:ascii="JetBrains Mono" w:cs="JetBrains Mono" w:eastAsia="JetBrains Mono" w:hAnsi="JetBrains Mono"/>
-          <w:b/>
-          <w:bCs/>
-          <w:color w:val="D9763A"/>
-          <w:sz w:val="20"/>
-          <w:szCs w:val="20"/>
-        </w:rPr>
-        <w:t xml:space="preserve">NFR-4  </w:t>
-      </w:r>
-      <w:r>
-        <w:rPr>
-          <w:rFonts w:ascii="Inter" w:cs="Inter" w:eastAsia="Inter" w:hAnsi="Inter"/>
-          <w:color w:val="1A1D21"/>
-          <w:sz w:val="21"/>
-          <w:szCs w:val="21"/>
-        </w:rPr>
-        <w:t xml:space="preserve">Accessibility — respondent-facing surveys meet WCAG 2.1 AA.</w:t>
-      </w:r>
-    </w:p>
-    <w:p>
-      <w:pPr>
-        <w:pStyle w:val="ListParagraph"/>
-        <w:numPr>
-          <w:ilvl w:val="0"/>
-          <w:numId w:val="2"/>
-        </w:numPr>
-        <w:spacing w:after="90" w:line="288"/>
-      </w:pPr>
-      <w:r>
-        <w:rPr>
-          <w:rFonts w:ascii="JetBrains Mono" w:cs="JetBrains Mono" w:eastAsia="JetBrains Mono" w:hAnsi="JetBrains Mono"/>
-          <w:b/>
-          <w:bCs/>
-          <w:color w:val="D9763A"/>
-          <w:sz w:val="20"/>
-          <w:szCs w:val="20"/>
-        </w:rPr>
-        <w:t xml:space="preserve">NFR-5  </w:t>
-      </w:r>
-      <w:r>
-        <w:rPr>
-          <w:rFonts w:ascii="Inter" w:cs="Inter" w:eastAsia="Inter" w:hAnsi="Inter"/>
-          <w:color w:val="1A1D21"/>
-          <w:sz w:val="21"/>
-          <w:szCs w:val="21"/>
-        </w:rPr>
-        <w:t xml:space="preserve">Scalability path — the architecture grows from SMB volumes toward larger sets without a rewrite; the MVP need not deliver enterprise scale but must not preclude it.</w:t>
-      </w:r>
-    </w:p>
-    <w:p>
-      <w:pPr>
-        <w:pStyle w:val="ListParagraph"/>
-        <w:numPr>
-          <w:ilvl w:val="0"/>
-          <w:numId w:val="2"/>
-        </w:numPr>
-        <w:spacing w:after="90" w:line="288"/>
-      </w:pPr>
-      <w:r>
-        <w:rPr>
-          <w:rFonts w:ascii="JetBrains Mono" w:cs="JetBrains Mono" w:eastAsia="JetBrains Mono" w:hAnsi="JetBrains Mono"/>
-          <w:b/>
-          <w:bCs/>
-          <w:color w:val="D9763A"/>
-          <w:sz w:val="20"/>
-          <w:szCs w:val="20"/>
-        </w:rPr>
-        <w:t xml:space="preserve">NFR-6  </w:t>
-      </w:r>
-      <w:r>
-        <w:rPr>
-          <w:rFonts w:ascii="Inter" w:cs="Inter" w:eastAsia="Inter" w:hAnsi="Inter"/>
-          <w:color w:val="1A1D21"/>
-          <w:sz w:val="21"/>
-          <w:szCs w:val="21"/>
-        </w:rPr>
-        <w:t xml:space="preserve">Explainability — every AI output carries an indication of the data behind it and, where meaningful, a confidence signal.</w:t>
-      </w:r>
-    </w:p>
-    <w:p>
-      <w:pPr>
-        <w:spacing w:after="80" w:before="360"/>
-      </w:pPr>
-      <w:r>
-        <w:rPr>
-          <w:rFonts w:ascii="Inter" w:cs="Inter" w:eastAsia="Inter" w:hAnsi="Inter"/>
-          <w:b/>
-          <w:bCs/>
-          <w:color w:val="6B6F76"/>
-          <w:spacing w:val="40"/>
-          <w:sz w:val="17"/>
-          <w:szCs w:val="17"/>
-        </w:rPr>
-        <w:t xml:space="preserve">SECTION 12</w:t>
-      </w:r>
-    </w:p>
-    <w:p>
-      <w:pPr>
-        <w:pBdr>
-          <w:bottom w:val="single" w:color="1A1D21" w:sz="12" w:space="1"/>
-        </w:pBdr>
-        <w:spacing w:after="80"/>
-        <w:ind w:right="8740"/>
-      </w:pPr>
-      <w:r>
-        <w:rPr>
-          <w:sz w:val="2"/>
-          <w:szCs w:val="2"/>
-        </w:rPr>
-        <w:t xml:space="preserve"/>
-      </w:r>
-    </w:p>
-    <w:p>
-      <w:pPr>
-        <w:pStyle w:val="Heading1"/>
-        <w:spacing w:after="160" w:before="120"/>
-      </w:pPr>
-      <w:r>
-        <w:rPr>
-          <w:rFonts w:ascii="Fraunces" w:cs="Fraunces" w:eastAsia="Fraunces" w:hAnsi="Fraunces"/>
-          <w:b/>
-          <w:bCs/>
-          <w:color w:val="1A1D21"/>
-          <w:sz w:val="40"/>
-          <w:szCs w:val="40"/>
-        </w:rPr>
-        <w:t xml:space="preserve">Scope &amp; phased roadmap</w:t>
-      </w:r>
-    </w:p>
-    <w:p>
-      <w:pPr>
-        <w:spacing w:after="200" w:before="60"/>
-      </w:pPr>
-      <w:r>
-        <w:rPr>
-          <w:rFonts w:ascii="Fraunces" w:cs="Fraunces" w:eastAsia="Fraunces" w:hAnsi="Fraunces"/>
-          <w:i/>
-          <w:iCs/>
-          <w:color w:val="6B6F76"/>
-          <w:sz w:val="26"/>
-          <w:szCs w:val="26"/>
-        </w:rPr>
-        <w:t xml:space="preserve">Only Phase 0 is committed by this document. Each later phase re-enters the pipeline before it is built.</w:t>
+        <w:spacing w:after="90" w:before="200"/>
+      </w:pPr>
+      <w:r>
+        <w:rPr>
+          <w:rFonts w:ascii="Inter" w:cs="Inter" w:eastAsia="Inter" w:hAnsi="Inter"/>
+          <w:b/>
+          <w:bCs/>
+          <w:color w:val="1A1D21"/>
+          <w:sz w:val="22"/>
+          <w:szCs w:val="22"/>
+        </w:rPr>
+        <w:t xml:space="preserve">DPS-7 — Web / data-collection compliance (v2)</w:t>
       </w:r>
     </w:p>
     <w:tbl>
@@ -4287,7 +4796,7 @@
                 <w:sz w:val="20"/>
                 <w:szCs w:val="20"/>
               </w:rPr>
-              <w:t xml:space="preserve">Phase 0 — MVP (the focused, buildable core)</w:t>
+              <w:t xml:space="preserve">Lawful and ethical by construction — with a legal-review gate</w:t>
             </w:r>
           </w:p>
           <w:p>
@@ -4301,7 +4810,7 @@
                 <w:sz w:val="20"/>
                 <w:szCs w:val="20"/>
               </w:rPr>
-              <w:t xml:space="preserve">The smallest release that delivers the differentiated promise end-to-end for one SMB account.</w:t>
+              <w:t xml:space="preserve">Collect only publicly accessible content. Respect robots.txt and reasonable rate limits.</w:t>
             </w:r>
           </w:p>
           <w:p>
@@ -4315,7 +4824,7 @@
                 <w:sz w:val="20"/>
                 <w:szCs w:val="20"/>
               </w:rPr>
-              <w:t xml:space="preserve">• Survey builder: four core question types + conditional logic (R-1, R-3)  •  AI-drafted survey from a goal (R-2)</w:t>
+              <w:t xml:space="preserve">Never bypass authentication, paywalls, or technical protections. Prefer official APIs and licensed providers over page collection.</w:t>
             </w:r>
           </w:p>
           <w:p>
@@ -4329,7 +4838,7 @@
                 <w:sz w:val="20"/>
                 <w:szCs w:val="20"/>
               </w:rPr>
-              <w:t xml:space="preserve">• Distribution by link + embeddable widget (R-4)  •  Mobile, account-free capture incl. partials (R-5, R-6)</w:t>
+              <w:t xml:space="preserve">Keep provenance (source, URL, capture date) on every item. Minimize and never profile personal data in reviews (INV-11). Honor source-specific terms.</w:t>
             </w:r>
           </w:p>
           <w:p>
@@ -4343,7 +4852,7 @@
                 <w:sz w:val="20"/>
                 <w:szCs w:val="20"/>
               </w:rPr>
-              <w:t xml:space="preserve">• Conversational AI survey with scope control + turn limits (R-7–R-10)  •  CSV import into the unified hub (R-11, R-13)</w:t>
+              <w:t xml:space="preserve">The specific sources and methods are subject to the client’s legal review and written sign-off BEFORE live collection is enabled — a gate, not a default.</w:t>
             </w:r>
           </w:p>
           <w:p>
@@ -4357,302 +4866,12 @@
                 <w:sz w:val="20"/>
                 <w:szCs w:val="20"/>
               </w:rPr>
-              <w:t xml:space="preserve">• Unified analysis with filtering (R-12)  •  AI theme + sentiment with traceability (R-14–R-16)</w:t>
-            </w:r>
-          </w:p>
-          <w:p>
-            <w:pPr>
-              <w:spacing w:after="40" w:line="276"/>
-            </w:pPr>
-            <w:r>
-              <w:rPr>
-                <w:rFonts w:ascii="Inter" w:cs="Inter" w:eastAsia="Inter" w:hAnsi="Inter"/>
-                <w:color w:val="1A1D21"/>
-                <w:sz w:val="20"/>
-                <w:szCs w:val="20"/>
-              </w:rPr>
-              <w:t xml:space="preserve">• Core metrics incl. NPS/CSAT (R-19)  •  Insight report with ranked actions, exportable (R-18, R-22)</w:t>
-            </w:r>
-          </w:p>
-          <w:p>
-            <w:pPr>
-              <w:spacing w:after="40" w:line="276"/>
-            </w:pPr>
-            <w:r>
-              <w:rPr>
-                <w:rFonts w:ascii="Inter" w:cs="Inter" w:eastAsia="Inter" w:hAnsi="Inter"/>
-                <w:color w:val="1A1D21"/>
-                <w:sz w:val="20"/>
-                <w:szCs w:val="20"/>
-              </w:rPr>
-              <w:t xml:space="preserve">• Two roles, account isolation, data export/delete (R-21, R-23, INV-6, INV-7)</w:t>
+              <w:t xml:space="preserve">Active AI Advisors is not providing legal advice; the client should confirm the approach with counsel.</w:t>
             </w:r>
           </w:p>
         </w:tc>
       </w:tr>
     </w:tbl>
-    <w:p>
-      <w:pPr>
-        <w:spacing w:after="60"/>
-      </w:pPr>
-    </w:p>
-    <w:p>
-      <w:pPr>
-        <w:spacing w:after="70" w:before="160"/>
-      </w:pPr>
-      <w:r>
-        <w:rPr>
-          <w:rFonts w:ascii="Inter" w:cs="Inter" w:eastAsia="Inter" w:hAnsi="Inter"/>
-          <w:b/>
-          <w:bCs/>
-          <w:color w:val="1A1D21"/>
-          <w:sz w:val="22"/>
-          <w:szCs w:val="22"/>
-        </w:rPr>
-        <w:t xml:space="preserve">Phase 1 — Depth &amp; distribution</w:t>
-      </w:r>
-    </w:p>
-    <w:p>
-      <w:pPr>
-        <w:pStyle w:val="ListParagraph"/>
-        <w:numPr>
-          <w:ilvl w:val="0"/>
-          <w:numId w:val="2"/>
-        </w:numPr>
-        <w:spacing w:after="90" w:line="288"/>
-      </w:pPr>
-      <w:r>
-        <w:rPr>
-          <w:rFonts w:ascii="Inter" w:cs="Inter" w:eastAsia="Inter" w:hAnsi="Inter"/>
-          <w:color w:val="1A1D21"/>
-          <w:sz w:val="21"/>
-          <w:szCs w:val="21"/>
-        </w:rPr>
-        <w:t xml:space="preserve">Natural-language "ask your data" query with citations (R-17, O-6).</w:t>
-      </w:r>
-    </w:p>
-    <w:p>
-      <w:pPr>
-        <w:pStyle w:val="ListParagraph"/>
-        <w:numPr>
-          <w:ilvl w:val="0"/>
-          <w:numId w:val="2"/>
-        </w:numPr>
-        <w:spacing w:after="90" w:line="288"/>
-      </w:pPr>
-      <w:r>
-        <w:rPr>
-          <w:rFonts w:ascii="Inter" w:cs="Inter" w:eastAsia="Inter" w:hAnsi="Inter"/>
-          <w:color w:val="1A1D21"/>
-          <w:sz w:val="21"/>
-          <w:szCs w:val="21"/>
-        </w:rPr>
-        <w:t xml:space="preserve">Email invitation distribution and reminders (R-4 email).</w:t>
-      </w:r>
-    </w:p>
-    <w:p>
-      <w:pPr>
-        <w:pStyle w:val="ListParagraph"/>
-        <w:numPr>
-          <w:ilvl w:val="0"/>
-          <w:numId w:val="2"/>
-        </w:numPr>
-        <w:spacing w:after="90" w:line="288"/>
-      </w:pPr>
-      <w:r>
-        <w:rPr>
-          <w:rFonts w:ascii="Inter" w:cs="Inter" w:eastAsia="Inter" w:hAnsi="Inter"/>
-          <w:color w:val="1A1D21"/>
-          <w:sz w:val="21"/>
-          <w:szCs w:val="21"/>
-        </w:rPr>
-        <w:t xml:space="preserve">Configurable alerts on sentiment/rating/theme signals (R-20, O-7).</w:t>
-      </w:r>
-    </w:p>
-    <w:p>
-      <w:pPr>
-        <w:pStyle w:val="ListParagraph"/>
-        <w:numPr>
-          <w:ilvl w:val="0"/>
-          <w:numId w:val="2"/>
-        </w:numPr>
-        <w:spacing w:after="90" w:line="288"/>
-      </w:pPr>
-      <w:r>
-        <w:rPr>
-          <w:rFonts w:ascii="Inter" w:cs="Inter" w:eastAsia="Inter" w:hAnsi="Inter"/>
-          <w:color w:val="1A1D21"/>
-          <w:sz w:val="21"/>
-          <w:szCs w:val="21"/>
-        </w:rPr>
-        <w:t xml:space="preserve">Segment comparison and trend-over-time views; slides export.</w:t>
-      </w:r>
-    </w:p>
-    <w:p>
-      <w:pPr>
-        <w:spacing w:after="70" w:before="160"/>
-      </w:pPr>
-      <w:r>
-        <w:rPr>
-          <w:rFonts w:ascii="Inter" w:cs="Inter" w:eastAsia="Inter" w:hAnsi="Inter"/>
-          <w:b/>
-          <w:bCs/>
-          <w:color w:val="1A1D21"/>
-          <w:sz w:val="22"/>
-          <w:szCs w:val="22"/>
-        </w:rPr>
-        <w:t xml:space="preserve">Phase 2 — Connectors &amp; scale</w:t>
-      </w:r>
-    </w:p>
-    <w:p>
-      <w:pPr>
-        <w:pStyle w:val="ListParagraph"/>
-        <w:numPr>
-          <w:ilvl w:val="0"/>
-          <w:numId w:val="2"/>
-        </w:numPr>
-        <w:spacing w:after="90" w:line="288"/>
-      </w:pPr>
-      <w:r>
-        <w:rPr>
-          <w:rFonts w:ascii="Inter" w:cs="Inter" w:eastAsia="Inter" w:hAnsi="Inter"/>
-          <w:color w:val="1A1D21"/>
-          <w:sz w:val="21"/>
-          <w:szCs w:val="21"/>
-        </w:rPr>
-        <w:t xml:space="preserve">Sanctioned connectors for external review/rating sources and helpdesk exports (replacing CSV-only).</w:t>
-      </w:r>
-    </w:p>
-    <w:p>
-      <w:pPr>
-        <w:pStyle w:val="ListParagraph"/>
-        <w:numPr>
-          <w:ilvl w:val="0"/>
-          <w:numId w:val="2"/>
-        </w:numPr>
-        <w:spacing w:after="90" w:line="288"/>
-      </w:pPr>
-      <w:r>
-        <w:rPr>
-          <w:rFonts w:ascii="Inter" w:cs="Inter" w:eastAsia="Inter" w:hAnsi="Inter"/>
-          <w:color w:val="1A1D21"/>
-          <w:sz w:val="21"/>
-          <w:szCs w:val="21"/>
-        </w:rPr>
-        <w:t xml:space="preserve">Larger-volume analysis with background processing at scale (NFR-5).</w:t>
-      </w:r>
-    </w:p>
-    <w:p>
-      <w:pPr>
-        <w:pStyle w:val="ListParagraph"/>
-        <w:numPr>
-          <w:ilvl w:val="0"/>
-          <w:numId w:val="2"/>
-        </w:numPr>
-        <w:spacing w:after="90" w:line="288"/>
-      </w:pPr>
-      <w:r>
-        <w:rPr>
-          <w:rFonts w:ascii="Inter" w:cs="Inter" w:eastAsia="Inter" w:hAnsi="Inter"/>
-          <w:color w:val="1A1D21"/>
-          <w:sz w:val="21"/>
-          <w:szCs w:val="21"/>
-        </w:rPr>
-        <w:t xml:space="preserve">Multi-language analysis expansion (per Q-4).</w:t>
-      </w:r>
-    </w:p>
-    <w:p>
-      <w:pPr>
-        <w:pStyle w:val="ListParagraph"/>
-        <w:numPr>
-          <w:ilvl w:val="0"/>
-          <w:numId w:val="2"/>
-        </w:numPr>
-        <w:spacing w:after="90" w:line="288"/>
-      </w:pPr>
-      <w:r>
-        <w:rPr>
-          <w:rFonts w:ascii="Inter" w:cs="Inter" w:eastAsia="Inter" w:hAnsi="Inter"/>
-          <w:color w:val="1A1D21"/>
-          <w:sz w:val="21"/>
-          <w:szCs w:val="21"/>
-        </w:rPr>
-        <w:t xml:space="preserve">Team collaboration: shared workspaces, comments on insights, saved views.</w:t>
-      </w:r>
-    </w:p>
-    <w:p>
-      <w:pPr>
-        <w:spacing w:after="70" w:before="160"/>
-      </w:pPr>
-      <w:r>
-        <w:rPr>
-          <w:rFonts w:ascii="Inter" w:cs="Inter" w:eastAsia="Inter" w:hAnsi="Inter"/>
-          <w:b/>
-          <w:bCs/>
-          <w:color w:val="1A1D21"/>
-          <w:sz w:val="22"/>
-          <w:szCs w:val="22"/>
-        </w:rPr>
-        <w:t xml:space="preserve">Phase 3 — Advanced insight</w:t>
-      </w:r>
-    </w:p>
-    <w:p>
-      <w:pPr>
-        <w:pStyle w:val="ListParagraph"/>
-        <w:numPr>
-          <w:ilvl w:val="0"/>
-          <w:numId w:val="2"/>
-        </w:numPr>
-        <w:spacing w:after="90" w:line="288"/>
-      </w:pPr>
-      <w:r>
-        <w:rPr>
-          <w:rFonts w:ascii="Inter" w:cs="Inter" w:eastAsia="Inter" w:hAnsi="Inter"/>
-          <w:color w:val="1A1D21"/>
-          <w:sz w:val="21"/>
-          <w:szCs w:val="21"/>
-        </w:rPr>
-        <w:t xml:space="preserve">Driver analysis — what most influences satisfaction or rating.</w:t>
-      </w:r>
-    </w:p>
-    <w:p>
-      <w:pPr>
-        <w:pStyle w:val="ListParagraph"/>
-        <w:numPr>
-          <w:ilvl w:val="0"/>
-          <w:numId w:val="2"/>
-        </w:numPr>
-        <w:spacing w:after="90" w:line="288"/>
-      </w:pPr>
-      <w:r>
-        <w:rPr>
-          <w:rFonts w:ascii="Inter" w:cs="Inter" w:eastAsia="Inter" w:hAnsi="Inter"/>
-          <w:color w:val="1A1D21"/>
-          <w:sz w:val="21"/>
-          <w:szCs w:val="21"/>
-        </w:rPr>
-        <w:t xml:space="preserve">Benchmarking against prior periods and optional, opt-in, anonymized peer norms.</w:t>
-      </w:r>
-    </w:p>
-    <w:p>
-      <w:pPr>
-        <w:pStyle w:val="ListParagraph"/>
-        <w:numPr>
-          <w:ilvl w:val="0"/>
-          <w:numId w:val="2"/>
-        </w:numPr>
-        <w:spacing w:after="90" w:line="288"/>
-      </w:pPr>
-      <w:r>
-        <w:rPr>
-          <w:rFonts w:ascii="Inter" w:cs="Inter" w:eastAsia="Inter" w:hAnsi="Inter"/>
-          <w:color w:val="1A1D21"/>
-          <w:sz w:val="21"/>
-          <w:szCs w:val="21"/>
-        </w:rPr>
-        <w:t xml:space="preserve">A research assistant that proposes surveys and follow-up studies from the gaps it finds.</w:t>
-      </w:r>
-    </w:p>
     <w:p>
       <w:pPr>
         <w:spacing w:after="80" w:before="360"/>
@@ -4667,7 +4886,7 @@
           <w:sz w:val="17"/>
           <w:szCs w:val="17"/>
         </w:rPr>
-        <w:t xml:space="preserve">SECTION 13</w:t>
+        <w:t xml:space="preserve">SECTION 11</w:t>
       </w:r>
     </w:p>
     <w:p>
@@ -4700,7 +4919,7 @@
           <w:sz w:val="40"/>
           <w:szCs w:val="40"/>
         </w:rPr>
-        <w:t xml:space="preserve">Open questions</w:t>
+        <w:t xml:space="preserve">Non-functional requirements</w:t>
       </w:r>
     </w:p>
     <w:p>
@@ -4716,6 +4935,3230 @@
           <w:sz w:val="26"/>
           <w:szCs w:val="26"/>
         </w:rPr>
+        <w:t xml:space="preserve">Speed, reliability, access, and honesty — stated as testable budgets.</w:t>
+      </w:r>
+    </w:p>
+    <w:p>
+      <w:pPr>
+        <w:pStyle w:val="ListParagraph"/>
+        <w:numPr>
+          <w:ilvl w:val="0"/>
+          <w:numId w:val="2"/>
+        </w:numPr>
+        <w:spacing w:after="90" w:line="288"/>
+      </w:pPr>
+      <w:r>
+        <w:rPr>
+          <w:rFonts w:ascii="JetBrains Mono" w:cs="JetBrains Mono" w:eastAsia="JetBrains Mono" w:hAnsi="JetBrains Mono"/>
+          <w:b/>
+          <w:bCs/>
+          <w:color w:val="D9763A"/>
+          <w:sz w:val="20"/>
+          <w:szCs w:val="20"/>
+        </w:rPr>
+        <w:t xml:space="preserve">NFR-1  </w:t>
+      </w:r>
+      <w:r>
+        <w:rPr>
+          <w:rFonts w:ascii="Inter" w:cs="Inter" w:eastAsia="Inter" w:hAnsi="Inter"/>
+          <w:color w:val="1A1D21"/>
+          <w:sz w:val="21"/>
+          <w:szCs w:val="21"/>
+        </w:rPr>
+        <w:t xml:space="preserve">Performance — a survey page loads under 2 s on mobile; a submission acknowledges under 1 s.</w:t>
+      </w:r>
+    </w:p>
+    <w:p>
+      <w:pPr>
+        <w:pStyle w:val="ListParagraph"/>
+        <w:numPr>
+          <w:ilvl w:val="0"/>
+          <w:numId w:val="2"/>
+        </w:numPr>
+        <w:spacing w:after="90" w:line="288"/>
+      </w:pPr>
+      <w:r>
+        <w:rPr>
+          <w:rFonts w:ascii="JetBrains Mono" w:cs="JetBrains Mono" w:eastAsia="JetBrains Mono" w:hAnsi="JetBrains Mono"/>
+          <w:b/>
+          <w:bCs/>
+          <w:color w:val="D9763A"/>
+          <w:sz w:val="20"/>
+          <w:szCs w:val="20"/>
+        </w:rPr>
+        <w:t xml:space="preserve">NFR-2  </w:t>
+      </w:r>
+      <w:r>
+        <w:rPr>
+          <w:rFonts w:ascii="Inter" w:cs="Inter" w:eastAsia="Inter" w:hAnsi="Inter"/>
+          <w:color w:val="1A1D21"/>
+          <w:sz w:val="21"/>
+          <w:szCs w:val="21"/>
+        </w:rPr>
+        <w:t xml:space="preserve">Analysis latency — up to the MVP size (~5,000 items, Q-6) returns within a stated budget; larger sets run as background jobs with progress.</w:t>
+      </w:r>
+    </w:p>
+    <w:p>
+      <w:pPr>
+        <w:pStyle w:val="ListParagraph"/>
+        <w:numPr>
+          <w:ilvl w:val="0"/>
+          <w:numId w:val="2"/>
+        </w:numPr>
+        <w:spacing w:after="90" w:line="288"/>
+      </w:pPr>
+      <w:r>
+        <w:rPr>
+          <w:rFonts w:ascii="JetBrains Mono" w:cs="JetBrains Mono" w:eastAsia="JetBrains Mono" w:hAnsi="JetBrains Mono"/>
+          <w:b/>
+          <w:bCs/>
+          <w:color w:val="D9763A"/>
+          <w:sz w:val="20"/>
+          <w:szCs w:val="20"/>
+        </w:rPr>
+        <w:t xml:space="preserve">NFR-3  </w:t>
+      </w:r>
+      <w:r>
+        <w:rPr>
+          <w:rFonts w:ascii="Inter" w:cs="Inter" w:eastAsia="Inter" w:hAnsi="Inter"/>
+          <w:color w:val="1A1D21"/>
+          <w:sz w:val="21"/>
+          <w:szCs w:val="21"/>
+        </w:rPr>
+        <w:t xml:space="preserve">Availability — the collection endpoint targets a stated uptime; ingestion is durable even if analysis is degraded.</w:t>
+      </w:r>
+    </w:p>
+    <w:p>
+      <w:pPr>
+        <w:pStyle w:val="ListParagraph"/>
+        <w:numPr>
+          <w:ilvl w:val="0"/>
+          <w:numId w:val="2"/>
+        </w:numPr>
+        <w:spacing w:after="90" w:line="288"/>
+      </w:pPr>
+      <w:r>
+        <w:rPr>
+          <w:rFonts w:ascii="JetBrains Mono" w:cs="JetBrains Mono" w:eastAsia="JetBrains Mono" w:hAnsi="JetBrains Mono"/>
+          <w:b/>
+          <w:bCs/>
+          <w:color w:val="D9763A"/>
+          <w:sz w:val="20"/>
+          <w:szCs w:val="20"/>
+        </w:rPr>
+        <w:t xml:space="preserve">NFR-4  </w:t>
+      </w:r>
+      <w:r>
+        <w:rPr>
+          <w:rFonts w:ascii="Inter" w:cs="Inter" w:eastAsia="Inter" w:hAnsi="Inter"/>
+          <w:color w:val="1A1D21"/>
+          <w:sz w:val="21"/>
+          <w:szCs w:val="21"/>
+        </w:rPr>
+        <w:t xml:space="preserve">Accessibility — respondent-facing surveys meet WCAG 2.1 AA.</w:t>
+      </w:r>
+    </w:p>
+    <w:p>
+      <w:pPr>
+        <w:pStyle w:val="ListParagraph"/>
+        <w:numPr>
+          <w:ilvl w:val="0"/>
+          <w:numId w:val="2"/>
+        </w:numPr>
+        <w:spacing w:after="90" w:line="288"/>
+      </w:pPr>
+      <w:r>
+        <w:rPr>
+          <w:rFonts w:ascii="JetBrains Mono" w:cs="JetBrains Mono" w:eastAsia="JetBrains Mono" w:hAnsi="JetBrains Mono"/>
+          <w:b/>
+          <w:bCs/>
+          <w:color w:val="D9763A"/>
+          <w:sz w:val="20"/>
+          <w:szCs w:val="20"/>
+        </w:rPr>
+        <w:t xml:space="preserve">NFR-5  </w:t>
+      </w:r>
+      <w:r>
+        <w:rPr>
+          <w:rFonts w:ascii="Inter" w:cs="Inter" w:eastAsia="Inter" w:hAnsi="Inter"/>
+          <w:color w:val="1A1D21"/>
+          <w:sz w:val="21"/>
+          <w:szCs w:val="21"/>
+        </w:rPr>
+        <w:t xml:space="preserve">Scalability path — grows from SMB volumes toward larger sets without a rewrite.</w:t>
+      </w:r>
+    </w:p>
+    <w:p>
+      <w:pPr>
+        <w:pStyle w:val="ListParagraph"/>
+        <w:numPr>
+          <w:ilvl w:val="0"/>
+          <w:numId w:val="2"/>
+        </w:numPr>
+        <w:spacing w:after="90" w:line="288"/>
+      </w:pPr>
+      <w:r>
+        <w:rPr>
+          <w:rFonts w:ascii="JetBrains Mono" w:cs="JetBrains Mono" w:eastAsia="JetBrains Mono" w:hAnsi="JetBrains Mono"/>
+          <w:b/>
+          <w:bCs/>
+          <w:color w:val="D9763A"/>
+          <w:sz w:val="20"/>
+          <w:szCs w:val="20"/>
+        </w:rPr>
+        <w:t xml:space="preserve">NFR-6  </w:t>
+      </w:r>
+      <w:r>
+        <w:rPr>
+          <w:rFonts w:ascii="Inter" w:cs="Inter" w:eastAsia="Inter" w:hAnsi="Inter"/>
+          <w:color w:val="1A1D21"/>
+          <w:sz w:val="21"/>
+          <w:szCs w:val="21"/>
+        </w:rPr>
+        <w:t xml:space="preserve">Explainability — every AI output carries the data behind it and, where meaningful, a confidence signal.</w:t>
+      </w:r>
+    </w:p>
+    <w:p>
+      <w:pPr>
+        <w:pStyle w:val="ListParagraph"/>
+        <w:numPr>
+          <w:ilvl w:val="0"/>
+          <w:numId w:val="2"/>
+        </w:numPr>
+        <w:spacing w:after="90" w:line="288"/>
+      </w:pPr>
+      <w:r>
+        <w:rPr>
+          <w:rFonts w:ascii="JetBrains Mono" w:cs="JetBrains Mono" w:eastAsia="JetBrains Mono" w:hAnsi="JetBrains Mono"/>
+          <w:b/>
+          <w:bCs/>
+          <w:color w:val="D9763A"/>
+          <w:sz w:val="20"/>
+          <w:szCs w:val="20"/>
+        </w:rPr>
+        <w:t xml:space="preserve">NFR-7  </w:t>
+      </w:r>
+      <w:r>
+        <w:rPr>
+          <w:rFonts w:ascii="Inter" w:cs="Inter" w:eastAsia="Inter" w:hAnsi="Inter"/>
+          <w:color w:val="1A1D21"/>
+          <w:sz w:val="21"/>
+          <w:szCs w:val="21"/>
+        </w:rPr>
+        <w:t xml:space="preserve">Collection freshness &amp; politeness — collected data shows a freshness/coverage indicator; collection runs at a polite, configurable rate and records gaps rather than guessing.</w:t>
+      </w:r>
+    </w:p>
+    <w:p>
+      <w:pPr>
+        <w:spacing w:after="80" w:before="360"/>
+      </w:pPr>
+      <w:r>
+        <w:rPr>
+          <w:rFonts w:ascii="Inter" w:cs="Inter" w:eastAsia="Inter" w:hAnsi="Inter"/>
+          <w:b/>
+          <w:bCs/>
+          <w:color w:val="6B6F76"/>
+          <w:spacing w:val="40"/>
+          <w:sz w:val="17"/>
+          <w:szCs w:val="17"/>
+        </w:rPr>
+        <w:t xml:space="preserve">SECTION 12</w:t>
+      </w:r>
+    </w:p>
+    <w:p>
+      <w:pPr>
+        <w:pBdr>
+          <w:bottom w:val="single" w:color="1A1D21" w:sz="12" w:space="1"/>
+        </w:pBdr>
+        <w:spacing w:after="80"/>
+        <w:ind w:right="8740"/>
+      </w:pPr>
+      <w:r>
+        <w:rPr>
+          <w:sz w:val="2"/>
+          <w:szCs w:val="2"/>
+        </w:rPr>
+        <w:t xml:space="preserve"/>
+      </w:r>
+    </w:p>
+    <w:p>
+      <w:pPr>
+        <w:pStyle w:val="Heading1"/>
+        <w:spacing w:after="160" w:before="120"/>
+      </w:pPr>
+      <w:r>
+        <w:rPr>
+          <w:rFonts w:ascii="Fraunces" w:cs="Fraunces" w:eastAsia="Fraunces" w:hAnsi="Fraunces"/>
+          <w:b/>
+          <w:bCs/>
+          <w:color w:val="1A1D21"/>
+          <w:sz w:val="40"/>
+          <w:szCs w:val="40"/>
+        </w:rPr>
+        <w:t xml:space="preserve">Data model (logical)</w:t>
+      </w:r>
+    </w:p>
+    <w:p>
+      <w:pPr>
+        <w:spacing w:after="200" w:before="60"/>
+      </w:pPr>
+      <w:r>
+        <w:rPr>
+          <w:rFonts w:ascii="Fraunces" w:cs="Fraunces" w:eastAsia="Fraunces" w:hAnsi="Fraunces"/>
+          <w:i/>
+          <w:iCs/>
+          <w:color w:val="6B6F76"/>
+          <w:sz w:val="26"/>
+          <w:szCs w:val="26"/>
+        </w:rPr>
+        <w:t xml:space="preserve">The records the system keeps and how they relate. Physical schema is an Architecture-phase decision; this defines what is stored, not how.</w:t>
+      </w:r>
+    </w:p>
+    <w:p>
+      <w:pPr>
+        <w:spacing w:after="40" w:before="220"/>
+      </w:pPr>
+      <w:r>
+        <w:rPr>
+          <w:rFonts w:ascii="Inter" w:cs="Inter" w:eastAsia="Inter" w:hAnsi="Inter"/>
+          <w:b/>
+          <w:bCs/>
+          <w:color w:val="1A1D21"/>
+          <w:sz w:val="22"/>
+          <w:szCs w:val="22"/>
+        </w:rPr>
+        <w:t xml:space="preserve">Brand</w:t>
+      </w:r>
+      <w:r>
+        <w:rPr>
+          <w:rFonts w:ascii="Inter" w:cs="Inter" w:eastAsia="Inter" w:hAnsi="Inter"/>
+          <w:i/>
+          <w:iCs/>
+          <w:color w:val="6B6F76"/>
+          <w:sz w:val="20"/>
+          <w:szCs w:val="20"/>
+        </w:rPr>
+        <w:t xml:space="preserve">  — a company or competitor whose feedback is analyzed</w:t>
+      </w:r>
+    </w:p>
+    <w:tbl>
+      <w:tblPr>
+        <w:tblW w:type="dxa" w:w="9360"/>
+        <w:tblBorders>
+          <w:top w:val="single" w:color="1A1D21" w:sz="12"/>
+          <w:left w:val="none" w:color="auto" w:sz="0"/>
+          <w:bottom w:val="single" w:color="1A1D21" w:sz="12"/>
+          <w:right w:val="none" w:color="auto" w:sz="0"/>
+          <w:insideH w:val="single" w:color="E5E2DA" w:sz="8"/>
+          <w:insideV w:val="none" w:color="auto" w:sz="0"/>
+        </w:tblBorders>
+      </w:tblPr>
+      <w:tblGrid>
+        <w:gridCol w:w="2700"/>
+        <w:gridCol w:w="6660"/>
+      </w:tblGrid>
+      <w:tr>
+        <w:trPr>
+          <w:tblHeader/>
+        </w:trPr>
+        <w:tc>
+          <w:tcPr>
+            <w:tcW w:type="dxa" w:w="2700"/>
+            <w:shd w:fill="E5E2DA" w:color="auto" w:val="clear"/>
+            <w:tcMar>
+              <w:top w:type="dxa" w:w="70"/>
+              <w:left w:type="dxa" w:w="130"/>
+              <w:bottom w:type="dxa" w:w="70"/>
+              <w:right w:type="dxa" w:w="130"/>
+            </w:tcMar>
+          </w:tcPr>
+          <w:p>
+            <w:pPr>
+              <w:spacing w:after="0" w:line="250"/>
+            </w:pPr>
+            <w:r>
+              <w:rPr>
+                <w:rFonts w:ascii="Inter" w:cs="Inter" w:eastAsia="Inter" w:hAnsi="Inter"/>
+                <w:b/>
+                <w:bCs/>
+                <w:color w:val="1A1D21"/>
+                <w:sz w:val="18"/>
+                <w:szCs w:val="18"/>
+              </w:rPr>
+              <w:t xml:space="preserve">Field</w:t>
+            </w:r>
+          </w:p>
+        </w:tc>
+        <w:tc>
+          <w:tcPr>
+            <w:tcW w:type="dxa" w:w="6660"/>
+            <w:shd w:fill="E5E2DA" w:color="auto" w:val="clear"/>
+            <w:tcMar>
+              <w:top w:type="dxa" w:w="70"/>
+              <w:left w:type="dxa" w:w="130"/>
+              <w:bottom w:type="dxa" w:w="70"/>
+              <w:right w:type="dxa" w:w="130"/>
+            </w:tcMar>
+          </w:tcPr>
+          <w:p>
+            <w:pPr>
+              <w:spacing w:after="0" w:line="250"/>
+            </w:pPr>
+            <w:r>
+              <w:rPr>
+                <w:rFonts w:ascii="Inter" w:cs="Inter" w:eastAsia="Inter" w:hAnsi="Inter"/>
+                <w:b/>
+                <w:bCs/>
+                <w:color w:val="1A1D21"/>
+                <w:sz w:val="18"/>
+                <w:szCs w:val="18"/>
+              </w:rPr>
+              <w:t xml:space="preserve">Meaning</w:t>
+            </w:r>
+          </w:p>
+        </w:tc>
+      </w:tr>
+      <w:tr>
+        <w:tc>
+          <w:tcPr>
+            <w:tcW w:type="dxa" w:w="2700"/>
+            <w:tcMar>
+              <w:top w:type="dxa" w:w="70"/>
+              <w:left w:type="dxa" w:w="130"/>
+              <w:bottom w:type="dxa" w:w="70"/>
+              <w:right w:type="dxa" w:w="130"/>
+            </w:tcMar>
+          </w:tcPr>
+          <w:p>
+            <w:pPr>
+              <w:spacing w:after="0" w:line="250"/>
+            </w:pPr>
+            <w:r>
+              <w:rPr>
+                <w:rFonts w:ascii="JetBrains Mono" w:cs="JetBrains Mono" w:eastAsia="JetBrains Mono" w:hAnsi="JetBrains Mono"/>
+                <w:color w:val="1A1D21"/>
+                <w:sz w:val="19"/>
+                <w:szCs w:val="19"/>
+              </w:rPr>
+              <w:t xml:space="preserve">brand_id</w:t>
+            </w:r>
+          </w:p>
+        </w:tc>
+        <w:tc>
+          <w:tcPr>
+            <w:tcW w:type="dxa" w:w="6660"/>
+            <w:tcMar>
+              <w:top w:type="dxa" w:w="70"/>
+              <w:left w:type="dxa" w:w="130"/>
+              <w:bottom w:type="dxa" w:w="70"/>
+              <w:right w:type="dxa" w:w="130"/>
+            </w:tcMar>
+          </w:tcPr>
+          <w:p>
+            <w:pPr>
+              <w:spacing w:after="0" w:line="250"/>
+            </w:pPr>
+            <w:r>
+              <w:rPr>
+                <w:rFonts w:ascii="Inter" w:cs="Inter" w:eastAsia="Inter" w:hAnsi="Inter"/>
+                <w:color w:val="1A1D21"/>
+                <w:sz w:val="19"/>
+                <w:szCs w:val="19"/>
+              </w:rPr>
+              <w:t xml:space="preserve">Unique id</w:t>
+            </w:r>
+          </w:p>
+        </w:tc>
+      </w:tr>
+      <w:tr>
+        <w:tc>
+          <w:tcPr>
+            <w:tcW w:type="dxa" w:w="2700"/>
+            <w:tcMar>
+              <w:top w:type="dxa" w:w="70"/>
+              <w:left w:type="dxa" w:w="130"/>
+              <w:bottom w:type="dxa" w:w="70"/>
+              <w:right w:type="dxa" w:w="130"/>
+            </w:tcMar>
+          </w:tcPr>
+          <w:p>
+            <w:pPr>
+              <w:spacing w:after="0" w:line="250"/>
+            </w:pPr>
+            <w:r>
+              <w:rPr>
+                <w:rFonts w:ascii="JetBrains Mono" w:cs="JetBrains Mono" w:eastAsia="JetBrains Mono" w:hAnsi="JetBrains Mono"/>
+                <w:color w:val="1A1D21"/>
+                <w:sz w:val="19"/>
+                <w:szCs w:val="19"/>
+              </w:rPr>
+              <w:t xml:space="preserve">name / aliases</w:t>
+            </w:r>
+          </w:p>
+        </w:tc>
+        <w:tc>
+          <w:tcPr>
+            <w:tcW w:type="dxa" w:w="6660"/>
+            <w:tcMar>
+              <w:top w:type="dxa" w:w="70"/>
+              <w:left w:type="dxa" w:w="130"/>
+              <w:bottom w:type="dxa" w:w="70"/>
+              <w:right w:type="dxa" w:w="130"/>
+            </w:tcMar>
+          </w:tcPr>
+          <w:p>
+            <w:pPr>
+              <w:spacing w:after="0" w:line="250"/>
+            </w:pPr>
+            <w:r>
+              <w:rPr>
+                <w:rFonts w:ascii="Inter" w:cs="Inter" w:eastAsia="Inter" w:hAnsi="Inter"/>
+                <w:color w:val="1A1D21"/>
+                <w:sz w:val="19"/>
+                <w:szCs w:val="19"/>
+              </w:rPr>
+              <w:t xml:space="preserve">Display name and alternates used to match reviews</w:t>
+            </w:r>
+          </w:p>
+        </w:tc>
+      </w:tr>
+      <w:tr>
+        <w:tc>
+          <w:tcPr>
+            <w:tcW w:type="dxa" w:w="2700"/>
+            <w:tcMar>
+              <w:top w:type="dxa" w:w="70"/>
+              <w:left w:type="dxa" w:w="130"/>
+              <w:bottom w:type="dxa" w:w="70"/>
+              <w:right w:type="dxa" w:w="130"/>
+            </w:tcMar>
+          </w:tcPr>
+          <w:p>
+            <w:pPr>
+              <w:spacing w:after="0" w:line="250"/>
+            </w:pPr>
+            <w:r>
+              <w:rPr>
+                <w:rFonts w:ascii="JetBrains Mono" w:cs="JetBrains Mono" w:eastAsia="JetBrains Mono" w:hAnsi="JetBrains Mono"/>
+                <w:color w:val="1A1D21"/>
+                <w:sz w:val="19"/>
+                <w:szCs w:val="19"/>
+              </w:rPr>
+              <w:t xml:space="preserve">type</w:t>
+            </w:r>
+          </w:p>
+        </w:tc>
+        <w:tc>
+          <w:tcPr>
+            <w:tcW w:type="dxa" w:w="6660"/>
+            <w:tcMar>
+              <w:top w:type="dxa" w:w="70"/>
+              <w:left w:type="dxa" w:w="130"/>
+              <w:bottom w:type="dxa" w:w="70"/>
+              <w:right w:type="dxa" w:w="130"/>
+            </w:tcMar>
+          </w:tcPr>
+          <w:p>
+            <w:pPr>
+              <w:spacing w:after="0" w:line="250"/>
+            </w:pPr>
+            <w:r>
+              <w:rPr>
+                <w:rFonts w:ascii="Inter" w:cs="Inter" w:eastAsia="Inter" w:hAnsi="Inter"/>
+                <w:color w:val="1A1D21"/>
+                <w:sz w:val="19"/>
+                <w:szCs w:val="19"/>
+              </w:rPr>
+              <w:t xml:space="preserve">own or competitor</w:t>
+            </w:r>
+          </w:p>
+        </w:tc>
+      </w:tr>
+      <w:tr>
+        <w:tc>
+          <w:tcPr>
+            <w:tcW w:type="dxa" w:w="2700"/>
+            <w:tcMar>
+              <w:top w:type="dxa" w:w="70"/>
+              <w:left w:type="dxa" w:w="130"/>
+              <w:bottom w:type="dxa" w:w="70"/>
+              <w:right w:type="dxa" w:w="130"/>
+            </w:tcMar>
+          </w:tcPr>
+          <w:p>
+            <w:pPr>
+              <w:spacing w:after="0" w:line="250"/>
+            </w:pPr>
+            <w:r>
+              <w:rPr>
+                <w:rFonts w:ascii="JetBrains Mono" w:cs="JetBrains Mono" w:eastAsia="JetBrains Mono" w:hAnsi="JetBrains Mono"/>
+                <w:color w:val="1A1D21"/>
+                <w:sz w:val="19"/>
+                <w:szCs w:val="19"/>
+              </w:rPr>
+              <w:t xml:space="preserve">products</w:t>
+            </w:r>
+          </w:p>
+        </w:tc>
+        <w:tc>
+          <w:tcPr>
+            <w:tcW w:type="dxa" w:w="6660"/>
+            <w:tcMar>
+              <w:top w:type="dxa" w:w="70"/>
+              <w:left w:type="dxa" w:w="130"/>
+              <w:bottom w:type="dxa" w:w="70"/>
+              <w:right w:type="dxa" w:w="130"/>
+            </w:tcMar>
+          </w:tcPr>
+          <w:p>
+            <w:pPr>
+              <w:spacing w:after="0" w:line="250"/>
+            </w:pPr>
+            <w:r>
+              <w:rPr>
+                <w:rFonts w:ascii="Inter" w:cs="Inter" w:eastAsia="Inter" w:hAnsi="Inter"/>
+                <w:color w:val="1A1D21"/>
+                <w:sz w:val="19"/>
+                <w:szCs w:val="19"/>
+              </w:rPr>
+              <w:t xml:space="preserve">Optional product / line names</w:t>
+            </w:r>
+          </w:p>
+        </w:tc>
+      </w:tr>
+      <w:tr>
+        <w:tc>
+          <w:tcPr>
+            <w:tcW w:type="dxa" w:w="2700"/>
+            <w:tcMar>
+              <w:top w:type="dxa" w:w="70"/>
+              <w:left w:type="dxa" w:w="130"/>
+              <w:bottom w:type="dxa" w:w="70"/>
+              <w:right w:type="dxa" w:w="130"/>
+            </w:tcMar>
+          </w:tcPr>
+          <w:p>
+            <w:pPr>
+              <w:spacing w:after="0" w:line="250"/>
+            </w:pPr>
+            <w:r>
+              <w:rPr>
+                <w:rFonts w:ascii="JetBrains Mono" w:cs="JetBrains Mono" w:eastAsia="JetBrains Mono" w:hAnsi="JetBrains Mono"/>
+                <w:color w:val="1A1D21"/>
+                <w:sz w:val="19"/>
+                <w:szCs w:val="19"/>
+              </w:rPr>
+              <w:t xml:space="preserve">tracked</w:t>
+            </w:r>
+          </w:p>
+        </w:tc>
+        <w:tc>
+          <w:tcPr>
+            <w:tcW w:type="dxa" w:w="6660"/>
+            <w:tcMar>
+              <w:top w:type="dxa" w:w="70"/>
+              <w:left w:type="dxa" w:w="130"/>
+              <w:bottom w:type="dxa" w:w="70"/>
+              <w:right w:type="dxa" w:w="130"/>
+            </w:tcMar>
+          </w:tcPr>
+          <w:p>
+            <w:pPr>
+              <w:spacing w:after="0" w:line="250"/>
+            </w:pPr>
+            <w:r>
+              <w:rPr>
+                <w:rFonts w:ascii="Inter" w:cs="Inter" w:eastAsia="Inter" w:hAnsi="Inter"/>
+                <w:color w:val="1A1D21"/>
+                <w:sz w:val="19"/>
+                <w:szCs w:val="19"/>
+              </w:rPr>
+              <w:t xml:space="preserve">Whether active collection is enabled</w:t>
+            </w:r>
+          </w:p>
+        </w:tc>
+      </w:tr>
+    </w:tbl>
+    <w:p>
+      <w:pPr>
+        <w:spacing w:after="40" w:before="220"/>
+      </w:pPr>
+      <w:r>
+        <w:rPr>
+          <w:rFonts w:ascii="Inter" w:cs="Inter" w:eastAsia="Inter" w:hAnsi="Inter"/>
+          <w:b/>
+          <w:bCs/>
+          <w:color w:val="1A1D21"/>
+          <w:sz w:val="22"/>
+          <w:szCs w:val="22"/>
+        </w:rPr>
+        <w:t xml:space="preserve">Source</w:t>
+      </w:r>
+      <w:r>
+        <w:rPr>
+          <w:rFonts w:ascii="Inter" w:cs="Inter" w:eastAsia="Inter" w:hAnsi="Inter"/>
+          <w:i/>
+          <w:iCs/>
+          <w:color w:val="6B6F76"/>
+          <w:sz w:val="20"/>
+          <w:szCs w:val="20"/>
+        </w:rPr>
+        <w:t xml:space="preserve">  — where a piece of feedback came from</w:t>
+      </w:r>
+    </w:p>
+    <w:tbl>
+      <w:tblPr>
+        <w:tblW w:type="dxa" w:w="9360"/>
+        <w:tblBorders>
+          <w:top w:val="single" w:color="1A1D21" w:sz="12"/>
+          <w:left w:val="none" w:color="auto" w:sz="0"/>
+          <w:bottom w:val="single" w:color="1A1D21" w:sz="12"/>
+          <w:right w:val="none" w:color="auto" w:sz="0"/>
+          <w:insideH w:val="single" w:color="E5E2DA" w:sz="8"/>
+          <w:insideV w:val="none" w:color="auto" w:sz="0"/>
+        </w:tblBorders>
+      </w:tblPr>
+      <w:tblGrid>
+        <w:gridCol w:w="2700"/>
+        <w:gridCol w:w="6660"/>
+      </w:tblGrid>
+      <w:tr>
+        <w:trPr>
+          <w:tblHeader/>
+        </w:trPr>
+        <w:tc>
+          <w:tcPr>
+            <w:tcW w:type="dxa" w:w="2700"/>
+            <w:shd w:fill="E5E2DA" w:color="auto" w:val="clear"/>
+            <w:tcMar>
+              <w:top w:type="dxa" w:w="70"/>
+              <w:left w:type="dxa" w:w="130"/>
+              <w:bottom w:type="dxa" w:w="70"/>
+              <w:right w:type="dxa" w:w="130"/>
+            </w:tcMar>
+          </w:tcPr>
+          <w:p>
+            <w:pPr>
+              <w:spacing w:after="0" w:line="250"/>
+            </w:pPr>
+            <w:r>
+              <w:rPr>
+                <w:rFonts w:ascii="Inter" w:cs="Inter" w:eastAsia="Inter" w:hAnsi="Inter"/>
+                <w:b/>
+                <w:bCs/>
+                <w:color w:val="1A1D21"/>
+                <w:sz w:val="18"/>
+                <w:szCs w:val="18"/>
+              </w:rPr>
+              <w:t xml:space="preserve">Field</w:t>
+            </w:r>
+          </w:p>
+        </w:tc>
+        <w:tc>
+          <w:tcPr>
+            <w:tcW w:type="dxa" w:w="6660"/>
+            <w:shd w:fill="E5E2DA" w:color="auto" w:val="clear"/>
+            <w:tcMar>
+              <w:top w:type="dxa" w:w="70"/>
+              <w:left w:type="dxa" w:w="130"/>
+              <w:bottom w:type="dxa" w:w="70"/>
+              <w:right w:type="dxa" w:w="130"/>
+            </w:tcMar>
+          </w:tcPr>
+          <w:p>
+            <w:pPr>
+              <w:spacing w:after="0" w:line="250"/>
+            </w:pPr>
+            <w:r>
+              <w:rPr>
+                <w:rFonts w:ascii="Inter" w:cs="Inter" w:eastAsia="Inter" w:hAnsi="Inter"/>
+                <w:b/>
+                <w:bCs/>
+                <w:color w:val="1A1D21"/>
+                <w:sz w:val="18"/>
+                <w:szCs w:val="18"/>
+              </w:rPr>
+              <w:t xml:space="preserve">Meaning</w:t>
+            </w:r>
+          </w:p>
+        </w:tc>
+      </w:tr>
+      <w:tr>
+        <w:tc>
+          <w:tcPr>
+            <w:tcW w:type="dxa" w:w="2700"/>
+            <w:tcMar>
+              <w:top w:type="dxa" w:w="70"/>
+              <w:left w:type="dxa" w:w="130"/>
+              <w:bottom w:type="dxa" w:w="70"/>
+              <w:right w:type="dxa" w:w="130"/>
+            </w:tcMar>
+          </w:tcPr>
+          <w:p>
+            <w:pPr>
+              <w:spacing w:after="0" w:line="250"/>
+            </w:pPr>
+            <w:r>
+              <w:rPr>
+                <w:rFonts w:ascii="JetBrains Mono" w:cs="JetBrains Mono" w:eastAsia="JetBrains Mono" w:hAnsi="JetBrains Mono"/>
+                <w:color w:val="1A1D21"/>
+                <w:sz w:val="19"/>
+                <w:szCs w:val="19"/>
+              </w:rPr>
+              <w:t xml:space="preserve">source_id</w:t>
+            </w:r>
+          </w:p>
+        </w:tc>
+        <w:tc>
+          <w:tcPr>
+            <w:tcW w:type="dxa" w:w="6660"/>
+            <w:tcMar>
+              <w:top w:type="dxa" w:w="70"/>
+              <w:left w:type="dxa" w:w="130"/>
+              <w:bottom w:type="dxa" w:w="70"/>
+              <w:right w:type="dxa" w:w="130"/>
+            </w:tcMar>
+          </w:tcPr>
+          <w:p>
+            <w:pPr>
+              <w:spacing w:after="0" w:line="250"/>
+            </w:pPr>
+            <w:r>
+              <w:rPr>
+                <w:rFonts w:ascii="Inter" w:cs="Inter" w:eastAsia="Inter" w:hAnsi="Inter"/>
+                <w:color w:val="1A1D21"/>
+                <w:sz w:val="19"/>
+                <w:szCs w:val="19"/>
+              </w:rPr>
+              <w:t xml:space="preserve">Unique id</w:t>
+            </w:r>
+          </w:p>
+        </w:tc>
+      </w:tr>
+      <w:tr>
+        <w:tc>
+          <w:tcPr>
+            <w:tcW w:type="dxa" w:w="2700"/>
+            <w:tcMar>
+              <w:top w:type="dxa" w:w="70"/>
+              <w:left w:type="dxa" w:w="130"/>
+              <w:bottom w:type="dxa" w:w="70"/>
+              <w:right w:type="dxa" w:w="130"/>
+            </w:tcMar>
+          </w:tcPr>
+          <w:p>
+            <w:pPr>
+              <w:spacing w:after="0" w:line="250"/>
+            </w:pPr>
+            <w:r>
+              <w:rPr>
+                <w:rFonts w:ascii="JetBrains Mono" w:cs="JetBrains Mono" w:eastAsia="JetBrains Mono" w:hAnsi="JetBrains Mono"/>
+                <w:color w:val="1A1D21"/>
+                <w:sz w:val="19"/>
+                <w:szCs w:val="19"/>
+              </w:rPr>
+              <w:t xml:space="preserve">type</w:t>
+            </w:r>
+          </w:p>
+        </w:tc>
+        <w:tc>
+          <w:tcPr>
+            <w:tcW w:type="dxa" w:w="6660"/>
+            <w:tcMar>
+              <w:top w:type="dxa" w:w="70"/>
+              <w:left w:type="dxa" w:w="130"/>
+              <w:bottom w:type="dxa" w:w="70"/>
+              <w:right w:type="dxa" w:w="130"/>
+            </w:tcMar>
+          </w:tcPr>
+          <w:p>
+            <w:pPr>
+              <w:spacing w:after="0" w:line="250"/>
+            </w:pPr>
+            <w:r>
+              <w:rPr>
+                <w:rFonts w:ascii="Inter" w:cs="Inter" w:eastAsia="Inter" w:hAnsi="Inter"/>
+                <w:color w:val="1A1D21"/>
+                <w:sz w:val="19"/>
+                <w:szCs w:val="19"/>
+              </w:rPr>
+              <w:t xml:space="preserve">survey · conversational · import_csv · web · api · provider</w:t>
+            </w:r>
+          </w:p>
+        </w:tc>
+      </w:tr>
+      <w:tr>
+        <w:tc>
+          <w:tcPr>
+            <w:tcW w:type="dxa" w:w="2700"/>
+            <w:tcMar>
+              <w:top w:type="dxa" w:w="70"/>
+              <w:left w:type="dxa" w:w="130"/>
+              <w:bottom w:type="dxa" w:w="70"/>
+              <w:right w:type="dxa" w:w="130"/>
+            </w:tcMar>
+          </w:tcPr>
+          <w:p>
+            <w:pPr>
+              <w:spacing w:after="0" w:line="250"/>
+            </w:pPr>
+            <w:r>
+              <w:rPr>
+                <w:rFonts w:ascii="JetBrains Mono" w:cs="JetBrains Mono" w:eastAsia="JetBrains Mono" w:hAnsi="JetBrains Mono"/>
+                <w:color w:val="1A1D21"/>
+                <w:sz w:val="19"/>
+                <w:szCs w:val="19"/>
+              </w:rPr>
+              <w:t xml:space="preserve">name / url</w:t>
+            </w:r>
+          </w:p>
+        </w:tc>
+        <w:tc>
+          <w:tcPr>
+            <w:tcW w:type="dxa" w:w="6660"/>
+            <w:tcMar>
+              <w:top w:type="dxa" w:w="70"/>
+              <w:left w:type="dxa" w:w="130"/>
+              <w:bottom w:type="dxa" w:w="70"/>
+              <w:right w:type="dxa" w:w="130"/>
+            </w:tcMar>
+          </w:tcPr>
+          <w:p>
+            <w:pPr>
+              <w:spacing w:after="0" w:line="250"/>
+            </w:pPr>
+            <w:r>
+              <w:rPr>
+                <w:rFonts w:ascii="Inter" w:cs="Inter" w:eastAsia="Inter" w:hAnsi="Inter"/>
+                <w:color w:val="1A1D21"/>
+                <w:sz w:val="19"/>
+                <w:szCs w:val="19"/>
+              </w:rPr>
+              <w:t xml:space="preserve">Human name and, for web/API, the location</w:t>
+            </w:r>
+          </w:p>
+        </w:tc>
+      </w:tr>
+      <w:tr>
+        <w:tc>
+          <w:tcPr>
+            <w:tcW w:type="dxa" w:w="2700"/>
+            <w:tcMar>
+              <w:top w:type="dxa" w:w="70"/>
+              <w:left w:type="dxa" w:w="130"/>
+              <w:bottom w:type="dxa" w:w="70"/>
+              <w:right w:type="dxa" w:w="130"/>
+            </w:tcMar>
+          </w:tcPr>
+          <w:p>
+            <w:pPr>
+              <w:spacing w:after="0" w:line="250"/>
+            </w:pPr>
+            <w:r>
+              <w:rPr>
+                <w:rFonts w:ascii="JetBrains Mono" w:cs="JetBrains Mono" w:eastAsia="JetBrains Mono" w:hAnsi="JetBrains Mono"/>
+                <w:color w:val="1A1D21"/>
+                <w:sz w:val="19"/>
+                <w:szCs w:val="19"/>
+              </w:rPr>
+              <w:t xml:space="preserve">terms_note</w:t>
+            </w:r>
+          </w:p>
+        </w:tc>
+        <w:tc>
+          <w:tcPr>
+            <w:tcW w:type="dxa" w:w="6660"/>
+            <w:tcMar>
+              <w:top w:type="dxa" w:w="70"/>
+              <w:left w:type="dxa" w:w="130"/>
+              <w:bottom w:type="dxa" w:w="70"/>
+              <w:right w:type="dxa" w:w="130"/>
+            </w:tcMar>
+          </w:tcPr>
+          <w:p>
+            <w:pPr>
+              <w:spacing w:after="0" w:line="250"/>
+            </w:pPr>
+            <w:r>
+              <w:rPr>
+                <w:rFonts w:ascii="Inter" w:cs="Inter" w:eastAsia="Inter" w:hAnsi="Inter"/>
+                <w:color w:val="1A1D21"/>
+                <w:sz w:val="19"/>
+                <w:szCs w:val="19"/>
+              </w:rPr>
+              <w:t xml:space="preserve">Compliance note / permitted-use flag (DPS-7)</w:t>
+            </w:r>
+          </w:p>
+        </w:tc>
+      </w:tr>
+    </w:tbl>
+    <w:p>
+      <w:pPr>
+        <w:spacing w:after="40" w:before="220"/>
+      </w:pPr>
+      <w:r>
+        <w:rPr>
+          <w:rFonts w:ascii="Inter" w:cs="Inter" w:eastAsia="Inter" w:hAnsi="Inter"/>
+          <w:b/>
+          <w:bCs/>
+          <w:color w:val="1A1D21"/>
+          <w:sz w:val="22"/>
+          <w:szCs w:val="22"/>
+        </w:rPr>
+        <w:t xml:space="preserve">FeedbackRecord</w:t>
+      </w:r>
+      <w:r>
+        <w:rPr>
+          <w:rFonts w:ascii="Inter" w:cs="Inter" w:eastAsia="Inter" w:hAnsi="Inter"/>
+          <w:i/>
+          <w:iCs/>
+          <w:color w:val="6B6F76"/>
+          <w:sz w:val="20"/>
+          <w:szCs w:val="20"/>
+        </w:rPr>
+        <w:t xml:space="preserve">  — the core record — one rating and/or comment about one brand (the "database of brand ratings, date, comments")</w:t>
+      </w:r>
+    </w:p>
+    <w:tbl>
+      <w:tblPr>
+        <w:tblW w:type="dxa" w:w="9360"/>
+        <w:tblBorders>
+          <w:top w:val="single" w:color="1A1D21" w:sz="12"/>
+          <w:left w:val="none" w:color="auto" w:sz="0"/>
+          <w:bottom w:val="single" w:color="1A1D21" w:sz="12"/>
+          <w:right w:val="none" w:color="auto" w:sz="0"/>
+          <w:insideH w:val="single" w:color="E5E2DA" w:sz="8"/>
+          <w:insideV w:val="none" w:color="auto" w:sz="0"/>
+        </w:tblBorders>
+      </w:tblPr>
+      <w:tblGrid>
+        <w:gridCol w:w="2700"/>
+        <w:gridCol w:w="6660"/>
+      </w:tblGrid>
+      <w:tr>
+        <w:trPr>
+          <w:tblHeader/>
+        </w:trPr>
+        <w:tc>
+          <w:tcPr>
+            <w:tcW w:type="dxa" w:w="2700"/>
+            <w:shd w:fill="E5E2DA" w:color="auto" w:val="clear"/>
+            <w:tcMar>
+              <w:top w:type="dxa" w:w="70"/>
+              <w:left w:type="dxa" w:w="130"/>
+              <w:bottom w:type="dxa" w:w="70"/>
+              <w:right w:type="dxa" w:w="130"/>
+            </w:tcMar>
+          </w:tcPr>
+          <w:p>
+            <w:pPr>
+              <w:spacing w:after="0" w:line="250"/>
+            </w:pPr>
+            <w:r>
+              <w:rPr>
+                <w:rFonts w:ascii="Inter" w:cs="Inter" w:eastAsia="Inter" w:hAnsi="Inter"/>
+                <w:b/>
+                <w:bCs/>
+                <w:color w:val="1A1D21"/>
+                <w:sz w:val="18"/>
+                <w:szCs w:val="18"/>
+              </w:rPr>
+              <w:t xml:space="preserve">Field</w:t>
+            </w:r>
+          </w:p>
+        </w:tc>
+        <w:tc>
+          <w:tcPr>
+            <w:tcW w:type="dxa" w:w="6660"/>
+            <w:shd w:fill="E5E2DA" w:color="auto" w:val="clear"/>
+            <w:tcMar>
+              <w:top w:type="dxa" w:w="70"/>
+              <w:left w:type="dxa" w:w="130"/>
+              <w:bottom w:type="dxa" w:w="70"/>
+              <w:right w:type="dxa" w:w="130"/>
+            </w:tcMar>
+          </w:tcPr>
+          <w:p>
+            <w:pPr>
+              <w:spacing w:after="0" w:line="250"/>
+            </w:pPr>
+            <w:r>
+              <w:rPr>
+                <w:rFonts w:ascii="Inter" w:cs="Inter" w:eastAsia="Inter" w:hAnsi="Inter"/>
+                <w:b/>
+                <w:bCs/>
+                <w:color w:val="1A1D21"/>
+                <w:sz w:val="18"/>
+                <w:szCs w:val="18"/>
+              </w:rPr>
+              <w:t xml:space="preserve">Meaning</w:t>
+            </w:r>
+          </w:p>
+        </w:tc>
+      </w:tr>
+      <w:tr>
+        <w:tc>
+          <w:tcPr>
+            <w:tcW w:type="dxa" w:w="2700"/>
+            <w:tcMar>
+              <w:top w:type="dxa" w:w="70"/>
+              <w:left w:type="dxa" w:w="130"/>
+              <w:bottom w:type="dxa" w:w="70"/>
+              <w:right w:type="dxa" w:w="130"/>
+            </w:tcMar>
+          </w:tcPr>
+          <w:p>
+            <w:pPr>
+              <w:spacing w:after="0" w:line="250"/>
+            </w:pPr>
+            <w:r>
+              <w:rPr>
+                <w:rFonts w:ascii="JetBrains Mono" w:cs="JetBrains Mono" w:eastAsia="JetBrains Mono" w:hAnsi="JetBrains Mono"/>
+                <w:color w:val="1A1D21"/>
+                <w:sz w:val="19"/>
+                <w:szCs w:val="19"/>
+              </w:rPr>
+              <w:t xml:space="preserve">record_id</w:t>
+            </w:r>
+          </w:p>
+        </w:tc>
+        <w:tc>
+          <w:tcPr>
+            <w:tcW w:type="dxa" w:w="6660"/>
+            <w:tcMar>
+              <w:top w:type="dxa" w:w="70"/>
+              <w:left w:type="dxa" w:w="130"/>
+              <w:bottom w:type="dxa" w:w="70"/>
+              <w:right w:type="dxa" w:w="130"/>
+            </w:tcMar>
+          </w:tcPr>
+          <w:p>
+            <w:pPr>
+              <w:spacing w:after="0" w:line="250"/>
+            </w:pPr>
+            <w:r>
+              <w:rPr>
+                <w:rFonts w:ascii="Inter" w:cs="Inter" w:eastAsia="Inter" w:hAnsi="Inter"/>
+                <w:color w:val="1A1D21"/>
+                <w:sz w:val="19"/>
+                <w:szCs w:val="19"/>
+              </w:rPr>
+              <w:t xml:space="preserve">Unique id</w:t>
+            </w:r>
+          </w:p>
+        </w:tc>
+      </w:tr>
+      <w:tr>
+        <w:tc>
+          <w:tcPr>
+            <w:tcW w:type="dxa" w:w="2700"/>
+            <w:tcMar>
+              <w:top w:type="dxa" w:w="70"/>
+              <w:left w:type="dxa" w:w="130"/>
+              <w:bottom w:type="dxa" w:w="70"/>
+              <w:right w:type="dxa" w:w="130"/>
+            </w:tcMar>
+          </w:tcPr>
+          <w:p>
+            <w:pPr>
+              <w:spacing w:after="0" w:line="250"/>
+            </w:pPr>
+            <w:r>
+              <w:rPr>
+                <w:rFonts w:ascii="JetBrains Mono" w:cs="JetBrains Mono" w:eastAsia="JetBrains Mono" w:hAnsi="JetBrains Mono"/>
+                <w:color w:val="1A1D21"/>
+                <w:sz w:val="19"/>
+                <w:szCs w:val="19"/>
+              </w:rPr>
+              <w:t xml:space="preserve">account_id</w:t>
+            </w:r>
+          </w:p>
+        </w:tc>
+        <w:tc>
+          <w:tcPr>
+            <w:tcW w:type="dxa" w:w="6660"/>
+            <w:tcMar>
+              <w:top w:type="dxa" w:w="70"/>
+              <w:left w:type="dxa" w:w="130"/>
+              <w:bottom w:type="dxa" w:w="70"/>
+              <w:right w:type="dxa" w:w="130"/>
+            </w:tcMar>
+          </w:tcPr>
+          <w:p>
+            <w:pPr>
+              <w:spacing w:after="0" w:line="250"/>
+            </w:pPr>
+            <w:r>
+              <w:rPr>
+                <w:rFonts w:ascii="Inter" w:cs="Inter" w:eastAsia="Inter" w:hAnsi="Inter"/>
+                <w:color w:val="1A1D21"/>
+                <w:sz w:val="19"/>
+                <w:szCs w:val="19"/>
+              </w:rPr>
+              <w:t xml:space="preserve">Owning tenant (INV-6)</w:t>
+            </w:r>
+          </w:p>
+        </w:tc>
+      </w:tr>
+      <w:tr>
+        <w:tc>
+          <w:tcPr>
+            <w:tcW w:type="dxa" w:w="2700"/>
+            <w:tcMar>
+              <w:top w:type="dxa" w:w="70"/>
+              <w:left w:type="dxa" w:w="130"/>
+              <w:bottom w:type="dxa" w:w="70"/>
+              <w:right w:type="dxa" w:w="130"/>
+            </w:tcMar>
+          </w:tcPr>
+          <w:p>
+            <w:pPr>
+              <w:spacing w:after="0" w:line="250"/>
+            </w:pPr>
+            <w:r>
+              <w:rPr>
+                <w:rFonts w:ascii="JetBrains Mono" w:cs="JetBrains Mono" w:eastAsia="JetBrains Mono" w:hAnsi="JetBrains Mono"/>
+                <w:color w:val="1A1D21"/>
+                <w:sz w:val="19"/>
+                <w:szCs w:val="19"/>
+              </w:rPr>
+              <w:t xml:space="preserve">brand_id</w:t>
+            </w:r>
+          </w:p>
+        </w:tc>
+        <w:tc>
+          <w:tcPr>
+            <w:tcW w:type="dxa" w:w="6660"/>
+            <w:tcMar>
+              <w:top w:type="dxa" w:w="70"/>
+              <w:left w:type="dxa" w:w="130"/>
+              <w:bottom w:type="dxa" w:w="70"/>
+              <w:right w:type="dxa" w:w="130"/>
+            </w:tcMar>
+          </w:tcPr>
+          <w:p>
+            <w:pPr>
+              <w:spacing w:after="0" w:line="250"/>
+            </w:pPr>
+            <w:r>
+              <w:rPr>
+                <w:rFonts w:ascii="Inter" w:cs="Inter" w:eastAsia="Inter" w:hAnsi="Inter"/>
+                <w:color w:val="1A1D21"/>
+                <w:sz w:val="19"/>
+                <w:szCs w:val="19"/>
+              </w:rPr>
+              <w:t xml:space="preserve">Which brand this is about — own or competitor (INV-1)</w:t>
+            </w:r>
+          </w:p>
+        </w:tc>
+      </w:tr>
+      <w:tr>
+        <w:tc>
+          <w:tcPr>
+            <w:tcW w:type="dxa" w:w="2700"/>
+            <w:tcMar>
+              <w:top w:type="dxa" w:w="70"/>
+              <w:left w:type="dxa" w:w="130"/>
+              <w:bottom w:type="dxa" w:w="70"/>
+              <w:right w:type="dxa" w:w="130"/>
+            </w:tcMar>
+          </w:tcPr>
+          <w:p>
+            <w:pPr>
+              <w:spacing w:after="0" w:line="250"/>
+            </w:pPr>
+            <w:r>
+              <w:rPr>
+                <w:rFonts w:ascii="JetBrains Mono" w:cs="JetBrains Mono" w:eastAsia="JetBrains Mono" w:hAnsi="JetBrains Mono"/>
+                <w:color w:val="1A1D21"/>
+                <w:sz w:val="19"/>
+                <w:szCs w:val="19"/>
+              </w:rPr>
+              <w:t xml:space="preserve">source_id</w:t>
+            </w:r>
+          </w:p>
+        </w:tc>
+        <w:tc>
+          <w:tcPr>
+            <w:tcW w:type="dxa" w:w="6660"/>
+            <w:tcMar>
+              <w:top w:type="dxa" w:w="70"/>
+              <w:left w:type="dxa" w:w="130"/>
+              <w:bottom w:type="dxa" w:w="70"/>
+              <w:right w:type="dxa" w:w="130"/>
+            </w:tcMar>
+          </w:tcPr>
+          <w:p>
+            <w:pPr>
+              <w:spacing w:after="0" w:line="250"/>
+            </w:pPr>
+            <w:r>
+              <w:rPr>
+                <w:rFonts w:ascii="Inter" w:cs="Inter" w:eastAsia="Inter" w:hAnsi="Inter"/>
+                <w:color w:val="1A1D21"/>
+                <w:sz w:val="19"/>
+                <w:szCs w:val="19"/>
+              </w:rPr>
+              <w:t xml:space="preserve">Where it came from (INV-1)</w:t>
+            </w:r>
+          </w:p>
+        </w:tc>
+      </w:tr>
+      <w:tr>
+        <w:tc>
+          <w:tcPr>
+            <w:tcW w:type="dxa" w:w="2700"/>
+            <w:tcMar>
+              <w:top w:type="dxa" w:w="70"/>
+              <w:left w:type="dxa" w:w="130"/>
+              <w:bottom w:type="dxa" w:w="70"/>
+              <w:right w:type="dxa" w:w="130"/>
+            </w:tcMar>
+          </w:tcPr>
+          <w:p>
+            <w:pPr>
+              <w:spacing w:after="0" w:line="250"/>
+            </w:pPr>
+            <w:r>
+              <w:rPr>
+                <w:rFonts w:ascii="JetBrains Mono" w:cs="JetBrains Mono" w:eastAsia="JetBrains Mono" w:hAnsi="JetBrains Mono"/>
+                <w:color w:val="1A1D21"/>
+                <w:sz w:val="19"/>
+                <w:szCs w:val="19"/>
+              </w:rPr>
+              <w:t xml:space="preserve">captured_at / date</w:t>
+            </w:r>
+          </w:p>
+        </w:tc>
+        <w:tc>
+          <w:tcPr>
+            <w:tcW w:type="dxa" w:w="6660"/>
+            <w:tcMar>
+              <w:top w:type="dxa" w:w="70"/>
+              <w:left w:type="dxa" w:w="130"/>
+              <w:bottom w:type="dxa" w:w="70"/>
+              <w:right w:type="dxa" w:w="130"/>
+            </w:tcMar>
+          </w:tcPr>
+          <w:p>
+            <w:pPr>
+              <w:spacing w:after="0" w:line="250"/>
+            </w:pPr>
+            <w:r>
+              <w:rPr>
+                <w:rFonts w:ascii="Inter" w:cs="Inter" w:eastAsia="Inter" w:hAnsi="Inter"/>
+                <w:color w:val="1A1D21"/>
+                <w:sz w:val="19"/>
+                <w:szCs w:val="19"/>
+              </w:rPr>
+              <w:t xml:space="preserve">When the feedback was given or collected</w:t>
+            </w:r>
+          </w:p>
+        </w:tc>
+      </w:tr>
+      <w:tr>
+        <w:tc>
+          <w:tcPr>
+            <w:tcW w:type="dxa" w:w="2700"/>
+            <w:tcMar>
+              <w:top w:type="dxa" w:w="70"/>
+              <w:left w:type="dxa" w:w="130"/>
+              <w:bottom w:type="dxa" w:w="70"/>
+              <w:right w:type="dxa" w:w="130"/>
+            </w:tcMar>
+          </w:tcPr>
+          <w:p>
+            <w:pPr>
+              <w:spacing w:after="0" w:line="250"/>
+            </w:pPr>
+            <w:r>
+              <w:rPr>
+                <w:rFonts w:ascii="JetBrains Mono" w:cs="JetBrains Mono" w:eastAsia="JetBrains Mono" w:hAnsi="JetBrains Mono"/>
+                <w:color w:val="1A1D21"/>
+                <w:sz w:val="19"/>
+                <w:szCs w:val="19"/>
+              </w:rPr>
+              <w:t xml:space="preserve">rating_raw / rating_scale</w:t>
+            </w:r>
+          </w:p>
+        </w:tc>
+        <w:tc>
+          <w:tcPr>
+            <w:tcW w:type="dxa" w:w="6660"/>
+            <w:tcMar>
+              <w:top w:type="dxa" w:w="70"/>
+              <w:left w:type="dxa" w:w="130"/>
+              <w:bottom w:type="dxa" w:w="70"/>
+              <w:right w:type="dxa" w:w="130"/>
+            </w:tcMar>
+          </w:tcPr>
+          <w:p>
+            <w:pPr>
+              <w:spacing w:after="0" w:line="250"/>
+            </w:pPr>
+            <w:r>
+              <w:rPr>
+                <w:rFonts w:ascii="Inter" w:cs="Inter" w:eastAsia="Inter" w:hAnsi="Inter"/>
+                <w:color w:val="1A1D21"/>
+                <w:sz w:val="19"/>
+                <w:szCs w:val="19"/>
+              </w:rPr>
+              <w:t xml:space="preserve">Original rating and its scale (5_star, 10_pt, nps, csat, brand_love, …)</w:t>
+            </w:r>
+          </w:p>
+        </w:tc>
+      </w:tr>
+      <w:tr>
+        <w:tc>
+          <w:tcPr>
+            <w:tcW w:type="dxa" w:w="2700"/>
+            <w:tcMar>
+              <w:top w:type="dxa" w:w="70"/>
+              <w:left w:type="dxa" w:w="130"/>
+              <w:bottom w:type="dxa" w:w="70"/>
+              <w:right w:type="dxa" w:w="130"/>
+            </w:tcMar>
+          </w:tcPr>
+          <w:p>
+            <w:pPr>
+              <w:spacing w:after="0" w:line="250"/>
+            </w:pPr>
+            <w:r>
+              <w:rPr>
+                <w:rFonts w:ascii="JetBrains Mono" w:cs="JetBrains Mono" w:eastAsia="JetBrains Mono" w:hAnsi="JetBrains Mono"/>
+                <w:color w:val="1A1D21"/>
+                <w:sz w:val="19"/>
+                <w:szCs w:val="19"/>
+              </w:rPr>
+              <w:t xml:space="preserve">rating_norm</w:t>
+            </w:r>
+          </w:p>
+        </w:tc>
+        <w:tc>
+          <w:tcPr>
+            <w:tcW w:type="dxa" w:w="6660"/>
+            <w:tcMar>
+              <w:top w:type="dxa" w:w="70"/>
+              <w:left w:type="dxa" w:w="130"/>
+              <w:bottom w:type="dxa" w:w="70"/>
+              <w:right w:type="dxa" w:w="130"/>
+            </w:tcMar>
+          </w:tcPr>
+          <w:p>
+            <w:pPr>
+              <w:spacing w:after="0" w:line="250"/>
+            </w:pPr>
+            <w:r>
+              <w:rPr>
+                <w:rFonts w:ascii="Inter" w:cs="Inter" w:eastAsia="Inter" w:hAnsi="Inter"/>
+                <w:color w:val="1A1D21"/>
+                <w:sz w:val="19"/>
+                <w:szCs w:val="19"/>
+              </w:rPr>
+              <w:t xml:space="preserve">Rating normalized to a common 1–5 ordinal (E-15)</w:t>
+            </w:r>
+          </w:p>
+        </w:tc>
+      </w:tr>
+      <w:tr>
+        <w:tc>
+          <w:tcPr>
+            <w:tcW w:type="dxa" w:w="2700"/>
+            <w:tcMar>
+              <w:top w:type="dxa" w:w="70"/>
+              <w:left w:type="dxa" w:w="130"/>
+              <w:bottom w:type="dxa" w:w="70"/>
+              <w:right w:type="dxa" w:w="130"/>
+            </w:tcMar>
+          </w:tcPr>
+          <w:p>
+            <w:pPr>
+              <w:spacing w:after="0" w:line="250"/>
+            </w:pPr>
+            <w:r>
+              <w:rPr>
+                <w:rFonts w:ascii="JetBrains Mono" w:cs="JetBrains Mono" w:eastAsia="JetBrains Mono" w:hAnsi="JetBrains Mono"/>
+                <w:color w:val="1A1D21"/>
+                <w:sz w:val="19"/>
+                <w:szCs w:val="19"/>
+              </w:rPr>
+              <w:t xml:space="preserve">brand_love</w:t>
+            </w:r>
+          </w:p>
+        </w:tc>
+        <w:tc>
+          <w:tcPr>
+            <w:tcW w:type="dxa" w:w="6660"/>
+            <w:tcMar>
+              <w:top w:type="dxa" w:w="70"/>
+              <w:left w:type="dxa" w:w="130"/>
+              <w:bottom w:type="dxa" w:w="70"/>
+              <w:right w:type="dxa" w:w="130"/>
+            </w:tcMar>
+          </w:tcPr>
+          <w:p>
+            <w:pPr>
+              <w:spacing w:after="0" w:line="250"/>
+            </w:pPr>
+            <w:r>
+              <w:rPr>
+                <w:rFonts w:ascii="Inter" w:cs="Inter" w:eastAsia="Inter" w:hAnsi="Inter"/>
+                <w:color w:val="1A1D21"/>
+                <w:sz w:val="19"/>
+                <w:szCs w:val="19"/>
+              </w:rPr>
+              <w:t xml:space="preserve">Love / Like / Ambiguity / Dislike / Hate, if applicable — ordinal 5→1</w:t>
+            </w:r>
+          </w:p>
+        </w:tc>
+      </w:tr>
+      <w:tr>
+        <w:tc>
+          <w:tcPr>
+            <w:tcW w:type="dxa" w:w="2700"/>
+            <w:tcMar>
+              <w:top w:type="dxa" w:w="70"/>
+              <w:left w:type="dxa" w:w="130"/>
+              <w:bottom w:type="dxa" w:w="70"/>
+              <w:right w:type="dxa" w:w="130"/>
+            </w:tcMar>
+          </w:tcPr>
+          <w:p>
+            <w:pPr>
+              <w:spacing w:after="0" w:line="250"/>
+            </w:pPr>
+            <w:r>
+              <w:rPr>
+                <w:rFonts w:ascii="JetBrains Mono" w:cs="JetBrains Mono" w:eastAsia="JetBrains Mono" w:hAnsi="JetBrains Mono"/>
+                <w:color w:val="1A1D21"/>
+                <w:sz w:val="19"/>
+                <w:szCs w:val="19"/>
+              </w:rPr>
+              <w:t xml:space="preserve">comment_text</w:t>
+            </w:r>
+          </w:p>
+        </w:tc>
+        <w:tc>
+          <w:tcPr>
+            <w:tcW w:type="dxa" w:w="6660"/>
+            <w:tcMar>
+              <w:top w:type="dxa" w:w="70"/>
+              <w:left w:type="dxa" w:w="130"/>
+              <w:bottom w:type="dxa" w:w="70"/>
+              <w:right w:type="dxa" w:w="130"/>
+            </w:tcMar>
+          </w:tcPr>
+          <w:p>
+            <w:pPr>
+              <w:spacing w:after="0" w:line="250"/>
+            </w:pPr>
+            <w:r>
+              <w:rPr>
+                <w:rFonts w:ascii="Inter" w:cs="Inter" w:eastAsia="Inter" w:hAnsi="Inter"/>
+                <w:color w:val="1A1D21"/>
+                <w:sz w:val="19"/>
+                <w:szCs w:val="19"/>
+              </w:rPr>
+              <w:t xml:space="preserve">The open-text comment</w:t>
+            </w:r>
+          </w:p>
+        </w:tc>
+      </w:tr>
+      <w:tr>
+        <w:tc>
+          <w:tcPr>
+            <w:tcW w:type="dxa" w:w="2700"/>
+            <w:tcMar>
+              <w:top w:type="dxa" w:w="70"/>
+              <w:left w:type="dxa" w:w="130"/>
+              <w:bottom w:type="dxa" w:w="70"/>
+              <w:right w:type="dxa" w:w="130"/>
+            </w:tcMar>
+          </w:tcPr>
+          <w:p>
+            <w:pPr>
+              <w:spacing w:after="0" w:line="250"/>
+            </w:pPr>
+            <w:r>
+              <w:rPr>
+                <w:rFonts w:ascii="JetBrains Mono" w:cs="JetBrains Mono" w:eastAsia="JetBrains Mono" w:hAnsi="JetBrains Mono"/>
+                <w:color w:val="1A1D21"/>
+                <w:sz w:val="19"/>
+                <w:szCs w:val="19"/>
+              </w:rPr>
+              <w:t xml:space="preserve">language</w:t>
+            </w:r>
+          </w:p>
+        </w:tc>
+        <w:tc>
+          <w:tcPr>
+            <w:tcW w:type="dxa" w:w="6660"/>
+            <w:tcMar>
+              <w:top w:type="dxa" w:w="70"/>
+              <w:left w:type="dxa" w:w="130"/>
+              <w:bottom w:type="dxa" w:w="70"/>
+              <w:right w:type="dxa" w:w="130"/>
+            </w:tcMar>
+          </w:tcPr>
+          <w:p>
+            <w:pPr>
+              <w:spacing w:after="0" w:line="250"/>
+            </w:pPr>
+            <w:r>
+              <w:rPr>
+                <w:rFonts w:ascii="Inter" w:cs="Inter" w:eastAsia="Inter" w:hAnsi="Inter"/>
+                <w:color w:val="1A1D21"/>
+                <w:sz w:val="19"/>
+                <w:szCs w:val="19"/>
+              </w:rPr>
+              <w:t xml:space="preserve">Detected language (E-4)</w:t>
+            </w:r>
+          </w:p>
+        </w:tc>
+      </w:tr>
+      <w:tr>
+        <w:tc>
+          <w:tcPr>
+            <w:tcW w:type="dxa" w:w="2700"/>
+            <w:tcMar>
+              <w:top w:type="dxa" w:w="70"/>
+              <w:left w:type="dxa" w:w="130"/>
+              <w:bottom w:type="dxa" w:w="70"/>
+              <w:right w:type="dxa" w:w="130"/>
+            </w:tcMar>
+          </w:tcPr>
+          <w:p>
+            <w:pPr>
+              <w:spacing w:after="0" w:line="250"/>
+            </w:pPr>
+            <w:r>
+              <w:rPr>
+                <w:rFonts w:ascii="JetBrains Mono" w:cs="JetBrains Mono" w:eastAsia="JetBrains Mono" w:hAnsi="JetBrains Mono"/>
+                <w:color w:val="1A1D21"/>
+                <w:sz w:val="19"/>
+                <w:szCs w:val="19"/>
+              </w:rPr>
+              <w:t xml:space="preserve">segment / region / channel</w:t>
+            </w:r>
+          </w:p>
+        </w:tc>
+        <w:tc>
+          <w:tcPr>
+            <w:tcW w:type="dxa" w:w="6660"/>
+            <w:tcMar>
+              <w:top w:type="dxa" w:w="70"/>
+              <w:left w:type="dxa" w:w="130"/>
+              <w:bottom w:type="dxa" w:w="70"/>
+              <w:right w:type="dxa" w:w="130"/>
+            </w:tcMar>
+          </w:tcPr>
+          <w:p>
+            <w:pPr>
+              <w:spacing w:after="0" w:line="250"/>
+            </w:pPr>
+            <w:r>
+              <w:rPr>
+                <w:rFonts w:ascii="Inter" w:cs="Inter" w:eastAsia="Inter" w:hAnsi="Inter"/>
+                <w:color w:val="1A1D21"/>
+                <w:sz w:val="19"/>
+                <w:szCs w:val="19"/>
+              </w:rPr>
+              <w:t xml:space="preserve">Optional non-identifying metadata (I-5)</w:t>
+            </w:r>
+          </w:p>
+        </w:tc>
+      </w:tr>
+      <w:tr>
+        <w:tc>
+          <w:tcPr>
+            <w:tcW w:type="dxa" w:w="2700"/>
+            <w:tcMar>
+              <w:top w:type="dxa" w:w="70"/>
+              <w:left w:type="dxa" w:w="130"/>
+              <w:bottom w:type="dxa" w:w="70"/>
+              <w:right w:type="dxa" w:w="130"/>
+            </w:tcMar>
+          </w:tcPr>
+          <w:p>
+            <w:pPr>
+              <w:spacing w:after="0" w:line="250"/>
+            </w:pPr>
+            <w:r>
+              <w:rPr>
+                <w:rFonts w:ascii="JetBrains Mono" w:cs="JetBrains Mono" w:eastAsia="JetBrains Mono" w:hAnsi="JetBrains Mono"/>
+                <w:color w:val="1A1D21"/>
+                <w:sz w:val="19"/>
+                <w:szCs w:val="19"/>
+              </w:rPr>
+              <w:t xml:space="preserve">is_complete</w:t>
+            </w:r>
+          </w:p>
+        </w:tc>
+        <w:tc>
+          <w:tcPr>
+            <w:tcW w:type="dxa" w:w="6660"/>
+            <w:tcMar>
+              <w:top w:type="dxa" w:w="70"/>
+              <w:left w:type="dxa" w:w="130"/>
+              <w:bottom w:type="dxa" w:w="70"/>
+              <w:right w:type="dxa" w:w="130"/>
+            </w:tcMar>
+          </w:tcPr>
+          <w:p>
+            <w:pPr>
+              <w:spacing w:after="0" w:line="250"/>
+            </w:pPr>
+            <w:r>
+              <w:rPr>
+                <w:rFonts w:ascii="Inter" w:cs="Inter" w:eastAsia="Inter" w:hAnsi="Inter"/>
+                <w:color w:val="1A1D21"/>
+                <w:sz w:val="19"/>
+                <w:szCs w:val="19"/>
+              </w:rPr>
+              <w:t xml:space="preserve">Complete vs. partial (R-6)</w:t>
+            </w:r>
+          </w:p>
+        </w:tc>
+      </w:tr>
+      <w:tr>
+        <w:tc>
+          <w:tcPr>
+            <w:tcW w:type="dxa" w:w="2700"/>
+            <w:tcMar>
+              <w:top w:type="dxa" w:w="70"/>
+              <w:left w:type="dxa" w:w="130"/>
+              <w:bottom w:type="dxa" w:w="70"/>
+              <w:right w:type="dxa" w:w="130"/>
+            </w:tcMar>
+          </w:tcPr>
+          <w:p>
+            <w:pPr>
+              <w:spacing w:after="0" w:line="250"/>
+            </w:pPr>
+            <w:r>
+              <w:rPr>
+                <w:rFonts w:ascii="JetBrains Mono" w:cs="JetBrains Mono" w:eastAsia="JetBrains Mono" w:hAnsi="JetBrains Mono"/>
+                <w:color w:val="1A1D21"/>
+                <w:sz w:val="19"/>
+                <w:szCs w:val="19"/>
+              </w:rPr>
+              <w:t xml:space="preserve">flags</w:t>
+            </w:r>
+          </w:p>
+        </w:tc>
+        <w:tc>
+          <w:tcPr>
+            <w:tcW w:type="dxa" w:w="6660"/>
+            <w:tcMar>
+              <w:top w:type="dxa" w:w="70"/>
+              <w:left w:type="dxa" w:w="130"/>
+              <w:bottom w:type="dxa" w:w="70"/>
+              <w:right w:type="dxa" w:w="130"/>
+            </w:tcMar>
+          </w:tcPr>
+          <w:p>
+            <w:pPr>
+              <w:spacing w:after="0" w:line="250"/>
+            </w:pPr>
+            <w:r>
+              <w:rPr>
+                <w:rFonts w:ascii="Inter" w:cs="Inter" w:eastAsia="Inter" w:hAnsi="Inter"/>
+                <w:color w:val="1A1D21"/>
+                <w:sz w:val="19"/>
+                <w:szCs w:val="19"/>
+              </w:rPr>
+              <w:t xml:space="preserve">junk · abuse · safety · low_confidence (E-3, E-13)</w:t>
+            </w:r>
+          </w:p>
+        </w:tc>
+      </w:tr>
+      <w:tr>
+        <w:tc>
+          <w:tcPr>
+            <w:tcW w:type="dxa" w:w="2700"/>
+            <w:tcMar>
+              <w:top w:type="dxa" w:w="70"/>
+              <w:left w:type="dxa" w:w="130"/>
+              <w:bottom w:type="dxa" w:w="70"/>
+              <w:right w:type="dxa" w:w="130"/>
+            </w:tcMar>
+          </w:tcPr>
+          <w:p>
+            <w:pPr>
+              <w:spacing w:after="0" w:line="250"/>
+            </w:pPr>
+            <w:r>
+              <w:rPr>
+                <w:rFonts w:ascii="JetBrains Mono" w:cs="JetBrains Mono" w:eastAsia="JetBrains Mono" w:hAnsi="JetBrains Mono"/>
+                <w:color w:val="1A1D21"/>
+                <w:sz w:val="19"/>
+                <w:szCs w:val="19"/>
+              </w:rPr>
+              <w:t xml:space="preserve">provenance</w:t>
+            </w:r>
+          </w:p>
+        </w:tc>
+        <w:tc>
+          <w:tcPr>
+            <w:tcW w:type="dxa" w:w="6660"/>
+            <w:tcMar>
+              <w:top w:type="dxa" w:w="70"/>
+              <w:left w:type="dxa" w:w="130"/>
+              <w:bottom w:type="dxa" w:w="70"/>
+              <w:right w:type="dxa" w:w="130"/>
+            </w:tcMar>
+          </w:tcPr>
+          <w:p>
+            <w:pPr>
+              <w:spacing w:after="0" w:line="250"/>
+            </w:pPr>
+            <w:r>
+              <w:rPr>
+                <w:rFonts w:ascii="Inter" w:cs="Inter" w:eastAsia="Inter" w:hAnsi="Inter"/>
+                <w:color w:val="1A1D21"/>
+                <w:sz w:val="19"/>
+                <w:szCs w:val="19"/>
+              </w:rPr>
+              <w:t xml:space="preserve">source_url + capture_date, or import_batch (INV-10)</w:t>
+            </w:r>
+          </w:p>
+        </w:tc>
+      </w:tr>
+    </w:tbl>
+    <w:p>
+      <w:pPr>
+        <w:spacing w:after="40" w:before="220"/>
+      </w:pPr>
+      <w:r>
+        <w:rPr>
+          <w:rFonts w:ascii="Inter" w:cs="Inter" w:eastAsia="Inter" w:hAnsi="Inter"/>
+          <w:b/>
+          <w:bCs/>
+          <w:color w:val="1A1D21"/>
+          <w:sz w:val="22"/>
+          <w:szCs w:val="22"/>
+        </w:rPr>
+        <w:t xml:space="preserve">Sentiment</w:t>
+      </w:r>
+      <w:r>
+        <w:rPr>
+          <w:rFonts w:ascii="Inter" w:cs="Inter" w:eastAsia="Inter" w:hAnsi="Inter"/>
+          <w:i/>
+          <w:iCs/>
+          <w:color w:val="6B6F76"/>
+          <w:sz w:val="20"/>
+          <w:szCs w:val="20"/>
+        </w:rPr>
+        <w:t xml:space="preserve">  — derived, one per record</w:t>
+      </w:r>
+    </w:p>
+    <w:tbl>
+      <w:tblPr>
+        <w:tblW w:type="dxa" w:w="9360"/>
+        <w:tblBorders>
+          <w:top w:val="single" w:color="1A1D21" w:sz="12"/>
+          <w:left w:val="none" w:color="auto" w:sz="0"/>
+          <w:bottom w:val="single" w:color="1A1D21" w:sz="12"/>
+          <w:right w:val="none" w:color="auto" w:sz="0"/>
+          <w:insideH w:val="single" w:color="E5E2DA" w:sz="8"/>
+          <w:insideV w:val="none" w:color="auto" w:sz="0"/>
+        </w:tblBorders>
+      </w:tblPr>
+      <w:tblGrid>
+        <w:gridCol w:w="2700"/>
+        <w:gridCol w:w="6660"/>
+      </w:tblGrid>
+      <w:tr>
+        <w:trPr>
+          <w:tblHeader/>
+        </w:trPr>
+        <w:tc>
+          <w:tcPr>
+            <w:tcW w:type="dxa" w:w="2700"/>
+            <w:shd w:fill="E5E2DA" w:color="auto" w:val="clear"/>
+            <w:tcMar>
+              <w:top w:type="dxa" w:w="70"/>
+              <w:left w:type="dxa" w:w="130"/>
+              <w:bottom w:type="dxa" w:w="70"/>
+              <w:right w:type="dxa" w:w="130"/>
+            </w:tcMar>
+          </w:tcPr>
+          <w:p>
+            <w:pPr>
+              <w:spacing w:after="0" w:line="250"/>
+            </w:pPr>
+            <w:r>
+              <w:rPr>
+                <w:rFonts w:ascii="Inter" w:cs="Inter" w:eastAsia="Inter" w:hAnsi="Inter"/>
+                <w:b/>
+                <w:bCs/>
+                <w:color w:val="1A1D21"/>
+                <w:sz w:val="18"/>
+                <w:szCs w:val="18"/>
+              </w:rPr>
+              <w:t xml:space="preserve">Field</w:t>
+            </w:r>
+          </w:p>
+        </w:tc>
+        <w:tc>
+          <w:tcPr>
+            <w:tcW w:type="dxa" w:w="6660"/>
+            <w:shd w:fill="E5E2DA" w:color="auto" w:val="clear"/>
+            <w:tcMar>
+              <w:top w:type="dxa" w:w="70"/>
+              <w:left w:type="dxa" w:w="130"/>
+              <w:bottom w:type="dxa" w:w="70"/>
+              <w:right w:type="dxa" w:w="130"/>
+            </w:tcMar>
+          </w:tcPr>
+          <w:p>
+            <w:pPr>
+              <w:spacing w:after="0" w:line="250"/>
+            </w:pPr>
+            <w:r>
+              <w:rPr>
+                <w:rFonts w:ascii="Inter" w:cs="Inter" w:eastAsia="Inter" w:hAnsi="Inter"/>
+                <w:b/>
+                <w:bCs/>
+                <w:color w:val="1A1D21"/>
+                <w:sz w:val="18"/>
+                <w:szCs w:val="18"/>
+              </w:rPr>
+              <w:t xml:space="preserve">Meaning</w:t>
+            </w:r>
+          </w:p>
+        </w:tc>
+      </w:tr>
+      <w:tr>
+        <w:tc>
+          <w:tcPr>
+            <w:tcW w:type="dxa" w:w="2700"/>
+            <w:tcMar>
+              <w:top w:type="dxa" w:w="70"/>
+              <w:left w:type="dxa" w:w="130"/>
+              <w:bottom w:type="dxa" w:w="70"/>
+              <w:right w:type="dxa" w:w="130"/>
+            </w:tcMar>
+          </w:tcPr>
+          <w:p>
+            <w:pPr>
+              <w:spacing w:after="0" w:line="250"/>
+            </w:pPr>
+            <w:r>
+              <w:rPr>
+                <w:rFonts w:ascii="JetBrains Mono" w:cs="JetBrains Mono" w:eastAsia="JetBrains Mono" w:hAnsi="JetBrains Mono"/>
+                <w:color w:val="1A1D21"/>
+                <w:sz w:val="19"/>
+                <w:szCs w:val="19"/>
+              </w:rPr>
+              <w:t xml:space="preserve">record_id</w:t>
+            </w:r>
+          </w:p>
+        </w:tc>
+        <w:tc>
+          <w:tcPr>
+            <w:tcW w:type="dxa" w:w="6660"/>
+            <w:tcMar>
+              <w:top w:type="dxa" w:w="70"/>
+              <w:left w:type="dxa" w:w="130"/>
+              <w:bottom w:type="dxa" w:w="70"/>
+              <w:right w:type="dxa" w:w="130"/>
+            </w:tcMar>
+          </w:tcPr>
+          <w:p>
+            <w:pPr>
+              <w:spacing w:after="0" w:line="250"/>
+            </w:pPr>
+            <w:r>
+              <w:rPr>
+                <w:rFonts w:ascii="Inter" w:cs="Inter" w:eastAsia="Inter" w:hAnsi="Inter"/>
+                <w:color w:val="1A1D21"/>
+                <w:sz w:val="19"/>
+                <w:szCs w:val="19"/>
+              </w:rPr>
+              <w:t xml:space="preserve">The record it describes</w:t>
+            </w:r>
+          </w:p>
+        </w:tc>
+      </w:tr>
+      <w:tr>
+        <w:tc>
+          <w:tcPr>
+            <w:tcW w:type="dxa" w:w="2700"/>
+            <w:tcMar>
+              <w:top w:type="dxa" w:w="70"/>
+              <w:left w:type="dxa" w:w="130"/>
+              <w:bottom w:type="dxa" w:w="70"/>
+              <w:right w:type="dxa" w:w="130"/>
+            </w:tcMar>
+          </w:tcPr>
+          <w:p>
+            <w:pPr>
+              <w:spacing w:after="0" w:line="250"/>
+            </w:pPr>
+            <w:r>
+              <w:rPr>
+                <w:rFonts w:ascii="JetBrains Mono" w:cs="JetBrains Mono" w:eastAsia="JetBrains Mono" w:hAnsi="JetBrains Mono"/>
+                <w:color w:val="1A1D21"/>
+                <w:sz w:val="19"/>
+                <w:szCs w:val="19"/>
+              </w:rPr>
+              <w:t xml:space="preserve">polarity / intensity</w:t>
+            </w:r>
+          </w:p>
+        </w:tc>
+        <w:tc>
+          <w:tcPr>
+            <w:tcW w:type="dxa" w:w="6660"/>
+            <w:tcMar>
+              <w:top w:type="dxa" w:w="70"/>
+              <w:left w:type="dxa" w:w="130"/>
+              <w:bottom w:type="dxa" w:w="70"/>
+              <w:right w:type="dxa" w:w="130"/>
+            </w:tcMar>
+          </w:tcPr>
+          <w:p>
+            <w:pPr>
+              <w:spacing w:after="0" w:line="250"/>
+            </w:pPr>
+            <w:r>
+              <w:rPr>
+                <w:rFonts w:ascii="Inter" w:cs="Inter" w:eastAsia="Inter" w:hAnsi="Inter"/>
+                <w:color w:val="1A1D21"/>
+                <w:sz w:val="19"/>
+                <w:szCs w:val="19"/>
+              </w:rPr>
+              <w:t xml:space="preserve">positive / neutral / negative, with strength</w:t>
+            </w:r>
+          </w:p>
+        </w:tc>
+      </w:tr>
+      <w:tr>
+        <w:tc>
+          <w:tcPr>
+            <w:tcW w:type="dxa" w:w="2700"/>
+            <w:tcMar>
+              <w:top w:type="dxa" w:w="70"/>
+              <w:left w:type="dxa" w:w="130"/>
+              <w:bottom w:type="dxa" w:w="70"/>
+              <w:right w:type="dxa" w:w="130"/>
+            </w:tcMar>
+          </w:tcPr>
+          <w:p>
+            <w:pPr>
+              <w:spacing w:after="0" w:line="250"/>
+            </w:pPr>
+            <w:r>
+              <w:rPr>
+                <w:rFonts w:ascii="JetBrains Mono" w:cs="JetBrains Mono" w:eastAsia="JetBrains Mono" w:hAnsi="JetBrains Mono"/>
+                <w:color w:val="1A1D21"/>
+                <w:sz w:val="19"/>
+                <w:szCs w:val="19"/>
+              </w:rPr>
+              <w:t xml:space="preserve">model_version / confidence</w:t>
+            </w:r>
+          </w:p>
+        </w:tc>
+        <w:tc>
+          <w:tcPr>
+            <w:tcW w:type="dxa" w:w="6660"/>
+            <w:tcMar>
+              <w:top w:type="dxa" w:w="70"/>
+              <w:left w:type="dxa" w:w="130"/>
+              <w:bottom w:type="dxa" w:w="70"/>
+              <w:right w:type="dxa" w:w="130"/>
+            </w:tcMar>
+          </w:tcPr>
+          <w:p>
+            <w:pPr>
+              <w:spacing w:after="0" w:line="250"/>
+            </w:pPr>
+            <w:r>
+              <w:rPr>
+                <w:rFonts w:ascii="Inter" w:cs="Inter" w:eastAsia="Inter" w:hAnsi="Inter"/>
+                <w:color w:val="1A1D21"/>
+                <w:sz w:val="19"/>
+                <w:szCs w:val="19"/>
+              </w:rPr>
+              <w:t xml:space="preserve">What produced it and how sure (NFR-6)</w:t>
+            </w:r>
+          </w:p>
+        </w:tc>
+      </w:tr>
+    </w:tbl>
+    <w:p>
+      <w:pPr>
+        <w:spacing w:after="40" w:before="220"/>
+      </w:pPr>
+      <w:r>
+        <w:rPr>
+          <w:rFonts w:ascii="Inter" w:cs="Inter" w:eastAsia="Inter" w:hAnsi="Inter"/>
+          <w:b/>
+          <w:bCs/>
+          <w:color w:val="1A1D21"/>
+          <w:sz w:val="22"/>
+          <w:szCs w:val="22"/>
+        </w:rPr>
+        <w:t xml:space="preserve">Theme / ThemeAssignment</w:t>
+      </w:r>
+      <w:r>
+        <w:rPr>
+          <w:rFonts w:ascii="Inter" w:cs="Inter" w:eastAsia="Inter" w:hAnsi="Inter"/>
+          <w:i/>
+          <w:iCs/>
+          <w:color w:val="6B6F76"/>
+          <w:sz w:val="20"/>
+          <w:szCs w:val="20"/>
+        </w:rPr>
+        <w:t xml:space="preserve">  — discovered topics and their links to records</w:t>
+      </w:r>
+    </w:p>
+    <w:tbl>
+      <w:tblPr>
+        <w:tblW w:type="dxa" w:w="9360"/>
+        <w:tblBorders>
+          <w:top w:val="single" w:color="1A1D21" w:sz="12"/>
+          <w:left w:val="none" w:color="auto" w:sz="0"/>
+          <w:bottom w:val="single" w:color="1A1D21" w:sz="12"/>
+          <w:right w:val="none" w:color="auto" w:sz="0"/>
+          <w:insideH w:val="single" w:color="E5E2DA" w:sz="8"/>
+          <w:insideV w:val="none" w:color="auto" w:sz="0"/>
+        </w:tblBorders>
+      </w:tblPr>
+      <w:tblGrid>
+        <w:gridCol w:w="2700"/>
+        <w:gridCol w:w="6660"/>
+      </w:tblGrid>
+      <w:tr>
+        <w:trPr>
+          <w:tblHeader/>
+        </w:trPr>
+        <w:tc>
+          <w:tcPr>
+            <w:tcW w:type="dxa" w:w="2700"/>
+            <w:shd w:fill="E5E2DA" w:color="auto" w:val="clear"/>
+            <w:tcMar>
+              <w:top w:type="dxa" w:w="70"/>
+              <w:left w:type="dxa" w:w="130"/>
+              <w:bottom w:type="dxa" w:w="70"/>
+              <w:right w:type="dxa" w:w="130"/>
+            </w:tcMar>
+          </w:tcPr>
+          <w:p>
+            <w:pPr>
+              <w:spacing w:after="0" w:line="250"/>
+            </w:pPr>
+            <w:r>
+              <w:rPr>
+                <w:rFonts w:ascii="Inter" w:cs="Inter" w:eastAsia="Inter" w:hAnsi="Inter"/>
+                <w:b/>
+                <w:bCs/>
+                <w:color w:val="1A1D21"/>
+                <w:sz w:val="18"/>
+                <w:szCs w:val="18"/>
+              </w:rPr>
+              <w:t xml:space="preserve">Field</w:t>
+            </w:r>
+          </w:p>
+        </w:tc>
+        <w:tc>
+          <w:tcPr>
+            <w:tcW w:type="dxa" w:w="6660"/>
+            <w:shd w:fill="E5E2DA" w:color="auto" w:val="clear"/>
+            <w:tcMar>
+              <w:top w:type="dxa" w:w="70"/>
+              <w:left w:type="dxa" w:w="130"/>
+              <w:bottom w:type="dxa" w:w="70"/>
+              <w:right w:type="dxa" w:w="130"/>
+            </w:tcMar>
+          </w:tcPr>
+          <w:p>
+            <w:pPr>
+              <w:spacing w:after="0" w:line="250"/>
+            </w:pPr>
+            <w:r>
+              <w:rPr>
+                <w:rFonts w:ascii="Inter" w:cs="Inter" w:eastAsia="Inter" w:hAnsi="Inter"/>
+                <w:b/>
+                <w:bCs/>
+                <w:color w:val="1A1D21"/>
+                <w:sz w:val="18"/>
+                <w:szCs w:val="18"/>
+              </w:rPr>
+              <w:t xml:space="preserve">Meaning</w:t>
+            </w:r>
+          </w:p>
+        </w:tc>
+      </w:tr>
+      <w:tr>
+        <w:tc>
+          <w:tcPr>
+            <w:tcW w:type="dxa" w:w="2700"/>
+            <w:tcMar>
+              <w:top w:type="dxa" w:w="70"/>
+              <w:left w:type="dxa" w:w="130"/>
+              <w:bottom w:type="dxa" w:w="70"/>
+              <w:right w:type="dxa" w:w="130"/>
+            </w:tcMar>
+          </w:tcPr>
+          <w:p>
+            <w:pPr>
+              <w:spacing w:after="0" w:line="250"/>
+            </w:pPr>
+            <w:r>
+              <w:rPr>
+                <w:rFonts w:ascii="JetBrains Mono" w:cs="JetBrains Mono" w:eastAsia="JetBrains Mono" w:hAnsi="JetBrains Mono"/>
+                <w:color w:val="1A1D21"/>
+                <w:sz w:val="19"/>
+                <w:szCs w:val="19"/>
+              </w:rPr>
+              <w:t xml:space="preserve">theme_id / label</w:t>
+            </w:r>
+          </w:p>
+        </w:tc>
+        <w:tc>
+          <w:tcPr>
+            <w:tcW w:type="dxa" w:w="6660"/>
+            <w:tcMar>
+              <w:top w:type="dxa" w:w="70"/>
+              <w:left w:type="dxa" w:w="130"/>
+              <w:bottom w:type="dxa" w:w="70"/>
+              <w:right w:type="dxa" w:w="130"/>
+            </w:tcMar>
+          </w:tcPr>
+          <w:p>
+            <w:pPr>
+              <w:spacing w:after="0" w:line="250"/>
+            </w:pPr>
+            <w:r>
+              <w:rPr>
+                <w:rFonts w:ascii="Inter" w:cs="Inter" w:eastAsia="Inter" w:hAnsi="Inter"/>
+                <w:color w:val="1A1D21"/>
+                <w:sz w:val="19"/>
+                <w:szCs w:val="19"/>
+              </w:rPr>
+              <w:t xml:space="preserve">The theme and its plain-language name</w:t>
+            </w:r>
+          </w:p>
+        </w:tc>
+      </w:tr>
+      <w:tr>
+        <w:tc>
+          <w:tcPr>
+            <w:tcW w:type="dxa" w:w="2700"/>
+            <w:tcMar>
+              <w:top w:type="dxa" w:w="70"/>
+              <w:left w:type="dxa" w:w="130"/>
+              <w:bottom w:type="dxa" w:w="70"/>
+              <w:right w:type="dxa" w:w="130"/>
+            </w:tcMar>
+          </w:tcPr>
+          <w:p>
+            <w:pPr>
+              <w:spacing w:after="0" w:line="250"/>
+            </w:pPr>
+            <w:r>
+              <w:rPr>
+                <w:rFonts w:ascii="JetBrains Mono" w:cs="JetBrains Mono" w:eastAsia="JetBrains Mono" w:hAnsi="JetBrains Mono"/>
+                <w:color w:val="1A1D21"/>
+                <w:sz w:val="19"/>
+                <w:szCs w:val="19"/>
+              </w:rPr>
+              <w:t xml:space="preserve">scope</w:t>
+            </w:r>
+          </w:p>
+        </w:tc>
+        <w:tc>
+          <w:tcPr>
+            <w:tcW w:type="dxa" w:w="6660"/>
+            <w:tcMar>
+              <w:top w:type="dxa" w:w="70"/>
+              <w:left w:type="dxa" w:w="130"/>
+              <w:bottom w:type="dxa" w:w="70"/>
+              <w:right w:type="dxa" w:w="130"/>
+            </w:tcMar>
+          </w:tcPr>
+          <w:p>
+            <w:pPr>
+              <w:spacing w:after="0" w:line="250"/>
+            </w:pPr>
+            <w:r>
+              <w:rPr>
+                <w:rFonts w:ascii="Inter" w:cs="Inter" w:eastAsia="Inter" w:hAnsi="Inter"/>
+                <w:color w:val="1A1D21"/>
+                <w:sz w:val="19"/>
+                <w:szCs w:val="19"/>
+              </w:rPr>
+              <w:t xml:space="preserve">Account + optional brand / period it was derived in</w:t>
+            </w:r>
+          </w:p>
+        </w:tc>
+      </w:tr>
+      <w:tr>
+        <w:tc>
+          <w:tcPr>
+            <w:tcW w:type="dxa" w:w="2700"/>
+            <w:tcMar>
+              <w:top w:type="dxa" w:w="70"/>
+              <w:left w:type="dxa" w:w="130"/>
+              <w:bottom w:type="dxa" w:w="70"/>
+              <w:right w:type="dxa" w:w="130"/>
+            </w:tcMar>
+          </w:tcPr>
+          <w:p>
+            <w:pPr>
+              <w:spacing w:after="0" w:line="250"/>
+            </w:pPr>
+            <w:r>
+              <w:rPr>
+                <w:rFonts w:ascii="JetBrains Mono" w:cs="JetBrains Mono" w:eastAsia="JetBrains Mono" w:hAnsi="JetBrains Mono"/>
+                <w:color w:val="1A1D21"/>
+                <w:sz w:val="19"/>
+                <w:szCs w:val="19"/>
+              </w:rPr>
+              <w:t xml:space="preserve">record_id → theme_id</w:t>
+            </w:r>
+          </w:p>
+        </w:tc>
+        <w:tc>
+          <w:tcPr>
+            <w:tcW w:type="dxa" w:w="6660"/>
+            <w:tcMar>
+              <w:top w:type="dxa" w:w="70"/>
+              <w:left w:type="dxa" w:w="130"/>
+              <w:bottom w:type="dxa" w:w="70"/>
+              <w:right w:type="dxa" w:w="130"/>
+            </w:tcMar>
+          </w:tcPr>
+          <w:p>
+            <w:pPr>
+              <w:spacing w:after="0" w:line="250"/>
+            </w:pPr>
+            <w:r>
+              <w:rPr>
+                <w:rFonts w:ascii="Inter" w:cs="Inter" w:eastAsia="Inter" w:hAnsi="Inter"/>
+                <w:color w:val="1A1D21"/>
+                <w:sz w:val="19"/>
+                <w:szCs w:val="19"/>
+              </w:rPr>
+              <w:t xml:space="preserve">Which records mention the theme, with confidence</w:t>
+            </w:r>
+          </w:p>
+        </w:tc>
+      </w:tr>
+    </w:tbl>
+    <w:p>
+      <w:pPr>
+        <w:spacing w:after="40" w:before="220"/>
+      </w:pPr>
+      <w:r>
+        <w:rPr>
+          <w:rFonts w:ascii="Inter" w:cs="Inter" w:eastAsia="Inter" w:hAnsi="Inter"/>
+          <w:b/>
+          <w:bCs/>
+          <w:color w:val="1A1D21"/>
+          <w:sz w:val="22"/>
+          <w:szCs w:val="22"/>
+        </w:rPr>
+        <w:t xml:space="preserve">MetricSnapshot</w:t>
+      </w:r>
+      <w:r>
+        <w:rPr>
+          <w:rFonts w:ascii="Inter" w:cs="Inter" w:eastAsia="Inter" w:hAnsi="Inter"/>
+          <w:i/>
+          <w:iCs/>
+          <w:color w:val="6B6F76"/>
+          <w:sz w:val="20"/>
+          <w:szCs w:val="20"/>
+        </w:rPr>
+        <w:t xml:space="preserve">  — a computed rollup for a brand over a period and filter (O-4, O-9, O-11)</w:t>
+      </w:r>
+    </w:p>
+    <w:tbl>
+      <w:tblPr>
+        <w:tblW w:type="dxa" w:w="9360"/>
+        <w:tblBorders>
+          <w:top w:val="single" w:color="1A1D21" w:sz="12"/>
+          <w:left w:val="none" w:color="auto" w:sz="0"/>
+          <w:bottom w:val="single" w:color="1A1D21" w:sz="12"/>
+          <w:right w:val="none" w:color="auto" w:sz="0"/>
+          <w:insideH w:val="single" w:color="E5E2DA" w:sz="8"/>
+          <w:insideV w:val="none" w:color="auto" w:sz="0"/>
+        </w:tblBorders>
+      </w:tblPr>
+      <w:tblGrid>
+        <w:gridCol w:w="2700"/>
+        <w:gridCol w:w="6660"/>
+      </w:tblGrid>
+      <w:tr>
+        <w:trPr>
+          <w:tblHeader/>
+        </w:trPr>
+        <w:tc>
+          <w:tcPr>
+            <w:tcW w:type="dxa" w:w="2700"/>
+            <w:shd w:fill="E5E2DA" w:color="auto" w:val="clear"/>
+            <w:tcMar>
+              <w:top w:type="dxa" w:w="70"/>
+              <w:left w:type="dxa" w:w="130"/>
+              <w:bottom w:type="dxa" w:w="70"/>
+              <w:right w:type="dxa" w:w="130"/>
+            </w:tcMar>
+          </w:tcPr>
+          <w:p>
+            <w:pPr>
+              <w:spacing w:after="0" w:line="250"/>
+            </w:pPr>
+            <w:r>
+              <w:rPr>
+                <w:rFonts w:ascii="Inter" w:cs="Inter" w:eastAsia="Inter" w:hAnsi="Inter"/>
+                <w:b/>
+                <w:bCs/>
+                <w:color w:val="1A1D21"/>
+                <w:sz w:val="18"/>
+                <w:szCs w:val="18"/>
+              </w:rPr>
+              <w:t xml:space="preserve">Field</w:t>
+            </w:r>
+          </w:p>
+        </w:tc>
+        <w:tc>
+          <w:tcPr>
+            <w:tcW w:type="dxa" w:w="6660"/>
+            <w:shd w:fill="E5E2DA" w:color="auto" w:val="clear"/>
+            <w:tcMar>
+              <w:top w:type="dxa" w:w="70"/>
+              <w:left w:type="dxa" w:w="130"/>
+              <w:bottom w:type="dxa" w:w="70"/>
+              <w:right w:type="dxa" w:w="130"/>
+            </w:tcMar>
+          </w:tcPr>
+          <w:p>
+            <w:pPr>
+              <w:spacing w:after="0" w:line="250"/>
+            </w:pPr>
+            <w:r>
+              <w:rPr>
+                <w:rFonts w:ascii="Inter" w:cs="Inter" w:eastAsia="Inter" w:hAnsi="Inter"/>
+                <w:b/>
+                <w:bCs/>
+                <w:color w:val="1A1D21"/>
+                <w:sz w:val="18"/>
+                <w:szCs w:val="18"/>
+              </w:rPr>
+              <w:t xml:space="preserve">Meaning</w:t>
+            </w:r>
+          </w:p>
+        </w:tc>
+      </w:tr>
+      <w:tr>
+        <w:tc>
+          <w:tcPr>
+            <w:tcW w:type="dxa" w:w="2700"/>
+            <w:tcMar>
+              <w:top w:type="dxa" w:w="70"/>
+              <w:left w:type="dxa" w:w="130"/>
+              <w:bottom w:type="dxa" w:w="70"/>
+              <w:right w:type="dxa" w:w="130"/>
+            </w:tcMar>
+          </w:tcPr>
+          <w:p>
+            <w:pPr>
+              <w:spacing w:after="0" w:line="250"/>
+            </w:pPr>
+            <w:r>
+              <w:rPr>
+                <w:rFonts w:ascii="JetBrains Mono" w:cs="JetBrains Mono" w:eastAsia="JetBrains Mono" w:hAnsi="JetBrains Mono"/>
+                <w:color w:val="1A1D21"/>
+                <w:sz w:val="19"/>
+                <w:szCs w:val="19"/>
+              </w:rPr>
+              <w:t xml:space="preserve">brand_id / period</w:t>
+            </w:r>
+          </w:p>
+        </w:tc>
+        <w:tc>
+          <w:tcPr>
+            <w:tcW w:type="dxa" w:w="6660"/>
+            <w:tcMar>
+              <w:top w:type="dxa" w:w="70"/>
+              <w:left w:type="dxa" w:w="130"/>
+              <w:bottom w:type="dxa" w:w="70"/>
+              <w:right w:type="dxa" w:w="130"/>
+            </w:tcMar>
+          </w:tcPr>
+          <w:p>
+            <w:pPr>
+              <w:spacing w:after="0" w:line="250"/>
+            </w:pPr>
+            <w:r>
+              <w:rPr>
+                <w:rFonts w:ascii="Inter" w:cs="Inter" w:eastAsia="Inter" w:hAnsi="Inter"/>
+                <w:color w:val="1A1D21"/>
+                <w:sz w:val="19"/>
+                <w:szCs w:val="19"/>
+              </w:rPr>
+              <w:t xml:space="preserve">Brand and time window</w:t>
+            </w:r>
+          </w:p>
+        </w:tc>
+      </w:tr>
+      <w:tr>
+        <w:tc>
+          <w:tcPr>
+            <w:tcW w:type="dxa" w:w="2700"/>
+            <w:tcMar>
+              <w:top w:type="dxa" w:w="70"/>
+              <w:left w:type="dxa" w:w="130"/>
+              <w:bottom w:type="dxa" w:w="70"/>
+              <w:right w:type="dxa" w:w="130"/>
+            </w:tcMar>
+          </w:tcPr>
+          <w:p>
+            <w:pPr>
+              <w:spacing w:after="0" w:line="250"/>
+            </w:pPr>
+            <w:r>
+              <w:rPr>
+                <w:rFonts w:ascii="JetBrains Mono" w:cs="JetBrains Mono" w:eastAsia="JetBrains Mono" w:hAnsi="JetBrains Mono"/>
+                <w:color w:val="1A1D21"/>
+                <w:sz w:val="19"/>
+                <w:szCs w:val="19"/>
+              </w:rPr>
+              <w:t xml:space="preserve">metric</w:t>
+            </w:r>
+          </w:p>
+        </w:tc>
+        <w:tc>
+          <w:tcPr>
+            <w:tcW w:type="dxa" w:w="6660"/>
+            <w:tcMar>
+              <w:top w:type="dxa" w:w="70"/>
+              <w:left w:type="dxa" w:w="130"/>
+              <w:bottom w:type="dxa" w:w="70"/>
+              <w:right w:type="dxa" w:w="130"/>
+            </w:tcMar>
+          </w:tcPr>
+          <w:p>
+            <w:pPr>
+              <w:spacing w:after="0" w:line="250"/>
+            </w:pPr>
+            <w:r>
+              <w:rPr>
+                <w:rFonts w:ascii="Inter" w:cs="Inter" w:eastAsia="Inter" w:hAnsi="Inter"/>
+                <w:color w:val="1A1D21"/>
+                <w:sz w:val="19"/>
+                <w:szCs w:val="19"/>
+              </w:rPr>
+              <w:t xml:space="preserve">avg_rating · nps · csat · brand_love_index · neg_sentiment_share · response_rate · completion_rate</w:t>
+            </w:r>
+          </w:p>
+        </w:tc>
+      </w:tr>
+      <w:tr>
+        <w:tc>
+          <w:tcPr>
+            <w:tcW w:type="dxa" w:w="2700"/>
+            <w:tcMar>
+              <w:top w:type="dxa" w:w="70"/>
+              <w:left w:type="dxa" w:w="130"/>
+              <w:bottom w:type="dxa" w:w="70"/>
+              <w:right w:type="dxa" w:w="130"/>
+            </w:tcMar>
+          </w:tcPr>
+          <w:p>
+            <w:pPr>
+              <w:spacing w:after="0" w:line="250"/>
+            </w:pPr>
+            <w:r>
+              <w:rPr>
+                <w:rFonts w:ascii="JetBrains Mono" w:cs="JetBrains Mono" w:eastAsia="JetBrains Mono" w:hAnsi="JetBrains Mono"/>
+                <w:color w:val="1A1D21"/>
+                <w:sz w:val="19"/>
+                <w:szCs w:val="19"/>
+              </w:rPr>
+              <w:t xml:space="preserve">value / filter_context</w:t>
+            </w:r>
+          </w:p>
+        </w:tc>
+        <w:tc>
+          <w:tcPr>
+            <w:tcW w:type="dxa" w:w="6660"/>
+            <w:tcMar>
+              <w:top w:type="dxa" w:w="70"/>
+              <w:left w:type="dxa" w:w="130"/>
+              <w:bottom w:type="dxa" w:w="70"/>
+              <w:right w:type="dxa" w:w="130"/>
+            </w:tcMar>
+          </w:tcPr>
+          <w:p>
+            <w:pPr>
+              <w:spacing w:after="0" w:line="250"/>
+            </w:pPr>
+            <w:r>
+              <w:rPr>
+                <w:rFonts w:ascii="Inter" w:cs="Inter" w:eastAsia="Inter" w:hAnsi="Inter"/>
+                <w:color w:val="1A1D21"/>
+                <w:sz w:val="19"/>
+                <w:szCs w:val="19"/>
+              </w:rPr>
+              <w:t xml:space="preserve">The number and the filter it was computed under (INV-2)</w:t>
+            </w:r>
+          </w:p>
+        </w:tc>
+      </w:tr>
+    </w:tbl>
+    <w:p>
+      <w:pPr>
+        <w:spacing w:before="200"/>
+      </w:pPr>
+    </w:p>
+    <w:p>
+      <w:pPr>
+        <w:spacing w:after="140" w:line="300"/>
+      </w:pPr>
+      <w:r>
+        <w:rPr>
+          <w:rFonts w:ascii="Inter" w:cs="Inter" w:eastAsia="Inter" w:hAnsi="Inter"/>
+          <w:b/>
+          <w:bCs/>
+          <w:color w:val="1A1D21"/>
+          <w:sz w:val="21"/>
+          <w:szCs w:val="21"/>
+        </w:rPr>
+        <w:t xml:space="preserve">Supporting records: </w:t>
+      </w:r>
+      <w:r>
+        <w:rPr>
+          <w:rFonts w:ascii="Inter" w:cs="Inter" w:eastAsia="Inter" w:hAnsi="Inter"/>
+          <w:color w:val="1A1D21"/>
+          <w:sz w:val="21"/>
+          <w:szCs w:val="21"/>
+        </w:rPr>
+        <w:t xml:space="preserve">Survey/Campaign (config, status, owning brand), Segment (the named filter the unified-customer view aggregates by), Alert (signal + threshold + brand scope), and Account/User/Role (tenancy and permissions).</w:t>
+      </w:r>
+    </w:p>
+    <w:tbl>
+      <w:tblPr>
+        <w:tblW w:type="dxa" w:w="9360"/>
+        <w:tblBorders>
+          <w:top w:val="none" w:color="auto" w:sz="0"/>
+          <w:left w:val="single" w:color="D9763A" w:sz="24"/>
+          <w:bottom w:val="none" w:color="auto" w:sz="0"/>
+          <w:right w:val="none" w:color="auto" w:sz="0"/>
+          <w:insideH w:val="none" w:color="auto" w:sz="0"/>
+          <w:insideV w:val="none" w:color="auto" w:sz="0"/>
+        </w:tblBorders>
+      </w:tblPr>
+      <w:tblGrid>
+        <w:gridCol w:w="9360"/>
+      </w:tblGrid>
+      <w:tr>
+        <w:tc>
+          <w:tcPr>
+            <w:tcW w:type="dxa" w:w="9360"/>
+            <w:shd w:fill="E5E2DA" w:color="auto" w:val="clear"/>
+            <w:tcMar>
+              <w:top w:type="dxa" w:w="160"/>
+              <w:left w:type="dxa" w:w="220"/>
+              <w:bottom w:type="dxa" w:w="160"/>
+              <w:right w:type="dxa" w:w="220"/>
+            </w:tcMar>
+          </w:tcPr>
+          <w:p>
+            <w:pPr>
+              <w:spacing w:after="60"/>
+            </w:pPr>
+            <w:r>
+              <w:rPr>
+                <w:rFonts w:ascii="Inter" w:cs="Inter" w:eastAsia="Inter" w:hAnsi="Inter"/>
+                <w:b/>
+                <w:bCs/>
+                <w:color w:val="1A1D21"/>
+                <w:sz w:val="20"/>
+                <w:szCs w:val="20"/>
+              </w:rPr>
+              <w:t xml:space="preserve">On the "unified customer" view (R-26, INV-9)</w:t>
+            </w:r>
+          </w:p>
+          <w:p>
+            <w:pPr>
+              <w:spacing w:after="40" w:line="276"/>
+            </w:pPr>
+            <w:r>
+              <w:rPr>
+                <w:rFonts w:ascii="Inter" w:cs="Inter" w:eastAsia="Inter" w:hAnsi="Inter"/>
+                <w:color w:val="1A1D21"/>
+                <w:sz w:val="20"/>
+                <w:szCs w:val="20"/>
+              </w:rPr>
+              <w:t xml:space="preserve">There is deliberately NO individual-Customer entity holding a person’s identity across records.</w:t>
+            </w:r>
+          </w:p>
+          <w:p>
+            <w:pPr>
+              <w:spacing w:after="40" w:line="276"/>
+            </w:pPr>
+            <w:r>
+              <w:rPr>
+                <w:rFonts w:ascii="Inter" w:cs="Inter" w:eastAsia="Inter" w:hAnsi="Inter"/>
+                <w:color w:val="1A1D21"/>
+                <w:sz w:val="20"/>
+                <w:szCs w:val="20"/>
+              </w:rPr>
+              <w:t xml:space="preserve">The unified view is produced by aggregating FeedbackRecords for an own brand across all sources and time, grouped by Segment — a population read, not a person read.</w:t>
+            </w:r>
+          </w:p>
+        </w:tc>
+      </w:tr>
+    </w:tbl>
+    <w:p>
+      <w:pPr>
+        <w:spacing w:after="80" w:before="360"/>
+      </w:pPr>
+      <w:r>
+        <w:rPr>
+          <w:rFonts w:ascii="Inter" w:cs="Inter" w:eastAsia="Inter" w:hAnsi="Inter"/>
+          <w:b/>
+          <w:bCs/>
+          <w:color w:val="6B6F76"/>
+          <w:spacing w:val="40"/>
+          <w:sz w:val="17"/>
+          <w:szCs w:val="17"/>
+        </w:rPr>
+        <w:t xml:space="preserve">SECTION 13</w:t>
+      </w:r>
+    </w:p>
+    <w:p>
+      <w:pPr>
+        <w:pBdr>
+          <w:bottom w:val="single" w:color="1A1D21" w:sz="12" w:space="1"/>
+        </w:pBdr>
+        <w:spacing w:after="80"/>
+        <w:ind w:right="8740"/>
+      </w:pPr>
+      <w:r>
+        <w:rPr>
+          <w:sz w:val="2"/>
+          <w:szCs w:val="2"/>
+        </w:rPr>
+        <w:t xml:space="preserve"/>
+      </w:r>
+    </w:p>
+    <w:p>
+      <w:pPr>
+        <w:pStyle w:val="Heading1"/>
+        <w:spacing w:after="160" w:before="120"/>
+      </w:pPr>
+      <w:r>
+        <w:rPr>
+          <w:rFonts w:ascii="Fraunces" w:cs="Fraunces" w:eastAsia="Fraunces" w:hAnsi="Fraunces"/>
+          <w:b/>
+          <w:bCs/>
+          <w:color w:val="1A1D21"/>
+          <w:sz w:val="40"/>
+          <w:szCs w:val="40"/>
+        </w:rPr>
+        <w:t xml:space="preserve">Scope &amp; phased roadmap</w:t>
+      </w:r>
+    </w:p>
+    <w:p>
+      <w:pPr>
+        <w:spacing w:after="200" w:before="60"/>
+      </w:pPr>
+      <w:r>
+        <w:rPr>
+          <w:rFonts w:ascii="Fraunces" w:cs="Fraunces" w:eastAsia="Fraunces" w:hAnsi="Fraunces"/>
+          <w:i/>
+          <w:iCs/>
+          <w:color w:val="6B6F76"/>
+          <w:sz w:val="26"/>
+          <w:szCs w:val="26"/>
+        </w:rPr>
+        <w:t xml:space="preserve">Only Phase 0 is committed by this document. Each later phase re-enters the pipeline before it is built.</w:t>
+      </w:r>
+    </w:p>
+    <w:tbl>
+      <w:tblPr>
+        <w:tblW w:type="dxa" w:w="9360"/>
+        <w:tblBorders>
+          <w:top w:val="none" w:color="auto" w:sz="0"/>
+          <w:left w:val="single" w:color="D9763A" w:sz="24"/>
+          <w:bottom w:val="none" w:color="auto" w:sz="0"/>
+          <w:right w:val="none" w:color="auto" w:sz="0"/>
+          <w:insideH w:val="none" w:color="auto" w:sz="0"/>
+          <w:insideV w:val="none" w:color="auto" w:sz="0"/>
+        </w:tblBorders>
+      </w:tblPr>
+      <w:tblGrid>
+        <w:gridCol w:w="9360"/>
+      </w:tblGrid>
+      <w:tr>
+        <w:tc>
+          <w:tcPr>
+            <w:tcW w:type="dxa" w:w="9360"/>
+            <w:shd w:fill="E5E2DA" w:color="auto" w:val="clear"/>
+            <w:tcMar>
+              <w:top w:type="dxa" w:w="160"/>
+              <w:left w:type="dxa" w:w="220"/>
+              <w:bottom w:type="dxa" w:w="160"/>
+              <w:right w:type="dxa" w:w="220"/>
+            </w:tcMar>
+          </w:tcPr>
+          <w:p>
+            <w:pPr>
+              <w:spacing w:after="60"/>
+            </w:pPr>
+            <w:r>
+              <w:rPr>
+                <w:rFonts w:ascii="Inter" w:cs="Inter" w:eastAsia="Inter" w:hAnsi="Inter"/>
+                <w:b/>
+                <w:bCs/>
+                <w:color w:val="1A1D21"/>
+                <w:sz w:val="20"/>
+                <w:szCs w:val="20"/>
+              </w:rPr>
+              <w:t xml:space="preserve">Phase 0 — MVP (the focused, buildable core)</w:t>
+            </w:r>
+          </w:p>
+          <w:p>
+            <w:pPr>
+              <w:spacing w:after="40" w:line="276"/>
+            </w:pPr>
+            <w:r>
+              <w:rPr>
+                <w:rFonts w:ascii="Inter" w:cs="Inter" w:eastAsia="Inter" w:hAnsi="Inter"/>
+                <w:color w:val="1A1D21"/>
+                <w:sz w:val="20"/>
+                <w:szCs w:val="20"/>
+              </w:rPr>
+              <w:t xml:space="preserve">• Survey builder: core types + Brand Love scale + conditional logic (R-1, R-3, R-30)  •  AI-drafted survey (R-2)</w:t>
+            </w:r>
+          </w:p>
+          <w:p>
+            <w:pPr>
+              <w:spacing w:after="40" w:line="276"/>
+            </w:pPr>
+            <w:r>
+              <w:rPr>
+                <w:rFonts w:ascii="Inter" w:cs="Inter" w:eastAsia="Inter" w:hAnsi="Inter"/>
+                <w:color w:val="1A1D21"/>
+                <w:sz w:val="20"/>
+                <w:szCs w:val="20"/>
+              </w:rPr>
+              <w:t xml:space="preserve">• Distribution by link + widget (R-4)  •  Mobile, account-free capture incl. partials (R-5, R-6)</w:t>
+            </w:r>
+          </w:p>
+          <w:p>
+            <w:pPr>
+              <w:spacing w:after="40" w:line="276"/>
+            </w:pPr>
+            <w:r>
+              <w:rPr>
+                <w:rFonts w:ascii="Inter" w:cs="Inter" w:eastAsia="Inter" w:hAnsi="Inter"/>
+                <w:color w:val="1A1D21"/>
+                <w:sz w:val="20"/>
+                <w:szCs w:val="20"/>
+              </w:rPr>
+              <w:t xml:space="preserve">• Conversational AI survey with scope control + turn limits (R-7–R-10)  •  CSV import into the unified hub (R-11, R-13)</w:t>
+            </w:r>
+          </w:p>
+          <w:p>
+            <w:pPr>
+              <w:spacing w:after="40" w:line="276"/>
+            </w:pPr>
+            <w:r>
+              <w:rPr>
+                <w:rFonts w:ascii="Inter" w:cs="Inter" w:eastAsia="Inter" w:hAnsi="Inter"/>
+                <w:color w:val="1A1D21"/>
+                <w:sz w:val="20"/>
+                <w:szCs w:val="20"/>
+              </w:rPr>
+              <w:t xml:space="preserve">• Unified cross-source analysis + aggregate unified-customer view (R-12, R-26)</w:t>
+            </w:r>
+          </w:p>
+          <w:p>
+            <w:pPr>
+              <w:spacing w:after="40" w:line="276"/>
+            </w:pPr>
+            <w:r>
+              <w:rPr>
+                <w:rFonts w:ascii="Inter" w:cs="Inter" w:eastAsia="Inter" w:hAnsi="Inter"/>
+                <w:color w:val="1A1D21"/>
+                <w:sz w:val="20"/>
+                <w:szCs w:val="20"/>
+              </w:rPr>
+              <w:t xml:space="preserve">• AI theme + sentiment + Brand Love with traceability (R-14–R-16, R-30)</w:t>
+            </w:r>
+          </w:p>
+          <w:p>
+            <w:pPr>
+              <w:spacing w:after="40" w:line="276"/>
+            </w:pPr>
+            <w:r>
+              <w:rPr>
+                <w:rFonts w:ascii="Inter" w:cs="Inter" w:eastAsia="Inter" w:hAnsi="Inter"/>
+                <w:color w:val="1A1D21"/>
+                <w:sz w:val="20"/>
+                <w:szCs w:val="20"/>
+              </w:rPr>
+              <w:t xml:space="preserve">• Core metrics incl. NPS/CSAT + Brand Love Index (R-19, O-11)  •  Insight report with ranked actions (R-18, R-22)</w:t>
+            </w:r>
+          </w:p>
+          <w:p>
+            <w:pPr>
+              <w:spacing w:after="40" w:line="276"/>
+            </w:pPr>
+            <w:r>
+              <w:rPr>
+                <w:rFonts w:ascii="Inter" w:cs="Inter" w:eastAsia="Inter" w:hAnsi="Inter"/>
+                <w:color w:val="1A1D21"/>
+                <w:sz w:val="20"/>
+                <w:szCs w:val="20"/>
+              </w:rPr>
+              <w:t xml:space="preserve">• Two roles, account isolation, data export/delete (R-21, R-23, INV-6, INV-7)</w:t>
+            </w:r>
+          </w:p>
+        </w:tc>
+      </w:tr>
+    </w:tbl>
+    <w:p>
+      <w:pPr>
+        <w:spacing w:after="60"/>
+      </w:pPr>
+    </w:p>
+    <w:p>
+      <w:pPr>
+        <w:spacing w:after="90" w:before="200"/>
+      </w:pPr>
+      <w:r>
+        <w:rPr>
+          <w:rFonts w:ascii="Inter" w:cs="Inter" w:eastAsia="Inter" w:hAnsi="Inter"/>
+          <w:b/>
+          <w:bCs/>
+          <w:color w:val="1A1D21"/>
+          <w:sz w:val="22"/>
+          <w:szCs w:val="22"/>
+        </w:rPr>
+        <w:t xml:space="preserve">Phase 1 — Competitive insight &amp; distribution</w:t>
+      </w:r>
+    </w:p>
+    <w:p>
+      <w:pPr>
+        <w:pStyle w:val="ListParagraph"/>
+        <w:numPr>
+          <w:ilvl w:val="0"/>
+          <w:numId w:val="2"/>
+        </w:numPr>
+        <w:spacing w:after="90" w:line="288"/>
+      </w:pPr>
+      <w:r>
+        <w:rPr>
+          <w:rFonts w:ascii="Inter" w:cs="Inter" w:eastAsia="Inter" w:hAnsi="Inter"/>
+          <w:color w:val="1A1D21"/>
+          <w:sz w:val="21"/>
+          <w:szCs w:val="21"/>
+        </w:rPr>
+        <w:t xml:space="preserve">Competitor configuration and benchmarking (own vs competitors) on ratings, Brand Love, sentiment, themes (R-24, R-27, O-9) — CSV / licensed-provider / API sources first.</w:t>
+      </w:r>
+    </w:p>
+    <w:p>
+      <w:pPr>
+        <w:pStyle w:val="ListParagraph"/>
+        <w:numPr>
+          <w:ilvl w:val="0"/>
+          <w:numId w:val="2"/>
+        </w:numPr>
+        <w:spacing w:after="90" w:line="288"/>
+      </w:pPr>
+      <w:r>
+        <w:rPr>
+          <w:rFonts w:ascii="Inter" w:cs="Inter" w:eastAsia="Inter" w:hAnsi="Inter"/>
+          <w:color w:val="1A1D21"/>
+          <w:sz w:val="21"/>
+          <w:szCs w:val="21"/>
+        </w:rPr>
+        <w:t xml:space="preserve">Live web collection (R-25, DPS-7) — enabled only after the client’s legal review and sign-off; until then, competitor data flows through CSV/API/provider.</w:t>
+      </w:r>
+    </w:p>
+    <w:p>
+      <w:pPr>
+        <w:pStyle w:val="ListParagraph"/>
+        <w:numPr>
+          <w:ilvl w:val="0"/>
+          <w:numId w:val="2"/>
+        </w:numPr>
+        <w:spacing w:after="90" w:line="288"/>
+      </w:pPr>
+      <w:r>
+        <w:rPr>
+          <w:rFonts w:ascii="Inter" w:cs="Inter" w:eastAsia="Inter" w:hAnsi="Inter"/>
+          <w:color w:val="1A1D21"/>
+          <w:sz w:val="21"/>
+          <w:szCs w:val="21"/>
+        </w:rPr>
+        <w:t xml:space="preserve">Per-competitor deep-dive (R-28, O-10).</w:t>
+      </w:r>
+    </w:p>
+    <w:p>
+      <w:pPr>
+        <w:pStyle w:val="ListParagraph"/>
+        <w:numPr>
+          <w:ilvl w:val="0"/>
+          <w:numId w:val="2"/>
+        </w:numPr>
+        <w:spacing w:after="90" w:line="288"/>
+      </w:pPr>
+      <w:r>
+        <w:rPr>
+          <w:rFonts w:ascii="Inter" w:cs="Inter" w:eastAsia="Inter" w:hAnsi="Inter"/>
+          <w:color w:val="1A1D21"/>
+          <w:sz w:val="21"/>
+          <w:szCs w:val="21"/>
+        </w:rPr>
+        <w:t xml:space="preserve">Natural-language "ask your data" query with citations (R-17, O-6).</w:t>
+      </w:r>
+    </w:p>
+    <w:p>
+      <w:pPr>
+        <w:pStyle w:val="ListParagraph"/>
+        <w:numPr>
+          <w:ilvl w:val="0"/>
+          <w:numId w:val="2"/>
+        </w:numPr>
+        <w:spacing w:after="90" w:line="288"/>
+      </w:pPr>
+      <w:r>
+        <w:rPr>
+          <w:rFonts w:ascii="Inter" w:cs="Inter" w:eastAsia="Inter" w:hAnsi="Inter"/>
+          <w:color w:val="1A1D21"/>
+          <w:sz w:val="21"/>
+          <w:szCs w:val="21"/>
+        </w:rPr>
+        <w:t xml:space="preserve">Email distribution + reminders (R-4 email); configurable alerts (R-20); slides export.</w:t>
+      </w:r>
+    </w:p>
+    <w:tbl>
+      <w:tblPr>
+        <w:tblW w:type="dxa" w:w="9360"/>
+        <w:tblBorders>
+          <w:top w:val="none" w:color="auto" w:sz="0"/>
+          <w:left w:val="single" w:color="D9763A" w:sz="24"/>
+          <w:bottom w:val="none" w:color="auto" w:sz="0"/>
+          <w:right w:val="none" w:color="auto" w:sz="0"/>
+          <w:insideH w:val="none" w:color="auto" w:sz="0"/>
+          <w:insideV w:val="none" w:color="auto" w:sz="0"/>
+        </w:tblBorders>
+      </w:tblPr>
+      <w:tblGrid>
+        <w:gridCol w:w="9360"/>
+      </w:tblGrid>
+      <w:tr>
+        <w:tc>
+          <w:tcPr>
+            <w:tcW w:type="dxa" w:w="9360"/>
+            <w:shd w:fill="E5E2DA" w:color="auto" w:val="clear"/>
+            <w:tcMar>
+              <w:top w:type="dxa" w:w="160"/>
+              <w:left w:type="dxa" w:w="220"/>
+              <w:bottom w:type="dxa" w:w="160"/>
+              <w:right w:type="dxa" w:w="220"/>
+            </w:tcMar>
+          </w:tcPr>
+          <w:p>
+            <w:pPr>
+              <w:spacing w:after="60"/>
+            </w:pPr>
+            <w:r>
+              <w:rPr>
+                <w:rFonts w:ascii="Inter" w:cs="Inter" w:eastAsia="Inter" w:hAnsi="Inter"/>
+                <w:b/>
+                <w:bCs/>
+                <w:color w:val="1A1D21"/>
+                <w:sz w:val="20"/>
+                <w:szCs w:val="20"/>
+              </w:rPr>
+              <w:t xml:space="preserve">Advisory note — scope &amp; risk</w:t>
+            </w:r>
+          </w:p>
+          <w:p>
+            <w:pPr>
+              <w:spacing w:after="40" w:line="276"/>
+            </w:pPr>
+            <w:r>
+              <w:rPr>
+                <w:rFonts w:ascii="Inter" w:cs="Inter" w:eastAsia="Inter" w:hAnsi="Inter"/>
+                <w:color w:val="1A1D21"/>
+                <w:sz w:val="20"/>
+                <w:szCs w:val="20"/>
+              </w:rPr>
+              <w:t xml:space="preserve">Competitive intelligence and web collection are the biggest additions in v2 and materially expand the build.</w:t>
+            </w:r>
+          </w:p>
+          <w:p>
+            <w:pPr>
+              <w:spacing w:after="40" w:line="276"/>
+            </w:pPr>
+            <w:r>
+              <w:rPr>
+                <w:rFonts w:ascii="Inter" w:cs="Inter" w:eastAsia="Inter" w:hAnsi="Inter"/>
+                <w:color w:val="1A1D21"/>
+                <w:sz w:val="20"/>
+                <w:szCs w:val="20"/>
+              </w:rPr>
+              <w:t xml:space="preserve">The MVP delivers the aggregate unified-customer view and the data model that holds competitor brands; standing up compliant collection (legal review, source integrations, matching/normalization, freshness) is Phase 1 so the MVP is not gated on it.</w:t>
+            </w:r>
+          </w:p>
+          <w:p>
+            <w:pPr>
+              <w:spacing w:after="40" w:line="276"/>
+            </w:pPr>
+            <w:r>
+              <w:rPr>
+                <w:rFonts w:ascii="Inter" w:cs="Inter" w:eastAsia="Inter" w:hAnsi="Inter"/>
+                <w:color w:val="1A1D21"/>
+                <w:sz w:val="20"/>
+                <w:szCs w:val="20"/>
+              </w:rPr>
+              <w:t xml:space="preserve">This sequencing is a recommendation — say the word and we’ll re-weight.</w:t>
+            </w:r>
+          </w:p>
+        </w:tc>
+      </w:tr>
+    </w:tbl>
+    <w:p>
+      <w:pPr>
+        <w:spacing w:after="90" w:before="200"/>
+      </w:pPr>
+      <w:r>
+        <w:rPr>
+          <w:rFonts w:ascii="Inter" w:cs="Inter" w:eastAsia="Inter" w:hAnsi="Inter"/>
+          <w:b/>
+          <w:bCs/>
+          <w:color w:val="1A1D21"/>
+          <w:sz w:val="22"/>
+          <w:szCs w:val="22"/>
+        </w:rPr>
+        <w:t xml:space="preserve">Phase 2 — Connectors &amp; scale</w:t>
+      </w:r>
+    </w:p>
+    <w:p>
+      <w:pPr>
+        <w:pStyle w:val="ListParagraph"/>
+        <w:numPr>
+          <w:ilvl w:val="0"/>
+          <w:numId w:val="2"/>
+        </w:numPr>
+        <w:spacing w:after="90" w:line="288"/>
+      </w:pPr>
+      <w:r>
+        <w:rPr>
+          <w:rFonts w:ascii="Inter" w:cs="Inter" w:eastAsia="Inter" w:hAnsi="Inter"/>
+          <w:color w:val="1A1D21"/>
+          <w:sz w:val="21"/>
+          <w:szCs w:val="21"/>
+        </w:rPr>
+        <w:t xml:space="preserve">Additional sanctioned connectors; larger-volume background processing (NFR-5); multi-language expansion (Q-4); team collaboration (shared workspaces, comments, saved views).</w:t>
+      </w:r>
+    </w:p>
+    <w:p>
+      <w:pPr>
+        <w:spacing w:after="90" w:before="200"/>
+      </w:pPr>
+      <w:r>
+        <w:rPr>
+          <w:rFonts w:ascii="Inter" w:cs="Inter" w:eastAsia="Inter" w:hAnsi="Inter"/>
+          <w:b/>
+          <w:bCs/>
+          <w:color w:val="1A1D21"/>
+          <w:sz w:val="22"/>
+          <w:szCs w:val="22"/>
+        </w:rPr>
+        <w:t xml:space="preserve">Phase 3 — Advanced insight</w:t>
+      </w:r>
+    </w:p>
+    <w:p>
+      <w:pPr>
+        <w:pStyle w:val="ListParagraph"/>
+        <w:numPr>
+          <w:ilvl w:val="0"/>
+          <w:numId w:val="2"/>
+        </w:numPr>
+        <w:spacing w:after="90" w:line="288"/>
+      </w:pPr>
+      <w:r>
+        <w:rPr>
+          <w:rFonts w:ascii="Inter" w:cs="Inter" w:eastAsia="Inter" w:hAnsi="Inter"/>
+          <w:color w:val="1A1D21"/>
+          <w:sz w:val="21"/>
+          <w:szCs w:val="21"/>
+        </w:rPr>
+        <w:t xml:space="preserve">Driver analysis (what most influences rating / Brand Love); benchmarking against prior periods and optional, opt-in, anonymized peer norms; a research assistant that proposes surveys from the gaps it finds.</w:t>
+      </w:r>
+    </w:p>
+    <w:p>
+      <w:pPr>
+        <w:spacing w:after="80" w:before="360"/>
+      </w:pPr>
+      <w:r>
+        <w:rPr>
+          <w:rFonts w:ascii="Inter" w:cs="Inter" w:eastAsia="Inter" w:hAnsi="Inter"/>
+          <w:b/>
+          <w:bCs/>
+          <w:color w:val="6B6F76"/>
+          <w:spacing w:val="40"/>
+          <w:sz w:val="17"/>
+          <w:szCs w:val="17"/>
+        </w:rPr>
+        <w:t xml:space="preserve">SECTION 14</w:t>
+      </w:r>
+    </w:p>
+    <w:p>
+      <w:pPr>
+        <w:pBdr>
+          <w:bottom w:val="single" w:color="1A1D21" w:sz="12" w:space="1"/>
+        </w:pBdr>
+        <w:spacing w:after="80"/>
+        <w:ind w:right="8740"/>
+      </w:pPr>
+      <w:r>
+        <w:rPr>
+          <w:sz w:val="2"/>
+          <w:szCs w:val="2"/>
+        </w:rPr>
+        <w:t xml:space="preserve"/>
+      </w:r>
+    </w:p>
+    <w:p>
+      <w:pPr>
+        <w:pStyle w:val="Heading1"/>
+        <w:spacing w:after="160" w:before="120"/>
+      </w:pPr>
+      <w:r>
+        <w:rPr>
+          <w:rFonts w:ascii="Fraunces" w:cs="Fraunces" w:eastAsia="Fraunces" w:hAnsi="Fraunces"/>
+          <w:b/>
+          <w:bCs/>
+          <w:color w:val="1A1D21"/>
+          <w:sz w:val="40"/>
+          <w:szCs w:val="40"/>
+        </w:rPr>
+        <w:t xml:space="preserve">Open questions</w:t>
+      </w:r>
+    </w:p>
+    <w:p>
+      <w:pPr>
+        <w:spacing w:after="200" w:before="60"/>
+      </w:pPr>
+      <w:r>
+        <w:rPr>
+          <w:rFonts w:ascii="Fraunces" w:cs="Fraunces" w:eastAsia="Fraunces" w:hAnsi="Fraunces"/>
+          <w:i/>
+          <w:iCs/>
+          <w:color w:val="6B6F76"/>
+          <w:sz w:val="26"/>
+          <w:szCs w:val="26"/>
+        </w:rPr>
         <w:t xml:space="preserve">Decisions we need from you before proceeding to CHALLENGE (Phase 2).</w:t>
       </w:r>
     </w:p>
@@ -4776,7 +8219,7 @@
           <w:sz w:val="21"/>
           <w:szCs w:val="21"/>
         </w:rPr>
-        <w:t xml:space="preserve">Build vs. buy the survey engine — build collection natively, or wrap an existing component and focus the build on the AI analysis layer? Materially affects timeline and cost.</w:t>
+        <w:t xml:space="preserve">Build vs. buy the survey engine — build collection natively, or wrap an existing component and focus the build on the AI/analysis layer?</w:t>
       </w:r>
     </w:p>
     <w:p>
@@ -4806,7 +8249,7 @@
           <w:sz w:val="21"/>
           <w:szCs w:val="21"/>
         </w:rPr>
-        <w:t xml:space="preserve">AI models / hosting — any constraints on model provider or data residency to design to from day one?</w:t>
+        <w:t xml:space="preserve">AI models / hosting — any constraints on model provider or data residency?</w:t>
       </w:r>
     </w:p>
     <w:p>
@@ -4896,7 +8339,7 @@
           <w:sz w:val="21"/>
           <w:szCs w:val="21"/>
         </w:rPr>
-        <w:t xml:space="preserve">MVP volume target — what response volume must the MVP handle comfortably? Sets NFR-2 budgets and the storage/analysis approach.</w:t>
+        <w:t xml:space="preserve">MVP volume target — what item volume must the MVP handle comfortably?</w:t>
       </w:r>
     </w:p>
     <w:p>
@@ -4926,7 +8369,7 @@
           <w:sz w:val="21"/>
           <w:szCs w:val="21"/>
         </w:rPr>
-        <w:t xml:space="preserve">Commercial model — per-seat, per-response, per-survey, or tiered? Shapes account, quota, and billing needs.</w:t>
+        <w:t xml:space="preserve">Commercial model — per-seat, per-response, per-survey, per-competitor, or tiered?</w:t>
       </w:r>
     </w:p>
     <w:p>
@@ -4956,7 +8399,7 @@
           <w:sz w:val="21"/>
           <w:szCs w:val="21"/>
         </w:rPr>
-        <w:t xml:space="preserve">First design partner — is there a specific first customer/segment to anchor the MVP to?</w:t>
+        <w:t xml:space="preserve">First design partner — a specific first customer/segment to anchor the MVP?</w:t>
       </w:r>
     </w:p>
     <w:p>
@@ -4986,7 +8429,127 @@
           <w:sz w:val="21"/>
           <w:szCs w:val="21"/>
         </w:rPr>
-        <w:t xml:space="preserve">Brand-love research inputs — should the insight engine build in a specific research framework (e.g., brand-love / emotional-attachment constructs) as a lens, or stay framework-neutral in v1?</w:t>
+        <w:t xml:space="preserve">Brand-love framework — resolved: Brand Love is a first-class scale and lens. Remaining: ground it in a published framework (e.g., Ahuvia) for the inferred-from-text read and Index formula? Is "Ambiguity" the final middle label (vs. "Ambivalence"/"Neutral")?</w:t>
+      </w:r>
+    </w:p>
+    <w:p>
+      <w:pPr>
+        <w:pStyle w:val="ListParagraph"/>
+        <w:numPr>
+          <w:ilvl w:val="0"/>
+          <w:numId w:val="2"/>
+        </w:numPr>
+        <w:spacing w:after="90" w:line="288"/>
+      </w:pPr>
+      <w:r>
+        <w:rPr>
+          <w:rFonts w:ascii="JetBrains Mono" w:cs="JetBrains Mono" w:eastAsia="JetBrains Mono" w:hAnsi="JetBrains Mono"/>
+          <w:b/>
+          <w:bCs/>
+          <w:color w:val="D9763A"/>
+          <w:sz w:val="20"/>
+          <w:szCs w:val="20"/>
+        </w:rPr>
+        <w:t xml:space="preserve">Q-10  </w:t>
+      </w:r>
+      <w:r>
+        <w:rPr>
+          <w:rFonts w:ascii="Inter" w:cs="Inter" w:eastAsia="Inter" w:hAnsi="Inter"/>
+          <w:color w:val="1A1D21"/>
+          <w:sz w:val="21"/>
+          <w:szCs w:val="21"/>
+        </w:rPr>
+        <w:t xml:space="preserve">Competitors &amp; sources — which competitors to track first, and which review sources (sites/APIs/providers) matter most in your market?</w:t>
+      </w:r>
+    </w:p>
+    <w:p>
+      <w:pPr>
+        <w:pStyle w:val="ListParagraph"/>
+        <w:numPr>
+          <w:ilvl w:val="0"/>
+          <w:numId w:val="2"/>
+        </w:numPr>
+        <w:spacing w:after="90" w:line="288"/>
+      </w:pPr>
+      <w:r>
+        <w:rPr>
+          <w:rFonts w:ascii="JetBrains Mono" w:cs="JetBrains Mono" w:eastAsia="JetBrains Mono" w:hAnsi="JetBrains Mono"/>
+          <w:b/>
+          <w:bCs/>
+          <w:color w:val="D9763A"/>
+          <w:sz w:val="20"/>
+          <w:szCs w:val="20"/>
+        </w:rPr>
+        <w:t xml:space="preserve">Q-11  </w:t>
+      </w:r>
+      <w:r>
+        <w:rPr>
+          <w:rFonts w:ascii="Inter" w:cs="Inter" w:eastAsia="Inter" w:hAnsi="Inter"/>
+          <w:color w:val="1A1D21"/>
+          <w:sz w:val="21"/>
+          <w:szCs w:val="21"/>
+        </w:rPr>
+        <w:t xml:space="preserve">Collection method &amp; legal sign-off — confirm the API / licensed-provider / public-web mix, and who provides the legal review that gates live web collection (DPS-7). Recommendation: start on APIs/licensed data; add public-web after counsel sign-off.</w:t>
+      </w:r>
+    </w:p>
+    <w:p>
+      <w:pPr>
+        <w:pStyle w:val="ListParagraph"/>
+        <w:numPr>
+          <w:ilvl w:val="0"/>
+          <w:numId w:val="2"/>
+        </w:numPr>
+        <w:spacing w:after="90" w:line="288"/>
+      </w:pPr>
+      <w:r>
+        <w:rPr>
+          <w:rFonts w:ascii="JetBrains Mono" w:cs="JetBrains Mono" w:eastAsia="JetBrains Mono" w:hAnsi="JetBrains Mono"/>
+          <w:b/>
+          <w:bCs/>
+          <w:color w:val="D9763A"/>
+          <w:sz w:val="20"/>
+          <w:szCs w:val="20"/>
+        </w:rPr>
+        <w:t xml:space="preserve">Q-12  </w:t>
+      </w:r>
+      <w:r>
+        <w:rPr>
+          <w:rFonts w:ascii="Inter" w:cs="Inter" w:eastAsia="Inter" w:hAnsi="Inter"/>
+          <w:color w:val="1A1D21"/>
+          <w:sz w:val="21"/>
+          <w:szCs w:val="21"/>
+        </w:rPr>
+        <w:t xml:space="preserve">Rating normalization — confirm the common scale (proposed 1–5) and the Brand Love Index formula (proposed: %(Love+Like) − %(Dislike+Hate)).</w:t>
+      </w:r>
+    </w:p>
+    <w:p>
+      <w:pPr>
+        <w:pStyle w:val="ListParagraph"/>
+        <w:numPr>
+          <w:ilvl w:val="0"/>
+          <w:numId w:val="2"/>
+        </w:numPr>
+        <w:spacing w:after="90" w:line="288"/>
+      </w:pPr>
+      <w:r>
+        <w:rPr>
+          <w:rFonts w:ascii="JetBrains Mono" w:cs="JetBrains Mono" w:eastAsia="JetBrains Mono" w:hAnsi="JetBrains Mono"/>
+          <w:b/>
+          <w:bCs/>
+          <w:color w:val="D9763A"/>
+          <w:sz w:val="20"/>
+          <w:szCs w:val="20"/>
+        </w:rPr>
+        <w:t xml:space="preserve">Q-13  </w:t>
+      </w:r>
+      <w:r>
+        <w:rPr>
+          <w:rFonts w:ascii="Inter" w:cs="Inter" w:eastAsia="Inter" w:hAnsi="Inter"/>
+          <w:color w:val="1A1D21"/>
+          <w:sz w:val="21"/>
+          <w:szCs w:val="21"/>
+        </w:rPr>
+        <w:t xml:space="preserve">Collected-data retention — how long should collected competitor/web data be retained?</w:t>
       </w:r>
     </w:p>
     <w:p>

--- a/AAA_Insights_PRD.docx
+++ b/AAA_Insights_PRD.docx
@@ -107,10 +107,10 @@
           <w:i/>
           <w:iCs/>
           <w:color w:val="6B6F76"/>
-          <w:sz w:val="27"/>
-          <w:szCs w:val="27"/>
-        </w:rPr>
-        <w:t xml:space="preserve">Collect surveys, reviews, ratings, and comments — then let AI turn them into customer and competitive insight.</w:t>
+          <w:sz w:val="26"/>
+          <w:szCs w:val="26"/>
+        </w:rPr>
+        <w:t xml:space="preserve">Collect surveys, reviews, ratings, and comments — then let AI turn them into customer, competitive, and relationship insight.</w:t>
       </w:r>
     </w:p>
     <w:p>
@@ -133,7 +133,7 @@
           <w:sz w:val="18"/>
           <w:szCs w:val="18"/>
         </w:rPr>
-        <w:t xml:space="preserve">v2 — Draft (revised per client input)</w:t>
+        <w:t xml:space="preserve">v3 — Draft (Trust extension)</w:t>
       </w:r>
     </w:p>
     <w:p>
@@ -156,7 +156,7 @@
           <w:sz w:val="18"/>
           <w:szCs w:val="18"/>
         </w:rPr>
-        <w:t xml:space="preserve">2026-07-13</w:t>
+        <w:t xml:space="preserve">2026-07-14</w:t>
       </w:r>
     </w:p>
     <w:p>
@@ -273,7 +273,7 @@
           <w:sz w:val="17"/>
           <w:szCs w:val="17"/>
         </w:rPr>
-        <w:t xml:space="preserve">WHAT CHANGED IN V2</w:t>
+        <w:t xml:space="preserve">WHAT CHANGED IN V3</w:t>
       </w:r>
     </w:p>
     <w:p>
@@ -332,7 +332,7 @@
                 <w:sz w:val="20"/>
                 <w:szCs w:val="20"/>
               </w:rPr>
-              <w:t xml:space="preserve">Revised 2026-07-13 per client direction</w:t>
+              <w:t xml:space="preserve">Revised 2026-07-14 — Trust extension</w:t>
             </w:r>
           </w:p>
           <w:p>
@@ -346,7 +346,7 @@
                 <w:sz w:val="20"/>
                 <w:szCs w:val="20"/>
               </w:rPr>
-              <w:t xml:space="preserve">• Aggregate "unified customer" view across all feedback sources — identity stays optional (population, not person).</w:t>
+              <w:t xml:space="preserve">• Brand Trust added as a first-class indicator that complements Brand Love (love is the emotional pull; trust is confidence the brand is reliable, honest, and acts in your interest).</w:t>
             </w:r>
           </w:p>
           <w:p>
@@ -360,7 +360,7 @@
                 <w:sz w:val="20"/>
                 <w:szCs w:val="20"/>
               </w:rPr>
-              <w:t xml:space="preserve">• Competitors as first-class brands — aggregate benchmarking and per-competitor deep-dives.</w:t>
+              <w:t xml:space="preserve">• A Trust question type (single-item + optional driver battery: reliability, integrity, benevolence, security/privacy), a Trust Index, and trust inferred from open text.</w:t>
             </w:r>
           </w:p>
           <w:p>
@@ -374,7 +374,7 @@
                 <w:sz w:val="20"/>
                 <w:szCs w:val="20"/>
               </w:rPr>
-              <w:t xml:space="preserve">• Feedback collection from public web / review APIs / licensed providers / CSV, under compliance guardrails + a legal-review gate.</w:t>
+              <w:t xml:space="preserve">• A Love × Trust segmentation — Devoted / Infatuated (fragile) / Dependable / At-risk — with a recommended action per quadrant.</w:t>
             </w:r>
           </w:p>
           <w:p>
@@ -388,7 +388,7 @@
                 <w:sz w:val="20"/>
                 <w:szCs w:val="20"/>
               </w:rPr>
-              <w:t xml:space="preserve">• Brand Love scale (Love / Like / Ambiguity / Dislike / Hate) as a question type, a normalized metric, and a benchmark lens.</w:t>
+              <w:t xml:space="preserve">• Grounded in the library: Wardani &amp; Gustia (2016) — trust bridges satisfaction to attachment; Nobre (2011) — passion-love without trust is fragile.</w:t>
             </w:r>
           </w:p>
           <w:p>
@@ -402,7 +402,7 @@
                 <w:sz w:val="20"/>
                 <w:szCs w:val="20"/>
               </w:rPr>
-              <w:t xml:space="preserve">• A new explicit data model (Section 12).</w:t>
+              <w:t xml:space="preserve">  (v2 added: aggregate unified-customer view, competitors, lawful collection under DPS-7, the Brand Love scale, and the data model.)</w:t>
             </w:r>
           </w:p>
         </w:tc>
@@ -1284,7 +1284,7 @@
                 <w:sz w:val="19"/>
                 <w:szCs w:val="19"/>
               </w:rPr>
-              <w:t xml:space="preserve">Themes, sentiment, brand-love, quotes, and competitive position to guide messaging and positioning.</w:t>
+              <w:t xml:space="preserve">Themes, sentiment, brand-love, trust, quotes, and competitive position to guide messaging and positioning.</w:t>
             </w:r>
           </w:p>
         </w:tc>
@@ -1336,7 +1336,7 @@
                 <w:sz w:val="19"/>
                 <w:szCs w:val="19"/>
               </w:rPr>
-              <w:t xml:space="preserve">Early warning on dissatisfaction, drivers of churn, and a way to close the loop with unhappy customers.</w:t>
+              <w:t xml:space="preserve">Early warning on dissatisfaction, eroding trust, drivers of churn, and a way to close the loop.</w:t>
             </w:r>
           </w:p>
         </w:tc>
@@ -1509,7 +1509,7 @@
           <w:sz w:val="26"/>
           <w:szCs w:val="26"/>
         </w:rPr>
-        <w:t xml:space="preserve">Six commitments that shape every design decision.</w:t>
+        <w:t xml:space="preserve">Seven commitments that shape every design decision.</w:t>
       </w:r>
     </w:p>
     <w:p>
@@ -1605,7 +1605,7 @@
           <w:sz w:val="21"/>
           <w:szCs w:val="21"/>
         </w:rPr>
-        <w:t xml:space="preserve">Survey definition — built by an admin or AI-generated from a goal. Question types include the Brand Love scale (Love / Like / Ambiguity / Dislike / Hate).</w:t>
+        <w:t xml:space="preserve">Survey definition — built by an admin or AI-generated. Question types include single-select, multi-select, rating/scale, open text, the Brand Love scale (Love / Like / Ambiguity / Dislike / Hate), and the Trust battery (a single-item trust rating and/or a short driver battery: reliability, integrity, benevolence, security/privacy).</w:t>
       </w:r>
     </w:p>
     <w:p>
@@ -1635,7 +1635,7 @@
           <w:sz w:val="21"/>
           <w:szCs w:val="21"/>
         </w:rPr>
-        <w:t xml:space="preserve">Survey response — ratings (incl. Brand Love), multiple-choice, and open-text comments. May be partial.</w:t>
+        <w:t xml:space="preserve">Survey response — ratings (incl. Brand Love and Trust), multiple-choice, and open-text comments. May be partial.</w:t>
       </w:r>
     </w:p>
     <w:p>
@@ -1665,7 +1665,7 @@
           <w:sz w:val="21"/>
           <w:szCs w:val="21"/>
         </w:rPr>
-        <w:t xml:space="preserve">Conversational response — free-text turns in an AI-led adaptive interview, as a threaded transcript.</w:t>
+        <w:t xml:space="preserve">Conversational response — free-text turns in an AI-led adaptive interview, as a transcript.</w:t>
       </w:r>
     </w:p>
     <w:p>
@@ -1695,7 +1695,7 @@
           <w:sz w:val="21"/>
           <w:szCs w:val="21"/>
         </w:rPr>
-        <w:t xml:space="preserve">Imported feedback — external reviews/ratings/comments for the company’s own brand via CSV (source, timestamp, rating, text).</w:t>
+        <w:t xml:space="preserve">Imported feedback — external reviews/ratings/comments for the company’s own brand via CSV.</w:t>
       </w:r>
     </w:p>
     <w:p>
@@ -1815,7 +1815,7 @@
           <w:sz w:val="21"/>
           <w:szCs w:val="21"/>
         </w:rPr>
-        <w:t xml:space="preserve">Competitor configuration — the set of competitor brands to track: names, aliases, products, and the public sources where their reviews live.</w:t>
+        <w:t xml:space="preserve">Competitor configuration — the competitor brands to track: names, aliases, products, public sources.</w:t>
       </w:r>
     </w:p>
     <w:p>
@@ -1845,7 +1845,7 @@
           <w:sz w:val="21"/>
           <w:szCs w:val="21"/>
         </w:rPr>
-        <w:t xml:space="preserve">Externally-collected feedback — reviews/ratings/comments about the own brand and tracked competitors, from public web pages, review-site APIs, or a licensed provider. Each item carries source URL, capture date, brand, rating, text.</w:t>
+        <w:t xml:space="preserve">Externally-collected feedback — reviews/ratings/comments about the own brand and tracked competitors from public web pages, review-site APIs, or a licensed provider (source URL, capture date, brand, rating, text).</w:t>
       </w:r>
     </w:p>
     <w:p>
@@ -1941,7 +1941,7 @@
           <w:sz w:val="21"/>
           <w:szCs w:val="21"/>
         </w:rPr>
-        <w:t xml:space="preserve">Collected response store — every response (survey, conversational, imported, web-collected) persisted under a common schema, attributable to source, brand, and campaign.</w:t>
+        <w:t xml:space="preserve">Collected response store — every response persisted under a common schema, attributable to source, brand, and campaign.</w:t>
       </w:r>
     </w:p>
     <w:p>
@@ -1971,7 +1971,7 @@
           <w:sz w:val="21"/>
           <w:szCs w:val="21"/>
         </w:rPr>
-        <w:t xml:space="preserve">Theme analysis — AI-generated themes with counts, representative quotes, and trend vs. prior period. Filterable by brand.</w:t>
+        <w:t xml:space="preserve">Theme analysis — AI-generated themes with counts, quotes, and trend; filterable by brand.</w:t>
       </w:r>
     </w:p>
     <w:p>
@@ -2001,7 +2001,7 @@
           <w:sz w:val="21"/>
           <w:szCs w:val="21"/>
         </w:rPr>
-        <w:t xml:space="preserve">Sentiment analysis — positive / neutral / negative with intensity, per response and aggregated by theme, segment, source, brand, and time.</w:t>
+        <w:t xml:space="preserve">Sentiment analysis — positive/neutral/negative with intensity, aggregated by theme, segment, source, brand, and time.</w:t>
       </w:r>
     </w:p>
     <w:p>
@@ -2031,7 +2031,7 @@
           <w:sz w:val="21"/>
           <w:szCs w:val="21"/>
         </w:rPr>
-        <w:t xml:space="preserve">Ratings &amp; metrics — average ratings, distribution, response/completion rates, and NPS/CSAT where questions qualify.</w:t>
+        <w:t xml:space="preserve">Ratings &amp; metrics — average ratings, distribution, response/completion rates, NPS/CSAT.</w:t>
       </w:r>
     </w:p>
     <w:p>
@@ -2061,7 +2061,7 @@
           <w:sz w:val="21"/>
           <w:szCs w:val="21"/>
         </w:rPr>
-        <w:t xml:space="preserve">Insight report — a plain-language narrative of what’s happening, why, and what to do, with ranked actions; can include the competitive picture. Exportable.</w:t>
+        <w:t xml:space="preserve">Insight report — narrative of what’s happening, why, and what to do, with ranked actions; can include the competitive picture and the Love × Trust read. Exportable.</w:t>
       </w:r>
     </w:p>
     <w:p>
@@ -2091,7 +2091,7 @@
           <w:sz w:val="21"/>
           <w:szCs w:val="21"/>
         </w:rPr>
-        <w:t xml:space="preserve">Answer to an analysis query — grounded strictly in the account’s own data, citing the responses used.</w:t>
+        <w:t xml:space="preserve">Answer to an analysis query — grounded strictly in the account’s own data, with citations.</w:t>
       </w:r>
     </w:p>
     <w:p>
@@ -2181,7 +2181,7 @@
           <w:sz w:val="21"/>
           <w:szCs w:val="21"/>
         </w:rPr>
-        <w:t xml:space="preserve">Competitive benchmark — the company’s brand vs. competitors on ratings, Brand Love, sentiment, and themes over a chosen period.</w:t>
+        <w:t xml:space="preserve">Competitive benchmark — own brand vs. competitors on ratings, Brand Love, Trust, sentiment, and themes over a chosen period.</w:t>
       </w:r>
     </w:p>
     <w:p>
@@ -2211,7 +2211,7 @@
           <w:sz w:val="21"/>
           <w:szCs w:val="21"/>
         </w:rPr>
-        <w:t xml:space="preserve">Per-competitor analysis — for a selected competitor, an aggregate view of its customers’ themes, sentiment, ratings, and Brand Love, traceable to underlying public reviews.</w:t>
+        <w:t xml:space="preserve">Per-competitor analysis — for a selected competitor, an aggregate view with traceability.</w:t>
       </w:r>
     </w:p>
     <w:p>
@@ -2241,9 +2241,355 @@
           <w:sz w:val="21"/>
           <w:szCs w:val="21"/>
         </w:rPr>
-        <w:t xml:space="preserve">Brand Love read — the distribution across Love / Like / Ambiguity / Dislike / Hate and a Brand Love Index (share of Love+Like minus share of Dislike+Hate), for the company and per competitor, over time.</w:t>
-      </w:r>
-    </w:p>
+        <w:t xml:space="preserve">Brand Love read — the distribution across Love / Like / Ambiguity / Dislike / Hate and a Brand Love Index (share of Love+Like minus share of Dislike+Hate), per company and competitor, over time.</w:t>
+      </w:r>
+    </w:p>
+    <w:p>
+      <w:pPr>
+        <w:pStyle w:val="ListParagraph"/>
+        <w:numPr>
+          <w:ilvl w:val="0"/>
+          <w:numId w:val="2"/>
+        </w:numPr>
+        <w:spacing w:after="90" w:line="288"/>
+      </w:pPr>
+      <w:r>
+        <w:rPr>
+          <w:rFonts w:ascii="JetBrains Mono" w:cs="JetBrains Mono" w:eastAsia="JetBrains Mono" w:hAnsi="JetBrains Mono"/>
+          <w:b/>
+          <w:bCs/>
+          <w:color w:val="D9763A"/>
+          <w:sz w:val="20"/>
+          <w:szCs w:val="20"/>
+        </w:rPr>
+        <w:t xml:space="preserve">O-12  </w:t>
+      </w:r>
+      <w:r>
+        <w:rPr>
+          <w:rFonts w:ascii="Inter" w:cs="Inter" w:eastAsia="Inter" w:hAnsi="Inter"/>
+          <w:color w:val="1A1D21"/>
+          <w:sz w:val="21"/>
+          <w:szCs w:val="21"/>
+        </w:rPr>
+        <w:t xml:space="preserve">Trust read — a Trust Index (net trust) plus a driver breakdown (reliability, integrity, benevolence, security/privacy), per company and competitor, over time.</w:t>
+      </w:r>
+    </w:p>
+    <w:p>
+      <w:pPr>
+        <w:spacing w:after="90" w:before="200"/>
+      </w:pPr>
+      <w:r>
+        <w:rPr>
+          <w:rFonts w:ascii="Inter" w:cs="Inter" w:eastAsia="Inter" w:hAnsi="Inter"/>
+          <w:b/>
+          <w:bCs/>
+          <w:color w:val="1A1D21"/>
+          <w:sz w:val="22"/>
+          <w:szCs w:val="22"/>
+        </w:rPr>
+        <w:t xml:space="preserve">O-13 — Love × Trust segmentation</w:t>
+      </w:r>
+    </w:p>
+    <w:p>
+      <w:pPr>
+        <w:spacing w:after="140" w:line="300"/>
+      </w:pPr>
+      <w:r>
+        <w:rPr>
+          <w:rFonts w:ascii="Inter" w:cs="Inter" w:eastAsia="Inter" w:hAnsi="Inter"/>
+          <w:color w:val="1A1D21"/>
+          <w:sz w:val="21"/>
+          <w:szCs w:val="21"/>
+        </w:rPr>
+        <w:t xml:space="preserve">Respondents and segments are placed in one of four quadrants, each with a recommended action:</w:t>
+      </w:r>
+    </w:p>
+    <w:tbl>
+      <w:tblPr>
+        <w:tblW w:type="dxa" w:w="9360"/>
+        <w:tblBorders>
+          <w:top w:val="single" w:color="1A1D21" w:sz="12"/>
+          <w:left w:val="none" w:color="auto" w:sz="0"/>
+          <w:bottom w:val="single" w:color="1A1D21" w:sz="12"/>
+          <w:right w:val="none" w:color="auto" w:sz="0"/>
+          <w:insideH w:val="single" w:color="E5E2DA" w:sz="8"/>
+          <w:insideV w:val="none" w:color="auto" w:sz="0"/>
+        </w:tblBorders>
+      </w:tblPr>
+      <w:tblGrid>
+        <w:gridCol w:w="2400"/>
+        <w:gridCol w:w="6960"/>
+      </w:tblGrid>
+      <w:tr>
+        <w:trPr>
+          <w:tblHeader/>
+        </w:trPr>
+        <w:tc>
+          <w:tcPr>
+            <w:tcW w:type="dxa" w:w="2400"/>
+            <w:shd w:fill="E5E2DA" w:color="auto" w:val="clear"/>
+            <w:tcMar>
+              <w:top w:type="dxa" w:w="70"/>
+              <w:left w:type="dxa" w:w="130"/>
+              <w:bottom w:type="dxa" w:w="70"/>
+              <w:right w:type="dxa" w:w="130"/>
+            </w:tcMar>
+          </w:tcPr>
+          <w:p>
+            <w:pPr>
+              <w:spacing w:after="0" w:line="250"/>
+            </w:pPr>
+            <w:r>
+              <w:rPr>
+                <w:rFonts w:ascii="Inter" w:cs="Inter" w:eastAsia="Inter" w:hAnsi="Inter"/>
+                <w:b/>
+                <w:bCs/>
+                <w:color w:val="1A1D21"/>
+                <w:sz w:val="18"/>
+                <w:szCs w:val="18"/>
+              </w:rPr>
+              <w:t xml:space="preserve">Quadrant</w:t>
+            </w:r>
+          </w:p>
+        </w:tc>
+        <w:tc>
+          <w:tcPr>
+            <w:tcW w:type="dxa" w:w="6960"/>
+            <w:shd w:fill="E5E2DA" w:color="auto" w:val="clear"/>
+            <w:tcMar>
+              <w:top w:type="dxa" w:w="70"/>
+              <w:left w:type="dxa" w:w="130"/>
+              <w:bottom w:type="dxa" w:w="70"/>
+              <w:right w:type="dxa" w:w="130"/>
+            </w:tcMar>
+          </w:tcPr>
+          <w:p>
+            <w:pPr>
+              <w:spacing w:after="0" w:line="250"/>
+            </w:pPr>
+            <w:r>
+              <w:rPr>
+                <w:rFonts w:ascii="Inter" w:cs="Inter" w:eastAsia="Inter" w:hAnsi="Inter"/>
+                <w:b/>
+                <w:bCs/>
+                <w:color w:val="1A1D21"/>
+                <w:sz w:val="18"/>
+                <w:szCs w:val="18"/>
+              </w:rPr>
+              <w:t xml:space="preserve">Meaning and recommended action</w:t>
+            </w:r>
+          </w:p>
+        </w:tc>
+      </w:tr>
+      <w:tr>
+        <w:tc>
+          <w:tcPr>
+            <w:tcW w:type="dxa" w:w="2400"/>
+            <w:tcMar>
+              <w:top w:type="dxa" w:w="70"/>
+              <w:left w:type="dxa" w:w="130"/>
+              <w:bottom w:type="dxa" w:w="70"/>
+              <w:right w:type="dxa" w:w="130"/>
+            </w:tcMar>
+          </w:tcPr>
+          <w:p>
+            <w:pPr>
+              <w:spacing w:after="0" w:line="250"/>
+            </w:pPr>
+            <w:r>
+              <w:rPr>
+                <w:rFonts w:ascii="Inter" w:cs="Inter" w:eastAsia="Inter" w:hAnsi="Inter"/>
+                <w:color w:val="1A1D21"/>
+                <w:sz w:val="19"/>
+                <w:szCs w:val="19"/>
+              </w:rPr>
+              <w:t xml:space="preserve">Devoted</w:t>
+            </w:r>
+          </w:p>
+        </w:tc>
+        <w:tc>
+          <w:tcPr>
+            <w:tcW w:type="dxa" w:w="6960"/>
+            <w:tcMar>
+              <w:top w:type="dxa" w:w="70"/>
+              <w:left w:type="dxa" w:w="130"/>
+              <w:bottom w:type="dxa" w:w="70"/>
+              <w:right w:type="dxa" w:w="130"/>
+            </w:tcMar>
+          </w:tcPr>
+          <w:p>
+            <w:pPr>
+              <w:spacing w:after="0" w:line="250"/>
+            </w:pPr>
+            <w:r>
+              <w:rPr>
+                <w:rFonts w:ascii="Inter" w:cs="Inter" w:eastAsia="Inter" w:hAnsi="Inter"/>
+                <w:color w:val="1A1D21"/>
+                <w:sz w:val="19"/>
+                <w:szCs w:val="19"/>
+              </w:rPr>
+              <w:t xml:space="preserve">High love / high trust — your advocates. Protect and activate them.</w:t>
+            </w:r>
+          </w:p>
+        </w:tc>
+      </w:tr>
+      <w:tr>
+        <w:tc>
+          <w:tcPr>
+            <w:tcW w:type="dxa" w:w="2400"/>
+            <w:tcMar>
+              <w:top w:type="dxa" w:w="70"/>
+              <w:left w:type="dxa" w:w="130"/>
+              <w:bottom w:type="dxa" w:w="70"/>
+              <w:right w:type="dxa" w:w="130"/>
+            </w:tcMar>
+          </w:tcPr>
+          <w:p>
+            <w:pPr>
+              <w:spacing w:after="0" w:line="250"/>
+            </w:pPr>
+            <w:r>
+              <w:rPr>
+                <w:rFonts w:ascii="Inter" w:cs="Inter" w:eastAsia="Inter" w:hAnsi="Inter"/>
+                <w:color w:val="1A1D21"/>
+                <w:sz w:val="19"/>
+                <w:szCs w:val="19"/>
+              </w:rPr>
+              <w:t xml:space="preserve">Infatuated (fragile)</w:t>
+            </w:r>
+          </w:p>
+        </w:tc>
+        <w:tc>
+          <w:tcPr>
+            <w:tcW w:type="dxa" w:w="6960"/>
+            <w:tcMar>
+              <w:top w:type="dxa" w:w="70"/>
+              <w:left w:type="dxa" w:w="130"/>
+              <w:bottom w:type="dxa" w:w="70"/>
+              <w:right w:type="dxa" w:w="130"/>
+            </w:tcMar>
+          </w:tcPr>
+          <w:p>
+            <w:pPr>
+              <w:spacing w:after="0" w:line="250"/>
+            </w:pPr>
+            <w:r>
+              <w:rPr>
+                <w:rFonts w:ascii="Inter" w:cs="Inter" w:eastAsia="Inter" w:hAnsi="Inter"/>
+                <w:color w:val="1A1D21"/>
+                <w:sz w:val="19"/>
+                <w:szCs w:val="19"/>
+              </w:rPr>
+              <w:t xml:space="preserve">High love / low trust — passion without a safety net. One stumble triggers churn; shore up reliability and transparency.</w:t>
+            </w:r>
+          </w:p>
+        </w:tc>
+      </w:tr>
+      <w:tr>
+        <w:tc>
+          <w:tcPr>
+            <w:tcW w:type="dxa" w:w="2400"/>
+            <w:tcMar>
+              <w:top w:type="dxa" w:w="70"/>
+              <w:left w:type="dxa" w:w="130"/>
+              <w:bottom w:type="dxa" w:w="70"/>
+              <w:right w:type="dxa" w:w="130"/>
+            </w:tcMar>
+          </w:tcPr>
+          <w:p>
+            <w:pPr>
+              <w:spacing w:after="0" w:line="250"/>
+            </w:pPr>
+            <w:r>
+              <w:rPr>
+                <w:rFonts w:ascii="Inter" w:cs="Inter" w:eastAsia="Inter" w:hAnsi="Inter"/>
+                <w:color w:val="1A1D21"/>
+                <w:sz w:val="19"/>
+                <w:szCs w:val="19"/>
+              </w:rPr>
+              <w:t xml:space="preserve">Dependable</w:t>
+            </w:r>
+          </w:p>
+        </w:tc>
+        <w:tc>
+          <w:tcPr>
+            <w:tcW w:type="dxa" w:w="6960"/>
+            <w:tcMar>
+              <w:top w:type="dxa" w:w="70"/>
+              <w:left w:type="dxa" w:w="130"/>
+              <w:bottom w:type="dxa" w:w="70"/>
+              <w:right w:type="dxa" w:w="130"/>
+            </w:tcMar>
+          </w:tcPr>
+          <w:p>
+            <w:pPr>
+              <w:spacing w:after="0" w:line="250"/>
+            </w:pPr>
+            <w:r>
+              <w:rPr>
+                <w:rFonts w:ascii="Inter" w:cs="Inter" w:eastAsia="Inter" w:hAnsi="Inter"/>
+                <w:color w:val="1A1D21"/>
+                <w:sz w:val="19"/>
+                <w:szCs w:val="19"/>
+              </w:rPr>
+              <w:t xml:space="preserve">Low love / high trust — loyal by reliability, not emotion. Steady; deepen the relationship.</w:t>
+            </w:r>
+          </w:p>
+        </w:tc>
+      </w:tr>
+      <w:tr>
+        <w:tc>
+          <w:tcPr>
+            <w:tcW w:type="dxa" w:w="2400"/>
+            <w:tcMar>
+              <w:top w:type="dxa" w:w="70"/>
+              <w:left w:type="dxa" w:w="130"/>
+              <w:bottom w:type="dxa" w:w="70"/>
+              <w:right w:type="dxa" w:w="130"/>
+            </w:tcMar>
+          </w:tcPr>
+          <w:p>
+            <w:pPr>
+              <w:spacing w:after="0" w:line="250"/>
+            </w:pPr>
+            <w:r>
+              <w:rPr>
+                <w:rFonts w:ascii="Inter" w:cs="Inter" w:eastAsia="Inter" w:hAnsi="Inter"/>
+                <w:color w:val="1A1D21"/>
+                <w:sz w:val="19"/>
+                <w:szCs w:val="19"/>
+              </w:rPr>
+              <w:t xml:space="preserve">At-risk</w:t>
+            </w:r>
+          </w:p>
+        </w:tc>
+        <w:tc>
+          <w:tcPr>
+            <w:tcW w:type="dxa" w:w="6960"/>
+            <w:tcMar>
+              <w:top w:type="dxa" w:w="70"/>
+              <w:left w:type="dxa" w:w="130"/>
+              <w:bottom w:type="dxa" w:w="70"/>
+              <w:right w:type="dxa" w:w="130"/>
+            </w:tcMar>
+          </w:tcPr>
+          <w:p>
+            <w:pPr>
+              <w:spacing w:after="0" w:line="250"/>
+            </w:pPr>
+            <w:r>
+              <w:rPr>
+                <w:rFonts w:ascii="Inter" w:cs="Inter" w:eastAsia="Inter" w:hAnsi="Inter"/>
+                <w:color w:val="1A1D21"/>
+                <w:sz w:val="19"/>
+                <w:szCs w:val="19"/>
+              </w:rPr>
+              <w:t xml:space="preserve">Low love / low trust — churn risk and detractors. Intervene or triage.</w:t>
+            </w:r>
+          </w:p>
+        </w:tc>
+      </w:tr>
+    </w:tbl>
     <w:p>
       <w:pPr>
         <w:spacing w:after="80" w:before="360"/>
@@ -2353,7 +2699,7 @@
           <w:sz w:val="21"/>
           <w:szCs w:val="21"/>
         </w:rPr>
-        <w:t xml:space="preserve">Create a survey with at least: single-select, multi-select, rating/scale, open text, and the Brand Love scale (Love / Like / Ambiguity / Dislike / Hate).</w:t>
+        <w:t xml:space="preserve">Create a survey with at least: single-select, multi-select, rating/scale, open text, the Brand Love scale, and the Trust battery (single-item and/or driver items).</w:t>
       </w:r>
     </w:p>
     <w:p>
@@ -2549,7 +2895,7 @@
           <w:sz w:val="21"/>
           <w:szCs w:val="21"/>
         </w:rPr>
-        <w:t xml:space="preserve">Enable a conversational mode where an AI interviewer asks questions and relevant follow-up probes in natural language.</w:t>
+        <w:t xml:space="preserve">Enable a conversational mode where an AI interviewer asks questions and relevant follow-up probes.</w:t>
       </w:r>
     </w:p>
     <w:p>
@@ -2715,7 +3061,7 @@
           <w:sz w:val="21"/>
           <w:szCs w:val="21"/>
         </w:rPr>
-        <w:t xml:space="preserve">All feedback — survey, conversational, imported, web-collected — is queryable together, filterable by brand, source, campaign, date, segment, rating, sentiment.</w:t>
+        <w:t xml:space="preserve">All feedback is queryable together, filterable by brand, source, campaign, date, segment, rating, sentiment.</w:t>
       </w:r>
     </w:p>
     <w:p>
@@ -2761,7 +3107,7 @@
           <w:sz w:val="22"/>
           <w:szCs w:val="22"/>
         </w:rPr>
-        <w:t xml:space="preserve">Brand Love &amp; metrics</w:t>
+        <w:t xml:space="preserve">Brand Love, Trust &amp; metrics</w:t>
       </w:r>
     </w:p>
     <w:p>
@@ -2851,7 +3197,7 @@
           <w:sz w:val="21"/>
           <w:szCs w:val="21"/>
         </w:rPr>
-        <w:t xml:space="preserve">For every theme, sentiment aggregate, and Brand Love read, open the exact underlying responses (traceability — INV-3).</w:t>
+        <w:t xml:space="preserve">For every theme, sentiment aggregate, Brand Love read, and Trust read, open the exact underlying responses (traceability — INV-3).</w:t>
       </w:r>
     </w:p>
     <w:p>
@@ -2881,7 +3227,97 @@
           <w:sz w:val="21"/>
           <w:szCs w:val="21"/>
         </w:rPr>
-        <w:t xml:space="preserve">Record Brand Love on the five-point scale, normalize to an ordinal, and compute the Brand Love distribution and Index (O-11) — including inferring a Brand Love read from open text where no direct rating exists, clearly labeled as inferred (INV-4).</w:t>
+        <w:t xml:space="preserve">Record Brand Love on the five-point scale, normalize to an ordinal, and compute the Brand Love distribution and Index (O-11) — including inferring a read from open text where no direct rating exists, labeled inferred (INV-4).</w:t>
+      </w:r>
+    </w:p>
+    <w:p>
+      <w:pPr>
+        <w:pStyle w:val="ListParagraph"/>
+        <w:numPr>
+          <w:ilvl w:val="0"/>
+          <w:numId w:val="2"/>
+        </w:numPr>
+        <w:spacing w:after="90" w:line="288"/>
+      </w:pPr>
+      <w:r>
+        <w:rPr>
+          <w:rFonts w:ascii="JetBrains Mono" w:cs="JetBrains Mono" w:eastAsia="JetBrains Mono" w:hAnsi="JetBrains Mono"/>
+          <w:b/>
+          <w:bCs/>
+          <w:color w:val="D9763A"/>
+          <w:sz w:val="20"/>
+          <w:szCs w:val="20"/>
+        </w:rPr>
+        <w:t xml:space="preserve">R-31  </w:t>
+      </w:r>
+      <w:r>
+        <w:rPr>
+          <w:rFonts w:ascii="Inter" w:cs="Inter" w:eastAsia="Inter" w:hAnsi="Inter"/>
+          <w:color w:val="1A1D21"/>
+          <w:sz w:val="21"/>
+          <w:szCs w:val="21"/>
+        </w:rPr>
+        <w:t xml:space="preserve">Support a Trust question type — a single-item trust rating and an optional multi-item driver battery (reliability, integrity, benevolence, security/privacy).</w:t>
+      </w:r>
+    </w:p>
+    <w:p>
+      <w:pPr>
+        <w:pStyle w:val="ListParagraph"/>
+        <w:numPr>
+          <w:ilvl w:val="0"/>
+          <w:numId w:val="2"/>
+        </w:numPr>
+        <w:spacing w:after="90" w:line="288"/>
+      </w:pPr>
+      <w:r>
+        <w:rPr>
+          <w:rFonts w:ascii="JetBrains Mono" w:cs="JetBrains Mono" w:eastAsia="JetBrains Mono" w:hAnsi="JetBrains Mono"/>
+          <w:b/>
+          <w:bCs/>
+          <w:color w:val="D9763A"/>
+          <w:sz w:val="20"/>
+          <w:szCs w:val="20"/>
+        </w:rPr>
+        <w:t xml:space="preserve">R-32  </w:t>
+      </w:r>
+      <w:r>
+        <w:rPr>
+          <w:rFonts w:ascii="Inter" w:cs="Inter" w:eastAsia="Inter" w:hAnsi="Inter"/>
+          <w:color w:val="1A1D21"/>
+          <w:sz w:val="21"/>
+          <w:szCs w:val="21"/>
+        </w:rPr>
+        <w:t xml:space="preserve">Record trust; compute a Trust Index and per-driver breakdown (O-12) for any filtered set — including inferring a trust read from open text where no direct rating exists, labeled inferred (INV-4), the same way Brand Love is inferred (R-30).</w:t>
+      </w:r>
+    </w:p>
+    <w:p>
+      <w:pPr>
+        <w:pStyle w:val="ListParagraph"/>
+        <w:numPr>
+          <w:ilvl w:val="0"/>
+          <w:numId w:val="2"/>
+        </w:numPr>
+        <w:spacing w:after="90" w:line="288"/>
+      </w:pPr>
+      <w:r>
+        <w:rPr>
+          <w:rFonts w:ascii="JetBrains Mono" w:cs="JetBrains Mono" w:eastAsia="JetBrains Mono" w:hAnsi="JetBrains Mono"/>
+          <w:b/>
+          <w:bCs/>
+          <w:color w:val="D9763A"/>
+          <w:sz w:val="20"/>
+          <w:szCs w:val="20"/>
+        </w:rPr>
+        <w:t xml:space="preserve">R-33  </w:t>
+      </w:r>
+      <w:r>
+        <w:rPr>
+          <w:rFonts w:ascii="Inter" w:cs="Inter" w:eastAsia="Inter" w:hAnsi="Inter"/>
+          <w:color w:val="1A1D21"/>
+          <w:sz w:val="21"/>
+          <w:szCs w:val="21"/>
+        </w:rPr>
+        <w:t xml:space="preserve">Produce the Love × Trust segmentation (O-13) with a recommended action per quadrant, available in the insight report (O-5) and the competitive benchmark (O-9).</w:t>
       </w:r>
     </w:p>
     <w:p>
@@ -2927,7 +3363,7 @@
           <w:sz w:val="21"/>
           <w:szCs w:val="21"/>
         </w:rPr>
-        <w:t xml:space="preserve">Produce an aggregate, cross-source "unified customer" view of the account’s customer base — one combined read across all sources and time — WITHOUT building or requiring an identity-linked individual profile (INV-9).</w:t>
+        <w:t xml:space="preserve">Produce an aggregate, cross-source "unified customer" view WITHOUT building or requiring an identity-linked individual profile (INV-9).</w:t>
       </w:r>
     </w:p>
     <w:p>
@@ -2987,7 +3423,7 @@
           <w:sz w:val="21"/>
           <w:szCs w:val="21"/>
         </w:rPr>
-        <w:t xml:space="preserve">Collect publicly available reviews/ratings/comments about the own brand and tracked competitors from configured sources (review APIs, licensed provider, and/or public web) — subject to §10 (DPS-7) and a legal-review gate before live collection is enabled.</w:t>
+        <w:t xml:space="preserve">Collect publicly available reviews/ratings/comments about the own brand and tracked competitors from configured sources, subject to §10 (DPS-7) and a legal-review gate before live collection is enabled.</w:t>
       </w:r>
     </w:p>
     <w:p>
@@ -3017,7 +3453,7 @@
           <w:sz w:val="21"/>
           <w:szCs w:val="21"/>
         </w:rPr>
-        <w:t xml:space="preserve">Benchmark the company’s brand vs. competitors on ratings, Brand Love, sentiment, and themes over a chosen period (O-9).</w:t>
+        <w:t xml:space="preserve">Benchmark the company’s brand vs. competitors on ratings, Brand Love, Trust, sentiment, and themes over a chosen period (O-9).</w:t>
       </w:r>
     </w:p>
     <w:p>
@@ -3047,7 +3483,7 @@
           <w:sz w:val="21"/>
           <w:szCs w:val="21"/>
         </w:rPr>
-        <w:t xml:space="preserve">For a selected competitor, produce per-competitor aggregate analysis (O-10) traceable to underlying public reviews.</w:t>
+        <w:t xml:space="preserve">For a selected competitor, produce per-competitor aggregate analysis (O-10) with traceability.</w:t>
       </w:r>
     </w:p>
     <w:p>
@@ -3153,7 +3589,7 @@
           <w:sz w:val="21"/>
           <w:szCs w:val="21"/>
         </w:rPr>
-        <w:t xml:space="preserve">Generate an insight report: narrative, metrics, top themes, sentiment, Brand Love, competitive comparison, quotes, ranked actions.</w:t>
+        <w:t xml:space="preserve">Generate an insight report: narrative, metrics, top themes, sentiment, Brand Love, Trust and the Love × Trust read, competitive comparison, quotes, ranked actions.</w:t>
       </w:r>
     </w:p>
     <w:p>
@@ -3213,7 +3649,7 @@
           <w:sz w:val="21"/>
           <w:szCs w:val="21"/>
         </w:rPr>
-        <w:t xml:space="preserve">Configure an alert on a signal (negative-sentiment share, average rating, Brand Love Index, new theme) with notification when crossed.</w:t>
+        <w:t xml:space="preserve">Configure an alert on a signal (negative-sentiment share, average rating, Brand Love Index, Trust Index, new theme) with notification when crossed.</w:t>
       </w:r>
     </w:p>
     <w:p>
@@ -3273,7 +3709,7 @@
           <w:sz w:val="21"/>
           <w:szCs w:val="21"/>
         </w:rPr>
-        <w:t xml:space="preserve">Export any analysis view and the insight report (CSV for raw data; PDF and/or slides for the report).</w:t>
+        <w:t xml:space="preserve">Export any analysis view and the insight report (CSV for raw data; PDF and/or slides).</w:t>
       </w:r>
     </w:p>
     <w:p>
@@ -3459,7 +3895,7 @@
           <w:sz w:val="21"/>
           <w:szCs w:val="21"/>
         </w:rPr>
-        <w:t xml:space="preserve">Every theme, aggregate, Brand Love read, insight, recommendation, and query answer is traceable to its underlying responses. No AI claim without a path to its verbatim data.</w:t>
+        <w:t xml:space="preserve">Every theme, aggregate, Brand Love read, Trust read, insight, recommendation, and query answer is traceable to its underlying responses. No AI claim without a path to its verbatim data.</w:t>
       </w:r>
     </w:p>
     <w:p>
@@ -3489,7 +3925,7 @@
           <w:sz w:val="21"/>
           <w:szCs w:val="21"/>
         </w:rPr>
-        <w:t xml:space="preserve">The system never shows a quote or statistic absent from the data, and labels any value it inferred (e.g., Brand Love from text) as inferred, not stated.</w:t>
+        <w:t xml:space="preserve">The system never shows a quote or statistic absent from the data, and labels any value it inferred (e.g., Brand Love or Trust from text) as inferred, not stated.</w:t>
       </w:r>
     </w:p>
     <w:p>
@@ -3519,7 +3955,7 @@
           <w:sz w:val="21"/>
           <w:szCs w:val="21"/>
         </w:rPr>
-        <w:t xml:space="preserve">A respondent can complete a survey without providing identifying information; identity is never required.</w:t>
+        <w:t xml:space="preserve">A respondent can complete a survey without providing identifying information.</w:t>
       </w:r>
     </w:p>
     <w:p>
@@ -3639,7 +4075,7 @@
           <w:sz w:val="21"/>
           <w:szCs w:val="21"/>
         </w:rPr>
-        <w:t xml:space="preserve">The "unified customer" view is always aggregate. The system does not construct or expose an identity-resolved profile of any individual — customer or competitor customer.</w:t>
+        <w:t xml:space="preserve">The "unified customer" view is always aggregate; no identity-resolved profile of any individual.</w:t>
       </w:r>
     </w:p>
     <w:p>
@@ -3669,7 +4105,7 @@
           <w:sz w:val="21"/>
           <w:szCs w:val="21"/>
         </w:rPr>
-        <w:t xml:space="preserve">Externally-collected data is only ever publicly available and lawfully obtained. The system never bypasses authentication, paywalls, or technical controls, and keeps provenance (source, URL, capture date) on every item.</w:t>
+        <w:t xml:space="preserve">Externally-collected data is only ever publicly available and lawfully obtained; no bypassing authentication, paywalls, or technical controls; provenance kept on every item.</w:t>
       </w:r>
     </w:p>
     <w:p>
@@ -3699,7 +4135,37 @@
           <w:sz w:val="21"/>
           <w:szCs w:val="21"/>
         </w:rPr>
-        <w:t xml:space="preserve">Personal data in public reviews (names, handles) is minimized, never used to build a profile, and excluded from AI outputs by default.</w:t>
+        <w:t xml:space="preserve">Personal data in public reviews is minimized, never used to build a profile, and excluded from AI outputs by default.</w:t>
+      </w:r>
+    </w:p>
+    <w:p>
+      <w:pPr>
+        <w:pStyle w:val="ListParagraph"/>
+        <w:numPr>
+          <w:ilvl w:val="0"/>
+          <w:numId w:val="2"/>
+        </w:numPr>
+        <w:spacing w:after="90" w:line="288"/>
+      </w:pPr>
+      <w:r>
+        <w:rPr>
+          <w:rFonts w:ascii="JetBrains Mono" w:cs="JetBrains Mono" w:eastAsia="JetBrains Mono" w:hAnsi="JetBrains Mono"/>
+          <w:b/>
+          <w:bCs/>
+          <w:color w:val="D9763A"/>
+          <w:sz w:val="20"/>
+          <w:szCs w:val="20"/>
+        </w:rPr>
+        <w:t xml:space="preserve">INV-12  </w:t>
+      </w:r>
+      <w:r>
+        <w:rPr>
+          <w:rFonts w:ascii="Inter" w:cs="Inter" w:eastAsia="Inter" w:hAnsi="Inter"/>
+          <w:color w:val="1A1D21"/>
+          <w:sz w:val="21"/>
+          <w:szCs w:val="21"/>
+        </w:rPr>
+        <w:t xml:space="preserve">Brand Love and Brand Trust are measured and reported as DISTINCT indicators. The system never collapses them into a single score, and never presents Trust as satisfaction (or vice versa).</w:t>
       </w:r>
     </w:p>
     <w:p>
@@ -3795,7 +4261,7 @@
           <w:sz w:val="21"/>
           <w:szCs w:val="21"/>
         </w:rPr>
-        <w:t xml:space="preserve">Empty or tiny sample — states the sample is too small rather than fabricating confidence.</w:t>
+        <w:t xml:space="preserve">Empty or tiny sample — states the sample is too small for reliable findings (themes, sentiment, Brand Love, or Trust) rather than fabricating confidence.</w:t>
       </w:r>
     </w:p>
     <w:p>
@@ -4125,7 +4591,7 @@
           <w:sz w:val="21"/>
           <w:szCs w:val="21"/>
         </w:rPr>
-        <w:t xml:space="preserve">Source blocks or rate-limits collection — collection backs off, records the gap, never fabricates missing items; coverage/freshness shown honestly.</w:t>
+        <w:t xml:space="preserve">Source blocks or rate-limits collection — collection backs off, records the gap, never fabricates missing items.</w:t>
       </w:r>
     </w:p>
     <w:p>
@@ -4155,7 +4621,7 @@
           <w:sz w:val="21"/>
           <w:szCs w:val="21"/>
         </w:rPr>
-        <w:t xml:space="preserve">Competitor identity ambiguity — reviews that may belong to a same-named different entity are flagged low-confidence and excluded from headline figures until confirmed.</w:t>
+        <w:t xml:space="preserve">Competitor identity ambiguity — low-confidence matches flagged and excluded from headline figures until confirmed.</w:t>
       </w:r>
     </w:p>
     <w:p>
@@ -4215,7 +4681,37 @@
           <w:sz w:val="21"/>
           <w:szCs w:val="21"/>
         </w:rPr>
-        <w:t xml:space="preserve">Mixed rating scales — 5-star, 10-point, thumbs, Brand Love each normalized to the common scale; un-mappable ratings stored raw and excluded from cross-source averages.</w:t>
+        <w:t xml:space="preserve">Mixed rating scales — 5-star, 10-point, thumbs, Brand Love, Trust each normalized to the common scale; un-mappable ratings stored raw and excluded from cross-source averages.</w:t>
+      </w:r>
+    </w:p>
+    <w:p>
+      <w:pPr>
+        <w:pStyle w:val="ListParagraph"/>
+        <w:numPr>
+          <w:ilvl w:val="0"/>
+          <w:numId w:val="2"/>
+        </w:numPr>
+        <w:spacing w:after="90" w:line="288"/>
+      </w:pPr>
+      <w:r>
+        <w:rPr>
+          <w:rFonts w:ascii="JetBrains Mono" w:cs="JetBrains Mono" w:eastAsia="JetBrains Mono" w:hAnsi="JetBrains Mono"/>
+          <w:b/>
+          <w:bCs/>
+          <w:color w:val="D9763A"/>
+          <w:sz w:val="20"/>
+          <w:szCs w:val="20"/>
+        </w:rPr>
+        <w:t xml:space="preserve">E-16  </w:t>
+      </w:r>
+      <w:r>
+        <w:rPr>
+          <w:rFonts w:ascii="Inter" w:cs="Inter" w:eastAsia="Inter" w:hAnsi="Inter"/>
+          <w:color w:val="1A1D21"/>
+          <w:sz w:val="21"/>
+          <w:szCs w:val="21"/>
+        </w:rPr>
+        <w:t xml:space="preserve">Category-relative trust — the Trust Index is read relative to category and prior period, not as an absolute (a bank’s trust bar differs from a snack brand’s). Cross-category trust comparisons are flagged as context-dependent.</w:t>
       </w:r>
     </w:p>
     <w:p>
@@ -4311,7 +4807,7 @@
           <w:sz w:val="21"/>
           <w:szCs w:val="21"/>
         </w:rPr>
-        <w:t xml:space="preserve">Not a CRM or customer-record system; stores feedback, not a system of record, and does not build identity-resolved individual profiles.</w:t>
+        <w:t xml:space="preserve">Not a CRM or customer-record system; does not build identity-resolved individual profiles.</w:t>
       </w:r>
     </w:p>
     <w:p>
@@ -4371,7 +4867,7 @@
           <w:sz w:val="21"/>
           <w:szCs w:val="21"/>
         </w:rPr>
-        <w:t xml:space="preserve">Collection is limited to publicly available content obtained lawfully via APIs, licensed providers, or public web pages under the DPS-7 guardrails. The system does NOT access private/authenticated content, bypass logins or paywalls, circumvent technical protections, or collect data a source’s terms prohibit.</w:t>
+        <w:t xml:space="preserve">Collection is limited to publicly available content obtained lawfully via APIs, licensed providers, or public web pages under the DPS-7 guardrails. No private/authenticated content, bypassing logins/paywalls/protections, or collecting data a source’s terms prohibit.</w:t>
       </w:r>
     </w:p>
     <w:p>
@@ -4431,7 +4927,7 @@
           <w:sz w:val="21"/>
           <w:szCs w:val="21"/>
         </w:rPr>
-        <w:t xml:space="preserve">No public respondent panel / audience marketplace; the company brings its own audience.</w:t>
+        <w:t xml:space="preserve">No public respondent panel / audience marketplace.</w:t>
       </w:r>
     </w:p>
     <w:p>
@@ -4461,7 +4957,7 @@
           <w:sz w:val="21"/>
           <w:szCs w:val="21"/>
         </w:rPr>
-        <w:t xml:space="preserve">Does not replace human research judgment; it is decision support, with every AI output shown alongside its evidence.</w:t>
+        <w:t xml:space="preserve">Does not replace human research judgment; it is decision support with evidence attached.</w:t>
       </w:r>
     </w:p>
     <w:p>
@@ -4491,7 +4987,7 @@
           <w:sz w:val="21"/>
           <w:szCs w:val="21"/>
         </w:rPr>
-        <w:t xml:space="preserve">Does not attempt to re-identify individuals, link competitor reviewers to real people, or merge scraped personal data into any profile.</w:t>
+        <w:t xml:space="preserve">Does not attempt to re-identify individuals or merge scraped personal data into any profile.</w:t>
       </w:r>
     </w:p>
     <w:p>
@@ -4737,7 +5233,7 @@
           <w:sz w:val="21"/>
           <w:szCs w:val="21"/>
         </w:rPr>
-        <w:t xml:space="preserve">The full security checklist (input validation, authz/authn, secret handling) is applied during build and verification.</w:t>
+        <w:t xml:space="preserve">The full security checklist is applied during build and verification. (Security/privacy is also a Trust driver measured in O-12 — how safe customers feel is part of the trust picture.)</w:t>
       </w:r>
     </w:p>
     <w:p>
@@ -4753,7 +5249,7 @@
           <w:sz w:val="22"/>
           <w:szCs w:val="22"/>
         </w:rPr>
-        <w:t xml:space="preserve">DPS-7 — Web / data-collection compliance (v2)</w:t>
+        <w:t xml:space="preserve">DPS-7 — Web / data-collection compliance</w:t>
       </w:r>
     </w:p>
     <w:tbl>
@@ -5115,7 +5611,7 @@
           <w:sz w:val="21"/>
           <w:szCs w:val="21"/>
         </w:rPr>
-        <w:t xml:space="preserve">Explainability — every AI output carries the data behind it and, where meaningful, a confidence signal.</w:t>
+        <w:t xml:space="preserve">Explainability — every AI output carries the data behind it and a confidence signal, including inferred Brand Love and Trust reads.</w:t>
       </w:r>
     </w:p>
     <w:p>
@@ -5145,7 +5641,7 @@
           <w:sz w:val="21"/>
           <w:szCs w:val="21"/>
         </w:rPr>
-        <w:t xml:space="preserve">Collection freshness &amp; politeness — collected data shows a freshness/coverage indicator; collection runs at a polite, configurable rate and records gaps rather than guessing.</w:t>
+        <w:t xml:space="preserve">Collection freshness &amp; politeness — collected data shows a freshness/coverage indicator; collection runs at a polite, configurable rate and records gaps.</w:t>
       </w:r>
     </w:p>
     <w:p>
@@ -5916,7 +6412,7 @@
           <w:sz w:val="20"/>
           <w:szCs w:val="20"/>
         </w:rPr>
-        <w:t xml:space="preserve">  — the core record — one rating and/or comment about one brand (the "database of brand ratings, date, comments")</w:t>
+        <w:t xml:space="preserve">  — the core record — one rating and/or comment about one brand</w:t>
       </w:r>
     </w:p>
     <w:tbl>
@@ -6303,7 +6799,7 @@
                 <w:sz w:val="19"/>
                 <w:szCs w:val="19"/>
               </w:rPr>
-              <w:t xml:space="preserve">Original rating and its scale (5_star, 10_pt, nps, csat, brand_love, …)</w:t>
+              <w:t xml:space="preserve">Original rating and its scale (5_star, 10_pt, nps, csat, brand_love, trust, …)</w:t>
             </w:r>
           </w:p>
         </w:tc>
@@ -6408,6 +6904,110 @@
                 <w:szCs w:val="19"/>
               </w:rPr>
               <w:t xml:space="preserve">Love / Like / Ambiguity / Dislike / Hate, if applicable — ordinal 5→1</w:t>
+            </w:r>
+          </w:p>
+        </w:tc>
+      </w:tr>
+      <w:tr>
+        <w:tc>
+          <w:tcPr>
+            <w:tcW w:type="dxa" w:w="2700"/>
+            <w:tcMar>
+              <w:top w:type="dxa" w:w="70"/>
+              <w:left w:type="dxa" w:w="130"/>
+              <w:bottom w:type="dxa" w:w="70"/>
+              <w:right w:type="dxa" w:w="130"/>
+            </w:tcMar>
+          </w:tcPr>
+          <w:p>
+            <w:pPr>
+              <w:spacing w:after="0" w:line="250"/>
+            </w:pPr>
+            <w:r>
+              <w:rPr>
+                <w:rFonts w:ascii="JetBrains Mono" w:cs="JetBrains Mono" w:eastAsia="JetBrains Mono" w:hAnsi="JetBrains Mono"/>
+                <w:color w:val="1A1D21"/>
+                <w:sz w:val="19"/>
+                <w:szCs w:val="19"/>
+              </w:rPr>
+              <w:t xml:space="preserve">trust  (v3)</w:t>
+            </w:r>
+          </w:p>
+        </w:tc>
+        <w:tc>
+          <w:tcPr>
+            <w:tcW w:type="dxa" w:w="6660"/>
+            <w:tcMar>
+              <w:top w:type="dxa" w:w="70"/>
+              <w:left w:type="dxa" w:w="130"/>
+              <w:bottom w:type="dxa" w:w="70"/>
+              <w:right w:type="dxa" w:w="130"/>
+            </w:tcMar>
+          </w:tcPr>
+          <w:p>
+            <w:pPr>
+              <w:spacing w:after="0" w:line="250"/>
+            </w:pPr>
+            <w:r>
+              <w:rPr>
+                <w:rFonts w:ascii="Inter" w:cs="Inter" w:eastAsia="Inter" w:hAnsi="Inter"/>
+                <w:color w:val="1A1D21"/>
+                <w:sz w:val="19"/>
+                <w:szCs w:val="19"/>
+              </w:rPr>
+              <w:t xml:space="preserve">Trust rating if directly asked — normalized 1–5</w:t>
+            </w:r>
+          </w:p>
+        </w:tc>
+      </w:tr>
+      <w:tr>
+        <w:tc>
+          <w:tcPr>
+            <w:tcW w:type="dxa" w:w="2700"/>
+            <w:tcMar>
+              <w:top w:type="dxa" w:w="70"/>
+              <w:left w:type="dxa" w:w="130"/>
+              <w:bottom w:type="dxa" w:w="70"/>
+              <w:right w:type="dxa" w:w="130"/>
+            </w:tcMar>
+          </w:tcPr>
+          <w:p>
+            <w:pPr>
+              <w:spacing w:after="0" w:line="250"/>
+            </w:pPr>
+            <w:r>
+              <w:rPr>
+                <w:rFonts w:ascii="JetBrains Mono" w:cs="JetBrains Mono" w:eastAsia="JetBrains Mono" w:hAnsi="JetBrains Mono"/>
+                <w:color w:val="1A1D21"/>
+                <w:sz w:val="19"/>
+                <w:szCs w:val="19"/>
+              </w:rPr>
+              <w:t xml:space="preserve">trust_drivers  (v3)</w:t>
+            </w:r>
+          </w:p>
+        </w:tc>
+        <w:tc>
+          <w:tcPr>
+            <w:tcW w:type="dxa" w:w="6660"/>
+            <w:tcMar>
+              <w:top w:type="dxa" w:w="70"/>
+              <w:left w:type="dxa" w:w="130"/>
+              <w:bottom w:type="dxa" w:w="70"/>
+              <w:right w:type="dxa" w:w="130"/>
+            </w:tcMar>
+          </w:tcPr>
+          <w:p>
+            <w:pPr>
+              <w:spacing w:after="0" w:line="250"/>
+            </w:pPr>
+            <w:r>
+              <w:rPr>
+                <w:rFonts w:ascii="Inter" w:cs="Inter" w:eastAsia="Inter" w:hAnsi="Inter"/>
+                <w:color w:val="1A1D21"/>
+                <w:sz w:val="19"/>
+                <w:szCs w:val="19"/>
+              </w:rPr>
+              <w:t xml:space="preserve">Optional per-driver scores/tags: reliability, integrity, benevolence, security_privacy</w:t>
             </w:r>
           </w:p>
         </w:tc>
@@ -6999,7 +7599,7 @@
           <w:sz w:val="22"/>
           <w:szCs w:val="22"/>
         </w:rPr>
-        <w:t xml:space="preserve">Theme / ThemeAssignment</w:t>
+        <w:t xml:space="preserve">Trust  (v3)</w:t>
       </w:r>
       <w:r>
         <w:rPr>
@@ -7010,7 +7610,7 @@
           <w:sz w:val="20"/>
           <w:szCs w:val="20"/>
         </w:rPr>
-        <w:t xml:space="preserve">  — discovered topics and their links to records</w:t>
+        <w:t xml:space="preserve">  — derived, one per record where trust is present or inferred</w:t>
       </w:r>
     </w:p>
     <w:tbl>
@@ -7112,7 +7712,7 @@
                 <w:sz w:val="19"/>
                 <w:szCs w:val="19"/>
               </w:rPr>
-              <w:t xml:space="preserve">theme_id / label</w:t>
+              <w:t xml:space="preserve">record_id</w:t>
             </w:r>
           </w:p>
         </w:tc>
@@ -7137,7 +7737,7 @@
                 <w:sz w:val="19"/>
                 <w:szCs w:val="19"/>
               </w:rPr>
-              <w:t xml:space="preserve">The theme and its plain-language name</w:t>
+              <w:t xml:space="preserve">The record it describes</w:t>
             </w:r>
           </w:p>
         </w:tc>
@@ -7164,7 +7764,7 @@
                 <w:sz w:val="19"/>
                 <w:szCs w:val="19"/>
               </w:rPr>
-              <w:t xml:space="preserve">scope</w:t>
+              <w:t xml:space="preserve">trust_score</w:t>
             </w:r>
           </w:p>
         </w:tc>
@@ -7189,7 +7789,7 @@
                 <w:sz w:val="19"/>
                 <w:szCs w:val="19"/>
               </w:rPr>
-              <w:t xml:space="preserve">Account + optional brand / period it was derived in</w:t>
+              <w:t xml:space="preserve">Normalized trust value</w:t>
             </w:r>
           </w:p>
         </w:tc>
@@ -7216,7 +7816,7 @@
                 <w:sz w:val="19"/>
                 <w:szCs w:val="19"/>
               </w:rPr>
-              <w:t xml:space="preserve">record_id → theme_id</w:t>
+              <w:t xml:space="preserve">drivers</w:t>
             </w:r>
           </w:p>
         </w:tc>
@@ -7241,7 +7841,111 @@
                 <w:sz w:val="19"/>
                 <w:szCs w:val="19"/>
               </w:rPr>
-              <w:t xml:space="preserve">Which records mention the theme, with confidence</w:t>
+              <w:t xml:space="preserve">reliability / integrity / benevolence / security_privacy sub-scores</w:t>
+            </w:r>
+          </w:p>
+        </w:tc>
+      </w:tr>
+      <w:tr>
+        <w:tc>
+          <w:tcPr>
+            <w:tcW w:type="dxa" w:w="2700"/>
+            <w:tcMar>
+              <w:top w:type="dxa" w:w="70"/>
+              <w:left w:type="dxa" w:w="130"/>
+              <w:bottom w:type="dxa" w:w="70"/>
+              <w:right w:type="dxa" w:w="130"/>
+            </w:tcMar>
+          </w:tcPr>
+          <w:p>
+            <w:pPr>
+              <w:spacing w:after="0" w:line="250"/>
+            </w:pPr>
+            <w:r>
+              <w:rPr>
+                <w:rFonts w:ascii="JetBrains Mono" w:cs="JetBrains Mono" w:eastAsia="JetBrains Mono" w:hAnsi="JetBrains Mono"/>
+                <w:color w:val="1A1D21"/>
+                <w:sz w:val="19"/>
+                <w:szCs w:val="19"/>
+              </w:rPr>
+              <w:t xml:space="preserve">model_version / confidence</w:t>
+            </w:r>
+          </w:p>
+        </w:tc>
+        <w:tc>
+          <w:tcPr>
+            <w:tcW w:type="dxa" w:w="6660"/>
+            <w:tcMar>
+              <w:top w:type="dxa" w:w="70"/>
+              <w:left w:type="dxa" w:w="130"/>
+              <w:bottom w:type="dxa" w:w="70"/>
+              <w:right w:type="dxa" w:w="130"/>
+            </w:tcMar>
+          </w:tcPr>
+          <w:p>
+            <w:pPr>
+              <w:spacing w:after="0" w:line="250"/>
+            </w:pPr>
+            <w:r>
+              <w:rPr>
+                <w:rFonts w:ascii="Inter" w:cs="Inter" w:eastAsia="Inter" w:hAnsi="Inter"/>
+                <w:color w:val="1A1D21"/>
+                <w:sz w:val="19"/>
+                <w:szCs w:val="19"/>
+              </w:rPr>
+              <w:t xml:space="preserve">What produced it and how sure (NFR-6)</w:t>
+            </w:r>
+          </w:p>
+        </w:tc>
+      </w:tr>
+      <w:tr>
+        <w:tc>
+          <w:tcPr>
+            <w:tcW w:type="dxa" w:w="2700"/>
+            <w:tcMar>
+              <w:top w:type="dxa" w:w="70"/>
+              <w:left w:type="dxa" w:w="130"/>
+              <w:bottom w:type="dxa" w:w="70"/>
+              <w:right w:type="dxa" w:w="130"/>
+            </w:tcMar>
+          </w:tcPr>
+          <w:p>
+            <w:pPr>
+              <w:spacing w:after="0" w:line="250"/>
+            </w:pPr>
+            <w:r>
+              <w:rPr>
+                <w:rFonts w:ascii="JetBrains Mono" w:cs="JetBrains Mono" w:eastAsia="JetBrains Mono" w:hAnsi="JetBrains Mono"/>
+                <w:color w:val="1A1D21"/>
+                <w:sz w:val="19"/>
+                <w:szCs w:val="19"/>
+              </w:rPr>
+              <w:t xml:space="preserve">inferred</w:t>
+            </w:r>
+          </w:p>
+        </w:tc>
+        <w:tc>
+          <w:tcPr>
+            <w:tcW w:type="dxa" w:w="6660"/>
+            <w:tcMar>
+              <w:top w:type="dxa" w:w="70"/>
+              <w:left w:type="dxa" w:w="130"/>
+              <w:bottom w:type="dxa" w:w="70"/>
+              <w:right w:type="dxa" w:w="130"/>
+            </w:tcMar>
+          </w:tcPr>
+          <w:p>
+            <w:pPr>
+              <w:spacing w:after="0" w:line="250"/>
+            </w:pPr>
+            <w:r>
+              <w:rPr>
+                <w:rFonts w:ascii="Inter" w:cs="Inter" w:eastAsia="Inter" w:hAnsi="Inter"/>
+                <w:color w:val="1A1D21"/>
+                <w:sz w:val="19"/>
+                <w:szCs w:val="19"/>
+              </w:rPr>
+              <w:t xml:space="preserve">True if derived from open text rather than a direct rating (INV-4)</w:t>
             </w:r>
           </w:p>
         </w:tc>
@@ -7271,7 +7975,7 @@
           <w:sz w:val="20"/>
           <w:szCs w:val="20"/>
         </w:rPr>
-        <w:t xml:space="preserve">  — a computed rollup for a brand over a period and filter (O-4, O-9, O-11)</w:t>
+        <w:t xml:space="preserve">  — a computed rollup for a brand over a period and filter (O-4, O-9, O-11, O-12)</w:t>
       </w:r>
     </w:p>
     <w:tbl>
@@ -7450,7 +8154,7 @@
                 <w:sz w:val="19"/>
                 <w:szCs w:val="19"/>
               </w:rPr>
-              <w:t xml:space="preserve">avg_rating · nps · csat · brand_love_index · neg_sentiment_share · response_rate · completion_rate</w:t>
+              <w:t xml:space="preserve">avg_rating · nps · csat · brand_love_index · trust_index (v3) · trust_&lt;driver&gt; (v3) · neg_sentiment_share · response_rate · completion_rate</w:t>
             </w:r>
           </w:p>
         </w:tc>
@@ -7512,31 +8216,6 @@
       <w:pPr>
         <w:spacing w:before="200"/>
       </w:pPr>
-    </w:p>
-    <w:p>
-      <w:pPr>
-        <w:spacing w:after="140" w:line="300"/>
-      </w:pPr>
-      <w:r>
-        <w:rPr>
-          <w:rFonts w:ascii="Inter" w:cs="Inter" w:eastAsia="Inter" w:hAnsi="Inter"/>
-          <w:b/>
-          <w:bCs/>
-          <w:color w:val="1A1D21"/>
-          <w:sz w:val="21"/>
-          <w:szCs w:val="21"/>
-        </w:rPr>
-        <w:t xml:space="preserve">Supporting records: </w:t>
-      </w:r>
-      <w:r>
-        <w:rPr>
-          <w:rFonts w:ascii="Inter" w:cs="Inter" w:eastAsia="Inter" w:hAnsi="Inter"/>
-          <w:color w:val="1A1D21"/>
-          <w:sz w:val="21"/>
-          <w:szCs w:val="21"/>
-        </w:rPr>
-        <w:t xml:space="preserve">Survey/Campaign (config, status, owning brand), Segment (the named filter the unified-customer view aggregates by), Alert (signal + threshold + brand scope), and Account/User/Role (tenancy and permissions).</w:t>
-      </w:r>
     </w:p>
     <w:tbl>
       <w:tblPr>
@@ -7578,7 +8257,7 @@
                 <w:sz w:val="20"/>
                 <w:szCs w:val="20"/>
               </w:rPr>
-              <w:t xml:space="preserve">On the "unified customer" view (R-26, INV-9)</w:t>
+              <w:t xml:space="preserve">Love × Trust segment (v3)  &amp;  the "unified customer" view</w:t>
             </w:r>
           </w:p>
           <w:p>
@@ -7592,7 +8271,7 @@
                 <w:sz w:val="20"/>
                 <w:szCs w:val="20"/>
               </w:rPr>
-              <w:t xml:space="preserve">There is deliberately NO individual-Customer entity holding a person’s identity across records.</w:t>
+              <w:t xml:space="preserve">Love × Trust segment — computed from the Brand Love and Trust metrics for a brand/segment; each respondent or segment falls in one quadrant (Devoted / Infatuated / Dependable / At-risk) with counts and shares (O-13).</w:t>
             </w:r>
           </w:p>
           <w:p>
@@ -7606,7 +8285,7 @@
                 <w:sz w:val="20"/>
                 <w:szCs w:val="20"/>
               </w:rPr>
-              <w:t xml:space="preserve">The unified view is produced by aggregating FeedbackRecords for an own brand across all sources and time, grouped by Segment — a population read, not a person read.</w:t>
+              <w:t xml:space="preserve">Unified customer view — there is deliberately NO individual-Customer entity. It aggregates FeedbackRecords for an own brand across all sources and time, grouped by Segment — a population read, not a person read (R-26, INV-9).</w:t>
             </w:r>
           </w:p>
         </w:tc>
@@ -7732,7 +8411,7 @@
                 <w:sz w:val="20"/>
                 <w:szCs w:val="20"/>
               </w:rPr>
-              <w:t xml:space="preserve">• Survey builder: core types + Brand Love scale + conditional logic (R-1, R-3, R-30)  •  AI-drafted survey (R-2)</w:t>
+              <w:t xml:space="preserve">• Survey builder: core types + Brand Love scale + Trust battery + conditional logic (R-1, R-3, R-30, R-31)  •  AI-drafted survey (R-2)</w:t>
             </w:r>
           </w:p>
           <w:p>
@@ -7788,7 +8467,7 @@
                 <w:sz w:val="20"/>
                 <w:szCs w:val="20"/>
               </w:rPr>
-              <w:t xml:space="preserve">• AI theme + sentiment + Brand Love with traceability (R-14–R-16, R-30)</w:t>
+              <w:t xml:space="preserve">• AI theme + sentiment + Brand Love + Trust with traceability (R-14–R-16, R-30, R-32)</w:t>
             </w:r>
           </w:p>
           <w:p>
@@ -7802,7 +8481,7 @@
                 <w:sz w:val="20"/>
                 <w:szCs w:val="20"/>
               </w:rPr>
-              <w:t xml:space="preserve">• Core metrics incl. NPS/CSAT + Brand Love Index (R-19, O-11)  •  Insight report with ranked actions (R-18, R-22)</w:t>
+              <w:t xml:space="preserve">• Core metrics incl. NPS/CSAT + Brand Love Index + Trust Index (R-19, O-11, O-12)</w:t>
             </w:r>
           </w:p>
           <w:p>
@@ -7816,7 +8495,21 @@
                 <w:sz w:val="20"/>
                 <w:szCs w:val="20"/>
               </w:rPr>
-              <w:t xml:space="preserve">• Two roles, account isolation, data export/delete (R-21, R-23, INV-6, INV-7)</w:t>
+              <w:t xml:space="preserve">• Love × Trust segmentation with recommended actions (R-33, O-13)</w:t>
+            </w:r>
+          </w:p>
+          <w:p>
+            <w:pPr>
+              <w:spacing w:after="40" w:line="276"/>
+            </w:pPr>
+            <w:r>
+              <w:rPr>
+                <w:rFonts w:ascii="Inter" w:cs="Inter" w:eastAsia="Inter" w:hAnsi="Inter"/>
+                <w:color w:val="1A1D21"/>
+                <w:sz w:val="20"/>
+                <w:szCs w:val="20"/>
+              </w:rPr>
+              <w:t xml:space="preserve">• Insight report with ranked actions (R-18, R-22)  •  Two roles, account isolation, data export/delete (R-21, R-23)</w:t>
             </w:r>
           </w:p>
         </w:tc>
@@ -7826,117 +8519,6 @@
       <w:pPr>
         <w:spacing w:after="60"/>
       </w:pPr>
-    </w:p>
-    <w:p>
-      <w:pPr>
-        <w:spacing w:after="90" w:before="200"/>
-      </w:pPr>
-      <w:r>
-        <w:rPr>
-          <w:rFonts w:ascii="Inter" w:cs="Inter" w:eastAsia="Inter" w:hAnsi="Inter"/>
-          <w:b/>
-          <w:bCs/>
-          <w:color w:val="1A1D21"/>
-          <w:sz w:val="22"/>
-          <w:szCs w:val="22"/>
-        </w:rPr>
-        <w:t xml:space="preserve">Phase 1 — Competitive insight &amp; distribution</w:t>
-      </w:r>
-    </w:p>
-    <w:p>
-      <w:pPr>
-        <w:pStyle w:val="ListParagraph"/>
-        <w:numPr>
-          <w:ilvl w:val="0"/>
-          <w:numId w:val="2"/>
-        </w:numPr>
-        <w:spacing w:after="90" w:line="288"/>
-      </w:pPr>
-      <w:r>
-        <w:rPr>
-          <w:rFonts w:ascii="Inter" w:cs="Inter" w:eastAsia="Inter" w:hAnsi="Inter"/>
-          <w:color w:val="1A1D21"/>
-          <w:sz w:val="21"/>
-          <w:szCs w:val="21"/>
-        </w:rPr>
-        <w:t xml:space="preserve">Competitor configuration and benchmarking (own vs competitors) on ratings, Brand Love, sentiment, themes (R-24, R-27, O-9) — CSV / licensed-provider / API sources first.</w:t>
-      </w:r>
-    </w:p>
-    <w:p>
-      <w:pPr>
-        <w:pStyle w:val="ListParagraph"/>
-        <w:numPr>
-          <w:ilvl w:val="0"/>
-          <w:numId w:val="2"/>
-        </w:numPr>
-        <w:spacing w:after="90" w:line="288"/>
-      </w:pPr>
-      <w:r>
-        <w:rPr>
-          <w:rFonts w:ascii="Inter" w:cs="Inter" w:eastAsia="Inter" w:hAnsi="Inter"/>
-          <w:color w:val="1A1D21"/>
-          <w:sz w:val="21"/>
-          <w:szCs w:val="21"/>
-        </w:rPr>
-        <w:t xml:space="preserve">Live web collection (R-25, DPS-7) — enabled only after the client’s legal review and sign-off; until then, competitor data flows through CSV/API/provider.</w:t>
-      </w:r>
-    </w:p>
-    <w:p>
-      <w:pPr>
-        <w:pStyle w:val="ListParagraph"/>
-        <w:numPr>
-          <w:ilvl w:val="0"/>
-          <w:numId w:val="2"/>
-        </w:numPr>
-        <w:spacing w:after="90" w:line="288"/>
-      </w:pPr>
-      <w:r>
-        <w:rPr>
-          <w:rFonts w:ascii="Inter" w:cs="Inter" w:eastAsia="Inter" w:hAnsi="Inter"/>
-          <w:color w:val="1A1D21"/>
-          <w:sz w:val="21"/>
-          <w:szCs w:val="21"/>
-        </w:rPr>
-        <w:t xml:space="preserve">Per-competitor deep-dive (R-28, O-10).</w:t>
-      </w:r>
-    </w:p>
-    <w:p>
-      <w:pPr>
-        <w:pStyle w:val="ListParagraph"/>
-        <w:numPr>
-          <w:ilvl w:val="0"/>
-          <w:numId w:val="2"/>
-        </w:numPr>
-        <w:spacing w:after="90" w:line="288"/>
-      </w:pPr>
-      <w:r>
-        <w:rPr>
-          <w:rFonts w:ascii="Inter" w:cs="Inter" w:eastAsia="Inter" w:hAnsi="Inter"/>
-          <w:color w:val="1A1D21"/>
-          <w:sz w:val="21"/>
-          <w:szCs w:val="21"/>
-        </w:rPr>
-        <w:t xml:space="preserve">Natural-language "ask your data" query with citations (R-17, O-6).</w:t>
-      </w:r>
-    </w:p>
-    <w:p>
-      <w:pPr>
-        <w:pStyle w:val="ListParagraph"/>
-        <w:numPr>
-          <w:ilvl w:val="0"/>
-          <w:numId w:val="2"/>
-        </w:numPr>
-        <w:spacing w:after="90" w:line="288"/>
-      </w:pPr>
-      <w:r>
-        <w:rPr>
-          <w:rFonts w:ascii="Inter" w:cs="Inter" w:eastAsia="Inter" w:hAnsi="Inter"/>
-          <w:color w:val="1A1D21"/>
-          <w:sz w:val="21"/>
-          <w:szCs w:val="21"/>
-        </w:rPr>
-        <w:t xml:space="preserve">Email distribution + reminders (R-4 email); configurable alerts (R-20); slides export.</w:t>
-      </w:r>
     </w:p>
     <w:tbl>
       <w:tblPr>
@@ -7978,7 +8560,7 @@
                 <w:sz w:val="20"/>
                 <w:szCs w:val="20"/>
               </w:rPr>
-              <w:t xml:space="preserve">Advisory note — scope &amp; risk</w:t>
+              <w:t xml:space="preserve">MVP note on Trust depth</w:t>
             </w:r>
           </w:p>
           <w:p>
@@ -7992,35 +8574,7 @@
                 <w:sz w:val="20"/>
                 <w:szCs w:val="20"/>
               </w:rPr>
-              <w:t xml:space="preserve">Competitive intelligence and web collection are the biggest additions in v2 and materially expand the build.</w:t>
-            </w:r>
-          </w:p>
-          <w:p>
-            <w:pPr>
-              <w:spacing w:after="40" w:line="276"/>
-            </w:pPr>
-            <w:r>
-              <w:rPr>
-                <w:rFonts w:ascii="Inter" w:cs="Inter" w:eastAsia="Inter" w:hAnsi="Inter"/>
-                <w:color w:val="1A1D21"/>
-                <w:sz w:val="20"/>
-                <w:szCs w:val="20"/>
-              </w:rPr>
-              <w:t xml:space="preserve">The MVP delivers the aggregate unified-customer view and the data model that holds competitor brands; standing up compliant collection (legal review, source integrations, matching/normalization, freshness) is Phase 1 so the MVP is not gated on it.</w:t>
-            </w:r>
-          </w:p>
-          <w:p>
-            <w:pPr>
-              <w:spacing w:after="40" w:line="276"/>
-            </w:pPr>
-            <w:r>
-              <w:rPr>
-                <w:rFonts w:ascii="Inter" w:cs="Inter" w:eastAsia="Inter" w:hAnsi="Inter"/>
-                <w:color w:val="1A1D21"/>
-                <w:sz w:val="20"/>
-                <w:szCs w:val="20"/>
-              </w:rPr>
-              <w:t xml:space="preserve">This sequencing is a recommendation — say the word and we’ll re-weight.</w:t>
+              <w:t xml:space="preserve">The MVP can ship with a single-item trust rating plus inferred trust from open text; the full multi-item driver battery (reliability/integrity/benevolence/security) can be a fast-follow if it risks the MVP timeline. See Q-14.</w:t>
             </w:r>
           </w:p>
         </w:tc>
@@ -8028,6 +8582,11 @@
     </w:tbl>
     <w:p>
       <w:pPr>
+        <w:spacing w:after="60"/>
+      </w:pPr>
+    </w:p>
+    <w:p>
+      <w:pPr>
         <w:spacing w:after="90" w:before="200"/>
       </w:pPr>
       <w:r>
@@ -8039,26 +8598,83 @@
           <w:sz w:val="22"/>
           <w:szCs w:val="22"/>
         </w:rPr>
-        <w:t xml:space="preserve">Phase 2 — Connectors &amp; scale</w:t>
-      </w:r>
-    </w:p>
-    <w:p>
-      <w:pPr>
-        <w:pStyle w:val="ListParagraph"/>
-        <w:numPr>
-          <w:ilvl w:val="0"/>
-          <w:numId w:val="2"/>
-        </w:numPr>
-        <w:spacing w:after="90" w:line="288"/>
-      </w:pPr>
-      <w:r>
-        <w:rPr>
-          <w:rFonts w:ascii="Inter" w:cs="Inter" w:eastAsia="Inter" w:hAnsi="Inter"/>
-          <w:color w:val="1A1D21"/>
-          <w:sz w:val="21"/>
-          <w:szCs w:val="21"/>
-        </w:rPr>
-        <w:t xml:space="preserve">Additional sanctioned connectors; larger-volume background processing (NFR-5); multi-language expansion (Q-4); team collaboration (shared workspaces, comments, saved views).</w:t>
+        <w:t xml:space="preserve">Phase 1 — Competitive insight &amp; distribution</w:t>
+      </w:r>
+    </w:p>
+    <w:p>
+      <w:pPr>
+        <w:pStyle w:val="ListParagraph"/>
+        <w:numPr>
+          <w:ilvl w:val="0"/>
+          <w:numId w:val="2"/>
+        </w:numPr>
+        <w:spacing w:after="90" w:line="288"/>
+      </w:pPr>
+      <w:r>
+        <w:rPr>
+          <w:rFonts w:ascii="Inter" w:cs="Inter" w:eastAsia="Inter" w:hAnsi="Inter"/>
+          <w:color w:val="1A1D21"/>
+          <w:sz w:val="21"/>
+          <w:szCs w:val="21"/>
+        </w:rPr>
+        <w:t xml:space="preserve">Competitor configuration and benchmarking (own vs competitors) on ratings, Brand Love, Trust, sentiment, themes (R-24, R-27, O-9) — CSV / licensed-provider / API sources first.</w:t>
+      </w:r>
+    </w:p>
+    <w:p>
+      <w:pPr>
+        <w:pStyle w:val="ListParagraph"/>
+        <w:numPr>
+          <w:ilvl w:val="0"/>
+          <w:numId w:val="2"/>
+        </w:numPr>
+        <w:spacing w:after="90" w:line="288"/>
+      </w:pPr>
+      <w:r>
+        <w:rPr>
+          <w:rFonts w:ascii="Inter" w:cs="Inter" w:eastAsia="Inter" w:hAnsi="Inter"/>
+          <w:color w:val="1A1D21"/>
+          <w:sz w:val="21"/>
+          <w:szCs w:val="21"/>
+        </w:rPr>
+        <w:t xml:space="preserve">Live web collection (R-25, DPS-7) — enabled only after the client’s legal review and sign-off.</w:t>
+      </w:r>
+    </w:p>
+    <w:p>
+      <w:pPr>
+        <w:pStyle w:val="ListParagraph"/>
+        <w:numPr>
+          <w:ilvl w:val="0"/>
+          <w:numId w:val="2"/>
+        </w:numPr>
+        <w:spacing w:after="90" w:line="288"/>
+      </w:pPr>
+      <w:r>
+        <w:rPr>
+          <w:rFonts w:ascii="Inter" w:cs="Inter" w:eastAsia="Inter" w:hAnsi="Inter"/>
+          <w:color w:val="1A1D21"/>
+          <w:sz w:val="21"/>
+          <w:szCs w:val="21"/>
+        </w:rPr>
+        <w:t xml:space="preserve">Per-competitor deep-dive (R-28, O-10).</w:t>
+      </w:r>
+    </w:p>
+    <w:p>
+      <w:pPr>
+        <w:pStyle w:val="ListParagraph"/>
+        <w:numPr>
+          <w:ilvl w:val="0"/>
+          <w:numId w:val="2"/>
+        </w:numPr>
+        <w:spacing w:after="90" w:line="288"/>
+      </w:pPr>
+      <w:r>
+        <w:rPr>
+          <w:rFonts w:ascii="Inter" w:cs="Inter" w:eastAsia="Inter" w:hAnsi="Inter"/>
+          <w:color w:val="1A1D21"/>
+          <w:sz w:val="21"/>
+          <w:szCs w:val="21"/>
+        </w:rPr>
+        <w:t xml:space="preserve">Natural-language "ask your data" query (R-17, O-6); email distribution (R-4 email); alerts (R-20); slides export.</w:t>
       </w:r>
     </w:p>
     <w:p>
@@ -8074,6 +8690,41 @@
           <w:sz w:val="22"/>
           <w:szCs w:val="22"/>
         </w:rPr>
+        <w:t xml:space="preserve">Phase 2 — Connectors &amp; scale</w:t>
+      </w:r>
+    </w:p>
+    <w:p>
+      <w:pPr>
+        <w:pStyle w:val="ListParagraph"/>
+        <w:numPr>
+          <w:ilvl w:val="0"/>
+          <w:numId w:val="2"/>
+        </w:numPr>
+        <w:spacing w:after="90" w:line="288"/>
+      </w:pPr>
+      <w:r>
+        <w:rPr>
+          <w:rFonts w:ascii="Inter" w:cs="Inter" w:eastAsia="Inter" w:hAnsi="Inter"/>
+          <w:color w:val="1A1D21"/>
+          <w:sz w:val="21"/>
+          <w:szCs w:val="21"/>
+        </w:rPr>
+        <w:t xml:space="preserve">Additional sanctioned connectors; larger-volume background processing (NFR-5); multi-language expansion (Q-4); team collaboration.</w:t>
+      </w:r>
+    </w:p>
+    <w:p>
+      <w:pPr>
+        <w:spacing w:after="90" w:before="200"/>
+      </w:pPr>
+      <w:r>
+        <w:rPr>
+          <w:rFonts w:ascii="Inter" w:cs="Inter" w:eastAsia="Inter" w:hAnsi="Inter"/>
+          <w:b/>
+          <w:bCs/>
+          <w:color w:val="1A1D21"/>
+          <w:sz w:val="22"/>
+          <w:szCs w:val="22"/>
+        </w:rPr>
         <w:t xml:space="preserve">Phase 3 — Advanced insight</w:t>
       </w:r>
     </w:p>
@@ -8093,7 +8744,7 @@
           <w:sz w:val="21"/>
           <w:szCs w:val="21"/>
         </w:rPr>
-        <w:t xml:space="preserve">Driver analysis (what most influences rating / Brand Love); benchmarking against prior periods and optional, opt-in, anonymized peer norms; a research assistant that proposes surveys from the gaps it finds.</w:t>
+        <w:t xml:space="preserve">Driver analysis — what most influences Brand Love and Trust; the love-type distinction (passion vs. intimacy/loyalty, per Nobre 2011) and a resilience measure (does sentiment/repurchase hold after a negative event); benchmarking vs prior periods and optional, opt-in, anonymized peer norms; a research assistant that proposes surveys from the gaps it finds.</w:t>
       </w:r>
     </w:p>
     <w:p>
@@ -8219,7 +8870,7 @@
           <w:sz w:val="21"/>
           <w:szCs w:val="21"/>
         </w:rPr>
-        <w:t xml:space="preserve">Build vs. buy the survey engine — build collection natively, or wrap an existing component and focus the build on the AI/analysis layer?</w:t>
+        <w:t xml:space="preserve">Build vs. buy the survey engine — build collection natively, or wrap an existing component?</w:t>
       </w:r>
     </w:p>
     <w:p>
@@ -8429,7 +9080,7 @@
           <w:sz w:val="21"/>
           <w:szCs w:val="21"/>
         </w:rPr>
-        <w:t xml:space="preserve">Brand-love framework — resolved: Brand Love is a first-class scale and lens. Remaining: ground it in a published framework (e.g., Ahuvia) for the inferred-from-text read and Index formula? Is "Ambiguity" the final middle label (vs. "Ambivalence"/"Neutral")?</w:t>
+        <w:t xml:space="preserve">Brand-love framework — resolved: grounded in Batra/Ahuvia/Bagozzi (2012). Confirm "Ambiguity" as the middle label (vs. "Ambivalence"/"Neutral").</w:t>
       </w:r>
     </w:p>
     <w:p>
@@ -8459,7 +9110,7 @@
           <w:sz w:val="21"/>
           <w:szCs w:val="21"/>
         </w:rPr>
-        <w:t xml:space="preserve">Competitors &amp; sources — which competitors to track first, and which review sources (sites/APIs/providers) matter most in your market?</w:t>
+        <w:t xml:space="preserve">Competitors &amp; sources — which competitors to track first, and which review sources matter most?</w:t>
       </w:r>
     </w:p>
     <w:p>
@@ -8489,7 +9140,7 @@
           <w:sz w:val="21"/>
           <w:szCs w:val="21"/>
         </w:rPr>
-        <w:t xml:space="preserve">Collection method &amp; legal sign-off — confirm the API / licensed-provider / public-web mix, and who provides the legal review that gates live web collection (DPS-7). Recommendation: start on APIs/licensed data; add public-web after counsel sign-off.</w:t>
+        <w:t xml:space="preserve">Collection method &amp; legal sign-off — confirm the API / licensed-provider / public-web mix, and who provides the legal review that gates live web collection (DPS-7).</w:t>
       </w:r>
     </w:p>
     <w:p>
@@ -8550,6 +9201,66 @@
           <w:szCs w:val="21"/>
         </w:rPr>
         <w:t xml:space="preserve">Collected-data retention — how long should collected competitor/web data be retained?</w:t>
+      </w:r>
+    </w:p>
+    <w:p>
+      <w:pPr>
+        <w:pStyle w:val="ListParagraph"/>
+        <w:numPr>
+          <w:ilvl w:val="0"/>
+          <w:numId w:val="2"/>
+        </w:numPr>
+        <w:spacing w:after="90" w:line="288"/>
+      </w:pPr>
+      <w:r>
+        <w:rPr>
+          <w:rFonts w:ascii="JetBrains Mono" w:cs="JetBrains Mono" w:eastAsia="JetBrains Mono" w:hAnsi="JetBrains Mono"/>
+          <w:b/>
+          <w:bCs/>
+          <w:color w:val="D9763A"/>
+          <w:sz w:val="20"/>
+          <w:szCs w:val="20"/>
+        </w:rPr>
+        <w:t xml:space="preserve">Q-14  </w:t>
+      </w:r>
+      <w:r>
+        <w:rPr>
+          <w:rFonts w:ascii="Inter" w:cs="Inter" w:eastAsia="Inter" w:hAnsi="Inter"/>
+          <w:color w:val="1A1D21"/>
+          <w:sz w:val="21"/>
+          <w:szCs w:val="21"/>
+        </w:rPr>
+        <w:t xml:space="preserve">Trust depth for v1 — single-item trust rating plus inference, or the full multi-item driver battery? (Recommendation: single-item + inference in the MVP; driver battery as a fast-follow.)</w:t>
+      </w:r>
+    </w:p>
+    <w:p>
+      <w:pPr>
+        <w:pStyle w:val="ListParagraph"/>
+        <w:numPr>
+          <w:ilvl w:val="0"/>
+          <w:numId w:val="2"/>
+        </w:numPr>
+        <w:spacing w:after="90" w:line="288"/>
+      </w:pPr>
+      <w:r>
+        <w:rPr>
+          <w:rFonts w:ascii="JetBrains Mono" w:cs="JetBrains Mono" w:eastAsia="JetBrains Mono" w:hAnsi="JetBrains Mono"/>
+          <w:b/>
+          <w:bCs/>
+          <w:color w:val="D9763A"/>
+          <w:sz w:val="20"/>
+          <w:szCs w:val="20"/>
+        </w:rPr>
+        <w:t xml:space="preserve">Q-15  </w:t>
+      </w:r>
+      <w:r>
+        <w:rPr>
+          <w:rFonts w:ascii="Inter" w:cs="Inter" w:eastAsia="Inter" w:hAnsi="Inter"/>
+          <w:color w:val="1A1D21"/>
+          <w:sz w:val="21"/>
+          <w:szCs w:val="21"/>
+        </w:rPr>
+        <w:t xml:space="preserve">Trust driver taxonomy — confirm reliability / integrity / benevolence / security-privacy as the drivers, and the Trust Index formula (proposed net: %positive-trust − %negative-trust on the normalized scale).</w:t>
       </w:r>
     </w:p>
     <w:p>

--- a/AAA_Insights_PRD.docx
+++ b/AAA_Insights_PRD.docx
@@ -133,7 +133,7 @@
           <w:sz w:val="18"/>
           <w:szCs w:val="18"/>
         </w:rPr>
-        <w:t xml:space="preserve">v3 — Draft (Trust extension)</w:t>
+        <w:t xml:space="preserve">v5 — Draft (Closed-Loop / Service Recovery pillar added)</w:t>
       </w:r>
     </w:p>
     <w:p>
@@ -156,7 +156,7 @@
           <w:sz w:val="18"/>
           <w:szCs w:val="18"/>
         </w:rPr>
-        <w:t xml:space="preserve">2026-07-14</w:t>
+        <w:t xml:space="preserve">2026-07-27</w:t>
       </w:r>
     </w:p>
     <w:p>
@@ -273,7 +273,7 @@
           <w:sz w:val="17"/>
           <w:szCs w:val="17"/>
         </w:rPr>
-        <w:t xml:space="preserve">WHAT CHANGED IN V3</w:t>
+        <w:t xml:space="preserve">WHAT CHANGED IN V5</w:t>
       </w:r>
     </w:p>
     <w:p>
@@ -332,7 +332,7 @@
                 <w:sz w:val="20"/>
                 <w:szCs w:val="20"/>
               </w:rPr>
-              <w:t xml:space="preserve">Revised 2026-07-14 — Trust extension</w:t>
+              <w:t xml:space="preserve">Revised 2026-07-27 — Closed-Loop / Service Recovery pillar</w:t>
             </w:r>
           </w:p>
           <w:p>
@@ -346,7 +346,7 @@
                 <w:sz w:val="20"/>
                 <w:szCs w:val="20"/>
               </w:rPr>
-              <w:t xml:space="preserve">• Brand Trust added as a first-class indicator that complements Brand Love (love is the emotional pull; trust is confidence the brand is reliable, honest, and acts in your interest).</w:t>
+              <w:t xml:space="preserve">• Added the shift from measuring sentiment to actively managing it: opt-in respondent contactability, signal-driven triggers, and a first-class RecoveryCase with a status lifecycle.</w:t>
             </w:r>
           </w:p>
           <w:p>
@@ -360,7 +360,7 @@
                 <w:sz w:val="20"/>
                 <w:szCs w:val="20"/>
               </w:rPr>
-              <w:t xml:space="preserve">• A Trust question type (single-item + optional driver battery: reliability, integrity, benevolence, security/privacy), a Trust Index, and trust inferred from open text.</w:t>
+              <w:t xml:space="preserve">• Hand-off to the tools a company already uses (helpdesk / CRM / email) via connectors, plus recovery measurement — did Brand Love / Trust actually rebuild? — and reinforcement plays for satisfied customers.</w:t>
             </w:r>
           </w:p>
           <w:p>
@@ -374,7 +374,7 @@
                 <w:sz w:val="20"/>
                 <w:szCs w:val="20"/>
               </w:rPr>
-              <w:t xml:space="preserve">• A Love × Trust segmentation — Devoted / Infatuated (fragile) / Dependable / At-risk — with a recommended action per quadrant.</w:t>
+              <w:t xml:space="preserve">• Delivered as posture #2 (orchestrate + measure), architected for #3 (native workflow) — the RecoveryCase and its measurement are owned internally, so #3 is an evolution, not a rewrite.</w:t>
             </w:r>
           </w:p>
           <w:p>
@@ -388,7 +388,7 @@
                 <w:sz w:val="20"/>
                 <w:szCs w:val="20"/>
               </w:rPr>
-              <w:t xml:space="preserve">• Grounded in the library: Wardani &amp; Gustia (2016) — trust bridges satisfaction to attachment; Nobre (2011) — passion-love without trust is fragile.</w:t>
+              <w:t xml:space="preserve">• Grounded in the service-recovery paradox: a well-resolved complaint can leave a customer more loyal than if nothing had gone wrong.</w:t>
             </w:r>
           </w:p>
           <w:p>
@@ -402,7 +402,7 @@
                 <w:sz w:val="20"/>
                 <w:szCs w:val="20"/>
               </w:rPr>
-              <w:t xml:space="preserve">  (v2 added: aggregate unified-customer view, competitors, lawful collection under DPS-7, the Brand Love scale, and the data model.)</w:t>
+              <w:t xml:space="preserve">  (v4 resolved all 15 open questions; v3 added Brand Trust; v2 added the unified-customer view, competitors, lawful collection, Brand Love, and the data model.)</w:t>
             </w:r>
           </w:p>
         </w:tc>
@@ -923,7 +923,7 @@
           <w:sz w:val="22"/>
           <w:szCs w:val="22"/>
         </w:rPr>
-        <w:t xml:space="preserve">Open questions</w:t>
+        <w:t xml:space="preserve">Decisions (resolved)</w:t>
       </w:r>
       <w:ptab w:alignment="right" w:relativeTo="margin" w:leader="dot"/>
       <w:r>
@@ -1509,7 +1509,7 @@
           <w:sz w:val="26"/>
           <w:szCs w:val="26"/>
         </w:rPr>
-        <w:t xml:space="preserve">Seven commitments that shape every design decision.</w:t>
+        <w:t xml:space="preserve">Eight commitments that shape every design decision.</w:t>
       </w:r>
     </w:p>
     <w:p>
@@ -1605,7 +1605,7 @@
           <w:sz w:val="21"/>
           <w:szCs w:val="21"/>
         </w:rPr>
-        <w:t xml:space="preserve">Survey definition — built by an admin or AI-generated. Question types include single-select, multi-select, rating/scale, open text, the Brand Love scale (Love / Like / Ambiguity / Dislike / Hate), and the Trust battery (a single-item trust rating and/or a short driver battery: reliability, integrity, benevolence, security/privacy).</w:t>
+        <w:t xml:space="preserve">Survey definition — built by an admin or AI-generated. Question types include single-select, multi-select, rating/scale, open text, the Brand Love scale (Love / Like / Ambivalence / Dislike / Hate), and the Trust battery (a single-item trust rating and/or a short driver battery: reliability, integrity, benevolence, security/privacy).</w:t>
       </w:r>
     </w:p>
     <w:p>
@@ -1846,6 +1846,66 @@
           <w:szCs w:val="21"/>
         </w:rPr>
         <w:t xml:space="preserve">Externally-collected feedback — reviews/ratings/comments about the own brand and tracked competitors from public web pages, review-site APIs, or a licensed provider (source URL, capture date, brand, rating, text).</w:t>
+      </w:r>
+    </w:p>
+    <w:p>
+      <w:pPr>
+        <w:pStyle w:val="ListParagraph"/>
+        <w:numPr>
+          <w:ilvl w:val="0"/>
+          <w:numId w:val="2"/>
+        </w:numPr>
+        <w:spacing w:after="90" w:line="288"/>
+      </w:pPr>
+      <w:r>
+        <w:rPr>
+          <w:rFonts w:ascii="JetBrains Mono" w:cs="JetBrains Mono" w:eastAsia="JetBrains Mono" w:hAnsi="JetBrains Mono"/>
+          <w:b/>
+          <w:bCs/>
+          <w:color w:val="D9763A"/>
+          <w:sz w:val="20"/>
+          <w:szCs w:val="20"/>
+        </w:rPr>
+        <w:t xml:space="preserve">I-10  </w:t>
+      </w:r>
+      <w:r>
+        <w:rPr>
+          <w:rFonts w:ascii="Inter" w:cs="Inter" w:eastAsia="Inter" w:hAnsi="Inter"/>
+          <w:color w:val="1A1D21"/>
+          <w:sz w:val="21"/>
+          <w:szCs w:val="21"/>
+        </w:rPr>
+        <w:t xml:space="preserve">(v5) Respondent contact &amp; consent — optional, opt-in contact details a respondent provides so the company may follow up (e.g., email). Anonymous-by-default is preserved (INV-5, INV-13).</w:t>
+      </w:r>
+    </w:p>
+    <w:p>
+      <w:pPr>
+        <w:pStyle w:val="ListParagraph"/>
+        <w:numPr>
+          <w:ilvl w:val="0"/>
+          <w:numId w:val="2"/>
+        </w:numPr>
+        <w:spacing w:after="90" w:line="288"/>
+      </w:pPr>
+      <w:r>
+        <w:rPr>
+          <w:rFonts w:ascii="JetBrains Mono" w:cs="JetBrains Mono" w:eastAsia="JetBrains Mono" w:hAnsi="JetBrains Mono"/>
+          <w:b/>
+          <w:bCs/>
+          <w:color w:val="D9763A"/>
+          <w:sz w:val="20"/>
+          <w:szCs w:val="20"/>
+        </w:rPr>
+        <w:t xml:space="preserve">I-11  </w:t>
+      </w:r>
+      <w:r>
+        <w:rPr>
+          <w:rFonts w:ascii="Inter" w:cs="Inter" w:eastAsia="Inter" w:hAnsi="Inter"/>
+          <w:color w:val="1A1D21"/>
+          <w:sz w:val="21"/>
+          <w:szCs w:val="21"/>
+        </w:rPr>
+        <w:t xml:space="preserve">(v5) Recovery rules &amp; routing config — admin-defined triggers (which signals open a case) and routing (which owner/queue or external tool a case is handed to).</w:t>
       </w:r>
     </w:p>
     <w:p>
@@ -2241,7 +2301,7 @@
           <w:sz w:val="21"/>
           <w:szCs w:val="21"/>
         </w:rPr>
-        <w:t xml:space="preserve">Brand Love read — the distribution across Love / Like / Ambiguity / Dislike / Hate and a Brand Love Index (share of Love+Like minus share of Dislike+Hate), per company and competitor, over time.</w:t>
+        <w:t xml:space="preserve">Brand Love read — the distribution across Love / Like / Ambivalence / Dislike / Hate and a Brand Love Index (share of Love+Like minus share of Dislike+Hate), per company and competitor, over time.</w:t>
       </w:r>
     </w:p>
     <w:p>
@@ -2592,6 +2652,96 @@
     </w:tbl>
     <w:p>
       <w:pPr>
+        <w:pStyle w:val="ListParagraph"/>
+        <w:numPr>
+          <w:ilvl w:val="0"/>
+          <w:numId w:val="2"/>
+        </w:numPr>
+        <w:spacing w:after="90" w:line="288"/>
+      </w:pPr>
+      <w:r>
+        <w:rPr>
+          <w:rFonts w:ascii="JetBrains Mono" w:cs="JetBrains Mono" w:eastAsia="JetBrains Mono" w:hAnsi="JetBrains Mono"/>
+          <w:b/>
+          <w:bCs/>
+          <w:color w:val="D9763A"/>
+          <w:sz w:val="20"/>
+          <w:szCs w:val="20"/>
+        </w:rPr>
+        <w:t xml:space="preserve">O-14  </w:t>
+      </w:r>
+      <w:r>
+        <w:rPr>
+          <w:rFonts w:ascii="Inter" w:cs="Inter" w:eastAsia="Inter" w:hAnsi="Inter"/>
+          <w:color w:val="1A1D21"/>
+          <w:sz w:val="21"/>
+          <w:szCs w:val="21"/>
+        </w:rPr>
+        <w:t xml:space="preserve">(v5) Recovery case — a tracked case opened from a dissatisfaction signal: the linked feedback, contact (if consented), owner, status (open → in-progress → resolved), and resolution notes.</w:t>
+      </w:r>
+    </w:p>
+    <w:p>
+      <w:pPr>
+        <w:pStyle w:val="ListParagraph"/>
+        <w:numPr>
+          <w:ilvl w:val="0"/>
+          <w:numId w:val="2"/>
+        </w:numPr>
+        <w:spacing w:after="90" w:line="288"/>
+      </w:pPr>
+      <w:r>
+        <w:rPr>
+          <w:rFonts w:ascii="JetBrains Mono" w:cs="JetBrains Mono" w:eastAsia="JetBrains Mono" w:hAnsi="JetBrains Mono"/>
+          <w:b/>
+          <w:bCs/>
+          <w:color w:val="D9763A"/>
+          <w:sz w:val="20"/>
+          <w:szCs w:val="20"/>
+        </w:rPr>
+        <w:t xml:space="preserve">O-15  </w:t>
+      </w:r>
+      <w:r>
+        <w:rPr>
+          <w:rFonts w:ascii="Inter" w:cs="Inter" w:eastAsia="Inter" w:hAnsi="Inter"/>
+          <w:color w:val="1A1D21"/>
+          <w:sz w:val="21"/>
+          <w:szCs w:val="21"/>
+        </w:rPr>
+        <w:t xml:space="preserve">(v5) Recovery metrics — recovery rate, time-to-resolve, and the change in Brand Love / Trust before vs. after resolution (the service-recovery outcome).</w:t>
+      </w:r>
+    </w:p>
+    <w:p>
+      <w:pPr>
+        <w:pStyle w:val="ListParagraph"/>
+        <w:numPr>
+          <w:ilvl w:val="0"/>
+          <w:numId w:val="2"/>
+        </w:numPr>
+        <w:spacing w:after="90" w:line="288"/>
+      </w:pPr>
+      <w:r>
+        <w:rPr>
+          <w:rFonts w:ascii="JetBrains Mono" w:cs="JetBrains Mono" w:eastAsia="JetBrains Mono" w:hAnsi="JetBrains Mono"/>
+          <w:b/>
+          <w:bCs/>
+          <w:color w:val="D9763A"/>
+          <w:sz w:val="20"/>
+          <w:szCs w:val="20"/>
+        </w:rPr>
+        <w:t xml:space="preserve">O-16  </w:t>
+      </w:r>
+      <w:r>
+        <w:rPr>
+          <w:rFonts w:ascii="Inter" w:cs="Inter" w:eastAsia="Inter" w:hAnsi="Inter"/>
+          <w:color w:val="1A1D21"/>
+          <w:sz w:val="21"/>
+          <w:szCs w:val="21"/>
+        </w:rPr>
+        <w:t xml:space="preserve">(v5) Reinforcement prompts — for satisfied/loved customers, opt-in prompts to review, refer, or advocate.</w:t>
+      </w:r>
+    </w:p>
+    <w:p>
+      <w:pPr>
         <w:spacing w:after="80" w:before="360"/>
       </w:pPr>
       <w:r>
@@ -3529,6 +3679,232 @@
           <w:sz w:val="22"/>
           <w:szCs w:val="22"/>
         </w:rPr>
+        <w:t xml:space="preserve">Closed-loop &amp; service recovery  (v5 — posture #2, architected for #3)</w:t>
+      </w:r>
+    </w:p>
+    <w:p>
+      <w:pPr>
+        <w:pStyle w:val="ListParagraph"/>
+        <w:numPr>
+          <w:ilvl w:val="0"/>
+          <w:numId w:val="2"/>
+        </w:numPr>
+        <w:spacing w:after="90" w:line="288"/>
+      </w:pPr>
+      <w:r>
+        <w:rPr>
+          <w:rFonts w:ascii="JetBrains Mono" w:cs="JetBrains Mono" w:eastAsia="JetBrains Mono" w:hAnsi="JetBrains Mono"/>
+          <w:b/>
+          <w:bCs/>
+          <w:color w:val="D9763A"/>
+          <w:sz w:val="20"/>
+          <w:szCs w:val="20"/>
+        </w:rPr>
+        <w:t xml:space="preserve">R-34  </w:t>
+      </w:r>
+      <w:r>
+        <w:rPr>
+          <w:rFonts w:ascii="Inter" w:cs="Inter" w:eastAsia="Inter" w:hAnsi="Inter"/>
+          <w:color w:val="1A1D21"/>
+          <w:sz w:val="21"/>
+          <w:szCs w:val="21"/>
+        </w:rPr>
+        <w:t xml:space="preserve">Let a respondent opt in to be contacted for follow-up (e.g., leave an email); contact is never required and is stored under consent (INV-5, INV-13, DPS-10).</w:t>
+      </w:r>
+    </w:p>
+    <w:p>
+      <w:pPr>
+        <w:pStyle w:val="ListParagraph"/>
+        <w:numPr>
+          <w:ilvl w:val="0"/>
+          <w:numId w:val="2"/>
+        </w:numPr>
+        <w:spacing w:after="90" w:line="288"/>
+      </w:pPr>
+      <w:r>
+        <w:rPr>
+          <w:rFonts w:ascii="JetBrains Mono" w:cs="JetBrains Mono" w:eastAsia="JetBrains Mono" w:hAnsi="JetBrains Mono"/>
+          <w:b/>
+          <w:bCs/>
+          <w:color w:val="D9763A"/>
+          <w:sz w:val="20"/>
+          <w:szCs w:val="20"/>
+        </w:rPr>
+        <w:t xml:space="preserve">R-35  </w:t>
+      </w:r>
+      <w:r>
+        <w:rPr>
+          <w:rFonts w:ascii="Inter" w:cs="Inter" w:eastAsia="Inter" w:hAnsi="Inter"/>
+          <w:color w:val="1A1D21"/>
+          <w:sz w:val="21"/>
+          <w:szCs w:val="21"/>
+        </w:rPr>
+        <w:t xml:space="preserve">Configurable triggers — a dissatisfaction signal (Dislike/Hate, low Trust, At-risk quadrant, negative-sentiment spike, rating below a floor) opens a RecoveryCase in near-real-time.</w:t>
+      </w:r>
+    </w:p>
+    <w:p>
+      <w:pPr>
+        <w:pStyle w:val="ListParagraph"/>
+        <w:numPr>
+          <w:ilvl w:val="0"/>
+          <w:numId w:val="2"/>
+        </w:numPr>
+        <w:spacing w:after="90" w:line="288"/>
+      </w:pPr>
+      <w:r>
+        <w:rPr>
+          <w:rFonts w:ascii="JetBrains Mono" w:cs="JetBrains Mono" w:eastAsia="JetBrains Mono" w:hAnsi="JetBrains Mono"/>
+          <w:b/>
+          <w:bCs/>
+          <w:color w:val="D9763A"/>
+          <w:sz w:val="20"/>
+          <w:szCs w:val="20"/>
+        </w:rPr>
+        <w:t xml:space="preserve">R-36  </w:t>
+      </w:r>
+      <w:r>
+        <w:rPr>
+          <w:rFonts w:ascii="Inter" w:cs="Inter" w:eastAsia="Inter" w:hAnsi="Inter"/>
+          <w:color w:val="1A1D21"/>
+          <w:sz w:val="21"/>
+          <w:szCs w:val="21"/>
+        </w:rPr>
+        <w:t xml:space="preserve">A RecoveryCase carries the linked feedback, contact (if consented), an owner, a status lifecycle (open → in-progress → resolved), and resolution notes. The case and its lifecycle are owned internally — this is what makes native workflow (#3) an evolution, not a rewrite.</w:t>
+      </w:r>
+    </w:p>
+    <w:p>
+      <w:pPr>
+        <w:pStyle w:val="ListParagraph"/>
+        <w:numPr>
+          <w:ilvl w:val="0"/>
+          <w:numId w:val="2"/>
+        </w:numPr>
+        <w:spacing w:after="90" w:line="288"/>
+      </w:pPr>
+      <w:r>
+        <w:rPr>
+          <w:rFonts w:ascii="JetBrains Mono" w:cs="JetBrains Mono" w:eastAsia="JetBrains Mono" w:hAnsi="JetBrains Mono"/>
+          <w:b/>
+          <w:bCs/>
+          <w:color w:val="D9763A"/>
+          <w:sz w:val="20"/>
+          <w:szCs w:val="20"/>
+        </w:rPr>
+        <w:t xml:space="preserve">R-37  </w:t>
+      </w:r>
+      <w:r>
+        <w:rPr>
+          <w:rFonts w:ascii="Inter" w:cs="Inter" w:eastAsia="Inter" w:hAnsi="Inter"/>
+          <w:color w:val="1A1D21"/>
+          <w:sz w:val="21"/>
+          <w:szCs w:val="21"/>
+        </w:rPr>
+        <w:t xml:space="preserve">Hand off / integrate — dispatch a case or action to an external tool the company already uses (helpdesk, CRM, email) via a connector; status changes round-trip back to the RecoveryCase.</w:t>
+      </w:r>
+    </w:p>
+    <w:p>
+      <w:pPr>
+        <w:pStyle w:val="ListParagraph"/>
+        <w:numPr>
+          <w:ilvl w:val="0"/>
+          <w:numId w:val="2"/>
+        </w:numPr>
+        <w:spacing w:after="90" w:line="288"/>
+      </w:pPr>
+      <w:r>
+        <w:rPr>
+          <w:rFonts w:ascii="JetBrains Mono" w:cs="JetBrains Mono" w:eastAsia="JetBrains Mono" w:hAnsi="JetBrains Mono"/>
+          <w:b/>
+          <w:bCs/>
+          <w:color w:val="D9763A"/>
+          <w:sz w:val="20"/>
+          <w:szCs w:val="20"/>
+        </w:rPr>
+        <w:t xml:space="preserve">R-38  </w:t>
+      </w:r>
+      <w:r>
+        <w:rPr>
+          <w:rFonts w:ascii="Inter" w:cs="Inter" w:eastAsia="Inter" w:hAnsi="Inter"/>
+          <w:color w:val="1A1D21"/>
+          <w:sz w:val="21"/>
+          <w:szCs w:val="21"/>
+        </w:rPr>
+        <w:t xml:space="preserve">Measure recovery — after resolution, re-measure sentiment / Brand Love / Trust for that customer or segment and compute a recovery rate and time-to-resolve (O-15).</w:t>
+      </w:r>
+    </w:p>
+    <w:p>
+      <w:pPr>
+        <w:pStyle w:val="ListParagraph"/>
+        <w:numPr>
+          <w:ilvl w:val="0"/>
+          <w:numId w:val="2"/>
+        </w:numPr>
+        <w:spacing w:after="90" w:line="288"/>
+      </w:pPr>
+      <w:r>
+        <w:rPr>
+          <w:rFonts w:ascii="JetBrains Mono" w:cs="JetBrains Mono" w:eastAsia="JetBrains Mono" w:hAnsi="JetBrains Mono"/>
+          <w:b/>
+          <w:bCs/>
+          <w:color w:val="D9763A"/>
+          <w:sz w:val="20"/>
+          <w:szCs w:val="20"/>
+        </w:rPr>
+        <w:t xml:space="preserve">R-39  </w:t>
+      </w:r>
+      <w:r>
+        <w:rPr>
+          <w:rFonts w:ascii="Inter" w:cs="Inter" w:eastAsia="Inter" w:hAnsi="Inter"/>
+          <w:color w:val="1A1D21"/>
+          <w:sz w:val="21"/>
+          <w:szCs w:val="21"/>
+        </w:rPr>
+        <w:t xml:space="preserve">Reinforce the satisfied — for Devoted/loved customers, generate opt-in prompts to review, refer, or advocate (O-16).</w:t>
+      </w:r>
+    </w:p>
+    <w:p>
+      <w:pPr>
+        <w:pStyle w:val="ListParagraph"/>
+        <w:numPr>
+          <w:ilvl w:val="0"/>
+          <w:numId w:val="2"/>
+        </w:numPr>
+        <w:spacing w:after="90" w:line="288"/>
+      </w:pPr>
+      <w:r>
+        <w:rPr>
+          <w:rFonts w:ascii="JetBrains Mono" w:cs="JetBrains Mono" w:eastAsia="JetBrains Mono" w:hAnsi="JetBrains Mono"/>
+          <w:b/>
+          <w:bCs/>
+          <w:color w:val="D9763A"/>
+          <w:sz w:val="20"/>
+          <w:szCs w:val="20"/>
+        </w:rPr>
+        <w:t xml:space="preserve">R-40  </w:t>
+      </w:r>
+      <w:r>
+        <w:rPr>
+          <w:rFonts w:ascii="Inter" w:cs="Inter" w:eastAsia="Inter" w:hAnsi="Inter"/>
+          <w:color w:val="1A1D21"/>
+          <w:sz w:val="21"/>
+          <w:szCs w:val="21"/>
+        </w:rPr>
+        <w:t xml:space="preserve">Prioritize open dissatisfaction cases by predicted value/risk (Love × Trust quadrant, trust drivers, volume) so the highest-leverage recoveries surface first.</w:t>
+      </w:r>
+    </w:p>
+    <w:p>
+      <w:pPr>
+        <w:spacing w:after="90" w:before="200"/>
+      </w:pPr>
+      <w:r>
+        <w:rPr>
+          <w:rFonts w:ascii="Inter" w:cs="Inter" w:eastAsia="Inter" w:hAnsi="Inter"/>
+          <w:b/>
+          <w:bCs/>
+          <w:color w:val="1A1D21"/>
+          <w:sz w:val="22"/>
+          <w:szCs w:val="22"/>
+        </w:rPr>
         <w:t xml:space="preserve">AI analysis, accounts, roles, export</w:t>
       </w:r>
     </w:p>
@@ -4170,6 +4546,36 @@
     </w:p>
     <w:p>
       <w:pPr>
+        <w:pStyle w:val="ListParagraph"/>
+        <w:numPr>
+          <w:ilvl w:val="0"/>
+          <w:numId w:val="2"/>
+        </w:numPr>
+        <w:spacing w:after="90" w:line="288"/>
+      </w:pPr>
+      <w:r>
+        <w:rPr>
+          <w:rFonts w:ascii="JetBrains Mono" w:cs="JetBrains Mono" w:eastAsia="JetBrains Mono" w:hAnsi="JetBrains Mono"/>
+          <w:b/>
+          <w:bCs/>
+          <w:color w:val="D9763A"/>
+          <w:sz w:val="20"/>
+          <w:szCs w:val="20"/>
+        </w:rPr>
+        <w:t xml:space="preserve">INV-13  </w:t>
+      </w:r>
+      <w:r>
+        <w:rPr>
+          <w:rFonts w:ascii="Inter" w:cs="Inter" w:eastAsia="Inter" w:hAnsi="Inter"/>
+          <w:color w:val="1A1D21"/>
+          <w:sz w:val="21"/>
+          <w:szCs w:val="21"/>
+        </w:rPr>
+        <w:t xml:space="preserve">(v5) Follow-up is consent-gated. The system contacts a respondent only when they have opted in; anonymous-by-default is preserved (INV-5). Recovery-case data and contact details fall under the same PII protections (INV-8, DPS-10), and a respondent can withdraw consent at any time.</w:t>
+      </w:r>
+    </w:p>
+    <w:p>
+      <w:pPr>
         <w:spacing w:after="80" w:before="360"/>
       </w:pPr>
       <w:r>
@@ -4351,7 +4757,7 @@
           <w:sz w:val="21"/>
           <w:szCs w:val="21"/>
         </w:rPr>
-        <w:t xml:space="preserve">Non-English / mixed-language — language detected and analyzed accordingly (Q-4).</w:t>
+        <w:t xml:space="preserve">Non-English / mixed-language — the MVP is English-only (D-4); non-English responses are detected, tagged, and set aside with an honest note until multilingual analysis lands in Phase 2.</w:t>
       </w:r>
     </w:p>
     <w:p>
@@ -4712,6 +5118,126 @@
           <w:szCs w:val="21"/>
         </w:rPr>
         <w:t xml:space="preserve">Category-relative trust — the Trust Index is read relative to category and prior period, not as an absolute (a bank’s trust bar differs from a snack brand’s). Cross-category trust comparisons are flagged as context-dependent.</w:t>
+      </w:r>
+    </w:p>
+    <w:p>
+      <w:pPr>
+        <w:pStyle w:val="ListParagraph"/>
+        <w:numPr>
+          <w:ilvl w:val="0"/>
+          <w:numId w:val="2"/>
+        </w:numPr>
+        <w:spacing w:after="90" w:line="288"/>
+      </w:pPr>
+      <w:r>
+        <w:rPr>
+          <w:rFonts w:ascii="JetBrains Mono" w:cs="JetBrains Mono" w:eastAsia="JetBrains Mono" w:hAnsi="JetBrains Mono"/>
+          <w:b/>
+          <w:bCs/>
+          <w:color w:val="D9763A"/>
+          <w:sz w:val="20"/>
+          <w:szCs w:val="20"/>
+        </w:rPr>
+        <w:t xml:space="preserve">E-17  </w:t>
+      </w:r>
+      <w:r>
+        <w:rPr>
+          <w:rFonts w:ascii="Inter" w:cs="Inter" w:eastAsia="Inter" w:hAnsi="Inter"/>
+          <w:color w:val="1A1D21"/>
+          <w:sz w:val="21"/>
+          <w:szCs w:val="21"/>
+        </w:rPr>
+        <w:t xml:space="preserve">(v5) Consent withdrawn — a respondent who opted in later opts out; their contact is purged and any open case is closed/anonymized, honoring the withdrawal (INV-13).</w:t>
+      </w:r>
+    </w:p>
+    <w:p>
+      <w:pPr>
+        <w:pStyle w:val="ListParagraph"/>
+        <w:numPr>
+          <w:ilvl w:val="0"/>
+          <w:numId w:val="2"/>
+        </w:numPr>
+        <w:spacing w:after="90" w:line="288"/>
+      </w:pPr>
+      <w:r>
+        <w:rPr>
+          <w:rFonts w:ascii="JetBrains Mono" w:cs="JetBrains Mono" w:eastAsia="JetBrains Mono" w:hAnsi="JetBrains Mono"/>
+          <w:b/>
+          <w:bCs/>
+          <w:color w:val="D9763A"/>
+          <w:sz w:val="20"/>
+          <w:szCs w:val="20"/>
+        </w:rPr>
+        <w:t xml:space="preserve">E-18  </w:t>
+      </w:r>
+      <w:r>
+        <w:rPr>
+          <w:rFonts w:ascii="Inter" w:cs="Inter" w:eastAsia="Inter" w:hAnsi="Inter"/>
+          <w:color w:val="1A1D21"/>
+          <w:sz w:val="21"/>
+          <w:szCs w:val="21"/>
+        </w:rPr>
+        <w:t xml:space="preserve">(v5) Integration/sync failure — if the external helpdesk/CRM is unreachable, the RecoveryCase stays authoritative internally, the gap is recorded, and it re-syncs when the tool returns — never silently dropping a case.</w:t>
+      </w:r>
+    </w:p>
+    <w:p>
+      <w:pPr>
+        <w:pStyle w:val="ListParagraph"/>
+        <w:numPr>
+          <w:ilvl w:val="0"/>
+          <w:numId w:val="2"/>
+        </w:numPr>
+        <w:spacing w:after="90" w:line="288"/>
+      </w:pPr>
+      <w:r>
+        <w:rPr>
+          <w:rFonts w:ascii="JetBrains Mono" w:cs="JetBrains Mono" w:eastAsia="JetBrains Mono" w:hAnsi="JetBrains Mono"/>
+          <w:b/>
+          <w:bCs/>
+          <w:color w:val="D9763A"/>
+          <w:sz w:val="20"/>
+          <w:szCs w:val="20"/>
+        </w:rPr>
+        <w:t xml:space="preserve">E-19  </w:t>
+      </w:r>
+      <w:r>
+        <w:rPr>
+          <w:rFonts w:ascii="Inter" w:cs="Inter" w:eastAsia="Inter" w:hAnsi="Inter"/>
+          <w:color w:val="1A1D21"/>
+          <w:sz w:val="21"/>
+          <w:szCs w:val="21"/>
+        </w:rPr>
+        <w:t xml:space="preserve">(v5) Unowned / stale case — a case with no owner, or one past its follow-up window, is surfaced and escalated rather than left to rot.</w:t>
+      </w:r>
+    </w:p>
+    <w:p>
+      <w:pPr>
+        <w:pStyle w:val="ListParagraph"/>
+        <w:numPr>
+          <w:ilvl w:val="0"/>
+          <w:numId w:val="2"/>
+        </w:numPr>
+        <w:spacing w:after="90" w:line="288"/>
+      </w:pPr>
+      <w:r>
+        <w:rPr>
+          <w:rFonts w:ascii="JetBrains Mono" w:cs="JetBrains Mono" w:eastAsia="JetBrains Mono" w:hAnsi="JetBrains Mono"/>
+          <w:b/>
+          <w:bCs/>
+          <w:color w:val="D9763A"/>
+          <w:sz w:val="20"/>
+          <w:szCs w:val="20"/>
+        </w:rPr>
+        <w:t xml:space="preserve">E-20  </w:t>
+      </w:r>
+      <w:r>
+        <w:rPr>
+          <w:rFonts w:ascii="Inter" w:cs="Inter" w:eastAsia="Inter" w:hAnsi="Inter"/>
+          <w:color w:val="1A1D21"/>
+          <w:sz w:val="21"/>
+          <w:szCs w:val="21"/>
+        </w:rPr>
+        <w:t xml:space="preserve">(v5) Recovery sample too small — where too few responses exist to re-measure reliably, recovery is reported as "not yet measurable," not a fabricated improvement (E-1 applies).</w:t>
       </w:r>
     </w:p>
     <w:p>
@@ -4837,7 +5363,7 @@
           <w:sz w:val="21"/>
           <w:szCs w:val="21"/>
         </w:rPr>
-        <w:t xml:space="preserve">No two-way case management / ticketing; closing the loop in v1 is export/notification.</w:t>
+        <w:t xml:space="preserve">(v5, revised) v1 does NOT ship a full native case-management workbench (agent queues, SLAs, macros) — that is posture #3, an explicit later horizon. v1 delivers posture #2: opening and owning a RecoveryCase internally and executing through the company’s existing tools via integrations, plus recovery measurement.</w:t>
       </w:r>
     </w:p>
     <w:p>
@@ -5368,6 +5894,180 @@
         </w:tc>
       </w:tr>
     </w:tbl>
+    <w:p>
+      <w:pPr>
+        <w:pStyle w:val="ListParagraph"/>
+        <w:numPr>
+          <w:ilvl w:val="0"/>
+          <w:numId w:val="2"/>
+        </w:numPr>
+        <w:spacing w:after="90" w:line="288"/>
+      </w:pPr>
+      <w:r>
+        <w:rPr>
+          <w:rFonts w:ascii="JetBrains Mono" w:cs="JetBrains Mono" w:eastAsia="JetBrains Mono" w:hAnsi="JetBrains Mono"/>
+          <w:b/>
+          <w:bCs/>
+          <w:color w:val="D9763A"/>
+          <w:sz w:val="20"/>
+          <w:szCs w:val="20"/>
+        </w:rPr>
+        <w:t xml:space="preserve">DPS-8  </w:t>
+      </w:r>
+      <w:r>
+        <w:rPr>
+          <w:rFonts w:ascii="Inter" w:cs="Inter" w:eastAsia="Inter" w:hAnsi="Inter"/>
+          <w:i/>
+          <w:iCs/>
+          <w:color w:val="1A1D21"/>
+          <w:sz w:val="21"/>
+          <w:szCs w:val="21"/>
+        </w:rPr>
+        <w:t xml:space="preserve">(v4) </w:t>
+      </w:r>
+      <w:r>
+        <w:rPr>
+          <w:rFonts w:ascii="Inter" w:cs="Inter" w:eastAsia="Inter" w:hAnsi="Inter"/>
+          <w:color w:val="1A1D21"/>
+          <w:sz w:val="21"/>
+          <w:szCs w:val="21"/>
+        </w:rPr>
+        <w:t xml:space="preserve">v1 targets </w:t>
+      </w:r>
+      <w:r>
+        <w:rPr>
+          <w:rFonts w:ascii="Inter" w:cs="Inter" w:eastAsia="Inter" w:hAnsi="Inter"/>
+          <w:b/>
+          <w:bCs/>
+          <w:color w:val="1A1D21"/>
+          <w:sz w:val="21"/>
+          <w:szCs w:val="21"/>
+        </w:rPr>
+        <w:t xml:space="preserve">GDPR and CCPA</w:t>
+      </w:r>
+      <w:r>
+        <w:rPr>
+          <w:rFonts w:ascii="Inter" w:cs="Inter" w:eastAsia="Inter" w:hAnsi="Inter"/>
+          <w:color w:val="1A1D21"/>
+          <w:sz w:val="21"/>
+          <w:szCs w:val="21"/>
+        </w:rPr>
+        <w:t xml:space="preserve"> compliance; SOC 2 is a roadmap item for later enterprise sales.</w:t>
+      </w:r>
+    </w:p>
+    <w:p>
+      <w:pPr>
+        <w:pStyle w:val="ListParagraph"/>
+        <w:numPr>
+          <w:ilvl w:val="0"/>
+          <w:numId w:val="2"/>
+        </w:numPr>
+        <w:spacing w:after="90" w:line="288"/>
+      </w:pPr>
+      <w:r>
+        <w:rPr>
+          <w:rFonts w:ascii="JetBrains Mono" w:cs="JetBrains Mono" w:eastAsia="JetBrains Mono" w:hAnsi="JetBrains Mono"/>
+          <w:b/>
+          <w:bCs/>
+          <w:color w:val="D9763A"/>
+          <w:sz w:val="20"/>
+          <w:szCs w:val="20"/>
+        </w:rPr>
+        <w:t xml:space="preserve">DPS-9  </w:t>
+      </w:r>
+      <w:r>
+        <w:rPr>
+          <w:rFonts w:ascii="Inter" w:cs="Inter" w:eastAsia="Inter" w:hAnsi="Inter"/>
+          <w:i/>
+          <w:iCs/>
+          <w:color w:val="1A1D21"/>
+          <w:sz w:val="21"/>
+          <w:szCs w:val="21"/>
+        </w:rPr>
+        <w:t xml:space="preserve">(v4) </w:t>
+      </w:r>
+      <w:r>
+        <w:rPr>
+          <w:rFonts w:ascii="Inter" w:cs="Inter" w:eastAsia="Inter" w:hAnsi="Inter"/>
+          <w:color w:val="1A1D21"/>
+          <w:sz w:val="21"/>
+          <w:szCs w:val="21"/>
+        </w:rPr>
+        <w:t xml:space="preserve">AI model/hosting is </w:t>
+      </w:r>
+      <w:r>
+        <w:rPr>
+          <w:rFonts w:ascii="Inter" w:cs="Inter" w:eastAsia="Inter" w:hAnsi="Inter"/>
+          <w:b/>
+          <w:bCs/>
+          <w:color w:val="1A1D21"/>
+          <w:sz w:val="21"/>
+          <w:szCs w:val="21"/>
+        </w:rPr>
+        <w:t xml:space="preserve">provider-abstracted</w:t>
+      </w:r>
+      <w:r>
+        <w:rPr>
+          <w:rFonts w:ascii="Inter" w:cs="Inter" w:eastAsia="Inter" w:hAnsi="Inter"/>
+          <w:color w:val="1A1D21"/>
+          <w:sz w:val="21"/>
+          <w:szCs w:val="21"/>
+        </w:rPr>
+        <w:t xml:space="preserve"> — best-available models, US data residency available, no single-vendor lock-in; account data never trains shared models (DPS-4).</w:t>
+      </w:r>
+    </w:p>
+    <w:p>
+      <w:pPr>
+        <w:pStyle w:val="ListParagraph"/>
+        <w:numPr>
+          <w:ilvl w:val="0"/>
+          <w:numId w:val="2"/>
+        </w:numPr>
+        <w:spacing w:after="90" w:line="288"/>
+      </w:pPr>
+      <w:r>
+        <w:rPr>
+          <w:rFonts w:ascii="JetBrains Mono" w:cs="JetBrains Mono" w:eastAsia="JetBrains Mono" w:hAnsi="JetBrains Mono"/>
+          <w:b/>
+          <w:bCs/>
+          <w:color w:val="D9763A"/>
+          <w:sz w:val="20"/>
+          <w:szCs w:val="20"/>
+        </w:rPr>
+        <w:t xml:space="preserve">DPS-10  </w:t>
+      </w:r>
+      <w:r>
+        <w:rPr>
+          <w:rFonts w:ascii="Inter" w:cs="Inter" w:eastAsia="Inter" w:hAnsi="Inter"/>
+          <w:i/>
+          <w:iCs/>
+          <w:color w:val="1A1D21"/>
+          <w:sz w:val="21"/>
+          <w:szCs w:val="21"/>
+        </w:rPr>
+        <w:t xml:space="preserve">(v5) </w:t>
+      </w:r>
+      <w:r>
+        <w:rPr>
+          <w:rFonts w:ascii="Inter" w:cs="Inter" w:eastAsia="Inter" w:hAnsi="Inter"/>
+          <w:b/>
+          <w:bCs/>
+          <w:color w:val="1A1D21"/>
+          <w:sz w:val="21"/>
+          <w:szCs w:val="21"/>
+        </w:rPr>
+        <w:t xml:space="preserve">Contact &amp; consent handling.</w:t>
+      </w:r>
+      <w:r>
+        <w:rPr>
+          <w:rFonts w:ascii="Inter" w:cs="Inter" w:eastAsia="Inter" w:hAnsi="Inter"/>
+          <w:color w:val="1A1D21"/>
+          <w:sz w:val="21"/>
+          <w:szCs w:val="21"/>
+        </w:rPr>
+        <w:t xml:space="preserve"> Respondent contact details are collected only on opt-in, minimized, encrypted, access-controlled, used solely for the follow-up the respondent consented to, and deletable on withdrawal (INV-13). Consent scope and lawful basis are tracked per contact (GDPR/CCPA).</w:t>
+      </w:r>
+    </w:p>
     <w:p>
       <w:pPr>
         <w:spacing w:after="80" w:before="360"/>
@@ -6903,7 +7603,7 @@
                 <w:sz w:val="19"/>
                 <w:szCs w:val="19"/>
               </w:rPr>
-              <w:t xml:space="preserve">Love / Like / Ambiguity / Dislike / Hate, if applicable — ordinal 5→1</w:t>
+              <w:t xml:space="preserve">Love / Like / Ambivalence / Dislike / Hate, if applicable — ordinal 5→1</w:t>
             </w:r>
           </w:p>
         </w:tc>
@@ -7953,6 +8653,56 @@
     </w:tbl>
     <w:p>
       <w:pPr>
+        <w:spacing w:after="140" w:line="300"/>
+      </w:pPr>
+      <w:r>
+        <w:rPr>
+          <w:rFonts w:ascii="Inter" w:cs="Inter" w:eastAsia="Inter" w:hAnsi="Inter"/>
+          <w:b/>
+          <w:bCs/>
+          <w:color w:val="1A1D21"/>
+          <w:sz w:val="21"/>
+          <w:szCs w:val="21"/>
+        </w:rPr>
+        <w:t xml:space="preserve">Contact (v5)</w:t>
+      </w:r>
+      <w:r>
+        <w:rPr>
+          <w:rFonts w:ascii="Inter" w:cs="Inter" w:eastAsia="Inter" w:hAnsi="Inter"/>
+          <w:color w:val="1A1D21"/>
+          <w:sz w:val="21"/>
+          <w:szCs w:val="21"/>
+        </w:rPr>
+        <w:t xml:space="preserve"> — an opt-in contact for a respondent (INV-13): contact_id, respondent_ref, channel/value (email), consent_scope, consent_at, withdrawn_at; kept separate and under DPS-10.</w:t>
+      </w:r>
+    </w:p>
+    <w:p>
+      <w:pPr>
+        <w:spacing w:after="140" w:line="300"/>
+      </w:pPr>
+      <w:r>
+        <w:rPr>
+          <w:rFonts w:ascii="Inter" w:cs="Inter" w:eastAsia="Inter" w:hAnsi="Inter"/>
+          <w:b/>
+          <w:bCs/>
+          <w:color w:val="1A1D21"/>
+          <w:sz w:val="21"/>
+          <w:szCs w:val="21"/>
+        </w:rPr>
+        <w:t xml:space="preserve">Trigger / Rule (v5)</w:t>
+      </w:r>
+      <w:r>
+        <w:rPr>
+          <w:rFonts w:ascii="Inter" w:cs="Inter" w:eastAsia="Inter" w:hAnsi="Inter"/>
+          <w:color w:val="1A1D21"/>
+          <w:sz w:val="21"/>
+          <w:szCs w:val="21"/>
+        </w:rPr>
+        <w:t xml:space="preserve"> — signal → action: rule_id, condition (brand_love ≤ Dislike, trust_index &lt; x, quadrant = At-risk, rating &lt; floor), action (open case, route to connector/owner), enabled.</w:t>
+      </w:r>
+    </w:p>
+    <w:p>
+      <w:pPr>
         <w:spacing w:after="40" w:before="220"/>
       </w:pPr>
       <w:r>
@@ -7964,7 +8714,7 @@
           <w:sz w:val="22"/>
           <w:szCs w:val="22"/>
         </w:rPr>
-        <w:t xml:space="preserve">MetricSnapshot</w:t>
+        <w:t xml:space="preserve">RecoveryCase  (v5)</w:t>
       </w:r>
       <w:r>
         <w:rPr>
@@ -7975,7 +8725,7 @@
           <w:sz w:val="20"/>
           <w:szCs w:val="20"/>
         </w:rPr>
-        <w:t xml:space="preserve">  — a computed rollup for a brand over a period and filter (O-4, O-9, O-11, O-12)</w:t>
+        <w:t xml:space="preserve">  — the internally-owned loop record (design-for-#3)</w:t>
       </w:r>
     </w:p>
     <w:tbl>
@@ -8077,7 +8827,7 @@
                 <w:sz w:val="19"/>
                 <w:szCs w:val="19"/>
               </w:rPr>
-              <w:t xml:space="preserve">brand_id / period</w:t>
+              <w:t xml:space="preserve">case_id</w:t>
             </w:r>
           </w:p>
         </w:tc>
@@ -8102,7 +8852,7 @@
                 <w:sz w:val="19"/>
                 <w:szCs w:val="19"/>
               </w:rPr>
-              <w:t xml:space="preserve">Brand and time window</w:t>
+              <w:t xml:space="preserve">Unique id</w:t>
             </w:r>
           </w:p>
         </w:tc>
@@ -8129,6 +8879,656 @@
                 <w:sz w:val="19"/>
                 <w:szCs w:val="19"/>
               </w:rPr>
+              <w:t xml:space="preserve">account_id</w:t>
+            </w:r>
+          </w:p>
+        </w:tc>
+        <w:tc>
+          <w:tcPr>
+            <w:tcW w:type="dxa" w:w="6660"/>
+            <w:tcMar>
+              <w:top w:type="dxa" w:w="70"/>
+              <w:left w:type="dxa" w:w="130"/>
+              <w:bottom w:type="dxa" w:w="70"/>
+              <w:right w:type="dxa" w:w="130"/>
+            </w:tcMar>
+          </w:tcPr>
+          <w:p>
+            <w:pPr>
+              <w:spacing w:after="0" w:line="250"/>
+            </w:pPr>
+            <w:r>
+              <w:rPr>
+                <w:rFonts w:ascii="Inter" w:cs="Inter" w:eastAsia="Inter" w:hAnsi="Inter"/>
+                <w:color w:val="1A1D21"/>
+                <w:sz w:val="19"/>
+                <w:szCs w:val="19"/>
+              </w:rPr>
+              <w:t xml:space="preserve">Owning tenant (INV-6)</w:t>
+            </w:r>
+          </w:p>
+        </w:tc>
+      </w:tr>
+      <w:tr>
+        <w:tc>
+          <w:tcPr>
+            <w:tcW w:type="dxa" w:w="2700"/>
+            <w:tcMar>
+              <w:top w:type="dxa" w:w="70"/>
+              <w:left w:type="dxa" w:w="130"/>
+              <w:bottom w:type="dxa" w:w="70"/>
+              <w:right w:type="dxa" w:w="130"/>
+            </w:tcMar>
+          </w:tcPr>
+          <w:p>
+            <w:pPr>
+              <w:spacing w:after="0" w:line="250"/>
+            </w:pPr>
+            <w:r>
+              <w:rPr>
+                <w:rFonts w:ascii="JetBrains Mono" w:cs="JetBrains Mono" w:eastAsia="JetBrains Mono" w:hAnsi="JetBrains Mono"/>
+                <w:color w:val="1A1D21"/>
+                <w:sz w:val="19"/>
+                <w:szCs w:val="19"/>
+              </w:rPr>
+              <w:t xml:space="preserve">record_ids</w:t>
+            </w:r>
+          </w:p>
+        </w:tc>
+        <w:tc>
+          <w:tcPr>
+            <w:tcW w:type="dxa" w:w="6660"/>
+            <w:tcMar>
+              <w:top w:type="dxa" w:w="70"/>
+              <w:left w:type="dxa" w:w="130"/>
+              <w:bottom w:type="dxa" w:w="70"/>
+              <w:right w:type="dxa" w:w="130"/>
+            </w:tcMar>
+          </w:tcPr>
+          <w:p>
+            <w:pPr>
+              <w:spacing w:after="0" w:line="250"/>
+            </w:pPr>
+            <w:r>
+              <w:rPr>
+                <w:rFonts w:ascii="Inter" w:cs="Inter" w:eastAsia="Inter" w:hAnsi="Inter"/>
+                <w:color w:val="1A1D21"/>
+                <w:sz w:val="19"/>
+                <w:szCs w:val="19"/>
+              </w:rPr>
+              <w:t xml:space="preserve">The feedback that opened / relates to the case</w:t>
+            </w:r>
+          </w:p>
+        </w:tc>
+      </w:tr>
+      <w:tr>
+        <w:tc>
+          <w:tcPr>
+            <w:tcW w:type="dxa" w:w="2700"/>
+            <w:tcMar>
+              <w:top w:type="dxa" w:w="70"/>
+              <w:left w:type="dxa" w:w="130"/>
+              <w:bottom w:type="dxa" w:w="70"/>
+              <w:right w:type="dxa" w:w="130"/>
+            </w:tcMar>
+          </w:tcPr>
+          <w:p>
+            <w:pPr>
+              <w:spacing w:after="0" w:line="250"/>
+            </w:pPr>
+            <w:r>
+              <w:rPr>
+                <w:rFonts w:ascii="JetBrains Mono" w:cs="JetBrains Mono" w:eastAsia="JetBrains Mono" w:hAnsi="JetBrains Mono"/>
+                <w:color w:val="1A1D21"/>
+                <w:sz w:val="19"/>
+                <w:szCs w:val="19"/>
+              </w:rPr>
+              <w:t xml:space="preserve">contact_id</w:t>
+            </w:r>
+          </w:p>
+        </w:tc>
+        <w:tc>
+          <w:tcPr>
+            <w:tcW w:type="dxa" w:w="6660"/>
+            <w:tcMar>
+              <w:top w:type="dxa" w:w="70"/>
+              <w:left w:type="dxa" w:w="130"/>
+              <w:bottom w:type="dxa" w:w="70"/>
+              <w:right w:type="dxa" w:w="130"/>
+            </w:tcMar>
+          </w:tcPr>
+          <w:p>
+            <w:pPr>
+              <w:spacing w:after="0" w:line="250"/>
+            </w:pPr>
+            <w:r>
+              <w:rPr>
+                <w:rFonts w:ascii="Inter" w:cs="Inter" w:eastAsia="Inter" w:hAnsi="Inter"/>
+                <w:color w:val="1A1D21"/>
+                <w:sz w:val="19"/>
+                <w:szCs w:val="19"/>
+              </w:rPr>
+              <w:t xml:space="preserve">Linked opt-in contact, if any (INV-13)</w:t>
+            </w:r>
+          </w:p>
+        </w:tc>
+      </w:tr>
+      <w:tr>
+        <w:tc>
+          <w:tcPr>
+            <w:tcW w:type="dxa" w:w="2700"/>
+            <w:tcMar>
+              <w:top w:type="dxa" w:w="70"/>
+              <w:left w:type="dxa" w:w="130"/>
+              <w:bottom w:type="dxa" w:w="70"/>
+              <w:right w:type="dxa" w:w="130"/>
+            </w:tcMar>
+          </w:tcPr>
+          <w:p>
+            <w:pPr>
+              <w:spacing w:after="0" w:line="250"/>
+            </w:pPr>
+            <w:r>
+              <w:rPr>
+                <w:rFonts w:ascii="JetBrains Mono" w:cs="JetBrains Mono" w:eastAsia="JetBrains Mono" w:hAnsi="JetBrains Mono"/>
+                <w:color w:val="1A1D21"/>
+                <w:sz w:val="19"/>
+                <w:szCs w:val="19"/>
+              </w:rPr>
+              <w:t xml:space="preserve">owner</w:t>
+            </w:r>
+          </w:p>
+        </w:tc>
+        <w:tc>
+          <w:tcPr>
+            <w:tcW w:type="dxa" w:w="6660"/>
+            <w:tcMar>
+              <w:top w:type="dxa" w:w="70"/>
+              <w:left w:type="dxa" w:w="130"/>
+              <w:bottom w:type="dxa" w:w="70"/>
+              <w:right w:type="dxa" w:w="130"/>
+            </w:tcMar>
+          </w:tcPr>
+          <w:p>
+            <w:pPr>
+              <w:spacing w:after="0" w:line="250"/>
+            </w:pPr>
+            <w:r>
+              <w:rPr>
+                <w:rFonts w:ascii="Inter" w:cs="Inter" w:eastAsia="Inter" w:hAnsi="Inter"/>
+                <w:color w:val="1A1D21"/>
+                <w:sz w:val="19"/>
+                <w:szCs w:val="19"/>
+              </w:rPr>
+              <w:t xml:space="preserve">Assigned owner / queue</w:t>
+            </w:r>
+          </w:p>
+        </w:tc>
+      </w:tr>
+      <w:tr>
+        <w:tc>
+          <w:tcPr>
+            <w:tcW w:type="dxa" w:w="2700"/>
+            <w:tcMar>
+              <w:top w:type="dxa" w:w="70"/>
+              <w:left w:type="dxa" w:w="130"/>
+              <w:bottom w:type="dxa" w:w="70"/>
+              <w:right w:type="dxa" w:w="130"/>
+            </w:tcMar>
+          </w:tcPr>
+          <w:p>
+            <w:pPr>
+              <w:spacing w:after="0" w:line="250"/>
+            </w:pPr>
+            <w:r>
+              <w:rPr>
+                <w:rFonts w:ascii="JetBrains Mono" w:cs="JetBrains Mono" w:eastAsia="JetBrains Mono" w:hAnsi="JetBrains Mono"/>
+                <w:color w:val="1A1D21"/>
+                <w:sz w:val="19"/>
+                <w:szCs w:val="19"/>
+              </w:rPr>
+              <w:t xml:space="preserve">status</w:t>
+            </w:r>
+          </w:p>
+        </w:tc>
+        <w:tc>
+          <w:tcPr>
+            <w:tcW w:type="dxa" w:w="6660"/>
+            <w:tcMar>
+              <w:top w:type="dxa" w:w="70"/>
+              <w:left w:type="dxa" w:w="130"/>
+              <w:bottom w:type="dxa" w:w="70"/>
+              <w:right w:type="dxa" w:w="130"/>
+            </w:tcMar>
+          </w:tcPr>
+          <w:p>
+            <w:pPr>
+              <w:spacing w:after="0" w:line="250"/>
+            </w:pPr>
+            <w:r>
+              <w:rPr>
+                <w:rFonts w:ascii="Inter" w:cs="Inter" w:eastAsia="Inter" w:hAnsi="Inter"/>
+                <w:color w:val="1A1D21"/>
+                <w:sz w:val="19"/>
+                <w:szCs w:val="19"/>
+              </w:rPr>
+              <w:t xml:space="preserve">open · in_progress · resolved · closed</w:t>
+            </w:r>
+          </w:p>
+        </w:tc>
+      </w:tr>
+      <w:tr>
+        <w:tc>
+          <w:tcPr>
+            <w:tcW w:type="dxa" w:w="2700"/>
+            <w:tcMar>
+              <w:top w:type="dxa" w:w="70"/>
+              <w:left w:type="dxa" w:w="130"/>
+              <w:bottom w:type="dxa" w:w="70"/>
+              <w:right w:type="dxa" w:w="130"/>
+            </w:tcMar>
+          </w:tcPr>
+          <w:p>
+            <w:pPr>
+              <w:spacing w:after="0" w:line="250"/>
+            </w:pPr>
+            <w:r>
+              <w:rPr>
+                <w:rFonts w:ascii="JetBrains Mono" w:cs="JetBrains Mono" w:eastAsia="JetBrains Mono" w:hAnsi="JetBrains Mono"/>
+                <w:color w:val="1A1D21"/>
+                <w:sz w:val="19"/>
+                <w:szCs w:val="19"/>
+              </w:rPr>
+              <w:t xml:space="preserve">external_ref</w:t>
+            </w:r>
+          </w:p>
+        </w:tc>
+        <w:tc>
+          <w:tcPr>
+            <w:tcW w:type="dxa" w:w="6660"/>
+            <w:tcMar>
+              <w:top w:type="dxa" w:w="70"/>
+              <w:left w:type="dxa" w:w="130"/>
+              <w:bottom w:type="dxa" w:w="70"/>
+              <w:right w:type="dxa" w:w="130"/>
+            </w:tcMar>
+          </w:tcPr>
+          <w:p>
+            <w:pPr>
+              <w:spacing w:after="0" w:line="250"/>
+            </w:pPr>
+            <w:r>
+              <w:rPr>
+                <w:rFonts w:ascii="Inter" w:cs="Inter" w:eastAsia="Inter" w:hAnsi="Inter"/>
+                <w:color w:val="1A1D21"/>
+                <w:sz w:val="19"/>
+                <w:szCs w:val="19"/>
+              </w:rPr>
+              <w:t xml:space="preserve">The linked item in the company’s helpdesk/CRM, if integrated (R-37)</w:t>
+            </w:r>
+          </w:p>
+        </w:tc>
+      </w:tr>
+      <w:tr>
+        <w:tc>
+          <w:tcPr>
+            <w:tcW w:type="dxa" w:w="2700"/>
+            <w:tcMar>
+              <w:top w:type="dxa" w:w="70"/>
+              <w:left w:type="dxa" w:w="130"/>
+              <w:bottom w:type="dxa" w:w="70"/>
+              <w:right w:type="dxa" w:w="130"/>
+            </w:tcMar>
+          </w:tcPr>
+          <w:p>
+            <w:pPr>
+              <w:spacing w:after="0" w:line="250"/>
+            </w:pPr>
+            <w:r>
+              <w:rPr>
+                <w:rFonts w:ascii="JetBrains Mono" w:cs="JetBrains Mono" w:eastAsia="JetBrains Mono" w:hAnsi="JetBrains Mono"/>
+                <w:color w:val="1A1D21"/>
+                <w:sz w:val="19"/>
+                <w:szCs w:val="19"/>
+              </w:rPr>
+              <w:t xml:space="preserve">opened_at / resolved_at</w:t>
+            </w:r>
+          </w:p>
+        </w:tc>
+        <w:tc>
+          <w:tcPr>
+            <w:tcW w:type="dxa" w:w="6660"/>
+            <w:tcMar>
+              <w:top w:type="dxa" w:w="70"/>
+              <w:left w:type="dxa" w:w="130"/>
+              <w:bottom w:type="dxa" w:w="70"/>
+              <w:right w:type="dxa" w:w="130"/>
+            </w:tcMar>
+          </w:tcPr>
+          <w:p>
+            <w:pPr>
+              <w:spacing w:after="0" w:line="250"/>
+            </w:pPr>
+            <w:r>
+              <w:rPr>
+                <w:rFonts w:ascii="Inter" w:cs="Inter" w:eastAsia="Inter" w:hAnsi="Inter"/>
+                <w:color w:val="1A1D21"/>
+                <w:sz w:val="19"/>
+                <w:szCs w:val="19"/>
+              </w:rPr>
+              <w:t xml:space="preserve">Timestamps → time-to-resolve (O-15)</w:t>
+            </w:r>
+          </w:p>
+        </w:tc>
+      </w:tr>
+      <w:tr>
+        <w:tc>
+          <w:tcPr>
+            <w:tcW w:type="dxa" w:w="2700"/>
+            <w:tcMar>
+              <w:top w:type="dxa" w:w="70"/>
+              <w:left w:type="dxa" w:w="130"/>
+              <w:bottom w:type="dxa" w:w="70"/>
+              <w:right w:type="dxa" w:w="130"/>
+            </w:tcMar>
+          </w:tcPr>
+          <w:p>
+            <w:pPr>
+              <w:spacing w:after="0" w:line="250"/>
+            </w:pPr>
+            <w:r>
+              <w:rPr>
+                <w:rFonts w:ascii="JetBrains Mono" w:cs="JetBrains Mono" w:eastAsia="JetBrains Mono" w:hAnsi="JetBrains Mono"/>
+                <w:color w:val="1A1D21"/>
+                <w:sz w:val="19"/>
+                <w:szCs w:val="19"/>
+              </w:rPr>
+              <w:t xml:space="preserve">recovery_delta</w:t>
+            </w:r>
+          </w:p>
+        </w:tc>
+        <w:tc>
+          <w:tcPr>
+            <w:tcW w:type="dxa" w:w="6660"/>
+            <w:tcMar>
+              <w:top w:type="dxa" w:w="70"/>
+              <w:left w:type="dxa" w:w="130"/>
+              <w:bottom w:type="dxa" w:w="70"/>
+              <w:right w:type="dxa" w:w="130"/>
+            </w:tcMar>
+          </w:tcPr>
+          <w:p>
+            <w:pPr>
+              <w:spacing w:after="0" w:line="250"/>
+            </w:pPr>
+            <w:r>
+              <w:rPr>
+                <w:rFonts w:ascii="Inter" w:cs="Inter" w:eastAsia="Inter" w:hAnsi="Inter"/>
+                <w:color w:val="1A1D21"/>
+                <w:sz w:val="19"/>
+                <w:szCs w:val="19"/>
+              </w:rPr>
+              <w:t xml:space="preserve">Change in Brand Love / Trust before vs. after resolution (O-15)</w:t>
+            </w:r>
+          </w:p>
+        </w:tc>
+      </w:tr>
+      <w:tr>
+        <w:tc>
+          <w:tcPr>
+            <w:tcW w:type="dxa" w:w="2700"/>
+            <w:tcMar>
+              <w:top w:type="dxa" w:w="70"/>
+              <w:left w:type="dxa" w:w="130"/>
+              <w:bottom w:type="dxa" w:w="70"/>
+              <w:right w:type="dxa" w:w="130"/>
+            </w:tcMar>
+          </w:tcPr>
+          <w:p>
+            <w:pPr>
+              <w:spacing w:after="0" w:line="250"/>
+            </w:pPr>
+            <w:r>
+              <w:rPr>
+                <w:rFonts w:ascii="JetBrains Mono" w:cs="JetBrains Mono" w:eastAsia="JetBrains Mono" w:hAnsi="JetBrains Mono"/>
+                <w:color w:val="1A1D21"/>
+                <w:sz w:val="19"/>
+                <w:szCs w:val="19"/>
+              </w:rPr>
+              <w:t xml:space="preserve">resolution_notes</w:t>
+            </w:r>
+          </w:p>
+        </w:tc>
+        <w:tc>
+          <w:tcPr>
+            <w:tcW w:type="dxa" w:w="6660"/>
+            <w:tcMar>
+              <w:top w:type="dxa" w:w="70"/>
+              <w:left w:type="dxa" w:w="130"/>
+              <w:bottom w:type="dxa" w:w="70"/>
+              <w:right w:type="dxa" w:w="130"/>
+            </w:tcMar>
+          </w:tcPr>
+          <w:p>
+            <w:pPr>
+              <w:spacing w:after="0" w:line="250"/>
+            </w:pPr>
+            <w:r>
+              <w:rPr>
+                <w:rFonts w:ascii="Inter" w:cs="Inter" w:eastAsia="Inter" w:hAnsi="Inter"/>
+                <w:color w:val="1A1D21"/>
+                <w:sz w:val="19"/>
+                <w:szCs w:val="19"/>
+              </w:rPr>
+              <w:t xml:space="preserve">What was done</w:t>
+            </w:r>
+          </w:p>
+        </w:tc>
+      </w:tr>
+    </w:tbl>
+    <w:p>
+      <w:pPr>
+        <w:spacing w:after="140" w:line="300"/>
+      </w:pPr>
+      <w:r>
+        <w:rPr>
+          <w:rFonts w:ascii="Inter" w:cs="Inter" w:eastAsia="Inter" w:hAnsi="Inter"/>
+          <w:b/>
+          <w:bCs/>
+          <w:color w:val="1A1D21"/>
+          <w:sz w:val="21"/>
+          <w:szCs w:val="21"/>
+        </w:rPr>
+        <w:t xml:space="preserve">Connector (v5)</w:t>
+      </w:r>
+      <w:r>
+        <w:rPr>
+          <w:rFonts w:ascii="Inter" w:cs="Inter" w:eastAsia="Inter" w:hAnsi="Inter"/>
+          <w:color w:val="1A1D21"/>
+          <w:sz w:val="21"/>
+          <w:szCs w:val="21"/>
+        </w:rPr>
+        <w:t xml:space="preserve"> — an integration to an external tool: connector_id, type (helpdesk / CRM / email), config / credentials-ref (secrets kept out of the model — DPS-6), scope.</w:t>
+      </w:r>
+    </w:p>
+    <w:p>
+      <w:pPr>
+        <w:spacing w:after="40" w:before="220"/>
+      </w:pPr>
+      <w:r>
+        <w:rPr>
+          <w:rFonts w:ascii="Inter" w:cs="Inter" w:eastAsia="Inter" w:hAnsi="Inter"/>
+          <w:b/>
+          <w:bCs/>
+          <w:color w:val="1A1D21"/>
+          <w:sz w:val="22"/>
+          <w:szCs w:val="22"/>
+        </w:rPr>
+        <w:t xml:space="preserve">MetricSnapshot</w:t>
+      </w:r>
+      <w:r>
+        <w:rPr>
+          <w:rFonts w:ascii="Inter" w:cs="Inter" w:eastAsia="Inter" w:hAnsi="Inter"/>
+          <w:i/>
+          <w:iCs/>
+          <w:color w:val="6B6F76"/>
+          <w:sz w:val="20"/>
+          <w:szCs w:val="20"/>
+        </w:rPr>
+        <w:t xml:space="preserve">  — a computed rollup for a brand over a period and filter (O-4, O-9, O-11, O-12, O-15)</w:t>
+      </w:r>
+    </w:p>
+    <w:tbl>
+      <w:tblPr>
+        <w:tblW w:type="dxa" w:w="9360"/>
+        <w:tblBorders>
+          <w:top w:val="single" w:color="1A1D21" w:sz="12"/>
+          <w:left w:val="none" w:color="auto" w:sz="0"/>
+          <w:bottom w:val="single" w:color="1A1D21" w:sz="12"/>
+          <w:right w:val="none" w:color="auto" w:sz="0"/>
+          <w:insideH w:val="single" w:color="E5E2DA" w:sz="8"/>
+          <w:insideV w:val="none" w:color="auto" w:sz="0"/>
+        </w:tblBorders>
+      </w:tblPr>
+      <w:tblGrid>
+        <w:gridCol w:w="2700"/>
+        <w:gridCol w:w="6660"/>
+      </w:tblGrid>
+      <w:tr>
+        <w:trPr>
+          <w:tblHeader/>
+        </w:trPr>
+        <w:tc>
+          <w:tcPr>
+            <w:tcW w:type="dxa" w:w="2700"/>
+            <w:shd w:fill="E5E2DA" w:color="auto" w:val="clear"/>
+            <w:tcMar>
+              <w:top w:type="dxa" w:w="70"/>
+              <w:left w:type="dxa" w:w="130"/>
+              <w:bottom w:type="dxa" w:w="70"/>
+              <w:right w:type="dxa" w:w="130"/>
+            </w:tcMar>
+          </w:tcPr>
+          <w:p>
+            <w:pPr>
+              <w:spacing w:after="0" w:line="250"/>
+            </w:pPr>
+            <w:r>
+              <w:rPr>
+                <w:rFonts w:ascii="Inter" w:cs="Inter" w:eastAsia="Inter" w:hAnsi="Inter"/>
+                <w:b/>
+                <w:bCs/>
+                <w:color w:val="1A1D21"/>
+                <w:sz w:val="18"/>
+                <w:szCs w:val="18"/>
+              </w:rPr>
+              <w:t xml:space="preserve">Field</w:t>
+            </w:r>
+          </w:p>
+        </w:tc>
+        <w:tc>
+          <w:tcPr>
+            <w:tcW w:type="dxa" w:w="6660"/>
+            <w:shd w:fill="E5E2DA" w:color="auto" w:val="clear"/>
+            <w:tcMar>
+              <w:top w:type="dxa" w:w="70"/>
+              <w:left w:type="dxa" w:w="130"/>
+              <w:bottom w:type="dxa" w:w="70"/>
+              <w:right w:type="dxa" w:w="130"/>
+            </w:tcMar>
+          </w:tcPr>
+          <w:p>
+            <w:pPr>
+              <w:spacing w:after="0" w:line="250"/>
+            </w:pPr>
+            <w:r>
+              <w:rPr>
+                <w:rFonts w:ascii="Inter" w:cs="Inter" w:eastAsia="Inter" w:hAnsi="Inter"/>
+                <w:b/>
+                <w:bCs/>
+                <w:color w:val="1A1D21"/>
+                <w:sz w:val="18"/>
+                <w:szCs w:val="18"/>
+              </w:rPr>
+              <w:t xml:space="preserve">Meaning</w:t>
+            </w:r>
+          </w:p>
+        </w:tc>
+      </w:tr>
+      <w:tr>
+        <w:tc>
+          <w:tcPr>
+            <w:tcW w:type="dxa" w:w="2700"/>
+            <w:tcMar>
+              <w:top w:type="dxa" w:w="70"/>
+              <w:left w:type="dxa" w:w="130"/>
+              <w:bottom w:type="dxa" w:w="70"/>
+              <w:right w:type="dxa" w:w="130"/>
+            </w:tcMar>
+          </w:tcPr>
+          <w:p>
+            <w:pPr>
+              <w:spacing w:after="0" w:line="250"/>
+            </w:pPr>
+            <w:r>
+              <w:rPr>
+                <w:rFonts w:ascii="JetBrains Mono" w:cs="JetBrains Mono" w:eastAsia="JetBrains Mono" w:hAnsi="JetBrains Mono"/>
+                <w:color w:val="1A1D21"/>
+                <w:sz w:val="19"/>
+                <w:szCs w:val="19"/>
+              </w:rPr>
+              <w:t xml:space="preserve">brand_id / period</w:t>
+            </w:r>
+          </w:p>
+        </w:tc>
+        <w:tc>
+          <w:tcPr>
+            <w:tcW w:type="dxa" w:w="6660"/>
+            <w:tcMar>
+              <w:top w:type="dxa" w:w="70"/>
+              <w:left w:type="dxa" w:w="130"/>
+              <w:bottom w:type="dxa" w:w="70"/>
+              <w:right w:type="dxa" w:w="130"/>
+            </w:tcMar>
+          </w:tcPr>
+          <w:p>
+            <w:pPr>
+              <w:spacing w:after="0" w:line="250"/>
+            </w:pPr>
+            <w:r>
+              <w:rPr>
+                <w:rFonts w:ascii="Inter" w:cs="Inter" w:eastAsia="Inter" w:hAnsi="Inter"/>
+                <w:color w:val="1A1D21"/>
+                <w:sz w:val="19"/>
+                <w:szCs w:val="19"/>
+              </w:rPr>
+              <w:t xml:space="preserve">Brand and time window</w:t>
+            </w:r>
+          </w:p>
+        </w:tc>
+      </w:tr>
+      <w:tr>
+        <w:tc>
+          <w:tcPr>
+            <w:tcW w:type="dxa" w:w="2700"/>
+            <w:tcMar>
+              <w:top w:type="dxa" w:w="70"/>
+              <w:left w:type="dxa" w:w="130"/>
+              <w:bottom w:type="dxa" w:w="70"/>
+              <w:right w:type="dxa" w:w="130"/>
+            </w:tcMar>
+          </w:tcPr>
+          <w:p>
+            <w:pPr>
+              <w:spacing w:after="0" w:line="250"/>
+            </w:pPr>
+            <w:r>
+              <w:rPr>
+                <w:rFonts w:ascii="JetBrains Mono" w:cs="JetBrains Mono" w:eastAsia="JetBrains Mono" w:hAnsi="JetBrains Mono"/>
+                <w:color w:val="1A1D21"/>
+                <w:sz w:val="19"/>
+                <w:szCs w:val="19"/>
+              </w:rPr>
               <w:t xml:space="preserve">metric</w:t>
             </w:r>
           </w:p>
@@ -8154,7 +9554,7 @@
                 <w:sz w:val="19"/>
                 <w:szCs w:val="19"/>
               </w:rPr>
-              <w:t xml:space="preserve">avg_rating · nps · csat · brand_love_index · trust_index (v3) · trust_&lt;driver&gt; (v3) · neg_sentiment_share · response_rate · completion_rate</w:t>
+              <w:t xml:space="preserve">avg_rating · nps · csat · brand_love_index · trust_index (v3) · trust_&lt;driver&gt; (v3) · recovery_rate (v5) · avg_time_to_resolve (v5) · neg_sentiment_share · response_rate · completion_rate</w:t>
             </w:r>
           </w:p>
         </w:tc>
@@ -8288,6 +9688,20 @@
               <w:t xml:space="preserve">Unified customer view — there is deliberately NO individual-Customer entity. It aggregates FeedbackRecords for an own brand across all sources and time, grouped by Segment — a population read, not a person read (R-26, INV-9).</w:t>
             </w:r>
           </w:p>
+          <w:p>
+            <w:pPr>
+              <w:spacing w:after="40" w:line="276"/>
+            </w:pPr>
+            <w:r>
+              <w:rPr>
+                <w:rFonts w:ascii="Inter" w:cs="Inter" w:eastAsia="Inter" w:hAnsi="Inter"/>
+                <w:color w:val="1A1D21"/>
+                <w:sz w:val="20"/>
+                <w:szCs w:val="20"/>
+              </w:rPr>
+              <w:t xml:space="preserve">Closed loop (v5) — the RecoveryCase, its status lifecycle, and its recovery measurement live in AAA Insights’ own data model even when the workflow runs in an external tool; that is what makes native workflow (#3) an additive evolution, not a rewrite.</w:t>
+            </w:r>
+          </w:p>
         </w:tc>
       </w:tr>
     </w:tbl>
@@ -8512,6 +9926,20 @@
               <w:t xml:space="preserve">• Insight report with ranked actions (R-18, R-22)  •  Two roles, account isolation, data export/delete (R-21, R-23)</w:t>
             </w:r>
           </w:p>
+          <w:p>
+            <w:pPr>
+              <w:spacing w:after="40" w:line="276"/>
+            </w:pPr>
+            <w:r>
+              <w:rPr>
+                <w:rFonts w:ascii="Inter" w:cs="Inter" w:eastAsia="Inter" w:hAnsi="Inter"/>
+                <w:color w:val="1A1D21"/>
+                <w:sz w:val="20"/>
+                <w:szCs w:val="20"/>
+              </w:rPr>
+              <w:t xml:space="preserve">• Closed-loop (starter): detect + prioritize dissatisfaction, open RecoveryCases, opt-in follow-up contact (R-34–R-36, R-40) — architected for the full loop and #3.</w:t>
+            </w:r>
+          </w:p>
         </w:tc>
       </w:tr>
     </w:tbl>
@@ -8574,7 +10002,7 @@
                 <w:sz w:val="20"/>
                 <w:szCs w:val="20"/>
               </w:rPr>
-              <w:t xml:space="preserve">The MVP can ship with a single-item trust rating plus inferred trust from open text; the full multi-item driver battery (reliability/integrity/benevolence/security) can be a fast-follow if it risks the MVP timeline. See Q-14.</w:t>
+              <w:t xml:space="preserve">The MVP can ship with a single-item trust rating plus inferred trust from open text; the full multi-item driver battery (reliability/integrity/benevolence/security) can be a fast-follow if it risks the MVP timeline. See D-14.</w:t>
             </w:r>
           </w:p>
         </w:tc>
@@ -8679,6 +10107,25 @@
     </w:p>
     <w:p>
       <w:pPr>
+        <w:pStyle w:val="ListParagraph"/>
+        <w:numPr>
+          <w:ilvl w:val="0"/>
+          <w:numId w:val="2"/>
+        </w:numPr>
+        <w:spacing w:after="90" w:line="288"/>
+      </w:pPr>
+      <w:r>
+        <w:rPr>
+          <w:rFonts w:ascii="Inter" w:cs="Inter" w:eastAsia="Inter" w:hAnsi="Inter"/>
+          <w:color w:val="1A1D21"/>
+          <w:sz w:val="21"/>
+          <w:szCs w:val="21"/>
+        </w:rPr>
+        <w:t xml:space="preserve">Full closed loop (#2): integrations / hand-off to helpdesk / CRM / email (R-37), recovery measurement (R-38, O-15), and reinforcement plays for satisfied customers (R-39).</w:t>
+      </w:r>
+    </w:p>
+    <w:p>
+      <w:pPr>
         <w:spacing w:after="90" w:before="200"/>
       </w:pPr>
       <w:r>
@@ -8690,26 +10137,45 @@
           <w:sz w:val="22"/>
           <w:szCs w:val="22"/>
         </w:rPr>
-        <w:t xml:space="preserve">Phase 2 — Connectors &amp; scale</w:t>
-      </w:r>
-    </w:p>
-    <w:p>
-      <w:pPr>
-        <w:pStyle w:val="ListParagraph"/>
-        <w:numPr>
-          <w:ilvl w:val="0"/>
-          <w:numId w:val="2"/>
-        </w:numPr>
-        <w:spacing w:after="90" w:line="288"/>
-      </w:pPr>
-      <w:r>
-        <w:rPr>
-          <w:rFonts w:ascii="Inter" w:cs="Inter" w:eastAsia="Inter" w:hAnsi="Inter"/>
-          <w:color w:val="1A1D21"/>
-          <w:sz w:val="21"/>
-          <w:szCs w:val="21"/>
-        </w:rPr>
-        <w:t xml:space="preserve">Additional sanctioned connectors; larger-volume background processing (NFR-5); multi-language expansion (Q-4); team collaboration.</w:t>
+        <w:t xml:space="preserve">Phase 2 — Connectors, scale &amp; native workflow horizon</w:t>
+      </w:r>
+    </w:p>
+    <w:p>
+      <w:pPr>
+        <w:pStyle w:val="ListParagraph"/>
+        <w:numPr>
+          <w:ilvl w:val="0"/>
+          <w:numId w:val="2"/>
+        </w:numPr>
+        <w:spacing w:after="90" w:line="288"/>
+      </w:pPr>
+      <w:r>
+        <w:rPr>
+          <w:rFonts w:ascii="Inter" w:cs="Inter" w:eastAsia="Inter" w:hAnsi="Inter"/>
+          <w:color w:val="1A1D21"/>
+          <w:sz w:val="21"/>
+          <w:szCs w:val="21"/>
+        </w:rPr>
+        <w:t xml:space="preserve">Additional sanctioned connectors; larger-volume background processing (NFR-5); multi-language expansion (D-4); team collaboration.</w:t>
+      </w:r>
+    </w:p>
+    <w:p>
+      <w:pPr>
+        <w:pStyle w:val="ListParagraph"/>
+        <w:numPr>
+          <w:ilvl w:val="0"/>
+          <w:numId w:val="2"/>
+        </w:numPr>
+        <w:spacing w:after="90" w:line="288"/>
+      </w:pPr>
+      <w:r>
+        <w:rPr>
+          <w:rFonts w:ascii="Inter" w:cs="Inter" w:eastAsia="Inter" w:hAnsi="Inter"/>
+          <w:color w:val="1A1D21"/>
+          <w:sz w:val="21"/>
+          <w:szCs w:val="21"/>
+        </w:rPr>
+        <w:t xml:space="preserve">Native closed-loop workbench (posture #3) — agent queues, SLAs, and macros brought in-house, reusing the RecoveryCase, triggers, connectors, consent, and recovery metrics built for #2. Pursued when demand from #2 justifies it (a real decision, made from evidence — it changes the buyer and the pricing).</w:t>
       </w:r>
     </w:p>
     <w:p>
@@ -8794,7 +10260,7 @@
           <w:sz w:val="40"/>
           <w:szCs w:val="40"/>
         </w:rPr>
-        <w:t xml:space="preserve">Open questions</w:t>
+        <w:t xml:space="preserve">Decisions (resolved in v4)</w:t>
       </w:r>
     </w:p>
     <w:p>
@@ -8810,457 +10276,1406 @@
           <w:sz w:val="26"/>
           <w:szCs w:val="26"/>
         </w:rPr>
-        <w:t xml:space="preserve">Decisions we need from you before proceeding to CHALLENGE (Phase 2).</w:t>
-      </w:r>
-    </w:p>
-    <w:p>
-      <w:pPr>
-        <w:pStyle w:val="ListParagraph"/>
-        <w:numPr>
-          <w:ilvl w:val="0"/>
-          <w:numId w:val="2"/>
-        </w:numPr>
-        <w:spacing w:after="90" w:line="288"/>
-      </w:pPr>
-      <w:r>
-        <w:rPr>
-          <w:rFonts w:ascii="JetBrains Mono" w:cs="JetBrains Mono" w:eastAsia="JetBrains Mono" w:hAnsi="JetBrains Mono"/>
-          <w:b/>
-          <w:bCs/>
-          <w:color w:val="D9763A"/>
-          <w:sz w:val="20"/>
-          <w:szCs w:val="20"/>
-        </w:rPr>
-        <w:t xml:space="preserve">Q-1  </w:t>
-      </w:r>
-      <w:r>
-        <w:rPr>
-          <w:rFonts w:ascii="Inter" w:cs="Inter" w:eastAsia="Inter" w:hAnsi="Inter"/>
-          <w:color w:val="1A1D21"/>
-          <w:sz w:val="21"/>
-          <w:szCs w:val="21"/>
-        </w:rPr>
-        <w:t xml:space="preserve">Product name — is "AAA Insights" the intended name or a working title?</w:t>
-      </w:r>
-    </w:p>
-    <w:p>
-      <w:pPr>
-        <w:pStyle w:val="ListParagraph"/>
-        <w:numPr>
-          <w:ilvl w:val="0"/>
-          <w:numId w:val="2"/>
-        </w:numPr>
-        <w:spacing w:after="90" w:line="288"/>
-      </w:pPr>
-      <w:r>
-        <w:rPr>
-          <w:rFonts w:ascii="JetBrains Mono" w:cs="JetBrains Mono" w:eastAsia="JetBrains Mono" w:hAnsi="JetBrains Mono"/>
-          <w:b/>
-          <w:bCs/>
-          <w:color w:val="D9763A"/>
-          <w:sz w:val="20"/>
-          <w:szCs w:val="20"/>
-        </w:rPr>
-        <w:t xml:space="preserve">Q-2  </w:t>
-      </w:r>
-      <w:r>
-        <w:rPr>
-          <w:rFonts w:ascii="Inter" w:cs="Inter" w:eastAsia="Inter" w:hAnsi="Inter"/>
-          <w:color w:val="1A1D21"/>
-          <w:sz w:val="21"/>
-          <w:szCs w:val="21"/>
-        </w:rPr>
-        <w:t xml:space="preserve">Build vs. buy the survey engine — build collection natively, or wrap an existing component?</w:t>
-      </w:r>
-    </w:p>
-    <w:p>
-      <w:pPr>
-        <w:pStyle w:val="ListParagraph"/>
-        <w:numPr>
-          <w:ilvl w:val="0"/>
-          <w:numId w:val="2"/>
-        </w:numPr>
-        <w:spacing w:after="90" w:line="288"/>
-      </w:pPr>
-      <w:r>
-        <w:rPr>
-          <w:rFonts w:ascii="JetBrains Mono" w:cs="JetBrains Mono" w:eastAsia="JetBrains Mono" w:hAnsi="JetBrains Mono"/>
-          <w:b/>
-          <w:bCs/>
-          <w:color w:val="D9763A"/>
-          <w:sz w:val="20"/>
-          <w:szCs w:val="20"/>
-        </w:rPr>
-        <w:t xml:space="preserve">Q-3  </w:t>
-      </w:r>
-      <w:r>
-        <w:rPr>
-          <w:rFonts w:ascii="Inter" w:cs="Inter" w:eastAsia="Inter" w:hAnsi="Inter"/>
-          <w:color w:val="1A1D21"/>
-          <w:sz w:val="21"/>
-          <w:szCs w:val="21"/>
-        </w:rPr>
-        <w:t xml:space="preserve">AI models / hosting — any constraints on model provider or data residency?</w:t>
-      </w:r>
-    </w:p>
-    <w:p>
-      <w:pPr>
-        <w:pStyle w:val="ListParagraph"/>
-        <w:numPr>
-          <w:ilvl w:val="0"/>
-          <w:numId w:val="2"/>
-        </w:numPr>
-        <w:spacing w:after="90" w:line="288"/>
-      </w:pPr>
-      <w:r>
-        <w:rPr>
-          <w:rFonts w:ascii="JetBrains Mono" w:cs="JetBrains Mono" w:eastAsia="JetBrains Mono" w:hAnsi="JetBrains Mono"/>
-          <w:b/>
-          <w:bCs/>
-          <w:color w:val="D9763A"/>
-          <w:sz w:val="20"/>
-          <w:szCs w:val="20"/>
-        </w:rPr>
-        <w:t xml:space="preserve">Q-4  </w:t>
-      </w:r>
-      <w:r>
-        <w:rPr>
-          <w:rFonts w:ascii="Inter" w:cs="Inter" w:eastAsia="Inter" w:hAnsi="Inter"/>
-          <w:color w:val="1A1D21"/>
-          <w:sz w:val="21"/>
-          <w:szCs w:val="21"/>
-        </w:rPr>
-        <w:t xml:space="preserve">Language coverage for v1 — English-only, or which additional languages at launch?</w:t>
-      </w:r>
-    </w:p>
-    <w:p>
-      <w:pPr>
-        <w:pStyle w:val="ListParagraph"/>
-        <w:numPr>
-          <w:ilvl w:val="0"/>
-          <w:numId w:val="2"/>
-        </w:numPr>
-        <w:spacing w:after="90" w:line="288"/>
-      </w:pPr>
-      <w:r>
-        <w:rPr>
-          <w:rFonts w:ascii="JetBrains Mono" w:cs="JetBrains Mono" w:eastAsia="JetBrains Mono" w:hAnsi="JetBrains Mono"/>
-          <w:b/>
-          <w:bCs/>
-          <w:color w:val="D9763A"/>
-          <w:sz w:val="20"/>
-          <w:szCs w:val="20"/>
-        </w:rPr>
-        <w:t xml:space="preserve">Q-5  </w:t>
-      </w:r>
-      <w:r>
-        <w:rPr>
-          <w:rFonts w:ascii="Inter" w:cs="Inter" w:eastAsia="Inter" w:hAnsi="Inter"/>
-          <w:color w:val="1A1D21"/>
-          <w:sz w:val="21"/>
-          <w:szCs w:val="21"/>
-        </w:rPr>
-        <w:t xml:space="preserve">Compliance targets — which regimes must v1 satisfy (GDPR, CCPA, SOC 2 roadmap)?</w:t>
-      </w:r>
-    </w:p>
-    <w:p>
-      <w:pPr>
-        <w:pStyle w:val="ListParagraph"/>
-        <w:numPr>
-          <w:ilvl w:val="0"/>
-          <w:numId w:val="2"/>
-        </w:numPr>
-        <w:spacing w:after="90" w:line="288"/>
-      </w:pPr>
-      <w:r>
-        <w:rPr>
-          <w:rFonts w:ascii="JetBrains Mono" w:cs="JetBrains Mono" w:eastAsia="JetBrains Mono" w:hAnsi="JetBrains Mono"/>
-          <w:b/>
-          <w:bCs/>
-          <w:color w:val="D9763A"/>
-          <w:sz w:val="20"/>
-          <w:szCs w:val="20"/>
-        </w:rPr>
-        <w:t xml:space="preserve">Q-6  </w:t>
-      </w:r>
-      <w:r>
-        <w:rPr>
-          <w:rFonts w:ascii="Inter" w:cs="Inter" w:eastAsia="Inter" w:hAnsi="Inter"/>
-          <w:color w:val="1A1D21"/>
-          <w:sz w:val="21"/>
-          <w:szCs w:val="21"/>
-        </w:rPr>
-        <w:t xml:space="preserve">MVP volume target — what item volume must the MVP handle comfortably?</w:t>
-      </w:r>
-    </w:p>
-    <w:p>
-      <w:pPr>
-        <w:pStyle w:val="ListParagraph"/>
-        <w:numPr>
-          <w:ilvl w:val="0"/>
-          <w:numId w:val="2"/>
-        </w:numPr>
-        <w:spacing w:after="90" w:line="288"/>
-      </w:pPr>
-      <w:r>
-        <w:rPr>
-          <w:rFonts w:ascii="JetBrains Mono" w:cs="JetBrains Mono" w:eastAsia="JetBrains Mono" w:hAnsi="JetBrains Mono"/>
-          <w:b/>
-          <w:bCs/>
-          <w:color w:val="D9763A"/>
-          <w:sz w:val="20"/>
-          <w:szCs w:val="20"/>
-        </w:rPr>
-        <w:t xml:space="preserve">Q-7  </w:t>
-      </w:r>
-      <w:r>
-        <w:rPr>
-          <w:rFonts w:ascii="Inter" w:cs="Inter" w:eastAsia="Inter" w:hAnsi="Inter"/>
-          <w:color w:val="1A1D21"/>
-          <w:sz w:val="21"/>
-          <w:szCs w:val="21"/>
-        </w:rPr>
-        <w:t xml:space="preserve">Commercial model — per-seat, per-response, per-survey, per-competitor, or tiered?</w:t>
-      </w:r>
-    </w:p>
-    <w:p>
-      <w:pPr>
-        <w:pStyle w:val="ListParagraph"/>
-        <w:numPr>
-          <w:ilvl w:val="0"/>
-          <w:numId w:val="2"/>
-        </w:numPr>
-        <w:spacing w:after="90" w:line="288"/>
-      </w:pPr>
-      <w:r>
-        <w:rPr>
-          <w:rFonts w:ascii="JetBrains Mono" w:cs="JetBrains Mono" w:eastAsia="JetBrains Mono" w:hAnsi="JetBrains Mono"/>
-          <w:b/>
-          <w:bCs/>
-          <w:color w:val="D9763A"/>
-          <w:sz w:val="20"/>
-          <w:szCs w:val="20"/>
-        </w:rPr>
-        <w:t xml:space="preserve">Q-8  </w:t>
-      </w:r>
-      <w:r>
-        <w:rPr>
-          <w:rFonts w:ascii="Inter" w:cs="Inter" w:eastAsia="Inter" w:hAnsi="Inter"/>
-          <w:color w:val="1A1D21"/>
-          <w:sz w:val="21"/>
-          <w:szCs w:val="21"/>
-        </w:rPr>
-        <w:t xml:space="preserve">First design partner — a specific first customer/segment to anchor the MVP?</w:t>
-      </w:r>
-    </w:p>
-    <w:p>
-      <w:pPr>
-        <w:pStyle w:val="ListParagraph"/>
-        <w:numPr>
-          <w:ilvl w:val="0"/>
-          <w:numId w:val="2"/>
-        </w:numPr>
-        <w:spacing w:after="90" w:line="288"/>
-      </w:pPr>
-      <w:r>
-        <w:rPr>
-          <w:rFonts w:ascii="JetBrains Mono" w:cs="JetBrains Mono" w:eastAsia="JetBrains Mono" w:hAnsi="JetBrains Mono"/>
-          <w:b/>
-          <w:bCs/>
-          <w:color w:val="D9763A"/>
-          <w:sz w:val="20"/>
-          <w:szCs w:val="20"/>
-        </w:rPr>
-        <w:t xml:space="preserve">Q-9  </w:t>
-      </w:r>
-      <w:r>
-        <w:rPr>
-          <w:rFonts w:ascii="Inter" w:cs="Inter" w:eastAsia="Inter" w:hAnsi="Inter"/>
-          <w:color w:val="1A1D21"/>
-          <w:sz w:val="21"/>
-          <w:szCs w:val="21"/>
-        </w:rPr>
-        <w:t xml:space="preserve">Brand-love framework — resolved: grounded in Batra/Ahuvia/Bagozzi (2012). Confirm "Ambiguity" as the middle label (vs. "Ambivalence"/"Neutral").</w:t>
-      </w:r>
-    </w:p>
-    <w:p>
-      <w:pPr>
-        <w:pStyle w:val="ListParagraph"/>
-        <w:numPr>
-          <w:ilvl w:val="0"/>
-          <w:numId w:val="2"/>
-        </w:numPr>
-        <w:spacing w:after="90" w:line="288"/>
-      </w:pPr>
-      <w:r>
-        <w:rPr>
-          <w:rFonts w:ascii="JetBrains Mono" w:cs="JetBrains Mono" w:eastAsia="JetBrains Mono" w:hAnsi="JetBrains Mono"/>
-          <w:b/>
-          <w:bCs/>
-          <w:color w:val="D9763A"/>
-          <w:sz w:val="20"/>
-          <w:szCs w:val="20"/>
-        </w:rPr>
-        <w:t xml:space="preserve">Q-10  </w:t>
-      </w:r>
-      <w:r>
-        <w:rPr>
-          <w:rFonts w:ascii="Inter" w:cs="Inter" w:eastAsia="Inter" w:hAnsi="Inter"/>
-          <w:color w:val="1A1D21"/>
-          <w:sz w:val="21"/>
-          <w:szCs w:val="21"/>
-        </w:rPr>
-        <w:t xml:space="preserve">Competitors &amp; sources — which competitors to track first, and which review sources matter most?</w:t>
-      </w:r>
-    </w:p>
-    <w:p>
-      <w:pPr>
-        <w:pStyle w:val="ListParagraph"/>
-        <w:numPr>
-          <w:ilvl w:val="0"/>
-          <w:numId w:val="2"/>
-        </w:numPr>
-        <w:spacing w:after="90" w:line="288"/>
-      </w:pPr>
-      <w:r>
-        <w:rPr>
-          <w:rFonts w:ascii="JetBrains Mono" w:cs="JetBrains Mono" w:eastAsia="JetBrains Mono" w:hAnsi="JetBrains Mono"/>
-          <w:b/>
-          <w:bCs/>
-          <w:color w:val="D9763A"/>
-          <w:sz w:val="20"/>
-          <w:szCs w:val="20"/>
-        </w:rPr>
-        <w:t xml:space="preserve">Q-11  </w:t>
-      </w:r>
-      <w:r>
-        <w:rPr>
-          <w:rFonts w:ascii="Inter" w:cs="Inter" w:eastAsia="Inter" w:hAnsi="Inter"/>
-          <w:color w:val="1A1D21"/>
-          <w:sz w:val="21"/>
-          <w:szCs w:val="21"/>
-        </w:rPr>
-        <w:t xml:space="preserve">Collection method &amp; legal sign-off — confirm the API / licensed-provider / public-web mix, and who provides the legal review that gates live web collection (DPS-7).</w:t>
-      </w:r>
-    </w:p>
-    <w:p>
-      <w:pPr>
-        <w:pStyle w:val="ListParagraph"/>
-        <w:numPr>
-          <w:ilvl w:val="0"/>
-          <w:numId w:val="2"/>
-        </w:numPr>
-        <w:spacing w:after="90" w:line="288"/>
-      </w:pPr>
-      <w:r>
-        <w:rPr>
-          <w:rFonts w:ascii="JetBrains Mono" w:cs="JetBrains Mono" w:eastAsia="JetBrains Mono" w:hAnsi="JetBrains Mono"/>
-          <w:b/>
-          <w:bCs/>
-          <w:color w:val="D9763A"/>
-          <w:sz w:val="20"/>
-          <w:szCs w:val="20"/>
-        </w:rPr>
-        <w:t xml:space="preserve">Q-12  </w:t>
-      </w:r>
-      <w:r>
-        <w:rPr>
-          <w:rFonts w:ascii="Inter" w:cs="Inter" w:eastAsia="Inter" w:hAnsi="Inter"/>
-          <w:color w:val="1A1D21"/>
-          <w:sz w:val="21"/>
-          <w:szCs w:val="21"/>
-        </w:rPr>
-        <w:t xml:space="preserve">Rating normalization — confirm the common scale (proposed 1–5) and the Brand Love Index formula (proposed: %(Love+Like) − %(Dislike+Hate)).</w:t>
-      </w:r>
-    </w:p>
-    <w:p>
-      <w:pPr>
-        <w:pStyle w:val="ListParagraph"/>
-        <w:numPr>
-          <w:ilvl w:val="0"/>
-          <w:numId w:val="2"/>
-        </w:numPr>
-        <w:spacing w:after="90" w:line="288"/>
-      </w:pPr>
-      <w:r>
-        <w:rPr>
-          <w:rFonts w:ascii="JetBrains Mono" w:cs="JetBrains Mono" w:eastAsia="JetBrains Mono" w:hAnsi="JetBrains Mono"/>
-          <w:b/>
-          <w:bCs/>
-          <w:color w:val="D9763A"/>
-          <w:sz w:val="20"/>
-          <w:szCs w:val="20"/>
-        </w:rPr>
-        <w:t xml:space="preserve">Q-13  </w:t>
-      </w:r>
-      <w:r>
-        <w:rPr>
-          <w:rFonts w:ascii="Inter" w:cs="Inter" w:eastAsia="Inter" w:hAnsi="Inter"/>
-          <w:color w:val="1A1D21"/>
-          <w:sz w:val="21"/>
-          <w:szCs w:val="21"/>
-        </w:rPr>
-        <w:t xml:space="preserve">Collected-data retention — how long should collected competitor/web data be retained?</w:t>
-      </w:r>
-    </w:p>
-    <w:p>
-      <w:pPr>
-        <w:pStyle w:val="ListParagraph"/>
-        <w:numPr>
-          <w:ilvl w:val="0"/>
-          <w:numId w:val="2"/>
-        </w:numPr>
-        <w:spacing w:after="90" w:line="288"/>
-      </w:pPr>
-      <w:r>
-        <w:rPr>
-          <w:rFonts w:ascii="JetBrains Mono" w:cs="JetBrains Mono" w:eastAsia="JetBrains Mono" w:hAnsi="JetBrains Mono"/>
-          <w:b/>
-          <w:bCs/>
-          <w:color w:val="D9763A"/>
-          <w:sz w:val="20"/>
-          <w:szCs w:val="20"/>
-        </w:rPr>
-        <w:t xml:space="preserve">Q-14  </w:t>
-      </w:r>
-      <w:r>
-        <w:rPr>
-          <w:rFonts w:ascii="Inter" w:cs="Inter" w:eastAsia="Inter" w:hAnsi="Inter"/>
-          <w:color w:val="1A1D21"/>
-          <w:sz w:val="21"/>
-          <w:szCs w:val="21"/>
-        </w:rPr>
-        <w:t xml:space="preserve">Trust depth for v1 — single-item trust rating plus inference, or the full multi-item driver battery? (Recommendation: single-item + inference in the MVP; driver battery as a fast-follow.)</w:t>
-      </w:r>
-    </w:p>
-    <w:p>
-      <w:pPr>
-        <w:pStyle w:val="ListParagraph"/>
-        <w:numPr>
-          <w:ilvl w:val="0"/>
-          <w:numId w:val="2"/>
-        </w:numPr>
-        <w:spacing w:after="90" w:line="288"/>
-      </w:pPr>
-      <w:r>
-        <w:rPr>
-          <w:rFonts w:ascii="JetBrains Mono" w:cs="JetBrains Mono" w:eastAsia="JetBrains Mono" w:hAnsi="JetBrains Mono"/>
-          <w:b/>
-          <w:bCs/>
-          <w:color w:val="D9763A"/>
-          <w:sz w:val="20"/>
-          <w:szCs w:val="20"/>
-        </w:rPr>
-        <w:t xml:space="preserve">Q-15  </w:t>
-      </w:r>
-      <w:r>
-        <w:rPr>
-          <w:rFonts w:ascii="Inter" w:cs="Inter" w:eastAsia="Inter" w:hAnsi="Inter"/>
-          <w:color w:val="1A1D21"/>
-          <w:sz w:val="21"/>
-          <w:szCs w:val="21"/>
-        </w:rPr>
-        <w:t xml:space="preserve">Trust driver taxonomy — confirm reliability / integrity / benevolence / security-privacy as the drivers, and the Trust Index formula (proposed net: %positive-trust − %negative-trust on the normalized scale).</w:t>
+        <w:t xml:space="preserve">All fifteen prior open questions are now decided (client direction, 2026-07-27). Two items remain pending but non-blocking.</w:t>
+      </w:r>
+    </w:p>
+    <w:tbl>
+      <w:tblPr>
+        <w:tblW w:type="dxa" w:w="9360"/>
+        <w:tblBorders>
+          <w:top w:val="single" w:color="1A1D21" w:sz="12"/>
+          <w:left w:val="none" w:color="auto" w:sz="0"/>
+          <w:bottom w:val="single" w:color="1A1D21" w:sz="12"/>
+          <w:right w:val="none" w:color="auto" w:sz="0"/>
+          <w:insideH w:val="single" w:color="E5E2DA" w:sz="8"/>
+          <w:insideV w:val="none" w:color="auto" w:sz="0"/>
+        </w:tblBorders>
+      </w:tblPr>
+      <w:tblGrid>
+        <w:gridCol w:w="900"/>
+        <w:gridCol w:w="2500"/>
+        <w:gridCol w:w="5960"/>
+      </w:tblGrid>
+      <w:tr>
+        <w:trPr>
+          <w:tblHeader/>
+        </w:trPr>
+        <w:tc>
+          <w:tcPr>
+            <w:tcW w:type="dxa" w:w="900"/>
+            <w:shd w:fill="E5E2DA" w:color="auto" w:val="clear"/>
+            <w:tcMar>
+              <w:top w:type="dxa" w:w="70"/>
+              <w:left w:type="dxa" w:w="130"/>
+              <w:bottom w:type="dxa" w:w="70"/>
+              <w:right w:type="dxa" w:w="130"/>
+            </w:tcMar>
+          </w:tcPr>
+          <w:p>
+            <w:pPr>
+              <w:spacing w:after="0" w:line="250"/>
+            </w:pPr>
+            <w:r>
+              <w:rPr>
+                <w:rFonts w:ascii="Inter" w:cs="Inter" w:eastAsia="Inter" w:hAnsi="Inter"/>
+                <w:b/>
+                <w:bCs/>
+                <w:color w:val="1A1D21"/>
+                <w:sz w:val="18"/>
+                <w:szCs w:val="18"/>
+              </w:rPr>
+              <w:t xml:space="preserve">#</w:t>
+            </w:r>
+          </w:p>
+        </w:tc>
+        <w:tc>
+          <w:tcPr>
+            <w:tcW w:type="dxa" w:w="2500"/>
+            <w:shd w:fill="E5E2DA" w:color="auto" w:val="clear"/>
+            <w:tcMar>
+              <w:top w:type="dxa" w:w="70"/>
+              <w:left w:type="dxa" w:w="130"/>
+              <w:bottom w:type="dxa" w:w="70"/>
+              <w:right w:type="dxa" w:w="130"/>
+            </w:tcMar>
+          </w:tcPr>
+          <w:p>
+            <w:pPr>
+              <w:spacing w:after="0" w:line="250"/>
+            </w:pPr>
+            <w:r>
+              <w:rPr>
+                <w:rFonts w:ascii="Inter" w:cs="Inter" w:eastAsia="Inter" w:hAnsi="Inter"/>
+                <w:b/>
+                <w:bCs/>
+                <w:color w:val="1A1D21"/>
+                <w:sz w:val="18"/>
+                <w:szCs w:val="18"/>
+              </w:rPr>
+              <w:t xml:space="preserve">Decision</w:t>
+            </w:r>
+          </w:p>
+        </w:tc>
+        <w:tc>
+          <w:tcPr>
+            <w:tcW w:type="dxa" w:w="5960"/>
+            <w:shd w:fill="E5E2DA" w:color="auto" w:val="clear"/>
+            <w:tcMar>
+              <w:top w:type="dxa" w:w="70"/>
+              <w:left w:type="dxa" w:w="130"/>
+              <w:bottom w:type="dxa" w:w="70"/>
+              <w:right w:type="dxa" w:w="130"/>
+            </w:tcMar>
+          </w:tcPr>
+          <w:p>
+            <w:pPr>
+              <w:spacing w:after="0" w:line="250"/>
+            </w:pPr>
+            <w:r>
+              <w:rPr>
+                <w:rFonts w:ascii="Inter" w:cs="Inter" w:eastAsia="Inter" w:hAnsi="Inter"/>
+                <w:b/>
+                <w:bCs/>
+                <w:color w:val="1A1D21"/>
+                <w:sz w:val="18"/>
+                <w:szCs w:val="18"/>
+              </w:rPr>
+              <w:t xml:space="preserve">Resolution</w:t>
+            </w:r>
+          </w:p>
+        </w:tc>
+      </w:tr>
+      <w:tr>
+        <w:tc>
+          <w:tcPr>
+            <w:tcW w:type="dxa" w:w="900"/>
+            <w:tcMar>
+              <w:top w:type="dxa" w:w="70"/>
+              <w:left w:type="dxa" w:w="130"/>
+              <w:bottom w:type="dxa" w:w="70"/>
+              <w:right w:type="dxa" w:w="130"/>
+            </w:tcMar>
+          </w:tcPr>
+          <w:p>
+            <w:pPr>
+              <w:spacing w:after="0" w:line="250"/>
+            </w:pPr>
+            <w:r>
+              <w:rPr>
+                <w:rFonts w:ascii="Inter" w:cs="Inter" w:eastAsia="Inter" w:hAnsi="Inter"/>
+                <w:color w:val="1A1D21"/>
+                <w:sz w:val="19"/>
+                <w:szCs w:val="19"/>
+              </w:rPr>
+              <w:t xml:space="preserve">D-1</w:t>
+            </w:r>
+          </w:p>
+        </w:tc>
+        <w:tc>
+          <w:tcPr>
+            <w:tcW w:type="dxa" w:w="2500"/>
+            <w:tcMar>
+              <w:top w:type="dxa" w:w="70"/>
+              <w:left w:type="dxa" w:w="130"/>
+              <w:bottom w:type="dxa" w:w="70"/>
+              <w:right w:type="dxa" w:w="130"/>
+            </w:tcMar>
+          </w:tcPr>
+          <w:p>
+            <w:pPr>
+              <w:spacing w:after="0" w:line="250"/>
+            </w:pPr>
+            <w:r>
+              <w:rPr>
+                <w:rFonts w:ascii="Inter" w:cs="Inter" w:eastAsia="Inter" w:hAnsi="Inter"/>
+                <w:color w:val="1A1D21"/>
+                <w:sz w:val="19"/>
+                <w:szCs w:val="19"/>
+              </w:rPr>
+              <w:t xml:space="preserve">Product name</w:t>
+            </w:r>
+          </w:p>
+        </w:tc>
+        <w:tc>
+          <w:tcPr>
+            <w:tcW w:type="dxa" w:w="5960"/>
+            <w:tcMar>
+              <w:top w:type="dxa" w:w="70"/>
+              <w:left w:type="dxa" w:w="130"/>
+              <w:bottom w:type="dxa" w:w="70"/>
+              <w:right w:type="dxa" w:w="130"/>
+            </w:tcMar>
+          </w:tcPr>
+          <w:p>
+            <w:pPr>
+              <w:spacing w:after="0" w:line="250"/>
+            </w:pPr>
+            <w:r>
+              <w:rPr>
+                <w:rFonts w:ascii="Inter" w:cs="Inter" w:eastAsia="Inter" w:hAnsi="Inter"/>
+                <w:color w:val="1A1D21"/>
+                <w:sz w:val="19"/>
+                <w:szCs w:val="19"/>
+              </w:rPr>
+              <w:t xml:space="preserve">Keep "AAA Insights" as the working title (note overlap with the existing Active Pulse sentiment monitor; revisit branding later).</w:t>
+            </w:r>
+          </w:p>
+        </w:tc>
+      </w:tr>
+      <w:tr>
+        <w:tc>
+          <w:tcPr>
+            <w:tcW w:type="dxa" w:w="900"/>
+            <w:tcMar>
+              <w:top w:type="dxa" w:w="70"/>
+              <w:left w:type="dxa" w:w="130"/>
+              <w:bottom w:type="dxa" w:w="70"/>
+              <w:right w:type="dxa" w:w="130"/>
+            </w:tcMar>
+          </w:tcPr>
+          <w:p>
+            <w:pPr>
+              <w:spacing w:after="0" w:line="250"/>
+            </w:pPr>
+            <w:r>
+              <w:rPr>
+                <w:rFonts w:ascii="Inter" w:cs="Inter" w:eastAsia="Inter" w:hAnsi="Inter"/>
+                <w:color w:val="1A1D21"/>
+                <w:sz w:val="19"/>
+                <w:szCs w:val="19"/>
+              </w:rPr>
+              <w:t xml:space="preserve">D-2</w:t>
+            </w:r>
+          </w:p>
+        </w:tc>
+        <w:tc>
+          <w:tcPr>
+            <w:tcW w:type="dxa" w:w="2500"/>
+            <w:tcMar>
+              <w:top w:type="dxa" w:w="70"/>
+              <w:left w:type="dxa" w:w="130"/>
+              <w:bottom w:type="dxa" w:w="70"/>
+              <w:right w:type="dxa" w:w="130"/>
+            </w:tcMar>
+          </w:tcPr>
+          <w:p>
+            <w:pPr>
+              <w:spacing w:after="0" w:line="250"/>
+            </w:pPr>
+            <w:r>
+              <w:rPr>
+                <w:rFonts w:ascii="Inter" w:cs="Inter" w:eastAsia="Inter" w:hAnsi="Inter"/>
+                <w:color w:val="1A1D21"/>
+                <w:sz w:val="19"/>
+                <w:szCs w:val="19"/>
+              </w:rPr>
+              <w:t xml:space="preserve">Build vs. buy survey engine</w:t>
+            </w:r>
+          </w:p>
+        </w:tc>
+        <w:tc>
+          <w:tcPr>
+            <w:tcW w:type="dxa" w:w="5960"/>
+            <w:tcMar>
+              <w:top w:type="dxa" w:w="70"/>
+              <w:left w:type="dxa" w:w="130"/>
+              <w:bottom w:type="dxa" w:w="70"/>
+              <w:right w:type="dxa" w:w="130"/>
+            </w:tcMar>
+          </w:tcPr>
+          <w:p>
+            <w:pPr>
+              <w:spacing w:after="0" w:line="250"/>
+            </w:pPr>
+            <w:r>
+              <w:rPr>
+                <w:rFonts w:ascii="Inter" w:cs="Inter" w:eastAsia="Inter" w:hAnsi="Inter"/>
+                <w:color w:val="1A1D21"/>
+                <w:sz w:val="19"/>
+                <w:szCs w:val="19"/>
+              </w:rPr>
+              <w:t xml:space="preserve">Build survey collection natively — full control of the survey, conversational, and data experience.</w:t>
+            </w:r>
+          </w:p>
+        </w:tc>
+      </w:tr>
+      <w:tr>
+        <w:tc>
+          <w:tcPr>
+            <w:tcW w:type="dxa" w:w="900"/>
+            <w:tcMar>
+              <w:top w:type="dxa" w:w="70"/>
+              <w:left w:type="dxa" w:w="130"/>
+              <w:bottom w:type="dxa" w:w="70"/>
+              <w:right w:type="dxa" w:w="130"/>
+            </w:tcMar>
+          </w:tcPr>
+          <w:p>
+            <w:pPr>
+              <w:spacing w:after="0" w:line="250"/>
+            </w:pPr>
+            <w:r>
+              <w:rPr>
+                <w:rFonts w:ascii="Inter" w:cs="Inter" w:eastAsia="Inter" w:hAnsi="Inter"/>
+                <w:color w:val="1A1D21"/>
+                <w:sz w:val="19"/>
+                <w:szCs w:val="19"/>
+              </w:rPr>
+              <w:t xml:space="preserve">D-3</w:t>
+            </w:r>
+          </w:p>
+        </w:tc>
+        <w:tc>
+          <w:tcPr>
+            <w:tcW w:type="dxa" w:w="2500"/>
+            <w:tcMar>
+              <w:top w:type="dxa" w:w="70"/>
+              <w:left w:type="dxa" w:w="130"/>
+              <w:bottom w:type="dxa" w:w="70"/>
+              <w:right w:type="dxa" w:w="130"/>
+            </w:tcMar>
+          </w:tcPr>
+          <w:p>
+            <w:pPr>
+              <w:spacing w:after="0" w:line="250"/>
+            </w:pPr>
+            <w:r>
+              <w:rPr>
+                <w:rFonts w:ascii="Inter" w:cs="Inter" w:eastAsia="Inter" w:hAnsi="Inter"/>
+                <w:color w:val="1A1D21"/>
+                <w:sz w:val="19"/>
+                <w:szCs w:val="19"/>
+              </w:rPr>
+              <w:t xml:space="preserve">AI models / hosting</w:t>
+            </w:r>
+          </w:p>
+        </w:tc>
+        <w:tc>
+          <w:tcPr>
+            <w:tcW w:type="dxa" w:w="5960"/>
+            <w:tcMar>
+              <w:top w:type="dxa" w:w="70"/>
+              <w:left w:type="dxa" w:w="130"/>
+              <w:bottom w:type="dxa" w:w="70"/>
+              <w:right w:type="dxa" w:w="130"/>
+            </w:tcMar>
+          </w:tcPr>
+          <w:p>
+            <w:pPr>
+              <w:spacing w:after="0" w:line="250"/>
+            </w:pPr>
+            <w:r>
+              <w:rPr>
+                <w:rFonts w:ascii="Inter" w:cs="Inter" w:eastAsia="Inter" w:hAnsi="Inter"/>
+                <w:color w:val="1A1D21"/>
+                <w:sz w:val="19"/>
+                <w:szCs w:val="19"/>
+              </w:rPr>
+              <w:t xml:space="preserve">Provider-abstracted: best-available models, US data residency available, no lock-in; account data never trains shared models (DPS-9).</w:t>
+            </w:r>
+          </w:p>
+        </w:tc>
+      </w:tr>
+      <w:tr>
+        <w:tc>
+          <w:tcPr>
+            <w:tcW w:type="dxa" w:w="900"/>
+            <w:tcMar>
+              <w:top w:type="dxa" w:w="70"/>
+              <w:left w:type="dxa" w:w="130"/>
+              <w:bottom w:type="dxa" w:w="70"/>
+              <w:right w:type="dxa" w:w="130"/>
+            </w:tcMar>
+          </w:tcPr>
+          <w:p>
+            <w:pPr>
+              <w:spacing w:after="0" w:line="250"/>
+            </w:pPr>
+            <w:r>
+              <w:rPr>
+                <w:rFonts w:ascii="Inter" w:cs="Inter" w:eastAsia="Inter" w:hAnsi="Inter"/>
+                <w:color w:val="1A1D21"/>
+                <w:sz w:val="19"/>
+                <w:szCs w:val="19"/>
+              </w:rPr>
+              <w:t xml:space="preserve">D-4</w:t>
+            </w:r>
+          </w:p>
+        </w:tc>
+        <w:tc>
+          <w:tcPr>
+            <w:tcW w:type="dxa" w:w="2500"/>
+            <w:tcMar>
+              <w:top w:type="dxa" w:w="70"/>
+              <w:left w:type="dxa" w:w="130"/>
+              <w:bottom w:type="dxa" w:w="70"/>
+              <w:right w:type="dxa" w:w="130"/>
+            </w:tcMar>
+          </w:tcPr>
+          <w:p>
+            <w:pPr>
+              <w:spacing w:after="0" w:line="250"/>
+            </w:pPr>
+            <w:r>
+              <w:rPr>
+                <w:rFonts w:ascii="Inter" w:cs="Inter" w:eastAsia="Inter" w:hAnsi="Inter"/>
+                <w:color w:val="1A1D21"/>
+                <w:sz w:val="19"/>
+                <w:szCs w:val="19"/>
+              </w:rPr>
+              <w:t xml:space="preserve">Language coverage</w:t>
+            </w:r>
+          </w:p>
+        </w:tc>
+        <w:tc>
+          <w:tcPr>
+            <w:tcW w:type="dxa" w:w="5960"/>
+            <w:tcMar>
+              <w:top w:type="dxa" w:w="70"/>
+              <w:left w:type="dxa" w:w="130"/>
+              <w:bottom w:type="dxa" w:w="70"/>
+              <w:right w:type="dxa" w:w="130"/>
+            </w:tcMar>
+          </w:tcPr>
+          <w:p>
+            <w:pPr>
+              <w:spacing w:after="0" w:line="250"/>
+            </w:pPr>
+            <w:r>
+              <w:rPr>
+                <w:rFonts w:ascii="Inter" w:cs="Inter" w:eastAsia="Inter" w:hAnsi="Inter"/>
+                <w:color w:val="1A1D21"/>
+                <w:sz w:val="19"/>
+                <w:szCs w:val="19"/>
+              </w:rPr>
+              <w:t xml:space="preserve">English-only MVP; multilingual analysis in Phase 2 (E-4).</w:t>
+            </w:r>
+          </w:p>
+        </w:tc>
+      </w:tr>
+      <w:tr>
+        <w:tc>
+          <w:tcPr>
+            <w:tcW w:type="dxa" w:w="900"/>
+            <w:tcMar>
+              <w:top w:type="dxa" w:w="70"/>
+              <w:left w:type="dxa" w:w="130"/>
+              <w:bottom w:type="dxa" w:w="70"/>
+              <w:right w:type="dxa" w:w="130"/>
+            </w:tcMar>
+          </w:tcPr>
+          <w:p>
+            <w:pPr>
+              <w:spacing w:after="0" w:line="250"/>
+            </w:pPr>
+            <w:r>
+              <w:rPr>
+                <w:rFonts w:ascii="Inter" w:cs="Inter" w:eastAsia="Inter" w:hAnsi="Inter"/>
+                <w:color w:val="1A1D21"/>
+                <w:sz w:val="19"/>
+                <w:szCs w:val="19"/>
+              </w:rPr>
+              <w:t xml:space="preserve">D-5</w:t>
+            </w:r>
+          </w:p>
+        </w:tc>
+        <w:tc>
+          <w:tcPr>
+            <w:tcW w:type="dxa" w:w="2500"/>
+            <w:tcMar>
+              <w:top w:type="dxa" w:w="70"/>
+              <w:left w:type="dxa" w:w="130"/>
+              <w:bottom w:type="dxa" w:w="70"/>
+              <w:right w:type="dxa" w:w="130"/>
+            </w:tcMar>
+          </w:tcPr>
+          <w:p>
+            <w:pPr>
+              <w:spacing w:after="0" w:line="250"/>
+            </w:pPr>
+            <w:r>
+              <w:rPr>
+                <w:rFonts w:ascii="Inter" w:cs="Inter" w:eastAsia="Inter" w:hAnsi="Inter"/>
+                <w:color w:val="1A1D21"/>
+                <w:sz w:val="19"/>
+                <w:szCs w:val="19"/>
+              </w:rPr>
+              <w:t xml:space="preserve">Compliance targets</w:t>
+            </w:r>
+          </w:p>
+        </w:tc>
+        <w:tc>
+          <w:tcPr>
+            <w:tcW w:type="dxa" w:w="5960"/>
+            <w:tcMar>
+              <w:top w:type="dxa" w:w="70"/>
+              <w:left w:type="dxa" w:w="130"/>
+              <w:bottom w:type="dxa" w:w="70"/>
+              <w:right w:type="dxa" w:w="130"/>
+            </w:tcMar>
+          </w:tcPr>
+          <w:p>
+            <w:pPr>
+              <w:spacing w:after="0" w:line="250"/>
+            </w:pPr>
+            <w:r>
+              <w:rPr>
+                <w:rFonts w:ascii="Inter" w:cs="Inter" w:eastAsia="Inter" w:hAnsi="Inter"/>
+                <w:color w:val="1A1D21"/>
+                <w:sz w:val="19"/>
+                <w:szCs w:val="19"/>
+              </w:rPr>
+              <w:t xml:space="preserve">GDPR + CCPA for v1; SOC 2 on the roadmap (DPS-8).</w:t>
+            </w:r>
+          </w:p>
+        </w:tc>
+      </w:tr>
+      <w:tr>
+        <w:tc>
+          <w:tcPr>
+            <w:tcW w:type="dxa" w:w="900"/>
+            <w:tcMar>
+              <w:top w:type="dxa" w:w="70"/>
+              <w:left w:type="dxa" w:w="130"/>
+              <w:bottom w:type="dxa" w:w="70"/>
+              <w:right w:type="dxa" w:w="130"/>
+            </w:tcMar>
+          </w:tcPr>
+          <w:p>
+            <w:pPr>
+              <w:spacing w:after="0" w:line="250"/>
+            </w:pPr>
+            <w:r>
+              <w:rPr>
+                <w:rFonts w:ascii="Inter" w:cs="Inter" w:eastAsia="Inter" w:hAnsi="Inter"/>
+                <w:color w:val="1A1D21"/>
+                <w:sz w:val="19"/>
+                <w:szCs w:val="19"/>
+              </w:rPr>
+              <w:t xml:space="preserve">D-6</w:t>
+            </w:r>
+          </w:p>
+        </w:tc>
+        <w:tc>
+          <w:tcPr>
+            <w:tcW w:type="dxa" w:w="2500"/>
+            <w:tcMar>
+              <w:top w:type="dxa" w:w="70"/>
+              <w:left w:type="dxa" w:w="130"/>
+              <w:bottom w:type="dxa" w:w="70"/>
+              <w:right w:type="dxa" w:w="130"/>
+            </w:tcMar>
+          </w:tcPr>
+          <w:p>
+            <w:pPr>
+              <w:spacing w:after="0" w:line="250"/>
+            </w:pPr>
+            <w:r>
+              <w:rPr>
+                <w:rFonts w:ascii="Inter" w:cs="Inter" w:eastAsia="Inter" w:hAnsi="Inter"/>
+                <w:color w:val="1A1D21"/>
+                <w:sz w:val="19"/>
+                <w:szCs w:val="19"/>
+              </w:rPr>
+              <w:t xml:space="preserve">MVP volume</w:t>
+            </w:r>
+          </w:p>
+        </w:tc>
+        <w:tc>
+          <w:tcPr>
+            <w:tcW w:type="dxa" w:w="5960"/>
+            <w:tcMar>
+              <w:top w:type="dxa" w:w="70"/>
+              <w:left w:type="dxa" w:w="130"/>
+              <w:bottom w:type="dxa" w:w="70"/>
+              <w:right w:type="dxa" w:w="130"/>
+            </w:tcMar>
+          </w:tcPr>
+          <w:p>
+            <w:pPr>
+              <w:spacing w:after="0" w:line="250"/>
+            </w:pPr>
+            <w:r>
+              <w:rPr>
+                <w:rFonts w:ascii="Inter" w:cs="Inter" w:eastAsia="Inter" w:hAnsi="Inter"/>
+                <w:color w:val="1A1D21"/>
+                <w:sz w:val="19"/>
+                <w:szCs w:val="19"/>
+              </w:rPr>
+              <w:t xml:space="preserve">~5,000 responses handled comfortably (NFR-2).</w:t>
+            </w:r>
+          </w:p>
+        </w:tc>
+      </w:tr>
+      <w:tr>
+        <w:tc>
+          <w:tcPr>
+            <w:tcW w:type="dxa" w:w="900"/>
+            <w:tcMar>
+              <w:top w:type="dxa" w:w="70"/>
+              <w:left w:type="dxa" w:w="130"/>
+              <w:bottom w:type="dxa" w:w="70"/>
+              <w:right w:type="dxa" w:w="130"/>
+            </w:tcMar>
+          </w:tcPr>
+          <w:p>
+            <w:pPr>
+              <w:spacing w:after="0" w:line="250"/>
+            </w:pPr>
+            <w:r>
+              <w:rPr>
+                <w:rFonts w:ascii="Inter" w:cs="Inter" w:eastAsia="Inter" w:hAnsi="Inter"/>
+                <w:color w:val="1A1D21"/>
+                <w:sz w:val="19"/>
+                <w:szCs w:val="19"/>
+              </w:rPr>
+              <w:t xml:space="preserve">D-7</w:t>
+            </w:r>
+          </w:p>
+        </w:tc>
+        <w:tc>
+          <w:tcPr>
+            <w:tcW w:type="dxa" w:w="2500"/>
+            <w:tcMar>
+              <w:top w:type="dxa" w:w="70"/>
+              <w:left w:type="dxa" w:w="130"/>
+              <w:bottom w:type="dxa" w:w="70"/>
+              <w:right w:type="dxa" w:w="130"/>
+            </w:tcMar>
+          </w:tcPr>
+          <w:p>
+            <w:pPr>
+              <w:spacing w:after="0" w:line="250"/>
+            </w:pPr>
+            <w:r>
+              <w:rPr>
+                <w:rFonts w:ascii="Inter" w:cs="Inter" w:eastAsia="Inter" w:hAnsi="Inter"/>
+                <w:color w:val="1A1D21"/>
+                <w:sz w:val="19"/>
+                <w:szCs w:val="19"/>
+              </w:rPr>
+              <w:t xml:space="preserve">Commercial model</w:t>
+            </w:r>
+          </w:p>
+        </w:tc>
+        <w:tc>
+          <w:tcPr>
+            <w:tcW w:type="dxa" w:w="5960"/>
+            <w:tcMar>
+              <w:top w:type="dxa" w:w="70"/>
+              <w:left w:type="dxa" w:w="130"/>
+              <w:bottom w:type="dxa" w:w="70"/>
+              <w:right w:type="dxa" w:w="130"/>
+            </w:tcMar>
+          </w:tcPr>
+          <w:p>
+            <w:pPr>
+              <w:spacing w:after="0" w:line="250"/>
+            </w:pPr>
+            <w:r>
+              <w:rPr>
+                <w:rFonts w:ascii="Inter" w:cs="Inter" w:eastAsia="Inter" w:hAnsi="Inter"/>
+                <w:color w:val="1A1D21"/>
+                <w:sz w:val="19"/>
+                <w:szCs w:val="19"/>
+              </w:rPr>
+              <w:t xml:space="preserve">Hybrid: tiered subscription + usage (see note below).</w:t>
+            </w:r>
+          </w:p>
+        </w:tc>
+      </w:tr>
+      <w:tr>
+        <w:tc>
+          <w:tcPr>
+            <w:tcW w:type="dxa" w:w="900"/>
+            <w:tcMar>
+              <w:top w:type="dxa" w:w="70"/>
+              <w:left w:type="dxa" w:w="130"/>
+              <w:bottom w:type="dxa" w:w="70"/>
+              <w:right w:type="dxa" w:w="130"/>
+            </w:tcMar>
+          </w:tcPr>
+          <w:p>
+            <w:pPr>
+              <w:spacing w:after="0" w:line="250"/>
+            </w:pPr>
+            <w:r>
+              <w:rPr>
+                <w:rFonts w:ascii="Inter" w:cs="Inter" w:eastAsia="Inter" w:hAnsi="Inter"/>
+                <w:color w:val="1A1D21"/>
+                <w:sz w:val="19"/>
+                <w:szCs w:val="19"/>
+              </w:rPr>
+              <w:t xml:space="preserve">D-8</w:t>
+            </w:r>
+          </w:p>
+        </w:tc>
+        <w:tc>
+          <w:tcPr>
+            <w:tcW w:type="dxa" w:w="2500"/>
+            <w:tcMar>
+              <w:top w:type="dxa" w:w="70"/>
+              <w:left w:type="dxa" w:w="130"/>
+              <w:bottom w:type="dxa" w:w="70"/>
+              <w:right w:type="dxa" w:w="130"/>
+            </w:tcMar>
+          </w:tcPr>
+          <w:p>
+            <w:pPr>
+              <w:spacing w:after="0" w:line="250"/>
+            </w:pPr>
+            <w:r>
+              <w:rPr>
+                <w:rFonts w:ascii="Inter" w:cs="Inter" w:eastAsia="Inter" w:hAnsi="Inter"/>
+                <w:color w:val="1A1D21"/>
+                <w:sz w:val="19"/>
+                <w:szCs w:val="19"/>
+              </w:rPr>
+              <w:t xml:space="preserve">First design partner</w:t>
+            </w:r>
+          </w:p>
+        </w:tc>
+        <w:tc>
+          <w:tcPr>
+            <w:tcW w:type="dxa" w:w="5960"/>
+            <w:tcMar>
+              <w:top w:type="dxa" w:w="70"/>
+              <w:left w:type="dxa" w:w="130"/>
+              <w:bottom w:type="dxa" w:w="70"/>
+              <w:right w:type="dxa" w:w="130"/>
+            </w:tcMar>
+          </w:tcPr>
+          <w:p>
+            <w:pPr>
+              <w:spacing w:after="0" w:line="250"/>
+            </w:pPr>
+            <w:r>
+              <w:rPr>
+                <w:rFonts w:ascii="Inter" w:cs="Inter" w:eastAsia="Inter" w:hAnsi="Inter"/>
+                <w:color w:val="1A1D21"/>
+                <w:sz w:val="19"/>
+                <w:szCs w:val="19"/>
+              </w:rPr>
+              <w:t xml:space="preserve">None yet — build a generic MVP; find a partner in parallel (pending).</w:t>
+            </w:r>
+          </w:p>
+        </w:tc>
+      </w:tr>
+      <w:tr>
+        <w:tc>
+          <w:tcPr>
+            <w:tcW w:type="dxa" w:w="900"/>
+            <w:tcMar>
+              <w:top w:type="dxa" w:w="70"/>
+              <w:left w:type="dxa" w:w="130"/>
+              <w:bottom w:type="dxa" w:w="70"/>
+              <w:right w:type="dxa" w:w="130"/>
+            </w:tcMar>
+          </w:tcPr>
+          <w:p>
+            <w:pPr>
+              <w:spacing w:after="0" w:line="250"/>
+            </w:pPr>
+            <w:r>
+              <w:rPr>
+                <w:rFonts w:ascii="Inter" w:cs="Inter" w:eastAsia="Inter" w:hAnsi="Inter"/>
+                <w:color w:val="1A1D21"/>
+                <w:sz w:val="19"/>
+                <w:szCs w:val="19"/>
+              </w:rPr>
+              <w:t xml:space="preserve">D-9</w:t>
+            </w:r>
+          </w:p>
+        </w:tc>
+        <w:tc>
+          <w:tcPr>
+            <w:tcW w:type="dxa" w:w="2500"/>
+            <w:tcMar>
+              <w:top w:type="dxa" w:w="70"/>
+              <w:left w:type="dxa" w:w="130"/>
+              <w:bottom w:type="dxa" w:w="70"/>
+              <w:right w:type="dxa" w:w="130"/>
+            </w:tcMar>
+          </w:tcPr>
+          <w:p>
+            <w:pPr>
+              <w:spacing w:after="0" w:line="250"/>
+            </w:pPr>
+            <w:r>
+              <w:rPr>
+                <w:rFonts w:ascii="Inter" w:cs="Inter" w:eastAsia="Inter" w:hAnsi="Inter"/>
+                <w:color w:val="1A1D21"/>
+                <w:sz w:val="19"/>
+                <w:szCs w:val="19"/>
+              </w:rPr>
+              <w:t xml:space="preserve">Brand Love framework &amp; label</w:t>
+            </w:r>
+          </w:p>
+        </w:tc>
+        <w:tc>
+          <w:tcPr>
+            <w:tcW w:type="dxa" w:w="5960"/>
+            <w:tcMar>
+              <w:top w:type="dxa" w:w="70"/>
+              <w:left w:type="dxa" w:w="130"/>
+              <w:bottom w:type="dxa" w:w="70"/>
+              <w:right w:type="dxa" w:w="130"/>
+            </w:tcMar>
+          </w:tcPr>
+          <w:p>
+            <w:pPr>
+              <w:spacing w:after="0" w:line="250"/>
+            </w:pPr>
+            <w:r>
+              <w:rPr>
+                <w:rFonts w:ascii="Inter" w:cs="Inter" w:eastAsia="Inter" w:hAnsi="Inter"/>
+                <w:color w:val="1A1D21"/>
+                <w:sz w:val="19"/>
+                <w:szCs w:val="19"/>
+              </w:rPr>
+              <w:t xml:space="preserve">Grounded in Batra/Ahuvia/Bagozzi (2012). Middle label = "Ambivalence" (changed from "Ambiguity"). Scale: Love / Like / Ambivalence / Dislike / Hate.</w:t>
+            </w:r>
+          </w:p>
+        </w:tc>
+      </w:tr>
+      <w:tr>
+        <w:tc>
+          <w:tcPr>
+            <w:tcW w:type="dxa" w:w="900"/>
+            <w:tcMar>
+              <w:top w:type="dxa" w:w="70"/>
+              <w:left w:type="dxa" w:w="130"/>
+              <w:bottom w:type="dxa" w:w="70"/>
+              <w:right w:type="dxa" w:w="130"/>
+            </w:tcMar>
+          </w:tcPr>
+          <w:p>
+            <w:pPr>
+              <w:spacing w:after="0" w:line="250"/>
+            </w:pPr>
+            <w:r>
+              <w:rPr>
+                <w:rFonts w:ascii="Inter" w:cs="Inter" w:eastAsia="Inter" w:hAnsi="Inter"/>
+                <w:color w:val="1A1D21"/>
+                <w:sz w:val="19"/>
+                <w:szCs w:val="19"/>
+              </w:rPr>
+              <w:t xml:space="preserve">D-10</w:t>
+            </w:r>
+          </w:p>
+        </w:tc>
+        <w:tc>
+          <w:tcPr>
+            <w:tcW w:type="dxa" w:w="2500"/>
+            <w:tcMar>
+              <w:top w:type="dxa" w:w="70"/>
+              <w:left w:type="dxa" w:w="130"/>
+              <w:bottom w:type="dxa" w:w="70"/>
+              <w:right w:type="dxa" w:w="130"/>
+            </w:tcMar>
+          </w:tcPr>
+          <w:p>
+            <w:pPr>
+              <w:spacing w:after="0" w:line="250"/>
+            </w:pPr>
+            <w:r>
+              <w:rPr>
+                <w:rFonts w:ascii="Inter" w:cs="Inter" w:eastAsia="Inter" w:hAnsi="Inter"/>
+                <w:color w:val="1A1D21"/>
+                <w:sz w:val="19"/>
+                <w:szCs w:val="19"/>
+              </w:rPr>
+              <w:t xml:space="preserve">Competitors &amp; sources</w:t>
+            </w:r>
+          </w:p>
+        </w:tc>
+        <w:tc>
+          <w:tcPr>
+            <w:tcW w:type="dxa" w:w="5960"/>
+            <w:tcMar>
+              <w:top w:type="dxa" w:w="70"/>
+              <w:left w:type="dxa" w:w="130"/>
+              <w:bottom w:type="dxa" w:w="70"/>
+              <w:right w:type="dxa" w:w="130"/>
+            </w:tcMar>
+          </w:tcPr>
+          <w:p>
+            <w:pPr>
+              <w:spacing w:after="0" w:line="250"/>
+            </w:pPr>
+            <w:r>
+              <w:rPr>
+                <w:rFonts w:ascii="Inter" w:cs="Inter" w:eastAsia="Inter" w:hAnsi="Inter"/>
+                <w:color w:val="1A1D21"/>
+                <w:sz w:val="19"/>
+                <w:szCs w:val="19"/>
+              </w:rPr>
+              <w:t xml:space="preserve">Generic &amp; configurable — each account sets its own competitors and sources; no presets.</w:t>
+            </w:r>
+          </w:p>
+        </w:tc>
+      </w:tr>
+      <w:tr>
+        <w:tc>
+          <w:tcPr>
+            <w:tcW w:type="dxa" w:w="900"/>
+            <w:tcMar>
+              <w:top w:type="dxa" w:w="70"/>
+              <w:left w:type="dxa" w:w="130"/>
+              <w:bottom w:type="dxa" w:w="70"/>
+              <w:right w:type="dxa" w:w="130"/>
+            </w:tcMar>
+          </w:tcPr>
+          <w:p>
+            <w:pPr>
+              <w:spacing w:after="0" w:line="250"/>
+            </w:pPr>
+            <w:r>
+              <w:rPr>
+                <w:rFonts w:ascii="Inter" w:cs="Inter" w:eastAsia="Inter" w:hAnsi="Inter"/>
+                <w:color w:val="1A1D21"/>
+                <w:sz w:val="19"/>
+                <w:szCs w:val="19"/>
+              </w:rPr>
+              <w:t xml:space="preserve">D-11</w:t>
+            </w:r>
+          </w:p>
+        </w:tc>
+        <w:tc>
+          <w:tcPr>
+            <w:tcW w:type="dxa" w:w="2500"/>
+            <w:tcMar>
+              <w:top w:type="dxa" w:w="70"/>
+              <w:left w:type="dxa" w:w="130"/>
+              <w:bottom w:type="dxa" w:w="70"/>
+              <w:right w:type="dxa" w:w="130"/>
+            </w:tcMar>
+          </w:tcPr>
+          <w:p>
+            <w:pPr>
+              <w:spacing w:after="0" w:line="250"/>
+            </w:pPr>
+            <w:r>
+              <w:rPr>
+                <w:rFonts w:ascii="Inter" w:cs="Inter" w:eastAsia="Inter" w:hAnsi="Inter"/>
+                <w:color w:val="1A1D21"/>
+                <w:sz w:val="19"/>
+                <w:szCs w:val="19"/>
+              </w:rPr>
+              <w:t xml:space="preserve">Collection method &amp; legal sign-off</w:t>
+            </w:r>
+          </w:p>
+        </w:tc>
+        <w:tc>
+          <w:tcPr>
+            <w:tcW w:type="dxa" w:w="5960"/>
+            <w:tcMar>
+              <w:top w:type="dxa" w:w="70"/>
+              <w:left w:type="dxa" w:w="130"/>
+              <w:bottom w:type="dxa" w:w="70"/>
+              <w:right w:type="dxa" w:w="130"/>
+            </w:tcMar>
+          </w:tcPr>
+          <w:p>
+            <w:pPr>
+              <w:spacing w:after="0" w:line="250"/>
+            </w:pPr>
+            <w:r>
+              <w:rPr>
+                <w:rFonts w:ascii="Inter" w:cs="Inter" w:eastAsia="Inter" w:hAnsi="Inter"/>
+                <w:color w:val="1A1D21"/>
+                <w:sz w:val="19"/>
+                <w:szCs w:val="19"/>
+              </w:rPr>
+              <w:t xml:space="preserve">CSV import first (MVP); APIs/licensed feeds in Phase 1; live web collection only after the client’s legal sign-off (DPS-7). Sign-off owner (pending).</w:t>
+            </w:r>
+          </w:p>
+        </w:tc>
+      </w:tr>
+      <w:tr>
+        <w:tc>
+          <w:tcPr>
+            <w:tcW w:type="dxa" w:w="900"/>
+            <w:tcMar>
+              <w:top w:type="dxa" w:w="70"/>
+              <w:left w:type="dxa" w:w="130"/>
+              <w:bottom w:type="dxa" w:w="70"/>
+              <w:right w:type="dxa" w:w="130"/>
+            </w:tcMar>
+          </w:tcPr>
+          <w:p>
+            <w:pPr>
+              <w:spacing w:after="0" w:line="250"/>
+            </w:pPr>
+            <w:r>
+              <w:rPr>
+                <w:rFonts w:ascii="Inter" w:cs="Inter" w:eastAsia="Inter" w:hAnsi="Inter"/>
+                <w:color w:val="1A1D21"/>
+                <w:sz w:val="19"/>
+                <w:szCs w:val="19"/>
+              </w:rPr>
+              <w:t xml:space="preserve">D-12</w:t>
+            </w:r>
+          </w:p>
+        </w:tc>
+        <w:tc>
+          <w:tcPr>
+            <w:tcW w:type="dxa" w:w="2500"/>
+            <w:tcMar>
+              <w:top w:type="dxa" w:w="70"/>
+              <w:left w:type="dxa" w:w="130"/>
+              <w:bottom w:type="dxa" w:w="70"/>
+              <w:right w:type="dxa" w:w="130"/>
+            </w:tcMar>
+          </w:tcPr>
+          <w:p>
+            <w:pPr>
+              <w:spacing w:after="0" w:line="250"/>
+            </w:pPr>
+            <w:r>
+              <w:rPr>
+                <w:rFonts w:ascii="Inter" w:cs="Inter" w:eastAsia="Inter" w:hAnsi="Inter"/>
+                <w:color w:val="1A1D21"/>
+                <w:sz w:val="19"/>
+                <w:szCs w:val="19"/>
+              </w:rPr>
+              <w:t xml:space="preserve">Normalization &amp; Love Index</w:t>
+            </w:r>
+          </w:p>
+        </w:tc>
+        <w:tc>
+          <w:tcPr>
+            <w:tcW w:type="dxa" w:w="5960"/>
+            <w:tcMar>
+              <w:top w:type="dxa" w:w="70"/>
+              <w:left w:type="dxa" w:w="130"/>
+              <w:bottom w:type="dxa" w:w="70"/>
+              <w:right w:type="dxa" w:w="130"/>
+            </w:tcMar>
+          </w:tcPr>
+          <w:p>
+            <w:pPr>
+              <w:spacing w:after="0" w:line="250"/>
+            </w:pPr>
+            <w:r>
+              <w:rPr>
+                <w:rFonts w:ascii="Inter" w:cs="Inter" w:eastAsia="Inter" w:hAnsi="Inter"/>
+                <w:color w:val="1A1D21"/>
+                <w:sz w:val="19"/>
+                <w:szCs w:val="19"/>
+              </w:rPr>
+              <w:t xml:space="preserve">Common 1–5 scale; Brand Love Index = %(Love+Like) − %(Dislike+Hate).</w:t>
+            </w:r>
+          </w:p>
+        </w:tc>
+      </w:tr>
+      <w:tr>
+        <w:tc>
+          <w:tcPr>
+            <w:tcW w:type="dxa" w:w="900"/>
+            <w:tcMar>
+              <w:top w:type="dxa" w:w="70"/>
+              <w:left w:type="dxa" w:w="130"/>
+              <w:bottom w:type="dxa" w:w="70"/>
+              <w:right w:type="dxa" w:w="130"/>
+            </w:tcMar>
+          </w:tcPr>
+          <w:p>
+            <w:pPr>
+              <w:spacing w:after="0" w:line="250"/>
+            </w:pPr>
+            <w:r>
+              <w:rPr>
+                <w:rFonts w:ascii="Inter" w:cs="Inter" w:eastAsia="Inter" w:hAnsi="Inter"/>
+                <w:color w:val="1A1D21"/>
+                <w:sz w:val="19"/>
+                <w:szCs w:val="19"/>
+              </w:rPr>
+              <w:t xml:space="preserve">D-13</w:t>
+            </w:r>
+          </w:p>
+        </w:tc>
+        <w:tc>
+          <w:tcPr>
+            <w:tcW w:type="dxa" w:w="2500"/>
+            <w:tcMar>
+              <w:top w:type="dxa" w:w="70"/>
+              <w:left w:type="dxa" w:w="130"/>
+              <w:bottom w:type="dxa" w:w="70"/>
+              <w:right w:type="dxa" w:w="130"/>
+            </w:tcMar>
+          </w:tcPr>
+          <w:p>
+            <w:pPr>
+              <w:spacing w:after="0" w:line="250"/>
+            </w:pPr>
+            <w:r>
+              <w:rPr>
+                <w:rFonts w:ascii="Inter" w:cs="Inter" w:eastAsia="Inter" w:hAnsi="Inter"/>
+                <w:color w:val="1A1D21"/>
+                <w:sz w:val="19"/>
+                <w:szCs w:val="19"/>
+              </w:rPr>
+              <w:t xml:space="preserve">Collected-data retention</w:t>
+            </w:r>
+          </w:p>
+        </w:tc>
+        <w:tc>
+          <w:tcPr>
+            <w:tcW w:type="dxa" w:w="5960"/>
+            <w:tcMar>
+              <w:top w:type="dxa" w:w="70"/>
+              <w:left w:type="dxa" w:w="130"/>
+              <w:bottom w:type="dxa" w:w="70"/>
+              <w:right w:type="dxa" w:w="130"/>
+            </w:tcMar>
+          </w:tcPr>
+          <w:p>
+            <w:pPr>
+              <w:spacing w:after="0" w:line="250"/>
+            </w:pPr>
+            <w:r>
+              <w:rPr>
+                <w:rFonts w:ascii="Inter" w:cs="Inter" w:eastAsia="Inter" w:hAnsi="Inter"/>
+                <w:color w:val="1A1D21"/>
+                <w:sz w:val="19"/>
+                <w:szCs w:val="19"/>
+              </w:rPr>
+              <w:t xml:space="preserve">Per-account configurable, 24-month default (DPS-5).</w:t>
+            </w:r>
+          </w:p>
+        </w:tc>
+      </w:tr>
+      <w:tr>
+        <w:tc>
+          <w:tcPr>
+            <w:tcW w:type="dxa" w:w="900"/>
+            <w:tcMar>
+              <w:top w:type="dxa" w:w="70"/>
+              <w:left w:type="dxa" w:w="130"/>
+              <w:bottom w:type="dxa" w:w="70"/>
+              <w:right w:type="dxa" w:w="130"/>
+            </w:tcMar>
+          </w:tcPr>
+          <w:p>
+            <w:pPr>
+              <w:spacing w:after="0" w:line="250"/>
+            </w:pPr>
+            <w:r>
+              <w:rPr>
+                <w:rFonts w:ascii="Inter" w:cs="Inter" w:eastAsia="Inter" w:hAnsi="Inter"/>
+                <w:color w:val="1A1D21"/>
+                <w:sz w:val="19"/>
+                <w:szCs w:val="19"/>
+              </w:rPr>
+              <w:t xml:space="preserve">D-14</w:t>
+            </w:r>
+          </w:p>
+        </w:tc>
+        <w:tc>
+          <w:tcPr>
+            <w:tcW w:type="dxa" w:w="2500"/>
+            <w:tcMar>
+              <w:top w:type="dxa" w:w="70"/>
+              <w:left w:type="dxa" w:w="130"/>
+              <w:bottom w:type="dxa" w:w="70"/>
+              <w:right w:type="dxa" w:w="130"/>
+            </w:tcMar>
+          </w:tcPr>
+          <w:p>
+            <w:pPr>
+              <w:spacing w:after="0" w:line="250"/>
+            </w:pPr>
+            <w:r>
+              <w:rPr>
+                <w:rFonts w:ascii="Inter" w:cs="Inter" w:eastAsia="Inter" w:hAnsi="Inter"/>
+                <w:color w:val="1A1D21"/>
+                <w:sz w:val="19"/>
+                <w:szCs w:val="19"/>
+              </w:rPr>
+              <w:t xml:space="preserve">Trust depth for v1</w:t>
+            </w:r>
+          </w:p>
+        </w:tc>
+        <w:tc>
+          <w:tcPr>
+            <w:tcW w:type="dxa" w:w="5960"/>
+            <w:tcMar>
+              <w:top w:type="dxa" w:w="70"/>
+              <w:left w:type="dxa" w:w="130"/>
+              <w:bottom w:type="dxa" w:w="70"/>
+              <w:right w:type="dxa" w:w="130"/>
+            </w:tcMar>
+          </w:tcPr>
+          <w:p>
+            <w:pPr>
+              <w:spacing w:after="0" w:line="250"/>
+            </w:pPr>
+            <w:r>
+              <w:rPr>
+                <w:rFonts w:ascii="Inter" w:cs="Inter" w:eastAsia="Inter" w:hAnsi="Inter"/>
+                <w:color w:val="1A1D21"/>
+                <w:sz w:val="19"/>
+                <w:szCs w:val="19"/>
+              </w:rPr>
+              <w:t xml:space="preserve">Single-item trust + inferred trust in the MVP; driver battery is a fast-follow.</w:t>
+            </w:r>
+          </w:p>
+        </w:tc>
+      </w:tr>
+      <w:tr>
+        <w:tc>
+          <w:tcPr>
+            <w:tcW w:type="dxa" w:w="900"/>
+            <w:tcMar>
+              <w:top w:type="dxa" w:w="70"/>
+              <w:left w:type="dxa" w:w="130"/>
+              <w:bottom w:type="dxa" w:w="70"/>
+              <w:right w:type="dxa" w:w="130"/>
+            </w:tcMar>
+          </w:tcPr>
+          <w:p>
+            <w:pPr>
+              <w:spacing w:after="0" w:line="250"/>
+            </w:pPr>
+            <w:r>
+              <w:rPr>
+                <w:rFonts w:ascii="Inter" w:cs="Inter" w:eastAsia="Inter" w:hAnsi="Inter"/>
+                <w:color w:val="1A1D21"/>
+                <w:sz w:val="19"/>
+                <w:szCs w:val="19"/>
+              </w:rPr>
+              <w:t xml:space="preserve">D-15</w:t>
+            </w:r>
+          </w:p>
+        </w:tc>
+        <w:tc>
+          <w:tcPr>
+            <w:tcW w:type="dxa" w:w="2500"/>
+            <w:tcMar>
+              <w:top w:type="dxa" w:w="70"/>
+              <w:left w:type="dxa" w:w="130"/>
+              <w:bottom w:type="dxa" w:w="70"/>
+              <w:right w:type="dxa" w:w="130"/>
+            </w:tcMar>
+          </w:tcPr>
+          <w:p>
+            <w:pPr>
+              <w:spacing w:after="0" w:line="250"/>
+            </w:pPr>
+            <w:r>
+              <w:rPr>
+                <w:rFonts w:ascii="Inter" w:cs="Inter" w:eastAsia="Inter" w:hAnsi="Inter"/>
+                <w:color w:val="1A1D21"/>
+                <w:sz w:val="19"/>
+                <w:szCs w:val="19"/>
+              </w:rPr>
+              <w:t xml:space="preserve">Trust drivers &amp; Trust Index</w:t>
+            </w:r>
+          </w:p>
+        </w:tc>
+        <w:tc>
+          <w:tcPr>
+            <w:tcW w:type="dxa" w:w="5960"/>
+            <w:tcMar>
+              <w:top w:type="dxa" w:w="70"/>
+              <w:left w:type="dxa" w:w="130"/>
+              <w:bottom w:type="dxa" w:w="70"/>
+              <w:right w:type="dxa" w:w="130"/>
+            </w:tcMar>
+          </w:tcPr>
+          <w:p>
+            <w:pPr>
+              <w:spacing w:after="0" w:line="250"/>
+            </w:pPr>
+            <w:r>
+              <w:rPr>
+                <w:rFonts w:ascii="Inter" w:cs="Inter" w:eastAsia="Inter" w:hAnsi="Inter"/>
+                <w:color w:val="1A1D21"/>
+                <w:sz w:val="19"/>
+                <w:szCs w:val="19"/>
+              </w:rPr>
+              <w:t xml:space="preserve">Drivers: reliability, integrity, benevolence, security/privacy; Trust Index = %positive-trust − %negative-trust.</w:t>
+            </w:r>
+          </w:p>
+        </w:tc>
+      </w:tr>
+      <w:tr>
+        <w:tc>
+          <w:tcPr>
+            <w:tcW w:type="dxa" w:w="900"/>
+            <w:tcMar>
+              <w:top w:type="dxa" w:w="70"/>
+              <w:left w:type="dxa" w:w="130"/>
+              <w:bottom w:type="dxa" w:w="70"/>
+              <w:right w:type="dxa" w:w="130"/>
+            </w:tcMar>
+          </w:tcPr>
+          <w:p>
+            <w:pPr>
+              <w:spacing w:after="0" w:line="250"/>
+            </w:pPr>
+            <w:r>
+              <w:rPr>
+                <w:rFonts w:ascii="Inter" w:cs="Inter" w:eastAsia="Inter" w:hAnsi="Inter"/>
+                <w:color w:val="1A1D21"/>
+                <w:sz w:val="19"/>
+                <w:szCs w:val="19"/>
+              </w:rPr>
+              <w:t xml:space="preserve">D-16</w:t>
+            </w:r>
+          </w:p>
+        </w:tc>
+        <w:tc>
+          <w:tcPr>
+            <w:tcW w:type="dxa" w:w="2500"/>
+            <w:tcMar>
+              <w:top w:type="dxa" w:w="70"/>
+              <w:left w:type="dxa" w:w="130"/>
+              <w:bottom w:type="dxa" w:w="70"/>
+              <w:right w:type="dxa" w:w="130"/>
+            </w:tcMar>
+          </w:tcPr>
+          <w:p>
+            <w:pPr>
+              <w:spacing w:after="0" w:line="250"/>
+            </w:pPr>
+            <w:r>
+              <w:rPr>
+                <w:rFonts w:ascii="Inter" w:cs="Inter" w:eastAsia="Inter" w:hAnsi="Inter"/>
+                <w:color w:val="1A1D21"/>
+                <w:sz w:val="19"/>
+                <w:szCs w:val="19"/>
+              </w:rPr>
+              <w:t xml:space="preserve">Closed-loop / service recovery (v5)</w:t>
+            </w:r>
+          </w:p>
+        </w:tc>
+        <w:tc>
+          <w:tcPr>
+            <w:tcW w:type="dxa" w:w="5960"/>
+            <w:tcMar>
+              <w:top w:type="dxa" w:w="70"/>
+              <w:left w:type="dxa" w:w="130"/>
+              <w:bottom w:type="dxa" w:w="70"/>
+              <w:right w:type="dxa" w:w="130"/>
+            </w:tcMar>
+          </w:tcPr>
+          <w:p>
+            <w:pPr>
+              <w:spacing w:after="0" w:line="250"/>
+            </w:pPr>
+            <w:r>
+              <w:rPr>
+                <w:rFonts w:ascii="Inter" w:cs="Inter" w:eastAsia="Inter" w:hAnsi="Inter"/>
+                <w:color w:val="1A1D21"/>
+                <w:sz w:val="19"/>
+                <w:szCs w:val="19"/>
+              </w:rPr>
+              <w:t xml:space="preserve">Adopt the Closed-Loop pillar as posture #2 (orchestrate + measure), architected for #3 (native workflow) as a later horizon. MVP: detect + prioritize detractors + opt-in follow-up; full loop + recovery measurement in Phase 1.</w:t>
+            </w:r>
+          </w:p>
+        </w:tc>
+      </w:tr>
+    </w:tbl>
+    <w:p>
+      <w:pPr>
+        <w:spacing w:after="90" w:before="200"/>
+      </w:pPr>
+      <w:r>
+        <w:rPr>
+          <w:rFonts w:ascii="Inter" w:cs="Inter" w:eastAsia="Inter" w:hAnsi="Inter"/>
+          <w:b/>
+          <w:bCs/>
+          <w:color w:val="1A1D21"/>
+          <w:sz w:val="22"/>
+          <w:szCs w:val="22"/>
+        </w:rPr>
+        <w:t xml:space="preserve">Commercial model note (D-7)</w:t>
+      </w:r>
+    </w:p>
+    <w:p>
+      <w:pPr>
+        <w:spacing w:after="140" w:line="300"/>
+      </w:pPr>
+      <w:r>
+        <w:rPr>
+          <w:rFonts w:ascii="Inter" w:cs="Inter" w:eastAsia="Inter" w:hAnsi="Inter"/>
+          <w:color w:val="1A1D21"/>
+          <w:sz w:val="21"/>
+          <w:szCs w:val="21"/>
+        </w:rPr>
+        <w:t xml:space="preserve">A hybrid built for SMB/mid-market — tiered subscription plans (e.g. Starter / Growth / Pro) bundling a monthly response/analysis allowance, with usage-based overage and a competitor-tracking add-on. Fuller pricing is a go-to-market decision to firm up alongside the first design partner; the spec only assumes the account/billing hooks in R-21.</w:t>
+      </w:r>
+    </w:p>
+    <w:p>
+      <w:pPr>
+        <w:spacing w:after="90" w:before="200"/>
+      </w:pPr>
+      <w:r>
+        <w:rPr>
+          <w:rFonts w:ascii="Inter" w:cs="Inter" w:eastAsia="Inter" w:hAnsi="Inter"/>
+          <w:b/>
+          <w:bCs/>
+          <w:color w:val="1A1D21"/>
+          <w:sz w:val="22"/>
+          <w:szCs w:val="22"/>
+        </w:rPr>
+        <w:t xml:space="preserve">Still pending (non-blocking)</w:t>
+      </w:r>
+    </w:p>
+    <w:p>
+      <w:pPr>
+        <w:spacing w:after="140" w:line="300"/>
+      </w:pPr>
+      <w:r>
+        <w:rPr>
+          <w:rFonts w:ascii="Inter" w:cs="Inter" w:eastAsia="Inter" w:hAnsi="Inter"/>
+          <w:color w:val="1A1D21"/>
+          <w:sz w:val="21"/>
+          <w:szCs w:val="21"/>
+        </w:rPr>
+        <w:t xml:space="preserve">A named first design partner (D-8) and the named legal sign-off owner for web collection (D-11). Neither blocks approval or the MVP build; both are needed before their respective Phase-1 features go live.</w:t>
       </w:r>
     </w:p>
     <w:p>

--- a/AAA_Insights_PRD.docx
+++ b/AAA_Insights_PRD.docx
@@ -107,10 +107,10 @@
           <w:i/>
           <w:iCs/>
           <w:color w:val="6B6F76"/>
-          <w:sz w:val="26"/>
-          <w:szCs w:val="26"/>
-        </w:rPr>
-        <w:t xml:space="preserve">Collect surveys, reviews, ratings, and comments — then let AI turn them into customer, competitive, and relationship insight.</w:t>
+          <w:sz w:val="25"/>
+          <w:szCs w:val="25"/>
+        </w:rPr>
+        <w:t xml:space="preserve">Collect surveys, reviews, ratings, and comments — then let AI turn them into customer, competitive, and relationship insight, and help you act on it.</w:t>
       </w:r>
     </w:p>
     <w:p>
@@ -133,7 +133,7 @@
           <w:sz w:val="18"/>
           <w:szCs w:val="18"/>
         </w:rPr>
-        <w:t xml:space="preserve">v5 — Draft (Closed-Loop / Service Recovery pillar added)</w:t>
+        <w:t xml:space="preserve">v6 — Draft (CHALLENGE resolutions folded in — ready for approval)</w:t>
       </w:r>
     </w:p>
     <w:p>
@@ -225,7 +225,7 @@
           <w:sz w:val="18"/>
           <w:szCs w:val="18"/>
         </w:rPr>
-        <w:t xml:space="preserve">Grounded AI™ — Phase 1 (SPECIFY)</w:t>
+        <w:t xml:space="preserve">Grounded AI™ — Phase 2 (CHALLENGE → v6)</w:t>
       </w:r>
     </w:p>
     <w:p>
@@ -242,16 +242,7 @@
           <w:sz w:val="18"/>
           <w:szCs w:val="18"/>
         </w:rPr>
-        <w:t xml:space="preserve">Applied AI for operators.</w:t>
-      </w:r>
-      <w:r>
-        <w:rPr>
-          <w:rFonts w:ascii="Inter" w:cs="Inter" w:eastAsia="Inter" w:hAnsi="Inter"/>
-          <w:color w:val="6B6F76"/>
-          <w:sz w:val="18"/>
-          <w:szCs w:val="18"/>
-        </w:rPr>
-        <w:t xml:space="preserve">   ·   activeaiadvisors.com   ·   paul@activeaiadvisors.com</w:t>
+        <w:t xml:space="preserve">Applied AI for operators.   ·   activeaiadvisors.com   ·   paul@activeaiadvisors.com</w:t>
       </w:r>
     </w:p>
     <w:p>
@@ -273,7 +264,7 @@
           <w:sz w:val="17"/>
           <w:szCs w:val="17"/>
         </w:rPr>
-        <w:t xml:space="preserve">WHAT CHANGED IN V5</w:t>
+        <w:t xml:space="preserve">WHAT CHANGED IN V6</w:t>
       </w:r>
     </w:p>
     <w:p>
@@ -332,7 +323,7 @@
                 <w:sz w:val="20"/>
                 <w:szCs w:val="20"/>
               </w:rPr>
-              <w:t xml:space="preserve">Revised 2026-07-27 — Closed-Loop / Service Recovery pillar</w:t>
+              <w:t xml:space="preserve">Revised 2026-07-27 — CHALLENGE resolutions folded in</w:t>
             </w:r>
           </w:p>
           <w:p>
@@ -346,7 +337,7 @@
                 <w:sz w:val="20"/>
                 <w:szCs w:val="20"/>
               </w:rPr>
-              <w:t xml:space="preserve">• Added the shift from measuring sentiment to actively managing it: opt-in respondent contactability, signal-driven triggers, and a first-class RecoveryCase with a status lifecycle.</w:t>
+              <w:t xml:space="preserve">• Recovery loop is now INTERNAL-only — no customer data pushed to external CRM/helpdesk (D-E). Team is notified; the case is owned and resolved in-app.</w:t>
             </w:r>
           </w:p>
           <w:p>
@@ -360,7 +351,7 @@
                 <w:sz w:val="20"/>
                 <w:szCs w:val="20"/>
               </w:rPr>
-              <w:t xml:space="preserve">• Hand-off to the tools a company already uses (helpdesk / CRM / email) via connectors, plus recovery measurement — did Brand Love / Trust actually rebuild? — and reinforcement plays for satisfied customers.</w:t>
+              <w:t xml:space="preserve">• A consented, first-party RecoveryCase is the one allowed identity-linked record (INV-9 exception, D-A/D-B). Case outreach is first-party only (D-C).</w:t>
             </w:r>
           </w:p>
           <w:p>
@@ -374,7 +365,7 @@
                 <w:sz w:val="20"/>
                 <w:szCs w:val="20"/>
               </w:rPr>
-              <w:t xml:space="preserve">• Delivered as posture #2 (orchestrate + measure), architected for #3 (native workflow) — the RecoveryCase and its measurement are owned internally, so #3 is an evolution, not a rewrite.</w:t>
+              <w:t xml:space="preserve">• Review prompts are audience-neutral to avoid review-gating (D-D). Erasure now covers scraped third-party review authors (D-F).</w:t>
             </w:r>
           </w:p>
           <w:p>
@@ -388,7 +379,7 @@
                 <w:sz w:val="20"/>
                 <w:szCs w:val="20"/>
               </w:rPr>
-              <w:t xml:space="preserve">• Grounded in the service-recovery paradox: a well-resolved complaint can leave a customer more loyal than if nothing had gone wrong.</w:t>
+              <w:t xml:space="preserve">• Brand Love / Trust Indices are STATED-only; inferred reads are a labeled companion, and an unreadable comment is "unknown," never "Ambivalence" (D-G, F-12).</w:t>
             </w:r>
           </w:p>
           <w:p>
@@ -402,7 +393,7 @@
                 <w:sz w:val="20"/>
                 <w:szCs w:val="20"/>
               </w:rPr>
-              <w:t xml:space="preserve">  (v4 resolved all 15 open questions; v3 added Brand Trust; v2 added the unified-customer view, competitors, lawful collection, Brand Love, and the data model.)</w:t>
+              <w:t xml:space="preserve">• New security/privacy/integrity requirements: bot defense, admin auth + secrets, PII redaction, conversational safety, age-gate, case dedup/throttle, timezone/UTC, NFR targets (F-8–F-19).</w:t>
             </w:r>
           </w:p>
         </w:tc>
@@ -923,7 +914,42 @@
           <w:sz w:val="22"/>
           <w:szCs w:val="22"/>
         </w:rPr>
-        <w:t xml:space="preserve">Decisions (resolved)</w:t>
+        <w:t xml:space="preserve">SPECIFY decisions</w:t>
+      </w:r>
+      <w:ptab w:alignment="right" w:relativeTo="margin" w:leader="dot"/>
+      <w:r>
+        <w:rPr>
+          <w:rFonts w:ascii="Inter" w:cs="Inter" w:eastAsia="Inter" w:hAnsi="Inter"/>
+          <w:color w:val="6B6F76"/>
+          <w:sz w:val="20"/>
+          <w:szCs w:val="20"/>
+        </w:rPr>
+        <w:t xml:space="preserve"/>
+      </w:r>
+    </w:p>
+    <w:p>
+      <w:pPr>
+        <w:spacing w:after="70"/>
+      </w:pPr>
+      <w:r>
+        <w:rPr>
+          <w:rFonts w:ascii="JetBrains Mono" w:cs="JetBrains Mono" w:eastAsia="JetBrains Mono" w:hAnsi="JetBrains Mono"/>
+          <w:b/>
+          <w:bCs/>
+          <w:color w:val="D9763A"/>
+          <w:sz w:val="20"/>
+          <w:szCs w:val="20"/>
+        </w:rPr>
+        <w:t xml:space="preserve">15   </w:t>
+      </w:r>
+      <w:r>
+        <w:rPr>
+          <w:rFonts w:ascii="Inter" w:cs="Inter" w:eastAsia="Inter" w:hAnsi="Inter"/>
+          <w:color w:val="1A1D21"/>
+          <w:sz w:val="22"/>
+          <w:szCs w:val="22"/>
+        </w:rPr>
+        <w:t xml:space="preserve">CHALLENGE resolutions</w:t>
       </w:r>
       <w:ptab w:alignment="right" w:relativeTo="margin" w:leader="dot"/>
       <w:r>
@@ -1336,7 +1362,7 @@
                 <w:sz w:val="19"/>
                 <w:szCs w:val="19"/>
               </w:rPr>
-              <w:t xml:space="preserve">Early warning on dissatisfaction, eroding trust, drivers of churn, and a way to close the loop.</w:t>
+              <w:t xml:space="preserve">Early warning on dissatisfaction, eroding trust, drivers of churn, and a way to work and close recovery cases.</w:t>
             </w:r>
           </w:p>
         </w:tc>
@@ -1605,7 +1631,7 @@
           <w:sz w:val="21"/>
           <w:szCs w:val="21"/>
         </w:rPr>
-        <w:t xml:space="preserve">Survey definition — built by an admin or AI-generated. Question types include single-select, multi-select, rating/scale, open text, the Brand Love scale (Love / Like / Ambivalence / Dislike / Hate), and the Trust battery (a single-item trust rating and/or a short driver battery: reliability, integrity, benevolence, security/privacy).</w:t>
+        <w:t xml:space="preserve">Survey definition — question types include single/multi-select, rating/scale, open text, the Brand Love scale (Love / Like / Ambivalence / Dislike / Hate), and the Trust battery (single-item and/or driver battery).</w:t>
       </w:r>
     </w:p>
     <w:p>
@@ -1815,7 +1841,7 @@
           <w:sz w:val="21"/>
           <w:szCs w:val="21"/>
         </w:rPr>
-        <w:t xml:space="preserve">Competitor configuration — the competitor brands to track: names, aliases, products, public sources.</w:t>
+        <w:t xml:space="preserve">Competitor configuration — competitor brands to track: names, aliases, products, public sources.</w:t>
       </w:r>
     </w:p>
     <w:p>
@@ -1845,7 +1871,7 @@
           <w:sz w:val="21"/>
           <w:szCs w:val="21"/>
         </w:rPr>
-        <w:t xml:space="preserve">Externally-collected feedback — reviews/ratings/comments about the own brand and tracked competitors from public web pages, review-site APIs, or a licensed provider (source URL, capture date, brand, rating, text).</w:t>
+        <w:t xml:space="preserve">Externally-collected feedback — reviews/ratings/comments about the own brand and competitors, from public web / review APIs / a licensed provider. Analysis-only; never a basis for individual outreach (X-7).</w:t>
       </w:r>
     </w:p>
     <w:p>
@@ -1875,7 +1901,7 @@
           <w:sz w:val="21"/>
           <w:szCs w:val="21"/>
         </w:rPr>
-        <w:t xml:space="preserve">(v5) Respondent contact &amp; consent — optional, opt-in contact details a respondent provides so the company may follow up (e.g., email). Anonymous-by-default is preserved (INV-5, INV-13).</w:t>
+        <w:t xml:space="preserve">(v6) Respondent contact &amp; consent — optional, opt-in contact a first-party respondent provides, behind an age-appropriate gate. Anonymous-by-default preserved (INV-5, INV-13).</w:t>
       </w:r>
     </w:p>
     <w:p>
@@ -1905,7 +1931,7 @@
           <w:sz w:val="21"/>
           <w:szCs w:val="21"/>
         </w:rPr>
-        <w:t xml:space="preserve">(v5) Recovery rules &amp; routing config — admin-defined triggers (which signals open a case) and routing (which owner/queue or external tool a case is handed to).</w:t>
+        <w:t xml:space="preserve">(v6) Recovery rules &amp; routing config — admin-defined triggers and INTERNAL routing (owner/queue), with default thresholds and throttling.</w:t>
       </w:r>
     </w:p>
     <w:p>
@@ -2241,7 +2267,7 @@
           <w:sz w:val="21"/>
           <w:szCs w:val="21"/>
         </w:rPr>
-        <w:t xml:space="preserve">Competitive benchmark — own brand vs. competitors on ratings, Brand Love, Trust, sentiment, and themes over a chosen period.</w:t>
+        <w:t xml:space="preserve">Competitive benchmark — own brand vs. competitors on ratings, Brand Love, Trust, sentiment, themes over a period.</w:t>
       </w:r>
     </w:p>
     <w:p>
@@ -2301,7 +2327,7 @@
           <w:sz w:val="21"/>
           <w:szCs w:val="21"/>
         </w:rPr>
-        <w:t xml:space="preserve">Brand Love read — the distribution across Love / Like / Ambivalence / Dislike / Hate and a Brand Love Index (share of Love+Like minus share of Dislike+Hate), per company and competitor, over time.</w:t>
+        <w:t xml:space="preserve">(v6) Brand Love read — distribution across Love / Like / Ambivalence / Dislike / Hate and a Brand Love Index (%(Love+Like) − %(Dislike+Hate)) computed on STATED reads only. Inferred reads are a separate labeled AI-signal, never blended. Unreadable comments are "unknown," excluded from the Index (not scored as Ambivalence).</w:t>
       </w:r>
     </w:p>
     <w:p>
@@ -2331,7 +2357,7 @@
           <w:sz w:val="21"/>
           <w:szCs w:val="21"/>
         </w:rPr>
-        <w:t xml:space="preserve">Trust read — a Trust Index (net trust) plus a driver breakdown (reliability, integrity, benevolence, security/privacy), per company and competitor, over time.</w:t>
+        <w:t xml:space="preserve">(v6) Trust read — a Trust Index (net, STATED-only) plus a driver breakdown. Inferred trust is a labeled companion signal, same discipline as Brand Love.</w:t>
       </w:r>
     </w:p>
     <w:p>
@@ -2348,20 +2374,6 @@
           <w:szCs w:val="22"/>
         </w:rPr>
         <w:t xml:space="preserve">O-13 — Love × Trust segmentation</w:t>
-      </w:r>
-    </w:p>
-    <w:p>
-      <w:pPr>
-        <w:spacing w:after="140" w:line="300"/>
-      </w:pPr>
-      <w:r>
-        <w:rPr>
-          <w:rFonts w:ascii="Inter" w:cs="Inter" w:eastAsia="Inter" w:hAnsi="Inter"/>
-          <w:color w:val="1A1D21"/>
-          <w:sz w:val="21"/>
-          <w:szCs w:val="21"/>
-        </w:rPr>
-        <w:t xml:space="preserve">Respondents and segments are placed in one of four quadrants, each with a recommended action:</w:t>
       </w:r>
     </w:p>
     <w:tbl>
@@ -2488,7 +2500,7 @@
                 <w:sz w:val="19"/>
                 <w:szCs w:val="19"/>
               </w:rPr>
-              <w:t xml:space="preserve">High love / high trust — your advocates. Protect and activate them.</w:t>
+              <w:t xml:space="preserve">High love / high trust — advocates. Protect and activate.</w:t>
             </w:r>
           </w:p>
         </w:tc>
@@ -2540,7 +2552,7 @@
                 <w:sz w:val="19"/>
                 <w:szCs w:val="19"/>
               </w:rPr>
-              <w:t xml:space="preserve">High love / low trust — passion without a safety net. One stumble triggers churn; shore up reliability and transparency.</w:t>
+              <w:t xml:space="preserve">High love / low trust — passion without a safety net. Shore up reliability and transparency before a stumble triggers churn.</w:t>
             </w:r>
           </w:p>
         </w:tc>
@@ -2592,7 +2604,7 @@
                 <w:sz w:val="19"/>
                 <w:szCs w:val="19"/>
               </w:rPr>
-              <w:t xml:space="preserve">Low love / high trust — loyal by reliability, not emotion. Steady; deepen the relationship.</w:t>
+              <w:t xml:space="preserve">Low love / high trust — loyal by reliability, not emotion. Deepen the relationship.</w:t>
             </w:r>
           </w:p>
         </w:tc>
@@ -2677,7 +2689,7 @@
           <w:sz w:val="21"/>
           <w:szCs w:val="21"/>
         </w:rPr>
-        <w:t xml:space="preserve">(v5) Recovery case — a tracked case opened from a dissatisfaction signal: the linked feedback, contact (if consented), owner, status (open → in-progress → resolved), and resolution notes.</w:t>
+        <w:t xml:space="preserve">(v5) Recovery case — an internally-managed case opened from a dissatisfaction signal: linked feedback, contact (first-party, if consented), owner, status (open → in-progress → resolved → closed), resolution notes.</w:t>
       </w:r>
     </w:p>
     <w:p>
@@ -2707,7 +2719,7 @@
           <w:sz w:val="21"/>
           <w:szCs w:val="21"/>
         </w:rPr>
-        <w:t xml:space="preserve">(v5) Recovery metrics — recovery rate, time-to-resolve, and the change in Brand Love / Trust before vs. after resolution (the service-recovery outcome).</w:t>
+        <w:t xml:space="preserve">(v6) Recovery metrics — a recovery rate defined on MEASURED recovery (a positive change in Brand Love / Trust before vs. after resolution), reported separately from case resolution/closure rate; plus time-to-resolve. For consented first-party customers and at cohort level.</w:t>
       </w:r>
     </w:p>
     <w:p>
@@ -2737,7 +2749,7 @@
           <w:sz w:val="21"/>
           <w:szCs w:val="21"/>
         </w:rPr>
-        <w:t xml:space="preserve">(v5) Reinforcement prompts — for satisfied/loved customers, opt-in prompts to review, refer, or advocate.</w:t>
+        <w:t xml:space="preserve">(v6) Reinforcement prompts — referral/advocacy invitations may be routed to Devoted/loved customers; public-review prompts are audience-neutral (never sentiment-gated).</w:t>
       </w:r>
     </w:p>
     <w:p>
@@ -2849,7 +2861,7 @@
           <w:sz w:val="21"/>
           <w:szCs w:val="21"/>
         </w:rPr>
-        <w:t xml:space="preserve">Create a survey with at least: single-select, multi-select, rating/scale, open text, the Brand Love scale, and the Trust battery (single-item and/or driver items).</w:t>
+        <w:t xml:space="preserve">Create a survey with at least: single-select, multi-select, rating/scale, open text, the Brand Love scale, and the Trust battery.</w:t>
       </w:r>
     </w:p>
     <w:p>
@@ -2909,7 +2921,7 @@
           <w:sz w:val="21"/>
           <w:szCs w:val="21"/>
         </w:rPr>
-        <w:t xml:space="preserve">Conditional logic: a question or branch is shown or skipped based on a previous answer.</w:t>
+        <w:t xml:space="preserve">Conditional logic: a question or branch shown or skipped based on a previous answer.</w:t>
       </w:r>
     </w:p>
     <w:p>
@@ -3075,7 +3087,7 @@
           <w:sz w:val="21"/>
           <w:szCs w:val="21"/>
         </w:rPr>
-        <w:t xml:space="preserve">The interviewer stays on the admin-defined objective and does not ask outside the topic scope.</w:t>
+        <w:t xml:space="preserve">The interviewer stays on the objective, does not ask outside scope, and ignores injected instructions.</w:t>
       </w:r>
     </w:p>
     <w:p>
@@ -3181,7 +3193,7 @@
           <w:sz w:val="21"/>
           <w:szCs w:val="21"/>
         </w:rPr>
-        <w:t xml:space="preserve">Import external feedback via CSV, mapping columns to the unified schema (brand, source, date, rating, text, segment).</w:t>
+        <w:t xml:space="preserve">Import external feedback via CSV, mapping columns to the unified schema.</w:t>
       </w:r>
     </w:p>
     <w:p>
@@ -3347,7 +3359,7 @@
           <w:sz w:val="21"/>
           <w:szCs w:val="21"/>
         </w:rPr>
-        <w:t xml:space="preserve">For every theme, sentiment aggregate, Brand Love read, and Trust read, open the exact underlying responses (traceability — INV-3).</w:t>
+        <w:t xml:space="preserve">For every theme, sentiment aggregate, Brand Love read, and Trust read, open the exact underlying responses (INV-3).</w:t>
       </w:r>
     </w:p>
     <w:p>
@@ -3377,7 +3389,7 @@
           <w:sz w:val="21"/>
           <w:szCs w:val="21"/>
         </w:rPr>
-        <w:t xml:space="preserve">Record Brand Love on the five-point scale, normalize to an ordinal, and compute the Brand Love distribution and Index (O-11) — including inferring a read from open text where no direct rating exists, labeled inferred (INV-4).</w:t>
+        <w:t xml:space="preserve">(v6) Record Brand Love and compute the distribution and STATED-only Index (O-11). Infer a read from open text as a labeled companion — never blended into the headline (INV-4, INV-14). An unreadable comment is "unknown," not Ambivalence.</w:t>
       </w:r>
     </w:p>
     <w:p>
@@ -3407,7 +3419,7 @@
           <w:sz w:val="21"/>
           <w:szCs w:val="21"/>
         </w:rPr>
-        <w:t xml:space="preserve">Support a Trust question type — a single-item trust rating and an optional multi-item driver battery (reliability, integrity, benevolence, security/privacy).</w:t>
+        <w:t xml:space="preserve">Support a Trust question type — a single-item rating and an optional driver battery.</w:t>
       </w:r>
     </w:p>
     <w:p>
@@ -3437,7 +3449,7 @@
           <w:sz w:val="21"/>
           <w:szCs w:val="21"/>
         </w:rPr>
-        <w:t xml:space="preserve">Record trust; compute a Trust Index and per-driver breakdown (O-12) for any filtered set — including inferring a trust read from open text where no direct rating exists, labeled inferred (INV-4), the same way Brand Love is inferred (R-30).</w:t>
+        <w:t xml:space="preserve">(v6) Compute a STATED-only Trust Index and driver breakdown (O-12); infer trust as a labeled companion, same discipline as R-30.</w:t>
       </w:r>
     </w:p>
     <w:p>
@@ -3467,7 +3479,7 @@
           <w:sz w:val="21"/>
           <w:szCs w:val="21"/>
         </w:rPr>
-        <w:t xml:space="preserve">Produce the Love × Trust segmentation (O-13) with a recommended action per quadrant, available in the insight report (O-5) and the competitive benchmark (O-9).</w:t>
+        <w:t xml:space="preserve">Produce the Love × Trust segmentation (O-13) with a recommended action per quadrant.</w:t>
       </w:r>
     </w:p>
     <w:p>
@@ -3513,7 +3525,7 @@
           <w:sz w:val="21"/>
           <w:szCs w:val="21"/>
         </w:rPr>
-        <w:t xml:space="preserve">Produce an aggregate, cross-source "unified customer" view WITHOUT building or requiring an identity-linked individual profile (INV-9).</w:t>
+        <w:t xml:space="preserve">Produce an aggregate, cross-source "unified customer" view WITHOUT a general identity-linked profile (INV-9; RecoveryCase exception aside).</w:t>
       </w:r>
     </w:p>
     <w:p>
@@ -3573,7 +3585,7 @@
           <w:sz w:val="21"/>
           <w:szCs w:val="21"/>
         </w:rPr>
-        <w:t xml:space="preserve">Collect publicly available reviews/ratings/comments about the own brand and tracked competitors from configured sources, subject to §10 (DPS-7) and a legal-review gate before live collection is enabled.</w:t>
+        <w:t xml:space="preserve">Collect publicly available reviews/comments about the own brand and competitors, subject to §10 (DPS-7) and a legal-review gate.</w:t>
       </w:r>
     </w:p>
     <w:p>
@@ -3603,7 +3615,7 @@
           <w:sz w:val="21"/>
           <w:szCs w:val="21"/>
         </w:rPr>
-        <w:t xml:space="preserve">Benchmark the company’s brand vs. competitors on ratings, Brand Love, Trust, sentiment, and themes over a chosen period (O-9).</w:t>
+        <w:t xml:space="preserve">Benchmark the brand vs. competitors on ratings, Brand Love, Trust, sentiment, themes over a period (O-9).</w:t>
       </w:r>
     </w:p>
     <w:p>
@@ -3663,7 +3675,7 @@
           <w:sz w:val="21"/>
           <w:szCs w:val="21"/>
         </w:rPr>
-        <w:t xml:space="preserve">All brand/competitor analysis is filterable by brand, source, date, segment, and sentiment, and every competitor figure links to its source items.</w:t>
+        <w:t xml:space="preserve">All brand/competitor analysis is filterable and every competitor figure links to its source items.</w:t>
       </w:r>
     </w:p>
     <w:p>
@@ -3679,7 +3691,7 @@
           <w:sz w:val="22"/>
           <w:szCs w:val="22"/>
         </w:rPr>
-        <w:t xml:space="preserve">Closed-loop &amp; service recovery  (v5 — posture #2, architected for #3)</w:t>
+        <w:t xml:space="preserve">Closed-loop &amp; service recovery  (v6 — internal loop; native workflow is the #3 horizon)</w:t>
       </w:r>
     </w:p>
     <w:p>
@@ -3709,7 +3721,7 @@
           <w:sz w:val="21"/>
           <w:szCs w:val="21"/>
         </w:rPr>
-        <w:t xml:space="preserve">Let a respondent opt in to be contacted for follow-up (e.g., leave an email); contact is never required and is stored under consent (INV-5, INV-13, DPS-10).</w:t>
+        <w:t xml:space="preserve">Let a first-party respondent opt in to be contacted (age-gated); contact is never required and is stored under consent (INV-5, INV-13, DPS-10).</w:t>
       </w:r>
     </w:p>
     <w:p>
@@ -3739,7 +3751,7 @@
           <w:sz w:val="21"/>
           <w:szCs w:val="21"/>
         </w:rPr>
-        <w:t xml:space="preserve">Configurable triggers — a dissatisfaction signal (Dislike/Hate, low Trust, At-risk quadrant, negative-sentiment spike, rating below a floor) opens a RecoveryCase in near-real-time.</w:t>
+        <w:t xml:space="preserve">(v6) Triggers open a RecoveryCase from a dissatisfaction signal in near-real-time (≤ 60 s). ONLY first-party responses open contactable cases; public/competitor reviews open only anonymous internal-triage cases. Cases are de-duplicated/grouped (one incident/customer → one case) and triggers throttled to prevent case storms; sensible defaults ship.</w:t>
       </w:r>
     </w:p>
     <w:p>
@@ -3769,7 +3781,7 @@
           <w:sz w:val="21"/>
           <w:szCs w:val="21"/>
         </w:rPr>
-        <w:t xml:space="preserve">A RecoveryCase carries the linked feedback, contact (if consented), an owner, a status lifecycle (open → in-progress → resolved), and resolution notes. The case and its lifecycle are owned internally — this is what makes native workflow (#3) an evolution, not a rewrite.</w:t>
+        <w:t xml:space="preserve">A RecoveryCase carries linked feedback, contact (if consented), an owner, a status lifecycle (open → in-progress → resolved → closed), and resolution notes — owned and resolved INSIDE AAA Insights.</w:t>
       </w:r>
     </w:p>
     <w:p>
@@ -3799,7 +3811,7 @@
           <w:sz w:val="21"/>
           <w:szCs w:val="21"/>
         </w:rPr>
-        <w:t xml:space="preserve">Hand off / integrate — dispatch a case or action to an external tool the company already uses (helpdesk, CRM, email) via a connector; status changes round-trip back to the RecoveryCase.</w:t>
+        <w:t xml:space="preserve">(v6 — D-E) Notify the assigned owner/team of new/updated cases (in-app + email to the team). v1 does NOT push customer data into external CRM/helpdesk systems; native agent workflow and external integration are the #3 horizon.</w:t>
       </w:r>
     </w:p>
     <w:p>
@@ -3829,7 +3841,7 @@
           <w:sz w:val="21"/>
           <w:szCs w:val="21"/>
         </w:rPr>
-        <w:t xml:space="preserve">Measure recovery — after resolution, re-measure sentiment / Brand Love / Trust for that customer or segment and compute a recovery rate and time-to-resolve (O-15).</w:t>
+        <w:t xml:space="preserve">Measure recovery — for a consented first-party customer, re-measure Brand Love / Trust before vs. after resolution (longitudinal, INV-9 exception), and report at cohort level (O-15).</w:t>
       </w:r>
     </w:p>
     <w:p>
@@ -3859,7 +3871,7 @@
           <w:sz w:val="21"/>
           <w:szCs w:val="21"/>
         </w:rPr>
-        <w:t xml:space="preserve">Reinforce the satisfied — for Devoted/loved customers, generate opt-in prompts to review, refer, or advocate (O-16).</w:t>
+        <w:t xml:space="preserve">(v6 — D-D) Reinforce the satisfied — route referral/advocacy to Devoted/loved customers; public-review prompts are audience-neutral, never sentiment-gated (O-16).</w:t>
       </w:r>
     </w:p>
     <w:p>
@@ -3889,7 +3901,7 @@
           <w:sz w:val="21"/>
           <w:szCs w:val="21"/>
         </w:rPr>
-        <w:t xml:space="preserve">Prioritize open dissatisfaction cases by predicted value/risk (Love × Trust quadrant, trust drivers, volume) so the highest-leverage recoveries surface first.</w:t>
+        <w:t xml:space="preserve">Prioritize open dissatisfaction cases by predicted value/risk (quadrant, trust drivers, volume).</w:t>
       </w:r>
     </w:p>
     <w:p>
@@ -3905,6 +3917,172 @@
           <w:sz w:val="22"/>
           <w:szCs w:val="22"/>
         </w:rPr>
+        <w:t xml:space="preserve">Security, privacy &amp; integrity  (v6)</w:t>
+      </w:r>
+    </w:p>
+    <w:p>
+      <w:pPr>
+        <w:pStyle w:val="ListParagraph"/>
+        <w:numPr>
+          <w:ilvl w:val="0"/>
+          <w:numId w:val="2"/>
+        </w:numPr>
+        <w:spacing w:after="90" w:line="288"/>
+      </w:pPr>
+      <w:r>
+        <w:rPr>
+          <w:rFonts w:ascii="JetBrains Mono" w:cs="JetBrains Mono" w:eastAsia="JetBrains Mono" w:hAnsi="JetBrains Mono"/>
+          <w:b/>
+          <w:bCs/>
+          <w:color w:val="D9763A"/>
+          <w:sz w:val="20"/>
+          <w:szCs w:val="20"/>
+        </w:rPr>
+        <w:t xml:space="preserve">R-41  </w:t>
+      </w:r>
+      <w:r>
+        <w:rPr>
+          <w:rFonts w:ascii="Inter" w:cs="Inter" w:eastAsia="Inter" w:hAnsi="Inter"/>
+          <w:color w:val="1A1D21"/>
+          <w:sz w:val="21"/>
+          <w:szCs w:val="21"/>
+        </w:rPr>
+        <w:t xml:space="preserve">Public survey and conversational endpoints defend against bots, spam, ballot-stuffing, and coordinated manipulation (rate limiting, anomaly/duplication detection, one-response-per-link tokens) WITHOUT a CAPTCHA wall (protect NFR-4).</w:t>
+      </w:r>
+    </w:p>
+    <w:p>
+      <w:pPr>
+        <w:pStyle w:val="ListParagraph"/>
+        <w:numPr>
+          <w:ilvl w:val="0"/>
+          <w:numId w:val="2"/>
+        </w:numPr>
+        <w:spacing w:after="90" w:line="288"/>
+      </w:pPr>
+      <w:r>
+        <w:rPr>
+          <w:rFonts w:ascii="JetBrains Mono" w:cs="JetBrains Mono" w:eastAsia="JetBrains Mono" w:hAnsi="JetBrains Mono"/>
+          <w:b/>
+          <w:bCs/>
+          <w:color w:val="D9763A"/>
+          <w:sz w:val="20"/>
+          <w:szCs w:val="20"/>
+        </w:rPr>
+        <w:t xml:space="preserve">R-42  </w:t>
+      </w:r>
+      <w:r>
+        <w:rPr>
+          <w:rFonts w:ascii="Inter" w:cs="Inter" w:eastAsia="Inter" w:hAnsi="Inter"/>
+          <w:color w:val="1A1D21"/>
+          <w:sz w:val="21"/>
+          <w:szCs w:val="21"/>
+        </w:rPr>
+        <w:t xml:space="preserve">Admins authenticate securely (support SSO and MFA) with managed sessions; authorization enforces the role model.</w:t>
+      </w:r>
+    </w:p>
+    <w:p>
+      <w:pPr>
+        <w:pStyle w:val="ListParagraph"/>
+        <w:numPr>
+          <w:ilvl w:val="0"/>
+          <w:numId w:val="2"/>
+        </w:numPr>
+        <w:spacing w:after="90" w:line="288"/>
+      </w:pPr>
+      <w:r>
+        <w:rPr>
+          <w:rFonts w:ascii="JetBrains Mono" w:cs="JetBrains Mono" w:eastAsia="JetBrains Mono" w:hAnsi="JetBrains Mono"/>
+          <w:b/>
+          <w:bCs/>
+          <w:color w:val="D9763A"/>
+          <w:sz w:val="20"/>
+          <w:szCs w:val="20"/>
+        </w:rPr>
+        <w:t xml:space="preserve">R-43  </w:t>
+      </w:r>
+      <w:r>
+        <w:rPr>
+          <w:rFonts w:ascii="Inter" w:cs="Inter" w:eastAsia="Inter" w:hAnsi="Inter"/>
+          <w:color w:val="1A1D21"/>
+          <w:sz w:val="21"/>
+          <w:szCs w:val="21"/>
+        </w:rPr>
+        <w:t xml:space="preserve">Credentials for inbound data providers and integration secrets are held in a secrets vault — never in the data model, exports, or logs.</w:t>
+      </w:r>
+    </w:p>
+    <w:p>
+      <w:pPr>
+        <w:pStyle w:val="ListParagraph"/>
+        <w:numPr>
+          <w:ilvl w:val="0"/>
+          <w:numId w:val="2"/>
+        </w:numPr>
+        <w:spacing w:after="90" w:line="288"/>
+      </w:pPr>
+      <w:r>
+        <w:rPr>
+          <w:rFonts w:ascii="JetBrains Mono" w:cs="JetBrains Mono" w:eastAsia="JetBrains Mono" w:hAnsi="JetBrains Mono"/>
+          <w:b/>
+          <w:bCs/>
+          <w:color w:val="D9763A"/>
+          <w:sz w:val="20"/>
+          <w:szCs w:val="20"/>
+        </w:rPr>
+        <w:t xml:space="preserve">R-44  </w:t>
+      </w:r>
+      <w:r>
+        <w:rPr>
+          <w:rFonts w:ascii="Inter" w:cs="Inter" w:eastAsia="Inter" w:hAnsi="Inter"/>
+          <w:color w:val="1A1D21"/>
+          <w:sz w:val="21"/>
+          <w:szCs w:val="21"/>
+        </w:rPr>
+        <w:t xml:space="preserve">Detect and redact PII in open text and transcripts before analysis/surfacing; PII shown to an admin (E-10) is behind role + audit controls.</w:t>
+      </w:r>
+    </w:p>
+    <w:p>
+      <w:pPr>
+        <w:pStyle w:val="ListParagraph"/>
+        <w:numPr>
+          <w:ilvl w:val="0"/>
+          <w:numId w:val="2"/>
+        </w:numPr>
+        <w:spacing w:after="90" w:line="288"/>
+      </w:pPr>
+      <w:r>
+        <w:rPr>
+          <w:rFonts w:ascii="JetBrains Mono" w:cs="JetBrains Mono" w:eastAsia="JetBrains Mono" w:hAnsi="JetBrains Mono"/>
+          <w:b/>
+          <w:bCs/>
+          <w:color w:val="D9763A"/>
+          <w:sz w:val="20"/>
+          <w:szCs w:val="20"/>
+        </w:rPr>
+        <w:t xml:space="preserve">R-45  </w:t>
+      </w:r>
+      <w:r>
+        <w:rPr>
+          <w:rFonts w:ascii="Inter" w:cs="Inter" w:eastAsia="Inter" w:hAnsi="Inter"/>
+          <w:color w:val="1A1D21"/>
+          <w:sz w:val="21"/>
+          <w:szCs w:val="21"/>
+        </w:rPr>
+        <w:t xml:space="preserve">The conversational endpoint enforces rate limits, per-link cost ceilings, and output content-safety checks (in addition to scope control, R-8).</w:t>
+      </w:r>
+    </w:p>
+    <w:p>
+      <w:pPr>
+        <w:spacing w:after="90" w:before="200"/>
+      </w:pPr>
+      <w:r>
+        <w:rPr>
+          <w:rFonts w:ascii="Inter" w:cs="Inter" w:eastAsia="Inter" w:hAnsi="Inter"/>
+          <w:b/>
+          <w:bCs/>
+          <w:color w:val="1A1D21"/>
+          <w:sz w:val="22"/>
+          <w:szCs w:val="22"/>
+        </w:rPr>
         <w:t xml:space="preserve">AI analysis, accounts, roles, export</w:t>
       </w:r>
     </w:p>
@@ -3995,7 +4173,7 @@
           <w:sz w:val="21"/>
           <w:szCs w:val="21"/>
         </w:rPr>
-        <w:t xml:space="preserve">Compute response rate, completion rate, average rating, rating distribution, and NPS/CSAT when questions qualify.</w:t>
+        <w:t xml:space="preserve">Compute response/completion rate, average rating, distribution, and NPS/CSAT when questions qualify.</w:t>
       </w:r>
     </w:p>
     <w:p>
@@ -4025,7 +4203,7 @@
           <w:sz w:val="21"/>
           <w:szCs w:val="21"/>
         </w:rPr>
-        <w:t xml:space="preserve">Configure an alert on a signal (negative-sentiment share, average rating, Brand Love Index, Trust Index, new theme) with notification when crossed.</w:t>
+        <w:t xml:space="preserve">Configure an alert on a signal (neg-sentiment share, average rating, Brand Love Index, Trust Index, new theme).</w:t>
       </w:r>
     </w:p>
     <w:p>
@@ -4055,7 +4233,7 @@
           <w:sz w:val="21"/>
           <w:szCs w:val="21"/>
         </w:rPr>
-        <w:t xml:space="preserve">At least two roles: Owner/Admin (account, users, billing) and Member (builds surveys, views analysis).</w:t>
+        <w:t xml:space="preserve">(v6) At least two roles — Owner/Admin and Member — PLUS a lightweight case-owner designation for RecoveryCase assignment (internal user; external agents out of scope in v1).</w:t>
       </w:r>
     </w:p>
     <w:p>
@@ -4085,7 +4263,7 @@
           <w:sz w:val="21"/>
           <w:szCs w:val="21"/>
         </w:rPr>
-        <w:t xml:space="preserve">Export any analysis view and the insight report (CSV for raw data; PDF and/or slides).</w:t>
+        <w:t xml:space="preserve">Export any analysis view and the insight report (CSV; PDF and/or slides).</w:t>
       </w:r>
     </w:p>
     <w:p>
@@ -4211,7 +4389,7 @@
           <w:sz w:val="21"/>
           <w:szCs w:val="21"/>
         </w:rPr>
-        <w:t xml:space="preserve">Every response is attributable to exactly one source AND one brand. No response exists without a known origin.</w:t>
+        <w:t xml:space="preserve">Every response is attributable to exactly one source AND one brand.</w:t>
       </w:r>
     </w:p>
     <w:p>
@@ -4241,7 +4419,7 @@
           <w:sz w:val="21"/>
           <w:szCs w:val="21"/>
         </w:rPr>
-        <w:t xml:space="preserve">Counts are never negative and never exceed responses collected; percentages come from the current filter, each response counted once per dimension.</w:t>
+        <w:t xml:space="preserve">Counts are never negative and never exceed responses collected; percentages come from the current filter, counted once per dimension.</w:t>
       </w:r>
     </w:p>
     <w:p>
@@ -4271,7 +4449,7 @@
           <w:sz w:val="21"/>
           <w:szCs w:val="21"/>
         </w:rPr>
-        <w:t xml:space="preserve">Every theme, aggregate, Brand Love read, Trust read, insight, recommendation, and query answer is traceable to its underlying responses. No AI claim without a path to its verbatim data.</w:t>
+        <w:t xml:space="preserve">Every theme, aggregate, Brand Love/Trust read, insight, recommendation, and query answer is traceable to its underlying responses.</w:t>
       </w:r>
     </w:p>
     <w:p>
@@ -4301,7 +4479,7 @@
           <w:sz w:val="21"/>
           <w:szCs w:val="21"/>
         </w:rPr>
-        <w:t xml:space="preserve">The system never shows a quote or statistic absent from the data, and labels any value it inferred (e.g., Brand Love or Trust from text) as inferred, not stated.</w:t>
+        <w:t xml:space="preserve">(v6) The system never shows a quote or statistic absent from the data, labels any inferred value as inferred, and NEVER blends an inferred read into a stated headline metric.</w:t>
       </w:r>
     </w:p>
     <w:p>
@@ -4391,7 +4569,7 @@
           <w:sz w:val="21"/>
           <w:szCs w:val="21"/>
         </w:rPr>
-        <w:t xml:space="preserve">Deleting a response, campaign, or account removes it from all future analysis; deleted data never reappears.</w:t>
+        <w:t xml:space="preserve">Deleting a response/campaign/account removes it from all future analysis (subject to the DPS-5 retention hold for open cases).</w:t>
       </w:r>
     </w:p>
     <w:p>
@@ -4421,7 +4599,7 @@
           <w:sz w:val="21"/>
           <w:szCs w:val="21"/>
         </w:rPr>
-        <w:t xml:space="preserve">Respondent PII is stored securely and never written to logs or AI outputs unless the admin opts in.</w:t>
+        <w:t xml:space="preserve">Respondent PII is stored securely and never in logs or AI outputs unless the admin opts in; PII in open text is detected and redacted before surfacing (R-44).</w:t>
       </w:r>
     </w:p>
     <w:p>
@@ -4451,7 +4629,7 @@
           <w:sz w:val="21"/>
           <w:szCs w:val="21"/>
         </w:rPr>
-        <w:t xml:space="preserve">The "unified customer" view is always aggregate; no identity-resolved profile of any individual.</w:t>
+        <w:t xml:space="preserve">(v6) The "unified customer" view is always aggregate, and the system builds NO general identity-resolved profile. Sole exception: a RecoveryCase may link a consented, first-party respondent to their own feedback for service recovery — purpose-limited, never a general profile, never for scraped/competitor reviewers (X-7).</w:t>
       </w:r>
     </w:p>
     <w:p>
@@ -4481,7 +4659,7 @@
           <w:sz w:val="21"/>
           <w:szCs w:val="21"/>
         </w:rPr>
-        <w:t xml:space="preserve">Externally-collected data is only ever publicly available and lawfully obtained; no bypassing authentication, paywalls, or technical controls; provenance kept on every item.</w:t>
+        <w:t xml:space="preserve">Externally-collected data is only ever publicly available and lawfully obtained; no bypassing controls; provenance kept on every item.</w:t>
       </w:r>
     </w:p>
     <w:p>
@@ -4511,7 +4689,7 @@
           <w:sz w:val="21"/>
           <w:szCs w:val="21"/>
         </w:rPr>
-        <w:t xml:space="preserve">Personal data in public reviews is minimized, never used to build a profile, and excluded from AI outputs by default.</w:t>
+        <w:t xml:space="preserve">Personal data in public reviews is minimized, never used to build a profile, excluded from AI outputs by default.</w:t>
       </w:r>
     </w:p>
     <w:p>
@@ -4541,7 +4719,7 @@
           <w:sz w:val="21"/>
           <w:szCs w:val="21"/>
         </w:rPr>
-        <w:t xml:space="preserve">Brand Love and Brand Trust are measured and reported as DISTINCT indicators. The system never collapses them into a single score, and never presents Trust as satisfaction (or vice versa).</w:t>
+        <w:t xml:space="preserve">Brand Love and Brand Trust are measured and reported as DISTINCT indicators — never collapsed, never presented as satisfaction.</w:t>
       </w:r>
     </w:p>
     <w:p>
@@ -4571,7 +4749,37 @@
           <w:sz w:val="21"/>
           <w:szCs w:val="21"/>
         </w:rPr>
-        <w:t xml:space="preserve">(v5) Follow-up is consent-gated. The system contacts a respondent only when they have opted in; anonymous-by-default is preserved (INV-5). Recovery-case data and contact details fall under the same PII protections (INV-8, DPS-10), and a respondent can withdraw consent at any time.</w:t>
+        <w:t xml:space="preserve">Follow-up is consent-gated. Contact only on opt-in; anonymous-by-default preserved. Contact/case data under PII protections (INV-8, DPS-10); consent withdrawable anytime.</w:t>
+      </w:r>
+    </w:p>
+    <w:p>
+      <w:pPr>
+        <w:pStyle w:val="ListParagraph"/>
+        <w:numPr>
+          <w:ilvl w:val="0"/>
+          <w:numId w:val="2"/>
+        </w:numPr>
+        <w:spacing w:after="90" w:line="288"/>
+      </w:pPr>
+      <w:r>
+        <w:rPr>
+          <w:rFonts w:ascii="JetBrains Mono" w:cs="JetBrains Mono" w:eastAsia="JetBrains Mono" w:hAnsi="JetBrains Mono"/>
+          <w:b/>
+          <w:bCs/>
+          <w:color w:val="D9763A"/>
+          <w:sz w:val="20"/>
+          <w:szCs w:val="20"/>
+        </w:rPr>
+        <w:t xml:space="preserve">INV-14  </w:t>
+      </w:r>
+      <w:r>
+        <w:rPr>
+          <w:rFonts w:ascii="Inter" w:cs="Inter" w:eastAsia="Inter" w:hAnsi="Inter"/>
+          <w:color w:val="1A1D21"/>
+          <w:sz w:val="21"/>
+          <w:szCs w:val="21"/>
+        </w:rPr>
+        <w:t xml:space="preserve">(v6) Headline Brand Love / Trust Indices are STATED-only. Inferred reads are reported separately and labeled; an unreadable comment is "unknown," never scored as Ambivalence.</w:t>
       </w:r>
     </w:p>
     <w:p>
@@ -4667,7 +4875,7 @@
           <w:sz w:val="21"/>
           <w:szCs w:val="21"/>
         </w:rPr>
-        <w:t xml:space="preserve">Empty or tiny sample — states the sample is too small for reliable findings (themes, sentiment, Brand Love, or Trust) rather than fabricating confidence.</w:t>
+        <w:t xml:space="preserve">Empty or tiny sample — states the sample is too small rather than fabricating confidence.</w:t>
       </w:r>
     </w:p>
     <w:p>
@@ -4697,7 +4905,7 @@
           <w:sz w:val="21"/>
           <w:szCs w:val="21"/>
         </w:rPr>
-        <w:t xml:space="preserve">Abandoned survey — the partial is retained, counted as incomplete, flagged in analysis.</w:t>
+        <w:t xml:space="preserve">Abandoned survey — the partial is retained, counted incomplete, flagged.</w:t>
       </w:r>
     </w:p>
     <w:p>
@@ -4727,7 +4935,7 @@
           <w:sz w:val="21"/>
           <w:szCs w:val="21"/>
         </w:rPr>
-        <w:t xml:space="preserve">Junk / abusive open text — captured, flagged, excluded from analysis by default, reviewable.</w:t>
+        <w:t xml:space="preserve">Junk / abusive open text — captured, flagged, excluded by default, reviewable.</w:t>
       </w:r>
     </w:p>
     <w:p>
@@ -4757,7 +4965,7 @@
           <w:sz w:val="21"/>
           <w:szCs w:val="21"/>
         </w:rPr>
-        <w:t xml:space="preserve">Non-English / mixed-language — the MVP is English-only (D-4); non-English responses are detected, tagged, and set aside with an honest note until multilingual analysis lands in Phase 2.</w:t>
+        <w:t xml:space="preserve">Non-English / mixed-language — English-only MVP; non-English detected, tagged, set aside until Phase 2.</w:t>
       </w:r>
     </w:p>
     <w:p>
@@ -4847,7 +5055,7 @@
           <w:sz w:val="21"/>
           <w:szCs w:val="21"/>
         </w:rPr>
-        <w:t xml:space="preserve">Conversational interview off the rails — stays in scope, ignores injected instructions, ends gracefully.</w:t>
+        <w:t xml:space="preserve">Conversational interview off the rails — stays in scope, ignores injected instructions, enforces cost/safety limits (R-45), ends gracefully.</w:t>
       </w:r>
     </w:p>
     <w:p>
@@ -4907,7 +5115,7 @@
           <w:sz w:val="21"/>
           <w:szCs w:val="21"/>
         </w:rPr>
-        <w:t xml:space="preserve">Sudden volume spike — ingestion and analysis stay correct; views may lag but never lose or double-count.</w:t>
+        <w:t xml:space="preserve">Sudden volume spike — ingestion/analysis stay correct; abuse defenses (R-41) distinguish a real spike from ballot-stuffing.</w:t>
       </w:r>
     </w:p>
     <w:p>
@@ -4937,7 +5145,7 @@
           <w:sz w:val="21"/>
           <w:szCs w:val="21"/>
         </w:rPr>
-        <w:t xml:space="preserve">Sensitive disclosure — PII/safety concerns stored under INV-8/INV-11, surfaced to the admin, not broadcast.</w:t>
+        <w:t xml:space="preserve">(v6) Sensitive disclosure — PII/safety concerns stored under INV-8/INV-11 and surfaced to the admin behind role + audit controls, never broadcast.</w:t>
       </w:r>
     </w:p>
     <w:p>
@@ -4997,7 +5205,7 @@
           <w:sz w:val="21"/>
           <w:szCs w:val="21"/>
         </w:rPr>
-        <w:t xml:space="preserve">Source blocks or rate-limits collection — collection backs off, records the gap, never fabricates missing items.</w:t>
+        <w:t xml:space="preserve">Source blocks or rate-limits collection — collection backs off, records the gap, never fabricates.</w:t>
       </w:r>
     </w:p>
     <w:p>
@@ -5057,7 +5265,7 @@
           <w:sz w:val="21"/>
           <w:szCs w:val="21"/>
         </w:rPr>
-        <w:t xml:space="preserve">Sparse competitor data — too few public reviews shows "insufficient data," not a misleading number.</w:t>
+        <w:t xml:space="preserve">Sparse competitor data — too few public reviews shows "insufficient data."</w:t>
       </w:r>
     </w:p>
     <w:p>
@@ -5087,7 +5295,7 @@
           <w:sz w:val="21"/>
           <w:szCs w:val="21"/>
         </w:rPr>
-        <w:t xml:space="preserve">Mixed rating scales — 5-star, 10-point, thumbs, Brand Love, Trust each normalized to the common scale; un-mappable ratings stored raw and excluded from cross-source averages.</w:t>
+        <w:t xml:space="preserve">Mixed rating scales — each normalized to the common 1–5; un-mappable ratings stored raw and excluded from cross-source averages.</w:t>
       </w:r>
     </w:p>
     <w:p>
@@ -5117,7 +5325,7 @@
           <w:sz w:val="21"/>
           <w:szCs w:val="21"/>
         </w:rPr>
-        <w:t xml:space="preserve">Category-relative trust — the Trust Index is read relative to category and prior period, not as an absolute (a bank’s trust bar differs from a snack brand’s). Cross-category trust comparisons are flagged as context-dependent.</w:t>
+        <w:t xml:space="preserve">Category-relative trust — read relative to category and prior period, not as an absolute.</w:t>
       </w:r>
     </w:p>
     <w:p>
@@ -5147,7 +5355,7 @@
           <w:sz w:val="21"/>
           <w:szCs w:val="21"/>
         </w:rPr>
-        <w:t xml:space="preserve">(v5) Consent withdrawn — a respondent who opted in later opts out; their contact is purged and any open case is closed/anonymized, honoring the withdrawal (INV-13).</w:t>
+        <w:t xml:space="preserve">(v6) Consent withdrawn — contact purged and the individual case anonymized; already-computed de-identified aggregate recovery metrics are retained (INV-13).</w:t>
       </w:r>
     </w:p>
     <w:p>
@@ -5177,7 +5385,7 @@
           <w:sz w:val="21"/>
           <w:szCs w:val="21"/>
         </w:rPr>
-        <w:t xml:space="preserve">(v5) Integration/sync failure — if the external helpdesk/CRM is unreachable, the RecoveryCase stays authoritative internally, the gap is recorded, and it re-syncs when the tool returns — never silently dropping a case.</w:t>
+        <w:t xml:space="preserve">Notification failure — if a notification can’t be delivered, the case stays authoritative internally, the gap is recorded, delivery retries — never silently dropping a case.</w:t>
       </w:r>
     </w:p>
     <w:p>
@@ -5207,7 +5415,7 @@
           <w:sz w:val="21"/>
           <w:szCs w:val="21"/>
         </w:rPr>
-        <w:t xml:space="preserve">(v5) Unowned / stale case — a case with no owner, or one past its follow-up window, is surfaced and escalated rather than left to rot.</w:t>
+        <w:t xml:space="preserve">Unowned / stale case — a case with no owner, or past its follow-up window, is surfaced and escalated.</w:t>
       </w:r>
     </w:p>
     <w:p>
@@ -5237,7 +5445,127 @@
           <w:sz w:val="21"/>
           <w:szCs w:val="21"/>
         </w:rPr>
-        <w:t xml:space="preserve">(v5) Recovery sample too small — where too few responses exist to re-measure reliably, recovery is reported as "not yet measurable," not a fabricated improvement (E-1 applies).</w:t>
+        <w:t xml:space="preserve">Recovery sample too small — reported as "not yet measurable," not a fabricated improvement.</w:t>
+      </w:r>
+    </w:p>
+    <w:p>
+      <w:pPr>
+        <w:pStyle w:val="ListParagraph"/>
+        <w:numPr>
+          <w:ilvl w:val="0"/>
+          <w:numId w:val="2"/>
+        </w:numPr>
+        <w:spacing w:after="90" w:line="288"/>
+      </w:pPr>
+      <w:r>
+        <w:rPr>
+          <w:rFonts w:ascii="JetBrains Mono" w:cs="JetBrains Mono" w:eastAsia="JetBrains Mono" w:hAnsi="JetBrains Mono"/>
+          <w:b/>
+          <w:bCs/>
+          <w:color w:val="D9763A"/>
+          <w:sz w:val="20"/>
+          <w:szCs w:val="20"/>
+        </w:rPr>
+        <w:t xml:space="preserve">E-21  </w:t>
+      </w:r>
+      <w:r>
+        <w:rPr>
+          <w:rFonts w:ascii="Inter" w:cs="Inter" w:eastAsia="Inter" w:hAnsi="Inter"/>
+          <w:color w:val="1A1D21"/>
+          <w:sz w:val="21"/>
+          <w:szCs w:val="21"/>
+        </w:rPr>
+        <w:t xml:space="preserve">(v6) Case storm — a viral bad event floods triggers; cases are grouped/throttled so the team isn’t buried and one customer isn’t contacted repeatedly.</w:t>
+      </w:r>
+    </w:p>
+    <w:p>
+      <w:pPr>
+        <w:pStyle w:val="ListParagraph"/>
+        <w:numPr>
+          <w:ilvl w:val="0"/>
+          <w:numId w:val="2"/>
+        </w:numPr>
+        <w:spacing w:after="90" w:line="288"/>
+      </w:pPr>
+      <w:r>
+        <w:rPr>
+          <w:rFonts w:ascii="JetBrains Mono" w:cs="JetBrains Mono" w:eastAsia="JetBrains Mono" w:hAnsi="JetBrains Mono"/>
+          <w:b/>
+          <w:bCs/>
+          <w:color w:val="D9763A"/>
+          <w:sz w:val="20"/>
+          <w:szCs w:val="20"/>
+        </w:rPr>
+        <w:t xml:space="preserve">E-22  </w:t>
+      </w:r>
+      <w:r>
+        <w:rPr>
+          <w:rFonts w:ascii="Inter" w:cs="Inter" w:eastAsia="Inter" w:hAnsi="Inter"/>
+          <w:color w:val="1A1D21"/>
+          <w:sz w:val="21"/>
+          <w:szCs w:val="21"/>
+        </w:rPr>
+        <w:t xml:space="preserve">(v6) Timezone / period boundaries — timestamps stored UTC; trends and "prior period" use the account’s configured timezone; retention/aging boundaries DST-safe.</w:t>
+      </w:r>
+    </w:p>
+    <w:p>
+      <w:pPr>
+        <w:pStyle w:val="ListParagraph"/>
+        <w:numPr>
+          <w:ilvl w:val="0"/>
+          <w:numId w:val="2"/>
+        </w:numPr>
+        <w:spacing w:after="90" w:line="288"/>
+      </w:pPr>
+      <w:r>
+        <w:rPr>
+          <w:rFonts w:ascii="JetBrains Mono" w:cs="JetBrains Mono" w:eastAsia="JetBrains Mono" w:hAnsi="JetBrains Mono"/>
+          <w:b/>
+          <w:bCs/>
+          <w:color w:val="D9763A"/>
+          <w:sz w:val="20"/>
+          <w:szCs w:val="20"/>
+        </w:rPr>
+        <w:t xml:space="preserve">E-23  </w:t>
+      </w:r>
+      <w:r>
+        <w:rPr>
+          <w:rFonts w:ascii="Inter" w:cs="Inter" w:eastAsia="Inter" w:hAnsi="Inter"/>
+          <w:color w:val="1A1D21"/>
+          <w:sz w:val="21"/>
+          <w:szCs w:val="21"/>
+        </w:rPr>
+        <w:t xml:space="preserve">(v6) Minor detected — if a respondent indicates they’re under the age threshold, contact collection is refused; anonymous response still accepted.</w:t>
+      </w:r>
+    </w:p>
+    <w:p>
+      <w:pPr>
+        <w:pStyle w:val="ListParagraph"/>
+        <w:numPr>
+          <w:ilvl w:val="0"/>
+          <w:numId w:val="2"/>
+        </w:numPr>
+        <w:spacing w:after="90" w:line="288"/>
+      </w:pPr>
+      <w:r>
+        <w:rPr>
+          <w:rFonts w:ascii="JetBrains Mono" w:cs="JetBrains Mono" w:eastAsia="JetBrains Mono" w:hAnsi="JetBrains Mono"/>
+          <w:b/>
+          <w:bCs/>
+          <w:color w:val="D9763A"/>
+          <w:sz w:val="20"/>
+          <w:szCs w:val="20"/>
+        </w:rPr>
+        <w:t xml:space="preserve">E-24  </w:t>
+      </w:r>
+      <w:r>
+        <w:rPr>
+          <w:rFonts w:ascii="Inter" w:cs="Inter" w:eastAsia="Inter" w:hAnsi="Inter"/>
+          <w:color w:val="1A1D21"/>
+          <w:sz w:val="21"/>
+          <w:szCs w:val="21"/>
+        </w:rPr>
+        <w:t xml:space="preserve">(v6) No stated reads in scope — if a filtered set has no stated Love/Trust, the headline Index shows "no stated data" and only the labeled inferred signal is shown.</w:t>
       </w:r>
     </w:p>
     <w:p>
@@ -5303,7 +5631,7 @@
           <w:sz w:val="26"/>
           <w:szCs w:val="26"/>
         </w:rPr>
-        <w:t xml:space="preserve">Explicitly out of scope for v1 — the unwritten assumptions, made written.</w:t>
+        <w:t xml:space="preserve">Explicitly out of scope for v1.</w:t>
       </w:r>
     </w:p>
     <w:p>
@@ -5333,7 +5661,7 @@
           <w:sz w:val="21"/>
           <w:szCs w:val="21"/>
         </w:rPr>
-        <w:t xml:space="preserve">Not a CRM or customer-record system; does not build identity-resolved individual profiles.</w:t>
+        <w:t xml:space="preserve">(v6) Not a CRM or general customer-record system; builds no general identity-resolved profile. The one exception is the consented, first-party RecoveryCase (INV-9).</w:t>
       </w:r>
     </w:p>
     <w:p>
@@ -5363,7 +5691,7 @@
           <w:sz w:val="21"/>
           <w:szCs w:val="21"/>
         </w:rPr>
-        <w:t xml:space="preserve">(v5, revised) v1 does NOT ship a full native case-management workbench (agent queues, SLAs, macros) — that is posture #3, an explicit later horizon. v1 delivers posture #2: opening and owning a RecoveryCase internally and executing through the company’s existing tools via integrations, plus recovery measurement.</w:t>
+        <w:t xml:space="preserve">(v6) v1 delivers a lightweight INTERNAL recovery workflow (open, own, track, resolve a case in-app, team notified). v1 does NOT push customer data into external CRM/helpdesk tools, and does NOT ship a native case-management workbench or external agent integrations — those are the posture-#3 horizon.</w:t>
       </w:r>
     </w:p>
     <w:p>
@@ -5393,7 +5721,7 @@
           <w:sz w:val="21"/>
           <w:szCs w:val="21"/>
         </w:rPr>
-        <w:t xml:space="preserve">Collection is limited to publicly available content obtained lawfully via APIs, licensed providers, or public web pages under the DPS-7 guardrails. No private/authenticated content, bypassing logins/paywalls/protections, or collecting data a source’s terms prohibit.</w:t>
+        <w:t xml:space="preserve">Collection limited to publicly available content obtained lawfully under DPS-7 guardrails. No private/authenticated content, bypassing controls, or collecting data a source’s terms prohibit.</w:t>
       </w:r>
     </w:p>
     <w:p>
@@ -5513,7 +5841,7 @@
           <w:sz w:val="21"/>
           <w:szCs w:val="21"/>
         </w:rPr>
-        <w:t xml:space="preserve">Does not attempt to re-identify individuals or merge scraped personal data into any profile.</w:t>
+        <w:t xml:space="preserve">Does not re-identify individuals, contact scraped reviewers, or merge scraped personal data into any profile.</w:t>
       </w:r>
     </w:p>
     <w:p>
@@ -5639,7 +5967,7 @@
           <w:sz w:val="21"/>
           <w:szCs w:val="21"/>
         </w:rPr>
-        <w:t xml:space="preserve">Respondent PII is minimized, encrypted at rest and in transit, access-controlled by role, and excluded from logs and AI outputs by default.</w:t>
+        <w:t xml:space="preserve">Respondent PII is minimized, encrypted at rest and in transit, access-controlled by role, excluded from logs and AI outputs by default.</w:t>
       </w:r>
     </w:p>
     <w:p>
@@ -5669,7 +5997,7 @@
           <w:sz w:val="21"/>
           <w:szCs w:val="21"/>
         </w:rPr>
-        <w:t xml:space="preserve">Data-subject requests are supported: export and deletion on request.</w:t>
+        <w:t xml:space="preserve">(v6) Data-subject requests (export/deletion) are supported for own respondents AND for the third-party public-review authors whose data we ingested — erasure by source/author via provenance (D-F).</w:t>
       </w:r>
     </w:p>
     <w:p>
@@ -5699,7 +6027,7 @@
           <w:sz w:val="21"/>
           <w:szCs w:val="21"/>
         </w:rPr>
-        <w:t xml:space="preserve">AI processing is isolated to the account; account data is not used to train shared/base models without opt-in.</w:t>
+        <w:t xml:space="preserve">AI processing is isolated to the account; account data is never used to train shared/base models.</w:t>
       </w:r>
     </w:p>
     <w:p>
@@ -5729,7 +6057,7 @@
           <w:sz w:val="21"/>
           <w:szCs w:val="21"/>
         </w:rPr>
-        <w:t xml:space="preserve">A configurable retention period is supported for both first-party and collected data.</w:t>
+        <w:t xml:space="preserve">(v6) Per-account configurable retention (24-mo default); open RecoveryCases and the baseline data their recovery_delta depends on are held past retention until the case closes.</w:t>
       </w:r>
     </w:p>
     <w:p>
@@ -5759,7 +6087,7 @@
           <w:sz w:val="21"/>
           <w:szCs w:val="21"/>
         </w:rPr>
-        <w:t xml:space="preserve">The full security checklist is applied during build and verification. (Security/privacy is also a Trust driver measured in O-12 — how safe customers feel is part of the trust picture.)</w:t>
+        <w:t xml:space="preserve">The full security checklist (input validation, authz/authn, secret handling) is applied during build and verification.</w:t>
       </w:r>
     </w:p>
     <w:p>
@@ -5860,7 +6188,7 @@
                 <w:sz w:val="20"/>
                 <w:szCs w:val="20"/>
               </w:rPr>
-              <w:t xml:space="preserve">Keep provenance (source, URL, capture date) on every item. Minimize and never profile personal data in reviews (INV-11). Honor source-specific terms.</w:t>
+              <w:t xml:space="preserve">Keep provenance on every item. Minimize and never profile personal data in reviews (INV-11). Honor source-specific terms.</w:t>
             </w:r>
           </w:p>
           <w:p>
@@ -5874,7 +6202,7 @@
                 <w:sz w:val="20"/>
                 <w:szCs w:val="20"/>
               </w:rPr>
-              <w:t xml:space="preserve">The specific sources and methods are subject to the client’s legal review and written sign-off BEFORE live collection is enabled — a gate, not a default.</w:t>
+              <w:t xml:space="preserve">Sources and methods are subject to the client’s legal review and written sign-off BEFORE live collection is enabled.</w:t>
             </w:r>
           </w:p>
           <w:p>
@@ -5917,42 +6245,11 @@
       <w:r>
         <w:rPr>
           <w:rFonts w:ascii="Inter" w:cs="Inter" w:eastAsia="Inter" w:hAnsi="Inter"/>
-          <w:i/>
-          <w:iCs/>
-          <w:color w:val="1A1D21"/>
-          <w:sz w:val="21"/>
-          <w:szCs w:val="21"/>
-        </w:rPr>
-        <w:t xml:space="preserve">(v4) </w:t>
-      </w:r>
-      <w:r>
-        <w:rPr>
-          <w:rFonts w:ascii="Inter" w:cs="Inter" w:eastAsia="Inter" w:hAnsi="Inter"/>
-          <w:color w:val="1A1D21"/>
-          <w:sz w:val="21"/>
-          <w:szCs w:val="21"/>
-        </w:rPr>
-        <w:t xml:space="preserve">v1 targets </w:t>
-      </w:r>
-      <w:r>
-        <w:rPr>
-          <w:rFonts w:ascii="Inter" w:cs="Inter" w:eastAsia="Inter" w:hAnsi="Inter"/>
-          <w:b/>
-          <w:bCs/>
-          <w:color w:val="1A1D21"/>
-          <w:sz w:val="21"/>
-          <w:szCs w:val="21"/>
-        </w:rPr>
-        <w:t xml:space="preserve">GDPR and CCPA</w:t>
-      </w:r>
-      <w:r>
-        <w:rPr>
-          <w:rFonts w:ascii="Inter" w:cs="Inter" w:eastAsia="Inter" w:hAnsi="Inter"/>
-          <w:color w:val="1A1D21"/>
-          <w:sz w:val="21"/>
-          <w:szCs w:val="21"/>
-        </w:rPr>
-        <w:t xml:space="preserve"> compliance; SOC 2 is a roadmap item for later enterprise sales.</w:t>
+          <w:color w:val="1A1D21"/>
+          <w:sz w:val="21"/>
+          <w:szCs w:val="21"/>
+        </w:rPr>
+        <w:t xml:space="preserve">v1 targets GDPR and CCPA; SOC 2 is a roadmap item for enterprise sales.</w:t>
       </w:r>
     </w:p>
     <w:p>
@@ -5978,42 +6275,11 @@
       <w:r>
         <w:rPr>
           <w:rFonts w:ascii="Inter" w:cs="Inter" w:eastAsia="Inter" w:hAnsi="Inter"/>
-          <w:i/>
-          <w:iCs/>
-          <w:color w:val="1A1D21"/>
-          <w:sz w:val="21"/>
-          <w:szCs w:val="21"/>
-        </w:rPr>
-        <w:t xml:space="preserve">(v4) </w:t>
-      </w:r>
-      <w:r>
-        <w:rPr>
-          <w:rFonts w:ascii="Inter" w:cs="Inter" w:eastAsia="Inter" w:hAnsi="Inter"/>
-          <w:color w:val="1A1D21"/>
-          <w:sz w:val="21"/>
-          <w:szCs w:val="21"/>
-        </w:rPr>
-        <w:t xml:space="preserve">AI model/hosting is </w:t>
-      </w:r>
-      <w:r>
-        <w:rPr>
-          <w:rFonts w:ascii="Inter" w:cs="Inter" w:eastAsia="Inter" w:hAnsi="Inter"/>
-          <w:b/>
-          <w:bCs/>
-          <w:color w:val="1A1D21"/>
-          <w:sz w:val="21"/>
-          <w:szCs w:val="21"/>
-        </w:rPr>
-        <w:t xml:space="preserve">provider-abstracted</w:t>
-      </w:r>
-      <w:r>
-        <w:rPr>
-          <w:rFonts w:ascii="Inter" w:cs="Inter" w:eastAsia="Inter" w:hAnsi="Inter"/>
-          <w:color w:val="1A1D21"/>
-          <w:sz w:val="21"/>
-          <w:szCs w:val="21"/>
-        </w:rPr>
-        <w:t xml:space="preserve"> — best-available models, US data residency available, no single-vendor lock-in; account data never trains shared models (DPS-4).</w:t>
+          <w:color w:val="1A1D21"/>
+          <w:sz w:val="21"/>
+          <w:szCs w:val="21"/>
+        </w:rPr>
+        <w:t xml:space="preserve">AI model/hosting is provider-abstracted — best-available models, US data residency available, no lock-in; account data never trains shared models.</w:t>
       </w:r>
     </w:p>
     <w:p>
@@ -6039,33 +6305,41 @@
       <w:r>
         <w:rPr>
           <w:rFonts w:ascii="Inter" w:cs="Inter" w:eastAsia="Inter" w:hAnsi="Inter"/>
-          <w:i/>
-          <w:iCs/>
-          <w:color w:val="1A1D21"/>
-          <w:sz w:val="21"/>
-          <w:szCs w:val="21"/>
-        </w:rPr>
-        <w:t xml:space="preserve">(v5) </w:t>
-      </w:r>
-      <w:r>
-        <w:rPr>
-          <w:rFonts w:ascii="Inter" w:cs="Inter" w:eastAsia="Inter" w:hAnsi="Inter"/>
-          <w:b/>
-          <w:bCs/>
-          <w:color w:val="1A1D21"/>
-          <w:sz w:val="21"/>
-          <w:szCs w:val="21"/>
-        </w:rPr>
-        <w:t xml:space="preserve">Contact &amp; consent handling.</w:t>
-      </w:r>
-      <w:r>
-        <w:rPr>
-          <w:rFonts w:ascii="Inter" w:cs="Inter" w:eastAsia="Inter" w:hAnsi="Inter"/>
-          <w:color w:val="1A1D21"/>
-          <w:sz w:val="21"/>
-          <w:szCs w:val="21"/>
-        </w:rPr>
-        <w:t xml:space="preserve"> Respondent contact details are collected only on opt-in, minimized, encrypted, access-controlled, used solely for the follow-up the respondent consented to, and deletable on withdrawal (INV-13). Consent scope and lawful basis are tracked per contact (GDPR/CCPA).</w:t>
+          <w:color w:val="1A1D21"/>
+          <w:sz w:val="21"/>
+          <w:szCs w:val="21"/>
+        </w:rPr>
+        <w:t xml:space="preserve">(v6) Contact &amp; consent handling. Contact collected only on opt-in (age-gated), minimized, encrypted, access-controlled, used solely for the consented follow-up, deletable on withdrawal (INV-13). v1 shares NO contact/feedback with external tools (D-E). Consent scope and lawful basis tracked per contact.</w:t>
+      </w:r>
+    </w:p>
+    <w:p>
+      <w:pPr>
+        <w:pStyle w:val="ListParagraph"/>
+        <w:numPr>
+          <w:ilvl w:val="0"/>
+          <w:numId w:val="2"/>
+        </w:numPr>
+        <w:spacing w:after="90" w:line="288"/>
+      </w:pPr>
+      <w:r>
+        <w:rPr>
+          <w:rFonts w:ascii="JetBrains Mono" w:cs="JetBrains Mono" w:eastAsia="JetBrains Mono" w:hAnsi="JetBrains Mono"/>
+          <w:b/>
+          <w:bCs/>
+          <w:color w:val="D9763A"/>
+          <w:sz w:val="20"/>
+          <w:szCs w:val="20"/>
+        </w:rPr>
+        <w:t xml:space="preserve">DPS-11  </w:t>
+      </w:r>
+      <w:r>
+        <w:rPr>
+          <w:rFonts w:ascii="Inter" w:cs="Inter" w:eastAsia="Inter" w:hAnsi="Inter"/>
+          <w:color w:val="1A1D21"/>
+          <w:sz w:val="21"/>
+          <w:szCs w:val="21"/>
+        </w:rPr>
+        <w:t xml:space="preserve">(v6) Admin auth &amp; secrets — admin authentication (SSO/MFA), managed sessions, and vaulted secrets for inbound data-provider credentials (R-42, R-43).</w:t>
       </w:r>
     </w:p>
     <w:p>
@@ -6131,7 +6405,7 @@
           <w:sz w:val="26"/>
           <w:szCs w:val="26"/>
         </w:rPr>
-        <w:t xml:space="preserve">Speed, reliability, access, and honesty — stated as testable budgets.</w:t>
+        <w:t xml:space="preserve">Speed, reliability, access, honesty — testable budgets. (v6: "confirm" targets want your sign-off.)</w:t>
       </w:r>
     </w:p>
     <w:p>
@@ -6191,7 +6465,7 @@
           <w:sz w:val="21"/>
           <w:szCs w:val="21"/>
         </w:rPr>
-        <w:t xml:space="preserve">Analysis latency — up to the MVP size (~5,000 items, Q-6) returns within a stated budget; larger sets run as background jobs with progress.</w:t>
+        <w:t xml:space="preserve">(v6) Analysis latency — the MVP size (~5,000 items) returns at p95 ≤ 60 s (confirm); larger sets background with progress.</w:t>
       </w:r>
     </w:p>
     <w:p>
@@ -6221,7 +6495,7 @@
           <w:sz w:val="21"/>
           <w:szCs w:val="21"/>
         </w:rPr>
-        <w:t xml:space="preserve">Availability — the collection endpoint targets a stated uptime; ingestion is durable even if analysis is degraded.</w:t>
+        <w:t xml:space="preserve">(v6) Availability — the collection endpoint targets 99.9% uptime (confirm); ingestion durable even if analysis is degraded.</w:t>
       </w:r>
     </w:p>
     <w:p>
@@ -6311,7 +6585,7 @@
           <w:sz w:val="21"/>
           <w:szCs w:val="21"/>
         </w:rPr>
-        <w:t xml:space="preserve">Explainability — every AI output carries the data behind it and a confidence signal, including inferred Brand Love and Trust reads.</w:t>
+        <w:t xml:space="preserve">Explainability — every AI output carries the data behind it and a confidence signal, including inferred (companion) reads.</w:t>
       </w:r>
     </w:p>
     <w:p>
@@ -6341,7 +6615,67 @@
           <w:sz w:val="21"/>
           <w:szCs w:val="21"/>
         </w:rPr>
-        <w:t xml:space="preserve">Collection freshness &amp; politeness — collected data shows a freshness/coverage indicator; collection runs at a polite, configurable rate and records gaps.</w:t>
+        <w:t xml:space="preserve">Collection freshness &amp; politeness — a freshness/coverage indicator; polite, configurable rate; records gaps.</w:t>
+      </w:r>
+    </w:p>
+    <w:p>
+      <w:pPr>
+        <w:pStyle w:val="ListParagraph"/>
+        <w:numPr>
+          <w:ilvl w:val="0"/>
+          <w:numId w:val="2"/>
+        </w:numPr>
+        <w:spacing w:after="90" w:line="288"/>
+      </w:pPr>
+      <w:r>
+        <w:rPr>
+          <w:rFonts w:ascii="JetBrains Mono" w:cs="JetBrains Mono" w:eastAsia="JetBrains Mono" w:hAnsi="JetBrains Mono"/>
+          <w:b/>
+          <w:bCs/>
+          <w:color w:val="D9763A"/>
+          <w:sz w:val="20"/>
+          <w:szCs w:val="20"/>
+        </w:rPr>
+        <w:t xml:space="preserve">NFR-8  </w:t>
+      </w:r>
+      <w:r>
+        <w:rPr>
+          <w:rFonts w:ascii="Inter" w:cs="Inter" w:eastAsia="Inter" w:hAnsi="Inter"/>
+          <w:color w:val="1A1D21"/>
+          <w:sz w:val="21"/>
+          <w:szCs w:val="21"/>
+        </w:rPr>
+        <w:t xml:space="preserve">(v6) Trigger latency — a dissatisfaction signal opens a RecoveryCase within ≤ 60 s (confirm).</w:t>
+      </w:r>
+    </w:p>
+    <w:p>
+      <w:pPr>
+        <w:pStyle w:val="ListParagraph"/>
+        <w:numPr>
+          <w:ilvl w:val="0"/>
+          <w:numId w:val="2"/>
+        </w:numPr>
+        <w:spacing w:after="90" w:line="288"/>
+      </w:pPr>
+      <w:r>
+        <w:rPr>
+          <w:rFonts w:ascii="JetBrains Mono" w:cs="JetBrains Mono" w:eastAsia="JetBrains Mono" w:hAnsi="JetBrains Mono"/>
+          <w:b/>
+          <w:bCs/>
+          <w:color w:val="D9763A"/>
+          <w:sz w:val="20"/>
+          <w:szCs w:val="20"/>
+        </w:rPr>
+        <w:t xml:space="preserve">NFR-9  </w:t>
+      </w:r>
+      <w:r>
+        <w:rPr>
+          <w:rFonts w:ascii="Inter" w:cs="Inter" w:eastAsia="Inter" w:hAnsi="Inter"/>
+          <w:color w:val="1A1D21"/>
+          <w:sz w:val="21"/>
+          <w:szCs w:val="21"/>
+        </w:rPr>
+        <w:t xml:space="preserve">(v6) Durability — RPO ≤ 24 h, RTO ≤ 8 h (confirm); timestamps stored UTC, reporting in the account’s configured timezone.</w:t>
       </w:r>
     </w:p>
     <w:p>
@@ -6407,7 +6741,7 @@
           <w:sz w:val="26"/>
           <w:szCs w:val="26"/>
         </w:rPr>
-        <w:t xml:space="preserve">The records the system keeps and how they relate. Physical schema is an Architecture-phase decision; this defines what is stored, not how.</w:t>
+        <w:t xml:space="preserve">The records the system keeps and how they relate. Physical schema is an Architecture-phase decision.</w:t>
       </w:r>
     </w:p>
     <w:p>
@@ -6777,6 +7111,31 @@
     </w:tbl>
     <w:p>
       <w:pPr>
+        <w:spacing w:after="140" w:line="300"/>
+      </w:pPr>
+      <w:r>
+        <w:rPr>
+          <w:rFonts w:ascii="Inter" w:cs="Inter" w:eastAsia="Inter" w:hAnsi="Inter"/>
+          <w:b/>
+          <w:bCs/>
+          <w:color w:val="1A1D21"/>
+          <w:sz w:val="21"/>
+          <w:szCs w:val="21"/>
+        </w:rPr>
+        <w:t xml:space="preserve">Source</w:t>
+      </w:r>
+      <w:r>
+        <w:rPr>
+          <w:rFonts w:ascii="Inter" w:cs="Inter" w:eastAsia="Inter" w:hAnsi="Inter"/>
+          <w:color w:val="1A1D21"/>
+          <w:sz w:val="21"/>
+          <w:szCs w:val="21"/>
+        </w:rPr>
+        <w:t xml:space="preserve"> — where feedback came from: source_id, type (survey · conversational · import_csv · web · api · provider), name/url, terms_note (DPS-7).</w:t>
+      </w:r>
+    </w:p>
+    <w:p>
+      <w:pPr>
         <w:spacing w:after="40" w:before="220"/>
       </w:pPr>
       <w:r>
@@ -6788,7 +7147,7 @@
           <w:sz w:val="22"/>
           <w:szCs w:val="22"/>
         </w:rPr>
-        <w:t xml:space="preserve">Source</w:t>
+        <w:t xml:space="preserve">FeedbackRecord</w:t>
       </w:r>
       <w:r>
         <w:rPr>
@@ -6799,7 +7158,7 @@
           <w:sz w:val="20"/>
           <w:szCs w:val="20"/>
         </w:rPr>
-        <w:t xml:space="preserve">  — where a piece of feedback came from</w:t>
+        <w:t xml:space="preserve">  — the core record — one rating and/or comment about one brand</w:t>
       </w:r>
     </w:p>
     <w:tbl>
@@ -6901,7 +7260,7 @@
                 <w:sz w:val="19"/>
                 <w:szCs w:val="19"/>
               </w:rPr>
-              <w:t xml:space="preserve">source_id</w:t>
+              <w:t xml:space="preserve">record_id / account_id</w:t>
             </w:r>
           </w:p>
         </w:tc>
@@ -6926,7 +7285,7 @@
                 <w:sz w:val="19"/>
                 <w:szCs w:val="19"/>
               </w:rPr>
-              <w:t xml:space="preserve">Unique id</w:t>
+              <w:t xml:space="preserve">Unique id; owning tenant (INV-6)</w:t>
             </w:r>
           </w:p>
         </w:tc>
@@ -6953,7 +7312,7 @@
                 <w:sz w:val="19"/>
                 <w:szCs w:val="19"/>
               </w:rPr>
-              <w:t xml:space="preserve">type</w:t>
+              <w:t xml:space="preserve">brand_id / source_id</w:t>
             </w:r>
           </w:p>
         </w:tc>
@@ -6978,7 +7337,7 @@
                 <w:sz w:val="19"/>
                 <w:szCs w:val="19"/>
               </w:rPr>
-              <w:t xml:space="preserve">survey · conversational · import_csv · web · api · provider</w:t>
+              <w:t xml:space="preserve">Which brand (own/competitor) and where from (INV-1)</w:t>
             </w:r>
           </w:p>
         </w:tc>
@@ -7005,7 +7364,7 @@
                 <w:sz w:val="19"/>
                 <w:szCs w:val="19"/>
               </w:rPr>
-              <w:t xml:space="preserve">name / url</w:t>
+              <w:t xml:space="preserve">captured_at</w:t>
             </w:r>
           </w:p>
         </w:tc>
@@ -7030,7 +7389,7 @@
                 <w:sz w:val="19"/>
                 <w:szCs w:val="19"/>
               </w:rPr>
-              <w:t xml:space="preserve">Human name and, for web/API, the location</w:t>
+              <w:t xml:space="preserve">When given/collected — stored UTC (E-22)</w:t>
             </w:r>
           </w:p>
         </w:tc>
@@ -7057,7 +7416,7 @@
                 <w:sz w:val="19"/>
                 <w:szCs w:val="19"/>
               </w:rPr>
-              <w:t xml:space="preserve">terms_note</w:t>
+              <w:t xml:space="preserve">rating_raw / rating_scale</w:t>
             </w:r>
           </w:p>
         </w:tc>
@@ -7082,7 +7441,371 @@
                 <w:sz w:val="19"/>
                 <w:szCs w:val="19"/>
               </w:rPr>
-              <w:t xml:space="preserve">Compliance note / permitted-use flag (DPS-7)</w:t>
+              <w:t xml:space="preserve">Original rating and scale (5_star, 10_pt, nps, csat, brand_love, trust, …)</w:t>
+            </w:r>
+          </w:p>
+        </w:tc>
+      </w:tr>
+      <w:tr>
+        <w:tc>
+          <w:tcPr>
+            <w:tcW w:type="dxa" w:w="2700"/>
+            <w:tcMar>
+              <w:top w:type="dxa" w:w="70"/>
+              <w:left w:type="dxa" w:w="130"/>
+              <w:bottom w:type="dxa" w:w="70"/>
+              <w:right w:type="dxa" w:w="130"/>
+            </w:tcMar>
+          </w:tcPr>
+          <w:p>
+            <w:pPr>
+              <w:spacing w:after="0" w:line="250"/>
+            </w:pPr>
+            <w:r>
+              <w:rPr>
+                <w:rFonts w:ascii="JetBrains Mono" w:cs="JetBrains Mono" w:eastAsia="JetBrains Mono" w:hAnsi="JetBrains Mono"/>
+                <w:color w:val="1A1D21"/>
+                <w:sz w:val="19"/>
+                <w:szCs w:val="19"/>
+              </w:rPr>
+              <w:t xml:space="preserve">rating_norm</w:t>
+            </w:r>
+          </w:p>
+        </w:tc>
+        <w:tc>
+          <w:tcPr>
+            <w:tcW w:type="dxa" w:w="6660"/>
+            <w:tcMar>
+              <w:top w:type="dxa" w:w="70"/>
+              <w:left w:type="dxa" w:w="130"/>
+              <w:bottom w:type="dxa" w:w="70"/>
+              <w:right w:type="dxa" w:w="130"/>
+            </w:tcMar>
+          </w:tcPr>
+          <w:p>
+            <w:pPr>
+              <w:spacing w:after="0" w:line="250"/>
+            </w:pPr>
+            <w:r>
+              <w:rPr>
+                <w:rFonts w:ascii="Inter" w:cs="Inter" w:eastAsia="Inter" w:hAnsi="Inter"/>
+                <w:color w:val="1A1D21"/>
+                <w:sz w:val="19"/>
+                <w:szCs w:val="19"/>
+              </w:rPr>
+              <w:t xml:space="preserve">Normalized to a common 1–5 ordinal (E-15)</w:t>
+            </w:r>
+          </w:p>
+        </w:tc>
+      </w:tr>
+      <w:tr>
+        <w:tc>
+          <w:tcPr>
+            <w:tcW w:type="dxa" w:w="2700"/>
+            <w:tcMar>
+              <w:top w:type="dxa" w:w="70"/>
+              <w:left w:type="dxa" w:w="130"/>
+              <w:bottom w:type="dxa" w:w="70"/>
+              <w:right w:type="dxa" w:w="130"/>
+            </w:tcMar>
+          </w:tcPr>
+          <w:p>
+            <w:pPr>
+              <w:spacing w:after="0" w:line="250"/>
+            </w:pPr>
+            <w:r>
+              <w:rPr>
+                <w:rFonts w:ascii="JetBrains Mono" w:cs="JetBrains Mono" w:eastAsia="JetBrains Mono" w:hAnsi="JetBrains Mono"/>
+                <w:color w:val="1A1D21"/>
+                <w:sz w:val="19"/>
+                <w:szCs w:val="19"/>
+              </w:rPr>
+              <w:t xml:space="preserve">brand_love</w:t>
+            </w:r>
+          </w:p>
+        </w:tc>
+        <w:tc>
+          <w:tcPr>
+            <w:tcW w:type="dxa" w:w="6660"/>
+            <w:tcMar>
+              <w:top w:type="dxa" w:w="70"/>
+              <w:left w:type="dxa" w:w="130"/>
+              <w:bottom w:type="dxa" w:w="70"/>
+              <w:right w:type="dxa" w:w="130"/>
+            </w:tcMar>
+          </w:tcPr>
+          <w:p>
+            <w:pPr>
+              <w:spacing w:after="0" w:line="250"/>
+            </w:pPr>
+            <w:r>
+              <w:rPr>
+                <w:rFonts w:ascii="Inter" w:cs="Inter" w:eastAsia="Inter" w:hAnsi="Inter"/>
+                <w:color w:val="1A1D21"/>
+                <w:sz w:val="19"/>
+                <w:szCs w:val="19"/>
+              </w:rPr>
+              <w:t xml:space="preserve">Love / Like / Ambivalence / Dislike / Hate (stated, 5→1) OR unknown (v6) — unknown is excluded from the Index, not scored as Ambivalence</w:t>
+            </w:r>
+          </w:p>
+        </w:tc>
+      </w:tr>
+      <w:tr>
+        <w:tc>
+          <w:tcPr>
+            <w:tcW w:type="dxa" w:w="2700"/>
+            <w:tcMar>
+              <w:top w:type="dxa" w:w="70"/>
+              <w:left w:type="dxa" w:w="130"/>
+              <w:bottom w:type="dxa" w:w="70"/>
+              <w:right w:type="dxa" w:w="130"/>
+            </w:tcMar>
+          </w:tcPr>
+          <w:p>
+            <w:pPr>
+              <w:spacing w:after="0" w:line="250"/>
+            </w:pPr>
+            <w:r>
+              <w:rPr>
+                <w:rFonts w:ascii="JetBrains Mono" w:cs="JetBrains Mono" w:eastAsia="JetBrains Mono" w:hAnsi="JetBrains Mono"/>
+                <w:color w:val="1A1D21"/>
+                <w:sz w:val="19"/>
+                <w:szCs w:val="19"/>
+              </w:rPr>
+              <w:t xml:space="preserve">trust / trust_drivers</w:t>
+            </w:r>
+          </w:p>
+        </w:tc>
+        <w:tc>
+          <w:tcPr>
+            <w:tcW w:type="dxa" w:w="6660"/>
+            <w:tcMar>
+              <w:top w:type="dxa" w:w="70"/>
+              <w:left w:type="dxa" w:w="130"/>
+              <w:bottom w:type="dxa" w:w="70"/>
+              <w:right w:type="dxa" w:w="130"/>
+            </w:tcMar>
+          </w:tcPr>
+          <w:p>
+            <w:pPr>
+              <w:spacing w:after="0" w:line="250"/>
+            </w:pPr>
+            <w:r>
+              <w:rPr>
+                <w:rFonts w:ascii="Inter" w:cs="Inter" w:eastAsia="Inter" w:hAnsi="Inter"/>
+                <w:color w:val="1A1D21"/>
+                <w:sz w:val="19"/>
+                <w:szCs w:val="19"/>
+              </w:rPr>
+              <w:t xml:space="preserve">Trust rating (1–5) and per-driver scores, if applicable</w:t>
+            </w:r>
+          </w:p>
+        </w:tc>
+      </w:tr>
+      <w:tr>
+        <w:tc>
+          <w:tcPr>
+            <w:tcW w:type="dxa" w:w="2700"/>
+            <w:tcMar>
+              <w:top w:type="dxa" w:w="70"/>
+              <w:left w:type="dxa" w:w="130"/>
+              <w:bottom w:type="dxa" w:w="70"/>
+              <w:right w:type="dxa" w:w="130"/>
+            </w:tcMar>
+          </w:tcPr>
+          <w:p>
+            <w:pPr>
+              <w:spacing w:after="0" w:line="250"/>
+            </w:pPr>
+            <w:r>
+              <w:rPr>
+                <w:rFonts w:ascii="JetBrains Mono" w:cs="JetBrains Mono" w:eastAsia="JetBrains Mono" w:hAnsi="JetBrains Mono"/>
+                <w:color w:val="1A1D21"/>
+                <w:sz w:val="19"/>
+                <w:szCs w:val="19"/>
+              </w:rPr>
+              <w:t xml:space="preserve">comment_text</w:t>
+            </w:r>
+          </w:p>
+        </w:tc>
+        <w:tc>
+          <w:tcPr>
+            <w:tcW w:type="dxa" w:w="6660"/>
+            <w:tcMar>
+              <w:top w:type="dxa" w:w="70"/>
+              <w:left w:type="dxa" w:w="130"/>
+              <w:bottom w:type="dxa" w:w="70"/>
+              <w:right w:type="dxa" w:w="130"/>
+            </w:tcMar>
+          </w:tcPr>
+          <w:p>
+            <w:pPr>
+              <w:spacing w:after="0" w:line="250"/>
+            </w:pPr>
+            <w:r>
+              <w:rPr>
+                <w:rFonts w:ascii="Inter" w:cs="Inter" w:eastAsia="Inter" w:hAnsi="Inter"/>
+                <w:color w:val="1A1D21"/>
+                <w:sz w:val="19"/>
+                <w:szCs w:val="19"/>
+              </w:rPr>
+              <w:t xml:space="preserve">The open-text comment (PII redacted — R-44)</w:t>
+            </w:r>
+          </w:p>
+        </w:tc>
+      </w:tr>
+      <w:tr>
+        <w:tc>
+          <w:tcPr>
+            <w:tcW w:type="dxa" w:w="2700"/>
+            <w:tcMar>
+              <w:top w:type="dxa" w:w="70"/>
+              <w:left w:type="dxa" w:w="130"/>
+              <w:bottom w:type="dxa" w:w="70"/>
+              <w:right w:type="dxa" w:w="130"/>
+            </w:tcMar>
+          </w:tcPr>
+          <w:p>
+            <w:pPr>
+              <w:spacing w:after="0" w:line="250"/>
+            </w:pPr>
+            <w:r>
+              <w:rPr>
+                <w:rFonts w:ascii="JetBrains Mono" w:cs="JetBrains Mono" w:eastAsia="JetBrains Mono" w:hAnsi="JetBrains Mono"/>
+                <w:color w:val="1A1D21"/>
+                <w:sz w:val="19"/>
+                <w:szCs w:val="19"/>
+              </w:rPr>
+              <w:t xml:space="preserve">language / segment / …</w:t>
+            </w:r>
+          </w:p>
+        </w:tc>
+        <w:tc>
+          <w:tcPr>
+            <w:tcW w:type="dxa" w:w="6660"/>
+            <w:tcMar>
+              <w:top w:type="dxa" w:w="70"/>
+              <w:left w:type="dxa" w:w="130"/>
+              <w:bottom w:type="dxa" w:w="70"/>
+              <w:right w:type="dxa" w:w="130"/>
+            </w:tcMar>
+          </w:tcPr>
+          <w:p>
+            <w:pPr>
+              <w:spacing w:after="0" w:line="250"/>
+            </w:pPr>
+            <w:r>
+              <w:rPr>
+                <w:rFonts w:ascii="Inter" w:cs="Inter" w:eastAsia="Inter" w:hAnsi="Inter"/>
+                <w:color w:val="1A1D21"/>
+                <w:sz w:val="19"/>
+                <w:szCs w:val="19"/>
+              </w:rPr>
+              <w:t xml:space="preserve">Detected language; optional non-identifying metadata</w:t>
+            </w:r>
+          </w:p>
+        </w:tc>
+      </w:tr>
+      <w:tr>
+        <w:tc>
+          <w:tcPr>
+            <w:tcW w:type="dxa" w:w="2700"/>
+            <w:tcMar>
+              <w:top w:type="dxa" w:w="70"/>
+              <w:left w:type="dxa" w:w="130"/>
+              <w:bottom w:type="dxa" w:w="70"/>
+              <w:right w:type="dxa" w:w="130"/>
+            </w:tcMar>
+          </w:tcPr>
+          <w:p>
+            <w:pPr>
+              <w:spacing w:after="0" w:line="250"/>
+            </w:pPr>
+            <w:r>
+              <w:rPr>
+                <w:rFonts w:ascii="JetBrains Mono" w:cs="JetBrains Mono" w:eastAsia="JetBrains Mono" w:hAnsi="JetBrains Mono"/>
+                <w:color w:val="1A1D21"/>
+                <w:sz w:val="19"/>
+                <w:szCs w:val="19"/>
+              </w:rPr>
+              <w:t xml:space="preserve">is_complete / flags</w:t>
+            </w:r>
+          </w:p>
+        </w:tc>
+        <w:tc>
+          <w:tcPr>
+            <w:tcW w:type="dxa" w:w="6660"/>
+            <w:tcMar>
+              <w:top w:type="dxa" w:w="70"/>
+              <w:left w:type="dxa" w:w="130"/>
+              <w:bottom w:type="dxa" w:w="70"/>
+              <w:right w:type="dxa" w:w="130"/>
+            </w:tcMar>
+          </w:tcPr>
+          <w:p>
+            <w:pPr>
+              <w:spacing w:after="0" w:line="250"/>
+            </w:pPr>
+            <w:r>
+              <w:rPr>
+                <w:rFonts w:ascii="Inter" w:cs="Inter" w:eastAsia="Inter" w:hAnsi="Inter"/>
+                <w:color w:val="1A1D21"/>
+                <w:sz w:val="19"/>
+                <w:szCs w:val="19"/>
+              </w:rPr>
+              <w:t xml:space="preserve">Complete vs partial; junk·abuse·safety·low_confidence</w:t>
+            </w:r>
+          </w:p>
+        </w:tc>
+      </w:tr>
+      <w:tr>
+        <w:tc>
+          <w:tcPr>
+            <w:tcW w:type="dxa" w:w="2700"/>
+            <w:tcMar>
+              <w:top w:type="dxa" w:w="70"/>
+              <w:left w:type="dxa" w:w="130"/>
+              <w:bottom w:type="dxa" w:w="70"/>
+              <w:right w:type="dxa" w:w="130"/>
+            </w:tcMar>
+          </w:tcPr>
+          <w:p>
+            <w:pPr>
+              <w:spacing w:after="0" w:line="250"/>
+            </w:pPr>
+            <w:r>
+              <w:rPr>
+                <w:rFonts w:ascii="JetBrains Mono" w:cs="JetBrains Mono" w:eastAsia="JetBrains Mono" w:hAnsi="JetBrains Mono"/>
+                <w:color w:val="1A1D21"/>
+                <w:sz w:val="19"/>
+                <w:szCs w:val="19"/>
+              </w:rPr>
+              <w:t xml:space="preserve">provenance</w:t>
+            </w:r>
+          </w:p>
+        </w:tc>
+        <w:tc>
+          <w:tcPr>
+            <w:tcW w:type="dxa" w:w="6660"/>
+            <w:tcMar>
+              <w:top w:type="dxa" w:w="70"/>
+              <w:left w:type="dxa" w:w="130"/>
+              <w:bottom w:type="dxa" w:w="70"/>
+              <w:right w:type="dxa" w:w="130"/>
+            </w:tcMar>
+          </w:tcPr>
+          <w:p>
+            <w:pPr>
+              <w:spacing w:after="0" w:line="250"/>
+            </w:pPr>
+            <w:r>
+              <w:rPr>
+                <w:rFonts w:ascii="Inter" w:cs="Inter" w:eastAsia="Inter" w:hAnsi="Inter"/>
+                <w:color w:val="1A1D21"/>
+                <w:sz w:val="19"/>
+                <w:szCs w:val="19"/>
+              </w:rPr>
+              <w:t xml:space="preserve">source_url + capture_date, or import_batch (INV-10)</w:t>
             </w:r>
           </w:p>
         </w:tc>
@@ -7090,6 +7813,96 @@
     </w:tbl>
     <w:p>
       <w:pPr>
+        <w:spacing w:after="140" w:line="300"/>
+      </w:pPr>
+      <w:r>
+        <w:rPr>
+          <w:rFonts w:ascii="Inter" w:cs="Inter" w:eastAsia="Inter" w:hAnsi="Inter"/>
+          <w:b/>
+          <w:bCs/>
+          <w:color w:val="1A1D21"/>
+          <w:sz w:val="21"/>
+          <w:szCs w:val="21"/>
+        </w:rPr>
+        <w:t xml:space="preserve">Sentiment</w:t>
+      </w:r>
+      <w:r>
+        <w:rPr>
+          <w:rFonts w:ascii="Inter" w:cs="Inter" w:eastAsia="Inter" w:hAnsi="Inter"/>
+          <w:color w:val="1A1D21"/>
+          <w:sz w:val="21"/>
+          <w:szCs w:val="21"/>
+        </w:rPr>
+        <w:t xml:space="preserve"> — derived, one per record: polarity, intensity, model_version/confidence.   </w:t>
+      </w:r>
+      <w:r>
+        <w:rPr>
+          <w:rFonts w:ascii="Inter" w:cs="Inter" w:eastAsia="Inter" w:hAnsi="Inter"/>
+          <w:b/>
+          <w:bCs/>
+          <w:color w:val="1A1D21"/>
+          <w:sz w:val="21"/>
+          <w:szCs w:val="21"/>
+        </w:rPr>
+        <w:t xml:space="preserve">Trust</w:t>
+      </w:r>
+      <w:r>
+        <w:rPr>
+          <w:rFonts w:ascii="Inter" w:cs="Inter" w:eastAsia="Inter" w:hAnsi="Inter"/>
+          <w:color w:val="1A1D21"/>
+          <w:sz w:val="21"/>
+          <w:szCs w:val="21"/>
+        </w:rPr>
+        <w:t xml:space="preserve"> — derived: trust_score, drivers, confidence, inferred (companion signal, not blended — INV-14).</w:t>
+      </w:r>
+    </w:p>
+    <w:p>
+      <w:pPr>
+        <w:spacing w:after="140" w:line="300"/>
+      </w:pPr>
+      <w:r>
+        <w:rPr>
+          <w:rFonts w:ascii="Inter" w:cs="Inter" w:eastAsia="Inter" w:hAnsi="Inter"/>
+          <w:b/>
+          <w:bCs/>
+          <w:color w:val="1A1D21"/>
+          <w:sz w:val="21"/>
+          <w:szCs w:val="21"/>
+        </w:rPr>
+        <w:t xml:space="preserve">Contact (v5)</w:t>
+      </w:r>
+      <w:r>
+        <w:rPr>
+          <w:rFonts w:ascii="Inter" w:cs="Inter" w:eastAsia="Inter" w:hAnsi="Inter"/>
+          <w:color w:val="1A1D21"/>
+          <w:sz w:val="21"/>
+          <w:szCs w:val="21"/>
+        </w:rPr>
+        <w:t xml:space="preserve"> — an opt-in, age-gated contact for a FIRST-PARTY respondent (INV-13): contact_id, respondent_ref, channel/value, consent_scope, consent_at, withdrawn_at. Separate, under DPS-10.   </w:t>
+      </w:r>
+      <w:r>
+        <w:rPr>
+          <w:rFonts w:ascii="Inter" w:cs="Inter" w:eastAsia="Inter" w:hAnsi="Inter"/>
+          <w:b/>
+          <w:bCs/>
+          <w:color w:val="1A1D21"/>
+          <w:sz w:val="21"/>
+          <w:szCs w:val="21"/>
+        </w:rPr>
+        <w:t xml:space="preserve">Trigger / Rule (v6)</w:t>
+      </w:r>
+      <w:r>
+        <w:rPr>
+          <w:rFonts w:ascii="Inter" w:cs="Inter" w:eastAsia="Inter" w:hAnsi="Inter"/>
+          <w:color w:val="1A1D21"/>
+          <w:sz w:val="21"/>
+          <w:szCs w:val="21"/>
+        </w:rPr>
+        <w:t xml:space="preserve"> — rule_id, condition, action (open case, route to internal owner), throttle/grouping_key, enabled.</w:t>
+      </w:r>
+    </w:p>
+    <w:p>
+      <w:pPr>
         <w:spacing w:after="40" w:before="220"/>
       </w:pPr>
       <w:r>
@@ -7101,7 +7914,7 @@
           <w:sz w:val="22"/>
           <w:szCs w:val="22"/>
         </w:rPr>
-        <w:t xml:space="preserve">FeedbackRecord</w:t>
+        <w:t xml:space="preserve">RecoveryCase  (v6)</w:t>
       </w:r>
       <w:r>
         <w:rPr>
@@ -7112,7 +7925,7 @@
           <w:sz w:val="20"/>
           <w:szCs w:val="20"/>
         </w:rPr>
-        <w:t xml:space="preserve">  — the core record — one rating and/or comment about one brand</w:t>
+        <w:t xml:space="preserve">  — the internally-owned, consented, first-party recovery record (the INV-9 exception)</w:t>
       </w:r>
     </w:p>
     <w:tbl>
@@ -7214,7 +8027,7 @@
                 <w:sz w:val="19"/>
                 <w:szCs w:val="19"/>
               </w:rPr>
-              <w:t xml:space="preserve">record_id</w:t>
+              <w:t xml:space="preserve">case_id / account_id</w:t>
             </w:r>
           </w:p>
         </w:tc>
@@ -7239,7 +8052,7 @@
                 <w:sz w:val="19"/>
                 <w:szCs w:val="19"/>
               </w:rPr>
-              <w:t xml:space="preserve">Unique id</w:t>
+              <w:t xml:space="preserve">Unique id; owning tenant</w:t>
             </w:r>
           </w:p>
         </w:tc>
@@ -7266,7 +8079,7 @@
                 <w:sz w:val="19"/>
                 <w:szCs w:val="19"/>
               </w:rPr>
-              <w:t xml:space="preserve">account_id</w:t>
+              <w:t xml:space="preserve">record_ids</w:t>
             </w:r>
           </w:p>
         </w:tc>
@@ -7291,7 +8104,7 @@
                 <w:sz w:val="19"/>
                 <w:szCs w:val="19"/>
               </w:rPr>
-              <w:t xml:space="preserve">Owning tenant (INV-6)</w:t>
+              <w:t xml:space="preserve">The feedback that opened / relates to the case (grouped — E-21)</w:t>
             </w:r>
           </w:p>
         </w:tc>
@@ -7318,7 +8131,7 @@
                 <w:sz w:val="19"/>
                 <w:szCs w:val="19"/>
               </w:rPr>
-              <w:t xml:space="preserve">brand_id</w:t>
+              <w:t xml:space="preserve">contact_id</w:t>
             </w:r>
           </w:p>
         </w:tc>
@@ -7343,7 +8156,7 @@
                 <w:sz w:val="19"/>
                 <w:szCs w:val="19"/>
               </w:rPr>
-              <w:t xml:space="preserve">Which brand this is about — own or competitor (INV-1)</w:t>
+              <w:t xml:space="preserve">Linked opt-in first-party contact, if any; null for anonymous triage cases</w:t>
             </w:r>
           </w:p>
         </w:tc>
@@ -7370,7 +8183,7 @@
                 <w:sz w:val="19"/>
                 <w:szCs w:val="19"/>
               </w:rPr>
-              <w:t xml:space="preserve">source_id</w:t>
+              <w:t xml:space="preserve">case_owner</w:t>
             </w:r>
           </w:p>
         </w:tc>
@@ -7395,7 +8208,7 @@
                 <w:sz w:val="19"/>
                 <w:szCs w:val="19"/>
               </w:rPr>
-              <w:t xml:space="preserve">Where it came from (INV-1)</w:t>
+              <w:t xml:space="preserve">Assigned internal owner (R-21)</w:t>
             </w:r>
           </w:p>
         </w:tc>
@@ -7422,7 +8235,7 @@
                 <w:sz w:val="19"/>
                 <w:szCs w:val="19"/>
               </w:rPr>
-              <w:t xml:space="preserve">captured_at / date</w:t>
+              <w:t xml:space="preserve">status</w:t>
             </w:r>
           </w:p>
         </w:tc>
@@ -7447,7 +8260,7 @@
                 <w:sz w:val="19"/>
                 <w:szCs w:val="19"/>
               </w:rPr>
-              <w:t xml:space="preserve">When the feedback was given or collected</w:t>
+              <w:t xml:space="preserve">open · in_progress · resolved · closed</w:t>
             </w:r>
           </w:p>
         </w:tc>
@@ -7474,7 +8287,7 @@
                 <w:sz w:val="19"/>
                 <w:szCs w:val="19"/>
               </w:rPr>
-              <w:t xml:space="preserve">rating_raw / rating_scale</w:t>
+              <w:t xml:space="preserve">kind</w:t>
             </w:r>
           </w:p>
         </w:tc>
@@ -7499,7 +8312,7 @@
                 <w:sz w:val="19"/>
                 <w:szCs w:val="19"/>
               </w:rPr>
-              <w:t xml:space="preserve">Original rating and its scale (5_star, 10_pt, nps, csat, brand_love, trust, …)</w:t>
+              <w:t xml:space="preserve">contactable (first-party) or anonymous_triage (public/competitor-review)</w:t>
             </w:r>
           </w:p>
         </w:tc>
@@ -7526,7 +8339,7 @@
                 <w:sz w:val="19"/>
                 <w:szCs w:val="19"/>
               </w:rPr>
-              <w:t xml:space="preserve">rating_norm</w:t>
+              <w:t xml:space="preserve">opened_at / resolved_at</w:t>
             </w:r>
           </w:p>
         </w:tc>
@@ -7551,7 +8364,7 @@
                 <w:sz w:val="19"/>
                 <w:szCs w:val="19"/>
               </w:rPr>
-              <w:t xml:space="preserve">Rating normalized to a common 1–5 ordinal (E-15)</w:t>
+              <w:t xml:space="preserve">Timestamps (UTC) → time-to-resolve (O-15)</w:t>
             </w:r>
           </w:p>
         </w:tc>
@@ -7578,7 +8391,7 @@
                 <w:sz w:val="19"/>
                 <w:szCs w:val="19"/>
               </w:rPr>
-              <w:t xml:space="preserve">brand_love</w:t>
+              <w:t xml:space="preserve">recovery_delta</w:t>
             </w:r>
           </w:p>
         </w:tc>
@@ -7603,7 +8416,7 @@
                 <w:sz w:val="19"/>
                 <w:szCs w:val="19"/>
               </w:rPr>
-              <w:t xml:space="preserve">Love / Like / Ambivalence / Dislike / Hate, if applicable — ordinal 5→1</w:t>
+              <w:t xml:space="preserve">Measured change in Brand Love / Trust before vs. after resolution (O-15)</w:t>
             </w:r>
           </w:p>
         </w:tc>
@@ -7630,7 +8443,7 @@
                 <w:sz w:val="19"/>
                 <w:szCs w:val="19"/>
               </w:rPr>
-              <w:t xml:space="preserve">trust  (v3)</w:t>
+              <w:t xml:space="preserve">resolution_notes</w:t>
             </w:r>
           </w:p>
         </w:tc>
@@ -7655,371 +8468,7 @@
                 <w:sz w:val="19"/>
                 <w:szCs w:val="19"/>
               </w:rPr>
-              <w:t xml:space="preserve">Trust rating if directly asked — normalized 1–5</w:t>
-            </w:r>
-          </w:p>
-        </w:tc>
-      </w:tr>
-      <w:tr>
-        <w:tc>
-          <w:tcPr>
-            <w:tcW w:type="dxa" w:w="2700"/>
-            <w:tcMar>
-              <w:top w:type="dxa" w:w="70"/>
-              <w:left w:type="dxa" w:w="130"/>
-              <w:bottom w:type="dxa" w:w="70"/>
-              <w:right w:type="dxa" w:w="130"/>
-            </w:tcMar>
-          </w:tcPr>
-          <w:p>
-            <w:pPr>
-              <w:spacing w:after="0" w:line="250"/>
-            </w:pPr>
-            <w:r>
-              <w:rPr>
-                <w:rFonts w:ascii="JetBrains Mono" w:cs="JetBrains Mono" w:eastAsia="JetBrains Mono" w:hAnsi="JetBrains Mono"/>
-                <w:color w:val="1A1D21"/>
-                <w:sz w:val="19"/>
-                <w:szCs w:val="19"/>
-              </w:rPr>
-              <w:t xml:space="preserve">trust_drivers  (v3)</w:t>
-            </w:r>
-          </w:p>
-        </w:tc>
-        <w:tc>
-          <w:tcPr>
-            <w:tcW w:type="dxa" w:w="6660"/>
-            <w:tcMar>
-              <w:top w:type="dxa" w:w="70"/>
-              <w:left w:type="dxa" w:w="130"/>
-              <w:bottom w:type="dxa" w:w="70"/>
-              <w:right w:type="dxa" w:w="130"/>
-            </w:tcMar>
-          </w:tcPr>
-          <w:p>
-            <w:pPr>
-              <w:spacing w:after="0" w:line="250"/>
-            </w:pPr>
-            <w:r>
-              <w:rPr>
-                <w:rFonts w:ascii="Inter" w:cs="Inter" w:eastAsia="Inter" w:hAnsi="Inter"/>
-                <w:color w:val="1A1D21"/>
-                <w:sz w:val="19"/>
-                <w:szCs w:val="19"/>
-              </w:rPr>
-              <w:t xml:space="preserve">Optional per-driver scores/tags: reliability, integrity, benevolence, security_privacy</w:t>
-            </w:r>
-          </w:p>
-        </w:tc>
-      </w:tr>
-      <w:tr>
-        <w:tc>
-          <w:tcPr>
-            <w:tcW w:type="dxa" w:w="2700"/>
-            <w:tcMar>
-              <w:top w:type="dxa" w:w="70"/>
-              <w:left w:type="dxa" w:w="130"/>
-              <w:bottom w:type="dxa" w:w="70"/>
-              <w:right w:type="dxa" w:w="130"/>
-            </w:tcMar>
-          </w:tcPr>
-          <w:p>
-            <w:pPr>
-              <w:spacing w:after="0" w:line="250"/>
-            </w:pPr>
-            <w:r>
-              <w:rPr>
-                <w:rFonts w:ascii="JetBrains Mono" w:cs="JetBrains Mono" w:eastAsia="JetBrains Mono" w:hAnsi="JetBrains Mono"/>
-                <w:color w:val="1A1D21"/>
-                <w:sz w:val="19"/>
-                <w:szCs w:val="19"/>
-              </w:rPr>
-              <w:t xml:space="preserve">comment_text</w:t>
-            </w:r>
-          </w:p>
-        </w:tc>
-        <w:tc>
-          <w:tcPr>
-            <w:tcW w:type="dxa" w:w="6660"/>
-            <w:tcMar>
-              <w:top w:type="dxa" w:w="70"/>
-              <w:left w:type="dxa" w:w="130"/>
-              <w:bottom w:type="dxa" w:w="70"/>
-              <w:right w:type="dxa" w:w="130"/>
-            </w:tcMar>
-          </w:tcPr>
-          <w:p>
-            <w:pPr>
-              <w:spacing w:after="0" w:line="250"/>
-            </w:pPr>
-            <w:r>
-              <w:rPr>
-                <w:rFonts w:ascii="Inter" w:cs="Inter" w:eastAsia="Inter" w:hAnsi="Inter"/>
-                <w:color w:val="1A1D21"/>
-                <w:sz w:val="19"/>
-                <w:szCs w:val="19"/>
-              </w:rPr>
-              <w:t xml:space="preserve">The open-text comment</w:t>
-            </w:r>
-          </w:p>
-        </w:tc>
-      </w:tr>
-      <w:tr>
-        <w:tc>
-          <w:tcPr>
-            <w:tcW w:type="dxa" w:w="2700"/>
-            <w:tcMar>
-              <w:top w:type="dxa" w:w="70"/>
-              <w:left w:type="dxa" w:w="130"/>
-              <w:bottom w:type="dxa" w:w="70"/>
-              <w:right w:type="dxa" w:w="130"/>
-            </w:tcMar>
-          </w:tcPr>
-          <w:p>
-            <w:pPr>
-              <w:spacing w:after="0" w:line="250"/>
-            </w:pPr>
-            <w:r>
-              <w:rPr>
-                <w:rFonts w:ascii="JetBrains Mono" w:cs="JetBrains Mono" w:eastAsia="JetBrains Mono" w:hAnsi="JetBrains Mono"/>
-                <w:color w:val="1A1D21"/>
-                <w:sz w:val="19"/>
-                <w:szCs w:val="19"/>
-              </w:rPr>
-              <w:t xml:space="preserve">language</w:t>
-            </w:r>
-          </w:p>
-        </w:tc>
-        <w:tc>
-          <w:tcPr>
-            <w:tcW w:type="dxa" w:w="6660"/>
-            <w:tcMar>
-              <w:top w:type="dxa" w:w="70"/>
-              <w:left w:type="dxa" w:w="130"/>
-              <w:bottom w:type="dxa" w:w="70"/>
-              <w:right w:type="dxa" w:w="130"/>
-            </w:tcMar>
-          </w:tcPr>
-          <w:p>
-            <w:pPr>
-              <w:spacing w:after="0" w:line="250"/>
-            </w:pPr>
-            <w:r>
-              <w:rPr>
-                <w:rFonts w:ascii="Inter" w:cs="Inter" w:eastAsia="Inter" w:hAnsi="Inter"/>
-                <w:color w:val="1A1D21"/>
-                <w:sz w:val="19"/>
-                <w:szCs w:val="19"/>
-              </w:rPr>
-              <w:t xml:space="preserve">Detected language (E-4)</w:t>
-            </w:r>
-          </w:p>
-        </w:tc>
-      </w:tr>
-      <w:tr>
-        <w:tc>
-          <w:tcPr>
-            <w:tcW w:type="dxa" w:w="2700"/>
-            <w:tcMar>
-              <w:top w:type="dxa" w:w="70"/>
-              <w:left w:type="dxa" w:w="130"/>
-              <w:bottom w:type="dxa" w:w="70"/>
-              <w:right w:type="dxa" w:w="130"/>
-            </w:tcMar>
-          </w:tcPr>
-          <w:p>
-            <w:pPr>
-              <w:spacing w:after="0" w:line="250"/>
-            </w:pPr>
-            <w:r>
-              <w:rPr>
-                <w:rFonts w:ascii="JetBrains Mono" w:cs="JetBrains Mono" w:eastAsia="JetBrains Mono" w:hAnsi="JetBrains Mono"/>
-                <w:color w:val="1A1D21"/>
-                <w:sz w:val="19"/>
-                <w:szCs w:val="19"/>
-              </w:rPr>
-              <w:t xml:space="preserve">segment / region / channel</w:t>
-            </w:r>
-          </w:p>
-        </w:tc>
-        <w:tc>
-          <w:tcPr>
-            <w:tcW w:type="dxa" w:w="6660"/>
-            <w:tcMar>
-              <w:top w:type="dxa" w:w="70"/>
-              <w:left w:type="dxa" w:w="130"/>
-              <w:bottom w:type="dxa" w:w="70"/>
-              <w:right w:type="dxa" w:w="130"/>
-            </w:tcMar>
-          </w:tcPr>
-          <w:p>
-            <w:pPr>
-              <w:spacing w:after="0" w:line="250"/>
-            </w:pPr>
-            <w:r>
-              <w:rPr>
-                <w:rFonts w:ascii="Inter" w:cs="Inter" w:eastAsia="Inter" w:hAnsi="Inter"/>
-                <w:color w:val="1A1D21"/>
-                <w:sz w:val="19"/>
-                <w:szCs w:val="19"/>
-              </w:rPr>
-              <w:t xml:space="preserve">Optional non-identifying metadata (I-5)</w:t>
-            </w:r>
-          </w:p>
-        </w:tc>
-      </w:tr>
-      <w:tr>
-        <w:tc>
-          <w:tcPr>
-            <w:tcW w:type="dxa" w:w="2700"/>
-            <w:tcMar>
-              <w:top w:type="dxa" w:w="70"/>
-              <w:left w:type="dxa" w:w="130"/>
-              <w:bottom w:type="dxa" w:w="70"/>
-              <w:right w:type="dxa" w:w="130"/>
-            </w:tcMar>
-          </w:tcPr>
-          <w:p>
-            <w:pPr>
-              <w:spacing w:after="0" w:line="250"/>
-            </w:pPr>
-            <w:r>
-              <w:rPr>
-                <w:rFonts w:ascii="JetBrains Mono" w:cs="JetBrains Mono" w:eastAsia="JetBrains Mono" w:hAnsi="JetBrains Mono"/>
-                <w:color w:val="1A1D21"/>
-                <w:sz w:val="19"/>
-                <w:szCs w:val="19"/>
-              </w:rPr>
-              <w:t xml:space="preserve">is_complete</w:t>
-            </w:r>
-          </w:p>
-        </w:tc>
-        <w:tc>
-          <w:tcPr>
-            <w:tcW w:type="dxa" w:w="6660"/>
-            <w:tcMar>
-              <w:top w:type="dxa" w:w="70"/>
-              <w:left w:type="dxa" w:w="130"/>
-              <w:bottom w:type="dxa" w:w="70"/>
-              <w:right w:type="dxa" w:w="130"/>
-            </w:tcMar>
-          </w:tcPr>
-          <w:p>
-            <w:pPr>
-              <w:spacing w:after="0" w:line="250"/>
-            </w:pPr>
-            <w:r>
-              <w:rPr>
-                <w:rFonts w:ascii="Inter" w:cs="Inter" w:eastAsia="Inter" w:hAnsi="Inter"/>
-                <w:color w:val="1A1D21"/>
-                <w:sz w:val="19"/>
-                <w:szCs w:val="19"/>
-              </w:rPr>
-              <w:t xml:space="preserve">Complete vs. partial (R-6)</w:t>
-            </w:r>
-          </w:p>
-        </w:tc>
-      </w:tr>
-      <w:tr>
-        <w:tc>
-          <w:tcPr>
-            <w:tcW w:type="dxa" w:w="2700"/>
-            <w:tcMar>
-              <w:top w:type="dxa" w:w="70"/>
-              <w:left w:type="dxa" w:w="130"/>
-              <w:bottom w:type="dxa" w:w="70"/>
-              <w:right w:type="dxa" w:w="130"/>
-            </w:tcMar>
-          </w:tcPr>
-          <w:p>
-            <w:pPr>
-              <w:spacing w:after="0" w:line="250"/>
-            </w:pPr>
-            <w:r>
-              <w:rPr>
-                <w:rFonts w:ascii="JetBrains Mono" w:cs="JetBrains Mono" w:eastAsia="JetBrains Mono" w:hAnsi="JetBrains Mono"/>
-                <w:color w:val="1A1D21"/>
-                <w:sz w:val="19"/>
-                <w:szCs w:val="19"/>
-              </w:rPr>
-              <w:t xml:space="preserve">flags</w:t>
-            </w:r>
-          </w:p>
-        </w:tc>
-        <w:tc>
-          <w:tcPr>
-            <w:tcW w:type="dxa" w:w="6660"/>
-            <w:tcMar>
-              <w:top w:type="dxa" w:w="70"/>
-              <w:left w:type="dxa" w:w="130"/>
-              <w:bottom w:type="dxa" w:w="70"/>
-              <w:right w:type="dxa" w:w="130"/>
-            </w:tcMar>
-          </w:tcPr>
-          <w:p>
-            <w:pPr>
-              <w:spacing w:after="0" w:line="250"/>
-            </w:pPr>
-            <w:r>
-              <w:rPr>
-                <w:rFonts w:ascii="Inter" w:cs="Inter" w:eastAsia="Inter" w:hAnsi="Inter"/>
-                <w:color w:val="1A1D21"/>
-                <w:sz w:val="19"/>
-                <w:szCs w:val="19"/>
-              </w:rPr>
-              <w:t xml:space="preserve">junk · abuse · safety · low_confidence (E-3, E-13)</w:t>
-            </w:r>
-          </w:p>
-        </w:tc>
-      </w:tr>
-      <w:tr>
-        <w:tc>
-          <w:tcPr>
-            <w:tcW w:type="dxa" w:w="2700"/>
-            <w:tcMar>
-              <w:top w:type="dxa" w:w="70"/>
-              <w:left w:type="dxa" w:w="130"/>
-              <w:bottom w:type="dxa" w:w="70"/>
-              <w:right w:type="dxa" w:w="130"/>
-            </w:tcMar>
-          </w:tcPr>
-          <w:p>
-            <w:pPr>
-              <w:spacing w:after="0" w:line="250"/>
-            </w:pPr>
-            <w:r>
-              <w:rPr>
-                <w:rFonts w:ascii="JetBrains Mono" w:cs="JetBrains Mono" w:eastAsia="JetBrains Mono" w:hAnsi="JetBrains Mono"/>
-                <w:color w:val="1A1D21"/>
-                <w:sz w:val="19"/>
-                <w:szCs w:val="19"/>
-              </w:rPr>
-              <w:t xml:space="preserve">provenance</w:t>
-            </w:r>
-          </w:p>
-        </w:tc>
-        <w:tc>
-          <w:tcPr>
-            <w:tcW w:type="dxa" w:w="6660"/>
-            <w:tcMar>
-              <w:top w:type="dxa" w:w="70"/>
-              <w:left w:type="dxa" w:w="130"/>
-              <w:bottom w:type="dxa" w:w="70"/>
-              <w:right w:type="dxa" w:w="130"/>
-            </w:tcMar>
-          </w:tcPr>
-          <w:p>
-            <w:pPr>
-              <w:spacing w:after="0" w:line="250"/>
-            </w:pPr>
-            <w:r>
-              <w:rPr>
-                <w:rFonts w:ascii="Inter" w:cs="Inter" w:eastAsia="Inter" w:hAnsi="Inter"/>
-                <w:color w:val="1A1D21"/>
-                <w:sz w:val="19"/>
-                <w:szCs w:val="19"/>
-              </w:rPr>
-              <w:t xml:space="preserve">source_url + capture_date, or import_batch (INV-10)</w:t>
+              <w:t xml:space="preserve">What was done</w:t>
             </w:r>
           </w:p>
         </w:tc>
@@ -8027,632 +8476,6 @@
     </w:tbl>
     <w:p>
       <w:pPr>
-        <w:spacing w:after="40" w:before="220"/>
-      </w:pPr>
-      <w:r>
-        <w:rPr>
-          <w:rFonts w:ascii="Inter" w:cs="Inter" w:eastAsia="Inter" w:hAnsi="Inter"/>
-          <w:b/>
-          <w:bCs/>
-          <w:color w:val="1A1D21"/>
-          <w:sz w:val="22"/>
-          <w:szCs w:val="22"/>
-        </w:rPr>
-        <w:t xml:space="preserve">Sentiment</w:t>
-      </w:r>
-      <w:r>
-        <w:rPr>
-          <w:rFonts w:ascii="Inter" w:cs="Inter" w:eastAsia="Inter" w:hAnsi="Inter"/>
-          <w:i/>
-          <w:iCs/>
-          <w:color w:val="6B6F76"/>
-          <w:sz w:val="20"/>
-          <w:szCs w:val="20"/>
-        </w:rPr>
-        <w:t xml:space="preserve">  — derived, one per record</w:t>
-      </w:r>
-    </w:p>
-    <w:tbl>
-      <w:tblPr>
-        <w:tblW w:type="dxa" w:w="9360"/>
-        <w:tblBorders>
-          <w:top w:val="single" w:color="1A1D21" w:sz="12"/>
-          <w:left w:val="none" w:color="auto" w:sz="0"/>
-          <w:bottom w:val="single" w:color="1A1D21" w:sz="12"/>
-          <w:right w:val="none" w:color="auto" w:sz="0"/>
-          <w:insideH w:val="single" w:color="E5E2DA" w:sz="8"/>
-          <w:insideV w:val="none" w:color="auto" w:sz="0"/>
-        </w:tblBorders>
-      </w:tblPr>
-      <w:tblGrid>
-        <w:gridCol w:w="2700"/>
-        <w:gridCol w:w="6660"/>
-      </w:tblGrid>
-      <w:tr>
-        <w:trPr>
-          <w:tblHeader/>
-        </w:trPr>
-        <w:tc>
-          <w:tcPr>
-            <w:tcW w:type="dxa" w:w="2700"/>
-            <w:shd w:fill="E5E2DA" w:color="auto" w:val="clear"/>
-            <w:tcMar>
-              <w:top w:type="dxa" w:w="70"/>
-              <w:left w:type="dxa" w:w="130"/>
-              <w:bottom w:type="dxa" w:w="70"/>
-              <w:right w:type="dxa" w:w="130"/>
-            </w:tcMar>
-          </w:tcPr>
-          <w:p>
-            <w:pPr>
-              <w:spacing w:after="0" w:line="250"/>
-            </w:pPr>
-            <w:r>
-              <w:rPr>
-                <w:rFonts w:ascii="Inter" w:cs="Inter" w:eastAsia="Inter" w:hAnsi="Inter"/>
-                <w:b/>
-                <w:bCs/>
-                <w:color w:val="1A1D21"/>
-                <w:sz w:val="18"/>
-                <w:szCs w:val="18"/>
-              </w:rPr>
-              <w:t xml:space="preserve">Field</w:t>
-            </w:r>
-          </w:p>
-        </w:tc>
-        <w:tc>
-          <w:tcPr>
-            <w:tcW w:type="dxa" w:w="6660"/>
-            <w:shd w:fill="E5E2DA" w:color="auto" w:val="clear"/>
-            <w:tcMar>
-              <w:top w:type="dxa" w:w="70"/>
-              <w:left w:type="dxa" w:w="130"/>
-              <w:bottom w:type="dxa" w:w="70"/>
-              <w:right w:type="dxa" w:w="130"/>
-            </w:tcMar>
-          </w:tcPr>
-          <w:p>
-            <w:pPr>
-              <w:spacing w:after="0" w:line="250"/>
-            </w:pPr>
-            <w:r>
-              <w:rPr>
-                <w:rFonts w:ascii="Inter" w:cs="Inter" w:eastAsia="Inter" w:hAnsi="Inter"/>
-                <w:b/>
-                <w:bCs/>
-                <w:color w:val="1A1D21"/>
-                <w:sz w:val="18"/>
-                <w:szCs w:val="18"/>
-              </w:rPr>
-              <w:t xml:space="preserve">Meaning</w:t>
-            </w:r>
-          </w:p>
-        </w:tc>
-      </w:tr>
-      <w:tr>
-        <w:tc>
-          <w:tcPr>
-            <w:tcW w:type="dxa" w:w="2700"/>
-            <w:tcMar>
-              <w:top w:type="dxa" w:w="70"/>
-              <w:left w:type="dxa" w:w="130"/>
-              <w:bottom w:type="dxa" w:w="70"/>
-              <w:right w:type="dxa" w:w="130"/>
-            </w:tcMar>
-          </w:tcPr>
-          <w:p>
-            <w:pPr>
-              <w:spacing w:after="0" w:line="250"/>
-            </w:pPr>
-            <w:r>
-              <w:rPr>
-                <w:rFonts w:ascii="JetBrains Mono" w:cs="JetBrains Mono" w:eastAsia="JetBrains Mono" w:hAnsi="JetBrains Mono"/>
-                <w:color w:val="1A1D21"/>
-                <w:sz w:val="19"/>
-                <w:szCs w:val="19"/>
-              </w:rPr>
-              <w:t xml:space="preserve">record_id</w:t>
-            </w:r>
-          </w:p>
-        </w:tc>
-        <w:tc>
-          <w:tcPr>
-            <w:tcW w:type="dxa" w:w="6660"/>
-            <w:tcMar>
-              <w:top w:type="dxa" w:w="70"/>
-              <w:left w:type="dxa" w:w="130"/>
-              <w:bottom w:type="dxa" w:w="70"/>
-              <w:right w:type="dxa" w:w="130"/>
-            </w:tcMar>
-          </w:tcPr>
-          <w:p>
-            <w:pPr>
-              <w:spacing w:after="0" w:line="250"/>
-            </w:pPr>
-            <w:r>
-              <w:rPr>
-                <w:rFonts w:ascii="Inter" w:cs="Inter" w:eastAsia="Inter" w:hAnsi="Inter"/>
-                <w:color w:val="1A1D21"/>
-                <w:sz w:val="19"/>
-                <w:szCs w:val="19"/>
-              </w:rPr>
-              <w:t xml:space="preserve">The record it describes</w:t>
-            </w:r>
-          </w:p>
-        </w:tc>
-      </w:tr>
-      <w:tr>
-        <w:tc>
-          <w:tcPr>
-            <w:tcW w:type="dxa" w:w="2700"/>
-            <w:tcMar>
-              <w:top w:type="dxa" w:w="70"/>
-              <w:left w:type="dxa" w:w="130"/>
-              <w:bottom w:type="dxa" w:w="70"/>
-              <w:right w:type="dxa" w:w="130"/>
-            </w:tcMar>
-          </w:tcPr>
-          <w:p>
-            <w:pPr>
-              <w:spacing w:after="0" w:line="250"/>
-            </w:pPr>
-            <w:r>
-              <w:rPr>
-                <w:rFonts w:ascii="JetBrains Mono" w:cs="JetBrains Mono" w:eastAsia="JetBrains Mono" w:hAnsi="JetBrains Mono"/>
-                <w:color w:val="1A1D21"/>
-                <w:sz w:val="19"/>
-                <w:szCs w:val="19"/>
-              </w:rPr>
-              <w:t xml:space="preserve">polarity / intensity</w:t>
-            </w:r>
-          </w:p>
-        </w:tc>
-        <w:tc>
-          <w:tcPr>
-            <w:tcW w:type="dxa" w:w="6660"/>
-            <w:tcMar>
-              <w:top w:type="dxa" w:w="70"/>
-              <w:left w:type="dxa" w:w="130"/>
-              <w:bottom w:type="dxa" w:w="70"/>
-              <w:right w:type="dxa" w:w="130"/>
-            </w:tcMar>
-          </w:tcPr>
-          <w:p>
-            <w:pPr>
-              <w:spacing w:after="0" w:line="250"/>
-            </w:pPr>
-            <w:r>
-              <w:rPr>
-                <w:rFonts w:ascii="Inter" w:cs="Inter" w:eastAsia="Inter" w:hAnsi="Inter"/>
-                <w:color w:val="1A1D21"/>
-                <w:sz w:val="19"/>
-                <w:szCs w:val="19"/>
-              </w:rPr>
-              <w:t xml:space="preserve">positive / neutral / negative, with strength</w:t>
-            </w:r>
-          </w:p>
-        </w:tc>
-      </w:tr>
-      <w:tr>
-        <w:tc>
-          <w:tcPr>
-            <w:tcW w:type="dxa" w:w="2700"/>
-            <w:tcMar>
-              <w:top w:type="dxa" w:w="70"/>
-              <w:left w:type="dxa" w:w="130"/>
-              <w:bottom w:type="dxa" w:w="70"/>
-              <w:right w:type="dxa" w:w="130"/>
-            </w:tcMar>
-          </w:tcPr>
-          <w:p>
-            <w:pPr>
-              <w:spacing w:after="0" w:line="250"/>
-            </w:pPr>
-            <w:r>
-              <w:rPr>
-                <w:rFonts w:ascii="JetBrains Mono" w:cs="JetBrains Mono" w:eastAsia="JetBrains Mono" w:hAnsi="JetBrains Mono"/>
-                <w:color w:val="1A1D21"/>
-                <w:sz w:val="19"/>
-                <w:szCs w:val="19"/>
-              </w:rPr>
-              <w:t xml:space="preserve">model_version / confidence</w:t>
-            </w:r>
-          </w:p>
-        </w:tc>
-        <w:tc>
-          <w:tcPr>
-            <w:tcW w:type="dxa" w:w="6660"/>
-            <w:tcMar>
-              <w:top w:type="dxa" w:w="70"/>
-              <w:left w:type="dxa" w:w="130"/>
-              <w:bottom w:type="dxa" w:w="70"/>
-              <w:right w:type="dxa" w:w="130"/>
-            </w:tcMar>
-          </w:tcPr>
-          <w:p>
-            <w:pPr>
-              <w:spacing w:after="0" w:line="250"/>
-            </w:pPr>
-            <w:r>
-              <w:rPr>
-                <w:rFonts w:ascii="Inter" w:cs="Inter" w:eastAsia="Inter" w:hAnsi="Inter"/>
-                <w:color w:val="1A1D21"/>
-                <w:sz w:val="19"/>
-                <w:szCs w:val="19"/>
-              </w:rPr>
-              <w:t xml:space="preserve">What produced it and how sure (NFR-6)</w:t>
-            </w:r>
-          </w:p>
-        </w:tc>
-      </w:tr>
-    </w:tbl>
-    <w:p>
-      <w:pPr>
-        <w:spacing w:after="40" w:before="220"/>
-      </w:pPr>
-      <w:r>
-        <w:rPr>
-          <w:rFonts w:ascii="Inter" w:cs="Inter" w:eastAsia="Inter" w:hAnsi="Inter"/>
-          <w:b/>
-          <w:bCs/>
-          <w:color w:val="1A1D21"/>
-          <w:sz w:val="22"/>
-          <w:szCs w:val="22"/>
-        </w:rPr>
-        <w:t xml:space="preserve">Trust  (v3)</w:t>
-      </w:r>
-      <w:r>
-        <w:rPr>
-          <w:rFonts w:ascii="Inter" w:cs="Inter" w:eastAsia="Inter" w:hAnsi="Inter"/>
-          <w:i/>
-          <w:iCs/>
-          <w:color w:val="6B6F76"/>
-          <w:sz w:val="20"/>
-          <w:szCs w:val="20"/>
-        </w:rPr>
-        <w:t xml:space="preserve">  — derived, one per record where trust is present or inferred</w:t>
-      </w:r>
-    </w:p>
-    <w:tbl>
-      <w:tblPr>
-        <w:tblW w:type="dxa" w:w="9360"/>
-        <w:tblBorders>
-          <w:top w:val="single" w:color="1A1D21" w:sz="12"/>
-          <w:left w:val="none" w:color="auto" w:sz="0"/>
-          <w:bottom w:val="single" w:color="1A1D21" w:sz="12"/>
-          <w:right w:val="none" w:color="auto" w:sz="0"/>
-          <w:insideH w:val="single" w:color="E5E2DA" w:sz="8"/>
-          <w:insideV w:val="none" w:color="auto" w:sz="0"/>
-        </w:tblBorders>
-      </w:tblPr>
-      <w:tblGrid>
-        <w:gridCol w:w="2700"/>
-        <w:gridCol w:w="6660"/>
-      </w:tblGrid>
-      <w:tr>
-        <w:trPr>
-          <w:tblHeader/>
-        </w:trPr>
-        <w:tc>
-          <w:tcPr>
-            <w:tcW w:type="dxa" w:w="2700"/>
-            <w:shd w:fill="E5E2DA" w:color="auto" w:val="clear"/>
-            <w:tcMar>
-              <w:top w:type="dxa" w:w="70"/>
-              <w:left w:type="dxa" w:w="130"/>
-              <w:bottom w:type="dxa" w:w="70"/>
-              <w:right w:type="dxa" w:w="130"/>
-            </w:tcMar>
-          </w:tcPr>
-          <w:p>
-            <w:pPr>
-              <w:spacing w:after="0" w:line="250"/>
-            </w:pPr>
-            <w:r>
-              <w:rPr>
-                <w:rFonts w:ascii="Inter" w:cs="Inter" w:eastAsia="Inter" w:hAnsi="Inter"/>
-                <w:b/>
-                <w:bCs/>
-                <w:color w:val="1A1D21"/>
-                <w:sz w:val="18"/>
-                <w:szCs w:val="18"/>
-              </w:rPr>
-              <w:t xml:space="preserve">Field</w:t>
-            </w:r>
-          </w:p>
-        </w:tc>
-        <w:tc>
-          <w:tcPr>
-            <w:tcW w:type="dxa" w:w="6660"/>
-            <w:shd w:fill="E5E2DA" w:color="auto" w:val="clear"/>
-            <w:tcMar>
-              <w:top w:type="dxa" w:w="70"/>
-              <w:left w:type="dxa" w:w="130"/>
-              <w:bottom w:type="dxa" w:w="70"/>
-              <w:right w:type="dxa" w:w="130"/>
-            </w:tcMar>
-          </w:tcPr>
-          <w:p>
-            <w:pPr>
-              <w:spacing w:after="0" w:line="250"/>
-            </w:pPr>
-            <w:r>
-              <w:rPr>
-                <w:rFonts w:ascii="Inter" w:cs="Inter" w:eastAsia="Inter" w:hAnsi="Inter"/>
-                <w:b/>
-                <w:bCs/>
-                <w:color w:val="1A1D21"/>
-                <w:sz w:val="18"/>
-                <w:szCs w:val="18"/>
-              </w:rPr>
-              <w:t xml:space="preserve">Meaning</w:t>
-            </w:r>
-          </w:p>
-        </w:tc>
-      </w:tr>
-      <w:tr>
-        <w:tc>
-          <w:tcPr>
-            <w:tcW w:type="dxa" w:w="2700"/>
-            <w:tcMar>
-              <w:top w:type="dxa" w:w="70"/>
-              <w:left w:type="dxa" w:w="130"/>
-              <w:bottom w:type="dxa" w:w="70"/>
-              <w:right w:type="dxa" w:w="130"/>
-            </w:tcMar>
-          </w:tcPr>
-          <w:p>
-            <w:pPr>
-              <w:spacing w:after="0" w:line="250"/>
-            </w:pPr>
-            <w:r>
-              <w:rPr>
-                <w:rFonts w:ascii="JetBrains Mono" w:cs="JetBrains Mono" w:eastAsia="JetBrains Mono" w:hAnsi="JetBrains Mono"/>
-                <w:color w:val="1A1D21"/>
-                <w:sz w:val="19"/>
-                <w:szCs w:val="19"/>
-              </w:rPr>
-              <w:t xml:space="preserve">record_id</w:t>
-            </w:r>
-          </w:p>
-        </w:tc>
-        <w:tc>
-          <w:tcPr>
-            <w:tcW w:type="dxa" w:w="6660"/>
-            <w:tcMar>
-              <w:top w:type="dxa" w:w="70"/>
-              <w:left w:type="dxa" w:w="130"/>
-              <w:bottom w:type="dxa" w:w="70"/>
-              <w:right w:type="dxa" w:w="130"/>
-            </w:tcMar>
-          </w:tcPr>
-          <w:p>
-            <w:pPr>
-              <w:spacing w:after="0" w:line="250"/>
-            </w:pPr>
-            <w:r>
-              <w:rPr>
-                <w:rFonts w:ascii="Inter" w:cs="Inter" w:eastAsia="Inter" w:hAnsi="Inter"/>
-                <w:color w:val="1A1D21"/>
-                <w:sz w:val="19"/>
-                <w:szCs w:val="19"/>
-              </w:rPr>
-              <w:t xml:space="preserve">The record it describes</w:t>
-            </w:r>
-          </w:p>
-        </w:tc>
-      </w:tr>
-      <w:tr>
-        <w:tc>
-          <w:tcPr>
-            <w:tcW w:type="dxa" w:w="2700"/>
-            <w:tcMar>
-              <w:top w:type="dxa" w:w="70"/>
-              <w:left w:type="dxa" w:w="130"/>
-              <w:bottom w:type="dxa" w:w="70"/>
-              <w:right w:type="dxa" w:w="130"/>
-            </w:tcMar>
-          </w:tcPr>
-          <w:p>
-            <w:pPr>
-              <w:spacing w:after="0" w:line="250"/>
-            </w:pPr>
-            <w:r>
-              <w:rPr>
-                <w:rFonts w:ascii="JetBrains Mono" w:cs="JetBrains Mono" w:eastAsia="JetBrains Mono" w:hAnsi="JetBrains Mono"/>
-                <w:color w:val="1A1D21"/>
-                <w:sz w:val="19"/>
-                <w:szCs w:val="19"/>
-              </w:rPr>
-              <w:t xml:space="preserve">trust_score</w:t>
-            </w:r>
-          </w:p>
-        </w:tc>
-        <w:tc>
-          <w:tcPr>
-            <w:tcW w:type="dxa" w:w="6660"/>
-            <w:tcMar>
-              <w:top w:type="dxa" w:w="70"/>
-              <w:left w:type="dxa" w:w="130"/>
-              <w:bottom w:type="dxa" w:w="70"/>
-              <w:right w:type="dxa" w:w="130"/>
-            </w:tcMar>
-          </w:tcPr>
-          <w:p>
-            <w:pPr>
-              <w:spacing w:after="0" w:line="250"/>
-            </w:pPr>
-            <w:r>
-              <w:rPr>
-                <w:rFonts w:ascii="Inter" w:cs="Inter" w:eastAsia="Inter" w:hAnsi="Inter"/>
-                <w:color w:val="1A1D21"/>
-                <w:sz w:val="19"/>
-                <w:szCs w:val="19"/>
-              </w:rPr>
-              <w:t xml:space="preserve">Normalized trust value</w:t>
-            </w:r>
-          </w:p>
-        </w:tc>
-      </w:tr>
-      <w:tr>
-        <w:tc>
-          <w:tcPr>
-            <w:tcW w:type="dxa" w:w="2700"/>
-            <w:tcMar>
-              <w:top w:type="dxa" w:w="70"/>
-              <w:left w:type="dxa" w:w="130"/>
-              <w:bottom w:type="dxa" w:w="70"/>
-              <w:right w:type="dxa" w:w="130"/>
-            </w:tcMar>
-          </w:tcPr>
-          <w:p>
-            <w:pPr>
-              <w:spacing w:after="0" w:line="250"/>
-            </w:pPr>
-            <w:r>
-              <w:rPr>
-                <w:rFonts w:ascii="JetBrains Mono" w:cs="JetBrains Mono" w:eastAsia="JetBrains Mono" w:hAnsi="JetBrains Mono"/>
-                <w:color w:val="1A1D21"/>
-                <w:sz w:val="19"/>
-                <w:szCs w:val="19"/>
-              </w:rPr>
-              <w:t xml:space="preserve">drivers</w:t>
-            </w:r>
-          </w:p>
-        </w:tc>
-        <w:tc>
-          <w:tcPr>
-            <w:tcW w:type="dxa" w:w="6660"/>
-            <w:tcMar>
-              <w:top w:type="dxa" w:w="70"/>
-              <w:left w:type="dxa" w:w="130"/>
-              <w:bottom w:type="dxa" w:w="70"/>
-              <w:right w:type="dxa" w:w="130"/>
-            </w:tcMar>
-          </w:tcPr>
-          <w:p>
-            <w:pPr>
-              <w:spacing w:after="0" w:line="250"/>
-            </w:pPr>
-            <w:r>
-              <w:rPr>
-                <w:rFonts w:ascii="Inter" w:cs="Inter" w:eastAsia="Inter" w:hAnsi="Inter"/>
-                <w:color w:val="1A1D21"/>
-                <w:sz w:val="19"/>
-                <w:szCs w:val="19"/>
-              </w:rPr>
-              <w:t xml:space="preserve">reliability / integrity / benevolence / security_privacy sub-scores</w:t>
-            </w:r>
-          </w:p>
-        </w:tc>
-      </w:tr>
-      <w:tr>
-        <w:tc>
-          <w:tcPr>
-            <w:tcW w:type="dxa" w:w="2700"/>
-            <w:tcMar>
-              <w:top w:type="dxa" w:w="70"/>
-              <w:left w:type="dxa" w:w="130"/>
-              <w:bottom w:type="dxa" w:w="70"/>
-              <w:right w:type="dxa" w:w="130"/>
-            </w:tcMar>
-          </w:tcPr>
-          <w:p>
-            <w:pPr>
-              <w:spacing w:after="0" w:line="250"/>
-            </w:pPr>
-            <w:r>
-              <w:rPr>
-                <w:rFonts w:ascii="JetBrains Mono" w:cs="JetBrains Mono" w:eastAsia="JetBrains Mono" w:hAnsi="JetBrains Mono"/>
-                <w:color w:val="1A1D21"/>
-                <w:sz w:val="19"/>
-                <w:szCs w:val="19"/>
-              </w:rPr>
-              <w:t xml:space="preserve">model_version / confidence</w:t>
-            </w:r>
-          </w:p>
-        </w:tc>
-        <w:tc>
-          <w:tcPr>
-            <w:tcW w:type="dxa" w:w="6660"/>
-            <w:tcMar>
-              <w:top w:type="dxa" w:w="70"/>
-              <w:left w:type="dxa" w:w="130"/>
-              <w:bottom w:type="dxa" w:w="70"/>
-              <w:right w:type="dxa" w:w="130"/>
-            </w:tcMar>
-          </w:tcPr>
-          <w:p>
-            <w:pPr>
-              <w:spacing w:after="0" w:line="250"/>
-            </w:pPr>
-            <w:r>
-              <w:rPr>
-                <w:rFonts w:ascii="Inter" w:cs="Inter" w:eastAsia="Inter" w:hAnsi="Inter"/>
-                <w:color w:val="1A1D21"/>
-                <w:sz w:val="19"/>
-                <w:szCs w:val="19"/>
-              </w:rPr>
-              <w:t xml:space="preserve">What produced it and how sure (NFR-6)</w:t>
-            </w:r>
-          </w:p>
-        </w:tc>
-      </w:tr>
-      <w:tr>
-        <w:tc>
-          <w:tcPr>
-            <w:tcW w:type="dxa" w:w="2700"/>
-            <w:tcMar>
-              <w:top w:type="dxa" w:w="70"/>
-              <w:left w:type="dxa" w:w="130"/>
-              <w:bottom w:type="dxa" w:w="70"/>
-              <w:right w:type="dxa" w:w="130"/>
-            </w:tcMar>
-          </w:tcPr>
-          <w:p>
-            <w:pPr>
-              <w:spacing w:after="0" w:line="250"/>
-            </w:pPr>
-            <w:r>
-              <w:rPr>
-                <w:rFonts w:ascii="JetBrains Mono" w:cs="JetBrains Mono" w:eastAsia="JetBrains Mono" w:hAnsi="JetBrains Mono"/>
-                <w:color w:val="1A1D21"/>
-                <w:sz w:val="19"/>
-                <w:szCs w:val="19"/>
-              </w:rPr>
-              <w:t xml:space="preserve">inferred</w:t>
-            </w:r>
-          </w:p>
-        </w:tc>
-        <w:tc>
-          <w:tcPr>
-            <w:tcW w:type="dxa" w:w="6660"/>
-            <w:tcMar>
-              <w:top w:type="dxa" w:w="70"/>
-              <w:left w:type="dxa" w:w="130"/>
-              <w:bottom w:type="dxa" w:w="70"/>
-              <w:right w:type="dxa" w:w="130"/>
-            </w:tcMar>
-          </w:tcPr>
-          <w:p>
-            <w:pPr>
-              <w:spacing w:after="0" w:line="250"/>
-            </w:pPr>
-            <w:r>
-              <w:rPr>
-                <w:rFonts w:ascii="Inter" w:cs="Inter" w:eastAsia="Inter" w:hAnsi="Inter"/>
-                <w:color w:val="1A1D21"/>
-                <w:sz w:val="19"/>
-                <w:szCs w:val="19"/>
-              </w:rPr>
-              <w:t xml:space="preserve">True if derived from open text rather than a direct rating (INV-4)</w:t>
-            </w:r>
-          </w:p>
-        </w:tc>
-      </w:tr>
-    </w:tbl>
-    <w:p>
-      <w:pPr>
         <w:spacing w:after="140" w:line="300"/>
       </w:pPr>
       <w:r>
@@ -8664,958 +8487,17 @@
           <w:sz w:val="21"/>
           <w:szCs w:val="21"/>
         </w:rPr>
-        <w:t xml:space="preserve">Contact (v5)</w:t>
-      </w:r>
-      <w:r>
-        <w:rPr>
-          <w:rFonts w:ascii="Inter" w:cs="Inter" w:eastAsia="Inter" w:hAnsi="Inter"/>
-          <w:color w:val="1A1D21"/>
-          <w:sz w:val="21"/>
-          <w:szCs w:val="21"/>
-        </w:rPr>
-        <w:t xml:space="preserve"> — an opt-in contact for a respondent (INV-13): contact_id, respondent_ref, channel/value (email), consent_scope, consent_at, withdrawn_at; kept separate and under DPS-10.</w:t>
-      </w:r>
-    </w:p>
-    <w:p>
-      <w:pPr>
-        <w:spacing w:after="140" w:line="300"/>
-      </w:pPr>
-      <w:r>
-        <w:rPr>
-          <w:rFonts w:ascii="Inter" w:cs="Inter" w:eastAsia="Inter" w:hAnsi="Inter"/>
-          <w:b/>
-          <w:bCs/>
-          <w:color w:val="1A1D21"/>
-          <w:sz w:val="21"/>
-          <w:szCs w:val="21"/>
-        </w:rPr>
-        <w:t xml:space="preserve">Trigger / Rule (v5)</w:t>
-      </w:r>
-      <w:r>
-        <w:rPr>
-          <w:rFonts w:ascii="Inter" w:cs="Inter" w:eastAsia="Inter" w:hAnsi="Inter"/>
-          <w:color w:val="1A1D21"/>
-          <w:sz w:val="21"/>
-          <w:szCs w:val="21"/>
-        </w:rPr>
-        <w:t xml:space="preserve"> — signal → action: rule_id, condition (brand_love ≤ Dislike, trust_index &lt; x, quadrant = At-risk, rating &lt; floor), action (open case, route to connector/owner), enabled.</w:t>
-      </w:r>
-    </w:p>
-    <w:p>
-      <w:pPr>
-        <w:spacing w:after="40" w:before="220"/>
-      </w:pPr>
-      <w:r>
-        <w:rPr>
-          <w:rFonts w:ascii="Inter" w:cs="Inter" w:eastAsia="Inter" w:hAnsi="Inter"/>
-          <w:b/>
-          <w:bCs/>
-          <w:color w:val="1A1D21"/>
-          <w:sz w:val="22"/>
-          <w:szCs w:val="22"/>
-        </w:rPr>
-        <w:t xml:space="preserve">RecoveryCase  (v5)</w:t>
-      </w:r>
-      <w:r>
-        <w:rPr>
-          <w:rFonts w:ascii="Inter" w:cs="Inter" w:eastAsia="Inter" w:hAnsi="Inter"/>
-          <w:i/>
-          <w:iCs/>
-          <w:color w:val="6B6F76"/>
-          <w:sz w:val="20"/>
-          <w:szCs w:val="20"/>
-        </w:rPr>
-        <w:t xml:space="preserve">  — the internally-owned loop record (design-for-#3)</w:t>
-      </w:r>
-    </w:p>
-    <w:tbl>
-      <w:tblPr>
-        <w:tblW w:type="dxa" w:w="9360"/>
-        <w:tblBorders>
-          <w:top w:val="single" w:color="1A1D21" w:sz="12"/>
-          <w:left w:val="none" w:color="auto" w:sz="0"/>
-          <w:bottom w:val="single" w:color="1A1D21" w:sz="12"/>
-          <w:right w:val="none" w:color="auto" w:sz="0"/>
-          <w:insideH w:val="single" w:color="E5E2DA" w:sz="8"/>
-          <w:insideV w:val="none" w:color="auto" w:sz="0"/>
-        </w:tblBorders>
-      </w:tblPr>
-      <w:tblGrid>
-        <w:gridCol w:w="2700"/>
-        <w:gridCol w:w="6660"/>
-      </w:tblGrid>
-      <w:tr>
-        <w:trPr>
-          <w:tblHeader/>
-        </w:trPr>
-        <w:tc>
-          <w:tcPr>
-            <w:tcW w:type="dxa" w:w="2700"/>
-            <w:shd w:fill="E5E2DA" w:color="auto" w:val="clear"/>
-            <w:tcMar>
-              <w:top w:type="dxa" w:w="70"/>
-              <w:left w:type="dxa" w:w="130"/>
-              <w:bottom w:type="dxa" w:w="70"/>
-              <w:right w:type="dxa" w:w="130"/>
-            </w:tcMar>
-          </w:tcPr>
-          <w:p>
-            <w:pPr>
-              <w:spacing w:after="0" w:line="250"/>
-            </w:pPr>
-            <w:r>
-              <w:rPr>
-                <w:rFonts w:ascii="Inter" w:cs="Inter" w:eastAsia="Inter" w:hAnsi="Inter"/>
-                <w:b/>
-                <w:bCs/>
-                <w:color w:val="1A1D21"/>
-                <w:sz w:val="18"/>
-                <w:szCs w:val="18"/>
-              </w:rPr>
-              <w:t xml:space="preserve">Field</w:t>
-            </w:r>
-          </w:p>
-        </w:tc>
-        <w:tc>
-          <w:tcPr>
-            <w:tcW w:type="dxa" w:w="6660"/>
-            <w:shd w:fill="E5E2DA" w:color="auto" w:val="clear"/>
-            <w:tcMar>
-              <w:top w:type="dxa" w:w="70"/>
-              <w:left w:type="dxa" w:w="130"/>
-              <w:bottom w:type="dxa" w:w="70"/>
-              <w:right w:type="dxa" w:w="130"/>
-            </w:tcMar>
-          </w:tcPr>
-          <w:p>
-            <w:pPr>
-              <w:spacing w:after="0" w:line="250"/>
-            </w:pPr>
-            <w:r>
-              <w:rPr>
-                <w:rFonts w:ascii="Inter" w:cs="Inter" w:eastAsia="Inter" w:hAnsi="Inter"/>
-                <w:b/>
-                <w:bCs/>
-                <w:color w:val="1A1D21"/>
-                <w:sz w:val="18"/>
-                <w:szCs w:val="18"/>
-              </w:rPr>
-              <w:t xml:space="preserve">Meaning</w:t>
-            </w:r>
-          </w:p>
-        </w:tc>
-      </w:tr>
-      <w:tr>
-        <w:tc>
-          <w:tcPr>
-            <w:tcW w:type="dxa" w:w="2700"/>
-            <w:tcMar>
-              <w:top w:type="dxa" w:w="70"/>
-              <w:left w:type="dxa" w:w="130"/>
-              <w:bottom w:type="dxa" w:w="70"/>
-              <w:right w:type="dxa" w:w="130"/>
-            </w:tcMar>
-          </w:tcPr>
-          <w:p>
-            <w:pPr>
-              <w:spacing w:after="0" w:line="250"/>
-            </w:pPr>
-            <w:r>
-              <w:rPr>
-                <w:rFonts w:ascii="JetBrains Mono" w:cs="JetBrains Mono" w:eastAsia="JetBrains Mono" w:hAnsi="JetBrains Mono"/>
-                <w:color w:val="1A1D21"/>
-                <w:sz w:val="19"/>
-                <w:szCs w:val="19"/>
-              </w:rPr>
-              <w:t xml:space="preserve">case_id</w:t>
-            </w:r>
-          </w:p>
-        </w:tc>
-        <w:tc>
-          <w:tcPr>
-            <w:tcW w:type="dxa" w:w="6660"/>
-            <w:tcMar>
-              <w:top w:type="dxa" w:w="70"/>
-              <w:left w:type="dxa" w:w="130"/>
-              <w:bottom w:type="dxa" w:w="70"/>
-              <w:right w:type="dxa" w:w="130"/>
-            </w:tcMar>
-          </w:tcPr>
-          <w:p>
-            <w:pPr>
-              <w:spacing w:after="0" w:line="250"/>
-            </w:pPr>
-            <w:r>
-              <w:rPr>
-                <w:rFonts w:ascii="Inter" w:cs="Inter" w:eastAsia="Inter" w:hAnsi="Inter"/>
-                <w:color w:val="1A1D21"/>
-                <w:sz w:val="19"/>
-                <w:szCs w:val="19"/>
-              </w:rPr>
-              <w:t xml:space="preserve">Unique id</w:t>
-            </w:r>
-          </w:p>
-        </w:tc>
-      </w:tr>
-      <w:tr>
-        <w:tc>
-          <w:tcPr>
-            <w:tcW w:type="dxa" w:w="2700"/>
-            <w:tcMar>
-              <w:top w:type="dxa" w:w="70"/>
-              <w:left w:type="dxa" w:w="130"/>
-              <w:bottom w:type="dxa" w:w="70"/>
-              <w:right w:type="dxa" w:w="130"/>
-            </w:tcMar>
-          </w:tcPr>
-          <w:p>
-            <w:pPr>
-              <w:spacing w:after="0" w:line="250"/>
-            </w:pPr>
-            <w:r>
-              <w:rPr>
-                <w:rFonts w:ascii="JetBrains Mono" w:cs="JetBrains Mono" w:eastAsia="JetBrains Mono" w:hAnsi="JetBrains Mono"/>
-                <w:color w:val="1A1D21"/>
-                <w:sz w:val="19"/>
-                <w:szCs w:val="19"/>
-              </w:rPr>
-              <w:t xml:space="preserve">account_id</w:t>
-            </w:r>
-          </w:p>
-        </w:tc>
-        <w:tc>
-          <w:tcPr>
-            <w:tcW w:type="dxa" w:w="6660"/>
-            <w:tcMar>
-              <w:top w:type="dxa" w:w="70"/>
-              <w:left w:type="dxa" w:w="130"/>
-              <w:bottom w:type="dxa" w:w="70"/>
-              <w:right w:type="dxa" w:w="130"/>
-            </w:tcMar>
-          </w:tcPr>
-          <w:p>
-            <w:pPr>
-              <w:spacing w:after="0" w:line="250"/>
-            </w:pPr>
-            <w:r>
-              <w:rPr>
-                <w:rFonts w:ascii="Inter" w:cs="Inter" w:eastAsia="Inter" w:hAnsi="Inter"/>
-                <w:color w:val="1A1D21"/>
-                <w:sz w:val="19"/>
-                <w:szCs w:val="19"/>
-              </w:rPr>
-              <w:t xml:space="preserve">Owning tenant (INV-6)</w:t>
-            </w:r>
-          </w:p>
-        </w:tc>
-      </w:tr>
-      <w:tr>
-        <w:tc>
-          <w:tcPr>
-            <w:tcW w:type="dxa" w:w="2700"/>
-            <w:tcMar>
-              <w:top w:type="dxa" w:w="70"/>
-              <w:left w:type="dxa" w:w="130"/>
-              <w:bottom w:type="dxa" w:w="70"/>
-              <w:right w:type="dxa" w:w="130"/>
-            </w:tcMar>
-          </w:tcPr>
-          <w:p>
-            <w:pPr>
-              <w:spacing w:after="0" w:line="250"/>
-            </w:pPr>
-            <w:r>
-              <w:rPr>
-                <w:rFonts w:ascii="JetBrains Mono" w:cs="JetBrains Mono" w:eastAsia="JetBrains Mono" w:hAnsi="JetBrains Mono"/>
-                <w:color w:val="1A1D21"/>
-                <w:sz w:val="19"/>
-                <w:szCs w:val="19"/>
-              </w:rPr>
-              <w:t xml:space="preserve">record_ids</w:t>
-            </w:r>
-          </w:p>
-        </w:tc>
-        <w:tc>
-          <w:tcPr>
-            <w:tcW w:type="dxa" w:w="6660"/>
-            <w:tcMar>
-              <w:top w:type="dxa" w:w="70"/>
-              <w:left w:type="dxa" w:w="130"/>
-              <w:bottom w:type="dxa" w:w="70"/>
-              <w:right w:type="dxa" w:w="130"/>
-            </w:tcMar>
-          </w:tcPr>
-          <w:p>
-            <w:pPr>
-              <w:spacing w:after="0" w:line="250"/>
-            </w:pPr>
-            <w:r>
-              <w:rPr>
-                <w:rFonts w:ascii="Inter" w:cs="Inter" w:eastAsia="Inter" w:hAnsi="Inter"/>
-                <w:color w:val="1A1D21"/>
-                <w:sz w:val="19"/>
-                <w:szCs w:val="19"/>
-              </w:rPr>
-              <w:t xml:space="preserve">The feedback that opened / relates to the case</w:t>
-            </w:r>
-          </w:p>
-        </w:tc>
-      </w:tr>
-      <w:tr>
-        <w:tc>
-          <w:tcPr>
-            <w:tcW w:type="dxa" w:w="2700"/>
-            <w:tcMar>
-              <w:top w:type="dxa" w:w="70"/>
-              <w:left w:type="dxa" w:w="130"/>
-              <w:bottom w:type="dxa" w:w="70"/>
-              <w:right w:type="dxa" w:w="130"/>
-            </w:tcMar>
-          </w:tcPr>
-          <w:p>
-            <w:pPr>
-              <w:spacing w:after="0" w:line="250"/>
-            </w:pPr>
-            <w:r>
-              <w:rPr>
-                <w:rFonts w:ascii="JetBrains Mono" w:cs="JetBrains Mono" w:eastAsia="JetBrains Mono" w:hAnsi="JetBrains Mono"/>
-                <w:color w:val="1A1D21"/>
-                <w:sz w:val="19"/>
-                <w:szCs w:val="19"/>
-              </w:rPr>
-              <w:t xml:space="preserve">contact_id</w:t>
-            </w:r>
-          </w:p>
-        </w:tc>
-        <w:tc>
-          <w:tcPr>
-            <w:tcW w:type="dxa" w:w="6660"/>
-            <w:tcMar>
-              <w:top w:type="dxa" w:w="70"/>
-              <w:left w:type="dxa" w:w="130"/>
-              <w:bottom w:type="dxa" w:w="70"/>
-              <w:right w:type="dxa" w:w="130"/>
-            </w:tcMar>
-          </w:tcPr>
-          <w:p>
-            <w:pPr>
-              <w:spacing w:after="0" w:line="250"/>
-            </w:pPr>
-            <w:r>
-              <w:rPr>
-                <w:rFonts w:ascii="Inter" w:cs="Inter" w:eastAsia="Inter" w:hAnsi="Inter"/>
-                <w:color w:val="1A1D21"/>
-                <w:sz w:val="19"/>
-                <w:szCs w:val="19"/>
-              </w:rPr>
-              <w:t xml:space="preserve">Linked opt-in contact, if any (INV-13)</w:t>
-            </w:r>
-          </w:p>
-        </w:tc>
-      </w:tr>
-      <w:tr>
-        <w:tc>
-          <w:tcPr>
-            <w:tcW w:type="dxa" w:w="2700"/>
-            <w:tcMar>
-              <w:top w:type="dxa" w:w="70"/>
-              <w:left w:type="dxa" w:w="130"/>
-              <w:bottom w:type="dxa" w:w="70"/>
-              <w:right w:type="dxa" w:w="130"/>
-            </w:tcMar>
-          </w:tcPr>
-          <w:p>
-            <w:pPr>
-              <w:spacing w:after="0" w:line="250"/>
-            </w:pPr>
-            <w:r>
-              <w:rPr>
-                <w:rFonts w:ascii="JetBrains Mono" w:cs="JetBrains Mono" w:eastAsia="JetBrains Mono" w:hAnsi="JetBrains Mono"/>
-                <w:color w:val="1A1D21"/>
-                <w:sz w:val="19"/>
-                <w:szCs w:val="19"/>
-              </w:rPr>
-              <w:t xml:space="preserve">owner</w:t>
-            </w:r>
-          </w:p>
-        </w:tc>
-        <w:tc>
-          <w:tcPr>
-            <w:tcW w:type="dxa" w:w="6660"/>
-            <w:tcMar>
-              <w:top w:type="dxa" w:w="70"/>
-              <w:left w:type="dxa" w:w="130"/>
-              <w:bottom w:type="dxa" w:w="70"/>
-              <w:right w:type="dxa" w:w="130"/>
-            </w:tcMar>
-          </w:tcPr>
-          <w:p>
-            <w:pPr>
-              <w:spacing w:after="0" w:line="250"/>
-            </w:pPr>
-            <w:r>
-              <w:rPr>
-                <w:rFonts w:ascii="Inter" w:cs="Inter" w:eastAsia="Inter" w:hAnsi="Inter"/>
-                <w:color w:val="1A1D21"/>
-                <w:sz w:val="19"/>
-                <w:szCs w:val="19"/>
-              </w:rPr>
-              <w:t xml:space="preserve">Assigned owner / queue</w:t>
-            </w:r>
-          </w:p>
-        </w:tc>
-      </w:tr>
-      <w:tr>
-        <w:tc>
-          <w:tcPr>
-            <w:tcW w:type="dxa" w:w="2700"/>
-            <w:tcMar>
-              <w:top w:type="dxa" w:w="70"/>
-              <w:left w:type="dxa" w:w="130"/>
-              <w:bottom w:type="dxa" w:w="70"/>
-              <w:right w:type="dxa" w:w="130"/>
-            </w:tcMar>
-          </w:tcPr>
-          <w:p>
-            <w:pPr>
-              <w:spacing w:after="0" w:line="250"/>
-            </w:pPr>
-            <w:r>
-              <w:rPr>
-                <w:rFonts w:ascii="JetBrains Mono" w:cs="JetBrains Mono" w:eastAsia="JetBrains Mono" w:hAnsi="JetBrains Mono"/>
-                <w:color w:val="1A1D21"/>
-                <w:sz w:val="19"/>
-                <w:szCs w:val="19"/>
-              </w:rPr>
-              <w:t xml:space="preserve">status</w:t>
-            </w:r>
-          </w:p>
-        </w:tc>
-        <w:tc>
-          <w:tcPr>
-            <w:tcW w:type="dxa" w:w="6660"/>
-            <w:tcMar>
-              <w:top w:type="dxa" w:w="70"/>
-              <w:left w:type="dxa" w:w="130"/>
-              <w:bottom w:type="dxa" w:w="70"/>
-              <w:right w:type="dxa" w:w="130"/>
-            </w:tcMar>
-          </w:tcPr>
-          <w:p>
-            <w:pPr>
-              <w:spacing w:after="0" w:line="250"/>
-            </w:pPr>
-            <w:r>
-              <w:rPr>
-                <w:rFonts w:ascii="Inter" w:cs="Inter" w:eastAsia="Inter" w:hAnsi="Inter"/>
-                <w:color w:val="1A1D21"/>
-                <w:sz w:val="19"/>
-                <w:szCs w:val="19"/>
-              </w:rPr>
-              <w:t xml:space="preserve">open · in_progress · resolved · closed</w:t>
-            </w:r>
-          </w:p>
-        </w:tc>
-      </w:tr>
-      <w:tr>
-        <w:tc>
-          <w:tcPr>
-            <w:tcW w:type="dxa" w:w="2700"/>
-            <w:tcMar>
-              <w:top w:type="dxa" w:w="70"/>
-              <w:left w:type="dxa" w:w="130"/>
-              <w:bottom w:type="dxa" w:w="70"/>
-              <w:right w:type="dxa" w:w="130"/>
-            </w:tcMar>
-          </w:tcPr>
-          <w:p>
-            <w:pPr>
-              <w:spacing w:after="0" w:line="250"/>
-            </w:pPr>
-            <w:r>
-              <w:rPr>
-                <w:rFonts w:ascii="JetBrains Mono" w:cs="JetBrains Mono" w:eastAsia="JetBrains Mono" w:hAnsi="JetBrains Mono"/>
-                <w:color w:val="1A1D21"/>
-                <w:sz w:val="19"/>
-                <w:szCs w:val="19"/>
-              </w:rPr>
-              <w:t xml:space="preserve">external_ref</w:t>
-            </w:r>
-          </w:p>
-        </w:tc>
-        <w:tc>
-          <w:tcPr>
-            <w:tcW w:type="dxa" w:w="6660"/>
-            <w:tcMar>
-              <w:top w:type="dxa" w:w="70"/>
-              <w:left w:type="dxa" w:w="130"/>
-              <w:bottom w:type="dxa" w:w="70"/>
-              <w:right w:type="dxa" w:w="130"/>
-            </w:tcMar>
-          </w:tcPr>
-          <w:p>
-            <w:pPr>
-              <w:spacing w:after="0" w:line="250"/>
-            </w:pPr>
-            <w:r>
-              <w:rPr>
-                <w:rFonts w:ascii="Inter" w:cs="Inter" w:eastAsia="Inter" w:hAnsi="Inter"/>
-                <w:color w:val="1A1D21"/>
-                <w:sz w:val="19"/>
-                <w:szCs w:val="19"/>
-              </w:rPr>
-              <w:t xml:space="preserve">The linked item in the company’s helpdesk/CRM, if integrated (R-37)</w:t>
-            </w:r>
-          </w:p>
-        </w:tc>
-      </w:tr>
-      <w:tr>
-        <w:tc>
-          <w:tcPr>
-            <w:tcW w:type="dxa" w:w="2700"/>
-            <w:tcMar>
-              <w:top w:type="dxa" w:w="70"/>
-              <w:left w:type="dxa" w:w="130"/>
-              <w:bottom w:type="dxa" w:w="70"/>
-              <w:right w:type="dxa" w:w="130"/>
-            </w:tcMar>
-          </w:tcPr>
-          <w:p>
-            <w:pPr>
-              <w:spacing w:after="0" w:line="250"/>
-            </w:pPr>
-            <w:r>
-              <w:rPr>
-                <w:rFonts w:ascii="JetBrains Mono" w:cs="JetBrains Mono" w:eastAsia="JetBrains Mono" w:hAnsi="JetBrains Mono"/>
-                <w:color w:val="1A1D21"/>
-                <w:sz w:val="19"/>
-                <w:szCs w:val="19"/>
-              </w:rPr>
-              <w:t xml:space="preserve">opened_at / resolved_at</w:t>
-            </w:r>
-          </w:p>
-        </w:tc>
-        <w:tc>
-          <w:tcPr>
-            <w:tcW w:type="dxa" w:w="6660"/>
-            <w:tcMar>
-              <w:top w:type="dxa" w:w="70"/>
-              <w:left w:type="dxa" w:w="130"/>
-              <w:bottom w:type="dxa" w:w="70"/>
-              <w:right w:type="dxa" w:w="130"/>
-            </w:tcMar>
-          </w:tcPr>
-          <w:p>
-            <w:pPr>
-              <w:spacing w:after="0" w:line="250"/>
-            </w:pPr>
-            <w:r>
-              <w:rPr>
-                <w:rFonts w:ascii="Inter" w:cs="Inter" w:eastAsia="Inter" w:hAnsi="Inter"/>
-                <w:color w:val="1A1D21"/>
-                <w:sz w:val="19"/>
-                <w:szCs w:val="19"/>
-              </w:rPr>
-              <w:t xml:space="preserve">Timestamps → time-to-resolve (O-15)</w:t>
-            </w:r>
-          </w:p>
-        </w:tc>
-      </w:tr>
-      <w:tr>
-        <w:tc>
-          <w:tcPr>
-            <w:tcW w:type="dxa" w:w="2700"/>
-            <w:tcMar>
-              <w:top w:type="dxa" w:w="70"/>
-              <w:left w:type="dxa" w:w="130"/>
-              <w:bottom w:type="dxa" w:w="70"/>
-              <w:right w:type="dxa" w:w="130"/>
-            </w:tcMar>
-          </w:tcPr>
-          <w:p>
-            <w:pPr>
-              <w:spacing w:after="0" w:line="250"/>
-            </w:pPr>
-            <w:r>
-              <w:rPr>
-                <w:rFonts w:ascii="JetBrains Mono" w:cs="JetBrains Mono" w:eastAsia="JetBrains Mono" w:hAnsi="JetBrains Mono"/>
-                <w:color w:val="1A1D21"/>
-                <w:sz w:val="19"/>
-                <w:szCs w:val="19"/>
-              </w:rPr>
-              <w:t xml:space="preserve">recovery_delta</w:t>
-            </w:r>
-          </w:p>
-        </w:tc>
-        <w:tc>
-          <w:tcPr>
-            <w:tcW w:type="dxa" w:w="6660"/>
-            <w:tcMar>
-              <w:top w:type="dxa" w:w="70"/>
-              <w:left w:type="dxa" w:w="130"/>
-              <w:bottom w:type="dxa" w:w="70"/>
-              <w:right w:type="dxa" w:w="130"/>
-            </w:tcMar>
-          </w:tcPr>
-          <w:p>
-            <w:pPr>
-              <w:spacing w:after="0" w:line="250"/>
-            </w:pPr>
-            <w:r>
-              <w:rPr>
-                <w:rFonts w:ascii="Inter" w:cs="Inter" w:eastAsia="Inter" w:hAnsi="Inter"/>
-                <w:color w:val="1A1D21"/>
-                <w:sz w:val="19"/>
-                <w:szCs w:val="19"/>
-              </w:rPr>
-              <w:t xml:space="preserve">Change in Brand Love / Trust before vs. after resolution (O-15)</w:t>
-            </w:r>
-          </w:p>
-        </w:tc>
-      </w:tr>
-      <w:tr>
-        <w:tc>
-          <w:tcPr>
-            <w:tcW w:type="dxa" w:w="2700"/>
-            <w:tcMar>
-              <w:top w:type="dxa" w:w="70"/>
-              <w:left w:type="dxa" w:w="130"/>
-              <w:bottom w:type="dxa" w:w="70"/>
-              <w:right w:type="dxa" w:w="130"/>
-            </w:tcMar>
-          </w:tcPr>
-          <w:p>
-            <w:pPr>
-              <w:spacing w:after="0" w:line="250"/>
-            </w:pPr>
-            <w:r>
-              <w:rPr>
-                <w:rFonts w:ascii="JetBrains Mono" w:cs="JetBrains Mono" w:eastAsia="JetBrains Mono" w:hAnsi="JetBrains Mono"/>
-                <w:color w:val="1A1D21"/>
-                <w:sz w:val="19"/>
-                <w:szCs w:val="19"/>
-              </w:rPr>
-              <w:t xml:space="preserve">resolution_notes</w:t>
-            </w:r>
-          </w:p>
-        </w:tc>
-        <w:tc>
-          <w:tcPr>
-            <w:tcW w:type="dxa" w:w="6660"/>
-            <w:tcMar>
-              <w:top w:type="dxa" w:w="70"/>
-              <w:left w:type="dxa" w:w="130"/>
-              <w:bottom w:type="dxa" w:w="70"/>
-              <w:right w:type="dxa" w:w="130"/>
-            </w:tcMar>
-          </w:tcPr>
-          <w:p>
-            <w:pPr>
-              <w:spacing w:after="0" w:line="250"/>
-            </w:pPr>
-            <w:r>
-              <w:rPr>
-                <w:rFonts w:ascii="Inter" w:cs="Inter" w:eastAsia="Inter" w:hAnsi="Inter"/>
-                <w:color w:val="1A1D21"/>
-                <w:sz w:val="19"/>
-                <w:szCs w:val="19"/>
-              </w:rPr>
-              <w:t xml:space="preserve">What was done</w:t>
-            </w:r>
-          </w:p>
-        </w:tc>
-      </w:tr>
-    </w:tbl>
-    <w:p>
-      <w:pPr>
-        <w:spacing w:after="140" w:line="300"/>
-      </w:pPr>
-      <w:r>
-        <w:rPr>
-          <w:rFonts w:ascii="Inter" w:cs="Inter" w:eastAsia="Inter" w:hAnsi="Inter"/>
-          <w:b/>
-          <w:bCs/>
-          <w:color w:val="1A1D21"/>
-          <w:sz w:val="21"/>
-          <w:szCs w:val="21"/>
-        </w:rPr>
-        <w:t xml:space="preserve">Connector (v5)</w:t>
-      </w:r>
-      <w:r>
-        <w:rPr>
-          <w:rFonts w:ascii="Inter" w:cs="Inter" w:eastAsia="Inter" w:hAnsi="Inter"/>
-          <w:color w:val="1A1D21"/>
-          <w:sz w:val="21"/>
-          <w:szCs w:val="21"/>
-        </w:rPr>
-        <w:t xml:space="preserve"> — an integration to an external tool: connector_id, type (helpdesk / CRM / email), config / credentials-ref (secrets kept out of the model — DPS-6), scope.</w:t>
-      </w:r>
-    </w:p>
-    <w:p>
-      <w:pPr>
-        <w:spacing w:after="40" w:before="220"/>
-      </w:pPr>
-      <w:r>
-        <w:rPr>
-          <w:rFonts w:ascii="Inter" w:cs="Inter" w:eastAsia="Inter" w:hAnsi="Inter"/>
-          <w:b/>
-          <w:bCs/>
-          <w:color w:val="1A1D21"/>
-          <w:sz w:val="22"/>
-          <w:szCs w:val="22"/>
-        </w:rPr>
         <w:t xml:space="preserve">MetricSnapshot</w:t>
       </w:r>
       <w:r>
         <w:rPr>
           <w:rFonts w:ascii="Inter" w:cs="Inter" w:eastAsia="Inter" w:hAnsi="Inter"/>
-          <w:i/>
-          <w:iCs/>
-          <w:color w:val="6B6F76"/>
-          <w:sz w:val="20"/>
-          <w:szCs w:val="20"/>
-        </w:rPr>
-        <w:t xml:space="preserve">  — a computed rollup for a brand over a period and filter (O-4, O-9, O-11, O-12, O-15)</w:t>
-      </w:r>
-    </w:p>
-    <w:tbl>
-      <w:tblPr>
-        <w:tblW w:type="dxa" w:w="9360"/>
-        <w:tblBorders>
-          <w:top w:val="single" w:color="1A1D21" w:sz="12"/>
-          <w:left w:val="none" w:color="auto" w:sz="0"/>
-          <w:bottom w:val="single" w:color="1A1D21" w:sz="12"/>
-          <w:right w:val="none" w:color="auto" w:sz="0"/>
-          <w:insideH w:val="single" w:color="E5E2DA" w:sz="8"/>
-          <w:insideV w:val="none" w:color="auto" w:sz="0"/>
-        </w:tblBorders>
-      </w:tblPr>
-      <w:tblGrid>
-        <w:gridCol w:w="2700"/>
-        <w:gridCol w:w="6660"/>
-      </w:tblGrid>
-      <w:tr>
-        <w:trPr>
-          <w:tblHeader/>
-        </w:trPr>
-        <w:tc>
-          <w:tcPr>
-            <w:tcW w:type="dxa" w:w="2700"/>
-            <w:shd w:fill="E5E2DA" w:color="auto" w:val="clear"/>
-            <w:tcMar>
-              <w:top w:type="dxa" w:w="70"/>
-              <w:left w:type="dxa" w:w="130"/>
-              <w:bottom w:type="dxa" w:w="70"/>
-              <w:right w:type="dxa" w:w="130"/>
-            </w:tcMar>
-          </w:tcPr>
-          <w:p>
-            <w:pPr>
-              <w:spacing w:after="0" w:line="250"/>
-            </w:pPr>
-            <w:r>
-              <w:rPr>
-                <w:rFonts w:ascii="Inter" w:cs="Inter" w:eastAsia="Inter" w:hAnsi="Inter"/>
-                <w:b/>
-                <w:bCs/>
-                <w:color w:val="1A1D21"/>
-                <w:sz w:val="18"/>
-                <w:szCs w:val="18"/>
-              </w:rPr>
-              <w:t xml:space="preserve">Field</w:t>
-            </w:r>
-          </w:p>
-        </w:tc>
-        <w:tc>
-          <w:tcPr>
-            <w:tcW w:type="dxa" w:w="6660"/>
-            <w:shd w:fill="E5E2DA" w:color="auto" w:val="clear"/>
-            <w:tcMar>
-              <w:top w:type="dxa" w:w="70"/>
-              <w:left w:type="dxa" w:w="130"/>
-              <w:bottom w:type="dxa" w:w="70"/>
-              <w:right w:type="dxa" w:w="130"/>
-            </w:tcMar>
-          </w:tcPr>
-          <w:p>
-            <w:pPr>
-              <w:spacing w:after="0" w:line="250"/>
-            </w:pPr>
-            <w:r>
-              <w:rPr>
-                <w:rFonts w:ascii="Inter" w:cs="Inter" w:eastAsia="Inter" w:hAnsi="Inter"/>
-                <w:b/>
-                <w:bCs/>
-                <w:color w:val="1A1D21"/>
-                <w:sz w:val="18"/>
-                <w:szCs w:val="18"/>
-              </w:rPr>
-              <w:t xml:space="preserve">Meaning</w:t>
-            </w:r>
-          </w:p>
-        </w:tc>
-      </w:tr>
-      <w:tr>
-        <w:tc>
-          <w:tcPr>
-            <w:tcW w:type="dxa" w:w="2700"/>
-            <w:tcMar>
-              <w:top w:type="dxa" w:w="70"/>
-              <w:left w:type="dxa" w:w="130"/>
-              <w:bottom w:type="dxa" w:w="70"/>
-              <w:right w:type="dxa" w:w="130"/>
-            </w:tcMar>
-          </w:tcPr>
-          <w:p>
-            <w:pPr>
-              <w:spacing w:after="0" w:line="250"/>
-            </w:pPr>
-            <w:r>
-              <w:rPr>
-                <w:rFonts w:ascii="JetBrains Mono" w:cs="JetBrains Mono" w:eastAsia="JetBrains Mono" w:hAnsi="JetBrains Mono"/>
-                <w:color w:val="1A1D21"/>
-                <w:sz w:val="19"/>
-                <w:szCs w:val="19"/>
-              </w:rPr>
-              <w:t xml:space="preserve">brand_id / period</w:t>
-            </w:r>
-          </w:p>
-        </w:tc>
-        <w:tc>
-          <w:tcPr>
-            <w:tcW w:type="dxa" w:w="6660"/>
-            <w:tcMar>
-              <w:top w:type="dxa" w:w="70"/>
-              <w:left w:type="dxa" w:w="130"/>
-              <w:bottom w:type="dxa" w:w="70"/>
-              <w:right w:type="dxa" w:w="130"/>
-            </w:tcMar>
-          </w:tcPr>
-          <w:p>
-            <w:pPr>
-              <w:spacing w:after="0" w:line="250"/>
-            </w:pPr>
-            <w:r>
-              <w:rPr>
-                <w:rFonts w:ascii="Inter" w:cs="Inter" w:eastAsia="Inter" w:hAnsi="Inter"/>
-                <w:color w:val="1A1D21"/>
-                <w:sz w:val="19"/>
-                <w:szCs w:val="19"/>
-              </w:rPr>
-              <w:t xml:space="preserve">Brand and time window</w:t>
-            </w:r>
-          </w:p>
-        </w:tc>
-      </w:tr>
-      <w:tr>
-        <w:tc>
-          <w:tcPr>
-            <w:tcW w:type="dxa" w:w="2700"/>
-            <w:tcMar>
-              <w:top w:type="dxa" w:w="70"/>
-              <w:left w:type="dxa" w:w="130"/>
-              <w:bottom w:type="dxa" w:w="70"/>
-              <w:right w:type="dxa" w:w="130"/>
-            </w:tcMar>
-          </w:tcPr>
-          <w:p>
-            <w:pPr>
-              <w:spacing w:after="0" w:line="250"/>
-            </w:pPr>
-            <w:r>
-              <w:rPr>
-                <w:rFonts w:ascii="JetBrains Mono" w:cs="JetBrains Mono" w:eastAsia="JetBrains Mono" w:hAnsi="JetBrains Mono"/>
-                <w:color w:val="1A1D21"/>
-                <w:sz w:val="19"/>
-                <w:szCs w:val="19"/>
-              </w:rPr>
-              <w:t xml:space="preserve">metric</w:t>
-            </w:r>
-          </w:p>
-        </w:tc>
-        <w:tc>
-          <w:tcPr>
-            <w:tcW w:type="dxa" w:w="6660"/>
-            <w:tcMar>
-              <w:top w:type="dxa" w:w="70"/>
-              <w:left w:type="dxa" w:w="130"/>
-              <w:bottom w:type="dxa" w:w="70"/>
-              <w:right w:type="dxa" w:w="130"/>
-            </w:tcMar>
-          </w:tcPr>
-          <w:p>
-            <w:pPr>
-              <w:spacing w:after="0" w:line="250"/>
-            </w:pPr>
-            <w:r>
-              <w:rPr>
-                <w:rFonts w:ascii="Inter" w:cs="Inter" w:eastAsia="Inter" w:hAnsi="Inter"/>
-                <w:color w:val="1A1D21"/>
-                <w:sz w:val="19"/>
-                <w:szCs w:val="19"/>
-              </w:rPr>
-              <w:t xml:space="preserve">avg_rating · nps · csat · brand_love_index · trust_index (v3) · trust_&lt;driver&gt; (v3) · recovery_rate (v5) · avg_time_to_resolve (v5) · neg_sentiment_share · response_rate · completion_rate</w:t>
-            </w:r>
-          </w:p>
-        </w:tc>
-      </w:tr>
-      <w:tr>
-        <w:tc>
-          <w:tcPr>
-            <w:tcW w:type="dxa" w:w="2700"/>
-            <w:tcMar>
-              <w:top w:type="dxa" w:w="70"/>
-              <w:left w:type="dxa" w:w="130"/>
-              <w:bottom w:type="dxa" w:w="70"/>
-              <w:right w:type="dxa" w:w="130"/>
-            </w:tcMar>
-          </w:tcPr>
-          <w:p>
-            <w:pPr>
-              <w:spacing w:after="0" w:line="250"/>
-            </w:pPr>
-            <w:r>
-              <w:rPr>
-                <w:rFonts w:ascii="JetBrains Mono" w:cs="JetBrains Mono" w:eastAsia="JetBrains Mono" w:hAnsi="JetBrains Mono"/>
-                <w:color w:val="1A1D21"/>
-                <w:sz w:val="19"/>
-                <w:szCs w:val="19"/>
-              </w:rPr>
-              <w:t xml:space="preserve">value / filter_context</w:t>
-            </w:r>
-          </w:p>
-        </w:tc>
-        <w:tc>
-          <w:tcPr>
-            <w:tcW w:type="dxa" w:w="6660"/>
-            <w:tcMar>
-              <w:top w:type="dxa" w:w="70"/>
-              <w:left w:type="dxa" w:w="130"/>
-              <w:bottom w:type="dxa" w:w="70"/>
-              <w:right w:type="dxa" w:w="130"/>
-            </w:tcMar>
-          </w:tcPr>
-          <w:p>
-            <w:pPr>
-              <w:spacing w:after="0" w:line="250"/>
-            </w:pPr>
-            <w:r>
-              <w:rPr>
-                <w:rFonts w:ascii="Inter" w:cs="Inter" w:eastAsia="Inter" w:hAnsi="Inter"/>
-                <w:color w:val="1A1D21"/>
-                <w:sz w:val="19"/>
-                <w:szCs w:val="19"/>
-              </w:rPr>
-              <w:t xml:space="preserve">The number and the filter it was computed under (INV-2)</w:t>
-            </w:r>
-          </w:p>
-        </w:tc>
-      </w:tr>
-    </w:tbl>
-    <w:p>
-      <w:pPr>
-        <w:spacing w:before="200"/>
-      </w:pPr>
+          <w:color w:val="1A1D21"/>
+          <w:sz w:val="21"/>
+          <w:szCs w:val="21"/>
+        </w:rPr>
+        <w:t xml:space="preserve"> — a rollup: metric ∈ avg_rating · nps · csat · brand_love_index (stated) · trust_index (stated) · recovery_rate (measured) · case_resolution_rate · avg_time_to_resolve · neg_sentiment_share · response_rate · completion_rate; value + filter_context (INV-2). Theme/ThemeAssignment, Survey/Campaign, Segment, Alert, Account/User/Role (incl. case-owner) round out the model.</w:t>
+      </w:r>
     </w:p>
     <w:tbl>
       <w:tblPr>
@@ -9657,7 +8539,7 @@
                 <w:sz w:val="20"/>
                 <w:szCs w:val="20"/>
               </w:rPr>
-              <w:t xml:space="preserve">Love × Trust segment (v3)  &amp;  the "unified customer" view</w:t>
+              <w:t xml:space="preserve">Removed in v6, and the closed-loop principle</w:t>
             </w:r>
           </w:p>
           <w:p>
@@ -9671,7 +8553,7 @@
                 <w:sz w:val="20"/>
                 <w:szCs w:val="20"/>
               </w:rPr>
-              <w:t xml:space="preserve">Love × Trust segment — computed from the Brand Love and Trust metrics for a brand/segment; each respondent or segment falls in one quadrant (Devoted / Infatuated / Dependable / At-risk) with counts and shares (O-13).</w:t>
+              <w:t xml:space="preserve">Removed: the Connector entity and RecoveryCase external_ref — v1 has NO outbound integrations (D-E). External connectors return only if posture #3 is pursued.</w:t>
             </w:r>
           </w:p>
           <w:p>
@@ -9685,7 +8567,7 @@
                 <w:sz w:val="20"/>
                 <w:szCs w:val="20"/>
               </w:rPr>
-              <w:t xml:space="preserve">Unified customer view — there is deliberately NO individual-Customer entity. It aggregates FeedbackRecords for an own brand across all sources and time, grouped by Segment — a population read, not a person read (R-26, INV-9).</w:t>
+              <w:t xml:space="preserve">The RecoveryCase and its recovery measurement live entirely inside AAA Insights (no external push). This IS the lightweight internal workflow; posture #3 later adds native agent queues/SLAs reusing the same case, triggers, and recovery metrics.</w:t>
             </w:r>
           </w:p>
           <w:p>
@@ -9699,7 +8581,7 @@
                 <w:sz w:val="20"/>
                 <w:szCs w:val="20"/>
               </w:rPr>
-              <w:t xml:space="preserve">Closed loop (v5) — the RecoveryCase, its status lifecycle, and its recovery measurement live in AAA Insights’ own data model even when the workflow runs in an external tool; that is what makes native workflow (#3) an additive evolution, not a rewrite.</w:t>
+              <w:t xml:space="preserve">Unified customer view — no general individual-Customer entity; aggregates FeedbackRecords for an own brand across sources and time, grouped by Segment.</w:t>
             </w:r>
           </w:p>
         </w:tc>
@@ -9768,7 +8650,7 @@
           <w:sz w:val="26"/>
           <w:szCs w:val="26"/>
         </w:rPr>
-        <w:t xml:space="preserve">Only Phase 0 is committed by this document. Each later phase re-enters the pipeline before it is built.</w:t>
+        <w:t xml:space="preserve">Only Phase 0 is committed. Each later phase re-enters the pipeline before it is built.</w:t>
       </w:r>
     </w:p>
     <w:tbl>
@@ -9825,7 +8707,7 @@
                 <w:sz w:val="20"/>
                 <w:szCs w:val="20"/>
               </w:rPr>
-              <w:t xml:space="preserve">• Survey builder: core types + Brand Love scale + Trust battery + conditional logic (R-1, R-3, R-30, R-31)  •  AI-drafted survey (R-2)</w:t>
+              <w:t xml:space="preserve">• Survey builder: core types + Brand Love scale + Trust battery + logic (R-1, R-3, R-30, R-31)  •  AI-drafted survey (R-2)  •  link + widget distribution (R-4)  •  mobile, account-free capture (R-5, R-6)</w:t>
             </w:r>
           </w:p>
           <w:p>
@@ -9839,7 +8721,7 @@
                 <w:sz w:val="20"/>
                 <w:szCs w:val="20"/>
               </w:rPr>
-              <w:t xml:space="preserve">• Distribution by link + widget (R-4)  •  Mobile, account-free capture incl. partials (R-5, R-6)</w:t>
+              <w:t xml:space="preserve">• Conversational AI survey with scope, cost &amp; safety controls (R-7–R-10, R-45)  •  CSV import + unified analysis + aggregate unified-customer view (R-11–R-13, R-26)</w:t>
             </w:r>
           </w:p>
           <w:p>
@@ -9853,7 +8735,7 @@
                 <w:sz w:val="20"/>
                 <w:szCs w:val="20"/>
               </w:rPr>
-              <w:t xml:space="preserve">• Conversational AI survey with scope control + turn limits (R-7–R-10)  •  CSV import into the unified hub (R-11, R-13)</w:t>
+              <w:t xml:space="preserve">• AI theme + sentiment + STATED-only Brand Love + Trust, inferred as labeled companion (R-14–R-16, R-30, R-32, INV-14)  •  core metrics + Love × Trust segmentation (R-19, O-11–O-13)</w:t>
             </w:r>
           </w:p>
           <w:p>
@@ -9867,7 +8749,7 @@
                 <w:sz w:val="20"/>
                 <w:szCs w:val="20"/>
               </w:rPr>
-              <w:t xml:space="preserve">• Unified cross-source analysis + aggregate unified-customer view (R-12, R-26)</w:t>
+              <w:t xml:space="preserve">• Closed-loop (internal starter): first-party opt-in contact, triggers, RecoveryCase own/track/resolve in-app + team notification, prioritization (R-34–R-37, R-40)</w:t>
             </w:r>
           </w:p>
           <w:p>
@@ -9881,7 +8763,7 @@
                 <w:sz w:val="20"/>
                 <w:szCs w:val="20"/>
               </w:rPr>
-              <w:t xml:space="preserve">• AI theme + sentiment + Brand Love + Trust with traceability (R-14–R-16, R-30, R-32)</w:t>
+              <w:t xml:space="preserve">• Insight report (R-18, R-22)  •  two roles + case-owner, isolation, export/delete (R-21, R-23)</w:t>
             </w:r>
           </w:p>
           <w:p>
@@ -9895,49 +8777,7 @@
                 <w:sz w:val="20"/>
                 <w:szCs w:val="20"/>
               </w:rPr>
-              <w:t xml:space="preserve">• Core metrics incl. NPS/CSAT + Brand Love Index + Trust Index (R-19, O-11, O-12)</w:t>
-            </w:r>
-          </w:p>
-          <w:p>
-            <w:pPr>
-              <w:spacing w:after="40" w:line="276"/>
-            </w:pPr>
-            <w:r>
-              <w:rPr>
-                <w:rFonts w:ascii="Inter" w:cs="Inter" w:eastAsia="Inter" w:hAnsi="Inter"/>
-                <w:color w:val="1A1D21"/>
-                <w:sz w:val="20"/>
-                <w:szCs w:val="20"/>
-              </w:rPr>
-              <w:t xml:space="preserve">• Love × Trust segmentation with recommended actions (R-33, O-13)</w:t>
-            </w:r>
-          </w:p>
-          <w:p>
-            <w:pPr>
-              <w:spacing w:after="40" w:line="276"/>
-            </w:pPr>
-            <w:r>
-              <w:rPr>
-                <w:rFonts w:ascii="Inter" w:cs="Inter" w:eastAsia="Inter" w:hAnsi="Inter"/>
-                <w:color w:val="1A1D21"/>
-                <w:sz w:val="20"/>
-                <w:szCs w:val="20"/>
-              </w:rPr>
-              <w:t xml:space="preserve">• Insight report with ranked actions (R-18, R-22)  •  Two roles, account isolation, data export/delete (R-21, R-23)</w:t>
-            </w:r>
-          </w:p>
-          <w:p>
-            <w:pPr>
-              <w:spacing w:after="40" w:line="276"/>
-            </w:pPr>
-            <w:r>
-              <w:rPr>
-                <w:rFonts w:ascii="Inter" w:cs="Inter" w:eastAsia="Inter" w:hAnsi="Inter"/>
-                <w:color w:val="1A1D21"/>
-                <w:sz w:val="20"/>
-                <w:szCs w:val="20"/>
-              </w:rPr>
-              <w:t xml:space="preserve">• Closed-loop (starter): detect + prioritize dissatisfaction, open RecoveryCases, opt-in follow-up contact (R-34–R-36, R-40) — architected for the full loop and #3.</w:t>
+              <w:t xml:space="preserve">• Security &amp; privacy baseline: bot/abuse defense, admin auth (SSO/MFA), PII redaction, secrets vault, age-gate (R-41–R-45, DPS-11)</w:t>
             </w:r>
           </w:p>
         </w:tc>
@@ -9948,71 +8788,6 @@
         <w:spacing w:after="60"/>
       </w:pPr>
     </w:p>
-    <w:tbl>
-      <w:tblPr>
-        <w:tblW w:type="dxa" w:w="9360"/>
-        <w:tblBorders>
-          <w:top w:val="none" w:color="auto" w:sz="0"/>
-          <w:left w:val="single" w:color="D9763A" w:sz="24"/>
-          <w:bottom w:val="none" w:color="auto" w:sz="0"/>
-          <w:right w:val="none" w:color="auto" w:sz="0"/>
-          <w:insideH w:val="none" w:color="auto" w:sz="0"/>
-          <w:insideV w:val="none" w:color="auto" w:sz="0"/>
-        </w:tblBorders>
-      </w:tblPr>
-      <w:tblGrid>
-        <w:gridCol w:w="9360"/>
-      </w:tblGrid>
-      <w:tr>
-        <w:tc>
-          <w:tcPr>
-            <w:tcW w:type="dxa" w:w="9360"/>
-            <w:shd w:fill="E5E2DA" w:color="auto" w:val="clear"/>
-            <w:tcMar>
-              <w:top w:type="dxa" w:w="160"/>
-              <w:left w:type="dxa" w:w="220"/>
-              <w:bottom w:type="dxa" w:w="160"/>
-              <w:right w:type="dxa" w:w="220"/>
-            </w:tcMar>
-          </w:tcPr>
-          <w:p>
-            <w:pPr>
-              <w:spacing w:after="60"/>
-            </w:pPr>
-            <w:r>
-              <w:rPr>
-                <w:rFonts w:ascii="Inter" w:cs="Inter" w:eastAsia="Inter" w:hAnsi="Inter"/>
-                <w:b/>
-                <w:bCs/>
-                <w:color w:val="1A1D21"/>
-                <w:sz w:val="20"/>
-                <w:szCs w:val="20"/>
-              </w:rPr>
-              <w:t xml:space="preserve">MVP note on Trust depth</w:t>
-            </w:r>
-          </w:p>
-          <w:p>
-            <w:pPr>
-              <w:spacing w:after="40" w:line="276"/>
-            </w:pPr>
-            <w:r>
-              <w:rPr>
-                <w:rFonts w:ascii="Inter" w:cs="Inter" w:eastAsia="Inter" w:hAnsi="Inter"/>
-                <w:color w:val="1A1D21"/>
-                <w:sz w:val="20"/>
-                <w:szCs w:val="20"/>
-              </w:rPr>
-              <w:t xml:space="preserve">The MVP can ship with a single-item trust rating plus inferred trust from open text; the full multi-item driver battery (reliability/integrity/benevolence/security) can be a fast-follow if it risks the MVP timeline. See D-14.</w:t>
-            </w:r>
-          </w:p>
-        </w:tc>
-      </w:tr>
-    </w:tbl>
-    <w:p>
-      <w:pPr>
-        <w:spacing w:after="60"/>
-      </w:pPr>
-    </w:p>
     <w:p>
       <w:pPr>
         <w:spacing w:after="90" w:before="200"/>
@@ -10026,102 +8801,64 @@
           <w:sz w:val="22"/>
           <w:szCs w:val="22"/>
         </w:rPr>
-        <w:t xml:space="preserve">Phase 1 — Competitive insight &amp; distribution</w:t>
-      </w:r>
-    </w:p>
-    <w:p>
-      <w:pPr>
-        <w:pStyle w:val="ListParagraph"/>
-        <w:numPr>
-          <w:ilvl w:val="0"/>
-          <w:numId w:val="2"/>
-        </w:numPr>
-        <w:spacing w:after="90" w:line="288"/>
-      </w:pPr>
-      <w:r>
-        <w:rPr>
-          <w:rFonts w:ascii="Inter" w:cs="Inter" w:eastAsia="Inter" w:hAnsi="Inter"/>
-          <w:color w:val="1A1D21"/>
-          <w:sz w:val="21"/>
-          <w:szCs w:val="21"/>
-        </w:rPr>
-        <w:t xml:space="preserve">Competitor configuration and benchmarking (own vs competitors) on ratings, Brand Love, Trust, sentiment, themes (R-24, R-27, O-9) — CSV / licensed-provider / API sources first.</w:t>
-      </w:r>
-    </w:p>
-    <w:p>
-      <w:pPr>
-        <w:pStyle w:val="ListParagraph"/>
-        <w:numPr>
-          <w:ilvl w:val="0"/>
-          <w:numId w:val="2"/>
-        </w:numPr>
-        <w:spacing w:after="90" w:line="288"/>
-      </w:pPr>
-      <w:r>
-        <w:rPr>
-          <w:rFonts w:ascii="Inter" w:cs="Inter" w:eastAsia="Inter" w:hAnsi="Inter"/>
-          <w:color w:val="1A1D21"/>
-          <w:sz w:val="21"/>
-          <w:szCs w:val="21"/>
-        </w:rPr>
-        <w:t xml:space="preserve">Live web collection (R-25, DPS-7) — enabled only after the client’s legal review and sign-off.</w:t>
-      </w:r>
-    </w:p>
-    <w:p>
-      <w:pPr>
-        <w:pStyle w:val="ListParagraph"/>
-        <w:numPr>
-          <w:ilvl w:val="0"/>
-          <w:numId w:val="2"/>
-        </w:numPr>
-        <w:spacing w:after="90" w:line="288"/>
-      </w:pPr>
-      <w:r>
-        <w:rPr>
-          <w:rFonts w:ascii="Inter" w:cs="Inter" w:eastAsia="Inter" w:hAnsi="Inter"/>
-          <w:color w:val="1A1D21"/>
-          <w:sz w:val="21"/>
-          <w:szCs w:val="21"/>
-        </w:rPr>
-        <w:t xml:space="preserve">Per-competitor deep-dive (R-28, O-10).</w:t>
-      </w:r>
-    </w:p>
-    <w:p>
-      <w:pPr>
-        <w:pStyle w:val="ListParagraph"/>
-        <w:numPr>
-          <w:ilvl w:val="0"/>
-          <w:numId w:val="2"/>
-        </w:numPr>
-        <w:spacing w:after="90" w:line="288"/>
-      </w:pPr>
-      <w:r>
-        <w:rPr>
-          <w:rFonts w:ascii="Inter" w:cs="Inter" w:eastAsia="Inter" w:hAnsi="Inter"/>
-          <w:color w:val="1A1D21"/>
-          <w:sz w:val="21"/>
-          <w:szCs w:val="21"/>
-        </w:rPr>
-        <w:t xml:space="preserve">Natural-language "ask your data" query (R-17, O-6); email distribution (R-4 email); alerts (R-20); slides export.</w:t>
-      </w:r>
-    </w:p>
-    <w:p>
-      <w:pPr>
-        <w:pStyle w:val="ListParagraph"/>
-        <w:numPr>
-          <w:ilvl w:val="0"/>
-          <w:numId w:val="2"/>
-        </w:numPr>
-        <w:spacing w:after="90" w:line="288"/>
-      </w:pPr>
-      <w:r>
-        <w:rPr>
-          <w:rFonts w:ascii="Inter" w:cs="Inter" w:eastAsia="Inter" w:hAnsi="Inter"/>
-          <w:color w:val="1A1D21"/>
-          <w:sz w:val="21"/>
-          <w:szCs w:val="21"/>
-        </w:rPr>
-        <w:t xml:space="preserve">Full closed loop (#2): integrations / hand-off to helpdesk / CRM / email (R-37), recovery measurement (R-38, O-15), and reinforcement plays for satisfied customers (R-39).</w:t>
+        <w:t xml:space="preserve">Phase 1 — Competitive insight, distribution &amp; full loop</w:t>
+      </w:r>
+    </w:p>
+    <w:p>
+      <w:pPr>
+        <w:pStyle w:val="ListParagraph"/>
+        <w:numPr>
+          <w:ilvl w:val="0"/>
+          <w:numId w:val="2"/>
+        </w:numPr>
+        <w:spacing w:after="90" w:line="288"/>
+      </w:pPr>
+      <w:r>
+        <w:rPr>
+          <w:rFonts w:ascii="Inter" w:cs="Inter" w:eastAsia="Inter" w:hAnsi="Inter"/>
+          <w:color w:val="1A1D21"/>
+          <w:sz w:val="21"/>
+          <w:szCs w:val="21"/>
+        </w:rPr>
+        <w:t xml:space="preserve">Competitor config + benchmarking (R-24, R-27, O-9) — CSV / licensed-provider / API first; live web collection (R-25, DPS-7) only after legal sign-off; per-competitor deep-dive (R-28, O-10).</w:t>
+      </w:r>
+    </w:p>
+    <w:p>
+      <w:pPr>
+        <w:pStyle w:val="ListParagraph"/>
+        <w:numPr>
+          <w:ilvl w:val="0"/>
+          <w:numId w:val="2"/>
+        </w:numPr>
+        <w:spacing w:after="90" w:line="288"/>
+      </w:pPr>
+      <w:r>
+        <w:rPr>
+          <w:rFonts w:ascii="Inter" w:cs="Inter" w:eastAsia="Inter" w:hAnsi="Inter"/>
+          <w:color w:val="1A1D21"/>
+          <w:sz w:val="21"/>
+          <w:szCs w:val="21"/>
+        </w:rPr>
+        <w:t xml:space="preserve">Natural-language "ask your data" query (R-17, O-6); email distribution + reminders (R-4 email); alerts (R-20); slides export.</w:t>
+      </w:r>
+    </w:p>
+    <w:p>
+      <w:pPr>
+        <w:pStyle w:val="ListParagraph"/>
+        <w:numPr>
+          <w:ilvl w:val="0"/>
+          <w:numId w:val="2"/>
+        </w:numPr>
+        <w:spacing w:after="90" w:line="288"/>
+      </w:pPr>
+      <w:r>
+        <w:rPr>
+          <w:rFonts w:ascii="Inter" w:cs="Inter" w:eastAsia="Inter" w:hAnsi="Inter"/>
+          <w:color w:val="1A1D21"/>
+          <w:sz w:val="21"/>
+          <w:szCs w:val="21"/>
+        </w:rPr>
+        <w:t xml:space="preserve">Full internal loop: recovery measurement (R-38, O-15) and reinforcement plays (R-39). No external CRM push (D-E).</w:t>
       </w:r>
     </w:p>
     <w:p>
@@ -10156,26 +8893,26 @@
           <w:sz w:val="21"/>
           <w:szCs w:val="21"/>
         </w:rPr>
-        <w:t xml:space="preserve">Additional sanctioned connectors; larger-volume background processing (NFR-5); multi-language expansion (D-4); team collaboration.</w:t>
-      </w:r>
-    </w:p>
-    <w:p>
-      <w:pPr>
-        <w:pStyle w:val="ListParagraph"/>
-        <w:numPr>
-          <w:ilvl w:val="0"/>
-          <w:numId w:val="2"/>
-        </w:numPr>
-        <w:spacing w:after="90" w:line="288"/>
-      </w:pPr>
-      <w:r>
-        <w:rPr>
-          <w:rFonts w:ascii="Inter" w:cs="Inter" w:eastAsia="Inter" w:hAnsi="Inter"/>
-          <w:color w:val="1A1D21"/>
-          <w:sz w:val="21"/>
-          <w:szCs w:val="21"/>
-        </w:rPr>
-        <w:t xml:space="preserve">Native closed-loop workbench (posture #3) — agent queues, SLAs, and macros brought in-house, reusing the RecoveryCase, triggers, connectors, consent, and recovery metrics built for #2. Pursued when demand from #2 justifies it (a real decision, made from evidence — it changes the buyer and the pricing).</w:t>
+        <w:t xml:space="preserve">Larger-volume background processing (NFR-5); multi-language expansion (D-4); team collaboration.</w:t>
+      </w:r>
+    </w:p>
+    <w:p>
+      <w:pPr>
+        <w:pStyle w:val="ListParagraph"/>
+        <w:numPr>
+          <w:ilvl w:val="0"/>
+          <w:numId w:val="2"/>
+        </w:numPr>
+        <w:spacing w:after="90" w:line="288"/>
+      </w:pPr>
+      <w:r>
+        <w:rPr>
+          <w:rFonts w:ascii="Inter" w:cs="Inter" w:eastAsia="Inter" w:hAnsi="Inter"/>
+          <w:color w:val="1A1D21"/>
+          <w:sz w:val="21"/>
+          <w:szCs w:val="21"/>
+        </w:rPr>
+        <w:t xml:space="preserve">Native closed-loop workbench (posture #3) — agent queues, SLAs, macros, and (if demand justifies) sanctioned external integrations — reusing the RecoveryCase, triggers, consent, and recovery metrics.</w:t>
       </w:r>
     </w:p>
     <w:p>
@@ -10210,7 +8947,7 @@
           <w:sz w:val="21"/>
           <w:szCs w:val="21"/>
         </w:rPr>
-        <w:t xml:space="preserve">Driver analysis — what most influences Brand Love and Trust; the love-type distinction (passion vs. intimacy/loyalty, per Nobre 2011) and a resilience measure (does sentiment/repurchase hold after a negative event); benchmarking vs prior periods and optional, opt-in, anonymized peer norms; a research assistant that proposes surveys from the gaps it finds.</w:t>
+        <w:t xml:space="preserve">Driver analysis; the love-type distinction (passion vs. intimacy/loyalty, per Nobre 2011) and a resilience measure; benchmarking vs prior periods and optional anonymized peer norms; a research assistant that proposes surveys from the gaps it finds.</w:t>
       </w:r>
     </w:p>
     <w:p>
@@ -10260,7 +8997,7 @@
           <w:sz w:val="40"/>
           <w:szCs w:val="40"/>
         </w:rPr>
-        <w:t xml:space="preserve">Decisions (resolved in v4)</w:t>
+        <w:t xml:space="preserve">SPECIFY decisions (resolved in v4)</w:t>
       </w:r>
     </w:p>
     <w:p>
@@ -10276,7 +9013,87 @@
           <w:sz w:val="26"/>
           <w:szCs w:val="26"/>
         </w:rPr>
-        <w:t xml:space="preserve">All fifteen prior open questions are now decided (client direction, 2026-07-27). Two items remain pending but non-blocking.</w:t>
+        <w:t xml:space="preserve">Unchanged — summary; full detail in prior versions.</w:t>
+      </w:r>
+    </w:p>
+    <w:p>
+      <w:pPr>
+        <w:spacing w:after="140" w:line="300"/>
+      </w:pPr>
+      <w:r>
+        <w:rPr>
+          <w:rFonts w:ascii="Inter" w:cs="Inter" w:eastAsia="Inter" w:hAnsi="Inter"/>
+          <w:color w:val="1A1D21"/>
+          <w:sz w:val="21"/>
+          <w:szCs w:val="21"/>
+        </w:rPr>
+        <w:t xml:space="preserve">Keep AAA Insights working name (D-1); build survey engine natively (D-2); provider-abstracted hosting, US residency, no lock-in (D-3); English-only MVP (D-4); GDPR+CCPA (D-5); ~5,000-response target (D-6); hybrid tiered + usage pricing (D-7); no design partner yet (D-8, pending); Brand Love grounded in Batra/Ahuvia/Bagozzi 2012, label "Ambivalence" (D-9); competitors generic &amp; configurable (D-10); CSV-first collection, web after legal sign-off (D-11, sign-off owner pending); 1–5 scale + net Love Index (D-12); per-account 24-mo retention (D-13); single-item + inferred Trust in MVP (D-14); four Trust drivers + net Index (D-15); Closed-Loop pillar #2→#3 (D-16).</w:t>
+      </w:r>
+    </w:p>
+    <w:p>
+      <w:pPr>
+        <w:spacing w:after="80" w:before="360"/>
+      </w:pPr>
+      <w:r>
+        <w:rPr>
+          <w:rFonts w:ascii="Inter" w:cs="Inter" w:eastAsia="Inter" w:hAnsi="Inter"/>
+          <w:b/>
+          <w:bCs/>
+          <w:color w:val="6B6F76"/>
+          <w:spacing w:val="40"/>
+          <w:sz w:val="17"/>
+          <w:szCs w:val="17"/>
+        </w:rPr>
+        <w:t xml:space="preserve">SECTION 15</w:t>
+      </w:r>
+    </w:p>
+    <w:p>
+      <w:pPr>
+        <w:pBdr>
+          <w:bottom w:val="single" w:color="1A1D21" w:sz="12" w:space="1"/>
+        </w:pBdr>
+        <w:spacing w:after="80"/>
+        <w:ind w:right="8740"/>
+      </w:pPr>
+      <w:r>
+        <w:rPr>
+          <w:sz w:val="2"/>
+          <w:szCs w:val="2"/>
+        </w:rPr>
+        <w:t xml:space="preserve"/>
+      </w:r>
+    </w:p>
+    <w:p>
+      <w:pPr>
+        <w:pStyle w:val="Heading1"/>
+        <w:spacing w:after="160" w:before="120"/>
+      </w:pPr>
+      <w:r>
+        <w:rPr>
+          <w:rFonts w:ascii="Fraunces" w:cs="Fraunces" w:eastAsia="Fraunces" w:hAnsi="Fraunces"/>
+          <w:b/>
+          <w:bCs/>
+          <w:color w:val="1A1D21"/>
+          <w:sz w:val="40"/>
+          <w:szCs w:val="40"/>
+        </w:rPr>
+        <w:t xml:space="preserve">CHALLENGE resolutions (v6)</w:t>
+      </w:r>
+    </w:p>
+    <w:p>
+      <w:pPr>
+        <w:spacing w:after="200" w:before="60"/>
+      </w:pPr>
+      <w:r>
+        <w:rPr>
+          <w:rFonts w:ascii="Fraunces" w:cs="Fraunces" w:eastAsia="Fraunces" w:hAnsi="Fraunces"/>
+          <w:i/>
+          <w:iCs/>
+          <w:color w:val="6B6F76"/>
+          <w:sz w:val="26"/>
+          <w:szCs w:val="26"/>
+        </w:rPr>
+        <w:t xml:space="preserve">From the Phase-2 review (docs/02_spec_review_report.md). Client decisions:</w:t>
       </w:r>
     </w:p>
     <w:tbl>
@@ -10292,9 +9109,9 @@
         </w:tblBorders>
       </w:tblPr>
       <w:tblGrid>
-        <w:gridCol w:w="900"/>
-        <w:gridCol w:w="2500"/>
-        <w:gridCol w:w="5960"/>
+        <w:gridCol w:w="780"/>
+        <w:gridCol w:w="2600"/>
+        <w:gridCol w:w="5980"/>
       </w:tblGrid>
       <w:tr>
         <w:trPr>
@@ -10302,7 +9119,7 @@
         </w:trPr>
         <w:tc>
           <w:tcPr>
-            <w:tcW w:type="dxa" w:w="900"/>
+            <w:tcW w:type="dxa" w:w="780"/>
             <w:shd w:fill="E5E2DA" w:color="auto" w:val="clear"/>
             <w:tcMar>
               <w:top w:type="dxa" w:w="70"/>
@@ -10330,7 +9147,7 @@
         </w:tc>
         <w:tc>
           <w:tcPr>
-            <w:tcW w:type="dxa" w:w="2500"/>
+            <w:tcW w:type="dxa" w:w="2600"/>
             <w:shd w:fill="E5E2DA" w:color="auto" w:val="clear"/>
             <w:tcMar>
               <w:top w:type="dxa" w:w="70"/>
@@ -10358,7 +9175,7 @@
         </w:tc>
         <w:tc>
           <w:tcPr>
-            <w:tcW w:type="dxa" w:w="5960"/>
+            <w:tcW w:type="dxa" w:w="5980"/>
             <w:shd w:fill="E5E2DA" w:color="auto" w:val="clear"/>
             <w:tcMar>
               <w:top w:type="dxa" w:w="70"/>
@@ -10388,7 +9205,7 @@
       <w:tr>
         <w:tc>
           <w:tcPr>
-            <w:tcW w:type="dxa" w:w="900"/>
+            <w:tcW w:type="dxa" w:w="780"/>
             <w:tcMar>
               <w:top w:type="dxa" w:w="70"/>
               <w:left w:type="dxa" w:w="130"/>
@@ -10407,13 +9224,13 @@
                 <w:sz w:val="19"/>
                 <w:szCs w:val="19"/>
               </w:rPr>
-              <w:t xml:space="preserve">D-1</w:t>
-            </w:r>
-          </w:p>
-        </w:tc>
-        <w:tc>
-          <w:tcPr>
-            <w:tcW w:type="dxa" w:w="2500"/>
+              <w:t xml:space="preserve">D-A</w:t>
+            </w:r>
+          </w:p>
+        </w:tc>
+        <w:tc>
+          <w:tcPr>
+            <w:tcW w:type="dxa" w:w="2600"/>
             <w:tcMar>
               <w:top w:type="dxa" w:w="70"/>
               <w:left w:type="dxa" w:w="130"/>
@@ -10432,13 +9249,13 @@
                 <w:sz w:val="19"/>
                 <w:szCs w:val="19"/>
               </w:rPr>
-              <w:t xml:space="preserve">Product name</w:t>
-            </w:r>
-          </w:p>
-        </w:tc>
-        <w:tc>
-          <w:tcPr>
-            <w:tcW w:type="dxa" w:w="5960"/>
+              <w:t xml:space="preserve">Identity exception for RecoveryCase</w:t>
+            </w:r>
+          </w:p>
+        </w:tc>
+        <w:tc>
+          <w:tcPr>
+            <w:tcW w:type="dxa" w:w="5980"/>
             <w:tcMar>
               <w:top w:type="dxa" w:w="70"/>
               <w:left w:type="dxa" w:w="130"/>
@@ -10457,7 +9274,7 @@
                 <w:sz w:val="19"/>
                 <w:szCs w:val="19"/>
               </w:rPr>
-              <w:t xml:space="preserve">Keep "AAA Insights" as the working title (note overlap with the existing Active Pulse sentiment monitor; revisit branding later).</w:t>
+              <w:t xml:space="preserve">Yes — consented, first-party only. The RecoveryCase is the one identity-linked record (INV-9 exception, X-1).</w:t>
             </w:r>
           </w:p>
         </w:tc>
@@ -10465,7 +9282,7 @@
       <w:tr>
         <w:tc>
           <w:tcPr>
-            <w:tcW w:type="dxa" w:w="900"/>
+            <w:tcW w:type="dxa" w:w="780"/>
             <w:tcMar>
               <w:top w:type="dxa" w:w="70"/>
               <w:left w:type="dxa" w:w="130"/>
@@ -10484,13 +9301,13 @@
                 <w:sz w:val="19"/>
                 <w:szCs w:val="19"/>
               </w:rPr>
-              <w:t xml:space="preserve">D-2</w:t>
-            </w:r>
-          </w:p>
-        </w:tc>
-        <w:tc>
-          <w:tcPr>
-            <w:tcW w:type="dxa" w:w="2500"/>
+              <w:t xml:space="preserve">D-B</w:t>
+            </w:r>
+          </w:p>
+        </w:tc>
+        <w:tc>
+          <w:tcPr>
+            <w:tcW w:type="dxa" w:w="2600"/>
             <w:tcMar>
               <w:top w:type="dxa" w:w="70"/>
               <w:left w:type="dxa" w:w="130"/>
@@ -10509,13 +9326,13 @@
                 <w:sz w:val="19"/>
                 <w:szCs w:val="19"/>
               </w:rPr>
-              <w:t xml:space="preserve">Build vs. buy survey engine</w:t>
-            </w:r>
-          </w:p>
-        </w:tc>
-        <w:tc>
-          <w:tcPr>
-            <w:tcW w:type="dxa" w:w="5960"/>
+              <w:t xml:space="preserve">Unit of recovery measurement</w:t>
+            </w:r>
+          </w:p>
+        </w:tc>
+        <w:tc>
+          <w:tcPr>
+            <w:tcW w:type="dxa" w:w="5980"/>
             <w:tcMar>
               <w:top w:type="dxa" w:w="70"/>
               <w:left w:type="dxa" w:w="130"/>
@@ -10534,7 +9351,7 @@
                 <w:sz w:val="19"/>
                 <w:szCs w:val="19"/>
               </w:rPr>
-              <w:t xml:space="preserve">Build survey collection natively — full control of the survey, conversational, and data experience.</w:t>
+              <w:t xml:space="preserve">Longitudinal for consented first-party customers, plus cohort level (R-38, O-15).</w:t>
             </w:r>
           </w:p>
         </w:tc>
@@ -10542,7 +9359,7 @@
       <w:tr>
         <w:tc>
           <w:tcPr>
-            <w:tcW w:type="dxa" w:w="900"/>
+            <w:tcW w:type="dxa" w:w="780"/>
             <w:tcMar>
               <w:top w:type="dxa" w:w="70"/>
               <w:left w:type="dxa" w:w="130"/>
@@ -10561,13 +9378,13 @@
                 <w:sz w:val="19"/>
                 <w:szCs w:val="19"/>
               </w:rPr>
-              <w:t xml:space="preserve">D-3</w:t>
-            </w:r>
-          </w:p>
-        </w:tc>
-        <w:tc>
-          <w:tcPr>
-            <w:tcW w:type="dxa" w:w="2500"/>
+              <w:t xml:space="preserve">D-C</w:t>
+            </w:r>
+          </w:p>
+        </w:tc>
+        <w:tc>
+          <w:tcPr>
+            <w:tcW w:type="dxa" w:w="2600"/>
             <w:tcMar>
               <w:top w:type="dxa" w:w="70"/>
               <w:left w:type="dxa" w:w="130"/>
@@ -10586,13 +9403,13 @@
                 <w:sz w:val="19"/>
                 <w:szCs w:val="19"/>
               </w:rPr>
-              <w:t xml:space="preserve">AI models / hosting</w:t>
-            </w:r>
-          </w:p>
-        </w:tc>
-        <w:tc>
-          <w:tcPr>
-            <w:tcW w:type="dxa" w:w="5960"/>
+              <w:t xml:space="preserve">Case-opening scope</w:t>
+            </w:r>
+          </w:p>
+        </w:tc>
+        <w:tc>
+          <w:tcPr>
+            <w:tcW w:type="dxa" w:w="5980"/>
             <w:tcMar>
               <w:top w:type="dxa" w:w="70"/>
               <w:left w:type="dxa" w:w="130"/>
@@ -10611,7 +9428,7 @@
                 <w:sz w:val="19"/>
                 <w:szCs w:val="19"/>
               </w:rPr>
-              <w:t xml:space="preserve">Provider-abstracted: best-available models, US data residency available, no lock-in; account data never trains shared models (DPS-9).</w:t>
+              <w:t xml:space="preserve">First-party responses only open contactable cases; public/competitor reviews → anonymous internal-triage only (R-35).</w:t>
             </w:r>
           </w:p>
         </w:tc>
@@ -10619,7 +9436,7 @@
       <w:tr>
         <w:tc>
           <w:tcPr>
-            <w:tcW w:type="dxa" w:w="900"/>
+            <w:tcW w:type="dxa" w:w="780"/>
             <w:tcMar>
               <w:top w:type="dxa" w:w="70"/>
               <w:left w:type="dxa" w:w="130"/>
@@ -10638,13 +9455,13 @@
                 <w:sz w:val="19"/>
                 <w:szCs w:val="19"/>
               </w:rPr>
-              <w:t xml:space="preserve">D-4</w:t>
-            </w:r>
-          </w:p>
-        </w:tc>
-        <w:tc>
-          <w:tcPr>
-            <w:tcW w:type="dxa" w:w="2500"/>
+              <w:t xml:space="preserve">D-D</w:t>
+            </w:r>
+          </w:p>
+        </w:tc>
+        <w:tc>
+          <w:tcPr>
+            <w:tcW w:type="dxa" w:w="2600"/>
             <w:tcMar>
               <w:top w:type="dxa" w:w="70"/>
               <w:left w:type="dxa" w:w="130"/>
@@ -10663,13 +9480,13 @@
                 <w:sz w:val="19"/>
                 <w:szCs w:val="19"/>
               </w:rPr>
-              <w:t xml:space="preserve">Language coverage</w:t>
-            </w:r>
-          </w:p>
-        </w:tc>
-        <w:tc>
-          <w:tcPr>
-            <w:tcW w:type="dxa" w:w="5960"/>
+              <w:t xml:space="preserve">Reinforcement &amp; review-gating</w:t>
+            </w:r>
+          </w:p>
+        </w:tc>
+        <w:tc>
+          <w:tcPr>
+            <w:tcW w:type="dxa" w:w="5980"/>
             <w:tcMar>
               <w:top w:type="dxa" w:w="70"/>
               <w:left w:type="dxa" w:w="130"/>
@@ -10688,7 +9505,7 @@
                 <w:sz w:val="19"/>
                 <w:szCs w:val="19"/>
               </w:rPr>
-              <w:t xml:space="preserve">English-only MVP; multilingual analysis in Phase 2 (E-4).</w:t>
+              <w:t xml:space="preserve">Audience-neutral public-review prompts; referral/advocacy may be sentiment-routed (R-39, O-16).</w:t>
             </w:r>
           </w:p>
         </w:tc>
@@ -10696,7 +9513,7 @@
       <w:tr>
         <w:tc>
           <w:tcPr>
-            <w:tcW w:type="dxa" w:w="900"/>
+            <w:tcW w:type="dxa" w:w="780"/>
             <w:tcMar>
               <w:top w:type="dxa" w:w="70"/>
               <w:left w:type="dxa" w:w="130"/>
@@ -10715,13 +9532,13 @@
                 <w:sz w:val="19"/>
                 <w:szCs w:val="19"/>
               </w:rPr>
-              <w:t xml:space="preserve">D-5</w:t>
-            </w:r>
-          </w:p>
-        </w:tc>
-        <w:tc>
-          <w:tcPr>
-            <w:tcW w:type="dxa" w:w="2500"/>
+              <w:t xml:space="preserve">D-E</w:t>
+            </w:r>
+          </w:p>
+        </w:tc>
+        <w:tc>
+          <w:tcPr>
+            <w:tcW w:type="dxa" w:w="2600"/>
             <w:tcMar>
               <w:top w:type="dxa" w:w="70"/>
               <w:left w:type="dxa" w:w="130"/>
@@ -10740,13 +9557,13 @@
                 <w:sz w:val="19"/>
                 <w:szCs w:val="19"/>
               </w:rPr>
-              <w:t xml:space="preserve">Compliance targets</w:t>
-            </w:r>
-          </w:p>
-        </w:tc>
-        <w:tc>
-          <w:tcPr>
-            <w:tcW w:type="dxa" w:w="5960"/>
+              <w:t xml:space="preserve">External integrations</w:t>
+            </w:r>
+          </w:p>
+        </w:tc>
+        <w:tc>
+          <w:tcPr>
+            <w:tcW w:type="dxa" w:w="5980"/>
             <w:tcMar>
               <w:top w:type="dxa" w:w="70"/>
               <w:left w:type="dxa" w:w="130"/>
@@ -10765,7 +9582,7 @@
                 <w:sz w:val="19"/>
                 <w:szCs w:val="19"/>
               </w:rPr>
-              <w:t xml:space="preserve">GDPR + CCPA for v1; SOC 2 on the roadmap (DPS-8).</w:t>
+              <w:t xml:space="preserve">None in v1 — internal-only loop; team notified, no CRM/helpdesk push (R-37, X-2, DPS-10; Connector removed).</w:t>
             </w:r>
           </w:p>
         </w:tc>
@@ -10773,7 +9590,7 @@
       <w:tr>
         <w:tc>
           <w:tcPr>
-            <w:tcW w:type="dxa" w:w="900"/>
+            <w:tcW w:type="dxa" w:w="780"/>
             <w:tcMar>
               <w:top w:type="dxa" w:w="70"/>
               <w:left w:type="dxa" w:w="130"/>
@@ -10792,13 +9609,13 @@
                 <w:sz w:val="19"/>
                 <w:szCs w:val="19"/>
               </w:rPr>
-              <w:t xml:space="preserve">D-6</w:t>
-            </w:r>
-          </w:p>
-        </w:tc>
-        <w:tc>
-          <w:tcPr>
-            <w:tcW w:type="dxa" w:w="2500"/>
+              <w:t xml:space="preserve">D-F</w:t>
+            </w:r>
+          </w:p>
+        </w:tc>
+        <w:tc>
+          <w:tcPr>
+            <w:tcW w:type="dxa" w:w="2600"/>
             <w:tcMar>
               <w:top w:type="dxa" w:w="70"/>
               <w:left w:type="dxa" w:w="130"/>
@@ -10817,13 +9634,13 @@
                 <w:sz w:val="19"/>
                 <w:szCs w:val="19"/>
               </w:rPr>
-              <w:t xml:space="preserve">MVP volume</w:t>
-            </w:r>
-          </w:p>
-        </w:tc>
-        <w:tc>
-          <w:tcPr>
-            <w:tcW w:type="dxa" w:w="5960"/>
+              <w:t xml:space="preserve">Erasure for scraped authors</w:t>
+            </w:r>
+          </w:p>
+        </w:tc>
+        <w:tc>
+          <w:tcPr>
+            <w:tcW w:type="dxa" w:w="5980"/>
             <w:tcMar>
               <w:top w:type="dxa" w:w="70"/>
               <w:left w:type="dxa" w:w="130"/>
@@ -10842,7 +9659,7 @@
                 <w:sz w:val="19"/>
                 <w:szCs w:val="19"/>
               </w:rPr>
-              <w:t xml:space="preserve">~5,000 responses handled comfortably (NFR-2).</w:t>
+              <w:t xml:space="preserve">Yes — DSR/erasure extended to third-party review authors (DPS-3).</w:t>
             </w:r>
           </w:p>
         </w:tc>
@@ -10850,7 +9667,7 @@
       <w:tr>
         <w:tc>
           <w:tcPr>
-            <w:tcW w:type="dxa" w:w="900"/>
+            <w:tcW w:type="dxa" w:w="780"/>
             <w:tcMar>
               <w:top w:type="dxa" w:w="70"/>
               <w:left w:type="dxa" w:w="130"/>
@@ -10869,13 +9686,13 @@
                 <w:sz w:val="19"/>
                 <w:szCs w:val="19"/>
               </w:rPr>
-              <w:t xml:space="preserve">D-7</w:t>
-            </w:r>
-          </w:p>
-        </w:tc>
-        <w:tc>
-          <w:tcPr>
-            <w:tcW w:type="dxa" w:w="2500"/>
+              <w:t xml:space="preserve">D-G</w:t>
+            </w:r>
+          </w:p>
+        </w:tc>
+        <w:tc>
+          <w:tcPr>
+            <w:tcW w:type="dxa" w:w="2600"/>
             <w:tcMar>
               <w:top w:type="dxa" w:w="70"/>
               <w:left w:type="dxa" w:w="130"/>
@@ -10894,13 +9711,13 @@
                 <w:sz w:val="19"/>
                 <w:szCs w:val="19"/>
               </w:rPr>
-              <w:t xml:space="preserve">Commercial model</w:t>
-            </w:r>
-          </w:p>
-        </w:tc>
-        <w:tc>
-          <w:tcPr>
-            <w:tcW w:type="dxa" w:w="5960"/>
+              <w:t xml:space="preserve">Index composition</w:t>
+            </w:r>
+          </w:p>
+        </w:tc>
+        <w:tc>
+          <w:tcPr>
+            <w:tcW w:type="dxa" w:w="5980"/>
             <w:tcMar>
               <w:top w:type="dxa" w:w="70"/>
               <w:left w:type="dxa" w:w="130"/>
@@ -10919,700 +9736,7 @@
                 <w:sz w:val="19"/>
                 <w:szCs w:val="19"/>
               </w:rPr>
-              <w:t xml:space="preserve">Hybrid: tiered subscription + usage (see note below).</w:t>
-            </w:r>
-          </w:p>
-        </w:tc>
-      </w:tr>
-      <w:tr>
-        <w:tc>
-          <w:tcPr>
-            <w:tcW w:type="dxa" w:w="900"/>
-            <w:tcMar>
-              <w:top w:type="dxa" w:w="70"/>
-              <w:left w:type="dxa" w:w="130"/>
-              <w:bottom w:type="dxa" w:w="70"/>
-              <w:right w:type="dxa" w:w="130"/>
-            </w:tcMar>
-          </w:tcPr>
-          <w:p>
-            <w:pPr>
-              <w:spacing w:after="0" w:line="250"/>
-            </w:pPr>
-            <w:r>
-              <w:rPr>
-                <w:rFonts w:ascii="Inter" w:cs="Inter" w:eastAsia="Inter" w:hAnsi="Inter"/>
-                <w:color w:val="1A1D21"/>
-                <w:sz w:val="19"/>
-                <w:szCs w:val="19"/>
-              </w:rPr>
-              <w:t xml:space="preserve">D-8</w:t>
-            </w:r>
-          </w:p>
-        </w:tc>
-        <w:tc>
-          <w:tcPr>
-            <w:tcW w:type="dxa" w:w="2500"/>
-            <w:tcMar>
-              <w:top w:type="dxa" w:w="70"/>
-              <w:left w:type="dxa" w:w="130"/>
-              <w:bottom w:type="dxa" w:w="70"/>
-              <w:right w:type="dxa" w:w="130"/>
-            </w:tcMar>
-          </w:tcPr>
-          <w:p>
-            <w:pPr>
-              <w:spacing w:after="0" w:line="250"/>
-            </w:pPr>
-            <w:r>
-              <w:rPr>
-                <w:rFonts w:ascii="Inter" w:cs="Inter" w:eastAsia="Inter" w:hAnsi="Inter"/>
-                <w:color w:val="1A1D21"/>
-                <w:sz w:val="19"/>
-                <w:szCs w:val="19"/>
-              </w:rPr>
-              <w:t xml:space="preserve">First design partner</w:t>
-            </w:r>
-          </w:p>
-        </w:tc>
-        <w:tc>
-          <w:tcPr>
-            <w:tcW w:type="dxa" w:w="5960"/>
-            <w:tcMar>
-              <w:top w:type="dxa" w:w="70"/>
-              <w:left w:type="dxa" w:w="130"/>
-              <w:bottom w:type="dxa" w:w="70"/>
-              <w:right w:type="dxa" w:w="130"/>
-            </w:tcMar>
-          </w:tcPr>
-          <w:p>
-            <w:pPr>
-              <w:spacing w:after="0" w:line="250"/>
-            </w:pPr>
-            <w:r>
-              <w:rPr>
-                <w:rFonts w:ascii="Inter" w:cs="Inter" w:eastAsia="Inter" w:hAnsi="Inter"/>
-                <w:color w:val="1A1D21"/>
-                <w:sz w:val="19"/>
-                <w:szCs w:val="19"/>
-              </w:rPr>
-              <w:t xml:space="preserve">None yet — build a generic MVP; find a partner in parallel (pending).</w:t>
-            </w:r>
-          </w:p>
-        </w:tc>
-      </w:tr>
-      <w:tr>
-        <w:tc>
-          <w:tcPr>
-            <w:tcW w:type="dxa" w:w="900"/>
-            <w:tcMar>
-              <w:top w:type="dxa" w:w="70"/>
-              <w:left w:type="dxa" w:w="130"/>
-              <w:bottom w:type="dxa" w:w="70"/>
-              <w:right w:type="dxa" w:w="130"/>
-            </w:tcMar>
-          </w:tcPr>
-          <w:p>
-            <w:pPr>
-              <w:spacing w:after="0" w:line="250"/>
-            </w:pPr>
-            <w:r>
-              <w:rPr>
-                <w:rFonts w:ascii="Inter" w:cs="Inter" w:eastAsia="Inter" w:hAnsi="Inter"/>
-                <w:color w:val="1A1D21"/>
-                <w:sz w:val="19"/>
-                <w:szCs w:val="19"/>
-              </w:rPr>
-              <w:t xml:space="preserve">D-9</w:t>
-            </w:r>
-          </w:p>
-        </w:tc>
-        <w:tc>
-          <w:tcPr>
-            <w:tcW w:type="dxa" w:w="2500"/>
-            <w:tcMar>
-              <w:top w:type="dxa" w:w="70"/>
-              <w:left w:type="dxa" w:w="130"/>
-              <w:bottom w:type="dxa" w:w="70"/>
-              <w:right w:type="dxa" w:w="130"/>
-            </w:tcMar>
-          </w:tcPr>
-          <w:p>
-            <w:pPr>
-              <w:spacing w:after="0" w:line="250"/>
-            </w:pPr>
-            <w:r>
-              <w:rPr>
-                <w:rFonts w:ascii="Inter" w:cs="Inter" w:eastAsia="Inter" w:hAnsi="Inter"/>
-                <w:color w:val="1A1D21"/>
-                <w:sz w:val="19"/>
-                <w:szCs w:val="19"/>
-              </w:rPr>
-              <w:t xml:space="preserve">Brand Love framework &amp; label</w:t>
-            </w:r>
-          </w:p>
-        </w:tc>
-        <w:tc>
-          <w:tcPr>
-            <w:tcW w:type="dxa" w:w="5960"/>
-            <w:tcMar>
-              <w:top w:type="dxa" w:w="70"/>
-              <w:left w:type="dxa" w:w="130"/>
-              <w:bottom w:type="dxa" w:w="70"/>
-              <w:right w:type="dxa" w:w="130"/>
-            </w:tcMar>
-          </w:tcPr>
-          <w:p>
-            <w:pPr>
-              <w:spacing w:after="0" w:line="250"/>
-            </w:pPr>
-            <w:r>
-              <w:rPr>
-                <w:rFonts w:ascii="Inter" w:cs="Inter" w:eastAsia="Inter" w:hAnsi="Inter"/>
-                <w:color w:val="1A1D21"/>
-                <w:sz w:val="19"/>
-                <w:szCs w:val="19"/>
-              </w:rPr>
-              <w:t xml:space="preserve">Grounded in Batra/Ahuvia/Bagozzi (2012). Middle label = "Ambivalence" (changed from "Ambiguity"). Scale: Love / Like / Ambivalence / Dislike / Hate.</w:t>
-            </w:r>
-          </w:p>
-        </w:tc>
-      </w:tr>
-      <w:tr>
-        <w:tc>
-          <w:tcPr>
-            <w:tcW w:type="dxa" w:w="900"/>
-            <w:tcMar>
-              <w:top w:type="dxa" w:w="70"/>
-              <w:left w:type="dxa" w:w="130"/>
-              <w:bottom w:type="dxa" w:w="70"/>
-              <w:right w:type="dxa" w:w="130"/>
-            </w:tcMar>
-          </w:tcPr>
-          <w:p>
-            <w:pPr>
-              <w:spacing w:after="0" w:line="250"/>
-            </w:pPr>
-            <w:r>
-              <w:rPr>
-                <w:rFonts w:ascii="Inter" w:cs="Inter" w:eastAsia="Inter" w:hAnsi="Inter"/>
-                <w:color w:val="1A1D21"/>
-                <w:sz w:val="19"/>
-                <w:szCs w:val="19"/>
-              </w:rPr>
-              <w:t xml:space="preserve">D-10</w:t>
-            </w:r>
-          </w:p>
-        </w:tc>
-        <w:tc>
-          <w:tcPr>
-            <w:tcW w:type="dxa" w:w="2500"/>
-            <w:tcMar>
-              <w:top w:type="dxa" w:w="70"/>
-              <w:left w:type="dxa" w:w="130"/>
-              <w:bottom w:type="dxa" w:w="70"/>
-              <w:right w:type="dxa" w:w="130"/>
-            </w:tcMar>
-          </w:tcPr>
-          <w:p>
-            <w:pPr>
-              <w:spacing w:after="0" w:line="250"/>
-            </w:pPr>
-            <w:r>
-              <w:rPr>
-                <w:rFonts w:ascii="Inter" w:cs="Inter" w:eastAsia="Inter" w:hAnsi="Inter"/>
-                <w:color w:val="1A1D21"/>
-                <w:sz w:val="19"/>
-                <w:szCs w:val="19"/>
-              </w:rPr>
-              <w:t xml:space="preserve">Competitors &amp; sources</w:t>
-            </w:r>
-          </w:p>
-        </w:tc>
-        <w:tc>
-          <w:tcPr>
-            <w:tcW w:type="dxa" w:w="5960"/>
-            <w:tcMar>
-              <w:top w:type="dxa" w:w="70"/>
-              <w:left w:type="dxa" w:w="130"/>
-              <w:bottom w:type="dxa" w:w="70"/>
-              <w:right w:type="dxa" w:w="130"/>
-            </w:tcMar>
-          </w:tcPr>
-          <w:p>
-            <w:pPr>
-              <w:spacing w:after="0" w:line="250"/>
-            </w:pPr>
-            <w:r>
-              <w:rPr>
-                <w:rFonts w:ascii="Inter" w:cs="Inter" w:eastAsia="Inter" w:hAnsi="Inter"/>
-                <w:color w:val="1A1D21"/>
-                <w:sz w:val="19"/>
-                <w:szCs w:val="19"/>
-              </w:rPr>
-              <w:t xml:space="preserve">Generic &amp; configurable — each account sets its own competitors and sources; no presets.</w:t>
-            </w:r>
-          </w:p>
-        </w:tc>
-      </w:tr>
-      <w:tr>
-        <w:tc>
-          <w:tcPr>
-            <w:tcW w:type="dxa" w:w="900"/>
-            <w:tcMar>
-              <w:top w:type="dxa" w:w="70"/>
-              <w:left w:type="dxa" w:w="130"/>
-              <w:bottom w:type="dxa" w:w="70"/>
-              <w:right w:type="dxa" w:w="130"/>
-            </w:tcMar>
-          </w:tcPr>
-          <w:p>
-            <w:pPr>
-              <w:spacing w:after="0" w:line="250"/>
-            </w:pPr>
-            <w:r>
-              <w:rPr>
-                <w:rFonts w:ascii="Inter" w:cs="Inter" w:eastAsia="Inter" w:hAnsi="Inter"/>
-                <w:color w:val="1A1D21"/>
-                <w:sz w:val="19"/>
-                <w:szCs w:val="19"/>
-              </w:rPr>
-              <w:t xml:space="preserve">D-11</w:t>
-            </w:r>
-          </w:p>
-        </w:tc>
-        <w:tc>
-          <w:tcPr>
-            <w:tcW w:type="dxa" w:w="2500"/>
-            <w:tcMar>
-              <w:top w:type="dxa" w:w="70"/>
-              <w:left w:type="dxa" w:w="130"/>
-              <w:bottom w:type="dxa" w:w="70"/>
-              <w:right w:type="dxa" w:w="130"/>
-            </w:tcMar>
-          </w:tcPr>
-          <w:p>
-            <w:pPr>
-              <w:spacing w:after="0" w:line="250"/>
-            </w:pPr>
-            <w:r>
-              <w:rPr>
-                <w:rFonts w:ascii="Inter" w:cs="Inter" w:eastAsia="Inter" w:hAnsi="Inter"/>
-                <w:color w:val="1A1D21"/>
-                <w:sz w:val="19"/>
-                <w:szCs w:val="19"/>
-              </w:rPr>
-              <w:t xml:space="preserve">Collection method &amp; legal sign-off</w:t>
-            </w:r>
-          </w:p>
-        </w:tc>
-        <w:tc>
-          <w:tcPr>
-            <w:tcW w:type="dxa" w:w="5960"/>
-            <w:tcMar>
-              <w:top w:type="dxa" w:w="70"/>
-              <w:left w:type="dxa" w:w="130"/>
-              <w:bottom w:type="dxa" w:w="70"/>
-              <w:right w:type="dxa" w:w="130"/>
-            </w:tcMar>
-          </w:tcPr>
-          <w:p>
-            <w:pPr>
-              <w:spacing w:after="0" w:line="250"/>
-            </w:pPr>
-            <w:r>
-              <w:rPr>
-                <w:rFonts w:ascii="Inter" w:cs="Inter" w:eastAsia="Inter" w:hAnsi="Inter"/>
-                <w:color w:val="1A1D21"/>
-                <w:sz w:val="19"/>
-                <w:szCs w:val="19"/>
-              </w:rPr>
-              <w:t xml:space="preserve">CSV import first (MVP); APIs/licensed feeds in Phase 1; live web collection only after the client’s legal sign-off (DPS-7). Sign-off owner (pending).</w:t>
-            </w:r>
-          </w:p>
-        </w:tc>
-      </w:tr>
-      <w:tr>
-        <w:tc>
-          <w:tcPr>
-            <w:tcW w:type="dxa" w:w="900"/>
-            <w:tcMar>
-              <w:top w:type="dxa" w:w="70"/>
-              <w:left w:type="dxa" w:w="130"/>
-              <w:bottom w:type="dxa" w:w="70"/>
-              <w:right w:type="dxa" w:w="130"/>
-            </w:tcMar>
-          </w:tcPr>
-          <w:p>
-            <w:pPr>
-              <w:spacing w:after="0" w:line="250"/>
-            </w:pPr>
-            <w:r>
-              <w:rPr>
-                <w:rFonts w:ascii="Inter" w:cs="Inter" w:eastAsia="Inter" w:hAnsi="Inter"/>
-                <w:color w:val="1A1D21"/>
-                <w:sz w:val="19"/>
-                <w:szCs w:val="19"/>
-              </w:rPr>
-              <w:t xml:space="preserve">D-12</w:t>
-            </w:r>
-          </w:p>
-        </w:tc>
-        <w:tc>
-          <w:tcPr>
-            <w:tcW w:type="dxa" w:w="2500"/>
-            <w:tcMar>
-              <w:top w:type="dxa" w:w="70"/>
-              <w:left w:type="dxa" w:w="130"/>
-              <w:bottom w:type="dxa" w:w="70"/>
-              <w:right w:type="dxa" w:w="130"/>
-            </w:tcMar>
-          </w:tcPr>
-          <w:p>
-            <w:pPr>
-              <w:spacing w:after="0" w:line="250"/>
-            </w:pPr>
-            <w:r>
-              <w:rPr>
-                <w:rFonts w:ascii="Inter" w:cs="Inter" w:eastAsia="Inter" w:hAnsi="Inter"/>
-                <w:color w:val="1A1D21"/>
-                <w:sz w:val="19"/>
-                <w:szCs w:val="19"/>
-              </w:rPr>
-              <w:t xml:space="preserve">Normalization &amp; Love Index</w:t>
-            </w:r>
-          </w:p>
-        </w:tc>
-        <w:tc>
-          <w:tcPr>
-            <w:tcW w:type="dxa" w:w="5960"/>
-            <w:tcMar>
-              <w:top w:type="dxa" w:w="70"/>
-              <w:left w:type="dxa" w:w="130"/>
-              <w:bottom w:type="dxa" w:w="70"/>
-              <w:right w:type="dxa" w:w="130"/>
-            </w:tcMar>
-          </w:tcPr>
-          <w:p>
-            <w:pPr>
-              <w:spacing w:after="0" w:line="250"/>
-            </w:pPr>
-            <w:r>
-              <w:rPr>
-                <w:rFonts w:ascii="Inter" w:cs="Inter" w:eastAsia="Inter" w:hAnsi="Inter"/>
-                <w:color w:val="1A1D21"/>
-                <w:sz w:val="19"/>
-                <w:szCs w:val="19"/>
-              </w:rPr>
-              <w:t xml:space="preserve">Common 1–5 scale; Brand Love Index = %(Love+Like) − %(Dislike+Hate).</w:t>
-            </w:r>
-          </w:p>
-        </w:tc>
-      </w:tr>
-      <w:tr>
-        <w:tc>
-          <w:tcPr>
-            <w:tcW w:type="dxa" w:w="900"/>
-            <w:tcMar>
-              <w:top w:type="dxa" w:w="70"/>
-              <w:left w:type="dxa" w:w="130"/>
-              <w:bottom w:type="dxa" w:w="70"/>
-              <w:right w:type="dxa" w:w="130"/>
-            </w:tcMar>
-          </w:tcPr>
-          <w:p>
-            <w:pPr>
-              <w:spacing w:after="0" w:line="250"/>
-            </w:pPr>
-            <w:r>
-              <w:rPr>
-                <w:rFonts w:ascii="Inter" w:cs="Inter" w:eastAsia="Inter" w:hAnsi="Inter"/>
-                <w:color w:val="1A1D21"/>
-                <w:sz w:val="19"/>
-                <w:szCs w:val="19"/>
-              </w:rPr>
-              <w:t xml:space="preserve">D-13</w:t>
-            </w:r>
-          </w:p>
-        </w:tc>
-        <w:tc>
-          <w:tcPr>
-            <w:tcW w:type="dxa" w:w="2500"/>
-            <w:tcMar>
-              <w:top w:type="dxa" w:w="70"/>
-              <w:left w:type="dxa" w:w="130"/>
-              <w:bottom w:type="dxa" w:w="70"/>
-              <w:right w:type="dxa" w:w="130"/>
-            </w:tcMar>
-          </w:tcPr>
-          <w:p>
-            <w:pPr>
-              <w:spacing w:after="0" w:line="250"/>
-            </w:pPr>
-            <w:r>
-              <w:rPr>
-                <w:rFonts w:ascii="Inter" w:cs="Inter" w:eastAsia="Inter" w:hAnsi="Inter"/>
-                <w:color w:val="1A1D21"/>
-                <w:sz w:val="19"/>
-                <w:szCs w:val="19"/>
-              </w:rPr>
-              <w:t xml:space="preserve">Collected-data retention</w:t>
-            </w:r>
-          </w:p>
-        </w:tc>
-        <w:tc>
-          <w:tcPr>
-            <w:tcW w:type="dxa" w:w="5960"/>
-            <w:tcMar>
-              <w:top w:type="dxa" w:w="70"/>
-              <w:left w:type="dxa" w:w="130"/>
-              <w:bottom w:type="dxa" w:w="70"/>
-              <w:right w:type="dxa" w:w="130"/>
-            </w:tcMar>
-          </w:tcPr>
-          <w:p>
-            <w:pPr>
-              <w:spacing w:after="0" w:line="250"/>
-            </w:pPr>
-            <w:r>
-              <w:rPr>
-                <w:rFonts w:ascii="Inter" w:cs="Inter" w:eastAsia="Inter" w:hAnsi="Inter"/>
-                <w:color w:val="1A1D21"/>
-                <w:sz w:val="19"/>
-                <w:szCs w:val="19"/>
-              </w:rPr>
-              <w:t xml:space="preserve">Per-account configurable, 24-month default (DPS-5).</w:t>
-            </w:r>
-          </w:p>
-        </w:tc>
-      </w:tr>
-      <w:tr>
-        <w:tc>
-          <w:tcPr>
-            <w:tcW w:type="dxa" w:w="900"/>
-            <w:tcMar>
-              <w:top w:type="dxa" w:w="70"/>
-              <w:left w:type="dxa" w:w="130"/>
-              <w:bottom w:type="dxa" w:w="70"/>
-              <w:right w:type="dxa" w:w="130"/>
-            </w:tcMar>
-          </w:tcPr>
-          <w:p>
-            <w:pPr>
-              <w:spacing w:after="0" w:line="250"/>
-            </w:pPr>
-            <w:r>
-              <w:rPr>
-                <w:rFonts w:ascii="Inter" w:cs="Inter" w:eastAsia="Inter" w:hAnsi="Inter"/>
-                <w:color w:val="1A1D21"/>
-                <w:sz w:val="19"/>
-                <w:szCs w:val="19"/>
-              </w:rPr>
-              <w:t xml:space="preserve">D-14</w:t>
-            </w:r>
-          </w:p>
-        </w:tc>
-        <w:tc>
-          <w:tcPr>
-            <w:tcW w:type="dxa" w:w="2500"/>
-            <w:tcMar>
-              <w:top w:type="dxa" w:w="70"/>
-              <w:left w:type="dxa" w:w="130"/>
-              <w:bottom w:type="dxa" w:w="70"/>
-              <w:right w:type="dxa" w:w="130"/>
-            </w:tcMar>
-          </w:tcPr>
-          <w:p>
-            <w:pPr>
-              <w:spacing w:after="0" w:line="250"/>
-            </w:pPr>
-            <w:r>
-              <w:rPr>
-                <w:rFonts w:ascii="Inter" w:cs="Inter" w:eastAsia="Inter" w:hAnsi="Inter"/>
-                <w:color w:val="1A1D21"/>
-                <w:sz w:val="19"/>
-                <w:szCs w:val="19"/>
-              </w:rPr>
-              <w:t xml:space="preserve">Trust depth for v1</w:t>
-            </w:r>
-          </w:p>
-        </w:tc>
-        <w:tc>
-          <w:tcPr>
-            <w:tcW w:type="dxa" w:w="5960"/>
-            <w:tcMar>
-              <w:top w:type="dxa" w:w="70"/>
-              <w:left w:type="dxa" w:w="130"/>
-              <w:bottom w:type="dxa" w:w="70"/>
-              <w:right w:type="dxa" w:w="130"/>
-            </w:tcMar>
-          </w:tcPr>
-          <w:p>
-            <w:pPr>
-              <w:spacing w:after="0" w:line="250"/>
-            </w:pPr>
-            <w:r>
-              <w:rPr>
-                <w:rFonts w:ascii="Inter" w:cs="Inter" w:eastAsia="Inter" w:hAnsi="Inter"/>
-                <w:color w:val="1A1D21"/>
-                <w:sz w:val="19"/>
-                <w:szCs w:val="19"/>
-              </w:rPr>
-              <w:t xml:space="preserve">Single-item trust + inferred trust in the MVP; driver battery is a fast-follow.</w:t>
-            </w:r>
-          </w:p>
-        </w:tc>
-      </w:tr>
-      <w:tr>
-        <w:tc>
-          <w:tcPr>
-            <w:tcW w:type="dxa" w:w="900"/>
-            <w:tcMar>
-              <w:top w:type="dxa" w:w="70"/>
-              <w:left w:type="dxa" w:w="130"/>
-              <w:bottom w:type="dxa" w:w="70"/>
-              <w:right w:type="dxa" w:w="130"/>
-            </w:tcMar>
-          </w:tcPr>
-          <w:p>
-            <w:pPr>
-              <w:spacing w:after="0" w:line="250"/>
-            </w:pPr>
-            <w:r>
-              <w:rPr>
-                <w:rFonts w:ascii="Inter" w:cs="Inter" w:eastAsia="Inter" w:hAnsi="Inter"/>
-                <w:color w:val="1A1D21"/>
-                <w:sz w:val="19"/>
-                <w:szCs w:val="19"/>
-              </w:rPr>
-              <w:t xml:space="preserve">D-15</w:t>
-            </w:r>
-          </w:p>
-        </w:tc>
-        <w:tc>
-          <w:tcPr>
-            <w:tcW w:type="dxa" w:w="2500"/>
-            <w:tcMar>
-              <w:top w:type="dxa" w:w="70"/>
-              <w:left w:type="dxa" w:w="130"/>
-              <w:bottom w:type="dxa" w:w="70"/>
-              <w:right w:type="dxa" w:w="130"/>
-            </w:tcMar>
-          </w:tcPr>
-          <w:p>
-            <w:pPr>
-              <w:spacing w:after="0" w:line="250"/>
-            </w:pPr>
-            <w:r>
-              <w:rPr>
-                <w:rFonts w:ascii="Inter" w:cs="Inter" w:eastAsia="Inter" w:hAnsi="Inter"/>
-                <w:color w:val="1A1D21"/>
-                <w:sz w:val="19"/>
-                <w:szCs w:val="19"/>
-              </w:rPr>
-              <w:t xml:space="preserve">Trust drivers &amp; Trust Index</w:t>
-            </w:r>
-          </w:p>
-        </w:tc>
-        <w:tc>
-          <w:tcPr>
-            <w:tcW w:type="dxa" w:w="5960"/>
-            <w:tcMar>
-              <w:top w:type="dxa" w:w="70"/>
-              <w:left w:type="dxa" w:w="130"/>
-              <w:bottom w:type="dxa" w:w="70"/>
-              <w:right w:type="dxa" w:w="130"/>
-            </w:tcMar>
-          </w:tcPr>
-          <w:p>
-            <w:pPr>
-              <w:spacing w:after="0" w:line="250"/>
-            </w:pPr>
-            <w:r>
-              <w:rPr>
-                <w:rFonts w:ascii="Inter" w:cs="Inter" w:eastAsia="Inter" w:hAnsi="Inter"/>
-                <w:color w:val="1A1D21"/>
-                <w:sz w:val="19"/>
-                <w:szCs w:val="19"/>
-              </w:rPr>
-              <w:t xml:space="preserve">Drivers: reliability, integrity, benevolence, security/privacy; Trust Index = %positive-trust − %negative-trust.</w:t>
-            </w:r>
-          </w:p>
-        </w:tc>
-      </w:tr>
-      <w:tr>
-        <w:tc>
-          <w:tcPr>
-            <w:tcW w:type="dxa" w:w="900"/>
-            <w:tcMar>
-              <w:top w:type="dxa" w:w="70"/>
-              <w:left w:type="dxa" w:w="130"/>
-              <w:bottom w:type="dxa" w:w="70"/>
-              <w:right w:type="dxa" w:w="130"/>
-            </w:tcMar>
-          </w:tcPr>
-          <w:p>
-            <w:pPr>
-              <w:spacing w:after="0" w:line="250"/>
-            </w:pPr>
-            <w:r>
-              <w:rPr>
-                <w:rFonts w:ascii="Inter" w:cs="Inter" w:eastAsia="Inter" w:hAnsi="Inter"/>
-                <w:color w:val="1A1D21"/>
-                <w:sz w:val="19"/>
-                <w:szCs w:val="19"/>
-              </w:rPr>
-              <w:t xml:space="preserve">D-16</w:t>
-            </w:r>
-          </w:p>
-        </w:tc>
-        <w:tc>
-          <w:tcPr>
-            <w:tcW w:type="dxa" w:w="2500"/>
-            <w:tcMar>
-              <w:top w:type="dxa" w:w="70"/>
-              <w:left w:type="dxa" w:w="130"/>
-              <w:bottom w:type="dxa" w:w="70"/>
-              <w:right w:type="dxa" w:w="130"/>
-            </w:tcMar>
-          </w:tcPr>
-          <w:p>
-            <w:pPr>
-              <w:spacing w:after="0" w:line="250"/>
-            </w:pPr>
-            <w:r>
-              <w:rPr>
-                <w:rFonts w:ascii="Inter" w:cs="Inter" w:eastAsia="Inter" w:hAnsi="Inter"/>
-                <w:color w:val="1A1D21"/>
-                <w:sz w:val="19"/>
-                <w:szCs w:val="19"/>
-              </w:rPr>
-              <w:t xml:space="preserve">Closed-loop / service recovery (v5)</w:t>
-            </w:r>
-          </w:p>
-        </w:tc>
-        <w:tc>
-          <w:tcPr>
-            <w:tcW w:type="dxa" w:w="5960"/>
-            <w:tcMar>
-              <w:top w:type="dxa" w:w="70"/>
-              <w:left w:type="dxa" w:w="130"/>
-              <w:bottom w:type="dxa" w:w="70"/>
-              <w:right w:type="dxa" w:w="130"/>
-            </w:tcMar>
-          </w:tcPr>
-          <w:p>
-            <w:pPr>
-              <w:spacing w:after="0" w:line="250"/>
-            </w:pPr>
-            <w:r>
-              <w:rPr>
-                <w:rFonts w:ascii="Inter" w:cs="Inter" w:eastAsia="Inter" w:hAnsi="Inter"/>
-                <w:color w:val="1A1D21"/>
-                <w:sz w:val="19"/>
-                <w:szCs w:val="19"/>
-              </w:rPr>
-              <w:t xml:space="preserve">Adopt the Closed-Loop pillar as posture #2 (orchestrate + measure), architected for #3 (native workflow) as a later horizon. MVP: detect + prioritize detractors + opt-in follow-up; full loop + recovery measurement in Phase 1.</w:t>
+              <w:t xml:space="preserve">Stated-only headline Index; inferred = labeled companion; unreadable → "unknown," never Ambivalence (O-11/O-12, R-30, INV-14, INV-4).</w:t>
             </w:r>
           </w:p>
         </w:tc>
@@ -11631,7 +9755,7 @@
           <w:sz w:val="22"/>
           <w:szCs w:val="22"/>
         </w:rPr>
-        <w:t xml:space="preserve">Commercial model note (D-7)</w:t>
+        <w:t xml:space="preserve">Resolved by AAA and folded in (F-8–F-19)</w:t>
       </w:r>
     </w:p>
     <w:p>
@@ -11645,37 +9769,7 @@
           <w:sz w:val="21"/>
           <w:szCs w:val="21"/>
         </w:rPr>
-        <w:t xml:space="preserve">A hybrid built for SMB/mid-market — tiered subscription plans (e.g. Starter / Growth / Pro) bundling a monthly response/analysis allowance, with usage-based overage and a competitor-tracking add-on. Fuller pricing is a go-to-market decision to firm up alongside the first design partner; the spec only assumes the account/billing hooks in R-21.</w:t>
-      </w:r>
-    </w:p>
-    <w:p>
-      <w:pPr>
-        <w:spacing w:after="90" w:before="200"/>
-      </w:pPr>
-      <w:r>
-        <w:rPr>
-          <w:rFonts w:ascii="Inter" w:cs="Inter" w:eastAsia="Inter" w:hAnsi="Inter"/>
-          <w:b/>
-          <w:bCs/>
-          <w:color w:val="1A1D21"/>
-          <w:sz w:val="22"/>
-          <w:szCs w:val="22"/>
-        </w:rPr>
-        <w:t xml:space="preserve">Still pending (non-blocking)</w:t>
-      </w:r>
-    </w:p>
-    <w:p>
-      <w:pPr>
-        <w:spacing w:after="140" w:line="300"/>
-      </w:pPr>
-      <w:r>
-        <w:rPr>
-          <w:rFonts w:ascii="Inter" w:cs="Inter" w:eastAsia="Inter" w:hAnsi="Inter"/>
-          <w:color w:val="1A1D21"/>
-          <w:sz w:val="21"/>
-          <w:szCs w:val="21"/>
-        </w:rPr>
-        <w:t xml:space="preserve">A named first design partner (D-8) and the named legal sign-off owner for web collection (D-11). Neither blocks approval or the MVP build; both are needed before their respective Phase-1 features go live.</w:t>
+        <w:t xml:space="preserve">Bot/abuse defense (R-41), conversational safety (R-45), admin auth + secrets (R-42/R-43/DPS-11), PII redaction (R-44/INV-8), "unknown" vs Ambivalence (INV-14/data model), case dedup/throttle (R-35/E-21), recovery_rate = measured (O-15), NFR numbers (NFR-2/3/8/9, proposed), timezone/UTC (E-22/NFR-9), retention hold (DPS-5), case-owner role (R-21), age-gate (R-34/E-23).</w:t>
       </w:r>
     </w:p>
     <w:p>
@@ -11730,7 +9824,7 @@
           <w:sz w:val="40"/>
           <w:szCs w:val="40"/>
         </w:rPr>
-        <w:t xml:space="preserve">The Phase-1 gate</w:t>
+        <w:t xml:space="preserve">The CHALLENGE gate</w:t>
       </w:r>
     </w:p>
     <w:p>

--- a/AAA_Insights_PRD.docx
+++ b/AAA_Insights_PRD.docx
@@ -133,7 +133,7 @@
           <w:sz w:val="18"/>
           <w:szCs w:val="18"/>
         </w:rPr>
-        <w:t xml:space="preserve">v6 — Draft (CHALLENGE resolutions folded in — ready for approval)</w:t>
+        <w:t xml:space="preserve">v7 — Draft (Emotion &amp; Experience pillar added — ready for approval)</w:t>
       </w:r>
     </w:p>
     <w:p>
@@ -156,7 +156,7 @@
           <w:sz w:val="18"/>
           <w:szCs w:val="18"/>
         </w:rPr>
-        <w:t xml:space="preserve">2026-07-27</w:t>
+        <w:t xml:space="preserve">2026-07-30</w:t>
       </w:r>
     </w:p>
     <w:p>
@@ -225,7 +225,7 @@
           <w:sz w:val="18"/>
           <w:szCs w:val="18"/>
         </w:rPr>
-        <w:t xml:space="preserve">Grounded AI™ — Phase 2 (CHALLENGE → v6)</w:t>
+        <w:t xml:space="preserve">Grounded AI™ — Phase 1 (SPECIFY increment → v7)</w:t>
       </w:r>
     </w:p>
     <w:p>
@@ -264,7 +264,7 @@
           <w:sz w:val="17"/>
           <w:szCs w:val="17"/>
         </w:rPr>
-        <w:t xml:space="preserve">WHAT CHANGED IN V6</w:t>
+        <w:t xml:space="preserve">WHAT CHANGED IN V7</w:t>
       </w:r>
     </w:p>
     <w:p>
@@ -323,7 +323,7 @@
                 <w:sz w:val="20"/>
                 <w:szCs w:val="20"/>
               </w:rPr>
-              <w:t xml:space="preserve">Revised 2026-07-27 — CHALLENGE resolutions folded in</w:t>
+              <w:t xml:space="preserve">Revised 2026-07-30 — Emotion &amp; Experience pillar added</w:t>
             </w:r>
           </w:p>
           <w:p>
@@ -337,7 +337,7 @@
                 <w:sz w:val="20"/>
                 <w:szCs w:val="20"/>
               </w:rPr>
-              <w:t xml:space="preserve">• Recovery loop is now INTERNAL-only — no customer data pushed to external CRM/helpdesk (D-E). Team is notified; the case is owned and resolved in-app.</w:t>
+              <w:t xml:space="preserve">• New: an Emotion profile (O-17) — the specific emotions customers voice about the brand (pride, relief, delight vs. frustration, disappointment, anger), with intensity, confidence, verbatims, and trend.</w:t>
             </w:r>
           </w:p>
           <w:p>
@@ -351,7 +351,7 @@
                 <w:sz w:val="20"/>
                 <w:szCs w:val="20"/>
               </w:rPr>
-              <w:t xml:space="preserve">• A consented, first-party RecoveryCase is the one allowed identity-linked record (INV-9 exception, D-A/D-B). Case outreach is first-party only (D-C).</w:t>
+              <w:t xml:space="preserve">• New: a Strengths &amp; Gripes board (O-18) — the pluses and minuses customers name, per aspect, ranked by their association with Brand Love / Trust (association, not causation).</w:t>
             </w:r>
           </w:p>
           <w:p>
@@ -365,7 +365,7 @@
                 <w:sz w:val="20"/>
                 <w:szCs w:val="20"/>
               </w:rPr>
-              <w:t xml:space="preserve">• Review prompts are audience-neutral to avoid review-gating (D-D). Erasure now covers scraped third-party review authors (D-F).</w:t>
+              <w:t xml:space="preserve">• Both compare own brand vs. competitors (O-19). Emotions use a compact headline set (~7) that rolls up a finer sub-emotion set on demand (D-17).</w:t>
             </w:r>
           </w:p>
           <w:p>
@@ -379,7 +379,7 @@
                 <w:sz w:val="20"/>
                 <w:szCs w:val="20"/>
               </w:rPr>
-              <w:t xml:space="preserve">• Brand Love / Trust Indices are STATED-only; inferred reads are a labeled companion, and an unreadable comment is "unknown," never "Ambivalence" (D-G, F-12).</w:t>
+              <w:t xml:space="preserve">• Scope: own-brand emotion + strengths/gripes ship in the MVP; the competitive comparison rides Phase-1 competitor collection (D-18).</w:t>
             </w:r>
           </w:p>
           <w:p>
@@ -393,7 +393,7 @@
                 <w:sz w:val="20"/>
                 <w:szCs w:val="20"/>
               </w:rPr>
-              <w:t xml:space="preserve">• New security/privacy/integrity requirements: bot defense, admin auth + secrets, PII redaction, conversational safety, age-gate, case dedup/throttle, timezone/UTC, NFR targets (F-8–F-19).</w:t>
+              <w:t xml:space="preserve">• Guardrails: emotion &amp; aspect reads are AI-inferred COMPANION signals — labeled, confidence-scored, never blended into the stated Love/Trust headline (INV-15/INV-16). New R-46–R-50, E-25–E-27, Emotion + Aspect records.</w:t>
             </w:r>
           </w:p>
         </w:tc>
@@ -1070,6 +1070,153 @@
     </w:p>
     <w:p>
       <w:pPr>
+        <w:spacing w:after="140" w:line="300"/>
+      </w:pPr>
+      <w:r>
+        <w:rPr>
+          <w:rFonts w:ascii="Inter" w:cs="Inter" w:eastAsia="Inter" w:hAnsi="Inter"/>
+          <w:color w:val="1A1D21"/>
+          <w:sz w:val="21"/>
+          <w:szCs w:val="21"/>
+        </w:rPr>
+        <w:t xml:space="preserve">AAA Insights lets a company collect feedback — surveys, reviews, ratings, and open comments — unify it, and analyze it with AI to produce plain-language insight the business can act on. It extends this to a competitive view (the same analysis run against tracked competitors) and to acting on what it finds — resolving dissatisfied customers and reinforcing loyal ones, and measuring whether the action worked.</w:t>
+      </w:r>
+    </w:p>
+    <w:p>
+      <w:pPr>
+        <w:spacing w:after="140" w:line="300"/>
+      </w:pPr>
+      <w:r>
+        <w:rPr>
+          <w:rFonts w:ascii="Inter" w:cs="Inter" w:eastAsia="Inter" w:hAnsi="Inter"/>
+          <w:color w:val="1A1D21"/>
+          <w:sz w:val="21"/>
+          <w:szCs w:val="21"/>
+        </w:rPr>
+        <w:t xml:space="preserve">At the heart of the analysis are two complementary relationship indicators: </w:t>
+      </w:r>
+      <w:r>
+        <w:rPr>
+          <w:rFonts w:ascii="Inter" w:cs="Inter" w:eastAsia="Inter" w:hAnsi="Inter"/>
+          <w:b/>
+          <w:bCs/>
+          <w:color w:val="1A1D21"/>
+          <w:sz w:val="21"/>
+          <w:szCs w:val="21"/>
+        </w:rPr>
+        <w:t xml:space="preserve">Brand Love</w:t>
+      </w:r>
+      <w:r>
+        <w:rPr>
+          <w:rFonts w:ascii="Inter" w:cs="Inter" w:eastAsia="Inter" w:hAnsi="Inter"/>
+          <w:color w:val="1A1D21"/>
+          <w:sz w:val="21"/>
+          <w:szCs w:val="21"/>
+        </w:rPr>
+        <w:t xml:space="preserve"> (the emotional pull) and </w:t>
+      </w:r>
+      <w:r>
+        <w:rPr>
+          <w:rFonts w:ascii="Inter" w:cs="Inter" w:eastAsia="Inter" w:hAnsi="Inter"/>
+          <w:b/>
+          <w:bCs/>
+          <w:color w:val="1A1D21"/>
+          <w:sz w:val="21"/>
+          <w:szCs w:val="21"/>
+        </w:rPr>
+        <w:t xml:space="preserve">Brand Trust</w:t>
+      </w:r>
+      <w:r>
+        <w:rPr>
+          <w:rFonts w:ascii="Inter" w:cs="Inter" w:eastAsia="Inter" w:hAnsi="Inter"/>
+          <w:color w:val="1A1D21"/>
+          <w:sz w:val="21"/>
+          <w:szCs w:val="21"/>
+        </w:rPr>
+        <w:t xml:space="preserve"> (confidence the brand is reliable, honest, and acts in the customer’s interest). Measured together they diagnose what neither does alone — an attached customer who no longer trusts the brand is a very different, more fragile situation.</w:t>
+      </w:r>
+    </w:p>
+    <w:p>
+      <w:pPr>
+        <w:spacing w:after="140" w:line="300"/>
+      </w:pPr>
+      <w:r>
+        <w:rPr>
+          <w:rFonts w:ascii="Inter" w:cs="Inter" w:eastAsia="Inter" w:hAnsi="Inter"/>
+          <w:color w:val="1A1D21"/>
+          <w:sz w:val="21"/>
+          <w:szCs w:val="21"/>
+        </w:rPr>
+        <w:t xml:space="preserve">Underneath those indicators, the product reads two things that help a manager empathize and act: the </w:t>
+      </w:r>
+      <w:r>
+        <w:rPr>
+          <w:rFonts w:ascii="Inter" w:cs="Inter" w:eastAsia="Inter" w:hAnsi="Inter"/>
+          <w:b/>
+          <w:bCs/>
+          <w:color w:val="1A1D21"/>
+          <w:sz w:val="21"/>
+          <w:szCs w:val="21"/>
+        </w:rPr>
+        <w:t xml:space="preserve">emotional texture</w:t>
+      </w:r>
+      <w:r>
+        <w:rPr>
+          <w:rFonts w:ascii="Inter" w:cs="Inter" w:eastAsia="Inter" w:hAnsi="Inter"/>
+          <w:color w:val="1A1D21"/>
+          <w:sz w:val="21"/>
+          <w:szCs w:val="21"/>
+        </w:rPr>
+        <w:t xml:space="preserve"> of the experience — the specific emotions customers voice, and how they compare to rivals — and the concrete </w:t>
+      </w:r>
+      <w:r>
+        <w:rPr>
+          <w:rFonts w:ascii="Inter" w:cs="Inter" w:eastAsia="Inter" w:hAnsi="Inter"/>
+          <w:b/>
+          <w:bCs/>
+          <w:color w:val="1A1D21"/>
+          <w:sz w:val="21"/>
+          <w:szCs w:val="21"/>
+        </w:rPr>
+        <w:t xml:space="preserve">strengths and gripes</w:t>
+      </w:r>
+      <w:r>
+        <w:rPr>
+          <w:rFonts w:ascii="Inter" w:cs="Inter" w:eastAsia="Inter" w:hAnsi="Inter"/>
+          <w:color w:val="1A1D21"/>
+          <w:sz w:val="21"/>
+          <w:szCs w:val="21"/>
+        </w:rPr>
+        <w:t xml:space="preserve"> (the pluses and minuses) customers name. These are inferred from open text and stand beside the stated indicators as labeled, evidence-backed reads, never blended into a headline number.</w:t>
+      </w:r>
+    </w:p>
+    <w:p>
+      <w:pPr>
+        <w:spacing w:after="140" w:line="300"/>
+      </w:pPr>
+      <w:r>
+        <w:rPr>
+          <w:rFonts w:ascii="Inter" w:cs="Inter" w:eastAsia="Inter" w:hAnsi="Inter"/>
+          <w:b/>
+          <w:bCs/>
+          <w:color w:val="1A1D21"/>
+          <w:sz w:val="21"/>
+          <w:szCs w:val="21"/>
+        </w:rPr>
+        <w:t xml:space="preserve">Not "another survey tool." </w:t>
+      </w:r>
+      <w:r>
+        <w:rPr>
+          <w:rFonts w:ascii="Inter" w:cs="Inter" w:eastAsia="Inter" w:hAnsi="Inter"/>
+          <w:color w:val="1A1D21"/>
+          <w:sz w:val="21"/>
+          <w:szCs w:val="21"/>
+        </w:rPr>
+        <w:t xml:space="preserve">Survey creation is the on-ramp; the value is what happens after — themes and sentiment, conversational probing, brand-love and trust measurement, a unified hub, competitive benchmarking, insight with recommended actions, and a closed loop that helps the company act and measures the recovery.</w:t>
+      </w:r>
+    </w:p>
+    <w:p>
+      <w:pPr>
         <w:spacing w:after="80" w:before="360"/>
       </w:pPr>
       <w:r>
@@ -1132,6 +1279,31 @@
           <w:szCs w:val="26"/>
         </w:rPr>
         <w:t xml:space="preserve">Two audiences, one product: credible analysis for the business, effortless response for the customer.</w:t>
+      </w:r>
+    </w:p>
+    <w:p>
+      <w:pPr>
+        <w:spacing w:after="140" w:line="300"/>
+      </w:pPr>
+      <w:r>
+        <w:rPr>
+          <w:rFonts w:ascii="Inter" w:cs="Inter" w:eastAsia="Inter" w:hAnsi="Inter"/>
+          <w:b/>
+          <w:bCs/>
+          <w:color w:val="1A1D21"/>
+          <w:sz w:val="21"/>
+          <w:szCs w:val="21"/>
+        </w:rPr>
+        <w:t xml:space="preserve">Primary market: </w:t>
+      </w:r>
+      <w:r>
+        <w:rPr>
+          <w:rFonts w:ascii="Inter" w:cs="Inter" w:eastAsia="Inter" w:hAnsi="Inter"/>
+          <w:color w:val="1A1D21"/>
+          <w:sz w:val="21"/>
+          <w:szCs w:val="21"/>
+        </w:rPr>
+        <w:t xml:space="preserve">SMB / mid-market companies (~10–500 employees) that want to understand customers but have no in-house research team.</w:t>
       </w:r>
     </w:p>
     <w:tbl>
@@ -1535,7 +1707,7 @@
           <w:sz w:val="26"/>
           <w:szCs w:val="26"/>
         </w:rPr>
-        <w:t xml:space="preserve">Eight commitments that shape every design decision.</w:t>
+        <w:t xml:space="preserve">Nine commitments that shape every design decision.</w:t>
       </w:r>
     </w:p>
     <w:p>
@@ -2754,6 +2926,96 @@
     </w:p>
     <w:p>
       <w:pPr>
+        <w:pStyle w:val="ListParagraph"/>
+        <w:numPr>
+          <w:ilvl w:val="0"/>
+          <w:numId w:val="2"/>
+        </w:numPr>
+        <w:spacing w:after="90" w:line="288"/>
+      </w:pPr>
+      <w:r>
+        <w:rPr>
+          <w:rFonts w:ascii="JetBrains Mono" w:cs="JetBrains Mono" w:eastAsia="JetBrains Mono" w:hAnsi="JetBrains Mono"/>
+          <w:b/>
+          <w:bCs/>
+          <w:color w:val="D9763A"/>
+          <w:sz w:val="20"/>
+          <w:szCs w:val="20"/>
+        </w:rPr>
+        <w:t xml:space="preserve">O-17  </w:t>
+      </w:r>
+      <w:r>
+        <w:rPr>
+          <w:rFonts w:ascii="Inter" w:cs="Inter" w:eastAsia="Inter" w:hAnsi="Inter"/>
+          <w:color w:val="1A1D21"/>
+          <w:sz w:val="21"/>
+          <w:szCs w:val="21"/>
+        </w:rPr>
+        <w:t xml:space="preserve">(v7) Emotion profile — for a brand and filtered set, the distribution of emotions expressed in open text and transcripts, using a compact headline taxonomy (~7 emotions: pride, delight, relief/reassurance, hope vs. frustration, disappointment, anger/anxiety), each with intensity, confidence, and representative verbatims, plus trend. Each headline emotion rolls up a finer sub-emotion set to drill into (D-17). "No emotion detected" is its own bucket, never a forced neutral (INV-15). A labeled companion signal — never blended into the stated Love/Trust Indices (INV-4, INV-14, INV-16).</w:t>
+      </w:r>
+    </w:p>
+    <w:p>
+      <w:pPr>
+        <w:pStyle w:val="ListParagraph"/>
+        <w:numPr>
+          <w:ilvl w:val="0"/>
+          <w:numId w:val="2"/>
+        </w:numPr>
+        <w:spacing w:after="90" w:line="288"/>
+      </w:pPr>
+      <w:r>
+        <w:rPr>
+          <w:rFonts w:ascii="JetBrains Mono" w:cs="JetBrains Mono" w:eastAsia="JetBrains Mono" w:hAnsi="JetBrains Mono"/>
+          <w:b/>
+          <w:bCs/>
+          <w:color w:val="D9763A"/>
+          <w:sz w:val="20"/>
+          <w:szCs w:val="20"/>
+        </w:rPr>
+        <w:t xml:space="preserve">O-18  </w:t>
+      </w:r>
+      <w:r>
+        <w:rPr>
+          <w:rFonts w:ascii="Inter" w:cs="Inter" w:eastAsia="Inter" w:hAnsi="Inter"/>
+          <w:color w:val="1A1D21"/>
+          <w:sz w:val="21"/>
+          <w:szCs w:val="21"/>
+        </w:rPr>
+        <w:t xml:space="preserve">(v7) Strengths &amp; Gripes — the pluses and minuses customers name, extracted per aspect (product quality, price/value, support responsiveness, delivery, ease of use): each with polarity (+/−), volume, representative quotes, and a ranking by association with Brand Love / Trust movement (labeled association, not causation). Aspects are account-configurable; low-confidence aspects excluded from headline figures. Traceable to source responses (INV-3).</w:t>
+      </w:r>
+    </w:p>
+    <w:p>
+      <w:pPr>
+        <w:pStyle w:val="ListParagraph"/>
+        <w:numPr>
+          <w:ilvl w:val="0"/>
+          <w:numId w:val="2"/>
+        </w:numPr>
+        <w:spacing w:after="90" w:line="288"/>
+      </w:pPr>
+      <w:r>
+        <w:rPr>
+          <w:rFonts w:ascii="JetBrains Mono" w:cs="JetBrains Mono" w:eastAsia="JetBrains Mono" w:hAnsi="JetBrains Mono"/>
+          <w:b/>
+          <w:bCs/>
+          <w:color w:val="D9763A"/>
+          <w:sz w:val="20"/>
+          <w:szCs w:val="20"/>
+        </w:rPr>
+        <w:t xml:space="preserve">O-19  </w:t>
+      </w:r>
+      <w:r>
+        <w:rPr>
+          <w:rFonts w:ascii="Inter" w:cs="Inter" w:eastAsia="Inter" w:hAnsi="Inter"/>
+          <w:color w:val="1A1D21"/>
+          <w:sz w:val="21"/>
+          <w:szCs w:val="21"/>
+        </w:rPr>
+        <w:t xml:space="preserve">(v7; Phase 1) Emotion &amp; Strengths/Gripes — competitive comparison — own brand vs. tracked competitors on the emotion profile and on strengths/gripes, side by side over a period (e.g. "your customers voice pride and relief; Competitor X’s voice frustration around billing"). Built only on lawfully-collected public reviews (DPS-7), aggregate only (INV-9, INV-11).</w:t>
+      </w:r>
+    </w:p>
+    <w:p>
+      <w:pPr>
         <w:spacing w:after="80" w:before="360"/>
       </w:pPr>
       <w:r>
@@ -3495,6 +3757,172 @@
           <w:sz w:val="22"/>
           <w:szCs w:val="22"/>
         </w:rPr>
+        <w:t xml:space="preserve">Emotion &amp; experience analysis  (v7)</w:t>
+      </w:r>
+    </w:p>
+    <w:p>
+      <w:pPr>
+        <w:pStyle w:val="ListParagraph"/>
+        <w:numPr>
+          <w:ilvl w:val="0"/>
+          <w:numId w:val="2"/>
+        </w:numPr>
+        <w:spacing w:after="90" w:line="288"/>
+      </w:pPr>
+      <w:r>
+        <w:rPr>
+          <w:rFonts w:ascii="JetBrains Mono" w:cs="JetBrains Mono" w:eastAsia="JetBrains Mono" w:hAnsi="JetBrains Mono"/>
+          <w:b/>
+          <w:bCs/>
+          <w:color w:val="D9763A"/>
+          <w:sz w:val="20"/>
+          <w:szCs w:val="20"/>
+        </w:rPr>
+        <w:t xml:space="preserve">R-46  </w:t>
+      </w:r>
+      <w:r>
+        <w:rPr>
+          <w:rFonts w:ascii="Inter" w:cs="Inter" w:eastAsia="Inter" w:hAnsi="Inter"/>
+          <w:color w:val="1A1D21"/>
+          <w:sz w:val="21"/>
+          <w:szCs w:val="21"/>
+        </w:rPr>
+        <w:t xml:space="preserve">Detect the emotions expressed in open text and conversational transcripts and classify each to a compact headline taxonomy (~7 emotions) that rolls up a finer sub-emotion set. Each read is labeled inferred, carries intensity and confidence, and produces the per-brand emotion profile (O-17) with verbatims and trend. A comment with no readable affect is "no emotion detected," never a forced neutral (INV-15).</w:t>
+      </w:r>
+    </w:p>
+    <w:p>
+      <w:pPr>
+        <w:pStyle w:val="ListParagraph"/>
+        <w:numPr>
+          <w:ilvl w:val="0"/>
+          <w:numId w:val="2"/>
+        </w:numPr>
+        <w:spacing w:after="90" w:line="288"/>
+      </w:pPr>
+      <w:r>
+        <w:rPr>
+          <w:rFonts w:ascii="JetBrains Mono" w:cs="JetBrains Mono" w:eastAsia="JetBrains Mono" w:hAnsi="JetBrains Mono"/>
+          <w:b/>
+          <w:bCs/>
+          <w:color w:val="D9763A"/>
+          <w:sz w:val="20"/>
+          <w:szCs w:val="20"/>
+        </w:rPr>
+        <w:t xml:space="preserve">R-47  </w:t>
+      </w:r>
+      <w:r>
+        <w:rPr>
+          <w:rFonts w:ascii="Inter" w:cs="Inter" w:eastAsia="Inter" w:hAnsi="Inter"/>
+          <w:color w:val="1A1D21"/>
+          <w:sz w:val="21"/>
+          <w:szCs w:val="21"/>
+        </w:rPr>
+        <w:t xml:space="preserve">Drill down from any headline emotion to its granular sub-emotions and the underlying verbatims (INV-3), so the compact view stays readable while analysts can go deeper (D-17).</w:t>
+      </w:r>
+    </w:p>
+    <w:p>
+      <w:pPr>
+        <w:pStyle w:val="ListParagraph"/>
+        <w:numPr>
+          <w:ilvl w:val="0"/>
+          <w:numId w:val="2"/>
+        </w:numPr>
+        <w:spacing w:after="90" w:line="288"/>
+      </w:pPr>
+      <w:r>
+        <w:rPr>
+          <w:rFonts w:ascii="JetBrains Mono" w:cs="JetBrains Mono" w:eastAsia="JetBrains Mono" w:hAnsi="JetBrains Mono"/>
+          <w:b/>
+          <w:bCs/>
+          <w:color w:val="D9763A"/>
+          <w:sz w:val="20"/>
+          <w:szCs w:val="20"/>
+        </w:rPr>
+        <w:t xml:space="preserve">R-48  </w:t>
+      </w:r>
+      <w:r>
+        <w:rPr>
+          <w:rFonts w:ascii="Inter" w:cs="Inter" w:eastAsia="Inter" w:hAnsi="Inter"/>
+          <w:color w:val="1A1D21"/>
+          <w:sz w:val="21"/>
+          <w:szCs w:val="21"/>
+        </w:rPr>
+        <w:t xml:space="preserve">Extract aspect-based strengths and gripes from comments — the attributes customers praise or criticize, each with polarity, volume, and representative quotes — and rank them by volume and by association with Brand Love / Trust movement (association, not causation). Aspects are account-configurable; produce O-18. Guarded against fabricated aspects (only aspects grounded in verbatims; low-confidence excluded — E-26).</w:t>
+      </w:r>
+    </w:p>
+    <w:p>
+      <w:pPr>
+        <w:pStyle w:val="ListParagraph"/>
+        <w:numPr>
+          <w:ilvl w:val="0"/>
+          <w:numId w:val="2"/>
+        </w:numPr>
+        <w:spacing w:after="90" w:line="288"/>
+      </w:pPr>
+      <w:r>
+        <w:rPr>
+          <w:rFonts w:ascii="JetBrains Mono" w:cs="JetBrains Mono" w:eastAsia="JetBrains Mono" w:hAnsi="JetBrains Mono"/>
+          <w:b/>
+          <w:bCs/>
+          <w:color w:val="D9763A"/>
+          <w:sz w:val="20"/>
+          <w:szCs w:val="20"/>
+        </w:rPr>
+        <w:t xml:space="preserve">R-49  </w:t>
+      </w:r>
+      <w:r>
+        <w:rPr>
+          <w:rFonts w:ascii="Inter" w:cs="Inter" w:eastAsia="Inter" w:hAnsi="Inter"/>
+          <w:color w:val="1A1D21"/>
+          <w:sz w:val="21"/>
+          <w:szCs w:val="21"/>
+        </w:rPr>
+        <w:t xml:space="preserve">(Phase 1) Compare emotion profiles and strengths/gripes across own brand and tracked competitors (O-19), computed on lawfully-collected public reviews (DPS-7) at aggregate level only (INV-9, INV-11).</w:t>
+      </w:r>
+    </w:p>
+    <w:p>
+      <w:pPr>
+        <w:pStyle w:val="ListParagraph"/>
+        <w:numPr>
+          <w:ilvl w:val="0"/>
+          <w:numId w:val="2"/>
+        </w:numPr>
+        <w:spacing w:after="90" w:line="288"/>
+      </w:pPr>
+      <w:r>
+        <w:rPr>
+          <w:rFonts w:ascii="JetBrains Mono" w:cs="JetBrains Mono" w:eastAsia="JetBrains Mono" w:hAnsi="JetBrains Mono"/>
+          <w:b/>
+          <w:bCs/>
+          <w:color w:val="D9763A"/>
+          <w:sz w:val="20"/>
+          <w:szCs w:val="20"/>
+        </w:rPr>
+        <w:t xml:space="preserve">R-50  </w:t>
+      </w:r>
+      <w:r>
+        <w:rPr>
+          <w:rFonts w:ascii="Inter" w:cs="Inter" w:eastAsia="Inter" w:hAnsi="Inter"/>
+          <w:color w:val="1A1D21"/>
+          <w:sz w:val="21"/>
+          <w:szCs w:val="21"/>
+        </w:rPr>
+        <w:t xml:space="preserve">Be transparent about the method — publish the emotion taxonomy and its headline→sub-emotion roll-up mapping, and carry model_version/confidence on every emotion and aspect read (leave-no-black-box; NFR-6). Emotion and aspect reads are companion signals, never blended into a stated headline (INV-16).</w:t>
+      </w:r>
+    </w:p>
+    <w:p>
+      <w:pPr>
+        <w:spacing w:after="90" w:before="200"/>
+      </w:pPr>
+      <w:r>
+        <w:rPr>
+          <w:rFonts w:ascii="Inter" w:cs="Inter" w:eastAsia="Inter" w:hAnsi="Inter"/>
+          <w:b/>
+          <w:bCs/>
+          <w:color w:val="1A1D21"/>
+          <w:sz w:val="22"/>
+          <w:szCs w:val="22"/>
+        </w:rPr>
         <w:t xml:space="preserve">Unified customer &amp; competitive insight</w:t>
       </w:r>
     </w:p>
@@ -4784,6 +5212,66 @@
     </w:p>
     <w:p>
       <w:pPr>
+        <w:pStyle w:val="ListParagraph"/>
+        <w:numPr>
+          <w:ilvl w:val="0"/>
+          <w:numId w:val="2"/>
+        </w:numPr>
+        <w:spacing w:after="90" w:line="288"/>
+      </w:pPr>
+      <w:r>
+        <w:rPr>
+          <w:rFonts w:ascii="JetBrains Mono" w:cs="JetBrains Mono" w:eastAsia="JetBrains Mono" w:hAnsi="JetBrains Mono"/>
+          <w:b/>
+          <w:bCs/>
+          <w:color w:val="D9763A"/>
+          <w:sz w:val="20"/>
+          <w:szCs w:val="20"/>
+        </w:rPr>
+        <w:t xml:space="preserve">INV-15  </w:t>
+      </w:r>
+      <w:r>
+        <w:rPr>
+          <w:rFonts w:ascii="Inter" w:cs="Inter" w:eastAsia="Inter" w:hAnsi="Inter"/>
+          <w:color w:val="1A1D21"/>
+          <w:sz w:val="21"/>
+          <w:szCs w:val="21"/>
+        </w:rPr>
+        <w:t xml:space="preserve">(v7) Emotion and aspect (strengths/gripes) reads are AI-inferred COMPANION signals — always labeled inferred, always carrying confidence, and never blended into the stated Brand Love / Trust headline Indices. A comment with no readable affect is "no emotion detected," a distinct bucket, never a neutral emotion.</w:t>
+      </w:r>
+    </w:p>
+    <w:p>
+      <w:pPr>
+        <w:pStyle w:val="ListParagraph"/>
+        <w:numPr>
+          <w:ilvl w:val="0"/>
+          <w:numId w:val="2"/>
+        </w:numPr>
+        <w:spacing w:after="90" w:line="288"/>
+      </w:pPr>
+      <w:r>
+        <w:rPr>
+          <w:rFonts w:ascii="JetBrains Mono" w:cs="JetBrains Mono" w:eastAsia="JetBrains Mono" w:hAnsi="JetBrains Mono"/>
+          <w:b/>
+          <w:bCs/>
+          <w:color w:val="D9763A"/>
+          <w:sz w:val="20"/>
+          <w:szCs w:val="20"/>
+        </w:rPr>
+        <w:t xml:space="preserve">INV-16  </w:t>
+      </w:r>
+      <w:r>
+        <w:rPr>
+          <w:rFonts w:ascii="Inter" w:cs="Inter" w:eastAsia="Inter" w:hAnsi="Inter"/>
+          <w:color w:val="1A1D21"/>
+          <w:sz w:val="21"/>
+          <w:szCs w:val="21"/>
+        </w:rPr>
+        <w:t xml:space="preserve">(v7) Emotion is a DISTINCT lens from Brand Love, Brand Trust, and sentiment — reported alongside them, never collapsed into any one. Any "emotion/aspect → Love/Trust" relationship is presented as association, not causation.</w:t>
+      </w:r>
+    </w:p>
+    <w:p>
+      <w:pPr>
         <w:spacing w:after="80" w:before="360"/>
       </w:pPr>
       <w:r>
@@ -5566,6 +6054,96 @@
           <w:szCs w:val="21"/>
         </w:rPr>
         <w:t xml:space="preserve">(v6) No stated reads in scope — if a filtered set has no stated Love/Trust, the headline Index shows "no stated data" and only the labeled inferred signal is shown.</w:t>
+      </w:r>
+    </w:p>
+    <w:p>
+      <w:pPr>
+        <w:pStyle w:val="ListParagraph"/>
+        <w:numPr>
+          <w:ilvl w:val="0"/>
+          <w:numId w:val="2"/>
+        </w:numPr>
+        <w:spacing w:after="90" w:line="288"/>
+      </w:pPr>
+      <w:r>
+        <w:rPr>
+          <w:rFonts w:ascii="JetBrains Mono" w:cs="JetBrains Mono" w:eastAsia="JetBrains Mono" w:hAnsi="JetBrains Mono"/>
+          <w:b/>
+          <w:bCs/>
+          <w:color w:val="D9763A"/>
+          <w:sz w:val="20"/>
+          <w:szCs w:val="20"/>
+        </w:rPr>
+        <w:t xml:space="preserve">E-25  </w:t>
+      </w:r>
+      <w:r>
+        <w:rPr>
+          <w:rFonts w:ascii="Inter" w:cs="Inter" w:eastAsia="Inter" w:hAnsi="Inter"/>
+          <w:color w:val="1A1D21"/>
+          <w:sz w:val="21"/>
+          <w:szCs w:val="21"/>
+        </w:rPr>
+        <w:t xml:space="preserve">(v7) Mixed / conflicting emotions in one comment — represented as multiple emotions with intensities, not forced to one label; contributes to each, counted once per dimension (INV-2).</w:t>
+      </w:r>
+    </w:p>
+    <w:p>
+      <w:pPr>
+        <w:pStyle w:val="ListParagraph"/>
+        <w:numPr>
+          <w:ilvl w:val="0"/>
+          <w:numId w:val="2"/>
+        </w:numPr>
+        <w:spacing w:after="90" w:line="288"/>
+      </w:pPr>
+      <w:r>
+        <w:rPr>
+          <w:rFonts w:ascii="JetBrains Mono" w:cs="JetBrains Mono" w:eastAsia="JetBrains Mono" w:hAnsi="JetBrains Mono"/>
+          <w:b/>
+          <w:bCs/>
+          <w:color w:val="D9763A"/>
+          <w:sz w:val="20"/>
+          <w:szCs w:val="20"/>
+        </w:rPr>
+        <w:t xml:space="preserve">E-26  </w:t>
+      </w:r>
+      <w:r>
+        <w:rPr>
+          <w:rFonts w:ascii="Inter" w:cs="Inter" w:eastAsia="Inter" w:hAnsi="Inter"/>
+          <w:color w:val="1A1D21"/>
+          <w:sz w:val="21"/>
+          <w:szCs w:val="21"/>
+        </w:rPr>
+        <w:t xml:space="preserve">(v7) Sarcasm / ambiguous affect — low-confidence emotion or aspect reads are flagged and excluded from headline figures until a confidence floor is met; the verbatim stays available.</w:t>
+      </w:r>
+    </w:p>
+    <w:p>
+      <w:pPr>
+        <w:pStyle w:val="ListParagraph"/>
+        <w:numPr>
+          <w:ilvl w:val="0"/>
+          <w:numId w:val="2"/>
+        </w:numPr>
+        <w:spacing w:after="90" w:line="288"/>
+      </w:pPr>
+      <w:r>
+        <w:rPr>
+          <w:rFonts w:ascii="JetBrains Mono" w:cs="JetBrains Mono" w:eastAsia="JetBrains Mono" w:hAnsi="JetBrains Mono"/>
+          <w:b/>
+          <w:bCs/>
+          <w:color w:val="D9763A"/>
+          <w:sz w:val="20"/>
+          <w:szCs w:val="20"/>
+        </w:rPr>
+        <w:t xml:space="preserve">E-27  </w:t>
+      </w:r>
+      <w:r>
+        <w:rPr>
+          <w:rFonts w:ascii="Inter" w:cs="Inter" w:eastAsia="Inter" w:hAnsi="Inter"/>
+          <w:color w:val="1A1D21"/>
+          <w:sz w:val="21"/>
+          <w:szCs w:val="21"/>
+        </w:rPr>
+        <w:t xml:space="preserve">(v7) No emotion / no aspect detectable — the system shows "no signal" rather than fabricating an emotion or a strength/gripe (parallels E-1, E-24).</w:t>
       </w:r>
     </w:p>
     <w:p>
@@ -6742,6 +7320,40 @@
           <w:szCs w:val="26"/>
         </w:rPr>
         <w:t xml:space="preserve">The records the system keeps and how they relate. Physical schema is an Architecture-phase decision.</w:t>
+      </w:r>
+    </w:p>
+    <w:p>
+      <w:pPr>
+        <w:spacing w:after="140" w:line="300"/>
+      </w:pPr>
+      <w:r>
+        <w:rPr>
+          <w:rFonts w:ascii="Inter" w:cs="Inter" w:eastAsia="Inter" w:hAnsi="Inter"/>
+          <w:color w:val="1A1D21"/>
+          <w:sz w:val="21"/>
+          <w:szCs w:val="21"/>
+        </w:rPr>
+        <w:t xml:space="preserve">Every record is scoped to an </w:t>
+      </w:r>
+      <w:r>
+        <w:rPr>
+          <w:rFonts w:ascii="Inter" w:cs="Inter" w:eastAsia="Inter" w:hAnsi="Inter"/>
+          <w:b/>
+          <w:bCs/>
+          <w:color w:val="1A1D21"/>
+          <w:sz w:val="21"/>
+          <w:szCs w:val="21"/>
+        </w:rPr>
+        <w:t xml:space="preserve">Account</w:t>
+      </w:r>
+      <w:r>
+        <w:rPr>
+          <w:rFonts w:ascii="Inter" w:cs="Inter" w:eastAsia="Inter" w:hAnsi="Inter"/>
+          <w:color w:val="1A1D21"/>
+          <w:sz w:val="21"/>
+          <w:szCs w:val="21"/>
+        </w:rPr>
+        <w:t xml:space="preserve"> (tenant) for isolation (INV-6).</w:t>
       </w:r>
     </w:p>
     <w:p>
@@ -7869,6 +8481,51 @@
           <w:sz w:val="21"/>
           <w:szCs w:val="21"/>
         </w:rPr>
+        <w:t xml:space="preserve">Emotion (v7)</w:t>
+      </w:r>
+      <w:r>
+        <w:rPr>
+          <w:rFonts w:ascii="Inter" w:cs="Inter" w:eastAsia="Inter" w:hAnsi="Inter"/>
+          <w:color w:val="1A1D21"/>
+          <w:sz w:val="21"/>
+          <w:szCs w:val="21"/>
+        </w:rPr>
+        <w:t xml:space="preserve"> — derived, ONE OR MORE per record (a comment may carry several — E-25): emotion_id, record_id, emotion_headline (the ~7-set label), sub_emotion (finer — D-17), intensity, valence, model_version/confidence. Always inferred = true; a "no emotion detected" read is stored explicitly, never a neutral emotion (INV-15).   </w:t>
+      </w:r>
+      <w:r>
+        <w:rPr>
+          <w:rFonts w:ascii="Inter" w:cs="Inter" w:eastAsia="Inter" w:hAnsi="Inter"/>
+          <w:b/>
+          <w:bCs/>
+          <w:color w:val="1A1D21"/>
+          <w:sz w:val="21"/>
+          <w:szCs w:val="21"/>
+        </w:rPr>
+        <w:t xml:space="preserve">AspectSentiment (v7)</w:t>
+      </w:r>
+      <w:r>
+        <w:rPr>
+          <w:rFonts w:ascii="Inter" w:cs="Inter" w:eastAsia="Inter" w:hAnsi="Inter"/>
+          <w:color w:val="1A1D21"/>
+          <w:sz w:val="21"/>
+          <w:szCs w:val="21"/>
+        </w:rPr>
+        <w:t xml:space="preserve"> — derived, ZERO OR MORE per record: aspect_id, record_id, aspect_label (account-configurable), polarity (+/−), intensity, confidence. Links to the verbatim (INV-3); feeds the Strengths &amp; Gripes board (O-18).</w:t>
+      </w:r>
+    </w:p>
+    <w:p>
+      <w:pPr>
+        <w:spacing w:after="140" w:line="300"/>
+      </w:pPr>
+      <w:r>
+        <w:rPr>
+          <w:rFonts w:ascii="Inter" w:cs="Inter" w:eastAsia="Inter" w:hAnsi="Inter"/>
+          <w:b/>
+          <w:bCs/>
+          <w:color w:val="1A1D21"/>
+          <w:sz w:val="21"/>
+          <w:szCs w:val="21"/>
+        </w:rPr>
         <w:t xml:space="preserve">Contact (v5)</w:t>
       </w:r>
       <w:r>
@@ -8496,7 +9153,7 @@
           <w:sz w:val="21"/>
           <w:szCs w:val="21"/>
         </w:rPr>
-        <w:t xml:space="preserve"> — a rollup: metric ∈ avg_rating · nps · csat · brand_love_index (stated) · trust_index (stated) · recovery_rate (measured) · case_resolution_rate · avg_time_to_resolve · neg_sentiment_share · response_rate · completion_rate; value + filter_context (INV-2). Theme/ThemeAssignment, Survey/Campaign, Segment, Alert, Account/User/Role (incl. case-owner) round out the model.</w:t>
+        <w:t xml:space="preserve"> — a rollup: metric ∈ avg_rating · nps · csat · brand_love_index (stated) · trust_index (stated) · recovery_rate (measured) · case_resolution_rate · avg_time_to_resolve · neg_sentiment_share · response_rate · completion_rate · emotion_distribution (inferred, companion) · top_strengths / top_gripes (inferred, companion, v7); value + filter_context (INV-2). Theme/ThemeAssignment, Survey/Campaign, Segment, Alert, Account/User/Role (incl. case-owner) round out the model.</w:t>
       </w:r>
     </w:p>
     <w:tbl>
@@ -8749,6 +9406,20 @@
                 <w:sz w:val="20"/>
                 <w:szCs w:val="20"/>
               </w:rPr>
+              <w:t xml:space="preserve">• Emotion &amp; experience (own brand): emotion profile with drill-down + Strengths &amp; Gripes board, as labeled companion reads (R-46–R-48, R-50, O-17, O-18, INV-15, INV-16)</w:t>
+            </w:r>
+          </w:p>
+          <w:p>
+            <w:pPr>
+              <w:spacing w:after="40" w:line="276"/>
+            </w:pPr>
+            <w:r>
+              <w:rPr>
+                <w:rFonts w:ascii="Inter" w:cs="Inter" w:eastAsia="Inter" w:hAnsi="Inter"/>
+                <w:color w:val="1A1D21"/>
+                <w:sz w:val="20"/>
+                <w:szCs w:val="20"/>
+              </w:rPr>
               <w:t xml:space="preserve">• Closed-loop (internal starter): first-party opt-in contact, triggers, RecoveryCase own/track/resolve in-app + team notification, prioritization (R-34–R-37, R-40)</w:t>
             </w:r>
           </w:p>
@@ -8821,6 +9492,25 @@
           <w:szCs w:val="21"/>
         </w:rPr>
         <w:t xml:space="preserve">Competitor config + benchmarking (R-24, R-27, O-9) — CSV / licensed-provider / API first; live web collection (R-25, DPS-7) only after legal sign-off; per-competitor deep-dive (R-28, O-10).</w:t>
+      </w:r>
+    </w:p>
+    <w:p>
+      <w:pPr>
+        <w:pStyle w:val="ListParagraph"/>
+        <w:numPr>
+          <w:ilvl w:val="0"/>
+          <w:numId w:val="2"/>
+        </w:numPr>
+        <w:spacing w:after="90" w:line="288"/>
+      </w:pPr>
+      <w:r>
+        <w:rPr>
+          <w:rFonts w:ascii="Inter" w:cs="Inter" w:eastAsia="Inter" w:hAnsi="Inter"/>
+          <w:color w:val="1A1D21"/>
+          <w:sz w:val="21"/>
+          <w:szCs w:val="21"/>
+        </w:rPr>
+        <w:t xml:space="preserve">Emotion &amp; Strengths/Gripes competitive comparison (R-49, O-19) — own brand vs. competitors, on lawfully-collected public reviews, aggregate only.</w:t>
       </w:r>
     </w:p>
     <w:p>
@@ -9028,6 +9718,104 @@
           <w:szCs w:val="21"/>
         </w:rPr>
         <w:t xml:space="preserve">Keep AAA Insights working name (D-1); build survey engine natively (D-2); provider-abstracted hosting, US residency, no lock-in (D-3); English-only MVP (D-4); GDPR+CCPA (D-5); ~5,000-response target (D-6); hybrid tiered + usage pricing (D-7); no design partner yet (D-8, pending); Brand Love grounded in Batra/Ahuvia/Bagozzi 2012, label "Ambivalence" (D-9); competitors generic &amp; configurable (D-10); CSV-first collection, web after legal sign-off (D-11, sign-off owner pending); 1–5 scale + net Love Index (D-12); per-account 24-mo retention (D-13); single-item + inferred Trust in MVP (D-14); four Trust drivers + net Index (D-15); Closed-Loop pillar #2→#3 (D-16).</w:t>
+      </w:r>
+    </w:p>
+    <w:p>
+      <w:pPr>
+        <w:spacing w:after="90" w:before="200"/>
+      </w:pPr>
+      <w:r>
+        <w:rPr>
+          <w:rFonts w:ascii="Inter" w:cs="Inter" w:eastAsia="Inter" w:hAnsi="Inter"/>
+          <w:b/>
+          <w:bCs/>
+          <w:color w:val="1A1D21"/>
+          <w:sz w:val="22"/>
+          <w:szCs w:val="22"/>
+        </w:rPr>
+        <w:t xml:space="preserve">v7 additions (SPECIFY increment, 2026-07-30)</w:t>
+      </w:r>
+    </w:p>
+    <w:p>
+      <w:pPr>
+        <w:pStyle w:val="ListParagraph"/>
+        <w:numPr>
+          <w:ilvl w:val="0"/>
+          <w:numId w:val="2"/>
+        </w:numPr>
+        <w:spacing w:after="90" w:line="288"/>
+      </w:pPr>
+      <w:r>
+        <w:rPr>
+          <w:rFonts w:ascii="JetBrains Mono" w:cs="JetBrains Mono" w:eastAsia="JetBrains Mono" w:hAnsi="JetBrains Mono"/>
+          <w:b/>
+          <w:bCs/>
+          <w:color w:val="D9763A"/>
+          <w:sz w:val="20"/>
+          <w:szCs w:val="20"/>
+        </w:rPr>
+        <w:t xml:space="preserve">D-17  </w:t>
+      </w:r>
+      <w:r>
+        <w:rPr>
+          <w:rFonts w:ascii="Inter" w:cs="Inter" w:eastAsia="Inter" w:hAnsi="Inter"/>
+          <w:b/>
+          <w:bCs/>
+          <w:color w:val="1A1D21"/>
+          <w:sz w:val="21"/>
+          <w:szCs w:val="21"/>
+        </w:rPr>
+        <w:t xml:space="preserve">Emotion taxonomy — </w:t>
+      </w:r>
+      <w:r>
+        <w:rPr>
+          <w:rFonts w:ascii="Inter" w:cs="Inter" w:eastAsia="Inter" w:hAnsi="Inter"/>
+          <w:color w:val="1A1D21"/>
+          <w:sz w:val="21"/>
+          <w:szCs w:val="21"/>
+        </w:rPr>
+        <w:t xml:space="preserve">a compact, manager-readable headline set (~7 emotions) that rolls up a finer sub-emotion set on demand. Grounded in the consumer-emotion literature (Richins’ Consumption Emotions Set; Laros &amp; Steenkamp’s hierarchy of consumer emotions; Plutchik). Reported as a labeled, confidence-scored companion signal (INV-15/INV-16).</w:t>
+      </w:r>
+    </w:p>
+    <w:p>
+      <w:pPr>
+        <w:pStyle w:val="ListParagraph"/>
+        <w:numPr>
+          <w:ilvl w:val="0"/>
+          <w:numId w:val="2"/>
+        </w:numPr>
+        <w:spacing w:after="90" w:line="288"/>
+      </w:pPr>
+      <w:r>
+        <w:rPr>
+          <w:rFonts w:ascii="JetBrains Mono" w:cs="JetBrains Mono" w:eastAsia="JetBrains Mono" w:hAnsi="JetBrains Mono"/>
+          <w:b/>
+          <w:bCs/>
+          <w:color w:val="D9763A"/>
+          <w:sz w:val="20"/>
+          <w:szCs w:val="20"/>
+        </w:rPr>
+        <w:t xml:space="preserve">D-18  </w:t>
+      </w:r>
+      <w:r>
+        <w:rPr>
+          <w:rFonts w:ascii="Inter" w:cs="Inter" w:eastAsia="Inter" w:hAnsi="Inter"/>
+          <w:b/>
+          <w:bCs/>
+          <w:color w:val="1A1D21"/>
+          <w:sz w:val="21"/>
+          <w:szCs w:val="21"/>
+        </w:rPr>
+        <w:t xml:space="preserve">Scope of the pillar — </w:t>
+      </w:r>
+      <w:r>
+        <w:rPr>
+          <w:rFonts w:ascii="Inter" w:cs="Inter" w:eastAsia="Inter" w:hAnsi="Inter"/>
+          <w:color w:val="1A1D21"/>
+          <w:sz w:val="21"/>
+          <w:szCs w:val="21"/>
+        </w:rPr>
+        <w:t xml:space="preserve">own-brand emotion + Strengths/Gripes ship in the MVP (they reuse the analysis engine); the competitive comparison rides Phase-1 competitor collection. Emotion &amp; Strengths/Gripes are a new research theme for the library.</w:t>
       </w:r>
     </w:p>
     <w:p>
@@ -9824,7 +10612,46 @@
           <w:sz w:val="40"/>
           <w:szCs w:val="40"/>
         </w:rPr>
-        <w:t xml:space="preserve">The CHALLENGE gate</w:t>
+        <w:t xml:space="preserve">The specification gate</w:t>
+      </w:r>
+    </w:p>
+    <w:p>
+      <w:pPr>
+        <w:spacing w:after="140" w:line="300"/>
+      </w:pPr>
+      <w:r>
+        <w:rPr>
+          <w:rFonts w:ascii="Inter" w:cs="Inter" w:eastAsia="Inter" w:hAnsi="Inter"/>
+          <w:color w:val="1A1D21"/>
+          <w:sz w:val="21"/>
+          <w:szCs w:val="21"/>
+        </w:rPr>
+        <w:t xml:space="preserve">v7 adds the Emotion &amp; Experience pillar on top of the v6 CHALLENGE baseline and is ready for your approval. On approval, v7 is the baseline that carries into TEST FIRST (Phase 3) — deriving the test suite from this spec before any implementation. The (confirm) NFR targets (NFR-2/3/8/9) can be confirmed at approval or adjusted.</w:t>
+      </w:r>
+    </w:p>
+    <w:p>
+      <w:pPr>
+        <w:spacing w:after="140" w:line="300"/>
+      </w:pPr>
+      <w:r>
+        <w:rPr>
+          <w:rFonts w:ascii="Inter" w:cs="Inter" w:eastAsia="Inter" w:hAnsi="Inter"/>
+          <w:b/>
+          <w:bCs/>
+          <w:color w:val="1A1D21"/>
+          <w:sz w:val="21"/>
+          <w:szCs w:val="21"/>
+        </w:rPr>
+        <w:t xml:space="preserve">Note: </w:t>
+      </w:r>
+      <w:r>
+        <w:rPr>
+          <w:rFonts w:ascii="Inter" w:cs="Inter" w:eastAsia="Inter" w:hAnsi="Inter"/>
+          <w:color w:val="1A1D21"/>
+          <w:sz w:val="21"/>
+          <w:szCs w:val="21"/>
+        </w:rPr>
+        <w:t xml:space="preserve">the new pillar warrants a light CHALLENGE pass — chiefly on inferred-emotion accuracy and the association-vs-causation framing — which its invariants INV-15/INV-16 and edge cases E-25–E-27 already pre-empt; we can fold any further findings before Phase 3.</w:t>
       </w:r>
     </w:p>
     <w:p>

--- a/AAA_Insights_PRD.docx
+++ b/AAA_Insights_PRD.docx
@@ -133,7 +133,7 @@
           <w:sz w:val="18"/>
           <w:szCs w:val="18"/>
         </w:rPr>
-        <w:t xml:space="preserve">v7 — Draft (Emotion &amp; Experience pillar added — ready for approval)</w:t>
+        <w:t xml:space="preserve">v7.1 — Approved (Emotion &amp; Experience pillar; NFR targets confirmed)</w:t>
       </w:r>
     </w:p>
     <w:p>
@@ -156,7 +156,7 @@
           <w:sz w:val="18"/>
           <w:szCs w:val="18"/>
         </w:rPr>
-        <w:t xml:space="preserve">2026-07-30</w:t>
+        <w:t xml:space="preserve">2026-08-11</w:t>
       </w:r>
     </w:p>
     <w:p>
@@ -225,7 +225,7 @@
           <w:sz w:val="18"/>
           <w:szCs w:val="18"/>
         </w:rPr>
-        <w:t xml:space="preserve">Grounded AI™ — Phase 1 (SPECIFY increment → v7)</w:t>
+        <w:t xml:space="preserve">Grounded AI™ — Phase 1 (SPECIFY → v7.1)</w:t>
       </w:r>
     </w:p>
     <w:p>
@@ -264,7 +264,7 @@
           <w:sz w:val="17"/>
           <w:szCs w:val="17"/>
         </w:rPr>
-        <w:t xml:space="preserve">WHAT CHANGED IN V7</w:t>
+        <w:t xml:space="preserve">WHAT CHANGED IN V7 / V7.1</w:t>
       </w:r>
     </w:p>
     <w:p>
@@ -323,7 +323,21 @@
                 <w:sz w:val="20"/>
                 <w:szCs w:val="20"/>
               </w:rPr>
-              <w:t xml:space="preserve">Revised 2026-07-30 — Emotion &amp; Experience pillar added</w:t>
+              <w:t xml:space="preserve">Emotion &amp; Experience pillar (v7) · NFR targets confirmed (v7.1, 2026-08-11)</w:t>
+            </w:r>
+          </w:p>
+          <w:p>
+            <w:pPr>
+              <w:spacing w:after="40" w:line="276"/>
+            </w:pPr>
+            <w:r>
+              <w:rPr>
+                <w:rFonts w:ascii="Inter" w:cs="Inter" w:eastAsia="Inter" w:hAnsi="Inter"/>
+                <w:color w:val="1A1D21"/>
+                <w:sz w:val="20"/>
+                <w:szCs w:val="20"/>
+              </w:rPr>
+              <w:t xml:space="preserve">• v7.1: confirmed the four NFR targets — analysis p95 ≤ 60 s, 99.9% uptime, trigger ≤ 60 s, and durability tightened to RPO ≤ 1 h / RTO ≤ 8 h (from a 24 h placeholder).</w:t>
             </w:r>
           </w:p>
           <w:p>
@@ -6983,7 +6997,7 @@
           <w:sz w:val="26"/>
           <w:szCs w:val="26"/>
         </w:rPr>
-        <w:t xml:space="preserve">Speed, reliability, access, honesty — testable budgets. (v6: "confirm" targets want your sign-off.)</w:t>
+        <w:t xml:space="preserve">Speed, reliability, access, honesty — testable budgets. (v7.1: NFR-2/3/8/9 targets confirmed.)</w:t>
       </w:r>
     </w:p>
     <w:p>
@@ -7043,7 +7057,7 @@
           <w:sz w:val="21"/>
           <w:szCs w:val="21"/>
         </w:rPr>
-        <w:t xml:space="preserve">(v6) Analysis latency — the MVP size (~5,000 items) returns at p95 ≤ 60 s (confirm); larger sets background with progress.</w:t>
+        <w:t xml:space="preserve">(v7.1) Analysis latency — the MVP size (~5,000 items) returns at p95 ≤ 60 s (confirmed); larger sets background with progress.</w:t>
       </w:r>
     </w:p>
     <w:p>
@@ -7073,7 +7087,7 @@
           <w:sz w:val="21"/>
           <w:szCs w:val="21"/>
         </w:rPr>
-        <w:t xml:space="preserve">(v6) Availability — the collection endpoint targets 99.9% uptime (confirm); ingestion durable even if analysis is degraded.</w:t>
+        <w:t xml:space="preserve">(v7.1) Availability — the collection endpoint targets 99.9% uptime (confirmed); ingestion durable even if analysis is degraded.</w:t>
       </w:r>
     </w:p>
     <w:p>
@@ -7223,7 +7237,7 @@
           <w:sz w:val="21"/>
           <w:szCs w:val="21"/>
         </w:rPr>
-        <w:t xml:space="preserve">(v6) Trigger latency — a dissatisfaction signal opens a RecoveryCase within ≤ 60 s (confirm).</w:t>
+        <w:t xml:space="preserve">(v7.1) Trigger latency — a dissatisfaction signal opens a RecoveryCase within ≤ 60 s (confirmed).</w:t>
       </w:r>
     </w:p>
     <w:p>
@@ -7253,7 +7267,7 @@
           <w:sz w:val="21"/>
           <w:szCs w:val="21"/>
         </w:rPr>
-        <w:t xml:space="preserve">(v6) Durability — RPO ≤ 24 h, RTO ≤ 8 h (confirm); timestamps stored UTC, reporting in the account’s configured timezone.</w:t>
+        <w:t xml:space="preserve">(v7.1) Durability — RPO ≤ 1 h, RTO ≤ 8 h (point-in-time recovery); timestamps stored UTC, reporting in the account’s configured timezone.</w:t>
       </w:r>
     </w:p>
     <w:p>
@@ -10626,7 +10640,7 @@
           <w:sz w:val="21"/>
           <w:szCs w:val="21"/>
         </w:rPr>
-        <w:t xml:space="preserve">v7 adds the Emotion &amp; Experience pillar on top of the v6 CHALLENGE baseline and is ready for your approval. On approval, v7 is the baseline that carries into TEST FIRST (Phase 3) — deriving the test suite from this spec before any implementation. The (confirm) NFR targets (NFR-2/3/8/9) can be confirmed at approval or adjusted.</w:t>
+        <w:t xml:space="preserve">v7 added the Emotion &amp; Experience pillar on the v6 CHALLENGE baseline and was approved; v7.1 confirms the four NFR targets (NFR-2/3/8/9). This approved spec is the baseline that carries into TEST FIRST (Phase 3) and IMPLEMENT (Phase 4).</w:t>
       </w:r>
     </w:p>
     <w:p>
